--- a/template.docx
+++ b/template.docx
@@ -338,7 +338,7 @@
         <w:rPr>
           <w:rFonts w:ascii="ＭＳ Ｐ明朝" w:eastAsia="ＭＳ Ｐ明朝" w:hAnsi="ＭＳ Ｐ明朝" w:cs="Arial"/>
         </w:rPr>
-        <w:t>5</w:t>
+        <w:t>6</w:t>
       </w:r>
       <w:r>
         <w:rPr>
@@ -350,7 +350,7 @@
         <w:rPr>
           <w:rFonts w:ascii="ＭＳ Ｐ明朝" w:eastAsia="ＭＳ Ｐ明朝" w:hAnsi="ＭＳ Ｐ明朝" w:cs="Arial"/>
         </w:rPr>
-        <w:t>6</w:t>
+        <w:t>3</w:t>
       </w:r>
       <w:r>
         <w:rPr>
@@ -362,7 +362,7 @@
         <w:rPr>
           <w:rFonts w:ascii="ＭＳ Ｐ明朝" w:eastAsia="ＭＳ Ｐ明朝" w:hAnsi="ＭＳ Ｐ明朝" w:cs="Arial"/>
         </w:rPr>
-        <w:t>12</w:t>
+        <w:t>2</w:t>
       </w:r>
       <w:r>
         <w:rPr>
@@ -1194,7 +1194,7 @@
       </w:pPr>
       <w:r>
         <w:rPr>
-          <w:rFonts w:ascii="ＭＳ Ｐ明朝" w:eastAsia="ＭＳ Ｐ明朝" w:hAnsi="ＭＳ Ｐ明朝" w:cs="メイリオ"/>
+          <w:rFonts w:ascii="ＭＳ Ｐ明朝" w:eastAsia="ＭＳ Ｐ明朝" w:hAnsi="ＭＳ Ｐ明朝" w:cs="Meiryo"/>
           <w:sz w:val="22"/>
           <w:szCs w:val="22"/>
         </w:rPr>
@@ -1202,7 +1202,7 @@
       </w:r>
       <w:r>
         <w:rPr>
-          <w:rFonts w:ascii="ＭＳ Ｐ明朝" w:eastAsia="ＭＳ Ｐ明朝" w:hAnsi="ＭＳ Ｐ明朝" w:cs="メイリオ"/>
+          <w:rFonts w:ascii="ＭＳ Ｐ明朝" w:eastAsia="ＭＳ Ｐ明朝" w:hAnsi="ＭＳ Ｐ明朝" w:cs="Meiryo"/>
           <w:sz w:val="22"/>
           <w:szCs w:val="22"/>
         </w:rPr>
@@ -1210,7 +1210,7 @@
       </w:r>
       <w:r>
         <w:rPr>
-          <w:rFonts w:ascii="ＭＳ Ｐ明朝" w:eastAsia="ＭＳ Ｐ明朝" w:hAnsi="ＭＳ Ｐ明朝" w:cs="メイリオ"/>
+          <w:rFonts w:ascii="ＭＳ Ｐ明朝" w:eastAsia="ＭＳ Ｐ明朝" w:hAnsi="ＭＳ Ｐ明朝" w:cs="Meiryo"/>
           <w:sz w:val="22"/>
           <w:szCs w:val="22"/>
         </w:rPr>
@@ -2171,14 +2171,14 @@
       <w:pPr>
         <w:ind w:left="240" w:firstLineChars="50" w:firstLine="110"/>
         <w:rPr>
-          <w:rFonts w:ascii="ＭＳ Ｐ明朝" w:eastAsia="ＭＳ Ｐ明朝" w:hAnsi="ＭＳ Ｐ明朝" w:cs="メイリオ"/>
-          <w:sz w:val="22"/>
-          <w:szCs w:val="22"/>
-        </w:rPr>
-      </w:pPr>
-      <w:r>
-        <w:rPr>
-          <w:rFonts w:ascii="ＭＳ Ｐ明朝" w:eastAsia="ＭＳ Ｐ明朝" w:hAnsi="ＭＳ Ｐ明朝" w:cs="メイリオ"/>
+          <w:rFonts w:ascii="ＭＳ Ｐ明朝" w:eastAsia="ＭＳ Ｐ明朝" w:hAnsi="ＭＳ Ｐ明朝" w:cs="Meiryo"/>
+          <w:sz w:val="22"/>
+          <w:szCs w:val="22"/>
+        </w:rPr>
+      </w:pPr>
+      <w:r>
+        <w:rPr>
+          <w:rFonts w:ascii="ＭＳ Ｐ明朝" w:eastAsia="ＭＳ Ｐ明朝" w:hAnsi="ＭＳ Ｐ明朝" w:cs="Meiryo"/>
           <w:sz w:val="22"/>
           <w:szCs w:val="22"/>
         </w:rPr>
@@ -2189,7 +2189,7 @@
       <w:pPr>
         <w:ind w:left="240" w:firstLineChars="50" w:firstLine="110"/>
         <w:rPr>
-          <w:rFonts w:ascii="ＭＳ Ｐ明朝" w:eastAsia="ＭＳ Ｐ明朝" w:hAnsi="ＭＳ Ｐ明朝" w:cs="メイリオ"/>
+          <w:rFonts w:ascii="ＭＳ Ｐ明朝" w:eastAsia="ＭＳ Ｐ明朝" w:hAnsi="ＭＳ Ｐ明朝" w:cs="Meiryo"/>
           <w:sz w:val="22"/>
           <w:szCs w:val="22"/>
         </w:rPr>
@@ -2343,7 +2343,7 @@
     </w:p>
     <w:p>
       <w:pPr>
-        <w:ind w:leftChars="171" w:left="410" w:firstLineChars="175" w:firstLine="422"/>
+        <w:ind w:leftChars="171" w:left="410" w:firstLineChars="175" w:firstLine="428"/>
         <w:rPr>
           <w:rFonts w:ascii="ＭＳ Ｐ明朝" w:eastAsia="ＭＳ Ｐ明朝" w:hAnsi="ＭＳ Ｐ明朝" w:cs="Arial"/>
           <w:b/>
@@ -2353,7 +2353,7 @@
     </w:p>
     <w:p>
       <w:pPr>
-        <w:ind w:leftChars="171" w:left="410" w:firstLineChars="175" w:firstLine="422"/>
+        <w:ind w:leftChars="171" w:left="410" w:firstLineChars="175" w:firstLine="428"/>
         <w:rPr>
           <w:rFonts w:ascii="ＭＳ Ｐ明朝" w:eastAsia="ＭＳ Ｐ明朝" w:hAnsi="ＭＳ Ｐ明朝" w:cs="Arial"/>
           <w:b/>
@@ -2385,7 +2385,7 @@
           <w:color w:val="000000"/>
           <w:u w:val="single"/>
         </w:rPr>
-        <w:t>5,104</w:t>
+        <w:t>113</w:t>
       </w:r>
       <w:r>
         <w:rPr>
@@ -2412,7 +2412,7 @@
           <w:color w:val="000000"/>
           <w:u w:val="single"/>
         </w:rPr>
-        <w:t>51.04</w:t>
+        <w:t>1.13</w:t>
       </w:r>
       <w:r>
         <w:rPr>
@@ -2448,7 +2448,7 @@
           <w:color w:val="000000"/>
           <w:u w:val="single"/>
         </w:rPr>
-        <w:t>23.2</w:t>
+        <w:t>1.03</w:t>
       </w:r>
       <w:r>
         <w:rPr>
@@ -2457,15 +2457,6 @@
           <w:color w:val="000000"/>
           <w:u w:val="single"/>
         </w:rPr>
-        <w:t>0</w:t>
-      </w:r>
-      <w:r>
-        <w:rPr>
-          <w:rFonts w:ascii="ＭＳ Ｐ明朝" w:eastAsia="ＭＳ Ｐ明朝" w:hAnsi="ＭＳ Ｐ明朝" w:cs="Arial"/>
-          <w:b/>
-          <w:color w:val="000000"/>
-          <w:u w:val="single"/>
-        </w:rPr>
         <w:t>%）</w:t>
       </w:r>
     </w:p>
@@ -2715,7 +2706,7 @@
     </w:p>
     <w:p>
       <w:pPr>
-        <w:ind w:leftChars="171" w:left="410" w:firstLineChars="175" w:firstLine="422"/>
+        <w:ind w:leftChars="171" w:left="410" w:firstLineChars="175" w:firstLine="428"/>
         <w:rPr>
           <w:rFonts w:ascii="ＭＳ Ｐ明朝" w:eastAsia="ＭＳ Ｐ明朝" w:hAnsi="ＭＳ Ｐ明朝" w:cs="Arial"/>
           <w:b/>
@@ -2999,7 +2990,7 @@
           <w:sz w:val="22"/>
           <w:szCs w:val="22"/>
         </w:rPr>
-        <w:t>5</w:t>
+        <w:t>6</w:t>
       </w:r>
       <w:r>
         <w:rPr>
@@ -3015,7 +3006,7 @@
           <w:sz w:val="22"/>
           <w:szCs w:val="22"/>
         </w:rPr>
-        <w:t>6</w:t>
+        <w:t>3</w:t>
       </w:r>
       <w:r>
         <w:rPr>
@@ -3031,15 +3022,15 @@
           <w:sz w:val="22"/>
           <w:szCs w:val="22"/>
         </w:rPr>
-        <w:t>13</w:t>
-      </w:r>
-      <w:r>
-        <w:rPr>
-          <w:rFonts w:ascii="ＭＳ Ｐ明朝" w:eastAsia="ＭＳ Ｐ明朝" w:hAnsi="ＭＳ Ｐ明朝" w:cs="Arial"/>
-          <w:sz w:val="22"/>
-          <w:szCs w:val="22"/>
-        </w:rPr>
-        <w:t>日を基準日として行っております。</w:t>
+        <w:t>2日</w:t>
+      </w:r>
+      <w:r>
+        <w:rPr>
+          <w:rFonts w:ascii="ＭＳ Ｐ明朝" w:eastAsia="ＭＳ Ｐ明朝" w:hAnsi="ＭＳ Ｐ明朝" w:cs="Arial"/>
+          <w:sz w:val="22"/>
+          <w:szCs w:val="22"/>
+        </w:rPr>
+        <w:t>を基準日として行っております。</w:t>
       </w:r>
     </w:p>
     <w:p>
@@ -3793,7 +3784,7 @@
                 <w:sz w:val="22"/>
                 <w:szCs w:val="22"/>
               </w:rPr>
-              <w:t>2</w:t>
+              <w:t>1</w:t>
             </w:r>
             <w:r>
               <w:rPr>
@@ -3801,7 +3792,7 @@
                 <w:sz w:val="22"/>
                 <w:szCs w:val="22"/>
               </w:rPr>
-              <w:t>2</w:t>
+              <w:t>1</w:t>
             </w:r>
             <w:r>
               <w:rPr>
@@ -3838,7 +3829,7 @@
                 <w:sz w:val="22"/>
                 <w:szCs w:val="22"/>
               </w:rPr>
-              <w:t>95</w:t>
+              <w:t>110</w:t>
             </w:r>
             <w:r>
               <w:rPr>
@@ -3867,19 +3858,19 @@
                 <w:sz w:val="22"/>
                 <w:szCs w:val="22"/>
               </w:rPr>
-              <w:t>3</w:t>
-            </w:r>
-            <w:r>
-              <w:rPr>
-                <w:rFonts w:ascii="ＭＳ Ｐ明朝" w:eastAsia="ＭＳ Ｐ明朝" w:hAnsi="ＭＳ Ｐ明朝" w:cs="Arial"/>
-                <w:sz w:val="22"/>
-                <w:szCs w:val="22"/>
-              </w:rPr>
-              <w:t>4.47</w:t>
-            </w:r>
-            <w:r>
-              <w:rPr>
-                <w:rFonts w:ascii="ＭＳ Ｐ明朝" w:eastAsia="ＭＳ Ｐ明朝" w:hAnsi="ＭＳ Ｐ明朝" w:cs="Arial" w:hint="eastAsia"/>
+              <w:t>6</w:t>
+            </w:r>
+            <w:r>
+              <w:rPr>
+                <w:rFonts w:ascii="ＭＳ Ｐ明朝" w:eastAsia="ＭＳ Ｐ明朝" w:hAnsi="ＭＳ Ｐ明朝" w:cs="Arial"/>
+                <w:sz w:val="22"/>
+                <w:szCs w:val="22"/>
+              </w:rPr>
+              <w:t>2.54</w:t>
+            </w:r>
+            <w:r>
+              <w:rPr>
+                <w:rFonts w:ascii="ＭＳ Ｐ明朝" w:eastAsia="ＭＳ Ｐ明朝" w:hAnsi="ＭＳ Ｐ明朝" w:cs="Arial"/>
                 <w:sz w:val="22"/>
                 <w:szCs w:val="22"/>
               </w:rPr>
@@ -3914,27 +3905,27 @@
             </w:pPr>
             <w:r>
               <w:rPr>
+                <w:rFonts w:ascii="ＭＳ Ｐ明朝" w:eastAsia="ＭＳ Ｐ明朝" w:hAnsi="ＭＳ Ｐ明朝" w:cs="Arial"/>
+                <w:sz w:val="22"/>
+                <w:szCs w:val="22"/>
+              </w:rPr>
+              <w:t>2026</w:t>
+            </w:r>
+            <w:r>
+              <w:rPr>
                 <w:rFonts w:ascii="ＭＳ Ｐ明朝" w:eastAsia="ＭＳ Ｐ明朝" w:hAnsi="ＭＳ Ｐ明朝" w:cs="Arial" w:hint="eastAsia"/>
                 <w:sz w:val="22"/>
                 <w:szCs w:val="22"/>
               </w:rPr>
-              <w:t>2</w:t>
-            </w:r>
-            <w:r>
-              <w:rPr>
-                <w:rFonts w:ascii="ＭＳ Ｐ明朝" w:eastAsia="ＭＳ Ｐ明朝" w:hAnsi="ＭＳ Ｐ明朝" w:cs="Arial"/>
-                <w:sz w:val="22"/>
-                <w:szCs w:val="22"/>
-              </w:rPr>
-              <w:t>02</w:t>
-            </w:r>
-            <w:r>
-              <w:rPr>
-                <w:rFonts w:ascii="ＭＳ Ｐ明朝" w:eastAsia="ＭＳ Ｐ明朝" w:hAnsi="ＭＳ Ｐ明朝" w:cs="Arial"/>
-                <w:sz w:val="22"/>
-                <w:szCs w:val="22"/>
-              </w:rPr>
-              <w:t>5</w:t>
+              <w:t>年</w:t>
+            </w:r>
+            <w:r>
+              <w:rPr>
+                <w:rFonts w:ascii="ＭＳ Ｐ明朝" w:eastAsia="ＭＳ Ｐ明朝" w:hAnsi="ＭＳ Ｐ明朝" w:cs="Arial"/>
+                <w:sz w:val="22"/>
+                <w:szCs w:val="22"/>
+              </w:rPr>
+              <w:t>3</w:t>
             </w:r>
             <w:r>
               <w:rPr>
@@ -3942,6 +3933,60 @@
                 <w:sz w:val="22"/>
                 <w:szCs w:val="22"/>
               </w:rPr>
+              <w:t>月</w:t>
+            </w:r>
+            <w:r>
+              <w:rPr>
+                <w:rFonts w:ascii="ＭＳ Ｐ明朝" w:eastAsia="ＭＳ Ｐ明朝" w:hAnsi="ＭＳ Ｐ明朝" w:cs="Arial"/>
+                <w:sz w:val="22"/>
+                <w:szCs w:val="22"/>
+              </w:rPr>
+              <w:t>3</w:t>
+            </w:r>
+            <w:r>
+              <w:rPr>
+                <w:rFonts w:ascii="ＭＳ Ｐ明朝" w:eastAsia="ＭＳ Ｐ明朝" w:hAnsi="ＭＳ Ｐ明朝" w:cs="Arial" w:hint="eastAsia"/>
+                <w:sz w:val="22"/>
+                <w:szCs w:val="22"/>
+              </w:rPr>
+              <w:t>日</w:t>
+            </w:r>
+            <w:r>
+              <w:rPr>
+                <w:rFonts w:ascii="ＭＳ Ｐ明朝" w:eastAsia="ＭＳ Ｐ明朝" w:hAnsi="ＭＳ Ｐ明朝" w:cs="Arial"/>
+                <w:sz w:val="22"/>
+                <w:szCs w:val="22"/>
+              </w:rPr>
+              <w:t>-</w:t>
+            </w:r>
+          </w:p>
+          <w:p>
+            <w:pPr>
+              <w:tabs>
+                <w:tab w:val="left" w:pos="318"/>
+              </w:tabs>
+              <w:spacing w:line="360" w:lineRule="auto"/>
+              <w:ind w:rightChars="-43" w:right="-103"/>
+              <w:rPr>
+                <w:rFonts w:ascii="ＭＳ Ｐ明朝" w:eastAsia="ＭＳ Ｐ明朝" w:hAnsi="ＭＳ Ｐ明朝" w:cs="Arial" w:hint="eastAsia"/>
+                <w:sz w:val="22"/>
+                <w:szCs w:val="22"/>
+              </w:rPr>
+            </w:pPr>
+            <w:r>
+              <w:rPr>
+                <w:rFonts w:ascii="ＭＳ Ｐ明朝" w:eastAsia="ＭＳ Ｐ明朝" w:hAnsi="ＭＳ Ｐ明朝" w:cs="Arial"/>
+                <w:sz w:val="22"/>
+                <w:szCs w:val="22"/>
+              </w:rPr>
+              <w:t>2026</w:t>
+            </w:r>
+            <w:r>
+              <w:rPr>
+                <w:rFonts w:ascii="ＭＳ Ｐ明朝" w:eastAsia="ＭＳ Ｐ明朝" w:hAnsi="ＭＳ Ｐ明朝" w:cs="Arial" w:hint="eastAsia"/>
+                <w:sz w:val="22"/>
+                <w:szCs w:val="22"/>
+              </w:rPr>
               <w:t>年</w:t>
             </w:r>
             <w:r>
@@ -3950,7 +3995,7 @@
                 <w:sz w:val="22"/>
                 <w:szCs w:val="22"/>
               </w:rPr>
-              <w:t>8</w:t>
+              <w:t>3</w:t>
             </w:r>
             <w:r>
               <w:rPr>
@@ -3966,7 +4011,7 @@
                 <w:sz w:val="22"/>
                 <w:szCs w:val="22"/>
               </w:rPr>
-              <w:t>16</w:t>
+              <w:t>4</w:t>
             </w:r>
             <w:r>
               <w:rPr>
@@ -3976,93 +4021,35 @@
               </w:rPr>
               <w:t>日</w:t>
             </w:r>
-            <w:r>
-              <w:rPr>
-                <w:rFonts w:ascii="ＭＳ Ｐ明朝" w:eastAsia="ＭＳ Ｐ明朝" w:hAnsi="ＭＳ Ｐ明朝" w:cs="Arial"/>
-                <w:sz w:val="22"/>
-                <w:szCs w:val="22"/>
-              </w:rPr>
-              <w:t>-20</w:t>
-            </w:r>
-            <w:r>
-              <w:rPr>
-                <w:rFonts w:ascii="ＭＳ Ｐ明朝" w:eastAsia="ＭＳ Ｐ明朝" w:hAnsi="ＭＳ Ｐ明朝" w:cs="Arial"/>
-                <w:sz w:val="22"/>
-                <w:szCs w:val="22"/>
-              </w:rPr>
-              <w:t>3</w:t>
-            </w:r>
-            <w:r>
-              <w:rPr>
-                <w:rFonts w:ascii="ＭＳ Ｐ明朝" w:eastAsia="ＭＳ Ｐ明朝" w:hAnsi="ＭＳ Ｐ明朝" w:cs="Arial"/>
-                <w:sz w:val="22"/>
-                <w:szCs w:val="22"/>
-              </w:rPr>
-              <w:t>0</w:t>
-            </w:r>
-            <w:r>
-              <w:rPr>
-                <w:rFonts w:ascii="ＭＳ Ｐ明朝" w:eastAsia="ＭＳ Ｐ明朝" w:hAnsi="ＭＳ Ｐ明朝" w:cs="Arial" w:hint="eastAsia"/>
-                <w:sz w:val="22"/>
-                <w:szCs w:val="22"/>
-              </w:rPr>
-              <w:t>年</w:t>
-            </w:r>
-            <w:r>
-              <w:rPr>
-                <w:rFonts w:ascii="ＭＳ Ｐ明朝" w:eastAsia="ＭＳ Ｐ明朝" w:hAnsi="ＭＳ Ｐ明朝" w:cs="Arial"/>
-                <w:sz w:val="22"/>
-                <w:szCs w:val="22"/>
-              </w:rPr>
-              <w:t>8</w:t>
-            </w:r>
-            <w:r>
-              <w:rPr>
-                <w:rFonts w:ascii="ＭＳ Ｐ明朝" w:eastAsia="ＭＳ Ｐ明朝" w:hAnsi="ＭＳ Ｐ明朝" w:cs="Arial" w:hint="eastAsia"/>
-                <w:sz w:val="22"/>
-                <w:szCs w:val="22"/>
-              </w:rPr>
-              <w:t>月</w:t>
-            </w:r>
-            <w:r>
-              <w:rPr>
-                <w:rFonts w:ascii="ＭＳ Ｐ明朝" w:eastAsia="ＭＳ Ｐ明朝" w:hAnsi="ＭＳ Ｐ明朝" w:cs="Arial"/>
-                <w:sz w:val="22"/>
-                <w:szCs w:val="22"/>
-              </w:rPr>
-              <w:t>15</w:t>
-            </w:r>
-            <w:r>
-              <w:rPr>
-                <w:rFonts w:ascii="ＭＳ Ｐ明朝" w:eastAsia="ＭＳ Ｐ明朝" w:hAnsi="ＭＳ Ｐ明朝" w:cs="Arial" w:hint="eastAsia"/>
-                <w:sz w:val="22"/>
-                <w:szCs w:val="22"/>
-              </w:rPr>
-              <w:t>日</w:t>
-            </w:r>
-            <w:r>
-              <w:rPr>
-                <w:rFonts w:ascii="ＭＳ Ｐ明朝" w:eastAsia="ＭＳ Ｐ明朝" w:hAnsi="ＭＳ Ｐ明朝" w:cs="Arial"/>
-                <w:sz w:val="22"/>
-                <w:szCs w:val="22"/>
-              </w:rPr>
-              <w:t xml:space="preserve"> </w:t>
-            </w:r>
-            <w:r>
-              <w:rPr>
-                <w:rFonts w:ascii="ＭＳ Ｐ明朝" w:eastAsia="ＭＳ Ｐ明朝" w:hAnsi="ＭＳ Ｐ明朝" w:cs="Arial"/>
-                <w:sz w:val="22"/>
-                <w:szCs w:val="22"/>
-              </w:rPr>
-              <w:t xml:space="preserve"> </w:t>
-            </w:r>
-            <w:r>
-              <w:rPr>
-                <w:rFonts w:ascii="ＭＳ Ｐ明朝" w:eastAsia="ＭＳ Ｐ明朝" w:hAnsi="ＭＳ Ｐ明朝" w:cs="Arial"/>
-                <w:sz w:val="22"/>
-                <w:szCs w:val="22"/>
-              </w:rPr>
-              <w:t>1.027</w:t>
+          </w:p>
+          <w:p>
+            <w:pPr>
+              <w:tabs>
+                <w:tab w:val="left" w:pos="318"/>
+              </w:tabs>
+              <w:spacing w:line="360" w:lineRule="auto"/>
+              <w:ind w:rightChars="-43" w:right="-103"/>
+              <w:rPr>
+                <w:rFonts w:ascii="ＭＳ Ｐ明朝" w:eastAsia="ＭＳ Ｐ明朝" w:hAnsi="ＭＳ Ｐ明朝" w:cs="Arial"/>
+                <w:sz w:val="22"/>
+                <w:szCs w:val="22"/>
+              </w:rPr>
+            </w:pPr>
+            <w:r>
+              <w:rPr>
+                <w:rFonts w:ascii="ＭＳ Ｐ明朝" w:eastAsia="ＭＳ Ｐ明朝" w:hAnsi="ＭＳ Ｐ明朝" w:cs="Arial"/>
+                <w:sz w:val="22"/>
+                <w:szCs w:val="22"/>
+              </w:rPr>
+              <w:t>1.</w:t>
+            </w:r>
+            <w:r>
+              <w:rPr>
+                <w:rFonts w:ascii="ＭＳ Ｐ明朝" w:eastAsia="ＭＳ Ｐ明朝" w:hAnsi="ＭＳ Ｐ明朝" w:cs="Arial"/>
+                <w:sz w:val="22"/>
+                <w:szCs w:val="22"/>
+              </w:rPr>
+              <w:t>591</w:t>
             </w:r>
             <w:r>
               <w:rPr>
@@ -4117,55 +4104,31 @@
                 <w:sz w:val="22"/>
                 <w:szCs w:val="22"/>
               </w:rPr>
+              <w:t>0%</w:t>
+            </w:r>
+            <w:r>
+              <w:rPr>
+                <w:rFonts w:ascii="ＭＳ Ｐ明朝" w:eastAsia="ＭＳ Ｐ明朝" w:hAnsi="ＭＳ Ｐ明朝" w:cs="Arial" w:hint="eastAsia"/>
+                <w:sz w:val="22"/>
+                <w:szCs w:val="22"/>
+              </w:rPr>
+              <w:t>（</w:t>
+            </w:r>
+            <w:r>
+              <w:rPr>
+                <w:rFonts w:ascii="ＭＳ Ｐ明朝" w:eastAsia="ＭＳ Ｐ明朝" w:hAnsi="ＭＳ Ｐ明朝" w:cs="Arial"/>
+                <w:sz w:val="22"/>
+                <w:szCs w:val="22"/>
+              </w:rPr>
               <w:t>0</w:t>
             </w:r>
             <w:r>
               <w:rPr>
-                <w:rFonts w:ascii="ＭＳ Ｐ明朝" w:eastAsia="ＭＳ Ｐ明朝" w:hAnsi="ＭＳ Ｐ明朝" w:cs="Arial"/>
-                <w:sz w:val="22"/>
-                <w:szCs w:val="22"/>
-              </w:rPr>
-              <w:t>%</w:t>
-            </w:r>
-            <w:r>
-              <w:rPr>
                 <w:rFonts w:ascii="ＭＳ Ｐ明朝" w:eastAsia="ＭＳ Ｐ明朝" w:hAnsi="ＭＳ Ｐ明朝" w:cs="Arial" w:hint="eastAsia"/>
                 <w:sz w:val="22"/>
                 <w:szCs w:val="22"/>
               </w:rPr>
-              <w:t>（</w:t>
-            </w:r>
-            <w:r>
-              <w:rPr>
-                <w:rFonts w:ascii="ＭＳ Ｐ明朝" w:eastAsia="ＭＳ Ｐ明朝" w:hAnsi="ＭＳ Ｐ明朝" w:cs="Arial" w:hint="eastAsia"/>
-                <w:sz w:val="22"/>
-                <w:szCs w:val="22"/>
-              </w:rPr>
-              <w:t>0</w:t>
-            </w:r>
-            <w:r>
-              <w:rPr>
-                <w:rFonts w:ascii="ＭＳ Ｐ明朝" w:eastAsia="ＭＳ Ｐ明朝" w:hAnsi="ＭＳ Ｐ明朝" w:cs="Arial" w:hint="eastAsia"/>
-                <w:sz w:val="22"/>
-                <w:szCs w:val="22"/>
-              </w:rPr>
-              <w:t>円</w:t>
-            </w:r>
-            <w:r>
-              <w:rPr>
-                <w:rFonts w:ascii="ＭＳ Ｐ明朝" w:eastAsia="ＭＳ Ｐ明朝" w:hAnsi="ＭＳ Ｐ明朝" w:cs="Arial"/>
-                <w:sz w:val="22"/>
-                <w:szCs w:val="22"/>
-              </w:rPr>
-              <w:t>/</w:t>
-            </w:r>
-            <w:r>
-              <w:rPr>
-                <w:rFonts w:ascii="ＭＳ Ｐ明朝" w:eastAsia="ＭＳ Ｐ明朝" w:hAnsi="ＭＳ Ｐ明朝" w:cs="Arial" w:hint="eastAsia"/>
-                <w:sz w:val="22"/>
-                <w:szCs w:val="22"/>
-              </w:rPr>
-              <w:t>株）</w:t>
+              <w:t>円/株）</w:t>
             </w:r>
           </w:p>
           <w:p>
@@ -4194,7 +4157,7 @@
                 <w:sz w:val="22"/>
                 <w:szCs w:val="22"/>
               </w:rPr>
-              <w:t>0</w:t>
+              <w:t>3</w:t>
             </w:r>
             <w:r>
               <w:rPr>
@@ -4335,7 +4298,15 @@
                 <w:sz w:val="22"/>
                 <w:szCs w:val="22"/>
               </w:rPr>
-              <w:t>500</w:t>
+              <w:t>5</w:t>
+            </w:r>
+            <w:r>
+              <w:rPr>
+                <w:rFonts w:ascii="ＭＳ Ｐ明朝" w:eastAsia="ＭＳ Ｐ明朝" w:hAnsi="ＭＳ Ｐ明朝" w:cs="Arial"/>
+                <w:sz w:val="22"/>
+                <w:szCs w:val="22"/>
+              </w:rPr>
+              <w:t>67</w:t>
             </w:r>
           </w:p>
           <w:p>
@@ -4377,7 +4348,7 @@
                 <w:sz w:val="22"/>
                 <w:szCs w:val="22"/>
               </w:rPr>
-              <w:t>2.86</w:t>
+              <w:t>1.83</w:t>
             </w:r>
             <w:r>
               <w:rPr>
@@ -4450,6 +4421,67 @@
             <w:pPr>
               <w:spacing w:line="360" w:lineRule="auto"/>
               <w:rPr>
+                <w:rFonts w:ascii="ＭＳ Ｐ明朝" w:eastAsia="ＭＳ Ｐ明朝" w:hAnsi="ＭＳ Ｐ明朝" w:cs="Arial" w:hint="eastAsia"/>
+                <w:sz w:val="22"/>
+                <w:szCs w:val="22"/>
+              </w:rPr>
+            </w:pPr>
+            <w:r>
+              <w:rPr>
+                <w:rFonts w:ascii="ＭＳ Ｐ明朝" w:eastAsia="ＭＳ Ｐ明朝" w:hAnsi="ＭＳ Ｐ明朝" w:cs="Arial"/>
+                <w:sz w:val="22"/>
+                <w:szCs w:val="22"/>
+              </w:rPr>
+              <w:t>2026</w:t>
+            </w:r>
+            <w:r>
+              <w:rPr>
+                <w:rFonts w:ascii="ＭＳ Ｐ明朝" w:eastAsia="ＭＳ Ｐ明朝" w:hAnsi="ＭＳ Ｐ明朝" w:cs="Arial" w:hint="eastAsia"/>
+                <w:sz w:val="22"/>
+                <w:szCs w:val="22"/>
+              </w:rPr>
+              <w:t>年</w:t>
+            </w:r>
+            <w:r>
+              <w:rPr>
+                <w:rFonts w:ascii="ＭＳ Ｐ明朝" w:eastAsia="ＭＳ Ｐ明朝" w:hAnsi="ＭＳ Ｐ明朝" w:cs="Arial"/>
+                <w:sz w:val="22"/>
+                <w:szCs w:val="22"/>
+              </w:rPr>
+              <w:t>3</w:t>
+            </w:r>
+            <w:r>
+              <w:rPr>
+                <w:rFonts w:ascii="ＭＳ Ｐ明朝" w:eastAsia="ＭＳ Ｐ明朝" w:hAnsi="ＭＳ Ｐ明朝" w:cs="Arial" w:hint="eastAsia"/>
+                <w:sz w:val="22"/>
+                <w:szCs w:val="22"/>
+              </w:rPr>
+              <w:t>月</w:t>
+            </w:r>
+            <w:r>
+              <w:rPr>
+                <w:rFonts w:ascii="ＭＳ Ｐ明朝" w:eastAsia="ＭＳ Ｐ明朝" w:hAnsi="ＭＳ Ｐ明朝" w:cs="Arial"/>
+                <w:sz w:val="22"/>
+                <w:szCs w:val="22"/>
+              </w:rPr>
+              <w:t>2</w:t>
+            </w:r>
+            <w:r>
+              <w:rPr>
+                <w:rFonts w:ascii="ＭＳ Ｐ明朝" w:eastAsia="ＭＳ Ｐ明朝" w:hAnsi="ＭＳ Ｐ明朝" w:cs="Arial" w:hint="eastAsia"/>
+                <w:sz w:val="22"/>
+                <w:szCs w:val="22"/>
+              </w:rPr>
+              <w:t>日の株価終値</w:t>
+            </w:r>
+          </w:p>
+          <w:p>
+            <w:pPr>
+              <w:tabs>
+                <w:tab w:val="left" w:pos="318"/>
+              </w:tabs>
+              <w:spacing w:line="360" w:lineRule="auto"/>
+              <w:rPr>
                 <w:rFonts w:ascii="ＭＳ Ｐ明朝" w:eastAsia="ＭＳ Ｐ明朝" w:hAnsi="ＭＳ Ｐ明朝" w:cs="Arial"/>
                 <w:sz w:val="22"/>
                 <w:szCs w:val="22"/>
@@ -4468,19 +4500,6 @@
                 <w:szCs w:val="22"/>
               </w:rPr>
             </w:pPr>
-          </w:p>
-          <w:p>
-            <w:pPr>
-              <w:tabs>
-                <w:tab w:val="left" w:pos="318"/>
-              </w:tabs>
-              <w:spacing w:line="360" w:lineRule="auto"/>
-              <w:rPr>
-                <w:rFonts w:ascii="ＭＳ Ｐ明朝" w:eastAsia="ＭＳ Ｐ明朝" w:hAnsi="ＭＳ Ｐ明朝" w:cs="Arial"/>
-                <w:sz w:val="22"/>
-                <w:szCs w:val="22"/>
-              </w:rPr>
-            </w:pPr>
             <w:r>
               <w:rPr>
                 <w:rFonts w:ascii="ＭＳ Ｐ明朝" w:eastAsia="ＭＳ Ｐ明朝" w:hAnsi="ＭＳ Ｐ明朝" w:cs="Arial" w:hint="eastAsia"/>
@@ -4503,11 +4522,75 @@
                 <w:sz w:val="22"/>
                 <w:szCs w:val="22"/>
               </w:rPr>
+              <w:t>21</w:t>
+            </w:r>
+            <w:r>
+              <w:rPr>
+                <w:rFonts w:ascii="ＭＳ Ｐ明朝" w:eastAsia="ＭＳ Ｐ明朝" w:hAnsi="ＭＳ Ｐ明朝" w:cs="Arial" w:hint="eastAsia"/>
+                <w:sz w:val="22"/>
+                <w:szCs w:val="22"/>
+              </w:rPr>
+              <w:t>年</w:t>
+            </w:r>
+            <w:r>
+              <w:rPr>
+                <w:rFonts w:ascii="ＭＳ Ｐ明朝" w:eastAsia="ＭＳ Ｐ明朝" w:hAnsi="ＭＳ Ｐ明朝" w:cs="Arial"/>
+                <w:sz w:val="22"/>
+                <w:szCs w:val="22"/>
+              </w:rPr>
+              <w:t>2</w:t>
+            </w:r>
+            <w:r>
+              <w:rPr>
+                <w:rFonts w:ascii="ＭＳ Ｐ明朝" w:eastAsia="ＭＳ Ｐ明朝" w:hAnsi="ＭＳ Ｐ明朝" w:cs="Arial" w:hint="eastAsia"/>
+                <w:sz w:val="22"/>
+                <w:szCs w:val="22"/>
+              </w:rPr>
+              <w:t>月</w:t>
+            </w:r>
+            <w:r>
+              <w:rPr>
+                <w:rFonts w:ascii="ＭＳ Ｐ明朝" w:eastAsia="ＭＳ Ｐ明朝" w:hAnsi="ＭＳ Ｐ明朝" w:cs="Arial" w:hint="eastAsia"/>
+                <w:sz w:val="22"/>
+                <w:szCs w:val="22"/>
+              </w:rPr>
+              <w:t>-</w:t>
+            </w:r>
+            <w:r>
+              <w:rPr>
+                <w:rFonts w:ascii="ＭＳ Ｐ明朝" w:eastAsia="ＭＳ Ｐ明朝" w:hAnsi="ＭＳ Ｐ明朝" w:cs="Arial"/>
+                <w:sz w:val="22"/>
+                <w:szCs w:val="22"/>
+              </w:rPr>
+              <w:t xml:space="preserve"> </w:t>
+            </w:r>
+            <w:r>
+              <w:rPr>
+                <w:rFonts w:ascii="ＭＳ Ｐ明朝" w:eastAsia="ＭＳ Ｐ明朝" w:hAnsi="ＭＳ Ｐ明朝" w:cs="Arial"/>
+                <w:sz w:val="22"/>
+                <w:szCs w:val="22"/>
+              </w:rPr>
               <w:t>20</w:t>
             </w:r>
             <w:r>
               <w:rPr>
-                <w:rFonts w:ascii="ＭＳ Ｐ明朝" w:eastAsia="ＭＳ Ｐ明朝" w:hAnsi="ＭＳ Ｐ明朝" w:cs="Arial" w:hint="eastAsia"/>
+                <w:rFonts w:ascii="ＭＳ Ｐ明朝" w:eastAsia="ＭＳ Ｐ明朝" w:hAnsi="ＭＳ Ｐ明朝" w:cs="Arial"/>
+                <w:sz w:val="22"/>
+                <w:szCs w:val="22"/>
+              </w:rPr>
+              <w:t>2</w:t>
+            </w:r>
+            <w:r>
+              <w:rPr>
+                <w:rFonts w:ascii="ＭＳ Ｐ明朝" w:eastAsia="ＭＳ Ｐ明朝" w:hAnsi="ＭＳ Ｐ明朝" w:cs="Arial"/>
+                <w:sz w:val="22"/>
+                <w:szCs w:val="22"/>
+              </w:rPr>
+              <w:t>6</w:t>
+            </w:r>
+            <w:r>
+              <w:rPr>
+                <w:rFonts w:ascii="ＭＳ Ｐ明朝" w:eastAsia="ＭＳ Ｐ明朝" w:hAnsi="ＭＳ Ｐ明朝" w:cs="Arial"/>
                 <w:sz w:val="22"/>
                 <w:szCs w:val="22"/>
               </w:rPr>
@@ -4519,71 +4602,7 @@
                 <w:sz w:val="22"/>
                 <w:szCs w:val="22"/>
               </w:rPr>
-              <w:t>5</w:t>
-            </w:r>
-            <w:r>
-              <w:rPr>
-                <w:rFonts w:ascii="ＭＳ Ｐ明朝" w:eastAsia="ＭＳ Ｐ明朝" w:hAnsi="ＭＳ Ｐ明朝" w:cs="Arial" w:hint="eastAsia"/>
-                <w:sz w:val="22"/>
-                <w:szCs w:val="22"/>
-              </w:rPr>
-              <w:t>月</w:t>
-            </w:r>
-            <w:r>
-              <w:rPr>
-                <w:rFonts w:ascii="ＭＳ Ｐ明朝" w:eastAsia="ＭＳ Ｐ明朝" w:hAnsi="ＭＳ Ｐ明朝" w:cs="Arial" w:hint="eastAsia"/>
-                <w:sz w:val="22"/>
-                <w:szCs w:val="22"/>
-              </w:rPr>
-              <w:t>-</w:t>
-            </w:r>
-            <w:r>
-              <w:rPr>
-                <w:rFonts w:ascii="ＭＳ Ｐ明朝" w:eastAsia="ＭＳ Ｐ明朝" w:hAnsi="ＭＳ Ｐ明朝" w:cs="Arial"/>
-                <w:sz w:val="22"/>
-                <w:szCs w:val="22"/>
-              </w:rPr>
-              <w:t xml:space="preserve"> </w:t>
-            </w:r>
-            <w:r>
-              <w:rPr>
-                <w:rFonts w:ascii="ＭＳ Ｐ明朝" w:eastAsia="ＭＳ Ｐ明朝" w:hAnsi="ＭＳ Ｐ明朝" w:cs="Arial"/>
-                <w:sz w:val="22"/>
-                <w:szCs w:val="22"/>
-              </w:rPr>
-              <w:t>20</w:t>
-            </w:r>
-            <w:r>
-              <w:rPr>
-                <w:rFonts w:ascii="ＭＳ Ｐ明朝" w:eastAsia="ＭＳ Ｐ明朝" w:hAnsi="ＭＳ Ｐ明朝" w:cs="Arial"/>
-                <w:sz w:val="22"/>
-                <w:szCs w:val="22"/>
-              </w:rPr>
               <w:t>2</w:t>
-            </w:r>
-            <w:r>
-              <w:rPr>
-                <w:rFonts w:ascii="ＭＳ Ｐ明朝" w:eastAsia="ＭＳ Ｐ明朝" w:hAnsi="ＭＳ Ｐ明朝" w:cs="Arial"/>
-                <w:sz w:val="22"/>
-                <w:szCs w:val="22"/>
-              </w:rPr>
-              <w:t>5</w:t>
-            </w:r>
-            <w:r>
-              <w:rPr>
-                <w:rFonts w:ascii="ＭＳ Ｐ明朝" w:eastAsia="ＭＳ Ｐ明朝" w:hAnsi="ＭＳ Ｐ明朝" w:cs="Arial"/>
-                <w:sz w:val="22"/>
-                <w:szCs w:val="22"/>
-              </w:rPr>
-              <w:t>年</w:t>
-            </w:r>
-            <w:r>
-              <w:rPr>
-                <w:rFonts w:ascii="ＭＳ Ｐ明朝" w:eastAsia="ＭＳ Ｐ明朝" w:hAnsi="ＭＳ Ｐ明朝" w:cs="Arial"/>
-                <w:sz w:val="22"/>
-                <w:szCs w:val="22"/>
-              </w:rPr>
-              <w:t>5</w:t>
             </w:r>
             <w:r>
               <w:rPr>
@@ -4677,31 +4696,39 @@
                 <w:sz w:val="22"/>
                 <w:szCs w:val="22"/>
               </w:rPr>
+              <w:t>31</w:t>
+            </w:r>
+            <w:r>
+              <w:rPr>
+                <w:rFonts w:ascii="ＭＳ Ｐ明朝" w:eastAsia="ＭＳ Ｐ明朝" w:hAnsi="ＭＳ Ｐ明朝" w:cs="Arial" w:hint="eastAsia"/>
+                <w:sz w:val="22"/>
+                <w:szCs w:val="22"/>
+              </w:rPr>
+              <w:t>年</w:t>
+            </w:r>
+            <w:r>
+              <w:rPr>
+                <w:rFonts w:ascii="ＭＳ Ｐ明朝" w:eastAsia="ＭＳ Ｐ明朝" w:hAnsi="ＭＳ Ｐ明朝" w:cs="Arial"/>
+                <w:sz w:val="22"/>
+                <w:szCs w:val="22"/>
+              </w:rPr>
               <w:t>3</w:t>
             </w:r>
             <w:r>
               <w:rPr>
-                <w:rFonts w:ascii="ＭＳ Ｐ明朝" w:eastAsia="ＭＳ Ｐ明朝" w:hAnsi="ＭＳ Ｐ明朝" w:cs="Arial"/>
-                <w:sz w:val="22"/>
-                <w:szCs w:val="22"/>
-              </w:rPr>
-              <w:t>0</w:t>
-            </w:r>
-            <w:r>
-              <w:rPr>
                 <w:rFonts w:ascii="ＭＳ Ｐ明朝" w:eastAsia="ＭＳ Ｐ明朝" w:hAnsi="ＭＳ Ｐ明朝" w:cs="Arial" w:hint="eastAsia"/>
                 <w:sz w:val="22"/>
                 <w:szCs w:val="22"/>
               </w:rPr>
-              <w:t>年</w:t>
-            </w:r>
-            <w:r>
-              <w:rPr>
-                <w:rFonts w:ascii="ＭＳ Ｐ明朝" w:eastAsia="ＭＳ Ｐ明朝" w:hAnsi="ＭＳ Ｐ明朝" w:cs="Arial"/>
-                <w:sz w:val="22"/>
-                <w:szCs w:val="22"/>
-              </w:rPr>
-              <w:t>9</w:t>
+              <w:t>月</w:t>
+            </w:r>
+            <w:r>
+              <w:rPr>
+                <w:rFonts w:ascii="ＭＳ Ｐ明朝" w:eastAsia="ＭＳ Ｐ明朝" w:hAnsi="ＭＳ Ｐ明朝" w:cs="Arial"/>
+                <w:sz w:val="22"/>
+                <w:szCs w:val="22"/>
+              </w:rPr>
+              <w:t>20</w:t>
             </w:r>
             <w:r>
               <w:rPr>
@@ -4709,15 +4736,7 @@
                 <w:sz w:val="22"/>
                 <w:szCs w:val="22"/>
               </w:rPr>
-              <w:t>月</w:t>
-            </w:r>
-            <w:r>
-              <w:rPr>
-                <w:rFonts w:ascii="ＭＳ Ｐ明朝" w:eastAsia="ＭＳ Ｐ明朝" w:hAnsi="ＭＳ Ｐ明朝" w:cs="Arial"/>
-                <w:sz w:val="22"/>
-                <w:szCs w:val="22"/>
-              </w:rPr>
-              <w:t>20</w:t>
+              <w:t>日償還の国債レート（日本証券業協会の売買参考統計値における</w:t>
             </w:r>
             <w:r>
               <w:rPr>
@@ -4725,7 +4744,7 @@
                 <w:sz w:val="22"/>
                 <w:szCs w:val="22"/>
               </w:rPr>
-              <w:t>日償還の国債レート（日本証券業協会の売買参考統計値における</w:t>
+              <w:t>長期</w:t>
             </w:r>
             <w:r>
               <w:rPr>
@@ -4733,7 +4752,7 @@
                 <w:sz w:val="22"/>
                 <w:szCs w:val="22"/>
               </w:rPr>
-              <w:t>長期</w:t>
+              <w:t>国債</w:t>
             </w:r>
             <w:r>
               <w:rPr>
@@ -4741,14 +4760,6 @@
                 <w:sz w:val="22"/>
                 <w:szCs w:val="22"/>
               </w:rPr>
-              <w:t>国債</w:t>
-            </w:r>
-            <w:r>
-              <w:rPr>
-                <w:rFonts w:ascii="ＭＳ Ｐ明朝" w:eastAsia="ＭＳ Ｐ明朝" w:hAnsi="ＭＳ Ｐ明朝" w:cs="Arial" w:hint="eastAsia"/>
-                <w:sz w:val="22"/>
-                <w:szCs w:val="22"/>
-              </w:rPr>
               <w:t>3</w:t>
             </w:r>
             <w:r>
@@ -4765,7 +4776,7 @@
                 <w:sz w:val="22"/>
                 <w:szCs w:val="22"/>
               </w:rPr>
-              <w:t>0</w:t>
+              <w:t>2</w:t>
             </w:r>
             <w:r>
               <w:rPr>
@@ -4897,10 +4908,218 @@
                 <w:sz w:val="22"/>
                 <w:szCs w:val="22"/>
               </w:rPr>
+              <w:t>6</w:t>
+            </w:r>
+            <w:r>
+              <w:rPr>
+                <w:rFonts w:ascii="ＭＳ Ｐ明朝" w:eastAsia="ＭＳ Ｐ明朝" w:hAnsi="ＭＳ Ｐ明朝" w:cs="Arial"/>
+                <w:sz w:val="22"/>
+                <w:szCs w:val="22"/>
+              </w:rPr>
+              <w:t xml:space="preserve"> </w:t>
+            </w:r>
+            <w:r>
+              <w:rPr>
+                <w:rFonts w:ascii="ＭＳ Ｐ明朝" w:eastAsia="ＭＳ Ｐ明朝" w:hAnsi="ＭＳ Ｐ明朝" w:cs="Times"/>
+                <w:sz w:val="22"/>
+                <w:szCs w:val="22"/>
+              </w:rPr>
+              <w:t>(</w:t>
+            </w:r>
+            <w:r>
+              <w:rPr>
+                <w:rFonts w:ascii="ＭＳ Ｐ明朝" w:eastAsia="ＭＳ Ｐ明朝" w:hAnsi="ＭＳ Ｐ明朝" w:cs="Arial"/>
+                <w:sz w:val="22"/>
+                <w:szCs w:val="22"/>
+              </w:rPr>
+              <w:t>20</w:t>
+            </w:r>
+            <w:r>
+              <w:rPr>
+                <w:rFonts w:ascii="ＭＳ Ｐ明朝" w:eastAsia="ＭＳ Ｐ明朝" w:hAnsi="ＭＳ Ｐ明朝" w:cs="Arial"/>
+                <w:sz w:val="22"/>
+                <w:szCs w:val="22"/>
+              </w:rPr>
+              <w:t>2</w:t>
+            </w:r>
+            <w:r>
+              <w:rPr>
+                <w:rFonts w:ascii="ＭＳ Ｐ明朝" w:eastAsia="ＭＳ Ｐ明朝" w:hAnsi="ＭＳ Ｐ明朝" w:cs="Arial"/>
+                <w:sz w:val="22"/>
+                <w:szCs w:val="22"/>
+              </w:rPr>
               <w:t>5</w:t>
             </w:r>
             <w:r>
               <w:rPr>
+                <w:rFonts w:ascii="ＭＳ Ｐ明朝" w:eastAsia="ＭＳ Ｐ明朝" w:hAnsi="ＭＳ Ｐ明朝" w:cs="Times"/>
+                <w:sz w:val="22"/>
+                <w:szCs w:val="22"/>
+              </w:rPr>
+              <w:t>年</w:t>
+            </w:r>
+            <w:r>
+              <w:rPr>
+                <w:rFonts w:ascii="ＭＳ Ｐ明朝" w:eastAsia="ＭＳ Ｐ明朝" w:hAnsi="ＭＳ Ｐ明朝" w:cs="Times"/>
+                <w:sz w:val="22"/>
+                <w:szCs w:val="22"/>
+              </w:rPr>
+              <w:t>12</w:t>
+            </w:r>
+            <w:r>
+              <w:rPr>
+                <w:rFonts w:ascii="ＭＳ Ｐ明朝" w:eastAsia="ＭＳ Ｐ明朝" w:hAnsi="ＭＳ Ｐ明朝" w:cs="Times"/>
+                <w:sz w:val="22"/>
+                <w:szCs w:val="22"/>
+              </w:rPr>
+              <w:t>月</w:t>
+            </w:r>
+            <w:r>
+              <w:rPr>
+                <w:rFonts w:ascii="ＭＳ Ｐ明朝" w:eastAsia="ＭＳ Ｐ明朝" w:hAnsi="ＭＳ Ｐ明朝" w:cs="Times"/>
+                <w:sz w:val="22"/>
+                <w:szCs w:val="22"/>
+              </w:rPr>
+              <w:t xml:space="preserve">末版)」 </w:t>
+            </w:r>
+            <w:r>
+              <w:rPr>
+                <w:rFonts w:ascii="ＭＳ Ｐ明朝" w:eastAsia="ＭＳ Ｐ明朝" w:hAnsi="ＭＳ Ｐ明朝" w:cs="Arial"/>
+                <w:sz w:val="22"/>
+                <w:szCs w:val="22"/>
+              </w:rPr>
+              <w:t xml:space="preserve">Japan </w:t>
+            </w:r>
+            <w:r>
+              <w:rPr>
+                <w:rFonts w:ascii="ＭＳ Ｐ明朝" w:eastAsia="ＭＳ Ｐ明朝" w:hAnsi="ＭＳ Ｐ明朝" w:cs="Arial"/>
+                <w:sz w:val="22"/>
+                <w:szCs w:val="22"/>
+              </w:rPr>
+              <w:t>Long</w:t>
+            </w:r>
+            <w:r>
+              <w:rPr>
+                <w:rFonts w:ascii="ＭＳ Ｐ明朝" w:eastAsia="ＭＳ Ｐ明朝" w:hAnsi="ＭＳ Ｐ明朝" w:cs="Arial"/>
+                <w:sz w:val="22"/>
+                <w:szCs w:val="22"/>
+              </w:rPr>
+              <w:t xml:space="preserve">-Horizon Equity </w:t>
+            </w:r>
+            <w:r>
+              <w:rPr>
+                <w:rFonts w:ascii="ＭＳ Ｐ明朝" w:eastAsia="ＭＳ Ｐ明朝" w:hAnsi="ＭＳ Ｐ明朝" w:cs="Arial"/>
+                <w:sz w:val="22"/>
+                <w:szCs w:val="22"/>
+              </w:rPr>
+              <w:t xml:space="preserve">Risk Premia </w:t>
+            </w:r>
+            <w:r>
+              <w:rPr>
+                <w:rFonts w:ascii="ＭＳ Ｐ明朝" w:eastAsia="ＭＳ Ｐ明朝" w:hAnsi="ＭＳ Ｐ明朝" w:cs="Times"/>
+                <w:sz w:val="22"/>
+                <w:szCs w:val="22"/>
+              </w:rPr>
+              <w:t>(</w:t>
+            </w:r>
+            <w:r>
+              <w:rPr>
+                <w:rFonts w:ascii="ＭＳ Ｐ明朝" w:eastAsia="ＭＳ Ｐ明朝" w:hAnsi="ＭＳ Ｐ明朝" w:cs="Arial"/>
+                <w:sz w:val="22"/>
+                <w:szCs w:val="22"/>
+              </w:rPr>
+              <w:t>1952.</w:t>
+            </w:r>
+            <w:r>
+              <w:rPr>
+                <w:rFonts w:ascii="ＭＳ Ｐ明朝" w:eastAsia="ＭＳ Ｐ明朝" w:hAnsi="ＭＳ Ｐ明朝" w:cs="Arial"/>
+                <w:sz w:val="22"/>
+                <w:szCs w:val="22"/>
+              </w:rPr>
+              <w:t>1</w:t>
+            </w:r>
+            <w:r>
+              <w:rPr>
+                <w:rFonts w:ascii="ＭＳ Ｐ明朝" w:eastAsia="ＭＳ Ｐ明朝" w:hAnsi="ＭＳ Ｐ明朝" w:cs="Arial" w:hint="eastAsia"/>
+                <w:sz w:val="22"/>
+                <w:szCs w:val="22"/>
+              </w:rPr>
+              <w:t>～</w:t>
+            </w:r>
+            <w:r>
+              <w:rPr>
+                <w:rFonts w:ascii="ＭＳ Ｐ明朝" w:eastAsia="ＭＳ Ｐ明朝" w:hAnsi="ＭＳ Ｐ明朝" w:cs="Arial"/>
+                <w:sz w:val="22"/>
+                <w:szCs w:val="22"/>
+              </w:rPr>
+              <w:t>20</w:t>
+            </w:r>
+            <w:r>
+              <w:rPr>
+                <w:rFonts w:ascii="ＭＳ Ｐ明朝" w:eastAsia="ＭＳ Ｐ明朝" w:hAnsi="ＭＳ Ｐ明朝" w:cs="Arial"/>
+                <w:sz w:val="22"/>
+                <w:szCs w:val="22"/>
+              </w:rPr>
+              <w:t>2</w:t>
+            </w:r>
+            <w:r>
+              <w:rPr>
+                <w:rFonts w:ascii="ＭＳ Ｐ明朝" w:eastAsia="ＭＳ Ｐ明朝" w:hAnsi="ＭＳ Ｐ明朝" w:cs="Arial"/>
+                <w:sz w:val="22"/>
+                <w:szCs w:val="22"/>
+              </w:rPr>
+              <w:t>5</w:t>
+            </w:r>
+            <w:r>
+              <w:rPr>
+                <w:rFonts w:ascii="ＭＳ Ｐ明朝" w:eastAsia="ＭＳ Ｐ明朝" w:hAnsi="ＭＳ Ｐ明朝" w:cs="Arial"/>
+                <w:sz w:val="22"/>
+                <w:szCs w:val="22"/>
+              </w:rPr>
+              <w:t>.</w:t>
+            </w:r>
+            <w:r>
+              <w:rPr>
+                <w:rFonts w:ascii="ＭＳ Ｐ明朝" w:eastAsia="ＭＳ Ｐ明朝" w:hAnsi="ＭＳ Ｐ明朝" w:cs="Arial"/>
+                <w:sz w:val="22"/>
+                <w:szCs w:val="22"/>
+              </w:rPr>
+              <w:t>12</w:t>
+            </w:r>
+            <w:r>
+              <w:rPr>
+                <w:rFonts w:ascii="ＭＳ Ｐ明朝" w:eastAsia="ＭＳ Ｐ明朝" w:hAnsi="ＭＳ Ｐ明朝" w:cs="Times"/>
+                <w:sz w:val="22"/>
+                <w:szCs w:val="22"/>
+              </w:rPr>
+              <w:t>)。</w:t>
+            </w:r>
+            <w:r>
+              <w:rPr>
+                <w:rFonts w:ascii="ＭＳ Ｐ明朝" w:eastAsia="ＭＳ Ｐ明朝" w:hAnsi="ＭＳ Ｐ明朝" w:cs="Arial"/>
+                <w:sz w:val="22"/>
+                <w:szCs w:val="22"/>
+              </w:rPr>
+              <w:t>Copyright © 20</w:t>
+            </w:r>
+            <w:r>
+              <w:rPr>
+                <w:rFonts w:ascii="ＭＳ Ｐ明朝" w:eastAsia="ＭＳ Ｐ明朝" w:hAnsi="ＭＳ Ｐ明朝" w:cs="Arial"/>
+                <w:sz w:val="22"/>
+                <w:szCs w:val="22"/>
+              </w:rPr>
+              <w:t>2</w:t>
+            </w:r>
+            <w:r>
+              <w:rPr>
+                <w:rFonts w:ascii="ＭＳ Ｐ明朝" w:eastAsia="ＭＳ Ｐ明朝" w:hAnsi="ＭＳ Ｐ明朝" w:cs="Arial"/>
+                <w:sz w:val="22"/>
+                <w:szCs w:val="22"/>
+              </w:rPr>
+              <w:t>6</w:t>
+            </w:r>
+            <w:r>
+              <w:rPr>
                 <w:rFonts w:ascii="ＭＳ Ｐ明朝" w:eastAsia="ＭＳ Ｐ明朝" w:hAnsi="ＭＳ Ｐ明朝" w:cs="Arial"/>
                 <w:sz w:val="22"/>
                 <w:szCs w:val="22"/>
@@ -4909,19 +5128,45 @@
             </w:r>
             <w:r>
               <w:rPr>
+                <w:rFonts w:ascii="ＭＳ Ｐ明朝" w:eastAsia="ＭＳ Ｐ明朝" w:hAnsi="ＭＳ Ｐ明朝" w:cs="Arial"/>
+                <w:sz w:val="22"/>
+                <w:szCs w:val="22"/>
+              </w:rPr>
+              <w:t xml:space="preserve">Ibbotson Associates Japan, </w:t>
+            </w:r>
+            <w:proofErr w:type="gramStart"/>
+            <w:r>
+              <w:rPr>
+                <w:rFonts w:ascii="ＭＳ Ｐ明朝" w:eastAsia="ＭＳ Ｐ明朝" w:hAnsi="ＭＳ Ｐ明朝" w:cs="Arial"/>
+                <w:sz w:val="22"/>
+                <w:szCs w:val="22"/>
+              </w:rPr>
+              <w:t>Inc.</w:t>
+            </w:r>
+            <w:r>
+              <w:rPr>
                 <w:rFonts w:ascii="ＭＳ Ｐ明朝" w:eastAsia="ＭＳ Ｐ明朝" w:hAnsi="ＭＳ Ｐ明朝" w:cs="Times"/>
                 <w:sz w:val="22"/>
                 <w:szCs w:val="22"/>
               </w:rPr>
               <w:t>(</w:t>
             </w:r>
-            <w:r>
-              <w:rPr>
-                <w:rFonts w:ascii="ＭＳ Ｐ明朝" w:eastAsia="ＭＳ Ｐ明朝" w:hAnsi="ＭＳ Ｐ明朝" w:cs="Arial"/>
-                <w:sz w:val="22"/>
-                <w:szCs w:val="22"/>
-              </w:rPr>
-              <w:t>20</w:t>
+            <w:proofErr w:type="gramEnd"/>
+            <w:r>
+              <w:rPr>
+                <w:rFonts w:ascii="ＭＳ Ｐ明朝" w:eastAsia="ＭＳ Ｐ明朝" w:hAnsi="ＭＳ Ｐ明朝" w:cs="Times"/>
+                <w:sz w:val="22"/>
+                <w:szCs w:val="22"/>
+              </w:rPr>
+              <w:t xml:space="preserve">もしくは </w:t>
+            </w:r>
+            <w:r>
+              <w:rPr>
+                <w:rFonts w:ascii="ＭＳ Ｐ明朝" w:eastAsia="ＭＳ Ｐ明朝" w:hAnsi="ＭＳ Ｐ明朝" w:cs="Arial"/>
+                <w:sz w:val="22"/>
+                <w:szCs w:val="22"/>
+              </w:rPr>
+              <w:t>Copyright © 20</w:t>
             </w:r>
             <w:r>
               <w:rPr>
@@ -4937,7 +5182,7 @@
                 <w:sz w:val="22"/>
                 <w:szCs w:val="22"/>
               </w:rPr>
-              <w:t>5</w:t>
+              <w:t>6</w:t>
             </w:r>
             <w:r>
               <w:rPr>
@@ -4945,7 +5190,32 @@
                 <w:sz w:val="22"/>
                 <w:szCs w:val="22"/>
               </w:rPr>
-              <w:t>年</w:t>
+              <w:t>イ</w:t>
+            </w:r>
+            <w:r>
+              <w:rPr>
+                <w:rFonts w:ascii="ＭＳ Ｐ明朝" w:eastAsia="ＭＳ Ｐ明朝" w:hAnsi="ＭＳ Ｐ明朝" w:cs="Times" w:hint="eastAsia"/>
+                <w:sz w:val="22"/>
+                <w:szCs w:val="22"/>
+              </w:rPr>
+              <w:t>ボ</w:t>
+            </w:r>
+            <w:r>
+              <w:rPr>
+                <w:rFonts w:ascii="ＭＳ Ｐ明朝" w:eastAsia="ＭＳ Ｐ明朝" w:hAnsi="ＭＳ Ｐ明朝" w:cs="ＭＳ 明朝" w:hint="eastAsia"/>
+                <w:sz w:val="22"/>
+                <w:szCs w:val="22"/>
+              </w:rPr>
+              <w:t>ットソン・アソシエイツ・ジャパン</w:t>
+            </w:r>
+            <w:proofErr w:type="gramStart"/>
+            <w:r>
+              <w:rPr>
+                <w:rFonts w:ascii="ＭＳ Ｐ明朝" w:eastAsia="ＭＳ Ｐ明朝" w:hAnsi="ＭＳ Ｐ明朝" w:cs="ＭＳ 明朝" w:hint="eastAsia"/>
+                <w:sz w:val="22"/>
+                <w:szCs w:val="22"/>
+              </w:rPr>
+              <w:t>株式会社</w:t>
             </w:r>
             <w:r>
               <w:rPr>
@@ -4953,231 +5223,16 @@
                 <w:sz w:val="22"/>
                 <w:szCs w:val="22"/>
               </w:rPr>
-              <w:t>3月</w:t>
-            </w:r>
+              <w:t>)全</w:t>
+            </w:r>
+            <w:proofErr w:type="gramEnd"/>
             <w:r>
               <w:rPr>
                 <w:rFonts w:ascii="ＭＳ Ｐ明朝" w:eastAsia="ＭＳ Ｐ明朝" w:hAnsi="ＭＳ Ｐ明朝" w:cs="Times"/>
                 <w:sz w:val="22"/>
                 <w:szCs w:val="22"/>
               </w:rPr>
-              <w:t xml:space="preserve">末版)」 </w:t>
-            </w:r>
-            <w:r>
-              <w:rPr>
-                <w:rFonts w:ascii="ＭＳ Ｐ明朝" w:eastAsia="ＭＳ Ｐ明朝" w:hAnsi="ＭＳ Ｐ明朝" w:cs="Arial"/>
-                <w:sz w:val="22"/>
-                <w:szCs w:val="22"/>
-              </w:rPr>
-              <w:t xml:space="preserve">Japan </w:t>
-            </w:r>
-            <w:r>
-              <w:rPr>
-                <w:rFonts w:ascii="ＭＳ Ｐ明朝" w:eastAsia="ＭＳ Ｐ明朝" w:hAnsi="ＭＳ Ｐ明朝" w:cs="Arial"/>
-                <w:sz w:val="22"/>
-                <w:szCs w:val="22"/>
-              </w:rPr>
-              <w:t>Long</w:t>
-            </w:r>
-            <w:r>
-              <w:rPr>
-                <w:rFonts w:ascii="ＭＳ Ｐ明朝" w:eastAsia="ＭＳ Ｐ明朝" w:hAnsi="ＭＳ Ｐ明朝" w:cs="Arial"/>
-                <w:sz w:val="22"/>
-                <w:szCs w:val="22"/>
-              </w:rPr>
-              <w:t xml:space="preserve">-Horizon Equity </w:t>
-            </w:r>
-            <w:r>
-              <w:rPr>
-                <w:rFonts w:ascii="ＭＳ Ｐ明朝" w:eastAsia="ＭＳ Ｐ明朝" w:hAnsi="ＭＳ Ｐ明朝" w:cs="Arial"/>
-                <w:sz w:val="22"/>
-                <w:szCs w:val="22"/>
-              </w:rPr>
-              <w:t xml:space="preserve">Risk Premia </w:t>
-            </w:r>
-            <w:r>
-              <w:rPr>
-                <w:rFonts w:ascii="ＭＳ Ｐ明朝" w:eastAsia="ＭＳ Ｐ明朝" w:hAnsi="ＭＳ Ｐ明朝" w:cs="Times"/>
-                <w:sz w:val="22"/>
-                <w:szCs w:val="22"/>
-              </w:rPr>
-              <w:t>(</w:t>
-            </w:r>
-            <w:r>
-              <w:rPr>
-                <w:rFonts w:ascii="ＭＳ Ｐ明朝" w:eastAsia="ＭＳ Ｐ明朝" w:hAnsi="ＭＳ Ｐ明朝" w:cs="Arial"/>
-                <w:sz w:val="22"/>
-                <w:szCs w:val="22"/>
-              </w:rPr>
-              <w:t>1952.</w:t>
-            </w:r>
-            <w:r>
-              <w:rPr>
-                <w:rFonts w:ascii="ＭＳ Ｐ明朝" w:eastAsia="ＭＳ Ｐ明朝" w:hAnsi="ＭＳ Ｐ明朝" w:cs="Arial"/>
-                <w:sz w:val="22"/>
-                <w:szCs w:val="22"/>
-              </w:rPr>
-              <w:t>1</w:t>
-            </w:r>
-            <w:r>
-              <w:rPr>
-                <w:rFonts w:ascii="ＭＳ Ｐ明朝" w:eastAsia="ＭＳ Ｐ明朝" w:hAnsi="ＭＳ Ｐ明朝" w:cs="Arial" w:hint="eastAsia"/>
-                <w:sz w:val="22"/>
-                <w:szCs w:val="22"/>
-              </w:rPr>
-              <w:t>～</w:t>
-            </w:r>
-            <w:r>
-              <w:rPr>
-                <w:rFonts w:ascii="ＭＳ Ｐ明朝" w:eastAsia="ＭＳ Ｐ明朝" w:hAnsi="ＭＳ Ｐ明朝" w:cs="Arial"/>
-                <w:sz w:val="22"/>
-                <w:szCs w:val="22"/>
-              </w:rPr>
-              <w:t>20</w:t>
-            </w:r>
-            <w:r>
-              <w:rPr>
-                <w:rFonts w:ascii="ＭＳ Ｐ明朝" w:eastAsia="ＭＳ Ｐ明朝" w:hAnsi="ＭＳ Ｐ明朝" w:cs="Arial"/>
-                <w:sz w:val="22"/>
-                <w:szCs w:val="22"/>
-              </w:rPr>
-              <w:t>2</w:t>
-            </w:r>
-            <w:r>
-              <w:rPr>
-                <w:rFonts w:ascii="ＭＳ Ｐ明朝" w:eastAsia="ＭＳ Ｐ明朝" w:hAnsi="ＭＳ Ｐ明朝" w:cs="Arial"/>
-                <w:sz w:val="22"/>
-                <w:szCs w:val="22"/>
-              </w:rPr>
-              <w:t>5</w:t>
-            </w:r>
-            <w:r>
-              <w:rPr>
-                <w:rFonts w:ascii="ＭＳ Ｐ明朝" w:eastAsia="ＭＳ Ｐ明朝" w:hAnsi="ＭＳ Ｐ明朝" w:cs="Arial"/>
-                <w:sz w:val="22"/>
-                <w:szCs w:val="22"/>
-              </w:rPr>
-              <w:t>.</w:t>
-            </w:r>
-            <w:r>
-              <w:rPr>
-                <w:rFonts w:ascii="ＭＳ Ｐ明朝" w:eastAsia="ＭＳ Ｐ明朝" w:hAnsi="ＭＳ Ｐ明朝" w:cs="Arial"/>
-                <w:sz w:val="22"/>
-                <w:szCs w:val="22"/>
-              </w:rPr>
-              <w:t>3</w:t>
-            </w:r>
-            <w:r>
-              <w:rPr>
-                <w:rFonts w:ascii="ＭＳ Ｐ明朝" w:eastAsia="ＭＳ Ｐ明朝" w:hAnsi="ＭＳ Ｐ明朝" w:cs="Times"/>
-                <w:sz w:val="22"/>
-                <w:szCs w:val="22"/>
-              </w:rPr>
-              <w:t>)。</w:t>
-            </w:r>
-            <w:r>
-              <w:rPr>
-                <w:rFonts w:ascii="ＭＳ Ｐ明朝" w:eastAsia="ＭＳ Ｐ明朝" w:hAnsi="ＭＳ Ｐ明朝" w:cs="Arial"/>
-                <w:sz w:val="22"/>
-                <w:szCs w:val="22"/>
-              </w:rPr>
-              <w:t>Copyright © 20</w:t>
-            </w:r>
-            <w:r>
-              <w:rPr>
-                <w:rFonts w:ascii="ＭＳ Ｐ明朝" w:eastAsia="ＭＳ Ｐ明朝" w:hAnsi="ＭＳ Ｐ明朝" w:cs="Arial"/>
-                <w:sz w:val="22"/>
-                <w:szCs w:val="22"/>
-              </w:rPr>
-              <w:t>2</w:t>
-            </w:r>
-            <w:r>
-              <w:rPr>
-                <w:rFonts w:ascii="ＭＳ Ｐ明朝" w:eastAsia="ＭＳ Ｐ明朝" w:hAnsi="ＭＳ Ｐ明朝" w:cs="Arial"/>
-                <w:sz w:val="22"/>
-                <w:szCs w:val="22"/>
-              </w:rPr>
-              <w:t>5</w:t>
-            </w:r>
-            <w:r>
-              <w:rPr>
-                <w:rFonts w:ascii="ＭＳ Ｐ明朝" w:eastAsia="ＭＳ Ｐ明朝" w:hAnsi="ＭＳ Ｐ明朝" w:cs="Arial"/>
-                <w:sz w:val="22"/>
-                <w:szCs w:val="22"/>
-              </w:rPr>
-              <w:t xml:space="preserve"> </w:t>
-            </w:r>
-            <w:r>
-              <w:rPr>
-                <w:rFonts w:ascii="ＭＳ Ｐ明朝" w:eastAsia="ＭＳ Ｐ明朝" w:hAnsi="ＭＳ Ｐ明朝" w:cs="Arial"/>
-                <w:sz w:val="22"/>
-                <w:szCs w:val="22"/>
-              </w:rPr>
-              <w:t>Ibbotson Associates Japan, Inc.</w:t>
-            </w:r>
-            <w:r>
-              <w:rPr>
-                <w:rFonts w:ascii="ＭＳ Ｐ明朝" w:eastAsia="ＭＳ Ｐ明朝" w:hAnsi="ＭＳ Ｐ明朝" w:cs="Times"/>
-                <w:sz w:val="22"/>
-                <w:szCs w:val="22"/>
-              </w:rPr>
-              <w:t xml:space="preserve">(もしくは </w:t>
-            </w:r>
-            <w:r>
-              <w:rPr>
-                <w:rFonts w:ascii="ＭＳ Ｐ明朝" w:eastAsia="ＭＳ Ｐ明朝" w:hAnsi="ＭＳ Ｐ明朝" w:cs="Arial"/>
-                <w:sz w:val="22"/>
-                <w:szCs w:val="22"/>
-              </w:rPr>
-              <w:t>Copyright © 20</w:t>
-            </w:r>
-            <w:r>
-              <w:rPr>
-                <w:rFonts w:ascii="ＭＳ Ｐ明朝" w:eastAsia="ＭＳ Ｐ明朝" w:hAnsi="ＭＳ Ｐ明朝" w:cs="Arial"/>
-                <w:sz w:val="22"/>
-                <w:szCs w:val="22"/>
-              </w:rPr>
-              <w:t>2</w:t>
-            </w:r>
-            <w:r>
-              <w:rPr>
-                <w:rFonts w:ascii="ＭＳ Ｐ明朝" w:eastAsia="ＭＳ Ｐ明朝" w:hAnsi="ＭＳ Ｐ明朝" w:cs="Arial"/>
-                <w:sz w:val="22"/>
-                <w:szCs w:val="22"/>
-              </w:rPr>
-              <w:t>5</w:t>
-            </w:r>
-            <w:r>
-              <w:rPr>
-                <w:rFonts w:ascii="ＭＳ Ｐ明朝" w:eastAsia="ＭＳ Ｐ明朝" w:hAnsi="ＭＳ Ｐ明朝" w:cs="Times"/>
-                <w:sz w:val="22"/>
-                <w:szCs w:val="22"/>
-              </w:rPr>
-              <w:t>イ</w:t>
-            </w:r>
-            <w:r>
-              <w:rPr>
-                <w:rFonts w:ascii="ＭＳ Ｐ明朝" w:eastAsia="ＭＳ Ｐ明朝" w:hAnsi="ＭＳ Ｐ明朝" w:cs="Times" w:hint="eastAsia"/>
-                <w:sz w:val="22"/>
-                <w:szCs w:val="22"/>
-              </w:rPr>
-              <w:t>ボ</w:t>
-            </w:r>
-            <w:r>
-              <w:rPr>
-                <w:rFonts w:ascii="ＭＳ Ｐ明朝" w:eastAsia="ＭＳ Ｐ明朝" w:hAnsi="ＭＳ Ｐ明朝" w:cs="ＭＳ 明朝" w:hint="eastAsia"/>
-                <w:sz w:val="22"/>
-                <w:szCs w:val="22"/>
-              </w:rPr>
-              <w:t>ットソン・アソシエイツ・ジャパン株式会社</w:t>
-            </w:r>
-            <w:r>
-              <w:rPr>
-                <w:rFonts w:ascii="ＭＳ Ｐ明朝" w:eastAsia="ＭＳ Ｐ明朝" w:hAnsi="ＭＳ Ｐ明朝" w:cs="Times"/>
-                <w:sz w:val="22"/>
-                <w:szCs w:val="22"/>
-              </w:rPr>
-              <w:t>)全ての著作権等の権利を有する同社からの許諾を得て使用。</w:t>
+              <w:t>ての著作権等の権利を有する同社からの許諾を得て使用。</w:t>
             </w:r>
           </w:p>
           <w:p>
@@ -5228,7 +5283,7 @@
                 <w:sz w:val="22"/>
                 <w:szCs w:val="22"/>
               </w:rPr>
-              <w:t>20</w:t>
+              <w:t>21</w:t>
             </w:r>
             <w:r>
               <w:rPr>
@@ -5244,14 +5299,86 @@
                 <w:sz w:val="22"/>
                 <w:szCs w:val="22"/>
               </w:rPr>
+              <w:t>3</w:t>
+            </w:r>
+            <w:r>
+              <w:rPr>
+                <w:rFonts w:ascii="ＭＳ Ｐ明朝" w:eastAsia="ＭＳ Ｐ明朝" w:hAnsi="ＭＳ Ｐ明朝" w:cs="Arial" w:hint="eastAsia"/>
+                <w:sz w:val="22"/>
+                <w:szCs w:val="22"/>
+              </w:rPr>
+              <w:t>月</w:t>
+            </w:r>
+            <w:r>
+              <w:rPr>
+                <w:rFonts w:ascii="ＭＳ Ｐ明朝" w:eastAsia="ＭＳ Ｐ明朝" w:hAnsi="ＭＳ Ｐ明朝" w:cs="Arial"/>
+                <w:sz w:val="22"/>
+                <w:szCs w:val="22"/>
+              </w:rPr>
+              <w:t>3</w:t>
+            </w:r>
+            <w:r>
+              <w:rPr>
+                <w:rFonts w:ascii="ＭＳ Ｐ明朝" w:eastAsia="ＭＳ Ｐ明朝" w:hAnsi="ＭＳ Ｐ明朝" w:cs="Arial"/>
+                <w:sz w:val="22"/>
+                <w:szCs w:val="22"/>
+              </w:rPr>
+              <w:t>日</w:t>
+            </w:r>
+            <w:r>
+              <w:rPr>
+                <w:rFonts w:ascii="ＭＳ Ｐ明朝" w:eastAsia="ＭＳ Ｐ明朝" w:hAnsi="ＭＳ Ｐ明朝" w:cs="Arial" w:hint="eastAsia"/>
+                <w:sz w:val="22"/>
+                <w:szCs w:val="22"/>
+              </w:rPr>
+              <w:t>か</w:t>
+            </w:r>
+            <w:r>
+              <w:rPr>
+                <w:rFonts w:ascii="ＭＳ Ｐ明朝" w:eastAsia="ＭＳ Ｐ明朝" w:hAnsi="ＭＳ Ｐ明朝" w:cs="Arial" w:hint="eastAsia"/>
+                <w:sz w:val="22"/>
+                <w:szCs w:val="22"/>
+              </w:rPr>
+              <w:t>ら2</w:t>
+            </w:r>
+            <w:r>
+              <w:rPr>
+                <w:rFonts w:ascii="ＭＳ Ｐ明朝" w:eastAsia="ＭＳ Ｐ明朝" w:hAnsi="ＭＳ Ｐ明朝" w:cs="Arial"/>
+                <w:sz w:val="22"/>
+                <w:szCs w:val="22"/>
+              </w:rPr>
+              <w:t>02</w:t>
+            </w:r>
+            <w:r>
+              <w:rPr>
+                <w:rFonts w:ascii="ＭＳ Ｐ明朝" w:eastAsia="ＭＳ Ｐ明朝" w:hAnsi="ＭＳ Ｐ明朝" w:cs="Arial"/>
+                <w:sz w:val="22"/>
+                <w:szCs w:val="22"/>
+              </w:rPr>
               <w:t>6</w:t>
             </w:r>
             <w:r>
               <w:rPr>
+                <w:rFonts w:ascii="ＭＳ Ｐ明朝" w:eastAsia="ＭＳ Ｐ明朝" w:hAnsi="ＭＳ Ｐ明朝" w:cs="Arial"/>
+                <w:sz w:val="22"/>
+                <w:szCs w:val="22"/>
+              </w:rPr>
+              <w:t>年</w:t>
+            </w:r>
+            <w:r>
+              <w:rPr>
                 <w:rFonts w:ascii="ＭＳ Ｐ明朝" w:eastAsia="ＭＳ Ｐ明朝" w:hAnsi="ＭＳ Ｐ明朝" w:cs="Arial" w:hint="eastAsia"/>
                 <w:sz w:val="22"/>
                 <w:szCs w:val="22"/>
               </w:rPr>
+              <w:t>3</w:t>
+            </w:r>
+            <w:r>
+              <w:rPr>
+                <w:rFonts w:ascii="ＭＳ Ｐ明朝" w:eastAsia="ＭＳ Ｐ明朝" w:hAnsi="ＭＳ Ｐ明朝" w:cs="Arial"/>
+                <w:sz w:val="22"/>
+                <w:szCs w:val="22"/>
+              </w:rPr>
               <w:t>月</w:t>
             </w:r>
             <w:r>
@@ -5260,15 +5387,23 @@
                 <w:sz w:val="22"/>
                 <w:szCs w:val="22"/>
               </w:rPr>
-              <w:t>1</w:t>
-            </w:r>
-            <w:r>
-              <w:rPr>
-                <w:rFonts w:ascii="ＭＳ Ｐ明朝" w:eastAsia="ＭＳ Ｐ明朝" w:hAnsi="ＭＳ Ｐ明朝" w:cs="Arial"/>
-                <w:sz w:val="22"/>
-                <w:szCs w:val="22"/>
-              </w:rPr>
-              <w:t>3</w:t>
+              <w:t>2</w:t>
+            </w:r>
+            <w:r>
+              <w:rPr>
+                <w:rFonts w:ascii="ＭＳ Ｐ明朝" w:eastAsia="ＭＳ Ｐ明朝" w:hAnsi="ＭＳ Ｐ明朝" w:cs="Arial"/>
+                <w:sz w:val="22"/>
+                <w:szCs w:val="22"/>
+              </w:rPr>
+              <w:t>日</w:t>
+            </w:r>
+            <w:r>
+              <w:rPr>
+                <w:rFonts w:ascii="ＭＳ Ｐ明朝" w:eastAsia="ＭＳ Ｐ明朝" w:hAnsi="ＭＳ Ｐ明朝" w:cs="Arial"/>
+                <w:sz w:val="22"/>
+                <w:szCs w:val="22"/>
+              </w:rPr>
+              <w:t>の</w:t>
             </w:r>
             <w:r>
               <w:rPr>
@@ -5277,95 +5412,6 @@
                 <w:szCs w:val="22"/>
               </w:rPr>
               <w:t>日</w:t>
-            </w:r>
-            <w:r>
-              <w:rPr>
-                <w:rFonts w:ascii="ＭＳ Ｐ明朝" w:eastAsia="ＭＳ Ｐ明朝" w:hAnsi="ＭＳ Ｐ明朝" w:cs="Arial" w:hint="eastAsia"/>
-                <w:sz w:val="22"/>
-                <w:szCs w:val="22"/>
-              </w:rPr>
-              <w:t>から</w:t>
-            </w:r>
-            <w:r>
-              <w:rPr>
-                <w:rFonts w:ascii="ＭＳ Ｐ明朝" w:eastAsia="ＭＳ Ｐ明朝" w:hAnsi="ＭＳ Ｐ明朝" w:cs="Arial"/>
-                <w:sz w:val="22"/>
-                <w:szCs w:val="22"/>
-              </w:rPr>
-              <w:t>20</w:t>
-            </w:r>
-            <w:r>
-              <w:rPr>
-                <w:rFonts w:ascii="ＭＳ Ｐ明朝" w:eastAsia="ＭＳ Ｐ明朝" w:hAnsi="ＭＳ Ｐ明朝" w:cs="Arial"/>
-                <w:sz w:val="22"/>
-                <w:szCs w:val="22"/>
-              </w:rPr>
-              <w:t>2</w:t>
-            </w:r>
-            <w:r>
-              <w:rPr>
-                <w:rFonts w:ascii="ＭＳ Ｐ明朝" w:eastAsia="ＭＳ Ｐ明朝" w:hAnsi="ＭＳ Ｐ明朝" w:cs="Arial"/>
-                <w:sz w:val="22"/>
-                <w:szCs w:val="22"/>
-              </w:rPr>
-              <w:t>5</w:t>
-            </w:r>
-            <w:r>
-              <w:rPr>
-                <w:rFonts w:ascii="ＭＳ Ｐ明朝" w:eastAsia="ＭＳ Ｐ明朝" w:hAnsi="ＭＳ Ｐ明朝" w:cs="Arial" w:hint="eastAsia"/>
-                <w:sz w:val="22"/>
-                <w:szCs w:val="22"/>
-              </w:rPr>
-              <w:t>年</w:t>
-            </w:r>
-            <w:r>
-              <w:rPr>
-                <w:rFonts w:ascii="ＭＳ Ｐ明朝" w:eastAsia="ＭＳ Ｐ明朝" w:hAnsi="ＭＳ Ｐ明朝" w:cs="Arial"/>
-                <w:sz w:val="22"/>
-                <w:szCs w:val="22"/>
-              </w:rPr>
-              <w:t>6</w:t>
-            </w:r>
-            <w:r>
-              <w:rPr>
-                <w:rFonts w:ascii="ＭＳ Ｐ明朝" w:eastAsia="ＭＳ Ｐ明朝" w:hAnsi="ＭＳ Ｐ明朝" w:cs="Arial" w:hint="eastAsia"/>
-                <w:sz w:val="22"/>
-                <w:szCs w:val="22"/>
-              </w:rPr>
-              <w:t>月</w:t>
-            </w:r>
-            <w:r>
-              <w:rPr>
-                <w:rFonts w:ascii="ＭＳ Ｐ明朝" w:eastAsia="ＭＳ Ｐ明朝" w:hAnsi="ＭＳ Ｐ明朝" w:cs="Arial"/>
-                <w:sz w:val="22"/>
-                <w:szCs w:val="22"/>
-              </w:rPr>
-              <w:t>1</w:t>
-            </w:r>
-            <w:r>
-              <w:rPr>
-                <w:rFonts w:ascii="ＭＳ Ｐ明朝" w:eastAsia="ＭＳ Ｐ明朝" w:hAnsi="ＭＳ Ｐ明朝" w:cs="Arial"/>
-                <w:sz w:val="22"/>
-                <w:szCs w:val="22"/>
-              </w:rPr>
-              <w:t>2</w:t>
-            </w:r>
-            <w:r>
-              <w:rPr>
-                <w:rFonts w:ascii="ＭＳ Ｐ明朝" w:eastAsia="ＭＳ Ｐ明朝" w:hAnsi="ＭＳ Ｐ明朝" w:cs="Arial" w:hint="eastAsia"/>
-                <w:sz w:val="22"/>
-                <w:szCs w:val="22"/>
-              </w:rPr>
-              <w:t>日</w:t>
-            </w:r>
-            <w:r>
-              <w:rPr>
-                <w:rFonts w:ascii="ＭＳ Ｐ明朝" w:eastAsia="ＭＳ Ｐ明朝" w:hAnsi="ＭＳ Ｐ明朝" w:cs="Arial" w:hint="eastAsia"/>
-                <w:color w:val="000000"/>
-                <w:sz w:val="22"/>
-                <w:szCs w:val="22"/>
-              </w:rPr>
-              <w:t>の日</w:t>
             </w:r>
             <w:r>
               <w:rPr>
@@ -5532,7 +5578,7 @@
                 <w:sz w:val="22"/>
                 <w:szCs w:val="22"/>
               </w:rPr>
-              <w:t>8.61</w:t>
+              <w:t>7.92</w:t>
             </w:r>
             <w:r>
               <w:rPr>
@@ -6036,7 +6082,25 @@
           <w:sz w:val="22"/>
           <w:szCs w:val="22"/>
         </w:rPr>
-        <w:t>株の購入をするために、短期金利で有価証券の価格の一部を借入できる。</w:t>
+        <w:t>株の購入をするために、短期金利で有価証券の価格の一部を</w:t>
+      </w:r>
+      <w:proofErr w:type="gramStart"/>
+      <w:r>
+        <w:rPr>
+          <w:rFonts w:ascii="ＭＳ Ｐ明朝" w:eastAsia="ＭＳ Ｐ明朝" w:hAnsi="ＭＳ Ｐ明朝" w:cs="Arial"/>
+          <w:sz w:val="22"/>
+          <w:szCs w:val="22"/>
+        </w:rPr>
+        <w:t>借入</w:t>
+      </w:r>
+      <w:proofErr w:type="gramEnd"/>
+      <w:r>
+        <w:rPr>
+          <w:rFonts w:ascii="ＭＳ Ｐ明朝" w:eastAsia="ＭＳ Ｐ明朝" w:hAnsi="ＭＳ Ｐ明朝" w:cs="Arial"/>
+          <w:sz w:val="22"/>
+          <w:szCs w:val="22"/>
+        </w:rPr>
+        <w:t>できる。</w:t>
       </w:r>
     </w:p>
     <w:p>
@@ -6123,7 +6187,7 @@
           <w:sz w:val="22"/>
           <w:szCs w:val="22"/>
         </w:rPr>
-        <w:t>2,460</w:t>
+        <w:t>148,313</w:t>
       </w:r>
       <w:r>
         <w:rPr>
@@ -6139,7 +6203,7 @@
           <w:sz w:val="22"/>
           <w:szCs w:val="22"/>
         </w:rPr>
-        <w:t>20</w:t>
+        <w:t>21</w:t>
       </w:r>
       <w:r>
         <w:rPr>
@@ -6155,14 +6219,78 @@
           <w:sz w:val="22"/>
           <w:szCs w:val="22"/>
         </w:rPr>
+        <w:t>3</w:t>
+      </w:r>
+      <w:r>
+        <w:rPr>
+          <w:rFonts w:ascii="ＭＳ Ｐ明朝" w:eastAsia="ＭＳ Ｐ明朝" w:hAnsi="ＭＳ Ｐ明朝" w:cs="Arial" w:hint="eastAsia"/>
+          <w:sz w:val="22"/>
+          <w:szCs w:val="22"/>
+        </w:rPr>
+        <w:t>月</w:t>
+      </w:r>
+      <w:r>
+        <w:rPr>
+          <w:rFonts w:ascii="ＭＳ Ｐ明朝" w:eastAsia="ＭＳ Ｐ明朝" w:hAnsi="ＭＳ Ｐ明朝" w:cs="Arial"/>
+          <w:sz w:val="22"/>
+          <w:szCs w:val="22"/>
+        </w:rPr>
+        <w:t>3</w:t>
+      </w:r>
+      <w:r>
+        <w:rPr>
+          <w:rFonts w:ascii="ＭＳ Ｐ明朝" w:eastAsia="ＭＳ Ｐ明朝" w:hAnsi="ＭＳ Ｐ明朝" w:cs="Arial"/>
+          <w:sz w:val="22"/>
+          <w:szCs w:val="22"/>
+        </w:rPr>
+        <w:t>日</w:t>
+      </w:r>
+      <w:r>
+        <w:rPr>
+          <w:rFonts w:ascii="ＭＳ Ｐ明朝" w:eastAsia="ＭＳ Ｐ明朝" w:hAnsi="ＭＳ Ｐ明朝" w:cs="Arial" w:hint="eastAsia"/>
+          <w:sz w:val="22"/>
+          <w:szCs w:val="22"/>
+        </w:rPr>
+        <w:t>から2</w:t>
+      </w:r>
+      <w:r>
+        <w:rPr>
+          <w:rFonts w:ascii="ＭＳ Ｐ明朝" w:eastAsia="ＭＳ Ｐ明朝" w:hAnsi="ＭＳ Ｐ明朝" w:cs="Arial"/>
+          <w:sz w:val="22"/>
+          <w:szCs w:val="22"/>
+        </w:rPr>
+        <w:t>02</w:t>
+      </w:r>
+      <w:r>
+        <w:rPr>
+          <w:rFonts w:ascii="ＭＳ Ｐ明朝" w:eastAsia="ＭＳ Ｐ明朝" w:hAnsi="ＭＳ Ｐ明朝" w:cs="Arial"/>
+          <w:sz w:val="22"/>
+          <w:szCs w:val="22"/>
+        </w:rPr>
         <w:t>6</w:t>
       </w:r>
       <w:r>
         <w:rPr>
+          <w:rFonts w:ascii="ＭＳ Ｐ明朝" w:eastAsia="ＭＳ Ｐ明朝" w:hAnsi="ＭＳ Ｐ明朝" w:cs="Arial"/>
+          <w:sz w:val="22"/>
+          <w:szCs w:val="22"/>
+        </w:rPr>
+        <w:t>年</w:t>
+      </w:r>
+      <w:r>
+        <w:rPr>
           <w:rFonts w:ascii="ＭＳ Ｐ明朝" w:eastAsia="ＭＳ Ｐ明朝" w:hAnsi="ＭＳ Ｐ明朝" w:cs="Arial" w:hint="eastAsia"/>
           <w:sz w:val="22"/>
           <w:szCs w:val="22"/>
         </w:rPr>
+        <w:t>3</w:t>
+      </w:r>
+      <w:r>
+        <w:rPr>
+          <w:rFonts w:ascii="ＭＳ Ｐ明朝" w:eastAsia="ＭＳ Ｐ明朝" w:hAnsi="ＭＳ Ｐ明朝" w:cs="Arial"/>
+          <w:sz w:val="22"/>
+          <w:szCs w:val="22"/>
+        </w:rPr>
         <w:t>月</w:t>
       </w:r>
       <w:r>
@@ -6171,15 +6299,23 @@
           <w:sz w:val="22"/>
           <w:szCs w:val="22"/>
         </w:rPr>
-        <w:t>1</w:t>
-      </w:r>
-      <w:r>
-        <w:rPr>
-          <w:rFonts w:ascii="ＭＳ Ｐ明朝" w:eastAsia="ＭＳ Ｐ明朝" w:hAnsi="ＭＳ Ｐ明朝" w:cs="Arial"/>
-          <w:sz w:val="22"/>
-          <w:szCs w:val="22"/>
-        </w:rPr>
-        <w:t>3</w:t>
+        <w:t>2</w:t>
+      </w:r>
+      <w:r>
+        <w:rPr>
+          <w:rFonts w:ascii="ＭＳ Ｐ明朝" w:eastAsia="ＭＳ Ｐ明朝" w:hAnsi="ＭＳ Ｐ明朝" w:cs="Arial"/>
+          <w:sz w:val="22"/>
+          <w:szCs w:val="22"/>
+        </w:rPr>
+        <w:t>日</w:t>
+      </w:r>
+      <w:r>
+        <w:rPr>
+          <w:rFonts w:ascii="ＭＳ Ｐ明朝" w:eastAsia="ＭＳ Ｐ明朝" w:hAnsi="ＭＳ Ｐ明朝" w:cs="Arial"/>
+          <w:sz w:val="22"/>
+          <w:szCs w:val="22"/>
+        </w:rPr>
+        <w:t>ま</w:t>
       </w:r>
       <w:r>
         <w:rPr>
@@ -6187,31 +6323,23 @@
           <w:sz w:val="22"/>
           <w:szCs w:val="22"/>
         </w:rPr>
-        <w:t>日から</w:t>
-      </w:r>
-      <w:r>
-        <w:rPr>
-          <w:rFonts w:ascii="ＭＳ Ｐ明朝" w:eastAsia="ＭＳ Ｐ明朝" w:hAnsi="ＭＳ Ｐ明朝" w:cs="Arial"/>
-          <w:sz w:val="22"/>
-          <w:szCs w:val="22"/>
-        </w:rPr>
-        <w:t>20</w:t>
-      </w:r>
-      <w:r>
-        <w:rPr>
-          <w:rFonts w:ascii="ＭＳ Ｐ明朝" w:eastAsia="ＭＳ Ｐ明朝" w:hAnsi="ＭＳ Ｐ明朝" w:cs="Arial"/>
-          <w:sz w:val="22"/>
-          <w:szCs w:val="22"/>
-        </w:rPr>
-        <w:t>2</w:t>
-      </w:r>
-      <w:r>
-        <w:rPr>
-          <w:rFonts w:ascii="ＭＳ Ｐ明朝" w:eastAsia="ＭＳ Ｐ明朝" w:hAnsi="ＭＳ Ｐ明朝" w:cs="Arial"/>
-          <w:sz w:val="22"/>
-          <w:szCs w:val="22"/>
-        </w:rPr>
-        <w:t>5</w:t>
+        <w:t>での日次売買高の中央値である</w:t>
+      </w:r>
+      <w:r>
+        <w:rPr>
+          <w:rFonts w:ascii="ＭＳ Ｐ明朝" w:eastAsia="ＭＳ Ｐ明朝" w:hAnsi="ＭＳ Ｐ明朝" w:cs="Arial"/>
+          <w:sz w:val="22"/>
+          <w:szCs w:val="22"/>
+        </w:rPr>
+        <w:t>1,483,123</w:t>
+      </w:r>
+      <w:r>
+        <w:rPr>
+          <w:rFonts w:ascii="ＭＳ Ｐ明朝" w:eastAsia="ＭＳ Ｐ明朝" w:hAnsi="ＭＳ Ｐ明朝" w:cs="Arial"/>
+          <w:sz w:val="22"/>
+          <w:szCs w:val="22"/>
+        </w:rPr>
+        <w:t>株の</w:t>
       </w:r>
       <w:r>
         <w:rPr>
@@ -6219,15 +6347,15 @@
           <w:sz w:val="22"/>
           <w:szCs w:val="22"/>
         </w:rPr>
-        <w:t>年</w:t>
-      </w:r>
-      <w:r>
-        <w:rPr>
-          <w:rFonts w:ascii="ＭＳ Ｐ明朝" w:eastAsia="ＭＳ Ｐ明朝" w:hAnsi="ＭＳ Ｐ明朝" w:cs="Arial"/>
-          <w:sz w:val="22"/>
-          <w:szCs w:val="22"/>
-        </w:rPr>
-        <w:t>6</w:t>
+        <w:t>10</w:t>
+      </w:r>
+      <w:r>
+        <w:rPr>
+          <w:rFonts w:ascii="ＭＳ Ｐ明朝" w:eastAsia="ＭＳ Ｐ明朝" w:hAnsi="ＭＳ Ｐ明朝" w:cs="Arial"/>
+          <w:sz w:val="22"/>
+          <w:szCs w:val="22"/>
+        </w:rPr>
+        <w:t>％ 小数</w:t>
       </w:r>
       <w:r>
         <w:rPr>
@@ -6235,23 +6363,15 @@
           <w:sz w:val="22"/>
           <w:szCs w:val="22"/>
         </w:rPr>
-        <w:t>月</w:t>
-      </w:r>
-      <w:r>
-        <w:rPr>
-          <w:rFonts w:ascii="ＭＳ Ｐ明朝" w:eastAsia="ＭＳ Ｐ明朝" w:hAnsi="ＭＳ Ｐ明朝" w:cs="Arial"/>
-          <w:sz w:val="22"/>
-          <w:szCs w:val="22"/>
-        </w:rPr>
-        <w:t>1</w:t>
-      </w:r>
-      <w:r>
-        <w:rPr>
-          <w:rFonts w:ascii="ＭＳ Ｐ明朝" w:eastAsia="ＭＳ Ｐ明朝" w:hAnsi="ＭＳ Ｐ明朝" w:cs="Arial"/>
-          <w:sz w:val="22"/>
-          <w:szCs w:val="22"/>
-        </w:rPr>
-        <w:t>2</w:t>
+        <w:t>点</w:t>
+      </w:r>
+      <w:r>
+        <w:rPr>
+          <w:rFonts w:ascii="ＭＳ Ｐ明朝" w:eastAsia="ＭＳ Ｐ明朝" w:hAnsi="ＭＳ Ｐ明朝" w:cs="Arial"/>
+          <w:sz w:val="22"/>
+          <w:szCs w:val="22"/>
+        </w:rPr>
+        <w:t>第一位を切り</w:t>
       </w:r>
       <w:r>
         <w:rPr>
@@ -6259,15 +6379,7 @@
           <w:sz w:val="22"/>
           <w:szCs w:val="22"/>
         </w:rPr>
-        <w:t>日までの日次売買高の中央値である</w:t>
-      </w:r>
-      <w:r>
-        <w:rPr>
-          <w:rFonts w:ascii="ＭＳ Ｐ明朝" w:eastAsia="ＭＳ Ｐ明朝" w:hAnsi="ＭＳ Ｐ明朝" w:cs="Arial"/>
-          <w:sz w:val="22"/>
-          <w:szCs w:val="22"/>
-        </w:rPr>
-        <w:t>24,600</w:t>
+        <w:t>上げ</w:t>
       </w:r>
       <w:r>
         <w:rPr>
@@ -6275,39 +6387,41 @@
           <w:sz w:val="22"/>
           <w:szCs w:val="22"/>
         </w:rPr>
-        <w:t>株の</w:t>
-      </w:r>
-      <w:r>
-        <w:rPr>
-          <w:rFonts w:ascii="ＭＳ Ｐ明朝" w:eastAsia="ＭＳ Ｐ明朝" w:hAnsi="ＭＳ Ｐ明朝" w:cs="Arial"/>
-          <w:sz w:val="22"/>
-          <w:szCs w:val="22"/>
-        </w:rPr>
-        <w:t xml:space="preserve">10％ </w:t>
-      </w:r>
+        <w:t>）</w:t>
+      </w:r>
+      <w:proofErr w:type="gramStart"/>
       <w:r>
         <w:rPr>
           <w:rFonts w:ascii="ＭＳ Ｐ明朝" w:eastAsia="ＭＳ Ｐ明朝" w:hAnsi="ＭＳ Ｐ明朝" w:cs="Arial" w:hint="eastAsia"/>
           <w:sz w:val="22"/>
           <w:szCs w:val="22"/>
         </w:rPr>
-        <w:t>小</w:t>
-      </w:r>
-      <w:r>
-        <w:rPr>
-          <w:rFonts w:ascii="ＭＳ Ｐ明朝" w:eastAsia="ＭＳ Ｐ明朝" w:hAnsi="ＭＳ Ｐ明朝" w:cs="Arial"/>
-          <w:sz w:val="22"/>
-          <w:szCs w:val="22"/>
-        </w:rPr>
-        <w:t>数点第一位を</w:t>
-      </w:r>
+        <w:t>ず</w:t>
+      </w:r>
+      <w:r>
+        <w:rPr>
+          <w:rFonts w:ascii="ＭＳ Ｐ明朝" w:eastAsia="ＭＳ Ｐ明朝" w:hAnsi="ＭＳ Ｐ明朝" w:cs="Arial"/>
+          <w:sz w:val="22"/>
+          <w:szCs w:val="22"/>
+        </w:rPr>
+        <w:t>つ</w:t>
+      </w:r>
+      <w:proofErr w:type="gramEnd"/>
       <w:r>
         <w:rPr>
           <w:rFonts w:ascii="ＭＳ Ｐ明朝" w:eastAsia="ＭＳ Ｐ明朝" w:hAnsi="ＭＳ Ｐ明朝" w:cs="Arial" w:hint="eastAsia"/>
           <w:sz w:val="22"/>
           <w:szCs w:val="22"/>
         </w:rPr>
-        <w:t>切り</w:t>
+        <w:t>売</w:t>
+      </w:r>
+      <w:r>
+        <w:rPr>
+          <w:rFonts w:ascii="ＭＳ Ｐ明朝" w:eastAsia="ＭＳ Ｐ明朝" w:hAnsi="ＭＳ Ｐ明朝" w:cs="Arial"/>
+          <w:sz w:val="22"/>
+          <w:szCs w:val="22"/>
+        </w:rPr>
+        <w:t>却できるものとする（日</w:t>
       </w:r>
       <w:r>
         <w:rPr>
@@ -6315,15 +6429,15 @@
           <w:sz w:val="22"/>
           <w:szCs w:val="22"/>
         </w:rPr>
-        <w:t>上げ</w:t>
-      </w:r>
-      <w:r>
-        <w:rPr>
-          <w:rFonts w:ascii="ＭＳ Ｐ明朝" w:eastAsia="ＭＳ Ｐ明朝" w:hAnsi="ＭＳ Ｐ明朝" w:cs="Arial"/>
-          <w:sz w:val="22"/>
-          <w:szCs w:val="22"/>
-        </w:rPr>
-        <w:t>）</w:t>
+        <w:t>次</w:t>
+      </w:r>
+      <w:r>
+        <w:rPr>
+          <w:rFonts w:ascii="ＭＳ Ｐ明朝" w:eastAsia="ＭＳ Ｐ明朝" w:hAnsi="ＭＳ Ｐ明朝" w:cs="Arial"/>
+          <w:sz w:val="22"/>
+          <w:szCs w:val="22"/>
+        </w:rPr>
+        <w:t>売買高の1</w:t>
       </w:r>
       <w:r>
         <w:rPr>
@@ -6331,15 +6445,15 @@
           <w:sz w:val="22"/>
           <w:szCs w:val="22"/>
         </w:rPr>
-        <w:t>ず</w:t>
-      </w:r>
-      <w:r>
-        <w:rPr>
-          <w:rFonts w:ascii="ＭＳ Ｐ明朝" w:eastAsia="ＭＳ Ｐ明朝" w:hAnsi="ＭＳ Ｐ明朝" w:cs="Arial"/>
-          <w:sz w:val="22"/>
-          <w:szCs w:val="22"/>
-        </w:rPr>
-        <w:t>つ売却できるものとする</w:t>
+        <w:t>0</w:t>
+      </w:r>
+      <w:r>
+        <w:rPr>
+          <w:rFonts w:ascii="ＭＳ Ｐ明朝" w:eastAsia="ＭＳ Ｐ明朝" w:hAnsi="ＭＳ Ｐ明朝" w:cs="Arial"/>
+          <w:sz w:val="22"/>
+          <w:szCs w:val="22"/>
+        </w:rPr>
+        <w:t>%という数値につきましては、市場環境への影響を鑑みて取引</w:t>
       </w:r>
       <w:r>
         <w:rPr>
@@ -6347,15 +6461,7 @@
           <w:sz w:val="22"/>
           <w:szCs w:val="22"/>
         </w:rPr>
-        <w:t>（</w:t>
-      </w:r>
-      <w:r>
-        <w:rPr>
-          <w:rFonts w:ascii="ＭＳ Ｐ明朝" w:eastAsia="ＭＳ Ｐ明朝" w:hAnsi="ＭＳ Ｐ明朝" w:cs="Arial"/>
-          <w:sz w:val="22"/>
-          <w:szCs w:val="22"/>
-        </w:rPr>
-        <w:t>日次売買高</w:t>
+        <w:t>高上限である</w:t>
       </w:r>
       <w:r>
         <w:rPr>
@@ -6363,15 +6469,16 @@
           <w:sz w:val="22"/>
           <w:szCs w:val="22"/>
         </w:rPr>
-        <w:t>の</w:t>
-      </w:r>
-      <w:r>
-        <w:rPr>
-          <w:rFonts w:ascii="ＭＳ Ｐ明朝" w:eastAsia="ＭＳ Ｐ明朝" w:hAnsi="ＭＳ Ｐ明朝" w:cs="Arial"/>
-          <w:sz w:val="22"/>
-          <w:szCs w:val="22"/>
-        </w:rPr>
-        <w:t>10%という数値につきましては、市場環境への影響を鑑みて</w:t>
+        <w:lastRenderedPageBreak/>
+        <w:t>100％のうち平均してその10％の自</w:t>
+      </w:r>
+      <w:r>
+        <w:rPr>
+          <w:rFonts w:ascii="ＭＳ Ｐ明朝" w:eastAsia="ＭＳ Ｐ明朝" w:hAnsi="ＭＳ Ｐ明朝" w:cs="Arial"/>
+          <w:sz w:val="22"/>
+          <w:szCs w:val="22"/>
+        </w:rPr>
+        <w:t>己株式の取引が市場でなされると想定し、その水準の取引高は市場価格への影響が軽微であること、また新株</w:t>
       </w:r>
       <w:r>
         <w:rPr>
@@ -6379,55 +6486,15 @@
           <w:sz w:val="22"/>
           <w:szCs w:val="22"/>
         </w:rPr>
-        <w:t>取引高上限である</w:t>
-      </w:r>
-      <w:r>
-        <w:rPr>
-          <w:rFonts w:ascii="ＭＳ Ｐ明朝" w:eastAsia="ＭＳ Ｐ明朝" w:hAnsi="ＭＳ Ｐ明朝" w:cs="Arial" w:hint="eastAsia"/>
-          <w:sz w:val="22"/>
-          <w:szCs w:val="22"/>
-        </w:rPr>
-        <w:lastRenderedPageBreak/>
-        <w:t>100％のうち平均してその10％</w:t>
-      </w:r>
-      <w:r>
-        <w:rPr>
-          <w:rFonts w:ascii="ＭＳ Ｐ明朝" w:eastAsia="ＭＳ Ｐ明朝" w:hAnsi="ＭＳ Ｐ明朝" w:cs="Arial"/>
-          <w:sz w:val="22"/>
-          <w:szCs w:val="22"/>
-        </w:rPr>
-        <w:t>の自己株式の取引が市場でなされると想定し、その水準の取引高は市場価格への影響が軽微であること、また</w:t>
-      </w:r>
-      <w:r>
-        <w:rPr>
-          <w:rFonts w:ascii="ＭＳ Ｐ明朝" w:eastAsia="ＭＳ Ｐ明朝" w:hAnsi="ＭＳ Ｐ明朝" w:cs="Arial" w:hint="eastAsia"/>
-          <w:sz w:val="22"/>
-          <w:szCs w:val="22"/>
-        </w:rPr>
-        <w:t>新株予約権</w:t>
-      </w:r>
-      <w:r>
-        <w:rPr>
-          <w:rFonts w:ascii="ＭＳ Ｐ明朝" w:eastAsia="ＭＳ Ｐ明朝" w:hAnsi="ＭＳ Ｐ明朝" w:cs="Arial"/>
-          <w:sz w:val="22"/>
-          <w:szCs w:val="22"/>
-        </w:rPr>
-        <w:t>の評価を行う一般的な算定機関において通常利用している数値でもあることから日次売買高の10%という数値を採用したことは妥当であると考えております。</w:t>
-      </w:r>
-      <w:r>
-        <w:rPr>
-          <w:rFonts w:ascii="ＭＳ Ｐ明朝" w:eastAsia="ＭＳ Ｐ明朝" w:hAnsi="ＭＳ Ｐ明朝" w:cs="Arial" w:hint="eastAsia"/>
-          <w:sz w:val="22"/>
-          <w:szCs w:val="22"/>
-        </w:rPr>
-        <w:t>）</w:t>
-      </w:r>
-      <w:r>
-        <w:rPr>
-          <w:rFonts w:ascii="ＭＳ Ｐ明朝" w:eastAsia="ＭＳ Ｐ明朝" w:hAnsi="ＭＳ Ｐ明朝" w:cs="Arial" w:hint="eastAsia"/>
-          <w:szCs w:val="21"/>
-        </w:rPr>
-        <w:t>。</w:t>
+        <w:t>予約権の評</w:t>
+      </w:r>
+      <w:r>
+        <w:rPr>
+          <w:rFonts w:ascii="ＭＳ Ｐ明朝" w:eastAsia="ＭＳ Ｐ明朝" w:hAnsi="ＭＳ Ｐ明朝" w:cs="Arial"/>
+          <w:sz w:val="22"/>
+          <w:szCs w:val="22"/>
+        </w:rPr>
+        <w:t>価を行う一般的な算定機関において通常利用している数値でもあることから日次売買高の10%という数値を採用したことは妥当であると考えております。）。</w:t>
       </w:r>
     </w:p>
     <w:p>
@@ -7125,7 +7192,7 @@
           <w:sz w:val="22"/>
           <w:szCs w:val="22"/>
         </w:rPr>
-        <w:t>33,950</w:t>
+        <w:t>79,440</w:t>
       </w:r>
       <w:r>
         <w:rPr>
@@ -7394,7 +7461,7 @@
                 <w:sz w:val="22"/>
                 <w:szCs w:val="22"/>
               </w:rPr>
-              <w:t>5</w:t>
+              <w:t>6</w:t>
             </w:r>
             <w:r>
               <w:rPr>
@@ -7406,11 +7473,11 @@
             </w:r>
             <w:r>
               <w:rPr>
-                <w:rFonts w:ascii="ＭＳ Ｐ明朝" w:eastAsia="ＭＳ Ｐ明朝" w:hAnsi="ＭＳ Ｐ明朝" w:cs="Arial"/>
-                <w:sz w:val="22"/>
-                <w:szCs w:val="22"/>
-              </w:rPr>
-              <w:t>6</w:t>
+                <w:rFonts w:ascii="ＭＳ Ｐ明朝" w:eastAsia="ＭＳ Ｐ明朝" w:hAnsi="ＭＳ Ｐ明朝" w:cs="Arial" w:hint="eastAsia"/>
+                <w:sz w:val="22"/>
+                <w:szCs w:val="22"/>
+              </w:rPr>
+              <w:t>●</w:t>
             </w:r>
             <w:r>
               <w:rPr>
@@ -7495,11 +7562,11 @@
             </w:pPr>
             <w:r>
               <w:rPr>
-                <w:rFonts w:ascii="ＭＳ Ｐ明朝" w:eastAsia="ＭＳ Ｐ明朝" w:hAnsi="ＭＳ Ｐ明朝" w:cs="Arial"/>
-                <w:sz w:val="22"/>
-                <w:szCs w:val="22"/>
-              </w:rPr>
-              <w:t>618,750</w:t>
+                <w:rFonts w:ascii="ＭＳ Ｐ明朝" w:eastAsia="ＭＳ Ｐ明朝" w:hAnsi="ＭＳ Ｐ明朝" w:cs="Arial" w:hint="eastAsia"/>
+                <w:sz w:val="22"/>
+                <w:szCs w:val="22"/>
+              </w:rPr>
+              <w:t>●</w:t>
             </w:r>
             <w:r>
               <w:rPr>
@@ -7568,11 +7635,11 @@
             </w:pPr>
             <w:r>
               <w:rPr>
-                <w:rFonts w:ascii="ＭＳ Ｐ明朝" w:eastAsia="ＭＳ Ｐ明朝" w:hAnsi="ＭＳ Ｐ明朝" w:cs="Arial"/>
-                <w:sz w:val="22"/>
-                <w:szCs w:val="22"/>
-              </w:rPr>
-              <w:t>61,875,000</w:t>
+                <w:rFonts w:ascii="ＭＳ Ｐ明朝" w:eastAsia="ＭＳ Ｐ明朝" w:hAnsi="ＭＳ Ｐ明朝" w:cs="Arial" w:hint="eastAsia"/>
+                <w:sz w:val="22"/>
+                <w:szCs w:val="22"/>
+              </w:rPr>
+              <w:t>●</w:t>
             </w:r>
             <w:r>
               <w:rPr>
@@ -7641,35 +7708,11 @@
             </w:pPr>
             <w:r>
               <w:rPr>
-                <w:rFonts w:ascii="ＭＳ Ｐ明朝" w:eastAsia="ＭＳ Ｐ明朝" w:hAnsi="ＭＳ Ｐ明朝" w:cs="Arial"/>
-                <w:sz w:val="22"/>
-                <w:szCs w:val="22"/>
-              </w:rPr>
-              <w:t>5,878</w:t>
-            </w:r>
-            <w:r>
-              <w:rPr>
-                <w:rFonts w:ascii="ＭＳ Ｐ明朝" w:eastAsia="ＭＳ Ｐ明朝" w:hAnsi="ＭＳ Ｐ明朝" w:cs="Arial"/>
-                <w:sz w:val="22"/>
-                <w:szCs w:val="22"/>
-              </w:rPr>
-              <w:t>,</w:t>
-            </w:r>
-            <w:r>
-              <w:rPr>
-                <w:rFonts w:ascii="ＭＳ Ｐ明朝" w:eastAsia="ＭＳ Ｐ明朝" w:hAnsi="ＭＳ Ｐ明朝" w:cs="Arial"/>
-                <w:sz w:val="22"/>
-                <w:szCs w:val="22"/>
-              </w:rPr>
-              <w:t>125</w:t>
-            </w:r>
-            <w:r>
-              <w:rPr>
-                <w:rFonts w:ascii="ＭＳ Ｐ明朝" w:eastAsia="ＭＳ Ｐ明朝" w:hAnsi="ＭＳ Ｐ明朝" w:cs="Arial"/>
-                <w:sz w:val="22"/>
-                <w:szCs w:val="22"/>
-              </w:rPr>
-              <w:t>,000</w:t>
+                <w:rFonts w:ascii="ＭＳ Ｐ明朝" w:eastAsia="ＭＳ Ｐ明朝" w:hAnsi="ＭＳ Ｐ明朝" w:cs="Arial" w:hint="eastAsia"/>
+                <w:sz w:val="22"/>
+                <w:szCs w:val="22"/>
+              </w:rPr>
+              <w:t>●</w:t>
             </w:r>
             <w:r>
               <w:rPr>
@@ -7732,28 +7775,37 @@
               <w:tabs>
                 <w:tab w:val="left" w:pos="318"/>
               </w:tabs>
+              <w:spacing w:line="360" w:lineRule="auto"/>
               <w:ind w:rightChars="-43" w:right="-103"/>
               <w:rPr>
-                <w:rFonts w:ascii="ＭＳ Ｐ明朝" w:eastAsia="ＭＳ Ｐ明朝" w:hAnsi="ＭＳ Ｐ明朝" w:cs="Arial"/>
+                <w:rFonts w:ascii="ＭＳ Ｐ明朝" w:eastAsia="ＭＳ Ｐ明朝" w:hAnsi="ＭＳ Ｐ明朝" w:cs="Arial" w:hint="eastAsia"/>
                 <w:sz w:val="22"/>
                 <w:szCs w:val="22"/>
               </w:rPr>
             </w:pPr>
             <w:r>
               <w:rPr>
+                <w:rFonts w:ascii="ＭＳ Ｐ明朝" w:eastAsia="ＭＳ Ｐ明朝" w:hAnsi="ＭＳ Ｐ明朝" w:cs="Arial"/>
+                <w:sz w:val="22"/>
+                <w:szCs w:val="22"/>
+              </w:rPr>
+              <w:t>2026</w:t>
+            </w:r>
+            <w:r>
+              <w:rPr>
                 <w:rFonts w:ascii="ＭＳ Ｐ明朝" w:eastAsia="ＭＳ Ｐ明朝" w:hAnsi="ＭＳ Ｐ明朝" w:cs="Arial" w:hint="eastAsia"/>
                 <w:sz w:val="22"/>
                 <w:szCs w:val="22"/>
               </w:rPr>
-              <w:t>2</w:t>
-            </w:r>
-            <w:r>
-              <w:rPr>
-                <w:rFonts w:ascii="ＭＳ Ｐ明朝" w:eastAsia="ＭＳ Ｐ明朝" w:hAnsi="ＭＳ Ｐ明朝" w:cs="Arial"/>
-                <w:sz w:val="22"/>
-                <w:szCs w:val="22"/>
-              </w:rPr>
-              <w:t>025</w:t>
+              <w:t>年</w:t>
+            </w:r>
+            <w:r>
+              <w:rPr>
+                <w:rFonts w:ascii="ＭＳ Ｐ明朝" w:eastAsia="ＭＳ Ｐ明朝" w:hAnsi="ＭＳ Ｐ明朝" w:cs="Arial"/>
+                <w:sz w:val="22"/>
+                <w:szCs w:val="22"/>
+              </w:rPr>
+              <w:t>3</w:t>
             </w:r>
             <w:r>
               <w:rPr>
@@ -7761,6 +7813,38 @@
                 <w:sz w:val="22"/>
                 <w:szCs w:val="22"/>
               </w:rPr>
+              <w:t>月</w:t>
+            </w:r>
+            <w:r>
+              <w:rPr>
+                <w:rFonts w:ascii="ＭＳ Ｐ明朝" w:eastAsia="ＭＳ Ｐ明朝" w:hAnsi="ＭＳ Ｐ明朝" w:cs="Arial"/>
+                <w:sz w:val="22"/>
+                <w:szCs w:val="22"/>
+              </w:rPr>
+              <w:t>3</w:t>
+            </w:r>
+            <w:r>
+              <w:rPr>
+                <w:rFonts w:ascii="ＭＳ Ｐ明朝" w:eastAsia="ＭＳ Ｐ明朝" w:hAnsi="ＭＳ Ｐ明朝" w:cs="Arial" w:hint="eastAsia"/>
+                <w:sz w:val="22"/>
+                <w:szCs w:val="22"/>
+              </w:rPr>
+              <w:t>日</w:t>
+            </w:r>
+            <w:r>
+              <w:rPr>
+                <w:rFonts w:ascii="ＭＳ Ｐ明朝" w:eastAsia="ＭＳ Ｐ明朝" w:hAnsi="ＭＳ Ｐ明朝" w:cs="Arial"/>
+                <w:sz w:val="22"/>
+                <w:szCs w:val="22"/>
+              </w:rPr>
+              <w:t>-2026</w:t>
+            </w:r>
+            <w:r>
+              <w:rPr>
+                <w:rFonts w:ascii="ＭＳ Ｐ明朝" w:eastAsia="ＭＳ Ｐ明朝" w:hAnsi="ＭＳ Ｐ明朝" w:cs="Arial" w:hint="eastAsia"/>
+                <w:sz w:val="22"/>
+                <w:szCs w:val="22"/>
+              </w:rPr>
               <w:t>年</w:t>
             </w:r>
             <w:r>
@@ -7769,7 +7853,7 @@
                 <w:sz w:val="22"/>
                 <w:szCs w:val="22"/>
               </w:rPr>
-              <w:t>8</w:t>
+              <w:t>3</w:t>
             </w:r>
             <w:r>
               <w:rPr>
@@ -7785,55 +7869,7 @@
                 <w:sz w:val="22"/>
                 <w:szCs w:val="22"/>
               </w:rPr>
-              <w:t>16</w:t>
-            </w:r>
-            <w:r>
-              <w:rPr>
-                <w:rFonts w:ascii="ＭＳ Ｐ明朝" w:eastAsia="ＭＳ Ｐ明朝" w:hAnsi="ＭＳ Ｐ明朝" w:cs="Arial" w:hint="eastAsia"/>
-                <w:sz w:val="22"/>
-                <w:szCs w:val="22"/>
-              </w:rPr>
-              <w:t>日</w:t>
-            </w:r>
-            <w:r>
-              <w:rPr>
-                <w:rFonts w:ascii="ＭＳ Ｐ明朝" w:eastAsia="ＭＳ Ｐ明朝" w:hAnsi="ＭＳ Ｐ明朝" w:cs="Arial"/>
-                <w:sz w:val="22"/>
-                <w:szCs w:val="22"/>
-              </w:rPr>
-              <w:t>-2030</w:t>
-            </w:r>
-            <w:r>
-              <w:rPr>
-                <w:rFonts w:ascii="ＭＳ Ｐ明朝" w:eastAsia="ＭＳ Ｐ明朝" w:hAnsi="ＭＳ Ｐ明朝" w:cs="Arial" w:hint="eastAsia"/>
-                <w:sz w:val="22"/>
-                <w:szCs w:val="22"/>
-              </w:rPr>
-              <w:t>年</w:t>
-            </w:r>
-            <w:r>
-              <w:rPr>
-                <w:rFonts w:ascii="ＭＳ Ｐ明朝" w:eastAsia="ＭＳ Ｐ明朝" w:hAnsi="ＭＳ Ｐ明朝" w:cs="Arial"/>
-                <w:sz w:val="22"/>
-                <w:szCs w:val="22"/>
-              </w:rPr>
-              <w:t>8</w:t>
-            </w:r>
-            <w:r>
-              <w:rPr>
-                <w:rFonts w:ascii="ＭＳ Ｐ明朝" w:eastAsia="ＭＳ Ｐ明朝" w:hAnsi="ＭＳ Ｐ明朝" w:cs="Arial" w:hint="eastAsia"/>
-                <w:sz w:val="22"/>
-                <w:szCs w:val="22"/>
-              </w:rPr>
-              <w:t>月</w:t>
-            </w:r>
-            <w:r>
-              <w:rPr>
-                <w:rFonts w:ascii="ＭＳ Ｐ明朝" w:eastAsia="ＭＳ Ｐ明朝" w:hAnsi="ＭＳ Ｐ明朝" w:cs="Arial"/>
-                <w:sz w:val="22"/>
-                <w:szCs w:val="22"/>
-              </w:rPr>
-              <w:t>15</w:t>
+              <w:t>4</w:t>
             </w:r>
             <w:r>
               <w:rPr>
@@ -7914,11 +7950,8 @@
           </w:p>
           <w:p>
             <w:pPr>
-              <w:adjustRightInd w:val="0"/>
-              <w:spacing w:line="280" w:lineRule="exact"/>
-              <w:rPr>
-                <w:rFonts w:ascii="ＭＳ Ｐ明朝" w:eastAsia="ＭＳ Ｐ明朝" w:hAnsi="ＭＳ Ｐ明朝" w:cs="MS-Mincho"/>
-                <w:color w:val="000000"/>
+              <w:rPr>
+                <w:rFonts w:ascii="ＭＳ Ｐ明朝" w:eastAsia="ＭＳ Ｐ明朝" w:hAnsi="ＭＳ Ｐ明朝"/>
                 <w:sz w:val="22"/>
                 <w:szCs w:val="22"/>
               </w:rPr>
@@ -7927,41 +7960,24 @@
           <w:p>
             <w:pPr>
               <w:rPr>
-                <w:rFonts w:ascii="ＭＳ Ｐ明朝" w:eastAsia="ＭＳ Ｐ明朝" w:hAnsi="ＭＳ Ｐ明朝"/>
+                <w:rFonts w:ascii="ＭＳ Ｐ明朝" w:eastAsia="ＭＳ Ｐ明朝" w:hAnsi="ＭＳ Ｐ明朝" w:hint="eastAsia"/>
                 <w:sz w:val="22"/>
                 <w:szCs w:val="22"/>
               </w:rPr>
             </w:pPr>
             <w:r>
               <w:rPr>
-                <w:rFonts w:ascii="ＭＳ Ｐ明朝" w:eastAsia="ＭＳ Ｐ明朝" w:hAnsi="ＭＳ Ｐ明朝"/>
-                <w:sz w:val="22"/>
-                <w:szCs w:val="22"/>
-              </w:rPr>
-              <w:t>・</w:t>
-            </w:r>
-            <w:r>
-              <w:rPr>
                 <w:rFonts w:ascii="ＭＳ Ｐ明朝" w:eastAsia="ＭＳ Ｐ明朝" w:hAnsi="ＭＳ Ｐ明朝" w:hint="eastAsia"/>
                 <w:sz w:val="22"/>
                 <w:szCs w:val="22"/>
               </w:rPr>
-              <w:t>自己新株予約権の取得の事由及び取得の条件</w:t>
+              <w:t>・株価条件（ノックイン）</w:t>
             </w:r>
           </w:p>
           <w:p>
             <w:pPr>
               <w:rPr>
-                <w:rFonts w:ascii="ＭＳ Ｐ明朝" w:eastAsia="ＭＳ Ｐ明朝" w:hAnsi="ＭＳ Ｐ明朝"/>
-                <w:sz w:val="22"/>
-                <w:szCs w:val="22"/>
-              </w:rPr>
-            </w:pPr>
-          </w:p>
-          <w:p>
-            <w:pPr>
-              <w:rPr>
-                <w:rFonts w:ascii="ＭＳ Ｐ明朝" w:eastAsia="ＭＳ Ｐ明朝" w:hAnsi="ＭＳ Ｐ明朝"/>
+                <w:rFonts w:ascii="ＭＳ Ｐ明朝" w:eastAsia="ＭＳ Ｐ明朝" w:hAnsi="ＭＳ Ｐ明朝" w:hint="eastAsia"/>
                 <w:sz w:val="22"/>
                 <w:szCs w:val="22"/>
               </w:rPr>
@@ -7973,7 +7989,7 @@
                 <w:sz w:val="22"/>
                 <w:szCs w:val="22"/>
               </w:rPr>
-              <w:t>本新株予約権の割当日以降、いつでも当社は、当社取締役会が別途定める日（以下、本項において「取得日」という。）の２週間前までに本新株予約権者に対する通知又は公告を行うことにより、当該取得日において本新株予約権１個につき発行価額である金</w:t>
+              <w:t>行使期間の満期までに、対象企業の株価が</w:t>
             </w:r>
             <w:r>
               <w:rPr>
@@ -7982,7 +7998,34 @@
                 <w:sz w:val="22"/>
                 <w:szCs w:val="22"/>
               </w:rPr>
-              <w:t>200円で、当該取得日に残存する本新株予約権の全部又は一部を取得することができる。なお、本新株予約権の一部の取得をする場合には、抽選その他の合理的な方法として当社取締役会が決定する方法により行うものとする。</w:t>
+              <w:t>150</w:t>
+            </w:r>
+            <w:r>
+              <w:rPr>
+                <w:rFonts w:ascii="ＭＳ Ｐ明朝" w:eastAsia="ＭＳ Ｐ明朝" w:hAnsi="ＭＳ Ｐ明朝" w:cs="ＭＳ 明朝" w:hint="eastAsia"/>
+                <w:color w:val="000000"/>
+                <w:sz w:val="22"/>
+                <w:szCs w:val="22"/>
+              </w:rPr>
+              <w:t>円を超過しない限り、</w:t>
+            </w:r>
+            <w:r>
+              <w:rPr>
+                <w:rFonts w:ascii="ＭＳ Ｐ明朝" w:eastAsia="ＭＳ Ｐ明朝" w:hAnsi="ＭＳ Ｐ明朝" w:cs="ＭＳ 明朝" w:hint="eastAsia"/>
+                <w:color w:val="000000"/>
+                <w:sz w:val="22"/>
+                <w:szCs w:val="22"/>
+              </w:rPr>
+              <w:t>対象企業は</w:t>
+            </w:r>
+            <w:r>
+              <w:rPr>
+                <w:rFonts w:ascii="ＭＳ Ｐ明朝" w:eastAsia="ＭＳ Ｐ明朝" w:hAnsi="ＭＳ Ｐ明朝" w:cs="ＭＳ 明朝" w:hint="eastAsia"/>
+                <w:color w:val="000000"/>
+                <w:sz w:val="22"/>
+                <w:szCs w:val="22"/>
+              </w:rPr>
+              <w:t>新株予約権を行使することができない。</w:t>
             </w:r>
           </w:p>
         </w:tc>
@@ -8111,6 +8154,51 @@
     </w:p>
     <w:p>
       <w:pPr>
+        <w:rPr>
+          <w:rFonts w:ascii="ＭＳ Ｐ明朝" w:eastAsia="ＭＳ Ｐ明朝" w:hAnsi="ＭＳ Ｐ明朝"/>
+          <w:sz w:val="22"/>
+          <w:szCs w:val="22"/>
+        </w:rPr>
+      </w:pPr>
+    </w:p>
+    <w:p>
+      <w:pPr>
+        <w:rPr>
+          <w:rFonts w:ascii="ＭＳ Ｐ明朝" w:eastAsia="ＭＳ Ｐ明朝" w:hAnsi="ＭＳ Ｐ明朝"/>
+          <w:sz w:val="22"/>
+          <w:szCs w:val="22"/>
+        </w:rPr>
+      </w:pPr>
+    </w:p>
+    <w:p>
+      <w:pPr>
+        <w:rPr>
+          <w:rFonts w:ascii="ＭＳ Ｐ明朝" w:eastAsia="ＭＳ Ｐ明朝" w:hAnsi="ＭＳ Ｐ明朝" w:hint="eastAsia"/>
+          <w:sz w:val="22"/>
+          <w:szCs w:val="22"/>
+        </w:rPr>
+      </w:pPr>
+    </w:p>
+    <w:p>
+      <w:pPr>
+        <w:rPr>
+          <w:rFonts w:ascii="ＭＳ Ｐ明朝" w:eastAsia="ＭＳ Ｐ明朝" w:hAnsi="ＭＳ Ｐ明朝"/>
+          <w:sz w:val="22"/>
+          <w:szCs w:val="22"/>
+        </w:rPr>
+      </w:pPr>
+    </w:p>
+    <w:p>
+      <w:pPr>
+        <w:rPr>
+          <w:rFonts w:ascii="ＭＳ Ｐ明朝" w:eastAsia="ＭＳ Ｐ明朝" w:hAnsi="ＭＳ Ｐ明朝"/>
+          <w:sz w:val="22"/>
+          <w:szCs w:val="22"/>
+        </w:rPr>
+      </w:pPr>
+    </w:p>
+    <w:p>
+      <w:pPr>
         <w:pStyle w:val="1"/>
         <w:rPr>
           <w:rFonts w:ascii="ＭＳ Ｐ明朝" w:eastAsia="ＭＳ Ｐ明朝" w:hAnsi="ＭＳ Ｐ明朝" w:cs="Arial"/>
@@ -8879,8 +8967,27 @@
           <w:sz w:val="22"/>
           <w:szCs w:val="22"/>
         </w:rPr>
-        <w:t>株価が正規分布に従うという仮定のもとで、ｊ回目のシミュレーションで実現する</w:t>
-      </w:r>
+        <w:t>株価が正規分布に従うという仮定のもとで、</w:t>
+      </w:r>
+      <w:proofErr w:type="gramStart"/>
+      <w:r>
+        <w:rPr>
+          <w:rFonts w:ascii="ＭＳ Ｐ明朝" w:eastAsia="ＭＳ Ｐ明朝" w:hAnsi="ＭＳ Ｐ明朝" w:cs="Arial"/>
+          <w:sz w:val="22"/>
+          <w:szCs w:val="22"/>
+        </w:rPr>
+        <w:t>ｊ</w:t>
+      </w:r>
+      <w:proofErr w:type="gramEnd"/>
+      <w:r>
+        <w:rPr>
+          <w:rFonts w:ascii="ＭＳ Ｐ明朝" w:eastAsia="ＭＳ Ｐ明朝" w:hAnsi="ＭＳ Ｐ明朝" w:cs="Arial"/>
+          <w:sz w:val="22"/>
+          <w:szCs w:val="22"/>
+        </w:rPr>
+        <w:t>回目のシミュレーションで実現する</w:t>
+      </w:r>
+      <w:proofErr w:type="gramStart"/>
       <w:r>
         <w:rPr>
           <w:rFonts w:ascii="ＭＳ Ｐ明朝" w:eastAsia="ＭＳ Ｐ明朝" w:hAnsi="ＭＳ Ｐ明朝" w:cs="Arial" w:hint="eastAsia"/>
@@ -8889,6 +8996,7 @@
         </w:rPr>
         <w:t>t</w:t>
       </w:r>
+      <w:proofErr w:type="gramEnd"/>
       <w:r>
         <w:rPr>
           <w:rFonts w:ascii="ＭＳ Ｐ明朝" w:eastAsia="ＭＳ Ｐ明朝" w:hAnsi="ＭＳ Ｐ明朝" w:cs="Arial"/>
@@ -8959,10 +9067,10 @@
             <v:path o:extrusionok="f" gradientshapeok="t" o:connecttype="rect"/>
             <o:lock v:ext="edit" aspectratio="t"/>
           </v:shapetype>
-          <v:shape id="_x0000_i1025" type="#_x0000_t75" alt="" style="width:163.5pt;height:30pt;mso-width-percent:0;mso-height-percent:0;mso-width-percent:0;mso-height-percent:0" o:ole="">
+          <v:shape id="_x0000_i1027" type="#_x0000_t75" alt="" style="width:163.2pt;height:30.4pt;mso-width-percent:0;mso-height-percent:0;mso-width-percent:0;mso-height-percent:0" o:ole="">
             <v:imagedata r:id="rId15" o:title=""/>
           </v:shape>
-          <o:OLEObject Type="Embed" ProgID="Equation.3" ShapeID="_x0000_i1025" DrawAspect="Content" ObjectID="_1812026405" r:id="rId16"/>
+          <o:OLEObject Type="Embed" ProgID="Equation.3" ShapeID="_x0000_i1027" DrawAspect="Content" ObjectID="_1834057530" r:id="rId16"/>
         </w:object>
       </w:r>
     </w:p>
@@ -10140,7 +10248,15 @@
           <w:sz w:val="22"/>
           <w:szCs w:val="22"/>
         </w:rPr>
-        <w:t>1.027</w:t>
+        <w:t>1.</w:t>
+      </w:r>
+      <w:r>
+        <w:rPr>
+          <w:rFonts w:ascii="ＭＳ Ｐ明朝" w:eastAsia="ＭＳ Ｐ明朝" w:hAnsi="ＭＳ Ｐ明朝" w:cs="Arial"/>
+          <w:sz w:val="22"/>
+          <w:szCs w:val="22"/>
+        </w:rPr>
+        <w:t>591</w:t>
       </w:r>
       <w:r>
         <w:rPr>
@@ -10164,6 +10280,30 @@
           <w:sz w:val="22"/>
           <w:szCs w:val="22"/>
         </w:rPr>
+        <w:t>3</w:t>
+      </w:r>
+      <w:r>
+        <w:rPr>
+          <w:rFonts w:ascii="ＭＳ Ｐ明朝" w:eastAsia="ＭＳ Ｐ明朝" w:hAnsi="ＭＳ Ｐ明朝" w:cs="Arial"/>
+          <w:sz w:val="22"/>
+          <w:szCs w:val="22"/>
+        </w:rPr>
+        <w:t>%×</w:t>
+      </w:r>
+      <w:r>
+        <w:rPr>
+          <w:rFonts w:ascii="ＭＳ Ｐ明朝" w:eastAsia="ＭＳ Ｐ明朝" w:hAnsi="ＭＳ Ｐ明朝" w:cs="Arial"/>
+          <w:sz w:val="22"/>
+          <w:szCs w:val="22"/>
+        </w:rPr>
+        <w:t xml:space="preserve"> </w:t>
+      </w:r>
+      <w:r>
+        <w:rPr>
+          <w:rFonts w:ascii="ＭＳ Ｐ明朝" w:eastAsia="ＭＳ Ｐ明朝" w:hAnsi="ＭＳ Ｐ明朝" w:cs="Arial"/>
+          <w:sz w:val="22"/>
+          <w:szCs w:val="22"/>
+        </w:rPr>
         <w:t>0</w:t>
       </w:r>
       <w:r>
@@ -10172,7 +10312,23 @@
           <w:sz w:val="22"/>
           <w:szCs w:val="22"/>
         </w:rPr>
-        <w:t>%×</w:t>
+        <w:t>.</w:t>
+      </w:r>
+      <w:r>
+        <w:rPr>
+          <w:rFonts w:ascii="ＭＳ Ｐ明朝" w:eastAsia="ＭＳ Ｐ明朝" w:hAnsi="ＭＳ Ｐ明朝" w:cs="Arial"/>
+          <w:sz w:val="22"/>
+          <w:szCs w:val="22"/>
+        </w:rPr>
+        <w:t>5</w:t>
+      </w:r>
+      <w:r>
+        <w:rPr>
+          <w:rFonts w:ascii="ＭＳ Ｐ明朝" w:eastAsia="ＭＳ Ｐ明朝" w:hAnsi="ＭＳ Ｐ明朝" w:cs="Arial"/>
+          <w:sz w:val="22"/>
+          <w:szCs w:val="22"/>
+        </w:rPr>
+        <w:t>67</w:t>
       </w:r>
       <w:r>
         <w:rPr>
@@ -10188,38 +10344,6 @@
           <w:sz w:val="22"/>
           <w:szCs w:val="22"/>
         </w:rPr>
-        <w:t>0</w:t>
-      </w:r>
-      <w:r>
-        <w:rPr>
-          <w:rFonts w:ascii="ＭＳ Ｐ明朝" w:eastAsia="ＭＳ Ｐ明朝" w:hAnsi="ＭＳ Ｐ明朝" w:cs="Arial"/>
-          <w:sz w:val="22"/>
-          <w:szCs w:val="22"/>
-        </w:rPr>
-        <w:t>.</w:t>
-      </w:r>
-      <w:r>
-        <w:rPr>
-          <w:rFonts w:ascii="ＭＳ Ｐ明朝" w:eastAsia="ＭＳ Ｐ明朝" w:hAnsi="ＭＳ Ｐ明朝" w:cs="Arial"/>
-          <w:sz w:val="22"/>
-          <w:szCs w:val="22"/>
-        </w:rPr>
-        <w:t>500</w:t>
-      </w:r>
-      <w:r>
-        <w:rPr>
-          <w:rFonts w:ascii="ＭＳ Ｐ明朝" w:eastAsia="ＭＳ Ｐ明朝" w:hAnsi="ＭＳ Ｐ明朝" w:cs="Arial"/>
-          <w:sz w:val="22"/>
-          <w:szCs w:val="22"/>
-        </w:rPr>
-        <w:t xml:space="preserve"> </w:t>
-      </w:r>
-      <w:r>
-        <w:rPr>
-          <w:rFonts w:ascii="ＭＳ Ｐ明朝" w:eastAsia="ＭＳ Ｐ明朝" w:hAnsi="ＭＳ Ｐ明朝" w:cs="Arial"/>
-          <w:sz w:val="22"/>
-          <w:szCs w:val="22"/>
-        </w:rPr>
         <w:t xml:space="preserve">+ </w:t>
       </w:r>
       <w:r>
@@ -10236,7 +10360,7 @@
           <w:sz w:val="22"/>
           <w:szCs w:val="22"/>
         </w:rPr>
-        <w:t>2.86</w:t>
+        <w:t>1.83</w:t>
       </w:r>
       <w:r>
         <w:rPr>
@@ -10270,7 +10394,23 @@
           <w:sz w:val="22"/>
           <w:szCs w:val="22"/>
         </w:rPr>
-        <w:t>28.39</w:t>
+        <w:t>28.</w:t>
+      </w:r>
+      <w:r>
+        <w:rPr>
+          <w:rFonts w:ascii="ＭＳ Ｐ明朝" w:eastAsia="ＭＳ Ｐ明朝" w:hAnsi="ＭＳ Ｐ明朝" w:cs="Arial"/>
+          <w:sz w:val="22"/>
+          <w:szCs w:val="22"/>
+        </w:rPr>
+        <w:t>6</w:t>
+      </w:r>
+      <w:r>
+        <w:rPr>
+          <w:rFonts w:ascii="ＭＳ Ｐ明朝" w:eastAsia="ＭＳ Ｐ明朝" w:hAnsi="ＭＳ Ｐ明朝" w:cs="Arial"/>
+          <w:sz w:val="22"/>
+          <w:szCs w:val="22"/>
+        </w:rPr>
+        <w:t>9</w:t>
       </w:r>
       <w:r>
         <w:rPr>
@@ -10482,10 +10622,10 @@
           <w:szCs w:val="22"/>
         </w:rPr>
         <w:object w:dxaOrig="13" w:dyaOrig="13" w14:anchorId="24FB6BDA">
-          <v:shape id="_x0000_i1026" type="#_x0000_t75" alt="" style="width:.75pt;height:.75pt;mso-width-percent:0;mso-height-percent:0;mso-width-percent:0;mso-height-percent:0" o:ole="">
+          <v:shape id="_x0000_i1026" type="#_x0000_t75" alt="" style="width:.8pt;height:.8pt;mso-width-percent:0;mso-height-percent:0;mso-width-percent:0;mso-height-percent:0" o:ole="">
             <v:imagedata r:id="rId17" o:title=""/>
           </v:shape>
-          <o:OLEObject Type="Embed" ProgID="Equation.3" ShapeID="_x0000_i1026" DrawAspect="Content" ObjectID="_1812026406" r:id="rId18"/>
+          <o:OLEObject Type="Embed" ProgID="Equation.3" ShapeID="_x0000_i1026" DrawAspect="Content" ObjectID="_1834057531" r:id="rId18"/>
         </w:object>
       </w:r>
       <w:r>
@@ -10497,10 +10637,10 @@
           <w:szCs w:val="22"/>
         </w:rPr>
         <w:object w:dxaOrig="13" w:dyaOrig="13" w14:anchorId="372ED0CA">
-          <v:shape id="_x0000_i1027" type="#_x0000_t75" alt="" style="width:.75pt;height:.75pt;mso-width-percent:0;mso-height-percent:0;mso-width-percent:0;mso-height-percent:0" o:ole="">
+          <v:shape id="_x0000_i1025" type="#_x0000_t75" alt="" style="width:.8pt;height:.8pt;mso-width-percent:0;mso-height-percent:0;mso-width-percent:0;mso-height-percent:0" o:ole="">
             <v:imagedata r:id="rId19" o:title=""/>
           </v:shape>
-          <o:OLEObject Type="Embed" ProgID="Equation.3" ShapeID="_x0000_i1027" DrawAspect="Content" ObjectID="_1812026407" r:id="rId20"/>
+          <o:OLEObject Type="Embed" ProgID="Equation.3" ShapeID="_x0000_i1025" DrawAspect="Content" ObjectID="_1834057532" r:id="rId20"/>
         </w:object>
       </w:r>
     </w:p>
@@ -11386,9 +11526,10 @@
           </v:handles>
           <o:lock v:ext="edit" text="t" shapetype="t"/>
         </v:shapetype>
-        <v:shape id="PowerPlusWaterMarkObject250204126" o:spid="_x0000_s1026" type="#_x0000_t136" style="position:absolute;margin-left:0;margin-top:0;width:428.2pt;height:171.25pt;rotation:315;z-index:-251655168;mso-position-horizontal:center;mso-position-horizontal-relative:margin;mso-position-vertical:center;mso-position-vertical-relative:margin" o:allowincell="f" fillcolor="silver" stroked="f">
+        <v:shape id="PowerPlusWaterMarkObject250204126" o:spid="_x0000_s1030" type="#_x0000_t136" alt="" style="position:absolute;margin-left:0;margin-top:0;width:428.2pt;height:171.25pt;rotation:315;z-index:-251655168;mso-wrap-edited:f;mso-width-percent:0;mso-height-percent:0;mso-position-horizontal:center;mso-position-horizontal-relative:margin;mso-position-vertical:center;mso-position-vertical-relative:margin;mso-width-percent:0;mso-height-percent:0" o:allowincell="f" fillcolor="silver" stroked="f">
           <v:fill opacity=".5"/>
           <v:textpath style="font-family:&quot;ＭＳ 明朝&quot;;font-size:1pt;v-text-reverse:t" string="DRAFT"/>
+          <w10:wrap anchorx="margin" anchory="margin"/>
         </v:shape>
       </w:pict>
     </w:r>
@@ -11431,9 +11572,10 @@
           </v:handles>
           <o:lock v:ext="edit" text="t" shapetype="t"/>
         </v:shapetype>
-        <v:shape id="PowerPlusWaterMarkObject250204127" o:spid="_x0000_s1027" type="#_x0000_t136" style="position:absolute;margin-left:0;margin-top:0;width:428.2pt;height:171.25pt;rotation:315;z-index:-251653120;mso-position-horizontal:center;mso-position-horizontal-relative:margin;mso-position-vertical:center;mso-position-vertical-relative:margin" o:allowincell="f" fillcolor="silver" stroked="f">
+        <v:shape id="PowerPlusWaterMarkObject250204127" o:spid="_x0000_s1029" type="#_x0000_t136" alt="" style="position:absolute;margin-left:0;margin-top:0;width:428.2pt;height:171.25pt;rotation:315;z-index:-251653120;mso-wrap-edited:f;mso-width-percent:0;mso-height-percent:0;mso-position-horizontal:center;mso-position-horizontal-relative:margin;mso-position-vertical:center;mso-position-vertical-relative:margin;mso-width-percent:0;mso-height-percent:0" o:allowincell="f" fillcolor="silver" stroked="f">
           <v:fill opacity=".5"/>
           <v:textpath style="font-family:&quot;ＭＳ 明朝&quot;;font-size:1pt;v-text-reverse:t" string="DRAFT"/>
+          <w10:wrap anchorx="margin" anchory="margin"/>
         </v:shape>
       </w:pict>
     </w:r>
@@ -11500,9 +11642,10 @@
           </v:handles>
           <o:lock v:ext="edit" text="t" shapetype="t"/>
         </v:shapetype>
-        <v:shape id="PowerPlusWaterMarkObject250204125" o:spid="_x0000_s1025" type="#_x0000_t136" style="position:absolute;margin-left:0;margin-top:0;width:428.2pt;height:171.25pt;rotation:315;z-index:-251657216;mso-position-horizontal:center;mso-position-horizontal-relative:margin;mso-position-vertical:center;mso-position-vertical-relative:margin" o:allowincell="f" fillcolor="silver" stroked="f">
+        <v:shape id="PowerPlusWaterMarkObject250204125" o:spid="_x0000_s1028" type="#_x0000_t136" alt="" style="position:absolute;margin-left:0;margin-top:0;width:428.2pt;height:171.25pt;rotation:315;z-index:-251657216;mso-wrap-edited:f;mso-width-percent:0;mso-height-percent:0;mso-position-horizontal:center;mso-position-horizontal-relative:margin;mso-position-vertical:center;mso-position-vertical-relative:margin;mso-width-percent:0;mso-height-percent:0" o:allowincell="f" fillcolor="silver" stroked="f">
           <v:fill opacity=".5"/>
           <v:textpath style="font-family:&quot;ＭＳ 明朝&quot;;font-size:1pt;v-text-reverse:t" string="DRAFT"/>
+          <w10:wrap anchorx="margin" anchory="margin"/>
         </v:shape>
       </w:pict>
     </w:r>
@@ -11545,9 +11688,10 @@
           </v:handles>
           <o:lock v:ext="edit" text="t" shapetype="t"/>
         </v:shapetype>
-        <v:shape id="PowerPlusWaterMarkObject250204129" o:spid="_x0000_s1029" type="#_x0000_t136" style="position:absolute;margin-left:0;margin-top:0;width:428.2pt;height:171.25pt;rotation:315;z-index:-251649024;mso-position-horizontal:center;mso-position-horizontal-relative:margin;mso-position-vertical:center;mso-position-vertical-relative:margin" o:allowincell="f" fillcolor="silver" stroked="f">
+        <v:shape id="PowerPlusWaterMarkObject250204129" o:spid="_x0000_s1027" type="#_x0000_t136" alt="" style="position:absolute;margin-left:0;margin-top:0;width:428.2pt;height:171.25pt;rotation:315;z-index:-251649024;mso-wrap-edited:f;mso-width-percent:0;mso-height-percent:0;mso-position-horizontal:center;mso-position-horizontal-relative:margin;mso-position-vertical:center;mso-position-vertical-relative:margin;mso-width-percent:0;mso-height-percent:0" o:allowincell="f" fillcolor="silver" stroked="f">
           <v:fill opacity=".5"/>
           <v:textpath style="font-family:&quot;ＭＳ 明朝&quot;;font-size:1pt;v-text-reverse:t" string="DRAFT"/>
+          <w10:wrap anchorx="margin" anchory="margin"/>
         </v:shape>
       </w:pict>
     </w:r>
@@ -11590,9 +11734,10 @@
           </v:handles>
           <o:lock v:ext="edit" text="t" shapetype="t"/>
         </v:shapetype>
-        <v:shape id="PowerPlusWaterMarkObject250204130" o:spid="_x0000_s1030" type="#_x0000_t136" style="position:absolute;margin-left:0;margin-top:0;width:428.2pt;height:171.25pt;rotation:315;z-index:-251646976;mso-position-horizontal:center;mso-position-horizontal-relative:margin;mso-position-vertical:center;mso-position-vertical-relative:margin" o:allowincell="f" fillcolor="silver" stroked="f">
+        <v:shape id="PowerPlusWaterMarkObject250204130" o:spid="_x0000_s1026" type="#_x0000_t136" alt="" style="position:absolute;margin-left:0;margin-top:0;width:428.2pt;height:171.25pt;rotation:315;z-index:-251646976;mso-wrap-edited:f;mso-width-percent:0;mso-height-percent:0;mso-position-horizontal:center;mso-position-horizontal-relative:margin;mso-position-vertical:center;mso-position-vertical-relative:margin;mso-width-percent:0;mso-height-percent:0" o:allowincell="f" fillcolor="silver" stroked="f">
           <v:fill opacity=".5"/>
           <v:textpath style="font-family:&quot;ＭＳ 明朝&quot;;font-size:1pt;v-text-reverse:t" string="DRAFT"/>
+          <w10:wrap anchorx="margin" anchory="margin"/>
         </v:shape>
       </w:pict>
     </w:r>
@@ -11659,9 +11804,10 @@
           </v:handles>
           <o:lock v:ext="edit" text="t" shapetype="t"/>
         </v:shapetype>
-        <v:shape id="PowerPlusWaterMarkObject250204128" o:spid="_x0000_s1028" type="#_x0000_t136" style="position:absolute;margin-left:0;margin-top:0;width:428.2pt;height:171.25pt;rotation:315;z-index:-251651072;mso-position-horizontal:center;mso-position-horizontal-relative:margin;mso-position-vertical:center;mso-position-vertical-relative:margin" o:allowincell="f" fillcolor="silver" stroked="f">
+        <v:shape id="PowerPlusWaterMarkObject250204128" o:spid="_x0000_s1025" type="#_x0000_t136" alt="" style="position:absolute;margin-left:0;margin-top:0;width:428.2pt;height:171.25pt;rotation:315;z-index:-251651072;mso-wrap-edited:f;mso-width-percent:0;mso-height-percent:0;mso-position-horizontal:center;mso-position-horizontal-relative:margin;mso-position-vertical:center;mso-position-vertical-relative:margin;mso-width-percent:0;mso-height-percent:0" o:allowincell="f" fillcolor="silver" stroked="f">
           <v:fill opacity=".5"/>
           <v:textpath style="font-family:&quot;ＭＳ 明朝&quot;;font-size:1pt;v-text-reverse:t" string="DRAFT"/>
+          <w10:wrap anchorx="margin" anchory="margin"/>
         </v:shape>
       </w:pict>
     </w:r>

--- a/template.docx
+++ b/template.docx
@@ -32,20 +32,12 @@
     </w:p>
     <w:p>
       <w:pPr>
-        <w:rPr>
-          <w:rFonts w:ascii="ＭＳ Ｐ明朝" w:eastAsia="ＭＳ Ｐ明朝" w:hAnsi="ＭＳ Ｐ明朝" w:cs="Arial"/>
-        </w:rPr>
-      </w:pPr>
-    </w:p>
-    <w:p>
-      <w:pPr>
         <w:jc w:val="center"/>
         <w:rPr>
           <w:rFonts w:ascii="ＭＳ Ｐ明朝" w:eastAsia="ＭＳ Ｐ明朝" w:hAnsi="ＭＳ Ｐ明朝" w:cs="Arial"/>
           <w:b/>
           <w:sz w:val="48"/>
           <w:szCs w:val="48"/>
-          <w:lang w:eastAsia="zh-TW"/>
         </w:rPr>
       </w:pPr>
       <w:r>
@@ -54,7 +46,6 @@
           <w:b/>
           <w:sz w:val="48"/>
           <w:szCs w:val="48"/>
-          <w:lang w:eastAsia="zh-TW"/>
         </w:rPr>
         <w:t>新株予約権</w:t>
       </w:r>
@@ -64,7 +55,6 @@
           <w:b/>
           <w:sz w:val="48"/>
           <w:szCs w:val="48"/>
-          <w:lang w:eastAsia="zh-TW"/>
         </w:rPr>
         <w:t>価値</w:t>
       </w:r>
@@ -74,27 +64,63 @@
           <w:b/>
           <w:sz w:val="48"/>
           <w:szCs w:val="48"/>
-          <w:lang w:eastAsia="zh-TW"/>
         </w:rPr>
         <w:t>算定報告書</w:t>
       </w:r>
     </w:p>
     <w:p>
       <w:pPr>
+        <w:jc w:val="center"/>
         <w:rPr>
           <w:rFonts w:ascii="ＭＳ Ｐ明朝" w:eastAsia="ＭＳ Ｐ明朝" w:hAnsi="ＭＳ Ｐ明朝" w:cs="Arial"/>
           <w:b/>
-          <w:sz w:val="48"/>
-          <w:szCs w:val="48"/>
-          <w:lang w:eastAsia="zh-TW"/>
-        </w:rPr>
-      </w:pPr>
+          <w:sz w:val="32"/>
+          <w:szCs w:val="32"/>
+        </w:rPr>
+      </w:pPr>
+      <w:r>
+        <w:rPr>
+          <w:rFonts w:ascii="ＭＳ Ｐ明朝" w:eastAsia="ＭＳ Ｐ明朝" w:hAnsi="ＭＳ Ｐ明朝" w:cs="Arial"/>
+          <w:b/>
+          <w:sz w:val="32"/>
+          <w:szCs w:val="32"/>
+          <w:lang w:eastAsia="zh-CN"/>
+        </w:rPr>
+        <w:t>(</w:t>
+      </w:r>
+      <w:r>
+        <w:rPr>
+          <w:rFonts w:ascii="ＭＳ Ｐ明朝" w:eastAsia="ＭＳ Ｐ明朝" w:hAnsi="ＭＳ Ｐ明朝" w:cs="Arial" w:hint="eastAsia"/>
+          <w:b/>
+          <w:sz w:val="32"/>
+          <w:szCs w:val="32"/>
+        </w:rPr>
+        <w:t>第</w:t>
+      </w:r>
+      <w:r>
+        <w:rPr>
+          <w:rFonts w:ascii="ＭＳ Ｐ明朝" w:eastAsia="ＭＳ Ｐ明朝" w:hAnsi="ＭＳ Ｐ明朝" w:cs="Arial" w:hint="eastAsia"/>
+          <w:b/>
+          <w:sz w:val="32"/>
+          <w:szCs w:val="32"/>
+        </w:rPr>
+        <w:t>●</w:t>
+      </w:r>
+      <w:r>
+        <w:rPr>
+          <w:rFonts w:ascii="ＭＳ Ｐ明朝" w:eastAsia="ＭＳ Ｐ明朝" w:hAnsi="ＭＳ Ｐ明朝" w:cs="Arial" w:hint="eastAsia"/>
+          <w:b/>
+          <w:sz w:val="32"/>
+          <w:szCs w:val="32"/>
+        </w:rPr>
+        <w:t>回)</w:t>
+      </w:r>
     </w:p>
     <w:p>
       <w:pPr>
         <w:rPr>
           <w:rFonts w:ascii="ＭＳ Ｐ明朝" w:eastAsia="ＭＳ Ｐ明朝" w:hAnsi="ＭＳ Ｐ明朝" w:cs="Arial"/>
-          <w:lang w:eastAsia="zh-TW"/>
+          <w:lang w:eastAsia="zh-CN"/>
         </w:rPr>
       </w:pPr>
     </w:p>
@@ -105,7 +131,7 @@
           <w:rFonts w:ascii="ＭＳ Ｐ明朝" w:eastAsia="ＭＳ Ｐ明朝" w:hAnsi="ＭＳ Ｐ明朝" w:cs="Arial"/>
           <w:sz w:val="44"/>
           <w:szCs w:val="44"/>
-          <w:lang w:eastAsia="zh-TW"/>
+          <w:lang w:eastAsia="zh-CN"/>
         </w:rPr>
       </w:pPr>
     </w:p>
@@ -114,19 +140,9 @@
         <w:jc w:val="center"/>
         <w:rPr>
           <w:rFonts w:ascii="ＭＳ Ｐ明朝" w:eastAsia="ＭＳ Ｐ明朝" w:hAnsi="ＭＳ Ｐ明朝" w:cs="Arial"/>
-          <w:sz w:val="44"/>
-          <w:szCs w:val="44"/>
-          <w:lang w:eastAsia="zh-TW"/>
-        </w:rPr>
-      </w:pPr>
-    </w:p>
-    <w:p>
-      <w:pPr>
-        <w:jc w:val="center"/>
-        <w:rPr>
-          <w:rFonts w:ascii="ＭＳ Ｐ明朝" w:eastAsia="ＭＳ Ｐ明朝" w:hAnsi="ＭＳ Ｐ明朝" w:cs="Arial"/>
           <w:sz w:val="40"/>
           <w:szCs w:val="40"/>
+          <w:lang w:eastAsia="zh-CN"/>
         </w:rPr>
       </w:pPr>
       <w:r>
@@ -134,6 +150,7 @@
           <w:rFonts w:ascii="ＭＳ Ｐ明朝" w:eastAsia="ＭＳ Ｐ明朝" w:hAnsi="ＭＳ Ｐ明朝" w:cs="Arial" w:hint="eastAsia"/>
           <w:sz w:val="40"/>
           <w:szCs w:val="40"/>
+          <w:lang w:eastAsia="zh-CN"/>
         </w:rPr>
         <w:t>評価対象企業</w:t>
       </w:r>
@@ -146,6 +163,7 @@
           <w:b/>
           <w:sz w:val="44"/>
           <w:szCs w:val="44"/>
+          <w:lang w:eastAsia="zh-CN"/>
         </w:rPr>
       </w:pPr>
       <w:r>
@@ -154,6 +172,7 @@
           <w:b/>
           <w:sz w:val="44"/>
           <w:szCs w:val="44"/>
+          <w:lang w:eastAsia="zh-CN"/>
         </w:rPr>
         <w:t>株式会社</w:t>
       </w:r>
@@ -163,6 +182,7 @@
           <w:b/>
           <w:sz w:val="44"/>
           <w:szCs w:val="44"/>
+          <w:lang w:eastAsia="zh-CN"/>
         </w:rPr>
         <w:t>ジェリービーンズグループ</w:t>
       </w:r>
@@ -174,42 +194,9 @@
           <w:b/>
           <w:sz w:val="52"/>
           <w:szCs w:val="52"/>
-        </w:rPr>
-      </w:pPr>
-    </w:p>
-    <w:p>
-      <w:pPr>
-        <w:rPr>
-          <w:rFonts w:ascii="ＭＳ Ｐ明朝" w:eastAsia="ＭＳ Ｐ明朝" w:hAnsi="ＭＳ Ｐ明朝" w:cs="Arial"/>
-        </w:rPr>
-      </w:pPr>
-    </w:p>
-    <w:p>
-      <w:pPr>
-        <w:rPr>
-          <w:rFonts w:ascii="ＭＳ Ｐ明朝" w:eastAsia="ＭＳ Ｐ明朝" w:hAnsi="ＭＳ Ｐ明朝" w:cs="Arial"/>
-        </w:rPr>
-      </w:pPr>
-    </w:p>
-    <w:p>
-      <w:pPr>
-        <w:rPr>
-          <w:rFonts w:ascii="ＭＳ Ｐ明朝" w:eastAsia="ＭＳ Ｐ明朝" w:hAnsi="ＭＳ Ｐ明朝" w:cs="Arial"/>
-        </w:rPr>
-      </w:pPr>
-    </w:p>
-    <w:p>
-      <w:pPr>
-        <w:rPr>
-          <w:rFonts w:ascii="ＭＳ Ｐ明朝" w:eastAsia="ＭＳ Ｐ明朝" w:hAnsi="ＭＳ Ｐ明朝" w:cs="Arial"/>
-        </w:rPr>
-      </w:pPr>
-    </w:p>
-    <w:p>
-      <w:pPr>
-        <w:rPr>
-          <w:rFonts w:ascii="ＭＳ Ｐ明朝" w:eastAsia="ＭＳ Ｐ明朝" w:hAnsi="ＭＳ Ｐ明朝" w:cs="Arial"/>
-        </w:rPr>
+          <w:lang w:eastAsia="zh-CN"/>
+        </w:rPr>
+        <w:pageBreakBefore/>
       </w:pPr>
     </w:p>
     <w:p>
@@ -307,318 +294,306 @@
     </w:p>
     <w:p>
       <w:pPr>
-        <w:jc w:val="center"/>
-        <w:rPr>
-          <w:rFonts w:ascii="ＭＳ Ｐ明朝" w:eastAsia="ＭＳ Ｐ明朝" w:hAnsi="ＭＳ Ｐ明朝" w:cs="Arial"/>
-        </w:rPr>
-      </w:pPr>
+        <w:wordWrap w:val="0"/>
+        <w:jc w:val="right"/>
+        <w:rPr>
+          <w:rFonts w:ascii="ＭＳ Ｐ明朝" w:eastAsia="ＭＳ Ｐ明朝" w:hAnsi="ＭＳ Ｐ明朝" w:cs="Arial"/>
+          <w:lang w:eastAsia="zh-CN"/>
+        </w:rPr>
+      </w:pPr>
+      <w:r>
+        <w:rPr>
+          <w:rFonts w:ascii="ＭＳ Ｐ明朝" w:eastAsia="ＭＳ Ｐ明朝" w:hAnsi="ＭＳ Ｐ明朝" w:cs="Arial"/>
+          <w:lang w:eastAsia="zh-CN"/>
+        </w:rPr>
+        <w:t>2026</w:t>
+      </w:r>
+      <w:r>
+        <w:rPr>
+          <w:rFonts w:ascii="ＭＳ Ｐ明朝" w:eastAsia="ＭＳ Ｐ明朝" w:hAnsi="ＭＳ Ｐ明朝" w:cs="Arial" w:hint="eastAsia"/>
+          <w:lang w:eastAsia="zh-CN"/>
+        </w:rPr>
+        <w:t>年</w:t>
+      </w:r>
+      <w:r>
+        <w:rPr>
+          <w:rFonts w:ascii="ＭＳ Ｐ明朝" w:eastAsia="ＭＳ Ｐ明朝" w:hAnsi="ＭＳ Ｐ明朝" w:cs="Arial"/>
+          <w:lang w:eastAsia="zh-CN"/>
+        </w:rPr>
+        <w:t>3</w:t>
+      </w:r>
+      <w:r>
+        <w:rPr>
+          <w:rFonts w:ascii="ＭＳ Ｐ明朝" w:eastAsia="ＭＳ Ｐ明朝" w:hAnsi="ＭＳ Ｐ明朝" w:cs="Arial" w:hint="eastAsia"/>
+          <w:lang w:eastAsia="zh-CN"/>
+        </w:rPr>
+        <w:t>月</w:t>
+      </w:r>
+      <w:r>
+        <w:rPr>
+          <w:rFonts w:ascii="ＭＳ Ｐ明朝" w:eastAsia="ＭＳ Ｐ明朝" w:hAnsi="ＭＳ Ｐ明朝" w:cs="Arial"/>
+          <w:lang w:eastAsia="zh-CN"/>
+        </w:rPr>
+        <w:t>2</w:t>
+      </w:r>
+      <w:r>
+        <w:rPr>
+          <w:rFonts w:ascii="ＭＳ Ｐ明朝" w:eastAsia="ＭＳ Ｐ明朝" w:hAnsi="ＭＳ Ｐ明朝" w:cs="Arial"/>
+          <w:lang w:eastAsia="zh-CN"/>
+        </w:rPr>
+        <w:t>日</w:t>
+      </w:r>
     </w:p>
     <w:p>
       <w:pPr>
-        <w:wordWrap w:val="0"/>
-        <w:jc w:val="right"/>
-        <w:rPr>
-          <w:rFonts w:ascii="ＭＳ Ｐ明朝" w:eastAsia="ＭＳ Ｐ明朝" w:hAnsi="ＭＳ Ｐ明朝" w:cs="Arial"/>
-        </w:rPr>
-      </w:pPr>
-      <w:r>
-        <w:rPr>
-          <w:rFonts w:ascii="ＭＳ Ｐ明朝" w:eastAsia="ＭＳ Ｐ明朝" w:hAnsi="ＭＳ Ｐ明朝" w:cs="Arial"/>
-        </w:rPr>
-        <w:lastRenderedPageBreak/>
-        <w:t>20</w:t>
-      </w:r>
-      <w:r>
-        <w:rPr>
-          <w:rFonts w:ascii="ＭＳ Ｐ明朝" w:eastAsia="ＭＳ Ｐ明朝" w:hAnsi="ＭＳ Ｐ明朝" w:cs="Arial"/>
-        </w:rPr>
-        <w:t>2</w:t>
-      </w:r>
-      <w:r>
-        <w:rPr>
-          <w:rFonts w:ascii="ＭＳ Ｐ明朝" w:eastAsia="ＭＳ Ｐ明朝" w:hAnsi="ＭＳ Ｐ明朝" w:cs="Arial"/>
-        </w:rPr>
-        <w:t>6</w:t>
-      </w:r>
-      <w:r>
-        <w:rPr>
-          <w:rFonts w:ascii="ＭＳ Ｐ明朝" w:eastAsia="ＭＳ Ｐ明朝" w:hAnsi="ＭＳ Ｐ明朝" w:cs="Arial" w:hint="eastAsia"/>
-        </w:rPr>
-        <w:t>年</w:t>
-      </w:r>
-      <w:r>
-        <w:rPr>
-          <w:rFonts w:ascii="ＭＳ Ｐ明朝" w:eastAsia="ＭＳ Ｐ明朝" w:hAnsi="ＭＳ Ｐ明朝" w:cs="Arial"/>
-        </w:rPr>
-        <w:t>3</w:t>
-      </w:r>
-      <w:r>
-        <w:rPr>
-          <w:rFonts w:ascii="ＭＳ Ｐ明朝" w:eastAsia="ＭＳ Ｐ明朝" w:hAnsi="ＭＳ Ｐ明朝" w:cs="Arial" w:hint="eastAsia"/>
-        </w:rPr>
-        <w:t>月</w:t>
-      </w:r>
-      <w:r>
-        <w:rPr>
-          <w:rFonts w:ascii="ＭＳ Ｐ明朝" w:eastAsia="ＭＳ Ｐ明朝" w:hAnsi="ＭＳ Ｐ明朝" w:cs="Arial"/>
-        </w:rPr>
-        <w:t>2</w:t>
-      </w:r>
-      <w:r>
-        <w:rPr>
-          <w:rFonts w:ascii="ＭＳ Ｐ明朝" w:eastAsia="ＭＳ Ｐ明朝" w:hAnsi="ＭＳ Ｐ明朝" w:cs="Arial"/>
-        </w:rPr>
-        <w:t>日</w:t>
-      </w:r>
+        <w:rPr>
+          <w:rFonts w:ascii="ＭＳ Ｐ明朝" w:eastAsia="ＭＳ Ｐ明朝" w:hAnsi="ＭＳ Ｐ明朝" w:cs="Arial"/>
+          <w:lang w:eastAsia="zh-CN"/>
+        </w:rPr>
+      </w:pPr>
     </w:p>
     <w:p>
       <w:pPr>
         <w:rPr>
           <w:rFonts w:ascii="ＭＳ Ｐ明朝" w:eastAsia="ＭＳ Ｐ明朝" w:hAnsi="ＭＳ Ｐ明朝" w:cs="Arial"/>
-        </w:rPr>
-      </w:pPr>
+          <w:lang w:eastAsia="zh-CN"/>
+        </w:rPr>
+      </w:pPr>
+      <w:r>
+        <w:rPr>
+          <w:rFonts w:ascii="ＭＳ Ｐ明朝" w:eastAsia="ＭＳ Ｐ明朝" w:hAnsi="ＭＳ Ｐ明朝" w:cs="Arial" w:hint="eastAsia"/>
+          <w:lang w:eastAsia="zh-CN"/>
+        </w:rPr>
+        <w:t>株式会社</w:t>
+      </w:r>
+      <w:r>
+        <w:rPr>
+          <w:rFonts w:ascii="ＭＳ Ｐ明朝" w:eastAsia="ＭＳ Ｐ明朝" w:hAnsi="ＭＳ Ｐ明朝" w:cs="Arial" w:hint="eastAsia"/>
+          <w:lang w:eastAsia="zh-CN"/>
+        </w:rPr>
+        <w:t>ジェリービーンズグループ</w:t>
+      </w:r>
     </w:p>
     <w:p>
       <w:pPr>
         <w:rPr>
           <w:rFonts w:ascii="ＭＳ Ｐ明朝" w:eastAsia="ＭＳ Ｐ明朝" w:hAnsi="ＭＳ Ｐ明朝" w:cs="Arial"/>
+          <w:lang w:eastAsia="zh-CN"/>
         </w:rPr>
       </w:pPr>
       <w:r>
         <w:rPr>
           <w:rFonts w:ascii="ＭＳ Ｐ明朝" w:eastAsia="ＭＳ Ｐ明朝" w:hAnsi="ＭＳ Ｐ明朝" w:cs="Arial" w:hint="eastAsia"/>
-        </w:rPr>
-        <w:t>株式会社</w:t>
+          <w:lang w:eastAsia="zh-CN"/>
+        </w:rPr>
+        <w:t>代表</w:t>
+      </w:r>
+      <w:r>
+        <w:rPr>
+          <w:rFonts w:ascii="ＭＳ Ｐ明朝" w:eastAsia="ＭＳ Ｐ明朝" w:hAnsi="ＭＳ Ｐ明朝" w:cs="Arial"/>
+          <w:lang w:eastAsia="zh-CN"/>
+        </w:rPr>
+        <w:t>取締役</w:t>
       </w:r>
       <w:r>
         <w:rPr>
           <w:rFonts w:ascii="ＭＳ Ｐ明朝" w:eastAsia="ＭＳ Ｐ明朝" w:hAnsi="ＭＳ Ｐ明朝" w:cs="Arial" w:hint="eastAsia"/>
         </w:rPr>
-        <w:t>ジェリービーンズグループ</w:t>
+        <w:t xml:space="preserve">社長　</w:t>
+      </w:r>
+      <w:r>
+        <w:rPr>
+          <w:rFonts w:ascii="ＭＳ Ｐ明朝" w:eastAsia="ＭＳ Ｐ明朝" w:hAnsi="ＭＳ Ｐ明朝" w:cs="Arial" w:hint="eastAsia"/>
+        </w:rPr>
+        <w:t xml:space="preserve">宮崎　明　</w:t>
+      </w:r>
+      <w:r>
+        <w:rPr>
+          <w:rFonts w:ascii="ＭＳ Ｐ明朝" w:eastAsia="ＭＳ Ｐ明朝" w:hAnsi="ＭＳ Ｐ明朝" w:cs="Arial" w:hint="eastAsia"/>
+          <w:color w:val="000000"/>
+          <w:lang w:eastAsia="zh-CN"/>
+        </w:rPr>
+        <w:t>殿</w:t>
+      </w:r>
+      <w:r>
+        <w:rPr>
+          <w:rFonts w:ascii="ＭＳ Ｐ明朝" w:eastAsia="ＭＳ Ｐ明朝" w:hAnsi="ＭＳ Ｐ明朝" w:cs="Arial"/>
+          <w:lang w:eastAsia="zh-CN"/>
+        </w:rPr>
       </w:r>
     </w:p>
     <w:p>
       <w:pPr>
         <w:rPr>
           <w:rFonts w:ascii="ＭＳ Ｐ明朝" w:eastAsia="ＭＳ Ｐ明朝" w:hAnsi="ＭＳ Ｐ明朝" w:cs="Arial"/>
-          <w:lang w:eastAsia="zh-TW"/>
-        </w:rPr>
-      </w:pPr>
-      <w:r>
-        <w:rPr>
-          <w:rFonts w:ascii="ＭＳ Ｐ明朝" w:eastAsia="ＭＳ Ｐ明朝" w:hAnsi="ＭＳ Ｐ明朝" w:cs="Arial" w:hint="eastAsia"/>
-          <w:lang w:eastAsia="zh-TW"/>
-        </w:rPr>
-        <w:t>代表</w:t>
-      </w:r>
-      <w:r>
-        <w:rPr>
-          <w:rFonts w:ascii="ＭＳ Ｐ明朝" w:eastAsia="ＭＳ Ｐ明朝" w:hAnsi="ＭＳ Ｐ明朝" w:cs="Arial"/>
-          <w:lang w:eastAsia="zh-TW"/>
-        </w:rPr>
-        <w:t>取締役社長</w:t>
-      </w:r>
-      <w:r>
-        <w:rPr>
-          <w:rFonts w:ascii="ＭＳ Ｐ明朝" w:eastAsia="ＭＳ Ｐ明朝" w:hAnsi="ＭＳ Ｐ明朝" w:cs="Arial"/>
-          <w:lang w:eastAsia="zh-TW"/>
-        </w:rPr>
-        <w:t xml:space="preserve">　</w:t>
-      </w:r>
-      <w:r>
-        <w:rPr>
-          <w:rFonts w:ascii="ＭＳ Ｐ明朝" w:eastAsia="ＭＳ Ｐ明朝" w:hAnsi="ＭＳ Ｐ明朝" w:cs="Arial" w:hint="eastAsia"/>
-          <w:lang w:eastAsia="zh-TW"/>
-        </w:rPr>
-        <w:t>宮崎明</w:t>
-      </w:r>
-      <w:r>
-        <w:rPr>
-          <w:rFonts w:ascii="ＭＳ Ｐ明朝" w:eastAsia="ＭＳ Ｐ明朝" w:hAnsi="ＭＳ Ｐ明朝" w:cs="Arial" w:hint="eastAsia"/>
-          <w:color w:val="000000"/>
-          <w:lang w:eastAsia="zh-TW"/>
-        </w:rPr>
-        <w:t xml:space="preserve">　</w:t>
-      </w:r>
-      <w:r>
-        <w:rPr>
-          <w:rFonts w:ascii="ＭＳ Ｐ明朝" w:eastAsia="ＭＳ Ｐ明朝" w:hAnsi="ＭＳ Ｐ明朝" w:cs="Arial"/>
-          <w:lang w:eastAsia="zh-TW"/>
-        </w:rPr>
-        <w:t>殿</w:t>
-      </w:r>
+          <w:lang w:eastAsia="zh-CN"/>
+        </w:rPr>
+      </w:pPr>
     </w:p>
     <w:p>
       <w:pPr>
-        <w:rPr>
-          <w:rFonts w:ascii="ＭＳ Ｐ明朝" w:eastAsia="ＭＳ Ｐ明朝" w:hAnsi="ＭＳ Ｐ明朝" w:cs="Arial"/>
-          <w:lang w:eastAsia="zh-TW"/>
-        </w:rPr>
-      </w:pPr>
+        <w:ind w:firstLineChars="1712" w:firstLine="4109"/>
+        <w:jc w:val="center"/>
+        <w:rPr>
+          <w:rFonts w:ascii="ＭＳ Ｐ明朝" w:eastAsia="ＭＳ Ｐ明朝" w:hAnsi="ＭＳ Ｐ明朝" w:cs="Arial"/>
+          <w:lang w:eastAsia="zh-CN"/>
+        </w:rPr>
+      </w:pPr>
+      <w:r>
+        <w:rPr>
+          <w:rFonts w:ascii="ＭＳ Ｐ明朝" w:eastAsia="ＭＳ Ｐ明朝" w:hAnsi="ＭＳ Ｐ明朝" w:cs="Arial"/>
+          <w:lang w:eastAsia="zh-CN"/>
+        </w:rPr>
+        <w:t>東京都千代田区永田町1丁目11番28号</w:t>
+      </w:r>
     </w:p>
     <w:p>
       <w:pPr>
-        <w:ind w:firstLineChars="1712" w:firstLine="4109"/>
-        <w:jc w:val="center"/>
-        <w:rPr>
-          <w:rFonts w:ascii="ＭＳ Ｐ明朝" w:eastAsia="ＭＳ Ｐ明朝" w:hAnsi="ＭＳ Ｐ明朝" w:cs="Arial"/>
-          <w:lang w:eastAsia="zh-CN"/>
-        </w:rPr>
-      </w:pPr>
-      <w:r>
-        <w:rPr>
-          <w:rFonts w:ascii="ＭＳ Ｐ明朝" w:eastAsia="ＭＳ Ｐ明朝" w:hAnsi="ＭＳ Ｐ明朝" w:cs="Arial"/>
-          <w:lang w:eastAsia="zh-CN"/>
-        </w:rPr>
-        <w:t>東京都千代田区永田町1丁目11番28号</w:t>
+        <w:ind w:firstLineChars="1725" w:firstLine="4140"/>
+        <w:jc w:val="right"/>
+        <w:rPr>
+          <w:rFonts w:ascii="ＭＳ Ｐ明朝" w:eastAsia="ＭＳ Ｐ明朝" w:hAnsi="ＭＳ Ｐ明朝" w:cs="Arial"/>
+        </w:rPr>
+      </w:pPr>
+      <w:r>
+        <w:rPr>
+          <w:rFonts w:ascii="ＭＳ Ｐ明朝" w:eastAsia="ＭＳ Ｐ明朝" w:hAnsi="ＭＳ Ｐ明朝" w:cs="Arial" w:hint="eastAsia"/>
+        </w:rPr>
+        <w:t>合人社東京</w:t>
+      </w:r>
+      <w:r>
+        <w:rPr>
+          <w:rFonts w:ascii="ＭＳ Ｐ明朝" w:eastAsia="ＭＳ Ｐ明朝" w:hAnsi="ＭＳ Ｐ明朝" w:cs="Arial" w:hint="eastAsia"/>
+        </w:rPr>
+        <w:t>永田町</w:t>
+      </w:r>
+      <w:r>
+        <w:rPr>
+          <w:rFonts w:ascii="ＭＳ Ｐ明朝" w:eastAsia="ＭＳ Ｐ明朝" w:hAnsi="ＭＳ Ｐ明朝" w:cs="Arial"/>
+        </w:rPr>
+        <w:t>ビル9階</w:t>
       </w:r>
     </w:p>
     <w:p>
       <w:pPr>
-        <w:ind w:firstLineChars="1725" w:firstLine="4140"/>
-        <w:jc w:val="right"/>
-        <w:rPr>
-          <w:rFonts w:ascii="ＭＳ Ｐ明朝" w:eastAsia="ＭＳ Ｐ明朝" w:hAnsi="ＭＳ Ｐ明朝" w:cs="Arial"/>
-        </w:rPr>
-      </w:pPr>
-      <w:r>
-        <w:rPr>
-          <w:rFonts w:ascii="ＭＳ Ｐ明朝" w:eastAsia="ＭＳ Ｐ明朝" w:hAnsi="ＭＳ Ｐ明朝" w:cs="Arial" w:hint="eastAsia"/>
-        </w:rPr>
-        <w:t>合人社東京</w:t>
-      </w:r>
-      <w:r>
-        <w:rPr>
-          <w:rFonts w:ascii="ＭＳ Ｐ明朝" w:eastAsia="ＭＳ Ｐ明朝" w:hAnsi="ＭＳ Ｐ明朝" w:cs="Arial" w:hint="eastAsia"/>
-        </w:rPr>
-        <w:t>永田町</w:t>
-      </w:r>
-      <w:r>
-        <w:rPr>
-          <w:rFonts w:ascii="ＭＳ Ｐ明朝" w:eastAsia="ＭＳ Ｐ明朝" w:hAnsi="ＭＳ Ｐ明朝" w:cs="Arial"/>
-        </w:rPr>
-        <w:t>ビル9階</w:t>
+        <w:ind w:firstLineChars="1640" w:firstLine="3969"/>
+        <w:rPr>
+          <w:rFonts w:ascii="ＭＳ Ｐ明朝" w:eastAsia="ＭＳ Ｐ明朝" w:hAnsi="ＭＳ Ｐ明朝" w:cs="Arial"/>
+        </w:rPr>
+      </w:pPr>
+      <w:r>
+        <w:rPr>
+          <w:rFonts w:ascii="ＭＳ Ｐ明朝" w:eastAsia="ＭＳ Ｐ明朝" w:hAnsi="ＭＳ Ｐ明朝" w:cs="Arial"/>
+          <w:spacing w:val="1"/>
+        </w:rPr>
+        <w:t>東京フィナンシャル・アドバイザーズ株式会社</w:t>
       </w:r>
     </w:p>
     <w:p>
       <w:pPr>
-        <w:ind w:firstLineChars="1640" w:firstLine="3952"/>
-        <w:rPr>
-          <w:rFonts w:ascii="ＭＳ Ｐ明朝" w:eastAsia="ＭＳ Ｐ明朝" w:hAnsi="ＭＳ Ｐ明朝" w:cs="Arial"/>
-        </w:rPr>
-      </w:pPr>
-      <w:r>
-        <w:rPr>
-          <w:rFonts w:ascii="ＭＳ Ｐ明朝" w:eastAsia="ＭＳ Ｐ明朝" w:hAnsi="ＭＳ Ｐ明朝" w:cs="Arial"/>
-          <w:spacing w:val="1"/>
-        </w:rPr>
-        <w:t>東京フィナンシャル・アドバイザーズ株式会社</w:t>
+        <w:ind w:firstLineChars="2303" w:firstLine="5527"/>
+        <w:jc w:val="distribute"/>
+        <w:rPr>
+          <w:rFonts w:ascii="ＭＳ Ｐ明朝" w:eastAsia="ＭＳ Ｐ明朝" w:hAnsi="ＭＳ Ｐ明朝" w:cs="Arial"/>
+        </w:rPr>
+      </w:pPr>
+      <w:r>
+        <w:rPr>
+          <w:rFonts w:ascii="ＭＳ Ｐ明朝" w:eastAsia="ＭＳ Ｐ明朝" w:hAnsi="ＭＳ Ｐ明朝" w:cs="Arial"/>
+        </w:rPr>
+        <w:t>代表取締役　 能</w:t>
+      </w:r>
+      <w:r>
+        <w:rPr>
+          <w:rFonts w:ascii="ＭＳ Ｐ明朝" w:eastAsia="ＭＳ Ｐ明朝" w:hAnsi="ＭＳ Ｐ明朝" w:cs="Arial" w:hint="eastAsia"/>
+        </w:rPr>
+        <w:t xml:space="preserve">　</w:t>
+      </w:r>
+      <w:r>
+        <w:rPr>
+          <w:rFonts w:ascii="ＭＳ Ｐ明朝" w:eastAsia="ＭＳ Ｐ明朝" w:hAnsi="ＭＳ Ｐ明朝" w:cs="Arial"/>
+        </w:rPr>
+        <w:t>勢</w:t>
+      </w:r>
+      <w:r>
+        <w:rPr>
+          <w:rFonts w:ascii="ＭＳ Ｐ明朝" w:eastAsia="ＭＳ Ｐ明朝" w:hAnsi="ＭＳ Ｐ明朝" w:cs="Arial" w:hint="eastAsia"/>
+        </w:rPr>
+        <w:t xml:space="preserve">　　</w:t>
+      </w:r>
+      <w:r>
+        <w:rPr>
+          <w:rFonts w:ascii="ＭＳ Ｐ明朝" w:eastAsia="ＭＳ Ｐ明朝" w:hAnsi="ＭＳ Ｐ明朝" w:cs="Arial"/>
+        </w:rPr>
+        <w:t>元</w:t>
       </w:r>
     </w:p>
     <w:p>
       <w:pPr>
-        <w:ind w:firstLineChars="2303" w:firstLine="5527"/>
-        <w:jc w:val="distribute"/>
-        <w:rPr>
-          <w:rFonts w:ascii="ＭＳ Ｐ明朝" w:eastAsia="ＭＳ Ｐ明朝" w:hAnsi="ＭＳ Ｐ明朝" w:cs="Arial"/>
-          <w:lang w:eastAsia="zh-TW"/>
-        </w:rPr>
-      </w:pPr>
-      <w:r>
-        <w:rPr>
-          <w:rFonts w:ascii="ＭＳ Ｐ明朝" w:eastAsia="ＭＳ Ｐ明朝" w:hAnsi="ＭＳ Ｐ明朝" w:cs="Arial"/>
-          <w:lang w:eastAsia="zh-TW"/>
-        </w:rPr>
-        <w:t>代表取締役　 能</w:t>
-      </w:r>
-      <w:r>
-        <w:rPr>
-          <w:rFonts w:ascii="ＭＳ Ｐ明朝" w:eastAsia="ＭＳ Ｐ明朝" w:hAnsi="ＭＳ Ｐ明朝" w:cs="Arial" w:hint="eastAsia"/>
-          <w:lang w:eastAsia="zh-TW"/>
-        </w:rPr>
-        <w:t xml:space="preserve">　</w:t>
-      </w:r>
-      <w:r>
-        <w:rPr>
-          <w:rFonts w:ascii="ＭＳ Ｐ明朝" w:eastAsia="ＭＳ Ｐ明朝" w:hAnsi="ＭＳ Ｐ明朝" w:cs="Arial"/>
-          <w:lang w:eastAsia="zh-TW"/>
-        </w:rPr>
-        <w:t>勢</w:t>
-      </w:r>
-      <w:r>
-        <w:rPr>
-          <w:rFonts w:ascii="ＭＳ Ｐ明朝" w:eastAsia="ＭＳ Ｐ明朝" w:hAnsi="ＭＳ Ｐ明朝" w:cs="Arial" w:hint="eastAsia"/>
-          <w:lang w:eastAsia="zh-TW"/>
-        </w:rPr>
-        <w:t xml:space="preserve">　　</w:t>
-      </w:r>
-      <w:r>
-        <w:rPr>
-          <w:rFonts w:ascii="ＭＳ Ｐ明朝" w:eastAsia="ＭＳ Ｐ明朝" w:hAnsi="ＭＳ Ｐ明朝" w:cs="Arial"/>
-          <w:lang w:eastAsia="zh-TW"/>
-        </w:rPr>
-        <w:t>元</w:t>
-      </w:r>
+        <w:rPr>
+          <w:rFonts w:ascii="ＭＳ Ｐ明朝" w:eastAsia="ＭＳ Ｐ明朝" w:hAnsi="ＭＳ Ｐ明朝" w:cs="Arial"/>
+        </w:rPr>
+      </w:pPr>
     </w:p>
     <w:p>
       <w:pPr>
         <w:rPr>
           <w:rFonts w:ascii="ＭＳ Ｐ明朝" w:eastAsia="ＭＳ Ｐ明朝" w:hAnsi="ＭＳ Ｐ明朝" w:cs="Arial"/>
-          <w:lang w:eastAsia="zh-TW"/>
+          <w:sz w:val="22"/>
+          <w:szCs w:val="22"/>
         </w:rPr>
       </w:pPr>
     </w:p>
     <w:p>
       <w:pPr>
-        <w:rPr>
-          <w:rFonts w:ascii="ＭＳ Ｐ明朝" w:eastAsia="ＭＳ Ｐ明朝" w:hAnsi="ＭＳ Ｐ明朝" w:cs="Arial"/>
-          <w:sz w:val="22"/>
-          <w:szCs w:val="22"/>
-          <w:lang w:eastAsia="zh-TW"/>
-        </w:rPr>
-      </w:pPr>
+        <w:ind w:firstLineChars="100" w:firstLine="220"/>
+        <w:rPr>
+          <w:rFonts w:ascii="ＭＳ Ｐ明朝" w:eastAsia="ＭＳ Ｐ明朝" w:hAnsi="ＭＳ Ｐ明朝"/>
+          <w:sz w:val="22"/>
+          <w:szCs w:val="22"/>
+        </w:rPr>
+      </w:pPr>
+      <w:r>
+        <w:rPr>
+          <w:rFonts w:ascii="ＭＳ Ｐ明朝" w:eastAsia="ＭＳ Ｐ明朝" w:hAnsi="ＭＳ Ｐ明朝"/>
+          <w:sz w:val="22"/>
+          <w:szCs w:val="22"/>
+        </w:rPr>
+        <w:t>当社は貴社からのご依頼に基づき、</w:t>
+      </w:r>
+      <w:r>
+        <w:rPr>
+          <w:rFonts w:ascii="ＭＳ Ｐ明朝" w:eastAsia="ＭＳ Ｐ明朝" w:hAnsi="ＭＳ Ｐ明朝"/>
+          <w:sz w:val="22"/>
+          <w:szCs w:val="22"/>
+        </w:rPr>
+        <w:t>貴社が発行</w:t>
+      </w:r>
+      <w:r>
+        <w:rPr>
+          <w:rFonts w:ascii="ＭＳ Ｐ明朝" w:eastAsia="ＭＳ Ｐ明朝" w:hAnsi="ＭＳ Ｐ明朝" w:hint="eastAsia"/>
+          <w:sz w:val="22"/>
+          <w:szCs w:val="22"/>
+        </w:rPr>
+        <w:t>した</w:t>
+      </w:r>
+      <w:r>
+        <w:rPr>
+          <w:rFonts w:ascii="ＭＳ Ｐ明朝" w:eastAsia="ＭＳ Ｐ明朝" w:hAnsi="ＭＳ Ｐ明朝"/>
+          <w:sz w:val="22"/>
+          <w:szCs w:val="22"/>
+        </w:rPr>
+        <w:t>新株予約権の評価額の算定を実施いたしました。つきましては、その算定結果及び過程をご報告申し上げます。</w:t>
+      </w:r>
     </w:p>
     <w:p>
       <w:pPr>
-        <w:ind w:firstLineChars="100" w:firstLine="220"/>
-        <w:rPr>
-          <w:rFonts w:ascii="ＭＳ Ｐ明朝" w:eastAsia="ＭＳ Ｐ明朝" w:hAnsi="ＭＳ Ｐ明朝"/>
-          <w:sz w:val="22"/>
-          <w:szCs w:val="22"/>
-        </w:rPr>
-      </w:pPr>
-      <w:r>
-        <w:rPr>
-          <w:rFonts w:ascii="ＭＳ Ｐ明朝" w:eastAsia="ＭＳ Ｐ明朝" w:hAnsi="ＭＳ Ｐ明朝"/>
-          <w:sz w:val="22"/>
-          <w:szCs w:val="22"/>
-        </w:rPr>
-        <w:t>当社は貴社からのご依頼に基づき、</w:t>
-      </w:r>
-      <w:r>
-        <w:rPr>
-          <w:rFonts w:ascii="ＭＳ Ｐ明朝" w:eastAsia="ＭＳ Ｐ明朝" w:hAnsi="ＭＳ Ｐ明朝"/>
-          <w:sz w:val="22"/>
-          <w:szCs w:val="22"/>
-        </w:rPr>
-        <w:t>貴社が発行</w:t>
-      </w:r>
-      <w:r>
-        <w:rPr>
-          <w:rFonts w:ascii="ＭＳ Ｐ明朝" w:eastAsia="ＭＳ Ｐ明朝" w:hAnsi="ＭＳ Ｐ明朝" w:hint="eastAsia"/>
-          <w:sz w:val="22"/>
-          <w:szCs w:val="22"/>
-        </w:rPr>
-        <w:t>予定の</w:t>
-      </w:r>
-      <w:r>
-        <w:rPr>
-          <w:rFonts w:ascii="ＭＳ Ｐ明朝" w:eastAsia="ＭＳ Ｐ明朝" w:hAnsi="ＭＳ Ｐ明朝"/>
-          <w:sz w:val="22"/>
-          <w:szCs w:val="22"/>
-        </w:rPr>
-        <w:t>新株予約権の評価額の算定を実施いたしました。つきましては、その算定結果及び過程をご報告申し上げます。</w:t>
-      </w:r>
+        <w:rPr>
+          <w:rFonts w:ascii="ＭＳ Ｐ明朝" w:eastAsia="ＭＳ Ｐ明朝" w:hAnsi="ＭＳ Ｐ明朝" w:cs="Arial"/>
+          <w:sz w:val="22"/>
+          <w:szCs w:val="22"/>
+        </w:rPr>
+      </w:pPr>
     </w:p>
     <w:p>
       <w:pPr>
@@ -628,6 +603,30 @@
           <w:szCs w:val="22"/>
         </w:rPr>
       </w:pPr>
+      <w:r>
+        <w:rPr>
+          <w:rFonts w:ascii="ＭＳ Ｐ明朝" w:eastAsia="ＭＳ Ｐ明朝" w:hAnsi="ＭＳ Ｐ明朝" w:cs="Arial"/>
+          <w:sz w:val="22"/>
+          <w:szCs w:val="22"/>
+        </w:rPr>
+        <w:t xml:space="preserve">　</w:t>
+      </w:r>
+      <w:r>
+        <w:rPr>
+          <w:rFonts w:ascii="ＭＳ Ｐ明朝" w:eastAsia="ＭＳ Ｐ明朝" w:hAnsi="ＭＳ Ｐ明朝" w:cs="Arial" w:hint="eastAsia"/>
+          <w:sz w:val="22"/>
+          <w:szCs w:val="22"/>
+        </w:rPr>
+        <w:t xml:space="preserve"> </w:t>
+      </w:r>
+      <w:r>
+        <w:rPr>
+          <w:rFonts w:ascii="ＭＳ Ｐ明朝" w:eastAsia="ＭＳ Ｐ明朝" w:hAnsi="ＭＳ Ｐ明朝" w:cs="Arial"/>
+          <w:sz w:val="22"/>
+          <w:szCs w:val="22"/>
+        </w:rPr>
+        <w:t>本報告書は、本報告書の作成日現在で入手可能な各種資料及び貴社よりご提示いただいた情報並びに算定にあたって必要となる仮定に基づき作成されております。本報告書の作成におきましては、貴社より入手した各種資料、新株予約権の発行内容等の情報を所与のものとして用いており、また、算定にあたって必要となる仮定につきましては、報告書作成日現在における合理的な予測と判断に基づいております。</w:t>
+      </w:r>
     </w:p>
     <w:p>
       <w:pPr>
@@ -637,39 +636,40 @@
           <w:szCs w:val="22"/>
         </w:rPr>
       </w:pPr>
-      <w:r>
-        <w:rPr>
-          <w:rFonts w:ascii="ＭＳ Ｐ明朝" w:eastAsia="ＭＳ Ｐ明朝" w:hAnsi="ＭＳ Ｐ明朝" w:cs="Arial"/>
-          <w:sz w:val="22"/>
-          <w:szCs w:val="22"/>
-        </w:rPr>
-        <w:t xml:space="preserve">　</w:t>
-      </w:r>
-      <w:r>
-        <w:rPr>
-          <w:rFonts w:ascii="ＭＳ Ｐ明朝" w:eastAsia="ＭＳ Ｐ明朝" w:hAnsi="ＭＳ Ｐ明朝" w:cs="Arial" w:hint="eastAsia"/>
-          <w:sz w:val="22"/>
-          <w:szCs w:val="22"/>
-        </w:rPr>
-        <w:t xml:space="preserve"> </w:t>
-      </w:r>
-      <w:r>
-        <w:rPr>
-          <w:rFonts w:ascii="ＭＳ Ｐ明朝" w:eastAsia="ＭＳ Ｐ明朝" w:hAnsi="ＭＳ Ｐ明朝" w:cs="Arial"/>
-          <w:sz w:val="22"/>
-          <w:szCs w:val="22"/>
-        </w:rPr>
-        <w:t>本報告書は、本報告書の作成日現在で入手可能な各種資料及び貴社よりご提示いただいた情報並びに算定にあたって必要となる仮定に基づき作成されております。本報告書の作成におきましては、貴社より入手した各種資料、新株予約権の発行内容等の情報を所与のものとして用いており、また、算定にあたって必要となる仮定につきましては、報告書作成日現在における合理的な予測と判断に基づいております。</w:t>
-      </w:r>
     </w:p>
     <w:p>
       <w:pPr>
-        <w:rPr>
-          <w:rFonts w:ascii="ＭＳ Ｐ明朝" w:eastAsia="ＭＳ Ｐ明朝" w:hAnsi="ＭＳ Ｐ明朝" w:cs="Arial"/>
-          <w:sz w:val="22"/>
-          <w:szCs w:val="22"/>
-        </w:rPr>
-      </w:pPr>
+        <w:ind w:firstLineChars="100" w:firstLine="220"/>
+        <w:rPr>
+          <w:rFonts w:ascii="ＭＳ Ｐ明朝" w:eastAsia="ＭＳ Ｐ明朝" w:hAnsi="ＭＳ Ｐ明朝" w:cs="Arial"/>
+          <w:sz w:val="22"/>
+          <w:szCs w:val="22"/>
+        </w:rPr>
+      </w:pPr>
+      <w:r>
+        <w:rPr>
+          <w:rFonts w:ascii="ＭＳ Ｐ明朝" w:eastAsia="ＭＳ Ｐ明朝" w:hAnsi="ＭＳ Ｐ明朝" w:cs="Arial"/>
+          <w:sz w:val="22"/>
+          <w:szCs w:val="22"/>
+        </w:rPr>
+        <w:t>貴社よりご提示いただ</w:t>
+      </w:r>
+      <w:r>
+        <w:rPr>
+          <w:rFonts w:ascii="ＭＳ Ｐ明朝" w:eastAsia="ＭＳ Ｐ明朝" w:hAnsi="ＭＳ Ｐ明朝" w:cs="Arial" w:hint="eastAsia"/>
+          <w:sz w:val="22"/>
+          <w:szCs w:val="22"/>
+        </w:rPr>
+        <w:t>いた新株予約権</w:t>
+      </w:r>
+      <w:r>
+        <w:rPr>
+          <w:rFonts w:ascii="ＭＳ Ｐ明朝" w:eastAsia="ＭＳ Ｐ明朝" w:hAnsi="ＭＳ Ｐ明朝" w:cs="Arial"/>
+          <w:sz w:val="22"/>
+          <w:szCs w:val="22"/>
+        </w:rPr>
+        <w:t>の発行内容や、算定にあたって必要となる仮定等、将来についての情報が実際と異なることとなった場合には、当然に新株予約権の評価額は、本報告書における評価額と異なるものとなります。本報告書は、貴社より入手した情報及び算定にあたって必要となる仮定の妥当性について意見表明を行うものではありません。</w:t>
+      </w:r>
     </w:p>
     <w:p>
       <w:pPr>
@@ -680,507 +680,128 @@
           <w:szCs w:val="22"/>
         </w:rPr>
       </w:pPr>
-      <w:r>
-        <w:rPr>
-          <w:rFonts w:ascii="ＭＳ Ｐ明朝" w:eastAsia="ＭＳ Ｐ明朝" w:hAnsi="ＭＳ Ｐ明朝" w:cs="Arial"/>
-          <w:sz w:val="22"/>
-          <w:szCs w:val="22"/>
-        </w:rPr>
-        <w:t>貴社よりご提示いただ</w:t>
-      </w:r>
-      <w:r>
-        <w:rPr>
-          <w:rFonts w:ascii="ＭＳ Ｐ明朝" w:eastAsia="ＭＳ Ｐ明朝" w:hAnsi="ＭＳ Ｐ明朝" w:cs="Arial" w:hint="eastAsia"/>
-          <w:sz w:val="22"/>
-          <w:szCs w:val="22"/>
-        </w:rPr>
-        <w:t>いた新株予約権</w:t>
-      </w:r>
-      <w:r>
-        <w:rPr>
-          <w:rFonts w:ascii="ＭＳ Ｐ明朝" w:eastAsia="ＭＳ Ｐ明朝" w:hAnsi="ＭＳ Ｐ明朝" w:cs="Arial"/>
-          <w:sz w:val="22"/>
-          <w:szCs w:val="22"/>
-        </w:rPr>
-        <w:t>の発行内容や、算定にあたって必要となる仮定等、将来についての情報が実際と異なることとなった場合には、当然に新株予約権の評価額は、本報告書における評価額と異なるものとなります。本報告書は、貴社より入手した情報及び算定にあたって必要となる仮定の妥当性について意見表明を行うものではありません。</w:t>
-      </w:r>
     </w:p>
     <w:p>
       <w:pPr>
-        <w:ind w:firstLineChars="100" w:firstLine="220"/>
-        <w:rPr>
-          <w:rFonts w:ascii="ＭＳ Ｐ明朝" w:eastAsia="ＭＳ Ｐ明朝" w:hAnsi="ＭＳ Ｐ明朝" w:cs="Arial"/>
-          <w:sz w:val="22"/>
-          <w:szCs w:val="22"/>
-        </w:rPr>
-      </w:pPr>
+        <w:ind w:firstLineChars="150" w:firstLine="330"/>
+        <w:rPr>
+          <w:rFonts w:ascii="ＭＳ Ｐ明朝" w:eastAsia="ＭＳ Ｐ明朝" w:hAnsi="ＭＳ Ｐ明朝" w:cs="Arial"/>
+          <w:sz w:val="22"/>
+          <w:szCs w:val="22"/>
+        </w:rPr>
+      </w:pPr>
+      <w:r>
+        <w:rPr>
+          <w:rFonts w:ascii="ＭＳ Ｐ明朝" w:eastAsia="ＭＳ Ｐ明朝" w:hAnsi="ＭＳ Ｐ明朝" w:cs="Arial"/>
+          <w:sz w:val="22"/>
+          <w:szCs w:val="22"/>
+        </w:rPr>
+        <w:t>また、本報告書における評価額を発行価額とする新株予約権の発行が、会社法第238条における新株予約権の有利発行に該当しないこと及び所得税法施行令第84条における新株予約権の有利発行に該当しないことを保証するも</w:t>
+      </w:r>
+      <w:r>
+        <w:rPr>
+          <w:rFonts w:ascii="ＭＳ Ｐ明朝" w:eastAsia="ＭＳ Ｐ明朝" w:hAnsi="ＭＳ Ｐ明朝" w:cs="Arial" w:hint="eastAsia"/>
+          <w:sz w:val="22"/>
+          <w:szCs w:val="22"/>
+        </w:rPr>
+        <w:t>の</w:t>
+      </w:r>
+      <w:r>
+        <w:rPr>
+          <w:rFonts w:ascii="ＭＳ Ｐ明朝" w:eastAsia="ＭＳ Ｐ明朝" w:hAnsi="ＭＳ Ｐ明朝" w:cs="Arial"/>
+          <w:sz w:val="22"/>
+          <w:szCs w:val="22"/>
+        </w:rPr>
+        <w:t>でもありません。</w:t>
+      </w:r>
     </w:p>
     <w:p>
       <w:pPr>
-        <w:ind w:firstLineChars="150" w:firstLine="330"/>
-        <w:rPr>
-          <w:rFonts w:ascii="ＭＳ Ｐ明朝" w:eastAsia="ＭＳ Ｐ明朝" w:hAnsi="ＭＳ Ｐ明朝" w:cs="Arial"/>
-          <w:sz w:val="22"/>
-          <w:szCs w:val="22"/>
-        </w:rPr>
-      </w:pPr>
-      <w:r>
-        <w:rPr>
-          <w:rFonts w:ascii="ＭＳ Ｐ明朝" w:eastAsia="ＭＳ Ｐ明朝" w:hAnsi="ＭＳ Ｐ明朝" w:cs="Arial"/>
-          <w:sz w:val="22"/>
-          <w:szCs w:val="22"/>
-        </w:rPr>
-        <w:t>また、本報告書における評価額を発行価額とする新株予約権の発行が、会社法第238条における新株予約権の有利発行に該当しないこと及び所得税法施行令第84条における新株予約権の有利発行に該当しないことを保証するも</w:t>
-      </w:r>
-      <w:r>
-        <w:rPr>
-          <w:rFonts w:ascii="ＭＳ Ｐ明朝" w:eastAsia="ＭＳ Ｐ明朝" w:hAnsi="ＭＳ Ｐ明朝" w:cs="Arial" w:hint="eastAsia"/>
-          <w:sz w:val="22"/>
-          <w:szCs w:val="22"/>
-        </w:rPr>
-        <w:t>の</w:t>
-      </w:r>
-      <w:r>
-        <w:rPr>
-          <w:rFonts w:ascii="ＭＳ Ｐ明朝" w:eastAsia="ＭＳ Ｐ明朝" w:hAnsi="ＭＳ Ｐ明朝" w:cs="Arial"/>
-          <w:sz w:val="22"/>
-          <w:szCs w:val="22"/>
-        </w:rPr>
-        <w:t>でもありません。</w:t>
-      </w:r>
+        <w:ind w:right="-1"/>
+        <w:rPr>
+          <w:rFonts w:ascii="ＭＳ Ｐ明朝" w:eastAsia="ＭＳ Ｐ明朝" w:hAnsi="ＭＳ Ｐ明朝" w:cs="Arial"/>
+          <w:sz w:val="22"/>
+          <w:szCs w:val="22"/>
+        </w:rPr>
+      </w:pPr>
     </w:p>
     <w:p>
       <w:pPr>
-        <w:ind w:right="-1"/>
-        <w:rPr>
-          <w:rFonts w:ascii="ＭＳ Ｐ明朝" w:eastAsia="ＭＳ Ｐ明朝" w:hAnsi="ＭＳ Ｐ明朝" w:cs="Arial"/>
-          <w:sz w:val="22"/>
-          <w:szCs w:val="22"/>
-        </w:rPr>
-      </w:pPr>
+        <w:ind w:leftChars="51" w:left="122" w:right="-1" w:firstLineChars="100" w:firstLine="220"/>
+        <w:rPr>
+          <w:rFonts w:ascii="ＭＳ Ｐ明朝" w:eastAsia="ＭＳ Ｐ明朝" w:hAnsi="ＭＳ Ｐ明朝" w:cs="Arial"/>
+          <w:sz w:val="22"/>
+          <w:szCs w:val="22"/>
+        </w:rPr>
+      </w:pPr>
+      <w:r>
+        <w:rPr>
+          <w:rFonts w:ascii="ＭＳ Ｐ明朝" w:eastAsia="ＭＳ Ｐ明朝" w:hAnsi="ＭＳ Ｐ明朝"/>
+          <w:sz w:val="22"/>
+          <w:szCs w:val="22"/>
+        </w:rPr>
+        <w:lastRenderedPageBreak/>
+        <w:t>本報告書は、貴社が新株予約権の価額を検討する際の内部参考資料として利用するため、第三者の立場から貴社の新株予約権の評価額を算定することを目的として作成されたものであります。従いまして、</w:t>
+      </w:r>
+      <w:r>
+        <w:rPr>
+          <w:rFonts w:ascii="ＭＳ Ｐ明朝" w:eastAsia="ＭＳ Ｐ明朝" w:hAnsi="ＭＳ Ｐ明朝" w:hint="eastAsia"/>
+          <w:sz w:val="22"/>
+          <w:szCs w:val="22"/>
+        </w:rPr>
+        <w:t xml:space="preserve"> </w:t>
+      </w:r>
+      <w:r>
+        <w:rPr>
+          <w:rFonts w:ascii="ＭＳ Ｐ明朝" w:eastAsia="ＭＳ Ｐ明朝" w:hAnsi="ＭＳ Ｐ明朝"/>
+          <w:sz w:val="22"/>
+          <w:szCs w:val="22"/>
+        </w:rPr>
+        <w:t>本報告書は、当該目的の範囲内においてのみ、その利用及び開示が認められるものであり、</w:t>
+      </w:r>
+      <w:r>
+        <w:rPr>
+          <w:rFonts w:ascii="ＭＳ Ｐ明朝" w:eastAsia="ＭＳ Ｐ明朝" w:hAnsi="ＭＳ Ｐ明朝" w:hint="eastAsia"/>
+          <w:sz w:val="22"/>
+          <w:szCs w:val="22"/>
+        </w:rPr>
+        <w:t xml:space="preserve"> </w:t>
+      </w:r>
+      <w:r>
+        <w:rPr>
+          <w:rFonts w:ascii="ＭＳ Ｐ明朝" w:eastAsia="ＭＳ Ｐ明朝" w:hAnsi="ＭＳ Ｐ明朝"/>
+          <w:sz w:val="22"/>
+          <w:szCs w:val="22"/>
+        </w:rPr>
+        <w:t>第三者が利用すること及び当該目的以外の一切の目的で</w:t>
+      </w:r>
+      <w:r>
+        <w:rPr>
+          <w:rFonts w:ascii="ＭＳ Ｐ明朝" w:eastAsia="ＭＳ Ｐ明朝" w:hAnsi="ＭＳ Ｐ明朝" w:cs="Arial" w:hint="eastAsia"/>
+          <w:sz w:val="22"/>
+          <w:szCs w:val="22"/>
+        </w:rPr>
+        <w:t>利用</w:t>
+      </w:r>
+      <w:r>
+        <w:rPr>
+          <w:rFonts w:ascii="ＭＳ Ｐ明朝" w:eastAsia="ＭＳ Ｐ明朝" w:hAnsi="ＭＳ Ｐ明朝" w:cs="Arial"/>
+          <w:sz w:val="22"/>
+          <w:szCs w:val="22"/>
+        </w:rPr>
+        <w:t>することは想定されていないことにご留意下さい。</w:t>
+      </w:r>
     </w:p>
     <w:p>
       <w:pPr>
-        <w:ind w:leftChars="51" w:left="122" w:right="-1" w:firstLineChars="100" w:firstLine="220"/>
-        <w:rPr>
-          <w:rFonts w:ascii="ＭＳ Ｐ明朝" w:eastAsia="ＭＳ Ｐ明朝" w:hAnsi="ＭＳ Ｐ明朝" w:cs="Arial"/>
-          <w:sz w:val="22"/>
-          <w:szCs w:val="22"/>
-        </w:rPr>
-      </w:pPr>
-      <w:r>
-        <w:rPr>
-          <w:rFonts w:ascii="ＭＳ Ｐ明朝" w:eastAsia="ＭＳ Ｐ明朝" w:hAnsi="ＭＳ Ｐ明朝"/>
-          <w:sz w:val="22"/>
-          <w:szCs w:val="22"/>
-        </w:rPr>
-        <w:lastRenderedPageBreak/>
-        <w:t>本報告書は、貴社が新株予約権の価額を検討する際の内部参考資料として利用するため、第三者の立場から貴社の新株予約権の評価額を算定することを目的として作成されたものであります。従いまして、</w:t>
-      </w:r>
-      <w:r>
-        <w:rPr>
-          <w:rFonts w:ascii="ＭＳ Ｐ明朝" w:eastAsia="ＭＳ Ｐ明朝" w:hAnsi="ＭＳ Ｐ明朝" w:hint="eastAsia"/>
-          <w:sz w:val="22"/>
-          <w:szCs w:val="22"/>
-        </w:rPr>
-        <w:t xml:space="preserve"> </w:t>
-      </w:r>
-      <w:r>
-        <w:rPr>
-          <w:rFonts w:ascii="ＭＳ Ｐ明朝" w:eastAsia="ＭＳ Ｐ明朝" w:hAnsi="ＭＳ Ｐ明朝"/>
-          <w:sz w:val="22"/>
-          <w:szCs w:val="22"/>
-        </w:rPr>
-        <w:t>本報告書は、当該目的の範囲内においてのみ、その利用及び開示が認められるものであり、</w:t>
-      </w:r>
-      <w:r>
-        <w:rPr>
-          <w:rFonts w:ascii="ＭＳ Ｐ明朝" w:eastAsia="ＭＳ Ｐ明朝" w:hAnsi="ＭＳ Ｐ明朝" w:hint="eastAsia"/>
-          <w:sz w:val="22"/>
-          <w:szCs w:val="22"/>
-        </w:rPr>
-        <w:t xml:space="preserve"> </w:t>
-      </w:r>
-      <w:r>
-        <w:rPr>
-          <w:rFonts w:ascii="ＭＳ Ｐ明朝" w:eastAsia="ＭＳ Ｐ明朝" w:hAnsi="ＭＳ Ｐ明朝"/>
-          <w:sz w:val="22"/>
-          <w:szCs w:val="22"/>
-        </w:rPr>
-        <w:t>第三者が利用すること及び当該目的以外の一切の目的で</w:t>
-      </w:r>
-      <w:r>
-        <w:rPr>
-          <w:rFonts w:ascii="ＭＳ Ｐ明朝" w:eastAsia="ＭＳ Ｐ明朝" w:hAnsi="ＭＳ Ｐ明朝" w:cs="Arial" w:hint="eastAsia"/>
-          <w:sz w:val="22"/>
-          <w:szCs w:val="22"/>
-        </w:rPr>
-        <w:t>利用</w:t>
-      </w:r>
-      <w:r>
-        <w:rPr>
-          <w:rFonts w:ascii="ＭＳ Ｐ明朝" w:eastAsia="ＭＳ Ｐ明朝" w:hAnsi="ＭＳ Ｐ明朝" w:cs="Arial"/>
-          <w:sz w:val="22"/>
-          <w:szCs w:val="22"/>
-        </w:rPr>
-        <w:t>することは想定されていないことにご留意下さい。</w:t>
-      </w:r>
-    </w:p>
-    <w:p>
-      <w:pPr>
         <w:ind w:firstLineChars="100" w:firstLine="220"/>
         <w:rPr>
           <w:rFonts w:ascii="ＭＳ Ｐ明朝" w:eastAsia="ＭＳ Ｐ明朝" w:hAnsi="ＭＳ Ｐ明朝" w:cs="Arial"/>
           <w:sz w:val="22"/>
           <w:szCs w:val="22"/>
         </w:rPr>
-      </w:pPr>
-    </w:p>
-    <w:p>
-      <w:pPr>
-        <w:ind w:firstLineChars="100" w:firstLine="240"/>
-        <w:rPr>
-          <w:rFonts w:ascii="ＭＳ Ｐ明朝" w:eastAsia="ＭＳ Ｐ明朝" w:hAnsi="ＭＳ Ｐ明朝" w:cs="Arial"/>
-        </w:rPr>
-      </w:pPr>
-    </w:p>
-    <w:p>
-      <w:pPr>
-        <w:rPr>
-          <w:rFonts w:ascii="ＭＳ Ｐ明朝" w:eastAsia="ＭＳ Ｐ明朝" w:hAnsi="ＭＳ Ｐ明朝" w:cs="Arial"/>
-        </w:rPr>
-      </w:pPr>
-    </w:p>
-    <w:p>
-      <w:pPr>
-        <w:rPr>
-          <w:rFonts w:ascii="ＭＳ Ｐ明朝" w:eastAsia="ＭＳ Ｐ明朝" w:hAnsi="ＭＳ Ｐ明朝" w:cs="Arial"/>
-        </w:rPr>
-      </w:pPr>
-    </w:p>
-    <w:p>
-      <w:pPr>
-        <w:rPr>
-          <w:rFonts w:ascii="ＭＳ Ｐ明朝" w:eastAsia="ＭＳ Ｐ明朝" w:hAnsi="ＭＳ Ｐ明朝" w:cs="Arial"/>
-        </w:rPr>
-      </w:pPr>
-    </w:p>
-    <w:p>
-      <w:pPr>
-        <w:rPr>
-          <w:rFonts w:ascii="ＭＳ Ｐ明朝" w:eastAsia="ＭＳ Ｐ明朝" w:hAnsi="ＭＳ Ｐ明朝" w:cs="Arial"/>
-        </w:rPr>
-      </w:pPr>
-    </w:p>
-    <w:p>
-      <w:pPr>
-        <w:rPr>
-          <w:rFonts w:ascii="ＭＳ Ｐ明朝" w:eastAsia="ＭＳ Ｐ明朝" w:hAnsi="ＭＳ Ｐ明朝" w:cs="Arial"/>
-        </w:rPr>
-      </w:pPr>
-    </w:p>
-    <w:p>
-      <w:pPr>
-        <w:rPr>
-          <w:rFonts w:ascii="ＭＳ Ｐ明朝" w:eastAsia="ＭＳ Ｐ明朝" w:hAnsi="ＭＳ Ｐ明朝" w:cs="Arial"/>
-        </w:rPr>
-      </w:pPr>
-    </w:p>
-    <w:p>
-      <w:pPr>
-        <w:rPr>
-          <w:rFonts w:ascii="ＭＳ Ｐ明朝" w:eastAsia="ＭＳ Ｐ明朝" w:hAnsi="ＭＳ Ｐ明朝" w:cs="Arial"/>
-        </w:rPr>
-      </w:pPr>
-    </w:p>
-    <w:p>
-      <w:pPr>
-        <w:rPr>
-          <w:rFonts w:ascii="ＭＳ Ｐ明朝" w:eastAsia="ＭＳ Ｐ明朝" w:hAnsi="ＭＳ Ｐ明朝" w:cs="Arial"/>
-        </w:rPr>
-      </w:pPr>
-    </w:p>
-    <w:p>
-      <w:pPr>
-        <w:rPr>
-          <w:rFonts w:ascii="ＭＳ Ｐ明朝" w:eastAsia="ＭＳ Ｐ明朝" w:hAnsi="ＭＳ Ｐ明朝" w:cs="Arial"/>
-        </w:rPr>
-      </w:pPr>
-    </w:p>
-    <w:p>
-      <w:pPr>
-        <w:rPr>
-          <w:rFonts w:ascii="ＭＳ Ｐ明朝" w:eastAsia="ＭＳ Ｐ明朝" w:hAnsi="ＭＳ Ｐ明朝" w:cs="Arial"/>
-        </w:rPr>
-      </w:pPr>
-    </w:p>
-    <w:p>
-      <w:pPr>
-        <w:rPr>
-          <w:rFonts w:ascii="ＭＳ Ｐ明朝" w:eastAsia="ＭＳ Ｐ明朝" w:hAnsi="ＭＳ Ｐ明朝" w:cs="Arial"/>
-        </w:rPr>
-      </w:pPr>
-    </w:p>
-    <w:p>
-      <w:pPr>
-        <w:rPr>
-          <w:rFonts w:ascii="ＭＳ Ｐ明朝" w:eastAsia="ＭＳ Ｐ明朝" w:hAnsi="ＭＳ Ｐ明朝" w:cs="Arial"/>
-        </w:rPr>
-      </w:pPr>
-    </w:p>
-    <w:p>
-      <w:pPr>
-        <w:rPr>
-          <w:rFonts w:ascii="ＭＳ Ｐ明朝" w:eastAsia="ＭＳ Ｐ明朝" w:hAnsi="ＭＳ Ｐ明朝" w:cs="Arial"/>
-        </w:rPr>
-      </w:pPr>
-    </w:p>
-    <w:p>
-      <w:pPr>
-        <w:rPr>
-          <w:rFonts w:ascii="ＭＳ Ｐ明朝" w:eastAsia="ＭＳ Ｐ明朝" w:hAnsi="ＭＳ Ｐ明朝" w:cs="Arial"/>
-        </w:rPr>
-      </w:pPr>
-    </w:p>
-    <w:p>
-      <w:pPr>
-        <w:rPr>
-          <w:rFonts w:ascii="ＭＳ Ｐ明朝" w:eastAsia="ＭＳ Ｐ明朝" w:hAnsi="ＭＳ Ｐ明朝" w:cs="Arial"/>
-        </w:rPr>
-      </w:pPr>
-    </w:p>
-    <w:p>
-      <w:pPr>
-        <w:rPr>
-          <w:rFonts w:ascii="ＭＳ Ｐ明朝" w:eastAsia="ＭＳ Ｐ明朝" w:hAnsi="ＭＳ Ｐ明朝" w:cs="Arial"/>
-        </w:rPr>
-      </w:pPr>
-    </w:p>
-    <w:p>
-      <w:pPr>
-        <w:rPr>
-          <w:rFonts w:ascii="ＭＳ Ｐ明朝" w:eastAsia="ＭＳ Ｐ明朝" w:hAnsi="ＭＳ Ｐ明朝" w:cs="Arial"/>
-        </w:rPr>
-      </w:pPr>
-    </w:p>
-    <w:p>
-      <w:pPr>
-        <w:rPr>
-          <w:rFonts w:ascii="ＭＳ Ｐ明朝" w:eastAsia="ＭＳ Ｐ明朝" w:hAnsi="ＭＳ Ｐ明朝" w:cs="Arial"/>
-        </w:rPr>
-      </w:pPr>
-    </w:p>
-    <w:p>
-      <w:pPr>
-        <w:rPr>
-          <w:rFonts w:ascii="ＭＳ Ｐ明朝" w:eastAsia="ＭＳ Ｐ明朝" w:hAnsi="ＭＳ Ｐ明朝" w:cs="Arial"/>
-        </w:rPr>
-      </w:pPr>
-    </w:p>
-    <w:p>
-      <w:pPr>
-        <w:rPr>
-          <w:rFonts w:ascii="ＭＳ Ｐ明朝" w:eastAsia="ＭＳ Ｐ明朝" w:hAnsi="ＭＳ Ｐ明朝" w:cs="Arial"/>
-        </w:rPr>
-      </w:pPr>
-    </w:p>
-    <w:p>
-      <w:pPr>
-        <w:rPr>
-          <w:rFonts w:ascii="ＭＳ Ｐ明朝" w:eastAsia="ＭＳ Ｐ明朝" w:hAnsi="ＭＳ Ｐ明朝" w:cs="Arial"/>
-        </w:rPr>
-      </w:pPr>
-    </w:p>
-    <w:p>
-      <w:pPr>
-        <w:rPr>
-          <w:rFonts w:ascii="ＭＳ Ｐ明朝" w:eastAsia="ＭＳ Ｐ明朝" w:hAnsi="ＭＳ Ｐ明朝" w:cs="Arial"/>
-        </w:rPr>
-      </w:pPr>
-    </w:p>
-    <w:p>
-      <w:pPr>
-        <w:rPr>
-          <w:rFonts w:ascii="ＭＳ Ｐ明朝" w:eastAsia="ＭＳ Ｐ明朝" w:hAnsi="ＭＳ Ｐ明朝" w:cs="Arial"/>
-        </w:rPr>
-      </w:pPr>
-    </w:p>
-    <w:p>
-      <w:pPr>
-        <w:jc w:val="center"/>
-        <w:rPr>
-          <w:rFonts w:ascii="ＭＳ Ｐ明朝" w:eastAsia="ＭＳ Ｐ明朝" w:hAnsi="ＭＳ Ｐ明朝" w:cs="Arial"/>
-          <w:sz w:val="22"/>
-          <w:szCs w:val="22"/>
-        </w:rPr>
-      </w:pPr>
-      <w:r>
-        <w:rPr>
-          <w:noProof/>
-        </w:rPr>
-        <w:lastRenderedPageBreak/>
-        <mc:AlternateContent>
-          <mc:Choice Requires="wps">
-            <w:drawing>
-              <wp:anchor distT="0" distB="0" distL="114300" distR="114300" simplePos="0" relativeHeight="251657728" behindDoc="0" locked="0" layoutInCell="1" allowOverlap="1" wp14:anchorId="577FB836" wp14:editId="22AE3F01">
-                <wp:simplePos x="0" y="0"/>
-                <wp:positionH relativeFrom="column">
-                  <wp:posOffset>2514600</wp:posOffset>
-                </wp:positionH>
-                <wp:positionV relativeFrom="paragraph">
-                  <wp:posOffset>-139065</wp:posOffset>
-                </wp:positionV>
-                <wp:extent cx="800100" cy="278130"/>
-                <wp:effectExtent l="0" t="0" r="0" b="0"/>
-                <wp:wrapNone/>
-                <wp:docPr id="749988903" name="テキスト ボックス 1"/>
-                <wp:cNvGraphicFramePr>
-                  <a:graphicFrameLocks xmlns:a="http://schemas.openxmlformats.org/drawingml/2006/main"/>
-                </wp:cNvGraphicFramePr>
-                <a:graphic xmlns:a="http://schemas.openxmlformats.org/drawingml/2006/main">
-                  <a:graphicData uri="http://schemas.microsoft.com/office/word/2010/wordprocessingShape">
-                    <wps:wsp>
-                      <wps:cNvSpPr txBox="1">
-                        <a:spLocks/>
-                      </wps:cNvSpPr>
-                      <wps:spPr bwMode="auto">
-                        <a:xfrm>
-                          <a:off x="0" y="0"/>
-                          <a:ext cx="800100" cy="278130"/>
-                        </a:xfrm>
-                        <a:prstGeom prst="rect">
-                          <a:avLst/>
-                        </a:prstGeom>
-                        <a:noFill/>
-                        <a:ln>
-                          <a:noFill/>
-                        </a:ln>
-                      </wps:spPr>
-                      <wps:txbx>
-                        <w:txbxContent>
-                          <w:p>
-                            <w:pPr>
-                              <w:jc w:val="center"/>
-                              <w:rPr>
-                                <w:rFonts w:ascii="ＭＳ Ｐ明朝" w:eastAsia="ＭＳ Ｐ明朝" w:hAnsi="ＭＳ Ｐ明朝"/>
-                                <w:b/>
-                                <w:sz w:val="28"/>
-                                <w:szCs w:val="28"/>
-                                <w:u w:val="single"/>
-                              </w:rPr>
-                            </w:pPr>
-                            <w:r>
-                              <w:rPr>
-                                <w:rFonts w:ascii="ＭＳ Ｐ明朝" w:eastAsia="ＭＳ Ｐ明朝" w:hAnsi="ＭＳ Ｐ明朝" w:hint="eastAsia"/>
-                                <w:b/>
-                                <w:sz w:val="28"/>
-                                <w:szCs w:val="28"/>
-                                <w:u w:val="single"/>
-                              </w:rPr>
-                              <w:t>目次</w:t>
-                            </w:r>
-                          </w:p>
-                          <w:p>
-                            <w:pPr>
-                              <w:jc w:val="center"/>
-                              <w:rPr>
-                                <w:rFonts w:ascii="ＭＳ Ｐ明朝" w:eastAsia="ＭＳ Ｐ明朝" w:hAnsi="ＭＳ Ｐ明朝"/>
-                                <w:b/>
-                                <w:sz w:val="28"/>
-                                <w:szCs w:val="28"/>
-                                <w:u w:val="single"/>
-                              </w:rPr>
-                            </w:pPr>
-                          </w:p>
-                          <w:p>
-                            <w:pPr>
-                              <w:jc w:val="center"/>
-                              <w:rPr>
-                                <w:b/>
-                                <w:sz w:val="28"/>
-                                <w:szCs w:val="28"/>
-                                <w:u w:val="single"/>
-                              </w:rPr>
-                            </w:pPr>
-                          </w:p>
-                        </w:txbxContent>
-                      </wps:txbx>
-                      <wps:bodyPr rot="0" vert="horz" wrap="square" lIns="74295" tIns="8890" rIns="74295" bIns="8890" anchor="t" anchorCtr="0" upright="1">
-                        <a:noAutofit/>
-                      </wps:bodyPr>
-                    </wps:wsp>
-                  </a:graphicData>
-                </a:graphic>
-                <wp14:sizeRelH relativeFrom="page">
-                  <wp14:pctWidth>0</wp14:pctWidth>
-                </wp14:sizeRelH>
-                <wp14:sizeRelV relativeFrom="page">
-                  <wp14:pctHeight>0</wp14:pctHeight>
-                </wp14:sizeRelV>
-              </wp:anchor>
-            </w:drawing>
-          </mc:Choice>
-          <mc:Fallback>
-            <w:pict>
-              <v:shapetype w14:anchorId="577FB836" id="_x0000_t202" coordsize="21600,21600" o:spt="202" path="m,l,21600r21600,l21600,xe">
-                <v:stroke joinstyle="miter"/>
-                <v:path gradientshapeok="t" o:connecttype="rect"/>
-              </v:shapetype>
-              <v:shape id="テキスト ボックス 1" o:spid="_x0000_s1026" type="#_x0000_t202" style="position:absolute;left:0;text-align:left;margin-left:198pt;margin-top:-10.95pt;width:63pt;height:21.9pt;z-index:251657728;visibility:visible;mso-wrap-style:square;mso-width-percent:0;mso-height-percent:0;mso-wrap-distance-left:9pt;mso-wrap-distance-top:0;mso-wrap-distance-right:9pt;mso-wrap-distance-bottom:0;mso-position-horizontal:absolute;mso-position-horizontal-relative:text;mso-position-vertical:absolute;mso-position-vertical-relative:text;mso-width-percent:0;mso-height-percent:0;mso-width-relative:page;mso-height-relative:page;v-text-anchor:top" o:gfxdata="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" filled="f" stroked="f">
-                <v:textbox inset="5.85pt,.7pt,5.85pt,.7pt">
-                  <w:txbxContent>
-                    <w:p>
-                      <w:pPr>
-                        <w:jc w:val="center"/>
-                        <w:rPr>
-                          <w:rFonts w:ascii="ＭＳ Ｐ明朝" w:eastAsia="ＭＳ Ｐ明朝" w:hAnsi="ＭＳ Ｐ明朝"/>
-                          <w:b/>
-                          <w:sz w:val="28"/>
-                          <w:szCs w:val="28"/>
-                          <w:u w:val="single"/>
-                        </w:rPr>
-                      </w:pPr>
-                      <w:r>
-                        <w:rPr>
-                          <w:rFonts w:ascii="ＭＳ Ｐ明朝" w:eastAsia="ＭＳ Ｐ明朝" w:hAnsi="ＭＳ Ｐ明朝" w:hint="eastAsia"/>
-                          <w:b/>
-                          <w:sz w:val="28"/>
-                          <w:szCs w:val="28"/>
-                          <w:u w:val="single"/>
-                        </w:rPr>
-                        <w:t>目次</w:t>
-                      </w:r>
-                    </w:p>
-                    <w:p>
-                      <w:pPr>
-                        <w:jc w:val="center"/>
-                        <w:rPr>
-                          <w:rFonts w:ascii="ＭＳ Ｐ明朝" w:eastAsia="ＭＳ Ｐ明朝" w:hAnsi="ＭＳ Ｐ明朝"/>
-                          <w:b/>
-                          <w:sz w:val="28"/>
-                          <w:szCs w:val="28"/>
-                          <w:u w:val="single"/>
-                        </w:rPr>
-                      </w:pPr>
-                    </w:p>
-                    <w:p>
-                      <w:pPr>
-                        <w:jc w:val="center"/>
-                        <w:rPr>
-                          <w:b/>
-                          <w:sz w:val="28"/>
-                          <w:szCs w:val="28"/>
-                          <w:u w:val="single"/>
-                        </w:rPr>
-                      </w:pPr>
-                    </w:p>
-                  </w:txbxContent>
-                </v:textbox>
-              </v:shape>
-            </w:pict>
-          </mc:Fallback>
-        </mc:AlternateContent>
-      </w:r>
+        <w:pageBreakBefore/>
+      </w:pPr>
     </w:p>
     <w:p>
       <w:pPr>
@@ -1190,11 +811,12 @@
           <w:noProof/>
           <w:kern w:val="2"/>
           <w:sz w:val="21"/>
-        </w:rPr>
-      </w:pPr>
-      <w:r>
-        <w:rPr>
-          <w:rFonts w:ascii="ＭＳ Ｐ明朝" w:eastAsia="ＭＳ Ｐ明朝" w:hAnsi="ＭＳ Ｐ明朝" w:cs="Meiryo"/>
+          <w14:ligatures w14:val="standardContextual"/>
+        </w:rPr>
+      </w:pPr>
+      <w:r>
+        <w:rPr>
+          <w:rFonts w:ascii="ＭＳ Ｐ明朝" w:eastAsia="ＭＳ Ｐ明朝" w:hAnsi="ＭＳ Ｐ明朝" w:cs="メイリオ"/>
           <w:sz w:val="22"/>
           <w:szCs w:val="22"/>
         </w:rPr>
@@ -1202,7 +824,7 @@
       </w:r>
       <w:r>
         <w:rPr>
-          <w:rFonts w:ascii="ＭＳ Ｐ明朝" w:eastAsia="ＭＳ Ｐ明朝" w:hAnsi="ＭＳ Ｐ明朝" w:cs="Meiryo"/>
+          <w:rFonts w:ascii="ＭＳ Ｐ明朝" w:eastAsia="ＭＳ Ｐ明朝" w:hAnsi="ＭＳ Ｐ明朝" w:cs="メイリオ"/>
           <w:sz w:val="22"/>
           <w:szCs w:val="22"/>
         </w:rPr>
@@ -1210,16 +832,16 @@
       </w:r>
       <w:r>
         <w:rPr>
-          <w:rFonts w:ascii="ＭＳ Ｐ明朝" w:eastAsia="ＭＳ Ｐ明朝" w:hAnsi="ＭＳ Ｐ明朝" w:cs="Meiryo"/>
+          <w:rFonts w:ascii="ＭＳ Ｐ明朝" w:eastAsia="ＭＳ Ｐ明朝" w:hAnsi="ＭＳ Ｐ明朝" w:cs="メイリオ"/>
           <w:sz w:val="22"/>
           <w:szCs w:val="22"/>
         </w:rPr>
         <w:fldChar w:fldCharType="separate"/>
       </w:r>
-      <w:hyperlink w:anchor="_Toc155354665" w:history="1">
+      <w:hyperlink w:anchor="_Toc223971637" w:history="1">
         <w:r>
           <w:rPr>
-            <w:rStyle w:val="ae"/>
+            <w:rStyle w:val="af"/>
             <w:rFonts w:ascii="ＭＳ Ｐ明朝" w:eastAsia="ＭＳ Ｐ明朝" w:hAnsi="ＭＳ Ｐ明朝" w:cs="Arial Unicode MS"/>
             <w:noProof/>
           </w:rPr>
@@ -1244,7 +866,7 @@
             <w:noProof/>
             <w:webHidden/>
           </w:rPr>
-          <w:instrText xml:space="preserve"> PAGEREF _Toc155354665 \h </w:instrText>
+          <w:instrText xml:space="preserve"> PAGEREF _Toc223971637 \h </w:instrText>
         </w:r>
         <w:r>
           <w:rPr>
@@ -1287,12 +909,13 @@
           <w:noProof/>
           <w:kern w:val="2"/>
           <w:sz w:val="21"/>
-        </w:rPr>
-      </w:pPr>
-      <w:hyperlink w:anchor="_Toc155354666" w:history="1">
+          <w14:ligatures w14:val="standardContextual"/>
+        </w:rPr>
+      </w:pPr>
+      <w:hyperlink w:anchor="_Toc223971638" w:history="1">
         <w:r>
           <w:rPr>
-            <w:rStyle w:val="ae"/>
+            <w:rStyle w:val="af"/>
             <w:rFonts w:ascii="ＭＳ Ｐ明朝" w:eastAsia="ＭＳ Ｐ明朝" w:hAnsi="ＭＳ Ｐ明朝" w:cs="Arial"/>
             <w:noProof/>
           </w:rPr>
@@ -1317,7 +940,7 @@
             <w:noProof/>
             <w:webHidden/>
           </w:rPr>
-          <w:instrText xml:space="preserve"> PAGEREF _Toc155354666 \h </w:instrText>
+          <w:instrText xml:space="preserve"> PAGEREF _Toc223971638 \h </w:instrText>
         </w:r>
         <w:r>
           <w:rPr>
@@ -1360,12 +983,13 @@
           <w:noProof/>
           <w:kern w:val="2"/>
           <w:sz w:val="21"/>
-        </w:rPr>
-      </w:pPr>
-      <w:hyperlink w:anchor="_Toc155354667" w:history="1">
+          <w14:ligatures w14:val="standardContextual"/>
+        </w:rPr>
+      </w:pPr>
+      <w:hyperlink w:anchor="_Toc223971639" w:history="1">
         <w:r>
           <w:rPr>
-            <w:rStyle w:val="ae"/>
+            <w:rStyle w:val="af"/>
             <w:rFonts w:ascii="ＭＳ Ｐ明朝" w:eastAsia="ＭＳ Ｐ明朝" w:hAnsi="ＭＳ Ｐ明朝" w:cs="Arial"/>
             <w:noProof/>
           </w:rPr>
@@ -1390,7 +1014,7 @@
             <w:noProof/>
             <w:webHidden/>
           </w:rPr>
-          <w:instrText xml:space="preserve"> PAGEREF _Toc155354667 \h </w:instrText>
+          <w:instrText xml:space="preserve"> PAGEREF _Toc223971639 \h </w:instrText>
         </w:r>
         <w:r>
           <w:rPr>
@@ -1433,12 +1057,13 @@
           <w:noProof/>
           <w:kern w:val="2"/>
           <w:sz w:val="21"/>
-        </w:rPr>
-      </w:pPr>
-      <w:hyperlink w:anchor="_Toc155354668" w:history="1">
+          <w14:ligatures w14:val="standardContextual"/>
+        </w:rPr>
+      </w:pPr>
+      <w:hyperlink w:anchor="_Toc223971640" w:history="1">
         <w:r>
           <w:rPr>
-            <w:rStyle w:val="ae"/>
+            <w:rStyle w:val="af"/>
             <w:rFonts w:ascii="ＭＳ Ｐ明朝" w:eastAsia="ＭＳ Ｐ明朝" w:hAnsi="ＭＳ Ｐ明朝" w:cs="Arial"/>
             <w:noProof/>
           </w:rPr>
@@ -1463,7 +1088,7 @@
             <w:noProof/>
             <w:webHidden/>
           </w:rPr>
-          <w:instrText xml:space="preserve"> PAGEREF _Toc155354668 \h </w:instrText>
+          <w:instrText xml:space="preserve"> PAGEREF _Toc223971640 \h </w:instrText>
         </w:r>
         <w:r>
           <w:rPr>
@@ -1506,12 +1131,13 @@
           <w:noProof/>
           <w:kern w:val="2"/>
           <w:sz w:val="21"/>
-        </w:rPr>
-      </w:pPr>
-      <w:hyperlink w:anchor="_Toc155354669" w:history="1">
+          <w14:ligatures w14:val="standardContextual"/>
+        </w:rPr>
+      </w:pPr>
+      <w:hyperlink w:anchor="_Toc223971641" w:history="1">
         <w:r>
           <w:rPr>
-            <w:rStyle w:val="ae"/>
+            <w:rStyle w:val="af"/>
             <w:rFonts w:ascii="ＭＳ Ｐ明朝" w:eastAsia="ＭＳ Ｐ明朝" w:hAnsi="ＭＳ Ｐ明朝" w:cs="Arial"/>
             <w:noProof/>
           </w:rPr>
@@ -1536,7 +1162,7 @@
             <w:noProof/>
             <w:webHidden/>
           </w:rPr>
-          <w:instrText xml:space="preserve"> PAGEREF _Toc155354669 \h </w:instrText>
+          <w:instrText xml:space="preserve"> PAGEREF _Toc223971641 \h </w:instrText>
         </w:r>
         <w:r>
           <w:rPr>
@@ -1579,12 +1205,13 @@
           <w:noProof/>
           <w:kern w:val="2"/>
           <w:sz w:val="21"/>
-        </w:rPr>
-      </w:pPr>
-      <w:hyperlink w:anchor="_Toc155354670" w:history="1">
+          <w14:ligatures w14:val="standardContextual"/>
+        </w:rPr>
+      </w:pPr>
+      <w:hyperlink w:anchor="_Toc223971642" w:history="1">
         <w:r>
           <w:rPr>
-            <w:rStyle w:val="ae"/>
+            <w:rStyle w:val="af"/>
             <w:rFonts w:ascii="ＭＳ Ｐ明朝" w:eastAsia="ＭＳ Ｐ明朝" w:hAnsi="ＭＳ Ｐ明朝" w:cs="Arial"/>
             <w:noProof/>
           </w:rPr>
@@ -1609,7 +1236,7 @@
             <w:noProof/>
             <w:webHidden/>
           </w:rPr>
-          <w:instrText xml:space="preserve"> PAGEREF _Toc155354670 \h </w:instrText>
+          <w:instrText xml:space="preserve"> PAGEREF _Toc223971642 \h </w:instrText>
         </w:r>
         <w:r>
           <w:rPr>
@@ -1652,12 +1279,13 @@
           <w:noProof/>
           <w:kern w:val="2"/>
           <w:sz w:val="21"/>
-        </w:rPr>
-      </w:pPr>
-      <w:hyperlink w:anchor="_Toc155354671" w:history="1">
+          <w14:ligatures w14:val="standardContextual"/>
+        </w:rPr>
+      </w:pPr>
+      <w:hyperlink w:anchor="_Toc223971643" w:history="1">
         <w:r>
           <w:rPr>
-            <w:rStyle w:val="ae"/>
+            <w:rStyle w:val="af"/>
             <w:rFonts w:ascii="ＭＳ Ｐ明朝" w:eastAsia="ＭＳ Ｐ明朝" w:hAnsi="ＭＳ Ｐ明朝" w:cs="Arial"/>
             <w:noProof/>
           </w:rPr>
@@ -1682,7 +1310,7 @@
             <w:noProof/>
             <w:webHidden/>
           </w:rPr>
-          <w:instrText xml:space="preserve"> PAGEREF _Toc155354671 \h </w:instrText>
+          <w:instrText xml:space="preserve"> PAGEREF _Toc223971643 \h </w:instrText>
         </w:r>
         <w:r>
           <w:rPr>
@@ -1702,7 +1330,7 @@
             <w:noProof/>
             <w:webHidden/>
           </w:rPr>
-          <w:t>4</w:t>
+          <w:t>5</w:t>
         </w:r>
         <w:r>
           <w:rPr>
@@ -1725,12 +1353,13 @@
           <w:noProof/>
           <w:kern w:val="2"/>
           <w:sz w:val="21"/>
-        </w:rPr>
-      </w:pPr>
-      <w:hyperlink w:anchor="_Toc155354672" w:history="1">
+          <w14:ligatures w14:val="standardContextual"/>
+        </w:rPr>
+      </w:pPr>
+      <w:hyperlink w:anchor="_Toc223971644" w:history="1">
         <w:r>
           <w:rPr>
-            <w:rStyle w:val="ae"/>
+            <w:rStyle w:val="af"/>
             <w:rFonts w:ascii="ＭＳ Ｐ明朝" w:eastAsia="ＭＳ Ｐ明朝" w:hAnsi="ＭＳ Ｐ明朝" w:cs="Arial"/>
             <w:noProof/>
           </w:rPr>
@@ -1755,7 +1384,7 @@
             <w:noProof/>
             <w:webHidden/>
           </w:rPr>
-          <w:instrText xml:space="preserve"> PAGEREF _Toc155354672 \h </w:instrText>
+          <w:instrText xml:space="preserve"> PAGEREF _Toc223971644 \h </w:instrText>
         </w:r>
         <w:r>
           <w:rPr>
@@ -1798,12 +1427,13 @@
           <w:noProof/>
           <w:kern w:val="2"/>
           <w:sz w:val="21"/>
-        </w:rPr>
-      </w:pPr>
-      <w:hyperlink w:anchor="_Toc155354673" w:history="1">
+          <w14:ligatures w14:val="standardContextual"/>
+        </w:rPr>
+      </w:pPr>
+      <w:hyperlink w:anchor="_Toc223971645" w:history="1">
         <w:r>
           <w:rPr>
-            <w:rStyle w:val="ae"/>
+            <w:rStyle w:val="af"/>
             <w:rFonts w:ascii="ＭＳ Ｐ明朝" w:eastAsia="ＭＳ Ｐ明朝" w:hAnsi="ＭＳ Ｐ明朝"/>
             <w:noProof/>
           </w:rPr>
@@ -1811,7 +1441,7 @@
         </w:r>
         <w:r>
           <w:rPr>
-            <w:rStyle w:val="ae"/>
+            <w:rStyle w:val="af"/>
             <w:rFonts w:ascii="ＭＳ Ｐ明朝" w:eastAsia="ＭＳ Ｐ明朝" w:hAnsi="ＭＳ Ｐ明朝" w:cs="Arial"/>
             <w:noProof/>
           </w:rPr>
@@ -1836,7 +1466,7 @@
             <w:noProof/>
             <w:webHidden/>
           </w:rPr>
-          <w:instrText xml:space="preserve"> PAGEREF _Toc155354673 \h </w:instrText>
+          <w:instrText xml:space="preserve"> PAGEREF _Toc223971645 \h </w:instrText>
         </w:r>
         <w:r>
           <w:rPr>
@@ -1875,12 +1505,13 @@
           <w:noProof/>
           <w:kern w:val="2"/>
           <w:sz w:val="21"/>
-        </w:rPr>
-      </w:pPr>
-      <w:hyperlink w:anchor="_Toc155354674" w:history="1">
+          <w14:ligatures w14:val="standardContextual"/>
+        </w:rPr>
+      </w:pPr>
+      <w:hyperlink w:anchor="_Toc223971646" w:history="1">
         <w:r>
           <w:rPr>
-            <w:rStyle w:val="ae"/>
+            <w:rStyle w:val="af"/>
             <w:rFonts w:ascii="ＭＳ Ｐ明朝" w:eastAsia="ＭＳ Ｐ明朝" w:hAnsi="ＭＳ Ｐ明朝" w:cs="ＭＳ ゴシック"/>
             <w:noProof/>
           </w:rPr>
@@ -1888,7 +1519,7 @@
         </w:r>
         <w:r>
           <w:rPr>
-            <w:rStyle w:val="ae"/>
+            <w:rStyle w:val="af"/>
             <w:rFonts w:ascii="ＭＳ Ｐ明朝" w:eastAsia="ＭＳ Ｐ明朝" w:hAnsi="ＭＳ Ｐ明朝" w:cs="Arial"/>
             <w:noProof/>
           </w:rPr>
@@ -1913,7 +1544,7 @@
             <w:noProof/>
             <w:webHidden/>
           </w:rPr>
-          <w:instrText xml:space="preserve"> PAGEREF _Toc155354674 \h </w:instrText>
+          <w:instrText xml:space="preserve"> PAGEREF _Toc223971646 \h </w:instrText>
         </w:r>
         <w:r>
           <w:rPr>
@@ -1956,12 +1587,13 @@
           <w:noProof/>
           <w:kern w:val="2"/>
           <w:sz w:val="21"/>
-        </w:rPr>
-      </w:pPr>
-      <w:hyperlink w:anchor="_Toc155354675" w:history="1">
+          <w14:ligatures w14:val="standardContextual"/>
+        </w:rPr>
+      </w:pPr>
+      <w:hyperlink w:anchor="_Toc223971647" w:history="1">
         <w:r>
           <w:rPr>
-            <w:rStyle w:val="ae"/>
+            <w:rStyle w:val="af"/>
             <w:rFonts w:ascii="ＭＳ Ｐ明朝" w:eastAsia="ＭＳ Ｐ明朝" w:hAnsi="ＭＳ Ｐ明朝" w:cs="Arial"/>
             <w:noProof/>
           </w:rPr>
@@ -1986,7 +1618,7 @@
             <w:noProof/>
             <w:webHidden/>
           </w:rPr>
-          <w:instrText xml:space="preserve"> PAGEREF _Toc155354675 \h </w:instrText>
+          <w:instrText xml:space="preserve"> PAGEREF _Toc223971647 \h </w:instrText>
         </w:r>
         <w:r>
           <w:rPr>
@@ -2029,12 +1661,13 @@
           <w:noProof/>
           <w:kern w:val="2"/>
           <w:sz w:val="21"/>
-        </w:rPr>
-      </w:pPr>
-      <w:hyperlink w:anchor="_Toc155354676" w:history="1">
+          <w14:ligatures w14:val="standardContextual"/>
+        </w:rPr>
+      </w:pPr>
+      <w:hyperlink w:anchor="_Toc223971648" w:history="1">
         <w:r>
           <w:rPr>
-            <w:rStyle w:val="ae"/>
+            <w:rStyle w:val="af"/>
             <w:rFonts w:ascii="ＭＳ Ｐ明朝" w:eastAsia="ＭＳ Ｐ明朝" w:hAnsi="ＭＳ Ｐ明朝" w:cs="Arial"/>
             <w:noProof/>
           </w:rPr>
@@ -2059,7 +1692,7 @@
             <w:noProof/>
             <w:webHidden/>
           </w:rPr>
-          <w:instrText xml:space="preserve"> PAGEREF _Toc155354676 \h </w:instrText>
+          <w:instrText xml:space="preserve"> PAGEREF _Toc223971648 \h </w:instrText>
         </w:r>
         <w:r>
           <w:rPr>
@@ -2098,12 +1731,13 @@
           <w:noProof/>
           <w:kern w:val="2"/>
           <w:sz w:val="21"/>
-        </w:rPr>
-      </w:pPr>
-      <w:hyperlink w:anchor="_Toc155354677" w:history="1">
+          <w14:ligatures w14:val="standardContextual"/>
+        </w:rPr>
+      </w:pPr>
+      <w:hyperlink w:anchor="_Toc223971649" w:history="1">
         <w:r>
           <w:rPr>
-            <w:rStyle w:val="ae"/>
+            <w:rStyle w:val="af"/>
             <w:rFonts w:ascii="ＭＳ Ｐ明朝" w:eastAsia="ＭＳ Ｐ明朝" w:hAnsi="ＭＳ Ｐ明朝" w:cs="ＭＳ ゴシック"/>
             <w:noProof/>
           </w:rPr>
@@ -2111,7 +1745,7 @@
         </w:r>
         <w:r>
           <w:rPr>
-            <w:rStyle w:val="ae"/>
+            <w:rStyle w:val="af"/>
             <w:rFonts w:ascii="ＭＳ Ｐ明朝" w:eastAsia="ＭＳ Ｐ明朝" w:hAnsi="ＭＳ Ｐ明朝"/>
             <w:noProof/>
           </w:rPr>
@@ -2136,7 +1770,7 @@
             <w:noProof/>
             <w:webHidden/>
           </w:rPr>
-          <w:instrText xml:space="preserve"> PAGEREF _Toc155354677 \h </w:instrText>
+          <w:instrText xml:space="preserve"> PAGEREF _Toc223971649 \h </w:instrText>
         </w:r>
         <w:r>
           <w:rPr>
@@ -2171,14 +1805,15 @@
       <w:pPr>
         <w:ind w:left="240" w:firstLineChars="50" w:firstLine="110"/>
         <w:rPr>
-          <w:rFonts w:ascii="ＭＳ Ｐ明朝" w:eastAsia="ＭＳ Ｐ明朝" w:hAnsi="ＭＳ Ｐ明朝" w:cs="Meiryo"/>
-          <w:sz w:val="22"/>
-          <w:szCs w:val="22"/>
-        </w:rPr>
-      </w:pPr>
-      <w:r>
-        <w:rPr>
-          <w:rFonts w:ascii="ＭＳ Ｐ明朝" w:eastAsia="ＭＳ Ｐ明朝" w:hAnsi="ＭＳ Ｐ明朝" w:cs="Meiryo"/>
+          <w:rFonts w:ascii="ＭＳ Ｐ明朝" w:eastAsia="ＭＳ Ｐ明朝" w:hAnsi="ＭＳ Ｐ明朝" w:cs="メイリオ"/>
+          <w:sz w:val="22"/>
+          <w:szCs w:val="22"/>
+        </w:rPr>
+        <w:pageBreakBefore/>
+      </w:pPr>
+      <w:r>
+        <w:rPr>
+          <w:rFonts w:ascii="ＭＳ Ｐ明朝" w:eastAsia="ＭＳ Ｐ明朝" w:hAnsi="ＭＳ Ｐ明朝" w:cs="メイリオ"/>
           <w:sz w:val="22"/>
           <w:szCs w:val="22"/>
         </w:rPr>
@@ -2187,109 +1822,13 @@
     </w:p>
     <w:p>
       <w:pPr>
-        <w:ind w:left="240" w:firstLineChars="50" w:firstLine="110"/>
-        <w:rPr>
-          <w:rFonts w:ascii="ＭＳ Ｐ明朝" w:eastAsia="ＭＳ Ｐ明朝" w:hAnsi="ＭＳ Ｐ明朝" w:cs="Meiryo"/>
-          <w:sz w:val="22"/>
-          <w:szCs w:val="22"/>
-        </w:rPr>
-      </w:pPr>
-    </w:p>
-    <w:p>
-      <w:pPr>
-        <w:ind w:left="240" w:firstLineChars="50" w:firstLine="110"/>
-        <w:rPr>
-          <w:rFonts w:ascii="ＭＳ Ｐ明朝" w:eastAsia="ＭＳ Ｐ明朝" w:hAnsi="ＭＳ Ｐ明朝" w:cs="Arial"/>
-          <w:sz w:val="22"/>
-          <w:szCs w:val="22"/>
-        </w:rPr>
-      </w:pPr>
-    </w:p>
-    <w:p>
-      <w:pPr>
-        <w:ind w:left="240" w:firstLineChars="50" w:firstLine="120"/>
-        <w:rPr>
-          <w:rFonts w:ascii="ＭＳ Ｐ明朝" w:eastAsia="ＭＳ Ｐ明朝" w:hAnsi="ＭＳ Ｐ明朝" w:cs="Arial"/>
-        </w:rPr>
-      </w:pPr>
-    </w:p>
-    <w:p>
-      <w:pPr>
-        <w:ind w:left="240" w:firstLineChars="50" w:firstLine="120"/>
-        <w:rPr>
-          <w:rFonts w:ascii="ＭＳ Ｐ明朝" w:eastAsia="ＭＳ Ｐ明朝" w:hAnsi="ＭＳ Ｐ明朝" w:cs="Arial"/>
-        </w:rPr>
-      </w:pPr>
-    </w:p>
-    <w:p>
-      <w:pPr>
-        <w:ind w:left="240" w:firstLineChars="50" w:firstLine="120"/>
-        <w:rPr>
-          <w:rFonts w:ascii="ＭＳ Ｐ明朝" w:eastAsia="ＭＳ Ｐ明朝" w:hAnsi="ＭＳ Ｐ明朝" w:cs="Arial"/>
-        </w:rPr>
-      </w:pPr>
-    </w:p>
-    <w:p>
-      <w:pPr>
-        <w:ind w:left="240" w:firstLineChars="50" w:firstLine="120"/>
-        <w:rPr>
-          <w:rFonts w:ascii="ＭＳ Ｐ明朝" w:eastAsia="ＭＳ Ｐ明朝" w:hAnsi="ＭＳ Ｐ明朝" w:cs="Arial"/>
-        </w:rPr>
-      </w:pPr>
-    </w:p>
-    <w:p>
-      <w:pPr>
-        <w:ind w:left="240" w:firstLineChars="50" w:firstLine="120"/>
-        <w:rPr>
-          <w:rFonts w:ascii="ＭＳ Ｐ明朝" w:eastAsia="ＭＳ Ｐ明朝" w:hAnsi="ＭＳ Ｐ明朝" w:cs="Arial"/>
-        </w:rPr>
-      </w:pPr>
-    </w:p>
-    <w:p>
-      <w:pPr>
-        <w:ind w:left="240" w:firstLineChars="50" w:firstLine="120"/>
-        <w:rPr>
-          <w:rFonts w:ascii="ＭＳ Ｐ明朝" w:eastAsia="ＭＳ Ｐ明朝" w:hAnsi="ＭＳ Ｐ明朝" w:cs="Arial"/>
-        </w:rPr>
-      </w:pPr>
-    </w:p>
-    <w:p>
-      <w:pPr>
-        <w:ind w:left="240" w:firstLineChars="50" w:firstLine="120"/>
-        <w:rPr>
-          <w:rFonts w:ascii="ＭＳ Ｐ明朝" w:eastAsia="ＭＳ Ｐ明朝" w:hAnsi="ＭＳ Ｐ明朝" w:cs="Arial"/>
-        </w:rPr>
-      </w:pPr>
-    </w:p>
-    <w:p>
-      <w:pPr>
+        <w:pStyle w:val="1"/>
         <w:rPr>
           <w:rFonts w:ascii="ＭＳ Ｐ明朝" w:eastAsia="ＭＳ Ｐ明朝" w:hAnsi="ＭＳ Ｐ明朝" w:cs="Arial Unicode MS"/>
         </w:rPr>
-        <w:sectPr>
-          <w:headerReference w:type="even" r:id="rId9"/>
-          <w:headerReference w:type="default" r:id="rId10"/>
-          <w:footerReference w:type="even" r:id="rId11"/>
-          <w:footerReference w:type="default" r:id="rId12"/>
-          <w:headerReference w:type="first" r:id="rId13"/>
-          <w:footerReference w:type="first" r:id="rId14"/>
-          <w:pgSz w:w="11906" w:h="16838"/>
-          <w:pgMar w:top="1985" w:right="1701" w:bottom="1701" w:left="1701" w:header="851" w:footer="992" w:gutter="0"/>
-          <w:pgNumType w:fmt="numberInDash" w:start="1"/>
-          <w:cols w:space="425"/>
-          <w:docGrid w:type="lines" w:linePitch="438"/>
-        </w:sectPr>
-      </w:pPr>
-    </w:p>
-    <w:p>
-      <w:pPr>
-        <w:pStyle w:val="1"/>
-        <w:rPr>
-          <w:rFonts w:ascii="ＭＳ Ｐ明朝" w:eastAsia="ＭＳ Ｐ明朝" w:hAnsi="ＭＳ Ｐ明朝" w:cs="Arial Unicode MS"/>
-        </w:rPr>
       </w:pPr>
       <w:bookmarkStart w:id="0" w:name="_Toc179738835"/>
-      <w:bookmarkStart w:id="1" w:name="_Toc155354665"/>
+      <w:bookmarkStart w:id="1" w:name="_Toc223971637"/>
       <w:r>
         <w:rPr>
           <w:rFonts w:ascii="ＭＳ Ｐ明朝" w:eastAsia="ＭＳ Ｐ明朝" w:hAnsi="ＭＳ Ｐ明朝" w:cs="Arial Unicode MS" w:hint="eastAsia"/>
@@ -2323,7 +1862,7 @@
         </w:rPr>
       </w:pPr>
       <w:bookmarkStart w:id="2" w:name="_Toc179738836"/>
-      <w:bookmarkStart w:id="3" w:name="_Toc155354666"/>
+      <w:bookmarkStart w:id="3" w:name="_Toc223971638"/>
       <w:r>
         <w:rPr>
           <w:rFonts w:ascii="ＭＳ Ｐ明朝" w:eastAsia="ＭＳ Ｐ明朝" w:hAnsi="ＭＳ Ｐ明朝" w:cs="Arial" w:hint="eastAsia"/>
@@ -2343,7 +1882,7 @@
     </w:p>
     <w:p>
       <w:pPr>
-        <w:ind w:leftChars="171" w:left="410" w:firstLineChars="175" w:firstLine="428"/>
+        <w:ind w:leftChars="171" w:left="410" w:firstLineChars="175" w:firstLine="422"/>
         <w:rPr>
           <w:rFonts w:ascii="ＭＳ Ｐ明朝" w:eastAsia="ＭＳ Ｐ明朝" w:hAnsi="ＭＳ Ｐ明朝" w:cs="Arial"/>
           <w:b/>
@@ -2353,7 +1892,7 @@
     </w:p>
     <w:p>
       <w:pPr>
-        <w:ind w:leftChars="171" w:left="410" w:firstLineChars="175" w:firstLine="428"/>
+        <w:ind w:leftChars="171" w:left="410" w:firstLineChars="175" w:firstLine="422"/>
         <w:rPr>
           <w:rFonts w:ascii="ＭＳ Ｐ明朝" w:eastAsia="ＭＳ Ｐ明朝" w:hAnsi="ＭＳ Ｐ明朝" w:cs="Arial"/>
           <w:b/>
@@ -2377,24 +1916,6 @@
           <w:u w:val="single"/>
         </w:rPr>
         <w:t>正価値</w:t>
-      </w:r>
-      <w:r>
-        <w:rPr>
-          <w:rFonts w:ascii="ＭＳ Ｐ明朝" w:eastAsia="ＭＳ Ｐ明朝" w:hAnsi="ＭＳ Ｐ明朝" w:cs="Arial"/>
-          <w:b/>
-          <w:color w:val="000000"/>
-          <w:u w:val="single"/>
-        </w:rPr>
-        <w:t>113</w:t>
-      </w:r>
-      <w:r>
-        <w:rPr>
-          <w:rFonts w:ascii="ＭＳ Ｐ明朝" w:eastAsia="ＭＳ Ｐ明朝" w:hAnsi="ＭＳ Ｐ明朝" w:cs="Arial"/>
-          <w:b/>
-          <w:color w:val="000000"/>
-          <w:u w:val="single"/>
-        </w:rPr>
-        <w:t>円</w:t>
       </w:r>
       <w:r>
         <w:rPr>
@@ -2403,16 +1924,16 @@
           <w:color w:val="000000"/>
           <w:u w:val="single"/>
         </w:rPr>
-        <w:t>（</w:t>
-      </w:r>
-      <w:r>
-        <w:rPr>
-          <w:rFonts w:ascii="ＭＳ Ｐ明朝" w:eastAsia="ＭＳ Ｐ明朝" w:hAnsi="ＭＳ Ｐ明朝" w:cs="Arial"/>
+        <w:t>：</w:t>
+      </w:r>
+      <w:r>
+        <w:rPr>
+          <w:rFonts w:ascii="ＭＳ Ｐ明朝" w:eastAsia="ＭＳ Ｐ明朝" w:hAnsi="ＭＳ Ｐ明朝" w:cs="Arial" w:hint="eastAsia"/>
           <w:b/>
           <w:color w:val="000000"/>
           <w:u w:val="single"/>
         </w:rPr>
-        <w:t>1.13</w:t>
+        <w:t>●</w:t>
       </w:r>
       <w:r>
         <w:rPr>
@@ -2421,25 +1942,25 @@
           <w:color w:val="000000"/>
           <w:u w:val="single"/>
         </w:rPr>
-        <w:t>円/</w:t>
-      </w:r>
-      <w:r>
-        <w:rPr>
-          <w:rFonts w:ascii="ＭＳ Ｐ明朝" w:eastAsia="ＭＳ Ｐ明朝" w:hAnsi="ＭＳ Ｐ明朝" w:cs="Arial"/>
+        <w:t>円</w:t>
+      </w:r>
+      <w:r>
+        <w:rPr>
+          <w:rFonts w:ascii="ＭＳ Ｐ明朝" w:eastAsia="ＭＳ Ｐ明朝" w:hAnsi="ＭＳ Ｐ明朝" w:cs="Arial" w:hint="eastAsia"/>
           <w:b/>
           <w:color w:val="000000"/>
           <w:u w:val="single"/>
         </w:rPr>
-        <w:t>株　当初</w:t>
-      </w:r>
-      <w:r>
-        <w:rPr>
-          <w:rFonts w:ascii="ＭＳ Ｐ明朝" w:eastAsia="ＭＳ Ｐ明朝" w:hAnsi="ＭＳ Ｐ明朝" w:cs="Arial"/>
+        <w:t>（</w:t>
+      </w:r>
+      <w:r>
+        <w:rPr>
+          <w:rFonts w:ascii="ＭＳ Ｐ明朝" w:eastAsia="ＭＳ Ｐ明朝" w:hAnsi="ＭＳ Ｐ明朝" w:cs="Arial" w:hint="eastAsia"/>
           <w:b/>
           <w:color w:val="000000"/>
           <w:u w:val="single"/>
         </w:rPr>
-        <w:t>株価の</w:t>
+        <w:t>●</w:t>
       </w:r>
       <w:r>
         <w:rPr>
@@ -2448,16 +1969,34 @@
           <w:color w:val="000000"/>
           <w:u w:val="single"/>
         </w:rPr>
-        <w:t>1.03</w:t>
-      </w:r>
-      <w:r>
-        <w:rPr>
-          <w:rFonts w:ascii="ＭＳ Ｐ明朝" w:eastAsia="ＭＳ Ｐ明朝" w:hAnsi="ＭＳ Ｐ明朝" w:cs="Arial"/>
+        <w:t>円/株　当初株価の</w:t>
+      </w:r>
+      <w:r>
+        <w:rPr>
+          <w:rFonts w:ascii="ＭＳ Ｐ明朝" w:eastAsia="ＭＳ Ｐ明朝" w:hAnsi="ＭＳ Ｐ明朝" w:cs="Arial" w:hint="eastAsia"/>
           <w:b/>
           <w:color w:val="000000"/>
           <w:u w:val="single"/>
         </w:rPr>
-        <w:t>%）</w:t>
+        <w:t>●</w:t>
+      </w:r>
+      <w:r>
+        <w:rPr>
+          <w:rFonts w:ascii="ＭＳ Ｐ明朝" w:eastAsia="ＭＳ Ｐ明朝" w:hAnsi="ＭＳ Ｐ明朝" w:cs="Arial"/>
+          <w:b/>
+          <w:color w:val="000000"/>
+          <w:u w:val="single"/>
+        </w:rPr>
+        <w:t>%</w:t>
+      </w:r>
+      <w:r>
+        <w:rPr>
+          <w:rFonts w:ascii="ＭＳ Ｐ明朝" w:eastAsia="ＭＳ Ｐ明朝" w:hAnsi="ＭＳ Ｐ明朝" w:cs="Arial"/>
+          <w:b/>
+          <w:color w:val="000000"/>
+          <w:u w:val="single"/>
+        </w:rPr>
+        <w:t>）</w:t>
       </w:r>
     </w:p>
     <w:p>
@@ -2533,7 +2072,15 @@
           <w:sz w:val="22"/>
           <w:szCs w:val="22"/>
         </w:rPr>
-        <w:t>や割当引受が新株発行企業の信用リスクを負うこと、新株予約権の</w:t>
+        <w:t>や割</w:t>
+      </w:r>
+      <w:r>
+        <w:rPr>
+          <w:rFonts w:ascii="ＭＳ Ｐ明朝" w:eastAsia="ＭＳ Ｐ明朝" w:hAnsi="ＭＳ Ｐ明朝" w:cs="Arial"/>
+          <w:sz w:val="22"/>
+          <w:szCs w:val="22"/>
+        </w:rPr>
+        <w:t>当引受が新株発行企業の信用リスクを負うこと、新株予約権の</w:t>
       </w:r>
       <w:r>
         <w:rPr>
@@ -2676,17 +2223,23 @@
     </w:p>
     <w:p>
       <w:pPr>
-        <w:ind w:leftChars="171" w:left="410" w:firstLineChars="75" w:firstLine="165"/>
-        <w:rPr>
-          <w:rFonts w:ascii="ＭＳ Ｐ明朝" w:eastAsia="ＭＳ Ｐ明朝" w:hAnsi="ＭＳ Ｐ明朝" w:cs="Arial"/>
-          <w:sz w:val="22"/>
-          <w:szCs w:val="22"/>
-        </w:rPr>
-      </w:pPr>
+        <w:rPr>
+          <w:rFonts w:ascii="ＭＳ Ｐ明朝" w:eastAsia="ＭＳ Ｐ明朝" w:hAnsi="ＭＳ Ｐ明朝" w:cs="Arial"/>
+          <w:sz w:val="22"/>
+          <w:szCs w:val="22"/>
+        </w:rPr>
+      </w:pPr>
+      <w:r>
+        <w:rPr>
+          <w:rFonts w:ascii="ＭＳ Ｐ明朝" w:eastAsia="ＭＳ Ｐ明朝" w:hAnsi="ＭＳ Ｐ明朝" w:cs="Arial"/>
+          <w:sz w:val="22"/>
+          <w:szCs w:val="22"/>
+        </w:rPr>
+        <w:br w:type="page"/>
+      </w:r>
     </w:p>
     <w:p>
       <w:pPr>
-        <w:ind w:leftChars="171" w:left="410" w:firstLineChars="175" w:firstLine="385"/>
         <w:rPr>
           <w:rFonts w:ascii="ＭＳ Ｐ明朝" w:eastAsia="ＭＳ Ｐ明朝" w:hAnsi="ＭＳ Ｐ明朝" w:cs="Arial"/>
           <w:sz w:val="22"/>
@@ -2696,166 +2249,6 @@
     </w:p>
     <w:p>
       <w:pPr>
-        <w:ind w:leftChars="171" w:left="410" w:firstLineChars="175" w:firstLine="385"/>
-        <w:rPr>
-          <w:rFonts w:ascii="ＭＳ Ｐ明朝" w:eastAsia="ＭＳ Ｐ明朝" w:hAnsi="ＭＳ Ｐ明朝" w:cs="Arial"/>
-          <w:sz w:val="22"/>
-          <w:szCs w:val="22"/>
-        </w:rPr>
-      </w:pPr>
-    </w:p>
-    <w:p>
-      <w:pPr>
-        <w:ind w:leftChars="171" w:left="410" w:firstLineChars="175" w:firstLine="428"/>
-        <w:rPr>
-          <w:rFonts w:ascii="ＭＳ Ｐ明朝" w:eastAsia="ＭＳ Ｐ明朝" w:hAnsi="ＭＳ Ｐ明朝" w:cs="Arial"/>
-          <w:b/>
-          <w:u w:val="single"/>
-        </w:rPr>
-      </w:pPr>
-    </w:p>
-    <w:p>
-      <w:pPr>
-        <w:ind w:leftChars="171" w:left="410" w:firstLineChars="75" w:firstLine="165"/>
-        <w:rPr>
-          <w:rFonts w:ascii="ＭＳ Ｐ明朝" w:eastAsia="ＭＳ Ｐ明朝" w:hAnsi="ＭＳ Ｐ明朝" w:cs="Arial"/>
-          <w:sz w:val="22"/>
-          <w:szCs w:val="22"/>
-        </w:rPr>
-      </w:pPr>
-    </w:p>
-    <w:p>
-      <w:pPr>
-        <w:rPr>
-          <w:rFonts w:ascii="ＭＳ Ｐ明朝" w:eastAsia="ＭＳ Ｐ明朝" w:hAnsi="ＭＳ Ｐ明朝" w:cs="Arial"/>
-          <w:sz w:val="22"/>
-          <w:szCs w:val="22"/>
-        </w:rPr>
-      </w:pPr>
-    </w:p>
-    <w:p>
-      <w:pPr>
-        <w:ind w:firstLineChars="50" w:firstLine="110"/>
-        <w:jc w:val="center"/>
-        <w:rPr>
-          <w:rFonts w:ascii="ＭＳ Ｐ明朝" w:eastAsia="ＭＳ Ｐ明朝" w:hAnsi="ＭＳ Ｐ明朝" w:cs="Arial"/>
-          <w:sz w:val="22"/>
-          <w:szCs w:val="22"/>
-        </w:rPr>
-      </w:pPr>
-    </w:p>
-    <w:p>
-      <w:pPr>
-        <w:ind w:firstLineChars="50" w:firstLine="110"/>
-        <w:jc w:val="center"/>
-        <w:rPr>
-          <w:rFonts w:ascii="ＭＳ Ｐ明朝" w:eastAsia="ＭＳ Ｐ明朝" w:hAnsi="ＭＳ Ｐ明朝" w:cs="Arial"/>
-          <w:sz w:val="22"/>
-          <w:szCs w:val="22"/>
-        </w:rPr>
-      </w:pPr>
-    </w:p>
-    <w:p>
-      <w:pPr>
-        <w:ind w:firstLineChars="50" w:firstLine="110"/>
-        <w:jc w:val="center"/>
-        <w:rPr>
-          <w:rFonts w:ascii="ＭＳ Ｐ明朝" w:eastAsia="ＭＳ Ｐ明朝" w:hAnsi="ＭＳ Ｐ明朝" w:cs="Arial"/>
-          <w:sz w:val="22"/>
-          <w:szCs w:val="22"/>
-        </w:rPr>
-      </w:pPr>
-    </w:p>
-    <w:p>
-      <w:pPr>
-        <w:ind w:firstLineChars="50" w:firstLine="110"/>
-        <w:jc w:val="center"/>
-        <w:rPr>
-          <w:rFonts w:ascii="ＭＳ Ｐ明朝" w:eastAsia="ＭＳ Ｐ明朝" w:hAnsi="ＭＳ Ｐ明朝" w:cs="Arial"/>
-          <w:sz w:val="22"/>
-          <w:szCs w:val="22"/>
-        </w:rPr>
-      </w:pPr>
-    </w:p>
-    <w:p>
-      <w:pPr>
-        <w:ind w:firstLineChars="50" w:firstLine="110"/>
-        <w:jc w:val="center"/>
-        <w:rPr>
-          <w:rFonts w:ascii="ＭＳ Ｐ明朝" w:eastAsia="ＭＳ Ｐ明朝" w:hAnsi="ＭＳ Ｐ明朝" w:cs="Arial"/>
-          <w:sz w:val="22"/>
-          <w:szCs w:val="22"/>
-        </w:rPr>
-      </w:pPr>
-    </w:p>
-    <w:p>
-      <w:pPr>
-        <w:ind w:firstLineChars="50" w:firstLine="110"/>
-        <w:jc w:val="center"/>
-        <w:rPr>
-          <w:rFonts w:ascii="ＭＳ Ｐ明朝" w:eastAsia="ＭＳ Ｐ明朝" w:hAnsi="ＭＳ Ｐ明朝" w:cs="Arial"/>
-          <w:sz w:val="22"/>
-          <w:szCs w:val="22"/>
-        </w:rPr>
-      </w:pPr>
-    </w:p>
-    <w:p>
-      <w:pPr>
-        <w:ind w:firstLineChars="50" w:firstLine="110"/>
-        <w:jc w:val="center"/>
-        <w:rPr>
-          <w:rFonts w:ascii="ＭＳ Ｐ明朝" w:eastAsia="ＭＳ Ｐ明朝" w:hAnsi="ＭＳ Ｐ明朝" w:cs="Arial"/>
-          <w:sz w:val="22"/>
-          <w:szCs w:val="22"/>
-        </w:rPr>
-      </w:pPr>
-    </w:p>
-    <w:p>
-      <w:pPr>
-        <w:ind w:firstLineChars="50" w:firstLine="110"/>
-        <w:jc w:val="center"/>
-        <w:rPr>
-          <w:rFonts w:ascii="ＭＳ Ｐ明朝" w:eastAsia="ＭＳ Ｐ明朝" w:hAnsi="ＭＳ Ｐ明朝" w:cs="Arial"/>
-          <w:sz w:val="22"/>
-          <w:szCs w:val="22"/>
-        </w:rPr>
-      </w:pPr>
-    </w:p>
-    <w:p>
-      <w:pPr>
-        <w:ind w:firstLineChars="50" w:firstLine="110"/>
-        <w:jc w:val="center"/>
-        <w:rPr>
-          <w:rFonts w:ascii="ＭＳ Ｐ明朝" w:eastAsia="ＭＳ Ｐ明朝" w:hAnsi="ＭＳ Ｐ明朝" w:cs="Arial"/>
-          <w:sz w:val="22"/>
-          <w:szCs w:val="22"/>
-        </w:rPr>
-      </w:pPr>
-    </w:p>
-    <w:p>
-      <w:pPr>
-        <w:ind w:firstLineChars="50" w:firstLine="110"/>
-        <w:jc w:val="center"/>
-        <w:rPr>
-          <w:rFonts w:ascii="ＭＳ Ｐ明朝" w:eastAsia="ＭＳ Ｐ明朝" w:hAnsi="ＭＳ Ｐ明朝" w:cs="Arial"/>
-          <w:sz w:val="22"/>
-          <w:szCs w:val="22"/>
-        </w:rPr>
-      </w:pPr>
-    </w:p>
-    <w:p>
-      <w:pPr>
-        <w:ind w:firstLineChars="50" w:firstLine="110"/>
-        <w:jc w:val="center"/>
-        <w:rPr>
-          <w:rFonts w:ascii="ＭＳ Ｐ明朝" w:eastAsia="ＭＳ Ｐ明朝" w:hAnsi="ＭＳ Ｐ明朝" w:cs="Arial"/>
-          <w:sz w:val="22"/>
-          <w:szCs w:val="22"/>
-        </w:rPr>
-      </w:pPr>
-    </w:p>
-    <w:p>
-      <w:pPr>
         <w:pStyle w:val="2"/>
         <w:ind w:firstLineChars="100" w:firstLine="220"/>
         <w:rPr>
@@ -2865,14 +2258,13 @@
         </w:rPr>
       </w:pPr>
       <w:bookmarkStart w:id="4" w:name="_Toc179738837"/>
-      <w:bookmarkStart w:id="5" w:name="_Toc155354667"/>
+      <w:bookmarkStart w:id="5" w:name="_Toc223971639"/>
       <w:r>
         <w:rPr>
           <w:rFonts w:ascii="ＭＳ Ｐ明朝" w:eastAsia="ＭＳ Ｐ明朝" w:hAnsi="ＭＳ Ｐ明朝" w:cs="Arial" w:hint="eastAsia"/>
           <w:sz w:val="22"/>
           <w:szCs w:val="22"/>
         </w:rPr>
-        <w:lastRenderedPageBreak/>
         <w:t xml:space="preserve">2. </w:t>
       </w:r>
       <w:r>
@@ -2940,7 +2332,7 @@
           <w:szCs w:val="22"/>
         </w:rPr>
       </w:pPr>
-      <w:bookmarkStart w:id="6" w:name="_Toc155354668"/>
+      <w:bookmarkStart w:id="6" w:name="_Toc223971640"/>
       <w:r>
         <w:rPr>
           <w:rFonts w:ascii="ＭＳ Ｐ明朝" w:eastAsia="ＭＳ Ｐ明朝" w:hAnsi="ＭＳ Ｐ明朝" w:cs="Arial" w:hint="eastAsia"/>
@@ -2974,7 +2366,39 @@
           <w:sz w:val="22"/>
           <w:szCs w:val="22"/>
         </w:rPr>
-        <w:t>新株予約権の評価額の算定につきましては、20</w:t>
+        <w:t>新株予約権の評価額の算定につきましては、</w:t>
+      </w:r>
+      <w:r>
+        <w:rPr>
+          <w:rFonts w:ascii="ＭＳ Ｐ明朝" w:eastAsia="ＭＳ Ｐ明朝" w:hAnsi="ＭＳ Ｐ明朝" w:cs="Arial"/>
+          <w:sz w:val="22"/>
+          <w:szCs w:val="22"/>
+        </w:rPr>
+        <w:t>2026</w:t>
+      </w:r>
+      <w:r>
+        <w:rPr>
+          <w:rFonts w:ascii="ＭＳ Ｐ明朝" w:eastAsia="ＭＳ Ｐ明朝" w:hAnsi="ＭＳ Ｐ明朝" w:cs="Arial" w:hint="eastAsia"/>
+          <w:sz w:val="22"/>
+          <w:szCs w:val="22"/>
+        </w:rPr>
+        <w:t>年</w:t>
+      </w:r>
+      <w:r>
+        <w:rPr>
+          <w:rFonts w:ascii="ＭＳ Ｐ明朝" w:eastAsia="ＭＳ Ｐ明朝" w:hAnsi="ＭＳ Ｐ明朝" w:cs="Arial"/>
+          <w:sz w:val="22"/>
+          <w:szCs w:val="22"/>
+        </w:rPr>
+        <w:t>3</w:t>
+      </w:r>
+      <w:r>
+        <w:rPr>
+          <w:rFonts w:ascii="ＭＳ Ｐ明朝" w:eastAsia="ＭＳ Ｐ明朝" w:hAnsi="ＭＳ Ｐ明朝" w:cs="Arial" w:hint="eastAsia"/>
+          <w:sz w:val="22"/>
+          <w:szCs w:val="22"/>
+        </w:rPr>
+        <w:t>月</w:t>
       </w:r>
       <w:r>
         <w:rPr>
@@ -2990,47 +2414,7 @@
           <w:sz w:val="22"/>
           <w:szCs w:val="22"/>
         </w:rPr>
-        <w:t>6</w:t>
-      </w:r>
-      <w:r>
-        <w:rPr>
-          <w:rFonts w:ascii="ＭＳ Ｐ明朝" w:eastAsia="ＭＳ Ｐ明朝" w:hAnsi="ＭＳ Ｐ明朝" w:cs="Arial"/>
-          <w:sz w:val="22"/>
-          <w:szCs w:val="22"/>
-        </w:rPr>
-        <w:t>年</w:t>
-      </w:r>
-      <w:r>
-        <w:rPr>
-          <w:rFonts w:ascii="ＭＳ Ｐ明朝" w:eastAsia="ＭＳ Ｐ明朝" w:hAnsi="ＭＳ Ｐ明朝" w:cs="Arial"/>
-          <w:sz w:val="22"/>
-          <w:szCs w:val="22"/>
-        </w:rPr>
-        <w:t>3</w:t>
-      </w:r>
-      <w:r>
-        <w:rPr>
-          <w:rFonts w:ascii="ＭＳ Ｐ明朝" w:eastAsia="ＭＳ Ｐ明朝" w:hAnsi="ＭＳ Ｐ明朝" w:cs="Arial"/>
-          <w:sz w:val="22"/>
-          <w:szCs w:val="22"/>
-        </w:rPr>
-        <w:t>月</w:t>
-      </w:r>
-      <w:r>
-        <w:rPr>
-          <w:rFonts w:ascii="ＭＳ Ｐ明朝" w:eastAsia="ＭＳ Ｐ明朝" w:hAnsi="ＭＳ Ｐ明朝" w:cs="Arial"/>
-          <w:sz w:val="22"/>
-          <w:szCs w:val="22"/>
-        </w:rPr>
-        <w:t>2日</w:t>
-      </w:r>
-      <w:r>
-        <w:rPr>
-          <w:rFonts w:ascii="ＭＳ Ｐ明朝" w:eastAsia="ＭＳ Ｐ明朝" w:hAnsi="ＭＳ Ｐ明朝" w:cs="Arial"/>
-          <w:sz w:val="22"/>
-          <w:szCs w:val="22"/>
-        </w:rPr>
-        <w:t>を基準日として行っております。</w:t>
+        <w:t>日を基準日として行っております。</w:t>
       </w:r>
     </w:p>
     <w:p>
@@ -3053,7 +2437,7 @@
           <w:szCs w:val="22"/>
         </w:rPr>
       </w:pPr>
-      <w:bookmarkStart w:id="7" w:name="_Toc155354669"/>
+      <w:bookmarkStart w:id="7" w:name="_Toc223971641"/>
       <w:r>
         <w:rPr>
           <w:rFonts w:ascii="ＭＳ Ｐ明朝" w:eastAsia="ＭＳ Ｐ明朝" w:hAnsi="ＭＳ Ｐ明朝" w:cs="Arial"/>
@@ -3138,109 +2522,11 @@
           <w:sz w:val="22"/>
           <w:szCs w:val="22"/>
         </w:rPr>
+        <w:pageBreakBefore/>
       </w:pPr>
     </w:p>
     <w:p>
       <w:pPr>
-        <w:ind w:left="360" w:firstLineChars="75" w:firstLine="165"/>
-        <w:rPr>
-          <w:rFonts w:ascii="ＭＳ Ｐ明朝" w:eastAsia="ＭＳ Ｐ明朝" w:hAnsi="ＭＳ Ｐ明朝" w:cs="Arial"/>
-          <w:sz w:val="22"/>
-          <w:szCs w:val="22"/>
-        </w:rPr>
-      </w:pPr>
-    </w:p>
-    <w:p>
-      <w:pPr>
-        <w:ind w:left="360" w:firstLineChars="75" w:firstLine="165"/>
-        <w:rPr>
-          <w:rFonts w:ascii="ＭＳ Ｐ明朝" w:eastAsia="ＭＳ Ｐ明朝" w:hAnsi="ＭＳ Ｐ明朝" w:cs="Arial"/>
-          <w:sz w:val="22"/>
-          <w:szCs w:val="22"/>
-        </w:rPr>
-      </w:pPr>
-    </w:p>
-    <w:p>
-      <w:pPr>
-        <w:ind w:left="360" w:firstLineChars="75" w:firstLine="165"/>
-        <w:rPr>
-          <w:rFonts w:ascii="ＭＳ Ｐ明朝" w:eastAsia="ＭＳ Ｐ明朝" w:hAnsi="ＭＳ Ｐ明朝" w:cs="Arial"/>
-          <w:sz w:val="22"/>
-          <w:szCs w:val="22"/>
-        </w:rPr>
-      </w:pPr>
-    </w:p>
-    <w:p>
-      <w:pPr>
-        <w:ind w:left="360" w:firstLineChars="75" w:firstLine="165"/>
-        <w:rPr>
-          <w:rFonts w:ascii="ＭＳ Ｐ明朝" w:eastAsia="ＭＳ Ｐ明朝" w:hAnsi="ＭＳ Ｐ明朝" w:cs="Arial"/>
-          <w:sz w:val="22"/>
-          <w:szCs w:val="22"/>
-        </w:rPr>
-      </w:pPr>
-    </w:p>
-    <w:p>
-      <w:pPr>
-        <w:ind w:left="360" w:firstLineChars="75" w:firstLine="165"/>
-        <w:rPr>
-          <w:rFonts w:ascii="ＭＳ Ｐ明朝" w:eastAsia="ＭＳ Ｐ明朝" w:hAnsi="ＭＳ Ｐ明朝" w:cs="Arial"/>
-          <w:sz w:val="22"/>
-          <w:szCs w:val="22"/>
-        </w:rPr>
-      </w:pPr>
-    </w:p>
-    <w:p>
-      <w:pPr>
-        <w:ind w:left="360" w:firstLineChars="75" w:firstLine="165"/>
-        <w:rPr>
-          <w:rFonts w:ascii="ＭＳ Ｐ明朝" w:eastAsia="ＭＳ Ｐ明朝" w:hAnsi="ＭＳ Ｐ明朝" w:cs="Arial"/>
-          <w:sz w:val="22"/>
-          <w:szCs w:val="22"/>
-        </w:rPr>
-      </w:pPr>
-    </w:p>
-    <w:p>
-      <w:pPr>
-        <w:ind w:left="360" w:firstLineChars="75" w:firstLine="165"/>
-        <w:rPr>
-          <w:rFonts w:ascii="ＭＳ Ｐ明朝" w:eastAsia="ＭＳ Ｐ明朝" w:hAnsi="ＭＳ Ｐ明朝" w:cs="Arial"/>
-          <w:sz w:val="22"/>
-          <w:szCs w:val="22"/>
-        </w:rPr>
-      </w:pPr>
-    </w:p>
-    <w:p>
-      <w:pPr>
-        <w:ind w:left="360" w:firstLineChars="75" w:firstLine="165"/>
-        <w:rPr>
-          <w:rFonts w:ascii="ＭＳ Ｐ明朝" w:eastAsia="ＭＳ Ｐ明朝" w:hAnsi="ＭＳ Ｐ明朝" w:cs="Arial"/>
-          <w:sz w:val="22"/>
-          <w:szCs w:val="22"/>
-        </w:rPr>
-      </w:pPr>
-    </w:p>
-    <w:p>
-      <w:pPr>
-        <w:ind w:left="360" w:firstLineChars="75" w:firstLine="165"/>
-        <w:rPr>
-          <w:rFonts w:ascii="ＭＳ Ｐ明朝" w:eastAsia="ＭＳ Ｐ明朝" w:hAnsi="ＭＳ Ｐ明朝" w:cs="Arial"/>
-          <w:sz w:val="22"/>
-          <w:szCs w:val="22"/>
-        </w:rPr>
-      </w:pPr>
-    </w:p>
-    <w:p>
-      <w:pPr>
-        <w:rPr>
-          <w:rFonts w:ascii="ＭＳ Ｐ明朝" w:eastAsia="ＭＳ Ｐ明朝" w:hAnsi="ＭＳ Ｐ明朝" w:cs="Arial"/>
-          <w:sz w:val="22"/>
-          <w:szCs w:val="22"/>
-        </w:rPr>
-      </w:pPr>
-    </w:p>
-    <w:p>
-      <w:pPr>
         <w:pStyle w:val="2"/>
         <w:ind w:firstLineChars="100" w:firstLine="220"/>
         <w:rPr>
@@ -3249,7 +2535,7 @@
           <w:szCs w:val="22"/>
         </w:rPr>
       </w:pPr>
-      <w:bookmarkStart w:id="8" w:name="_Toc155354670"/>
+      <w:bookmarkStart w:id="8" w:name="_Toc223971642"/>
       <w:r>
         <w:rPr>
           <w:rFonts w:ascii="ＭＳ Ｐ明朝" w:eastAsia="ＭＳ Ｐ明朝" w:hAnsi="ＭＳ Ｐ明朝" w:cs="Arial"/>
@@ -3335,21 +2621,16 @@
       </w:tblPr>
       <w:tblGrid>
         <w:gridCol w:w="2307"/>
-        <w:gridCol w:w="1984"/>
-        <w:gridCol w:w="4111"/>
+        <w:gridCol w:w="2126"/>
+        <w:gridCol w:w="3969"/>
       </w:tblGrid>
       <w:tr>
-        <w:trPr>
-          <w:trHeight w:val="113"/>
-        </w:trPr>
         <w:tc>
           <w:tcPr>
             <w:tcW w:w="2307" w:type="dxa"/>
-            <w:shd w:val="clear" w:color="auto" w:fill="auto"/>
           </w:tcPr>
           <w:p>
             <w:pPr>
-              <w:spacing w:line="360" w:lineRule="auto"/>
               <w:rPr>
                 <w:rFonts w:ascii="ＭＳ Ｐ明朝" w:eastAsia="ＭＳ Ｐ明朝" w:hAnsi="ＭＳ Ｐ明朝" w:cs="Arial"/>
                 <w:sz w:val="22"/>
@@ -3379,6 +2660,887 @@
                 <w:szCs w:val="22"/>
               </w:rPr>
               <w:t xml:space="preserve">　　　　　　　  </w:t>
+            </w:r>
+            <w:r>
+              <w:rPr>
+                <w:rFonts w:ascii="ＭＳ Ｐ明朝" w:eastAsia="ＭＳ Ｐ明朝" w:hAnsi="ＭＳ Ｐ明朝" w:cs="Arial" w:hint="eastAsia"/>
+                <w:vanish/>
+                <w:sz w:val="22"/>
+                <w:szCs w:val="22"/>
+              </w:rPr>
+              <w:t>7.58368定の確率に基づいて上昇するか下降するかの２て、１</w:t>
+            </w:r>
+            <w:r>
+              <w:rPr>
+                <w:rFonts w:ascii="ＭＳ Ｐ明朝" w:eastAsia="ＭＳ Ｐ明朝" w:hAnsi="ＭＳ Ｐ明朝" w:cs="Arial" w:hint="eastAsia"/>
+                <w:vanish/>
+                <w:sz w:val="22"/>
+                <w:szCs w:val="22"/>
+              </w:rPr>
+              <w:pgNum/>
+            </w:r>
+            <w:r>
+              <w:rPr>
+                <w:rFonts w:ascii="ＭＳ Ｐ明朝" w:eastAsia="ＭＳ Ｐ明朝" w:hAnsi="ＭＳ Ｐ明朝" w:cs="Arial" w:hint="eastAsia"/>
+                <w:vanish/>
+                <w:sz w:val="22"/>
+                <w:szCs w:val="22"/>
+              </w:rPr>
+              <w:pgNum/>
+            </w:r>
+            <w:r>
+              <w:rPr>
+                <w:rFonts w:ascii="ＭＳ Ｐ明朝" w:eastAsia="ＭＳ Ｐ明朝" w:hAnsi="ＭＳ Ｐ明朝" w:cs="Arial" w:hint="eastAsia"/>
+                <w:vanish/>
+                <w:sz w:val="22"/>
+                <w:szCs w:val="22"/>
+              </w:rPr>
+              <w:pgNum/>
+            </w:r>
+            <w:r>
+              <w:rPr>
+                <w:rFonts w:ascii="ＭＳ Ｐ明朝" w:eastAsia="ＭＳ Ｐ明朝" w:hAnsi="ＭＳ Ｐ明朝" w:cs="Arial" w:hint="eastAsia"/>
+                <w:vanish/>
+                <w:sz w:val="22"/>
+                <w:szCs w:val="22"/>
+              </w:rPr>
+              <w:pgNum/>
+            </w:r>
+            <w:r>
+              <w:rPr>
+                <w:rFonts w:ascii="ＭＳ Ｐ明朝" w:eastAsia="ＭＳ Ｐ明朝" w:hAnsi="ＭＳ Ｐ明朝" w:cs="Arial" w:hint="eastAsia"/>
+                <w:vanish/>
+                <w:sz w:val="22"/>
+                <w:szCs w:val="22"/>
+              </w:rPr>
+              <w:pgNum/>
+            </w:r>
+            <w:r>
+              <w:rPr>
+                <w:rFonts w:ascii="ＭＳ Ｐ明朝" w:eastAsia="ＭＳ Ｐ明朝" w:hAnsi="ＭＳ Ｐ明朝" w:cs="Arial" w:hint="eastAsia"/>
+                <w:vanish/>
+                <w:sz w:val="22"/>
+                <w:szCs w:val="22"/>
+              </w:rPr>
+              <w:pgNum/>
+            </w:r>
+            <w:r>
+              <w:rPr>
+                <w:rFonts w:ascii="ＭＳ Ｐ明朝" w:eastAsia="ＭＳ Ｐ明朝" w:hAnsi="ＭＳ Ｐ明朝" w:cs="Arial" w:hint="eastAsia"/>
+                <w:vanish/>
+                <w:sz w:val="22"/>
+                <w:szCs w:val="22"/>
+              </w:rPr>
+              <w:pgNum/>
+            </w:r>
+            <w:r>
+              <w:rPr>
+                <w:rFonts w:ascii="ＭＳ Ｐ明朝" w:eastAsia="ＭＳ Ｐ明朝" w:hAnsi="ＭＳ Ｐ明朝" w:cs="Arial" w:hint="eastAsia"/>
+                <w:vanish/>
+                <w:sz w:val="22"/>
+                <w:szCs w:val="22"/>
+              </w:rPr>
+              <w:pgNum/>
+            </w:r>
+            <w:r>
+              <w:rPr>
+                <w:rFonts w:ascii="ＭＳ Ｐ明朝" w:eastAsia="ＭＳ Ｐ明朝" w:hAnsi="ＭＳ Ｐ明朝" w:cs="Arial" w:hint="eastAsia"/>
+                <w:vanish/>
+                <w:sz w:val="22"/>
+                <w:szCs w:val="22"/>
+              </w:rPr>
+              <w:pgNum/>
+            </w:r>
+            <w:r>
+              <w:rPr>
+                <w:rFonts w:ascii="ＭＳ Ｐ明朝" w:eastAsia="ＭＳ Ｐ明朝" w:hAnsi="ＭＳ Ｐ明朝" w:cs="Arial" w:hint="eastAsia"/>
+                <w:vanish/>
+                <w:sz w:val="22"/>
+                <w:szCs w:val="22"/>
+              </w:rPr>
+              <w:pgNum/>
+            </w:r>
+            <w:r>
+              <w:rPr>
+                <w:rFonts w:ascii="ＭＳ Ｐ明朝" w:eastAsia="ＭＳ Ｐ明朝" w:hAnsi="ＭＳ Ｐ明朝" w:cs="Arial" w:hint="eastAsia"/>
+                <w:vanish/>
+                <w:sz w:val="22"/>
+                <w:szCs w:val="22"/>
+              </w:rPr>
+              <w:pgNum/>
+            </w:r>
+            <w:r>
+              <w:rPr>
+                <w:rFonts w:ascii="ＭＳ Ｐ明朝" w:eastAsia="ＭＳ Ｐ明朝" w:hAnsi="ＭＳ Ｐ明朝" w:cs="Arial" w:hint="eastAsia"/>
+                <w:vanish/>
+                <w:sz w:val="22"/>
+                <w:szCs w:val="22"/>
+              </w:rPr>
+              <w:pgNum/>
+            </w:r>
+            <w:r>
+              <w:rPr>
+                <w:rFonts w:ascii="ＭＳ Ｐ明朝" w:eastAsia="ＭＳ Ｐ明朝" w:hAnsi="ＭＳ Ｐ明朝" w:cs="Arial" w:hint="eastAsia"/>
+                <w:vanish/>
+                <w:sz w:val="22"/>
+                <w:szCs w:val="22"/>
+              </w:rPr>
+              <w:pgNum/>
+            </w:r>
+            <w:r>
+              <w:rPr>
+                <w:rFonts w:ascii="ＭＳ Ｐ明朝" w:eastAsia="ＭＳ Ｐ明朝" w:hAnsi="ＭＳ Ｐ明朝" w:cs="Arial" w:hint="eastAsia"/>
+                <w:vanish/>
+                <w:sz w:val="22"/>
+                <w:szCs w:val="22"/>
+              </w:rPr>
+              <w:pgNum/>
+            </w:r>
+            <w:r>
+              <w:rPr>
+                <w:rFonts w:ascii="ＭＳ Ｐ明朝" w:eastAsia="ＭＳ Ｐ明朝" w:hAnsi="ＭＳ Ｐ明朝" w:cs="Arial" w:hint="eastAsia"/>
+                <w:vanish/>
+                <w:sz w:val="22"/>
+                <w:szCs w:val="22"/>
+              </w:rPr>
+              <w:pgNum/>
+            </w:r>
+            <w:r>
+              <w:rPr>
+                <w:rFonts w:ascii="ＭＳ Ｐ明朝" w:eastAsia="ＭＳ Ｐ明朝" w:hAnsi="ＭＳ Ｐ明朝" w:cs="Arial" w:hint="eastAsia"/>
+                <w:vanish/>
+                <w:sz w:val="22"/>
+                <w:szCs w:val="22"/>
+              </w:rPr>
+              <w:pgNum/>
+            </w:r>
+            <w:r>
+              <w:rPr>
+                <w:rFonts w:ascii="ＭＳ Ｐ明朝" w:eastAsia="ＭＳ Ｐ明朝" w:hAnsi="ＭＳ Ｐ明朝" w:cs="Arial" w:hint="eastAsia"/>
+                <w:vanish/>
+                <w:sz w:val="22"/>
+                <w:szCs w:val="22"/>
+              </w:rPr>
+              <w:pgNum/>
+            </w:r>
+            <w:r>
+              <w:rPr>
+                <w:rFonts w:ascii="ＭＳ Ｐ明朝" w:eastAsia="ＭＳ Ｐ明朝" w:hAnsi="ＭＳ Ｐ明朝" w:cs="Arial" w:hint="eastAsia"/>
+                <w:vanish/>
+                <w:sz w:val="22"/>
+                <w:szCs w:val="22"/>
+              </w:rPr>
+              <w:pgNum/>
+            </w:r>
+            <w:r>
+              <w:rPr>
+                <w:rFonts w:ascii="ＭＳ Ｐ明朝" w:eastAsia="ＭＳ Ｐ明朝" w:hAnsi="ＭＳ Ｐ明朝" w:cs="Arial" w:hint="eastAsia"/>
+                <w:vanish/>
+                <w:sz w:val="22"/>
+                <w:szCs w:val="22"/>
+              </w:rPr>
+              <w:pgNum/>
+            </w:r>
+            <w:r>
+              <w:rPr>
+                <w:rFonts w:ascii="ＭＳ Ｐ明朝" w:eastAsia="ＭＳ Ｐ明朝" w:hAnsi="ＭＳ Ｐ明朝" w:cs="Arial" w:hint="eastAsia"/>
+                <w:vanish/>
+                <w:sz w:val="22"/>
+                <w:szCs w:val="22"/>
+              </w:rPr>
+              <w:pgNum/>
+            </w:r>
+            <w:r>
+              <w:rPr>
+                <w:rFonts w:ascii="ＭＳ Ｐ明朝" w:eastAsia="ＭＳ Ｐ明朝" w:hAnsi="ＭＳ Ｐ明朝" w:cs="Arial" w:hint="eastAsia"/>
+                <w:vanish/>
+                <w:sz w:val="22"/>
+                <w:szCs w:val="22"/>
+              </w:rPr>
+              <w:pgNum/>
+            </w:r>
+            <w:r>
+              <w:rPr>
+                <w:rFonts w:ascii="ＭＳ Ｐ明朝" w:eastAsia="ＭＳ Ｐ明朝" w:hAnsi="ＭＳ Ｐ明朝" w:cs="Arial" w:hint="eastAsia"/>
+                <w:vanish/>
+                <w:sz w:val="22"/>
+                <w:szCs w:val="22"/>
+              </w:rPr>
+              <w:pgNum/>
+            </w:r>
+            <w:r>
+              <w:rPr>
+                <w:rFonts w:ascii="ＭＳ Ｐ明朝" w:eastAsia="ＭＳ Ｐ明朝" w:hAnsi="ＭＳ Ｐ明朝" w:cs="Arial" w:hint="eastAsia"/>
+                <w:vanish/>
+                <w:sz w:val="22"/>
+                <w:szCs w:val="22"/>
+              </w:rPr>
+              <w:pgNum/>
+            </w:r>
+            <w:r>
+              <w:rPr>
+                <w:rFonts w:ascii="ＭＳ Ｐ明朝" w:eastAsia="ＭＳ Ｐ明朝" w:hAnsi="ＭＳ Ｐ明朝" w:cs="Arial" w:hint="eastAsia"/>
+                <w:vanish/>
+                <w:sz w:val="22"/>
+                <w:szCs w:val="22"/>
+              </w:rPr>
+              <w:pgNum/>
+            </w:r>
+            <w:r>
+              <w:rPr>
+                <w:rFonts w:ascii="ＭＳ Ｐ明朝" w:eastAsia="ＭＳ Ｐ明朝" w:hAnsi="ＭＳ Ｐ明朝" w:cs="Arial" w:hint="eastAsia"/>
+                <w:vanish/>
+                <w:sz w:val="22"/>
+                <w:szCs w:val="22"/>
+              </w:rPr>
+              <w:pgNum/>
+            </w:r>
+            <w:r>
+              <w:rPr>
+                <w:rFonts w:ascii="ＭＳ Ｐ明朝" w:eastAsia="ＭＳ Ｐ明朝" w:hAnsi="ＭＳ Ｐ明朝" w:cs="Arial" w:hint="eastAsia"/>
+                <w:vanish/>
+                <w:sz w:val="22"/>
+                <w:szCs w:val="22"/>
+              </w:rPr>
+              <w:pgNum/>
+            </w:r>
+            <w:r>
+              <w:rPr>
+                <w:rFonts w:ascii="ＭＳ Ｐ明朝" w:eastAsia="ＭＳ Ｐ明朝" w:hAnsi="ＭＳ Ｐ明朝" w:cs="Arial" w:hint="eastAsia"/>
+                <w:vanish/>
+                <w:sz w:val="22"/>
+                <w:szCs w:val="22"/>
+              </w:rPr>
+              <w:pgNum/>
+            </w:r>
+            <w:r>
+              <w:rPr>
+                <w:rFonts w:ascii="ＭＳ Ｐ明朝" w:eastAsia="ＭＳ Ｐ明朝" w:hAnsi="ＭＳ Ｐ明朝" w:cs="Arial" w:hint="eastAsia"/>
+                <w:vanish/>
+                <w:sz w:val="22"/>
+                <w:szCs w:val="22"/>
+              </w:rPr>
+              <w:pgNum/>
+            </w:r>
+            <w:r>
+              <w:rPr>
+                <w:rFonts w:ascii="ＭＳ Ｐ明朝" w:eastAsia="ＭＳ Ｐ明朝" w:hAnsi="ＭＳ Ｐ明朝" w:cs="Arial" w:hint="eastAsia"/>
+                <w:vanish/>
+                <w:sz w:val="22"/>
+                <w:szCs w:val="22"/>
+              </w:rPr>
+              <w:pgNum/>
+            </w:r>
+            <w:r>
+              <w:rPr>
+                <w:rFonts w:ascii="ＭＳ Ｐ明朝" w:eastAsia="ＭＳ Ｐ明朝" w:hAnsi="ＭＳ Ｐ明朝" w:cs="Arial" w:hint="eastAsia"/>
+                <w:vanish/>
+                <w:sz w:val="22"/>
+                <w:szCs w:val="22"/>
+              </w:rPr>
+              <w:pgNum/>
+            </w:r>
+            <w:r>
+              <w:rPr>
+                <w:rFonts w:ascii="ＭＳ Ｐ明朝" w:eastAsia="ＭＳ Ｐ明朝" w:hAnsi="ＭＳ Ｐ明朝" w:cs="Arial" w:hint="eastAsia"/>
+                <w:vanish/>
+                <w:sz w:val="22"/>
+                <w:szCs w:val="22"/>
+              </w:rPr>
+              <w:pgNum/>
+            </w:r>
+            <w:r>
+              <w:rPr>
+                <w:rFonts w:ascii="ＭＳ Ｐ明朝" w:eastAsia="ＭＳ Ｐ明朝" w:hAnsi="ＭＳ Ｐ明朝" w:cs="Arial" w:hint="eastAsia"/>
+                <w:vanish/>
+                <w:sz w:val="22"/>
+                <w:szCs w:val="22"/>
+              </w:rPr>
+              <w:pgNum/>
+            </w:r>
+            <w:r>
+              <w:rPr>
+                <w:rFonts w:ascii="ＭＳ Ｐ明朝" w:eastAsia="ＭＳ Ｐ明朝" w:hAnsi="ＭＳ Ｐ明朝" w:cs="Arial" w:hint="eastAsia"/>
+                <w:vanish/>
+                <w:sz w:val="22"/>
+                <w:szCs w:val="22"/>
+              </w:rPr>
+              <w:pgNum/>
+            </w:r>
+            <w:r>
+              <w:rPr>
+                <w:rFonts w:ascii="ＭＳ Ｐ明朝" w:eastAsia="ＭＳ Ｐ明朝" w:hAnsi="ＭＳ Ｐ明朝" w:cs="Arial" w:hint="eastAsia"/>
+                <w:vanish/>
+                <w:sz w:val="22"/>
+                <w:szCs w:val="22"/>
+              </w:rPr>
+              <w:pgNum/>
+            </w:r>
+            <w:r>
+              <w:rPr>
+                <w:rFonts w:ascii="ＭＳ Ｐ明朝" w:eastAsia="ＭＳ Ｐ明朝" w:hAnsi="ＭＳ Ｐ明朝" w:cs="Arial" w:hint="eastAsia"/>
+                <w:vanish/>
+                <w:sz w:val="22"/>
+                <w:szCs w:val="22"/>
+              </w:rPr>
+              <w:pgNum/>
+            </w:r>
+            <w:r>
+              <w:rPr>
+                <w:rFonts w:ascii="ＭＳ Ｐ明朝" w:eastAsia="ＭＳ Ｐ明朝" w:hAnsi="ＭＳ Ｐ明朝" w:cs="Arial" w:hint="eastAsia"/>
+                <w:vanish/>
+                <w:sz w:val="22"/>
+                <w:szCs w:val="22"/>
+              </w:rPr>
+              <w:pgNum/>
+            </w:r>
+            <w:r>
+              <w:rPr>
+                <w:rFonts w:ascii="ＭＳ Ｐ明朝" w:eastAsia="ＭＳ Ｐ明朝" w:hAnsi="ＭＳ Ｐ明朝" w:cs="Arial" w:hint="eastAsia"/>
+                <w:vanish/>
+                <w:sz w:val="22"/>
+                <w:szCs w:val="22"/>
+              </w:rPr>
+              <w:pgNum/>
+            </w:r>
+            <w:r>
+              <w:rPr>
+                <w:rFonts w:ascii="ＭＳ Ｐ明朝" w:eastAsia="ＭＳ Ｐ明朝" w:hAnsi="ＭＳ Ｐ明朝" w:cs="Arial" w:hint="eastAsia"/>
+                <w:vanish/>
+                <w:sz w:val="22"/>
+                <w:szCs w:val="22"/>
+              </w:rPr>
+              <w:pgNum/>
+            </w:r>
+            <w:r>
+              <w:rPr>
+                <w:rFonts w:ascii="ＭＳ Ｐ明朝" w:eastAsia="ＭＳ Ｐ明朝" w:hAnsi="ＭＳ Ｐ明朝" w:cs="Arial" w:hint="eastAsia"/>
+                <w:vanish/>
+                <w:sz w:val="22"/>
+                <w:szCs w:val="22"/>
+              </w:rPr>
+              <w:pgNum/>
+            </w:r>
+            <w:r>
+              <w:rPr>
+                <w:rFonts w:ascii="ＭＳ Ｐ明朝" w:eastAsia="ＭＳ Ｐ明朝" w:hAnsi="ＭＳ Ｐ明朝" w:cs="Arial" w:hint="eastAsia"/>
+                <w:vanish/>
+                <w:sz w:val="22"/>
+                <w:szCs w:val="22"/>
+              </w:rPr>
+              <w:pgNum/>
+            </w:r>
+            <w:r>
+              <w:rPr>
+                <w:rFonts w:ascii="ＭＳ Ｐ明朝" w:eastAsia="ＭＳ Ｐ明朝" w:hAnsi="ＭＳ Ｐ明朝" w:cs="Arial" w:hint="eastAsia"/>
+                <w:vanish/>
+                <w:sz w:val="22"/>
+                <w:szCs w:val="22"/>
+              </w:rPr>
+              <w:pgNum/>
+            </w:r>
+            <w:r>
+              <w:rPr>
+                <w:rFonts w:ascii="ＭＳ Ｐ明朝" w:eastAsia="ＭＳ Ｐ明朝" w:hAnsi="ＭＳ Ｐ明朝" w:cs="Arial" w:hint="eastAsia"/>
+                <w:vanish/>
+                <w:sz w:val="22"/>
+                <w:szCs w:val="22"/>
+              </w:rPr>
+              <w:pgNum/>
+            </w:r>
+            <w:r>
+              <w:rPr>
+                <w:rFonts w:ascii="ＭＳ Ｐ明朝" w:eastAsia="ＭＳ Ｐ明朝" w:hAnsi="ＭＳ Ｐ明朝" w:cs="Arial" w:hint="eastAsia"/>
+                <w:vanish/>
+                <w:sz w:val="22"/>
+                <w:szCs w:val="22"/>
+              </w:rPr>
+              <w:pgNum/>
+            </w:r>
+            <w:r>
+              <w:rPr>
+                <w:rFonts w:ascii="ＭＳ Ｐ明朝" w:eastAsia="ＭＳ Ｐ明朝" w:hAnsi="ＭＳ Ｐ明朝" w:cs="Arial" w:hint="eastAsia"/>
+                <w:vanish/>
+                <w:sz w:val="22"/>
+                <w:szCs w:val="22"/>
+              </w:rPr>
+              <w:pgNum/>
+            </w:r>
+            <w:r>
+              <w:rPr>
+                <w:rFonts w:ascii="ＭＳ Ｐ明朝" w:eastAsia="ＭＳ Ｐ明朝" w:hAnsi="ＭＳ Ｐ明朝" w:cs="Arial" w:hint="eastAsia"/>
+                <w:vanish/>
+                <w:sz w:val="22"/>
+                <w:szCs w:val="22"/>
+              </w:rPr>
+              <w:pgNum/>
+            </w:r>
+            <w:r>
+              <w:rPr>
+                <w:rFonts w:ascii="ＭＳ Ｐ明朝" w:eastAsia="ＭＳ Ｐ明朝" w:hAnsi="ＭＳ Ｐ明朝" w:cs="Arial" w:hint="eastAsia"/>
+                <w:vanish/>
+                <w:sz w:val="22"/>
+                <w:szCs w:val="22"/>
+              </w:rPr>
+              <w:pgNum/>
+            </w:r>
+            <w:r>
+              <w:rPr>
+                <w:rFonts w:ascii="ＭＳ Ｐ明朝" w:eastAsia="ＭＳ Ｐ明朝" w:hAnsi="ＭＳ Ｐ明朝" w:cs="Arial" w:hint="eastAsia"/>
+                <w:vanish/>
+                <w:sz w:val="22"/>
+                <w:szCs w:val="22"/>
+              </w:rPr>
+              <w:pgNum/>
+            </w:r>
+            <w:r>
+              <w:rPr>
+                <w:rFonts w:ascii="ＭＳ Ｐ明朝" w:eastAsia="ＭＳ Ｐ明朝" w:hAnsi="ＭＳ Ｐ明朝" w:cs="Arial" w:hint="eastAsia"/>
+                <w:vanish/>
+                <w:sz w:val="22"/>
+                <w:szCs w:val="22"/>
+              </w:rPr>
+              <w:pgNum/>
+            </w:r>
+            <w:r>
+              <w:rPr>
+                <w:rFonts w:ascii="ＭＳ Ｐ明朝" w:eastAsia="ＭＳ Ｐ明朝" w:hAnsi="ＭＳ Ｐ明朝" w:cs="Arial" w:hint="eastAsia"/>
+                <w:vanish/>
+                <w:sz w:val="22"/>
+                <w:szCs w:val="22"/>
+              </w:rPr>
+              <w:pgNum/>
+            </w:r>
+            <w:r>
+              <w:rPr>
+                <w:rFonts w:ascii="ＭＳ Ｐ明朝" w:eastAsia="ＭＳ Ｐ明朝" w:hAnsi="ＭＳ Ｐ明朝" w:cs="Arial" w:hint="eastAsia"/>
+                <w:vanish/>
+                <w:sz w:val="22"/>
+                <w:szCs w:val="22"/>
+              </w:rPr>
+              <w:pgNum/>
+            </w:r>
+            <w:r>
+              <w:rPr>
+                <w:rFonts w:ascii="ＭＳ Ｐ明朝" w:eastAsia="ＭＳ Ｐ明朝" w:hAnsi="ＭＳ Ｐ明朝" w:cs="Arial" w:hint="eastAsia"/>
+                <w:vanish/>
+                <w:sz w:val="22"/>
+                <w:szCs w:val="22"/>
+              </w:rPr>
+              <w:pgNum/>
+            </w:r>
+            <w:r>
+              <w:rPr>
+                <w:rFonts w:ascii="ＭＳ Ｐ明朝" w:eastAsia="ＭＳ Ｐ明朝" w:hAnsi="ＭＳ Ｐ明朝" w:cs="Arial" w:hint="eastAsia"/>
+                <w:vanish/>
+                <w:sz w:val="22"/>
+                <w:szCs w:val="22"/>
+              </w:rPr>
+              <w:pgNum/>
+            </w:r>
+            <w:r>
+              <w:rPr>
+                <w:rFonts w:ascii="ＭＳ Ｐ明朝" w:eastAsia="ＭＳ Ｐ明朝" w:hAnsi="ＭＳ Ｐ明朝" w:cs="Arial" w:hint="eastAsia"/>
+                <w:vanish/>
+                <w:sz w:val="22"/>
+                <w:szCs w:val="22"/>
+              </w:rPr>
+              <w:pgNum/>
+            </w:r>
+            <w:r>
+              <w:rPr>
+                <w:rFonts w:ascii="ＭＳ Ｐ明朝" w:eastAsia="ＭＳ Ｐ明朝" w:hAnsi="ＭＳ Ｐ明朝" w:cs="Arial" w:hint="eastAsia"/>
+                <w:vanish/>
+                <w:sz w:val="22"/>
+                <w:szCs w:val="22"/>
+              </w:rPr>
+              <w:pgNum/>
+            </w:r>
+            <w:r>
+              <w:rPr>
+                <w:rFonts w:ascii="ＭＳ Ｐ明朝" w:eastAsia="ＭＳ Ｐ明朝" w:hAnsi="ＭＳ Ｐ明朝" w:cs="Arial" w:hint="eastAsia"/>
+                <w:vanish/>
+                <w:sz w:val="22"/>
+                <w:szCs w:val="22"/>
+              </w:rPr>
+              <w:pgNum/>
+            </w:r>
+            <w:r>
+              <w:rPr>
+                <w:rFonts w:ascii="ＭＳ Ｐ明朝" w:eastAsia="ＭＳ Ｐ明朝" w:hAnsi="ＭＳ Ｐ明朝" w:cs="Arial" w:hint="eastAsia"/>
+                <w:vanish/>
+                <w:sz w:val="22"/>
+                <w:szCs w:val="22"/>
+              </w:rPr>
+              <w:pgNum/>
+            </w:r>
+            <w:r>
+              <w:rPr>
+                <w:rFonts w:ascii="ＭＳ Ｐ明朝" w:eastAsia="ＭＳ Ｐ明朝" w:hAnsi="ＭＳ Ｐ明朝" w:cs="Arial" w:hint="eastAsia"/>
+                <w:vanish/>
+                <w:sz w:val="22"/>
+                <w:szCs w:val="22"/>
+              </w:rPr>
+              <w:pgNum/>
+            </w:r>
+            <w:r>
+              <w:rPr>
+                <w:rFonts w:ascii="ＭＳ Ｐ明朝" w:eastAsia="ＭＳ Ｐ明朝" w:hAnsi="ＭＳ Ｐ明朝" w:cs="Arial" w:hint="eastAsia"/>
+                <w:vanish/>
+                <w:sz w:val="22"/>
+                <w:szCs w:val="22"/>
+              </w:rPr>
+              <w:pgNum/>
+            </w:r>
+            <w:r>
+              <w:rPr>
+                <w:rFonts w:ascii="ＭＳ Ｐ明朝" w:eastAsia="ＭＳ Ｐ明朝" w:hAnsi="ＭＳ Ｐ明朝" w:cs="Arial" w:hint="eastAsia"/>
+                <w:vanish/>
+                <w:sz w:val="22"/>
+                <w:szCs w:val="22"/>
+              </w:rPr>
+              <w:pgNum/>
+            </w:r>
+            <w:r>
+              <w:rPr>
+                <w:rFonts w:ascii="ＭＳ Ｐ明朝" w:eastAsia="ＭＳ Ｐ明朝" w:hAnsi="ＭＳ Ｐ明朝" w:cs="Arial" w:hint="eastAsia"/>
+                <w:vanish/>
+                <w:sz w:val="22"/>
+                <w:szCs w:val="22"/>
+              </w:rPr>
+              <w:pgNum/>
+            </w:r>
+            <w:r>
+              <w:rPr>
+                <w:rFonts w:ascii="ＭＳ Ｐ明朝" w:eastAsia="ＭＳ Ｐ明朝" w:hAnsi="ＭＳ Ｐ明朝" w:cs="Arial" w:hint="eastAsia"/>
+                <w:vanish/>
+                <w:sz w:val="22"/>
+                <w:szCs w:val="22"/>
+              </w:rPr>
+              <w:pgNum/>
+            </w:r>
+            <w:r>
+              <w:rPr>
+                <w:rFonts w:ascii="ＭＳ Ｐ明朝" w:eastAsia="ＭＳ Ｐ明朝" w:hAnsi="ＭＳ Ｐ明朝" w:cs="Arial" w:hint="eastAsia"/>
+                <w:vanish/>
+                <w:sz w:val="22"/>
+                <w:szCs w:val="22"/>
+              </w:rPr>
+              <w:pgNum/>
+            </w:r>
+            <w:r>
+              <w:rPr>
+                <w:rFonts w:ascii="ＭＳ Ｐ明朝" w:eastAsia="ＭＳ Ｐ明朝" w:hAnsi="ＭＳ Ｐ明朝" w:cs="Arial" w:hint="eastAsia"/>
+                <w:vanish/>
+                <w:sz w:val="22"/>
+                <w:szCs w:val="22"/>
+              </w:rPr>
+              <w:pgNum/>
+            </w:r>
+            <w:r>
+              <w:rPr>
+                <w:rFonts w:ascii="ＭＳ Ｐ明朝" w:eastAsia="ＭＳ Ｐ明朝" w:hAnsi="ＭＳ Ｐ明朝" w:cs="Arial" w:hint="eastAsia"/>
+                <w:vanish/>
+                <w:sz w:val="22"/>
+                <w:szCs w:val="22"/>
+              </w:rPr>
+              <w:pgNum/>
+            </w:r>
+            <w:r>
+              <w:rPr>
+                <w:rFonts w:ascii="ＭＳ Ｐ明朝" w:eastAsia="ＭＳ Ｐ明朝" w:hAnsi="ＭＳ Ｐ明朝" w:cs="Arial" w:hint="eastAsia"/>
+                <w:vanish/>
+                <w:sz w:val="22"/>
+                <w:szCs w:val="22"/>
+              </w:rPr>
+              <w:pgNum/>
+            </w:r>
+            <w:r>
+              <w:rPr>
+                <w:rFonts w:ascii="ＭＳ Ｐ明朝" w:eastAsia="ＭＳ Ｐ明朝" w:hAnsi="ＭＳ Ｐ明朝" w:cs="Arial" w:hint="eastAsia"/>
+                <w:vanish/>
+                <w:sz w:val="22"/>
+                <w:szCs w:val="22"/>
+              </w:rPr>
+              <w:pgNum/>
+            </w:r>
+            <w:r>
+              <w:rPr>
+                <w:rFonts w:ascii="ＭＳ Ｐ明朝" w:eastAsia="ＭＳ Ｐ明朝" w:hAnsi="ＭＳ Ｐ明朝" w:cs="Arial" w:hint="eastAsia"/>
+                <w:vanish/>
+                <w:sz w:val="22"/>
+                <w:szCs w:val="22"/>
+              </w:rPr>
+              <w:pgNum/>
+            </w:r>
+            <w:r>
+              <w:rPr>
+                <w:rFonts w:ascii="ＭＳ Ｐ明朝" w:eastAsia="ＭＳ Ｐ明朝" w:hAnsi="ＭＳ Ｐ明朝" w:cs="Arial" w:hint="eastAsia"/>
+                <w:vanish/>
+                <w:sz w:val="22"/>
+                <w:szCs w:val="22"/>
+              </w:rPr>
+              <w:pgNum/>
+            </w:r>
+            <w:r>
+              <w:rPr>
+                <w:rFonts w:ascii="ＭＳ Ｐ明朝" w:eastAsia="ＭＳ Ｐ明朝" w:hAnsi="ＭＳ Ｐ明朝" w:cs="Arial" w:hint="eastAsia"/>
+                <w:vanish/>
+                <w:sz w:val="22"/>
+                <w:szCs w:val="22"/>
+              </w:rPr>
+              <w:pgNum/>
+            </w:r>
+            <w:r>
+              <w:rPr>
+                <w:rFonts w:ascii="ＭＳ Ｐ明朝" w:eastAsia="ＭＳ Ｐ明朝" w:hAnsi="ＭＳ Ｐ明朝" w:cs="Arial" w:hint="eastAsia"/>
+                <w:vanish/>
+                <w:sz w:val="22"/>
+                <w:szCs w:val="22"/>
+              </w:rPr>
+              <w:pgNum/>
+            </w:r>
+            <w:r>
+              <w:rPr>
+                <w:rFonts w:ascii="ＭＳ Ｐ明朝" w:eastAsia="ＭＳ Ｐ明朝" w:hAnsi="ＭＳ Ｐ明朝" w:cs="Arial" w:hint="eastAsia"/>
+                <w:vanish/>
+                <w:sz w:val="22"/>
+                <w:szCs w:val="22"/>
+              </w:rPr>
+              <w:pgNum/>
+            </w:r>
+            <w:r>
+              <w:rPr>
+                <w:rFonts w:ascii="ＭＳ Ｐ明朝" w:eastAsia="ＭＳ Ｐ明朝" w:hAnsi="ＭＳ Ｐ明朝" w:cs="Arial" w:hint="eastAsia"/>
+                <w:vanish/>
+                <w:sz w:val="22"/>
+                <w:szCs w:val="22"/>
+              </w:rPr>
+              <w:pgNum/>
+            </w:r>
+            <w:r>
+              <w:rPr>
+                <w:rFonts w:ascii="ＭＳ Ｐ明朝" w:eastAsia="ＭＳ Ｐ明朝" w:hAnsi="ＭＳ Ｐ明朝" w:cs="Arial" w:hint="eastAsia"/>
+                <w:vanish/>
+                <w:sz w:val="22"/>
+                <w:szCs w:val="22"/>
+              </w:rPr>
+              <w:pgNum/>
+            </w:r>
+            <w:r>
+              <w:rPr>
+                <w:rFonts w:ascii="ＭＳ Ｐ明朝" w:eastAsia="ＭＳ Ｐ明朝" w:hAnsi="ＭＳ Ｐ明朝" w:cs="Arial" w:hint="eastAsia"/>
+                <w:vanish/>
+                <w:sz w:val="22"/>
+                <w:szCs w:val="22"/>
+              </w:rPr>
+              <w:pgNum/>
+            </w:r>
+            <w:r>
+              <w:rPr>
+                <w:rFonts w:ascii="ＭＳ Ｐ明朝" w:eastAsia="ＭＳ Ｐ明朝" w:hAnsi="ＭＳ Ｐ明朝" w:cs="Arial" w:hint="eastAsia"/>
+                <w:vanish/>
+                <w:sz w:val="22"/>
+                <w:szCs w:val="22"/>
+              </w:rPr>
+              <w:pgNum/>
+            </w:r>
+            <w:r>
+              <w:rPr>
+                <w:rFonts w:ascii="ＭＳ Ｐ明朝" w:eastAsia="ＭＳ Ｐ明朝" w:hAnsi="ＭＳ Ｐ明朝" w:cs="Arial" w:hint="eastAsia"/>
+                <w:vanish/>
+                <w:sz w:val="22"/>
+                <w:szCs w:val="22"/>
+              </w:rPr>
+              <w:pgNum/>
+            </w:r>
+            <w:r>
+              <w:rPr>
+                <w:rFonts w:ascii="ＭＳ Ｐ明朝" w:eastAsia="ＭＳ Ｐ明朝" w:hAnsi="ＭＳ Ｐ明朝" w:cs="Arial" w:hint="eastAsia"/>
+                <w:vanish/>
+                <w:sz w:val="22"/>
+                <w:szCs w:val="22"/>
+              </w:rPr>
+              <w:pgNum/>
+            </w:r>
+            <w:r>
+              <w:rPr>
+                <w:rFonts w:ascii="ＭＳ Ｐ明朝" w:eastAsia="ＭＳ Ｐ明朝" w:hAnsi="ＭＳ Ｐ明朝" w:cs="Arial" w:hint="eastAsia"/>
+                <w:vanish/>
+                <w:sz w:val="22"/>
+                <w:szCs w:val="22"/>
+              </w:rPr>
+              <w:pgNum/>
+            </w:r>
+            <w:r>
+              <w:rPr>
+                <w:rFonts w:ascii="ＭＳ Ｐ明朝" w:eastAsia="ＭＳ Ｐ明朝" w:hAnsi="ＭＳ Ｐ明朝" w:cs="Arial" w:hint="eastAsia"/>
+                <w:vanish/>
+                <w:sz w:val="22"/>
+                <w:szCs w:val="22"/>
+              </w:rPr>
+              <w:pgNum/>
+            </w:r>
+            <w:r>
+              <w:rPr>
+                <w:rFonts w:ascii="ＭＳ Ｐ明朝" w:eastAsia="ＭＳ Ｐ明朝" w:hAnsi="ＭＳ Ｐ明朝" w:cs="Arial" w:hint="eastAsia"/>
+                <w:vanish/>
+                <w:sz w:val="22"/>
+                <w:szCs w:val="22"/>
+              </w:rPr>
+              <w:pgNum/>
+            </w:r>
+            <w:r>
+              <w:rPr>
+                <w:rFonts w:ascii="ＭＳ Ｐ明朝" w:eastAsia="ＭＳ Ｐ明朝" w:hAnsi="ＭＳ Ｐ明朝" w:cs="Arial" w:hint="eastAsia"/>
+                <w:vanish/>
+                <w:sz w:val="22"/>
+                <w:szCs w:val="22"/>
+              </w:rPr>
+              <w:pgNum/>
+            </w:r>
+            <w:r>
+              <w:rPr>
+                <w:rFonts w:ascii="ＭＳ Ｐ明朝" w:eastAsia="ＭＳ Ｐ明朝" w:hAnsi="ＭＳ Ｐ明朝" w:cs="Arial" w:hint="eastAsia"/>
+                <w:vanish/>
+                <w:sz w:val="22"/>
+                <w:szCs w:val="22"/>
+              </w:rPr>
+              <w:pgNum/>
+            </w:r>
+            <w:r>
+              <w:rPr>
+                <w:rFonts w:ascii="ＭＳ Ｐ明朝" w:eastAsia="ＭＳ Ｐ明朝" w:hAnsi="ＭＳ Ｐ明朝" w:cs="Arial" w:hint="eastAsia"/>
+                <w:vanish/>
+                <w:sz w:val="22"/>
+                <w:szCs w:val="22"/>
+              </w:rPr>
+              <w:pgNum/>
+            </w:r>
+            <w:r>
+              <w:rPr>
+                <w:rFonts w:ascii="ＭＳ Ｐ明朝" w:eastAsia="ＭＳ Ｐ明朝" w:hAnsi="ＭＳ Ｐ明朝" w:cs="Arial" w:hint="eastAsia"/>
+                <w:vanish/>
+                <w:sz w:val="22"/>
+                <w:szCs w:val="22"/>
+              </w:rPr>
+              <w:pgNum/>
+            </w:r>
+            <w:r>
+              <w:rPr>
+                <w:rFonts w:ascii="ＭＳ Ｐ明朝" w:eastAsia="ＭＳ Ｐ明朝" w:hAnsi="ＭＳ Ｐ明朝" w:cs="Arial" w:hint="eastAsia"/>
+                <w:vanish/>
+                <w:sz w:val="22"/>
+                <w:szCs w:val="22"/>
+              </w:rPr>
+              <w:pgNum/>
+            </w:r>
+            <w:r>
+              <w:rPr>
+                <w:rFonts w:ascii="ＭＳ Ｐ明朝" w:eastAsia="ＭＳ Ｐ明朝" w:hAnsi="ＭＳ Ｐ明朝" w:cs="Arial" w:hint="eastAsia"/>
+                <w:vanish/>
+                <w:sz w:val="22"/>
+                <w:szCs w:val="22"/>
+              </w:rPr>
+              <w:pgNum/>
+            </w:r>
+            <w:r>
+              <w:rPr>
+                <w:rFonts w:ascii="ＭＳ Ｐ明朝" w:eastAsia="ＭＳ Ｐ明朝" w:hAnsi="ＭＳ Ｐ明朝" w:cs="Arial" w:hint="eastAsia"/>
+                <w:vanish/>
+                <w:sz w:val="22"/>
+                <w:szCs w:val="22"/>
+              </w:rPr>
+              <w:pgNum/>
+            </w:r>
+            <w:r>
+              <w:rPr>
+                <w:rFonts w:ascii="ＭＳ Ｐ明朝" w:eastAsia="ＭＳ Ｐ明朝" w:hAnsi="ＭＳ Ｐ明朝" w:cs="Arial" w:hint="eastAsia"/>
+                <w:vanish/>
+                <w:sz w:val="22"/>
+                <w:szCs w:val="22"/>
+              </w:rPr>
+              <w:pgNum/>
+            </w:r>
+            <w:r>
+              <w:rPr>
+                <w:rFonts w:ascii="ＭＳ Ｐ明朝" w:eastAsia="ＭＳ Ｐ明朝" w:hAnsi="ＭＳ Ｐ明朝" w:cs="Arial" w:hint="eastAsia"/>
+                <w:vanish/>
+                <w:sz w:val="22"/>
+                <w:szCs w:val="22"/>
+              </w:rPr>
+              <w:pgNum/>
+            </w:r>
+            <w:r>
+              <w:rPr>
+                <w:rFonts w:ascii="ＭＳ Ｐ明朝" w:eastAsia="ＭＳ Ｐ明朝" w:hAnsi="ＭＳ Ｐ明朝" w:cs="Arial" w:hint="eastAsia"/>
+                <w:vanish/>
+                <w:sz w:val="22"/>
+                <w:szCs w:val="22"/>
+              </w:rPr>
+              <w:pgNum/>
+            </w:r>
+            <w:r>
+              <w:rPr>
+                <w:rFonts w:ascii="ＭＳ Ｐ明朝" w:eastAsia="ＭＳ Ｐ明朝" w:hAnsi="ＭＳ Ｐ明朝" w:cs="Arial" w:hint="eastAsia"/>
+                <w:vanish/>
+                <w:sz w:val="22"/>
+                <w:szCs w:val="22"/>
+              </w:rPr>
+              <w:pgNum/>
+            </w:r>
+            <w:r>
+              <w:rPr>
+                <w:rFonts w:ascii="ＭＳ Ｐ明朝" w:eastAsia="ＭＳ Ｐ明朝" w:hAnsi="ＭＳ Ｐ明朝" w:cs="Arial" w:hint="eastAsia"/>
+                <w:vanish/>
+                <w:sz w:val="22"/>
+                <w:szCs w:val="22"/>
+              </w:rPr>
+              <w:pgNum/>
+            </w:r>
+            <w:r>
+              <w:rPr>
+                <w:rFonts w:ascii="ＭＳ Ｐ明朝" w:eastAsia="ＭＳ Ｐ明朝" w:hAnsi="ＭＳ Ｐ明朝" w:cs="Arial" w:hint="eastAsia"/>
+                <w:vanish/>
+                <w:sz w:val="22"/>
+                <w:szCs w:val="22"/>
+              </w:rPr>
+              <w:pgNum/>
+            </w:r>
+            <w:r>
+              <w:rPr>
+                <w:rFonts w:ascii="ＭＳ Ｐ明朝" w:eastAsia="ＭＳ Ｐ明朝" w:hAnsi="ＭＳ Ｐ明朝" w:cs="Arial" w:hint="eastAsia"/>
+                <w:vanish/>
+                <w:sz w:val="22"/>
+                <w:szCs w:val="22"/>
+              </w:rPr>
+              <w:pgNum/>
+            </w:r>
+            <w:r>
+              <w:rPr>
+                <w:rFonts w:ascii="ＭＳ Ｐ明朝" w:eastAsia="ＭＳ Ｐ明朝" w:hAnsi="ＭＳ Ｐ明朝" w:cs="Arial" w:hint="eastAsia"/>
+                <w:vanish/>
+                <w:sz w:val="22"/>
+                <w:szCs w:val="22"/>
+              </w:rPr>
+              <w:pgNum/>
+            </w:r>
+            <w:r>
+              <w:rPr>
+                <w:rFonts w:ascii="ＭＳ Ｐ明朝" w:eastAsia="ＭＳ Ｐ明朝" w:hAnsi="ＭＳ Ｐ明朝" w:cs="Arial" w:hint="eastAsia"/>
+                <w:vanish/>
+                <w:sz w:val="22"/>
+                <w:szCs w:val="22"/>
+              </w:rPr>
+              <w:pgNum/>
+            </w:r>
+            <w:r>
+              <w:rPr>
+                <w:rFonts w:ascii="ＭＳ Ｐ明朝" w:eastAsia="ＭＳ Ｐ明朝" w:hAnsi="ＭＳ Ｐ明朝" w:cs="Arial"/>
+                <w:sz w:val="22"/>
+                <w:szCs w:val="22"/>
+              </w:rPr>
+              <w:t xml:space="preserve"> </w:t>
             </w:r>
             <w:r>
               <w:rPr>
@@ -3403,7 +3565,6 @@
               <w:tabs>
                 <w:tab w:val="left" w:pos="318"/>
               </w:tabs>
-              <w:spacing w:line="360" w:lineRule="auto"/>
               <w:ind w:rightChars="190" w:right="456"/>
               <w:rPr>
                 <w:rFonts w:ascii="ＭＳ Ｐ明朝" w:eastAsia="ＭＳ Ｐ明朝" w:hAnsi="ＭＳ Ｐ明朝" w:cs="Arial"/>
@@ -3425,7 +3586,6 @@
               <w:tabs>
                 <w:tab w:val="left" w:pos="318"/>
               </w:tabs>
-              <w:spacing w:line="360" w:lineRule="auto"/>
               <w:rPr>
                 <w:rFonts w:ascii="ＭＳ Ｐ明朝" w:eastAsia="ＭＳ Ｐ明朝" w:hAnsi="ＭＳ Ｐ明朝" w:cs="Arial"/>
                 <w:sz w:val="22"/>
@@ -3438,7 +3598,6 @@
               <w:tabs>
                 <w:tab w:val="left" w:pos="318"/>
               </w:tabs>
-              <w:spacing w:line="360" w:lineRule="auto"/>
               <w:ind w:rightChars="-164" w:right="-394"/>
               <w:rPr>
                 <w:rFonts w:ascii="ＭＳ Ｐ明朝" w:eastAsia="ＭＳ Ｐ明朝" w:hAnsi="ＭＳ Ｐ明朝" w:cs="Arial"/>
@@ -3501,7 +3660,6 @@
               <w:tabs>
                 <w:tab w:val="left" w:pos="318"/>
               </w:tabs>
-              <w:spacing w:line="360" w:lineRule="auto"/>
               <w:rPr>
                 <w:rFonts w:ascii="ＭＳ Ｐ明朝" w:eastAsia="ＭＳ Ｐ明朝" w:hAnsi="ＭＳ Ｐ明朝" w:cs="Arial"/>
                 <w:sz w:val="22"/>
@@ -3514,7 +3672,6 @@
               <w:tabs>
                 <w:tab w:val="left" w:pos="318"/>
               </w:tabs>
-              <w:spacing w:line="360" w:lineRule="auto"/>
               <w:rPr>
                 <w:rFonts w:ascii="ＭＳ Ｐ明朝" w:eastAsia="ＭＳ Ｐ明朝" w:hAnsi="ＭＳ Ｐ明朝" w:cs="Arial"/>
                 <w:sz w:val="22"/>
@@ -3532,7 +3689,6 @@
           </w:p>
           <w:p>
             <w:pPr>
-              <w:spacing w:line="360" w:lineRule="auto"/>
               <w:rPr>
                 <w:rFonts w:ascii="ＭＳ Ｐ明朝" w:eastAsia="ＭＳ Ｐ明朝" w:hAnsi="ＭＳ Ｐ明朝" w:cs="Arial"/>
                 <w:sz w:val="22"/>
@@ -3542,7 +3698,6 @@
           </w:p>
           <w:p>
             <w:pPr>
-              <w:spacing w:line="360" w:lineRule="auto"/>
               <w:rPr>
                 <w:rFonts w:ascii="ＭＳ Ｐ明朝" w:eastAsia="ＭＳ Ｐ明朝" w:hAnsi="ＭＳ Ｐ明朝" w:cs="Arial"/>
                 <w:sz w:val="22"/>
@@ -3552,7 +3707,6 @@
           </w:p>
           <w:p>
             <w:pPr>
-              <w:spacing w:line="360" w:lineRule="auto"/>
               <w:rPr>
                 <w:rFonts w:ascii="ＭＳ Ｐ明朝" w:eastAsia="ＭＳ Ｐ明朝" w:hAnsi="ＭＳ Ｐ明朝" w:cs="Arial"/>
                 <w:sz w:val="22"/>
@@ -3570,7 +3724,6 @@
           </w:p>
           <w:p>
             <w:pPr>
-              <w:spacing w:line="360" w:lineRule="auto"/>
               <w:rPr>
                 <w:rFonts w:ascii="ＭＳ Ｐ明朝" w:eastAsia="ＭＳ Ｐ明朝" w:hAnsi="ＭＳ Ｐ明朝" w:cs="Arial"/>
                 <w:sz w:val="22"/>
@@ -3588,7 +3741,6 @@
           </w:p>
           <w:p>
             <w:pPr>
-              <w:spacing w:line="360" w:lineRule="auto"/>
               <w:rPr>
                 <w:rFonts w:ascii="ＭＳ Ｐ明朝" w:eastAsia="ＭＳ Ｐ明朝" w:hAnsi="ＭＳ Ｐ明朝" w:cs="Arial"/>
                 <w:sz w:val="22"/>
@@ -3598,7 +3750,6 @@
           </w:p>
           <w:p>
             <w:pPr>
-              <w:spacing w:line="360" w:lineRule="auto"/>
               <w:rPr>
                 <w:rFonts w:ascii="ＭＳ Ｐ明朝" w:eastAsia="ＭＳ Ｐ明朝" w:hAnsi="ＭＳ Ｐ明朝" w:cs="Arial"/>
                 <w:sz w:val="22"/>
@@ -3608,7 +3759,6 @@
           </w:p>
           <w:p>
             <w:pPr>
-              <w:spacing w:line="360" w:lineRule="auto"/>
               <w:rPr>
                 <w:rFonts w:ascii="ＭＳ Ｐ明朝" w:eastAsia="ＭＳ Ｐ明朝" w:hAnsi="ＭＳ Ｐ明朝" w:cs="Arial"/>
                 <w:sz w:val="22"/>
@@ -3618,7 +3768,6 @@
           </w:p>
           <w:p>
             <w:pPr>
-              <w:spacing w:line="360" w:lineRule="auto"/>
               <w:rPr>
                 <w:rFonts w:ascii="ＭＳ Ｐ明朝" w:eastAsia="ＭＳ Ｐ明朝" w:hAnsi="ＭＳ Ｐ明朝" w:cs="Arial"/>
                 <w:sz w:val="22"/>
@@ -3628,7 +3777,6 @@
           </w:p>
           <w:p>
             <w:pPr>
-              <w:spacing w:line="360" w:lineRule="auto"/>
               <w:rPr>
                 <w:rFonts w:ascii="ＭＳ Ｐ明朝" w:eastAsia="ＭＳ Ｐ明朝" w:hAnsi="ＭＳ Ｐ明朝" w:cs="Arial"/>
                 <w:sz w:val="22"/>
@@ -3638,7 +3786,6 @@
           </w:p>
           <w:p>
             <w:pPr>
-              <w:spacing w:line="360" w:lineRule="auto"/>
               <w:rPr>
                 <w:rFonts w:ascii="ＭＳ Ｐ明朝" w:eastAsia="ＭＳ Ｐ明朝" w:hAnsi="ＭＳ Ｐ明朝" w:cs="Arial"/>
                 <w:sz w:val="22"/>
@@ -3648,7 +3795,6 @@
           </w:p>
           <w:p>
             <w:pPr>
-              <w:spacing w:line="360" w:lineRule="auto"/>
               <w:rPr>
                 <w:rFonts w:ascii="ＭＳ Ｐ明朝" w:eastAsia="ＭＳ Ｐ明朝" w:hAnsi="ＭＳ Ｐ明朝" w:cs="Arial"/>
                 <w:sz w:val="22"/>
@@ -3658,7 +3804,6 @@
           </w:p>
           <w:p>
             <w:pPr>
-              <w:spacing w:line="360" w:lineRule="auto"/>
               <w:rPr>
                 <w:rFonts w:ascii="ＭＳ Ｐ明朝" w:eastAsia="ＭＳ Ｐ明朝" w:hAnsi="ＭＳ Ｐ明朝" w:cs="Arial"/>
                 <w:sz w:val="22"/>
@@ -3668,7 +3813,6 @@
           </w:p>
           <w:p>
             <w:pPr>
-              <w:spacing w:line="360" w:lineRule="auto"/>
               <w:rPr>
                 <w:rFonts w:ascii="ＭＳ Ｐ明朝" w:eastAsia="ＭＳ Ｐ明朝" w:hAnsi="ＭＳ Ｐ明朝" w:cs="Arial"/>
                 <w:sz w:val="22"/>
@@ -3694,7 +3838,6 @@
           </w:p>
           <w:p>
             <w:pPr>
-              <w:spacing w:line="360" w:lineRule="auto"/>
               <w:rPr>
                 <w:rFonts w:ascii="ＭＳ Ｐ明朝" w:eastAsia="ＭＳ Ｐ明朝" w:hAnsi="ＭＳ Ｐ明朝" w:cs="Arial"/>
                 <w:sz w:val="22"/>
@@ -3704,7 +3847,6 @@
           </w:p>
           <w:p>
             <w:pPr>
-              <w:spacing w:line="360" w:lineRule="auto"/>
               <w:rPr>
                 <w:rFonts w:ascii="ＭＳ Ｐ明朝" w:eastAsia="ＭＳ Ｐ明朝" w:hAnsi="ＭＳ Ｐ明朝" w:cs="Arial"/>
                 <w:sz w:val="22"/>
@@ -3722,7 +3864,6 @@
           </w:p>
           <w:p>
             <w:pPr>
-              <w:spacing w:line="360" w:lineRule="auto"/>
               <w:rPr>
                 <w:rFonts w:ascii="ＭＳ Ｐ明朝" w:eastAsia="ＭＳ Ｐ明朝" w:hAnsi="ＭＳ Ｐ明朝" w:cs="Arial"/>
                 <w:sz w:val="22"/>
@@ -3732,7 +3873,6 @@
           </w:p>
           <w:p>
             <w:pPr>
-              <w:spacing w:line="360" w:lineRule="auto"/>
               <w:rPr>
                 <w:rFonts w:ascii="ＭＳ Ｐ明朝" w:eastAsia="ＭＳ Ｐ明朝" w:hAnsi="ＭＳ Ｐ明朝" w:cs="Arial"/>
                 <w:sz w:val="22"/>
@@ -3742,7 +3882,6 @@
           </w:p>
           <w:p>
             <w:pPr>
-              <w:spacing w:line="360" w:lineRule="auto"/>
               <w:rPr>
                 <w:rFonts w:ascii="ＭＳ Ｐ明朝" w:eastAsia="ＭＳ Ｐ明朝" w:hAnsi="ＭＳ Ｐ明朝" w:cs="Arial"/>
                 <w:sz w:val="22"/>
@@ -3752,7 +3891,6 @@
           </w:p>
           <w:p>
             <w:pPr>
-              <w:spacing w:line="360" w:lineRule="auto"/>
               <w:rPr>
                 <w:rFonts w:ascii="ＭＳ Ｐ明朝" w:eastAsia="ＭＳ Ｐ明朝" w:hAnsi="ＭＳ Ｐ明朝" w:cs="Arial"/>
                 <w:sz w:val="22"/>
@@ -3763,15 +3901,13 @@
         </w:tc>
         <w:tc>
           <w:tcPr>
-            <w:tcW w:w="1984" w:type="dxa"/>
-            <w:shd w:val="clear" w:color="auto" w:fill="auto"/>
+            <w:tcW w:w="2126" w:type="dxa"/>
           </w:tcPr>
           <w:p>
             <w:pPr>
               <w:tabs>
                 <w:tab w:val="left" w:pos="318"/>
               </w:tabs>
-              <w:spacing w:line="360" w:lineRule="auto"/>
               <w:rPr>
                 <w:rFonts w:ascii="ＭＳ Ｐ明朝" w:eastAsia="ＭＳ Ｐ明朝" w:hAnsi="ＭＳ Ｐ明朝" w:cs="Arial"/>
                 <w:sz w:val="22"/>
@@ -3788,19 +3924,11 @@
             </w:r>
             <w:r>
               <w:rPr>
-                <w:rFonts w:ascii="ＭＳ Ｐ明朝" w:eastAsia="ＭＳ Ｐ明朝" w:hAnsi="ＭＳ Ｐ明朝" w:cs="Arial" w:hint="eastAsia"/>
-                <w:sz w:val="22"/>
-                <w:szCs w:val="22"/>
-              </w:rPr>
-              <w:t>1</w:t>
-            </w:r>
-            <w:r>
-              <w:rPr>
-                <w:rFonts w:ascii="ＭＳ Ｐ明朝" w:eastAsia="ＭＳ Ｐ明朝" w:hAnsi="ＭＳ Ｐ明朝" w:cs="Arial"/>
-                <w:sz w:val="22"/>
-                <w:szCs w:val="22"/>
-              </w:rPr>
-              <w:t>0</w:t>
+                <w:rFonts w:ascii="ＭＳ Ｐ明朝" w:eastAsia="ＭＳ Ｐ明朝" w:hAnsi="ＭＳ Ｐ明朝" w:cs="Arial"/>
+                <w:sz w:val="22"/>
+                <w:szCs w:val="22"/>
+              </w:rPr>
+              <w:t>10</w:t>
             </w:r>
             <w:r>
               <w:rPr>
@@ -3816,7 +3944,6 @@
               <w:tabs>
                 <w:tab w:val="left" w:pos="318"/>
               </w:tabs>
-              <w:spacing w:line="360" w:lineRule="auto"/>
               <w:rPr>
                 <w:rFonts w:ascii="ＭＳ Ｐ明朝" w:eastAsia="ＭＳ Ｐ明朝" w:hAnsi="ＭＳ Ｐ明朝" w:cs="Arial"/>
                 <w:sz w:val="22"/>
@@ -3829,7 +3956,7 @@
                 <w:sz w:val="22"/>
                 <w:szCs w:val="22"/>
               </w:rPr>
-              <w:t>110</w:t>
+              <w:t>●</w:t>
             </w:r>
             <w:r>
               <w:rPr>
@@ -3838,6 +3965,13 @@
                 <w:szCs w:val="22"/>
               </w:rPr>
               <w:t>円</w:t>
+            </w:r>
+            <w:r>
+              <w:rPr>
+                <w:rFonts w:ascii="ＭＳ Ｐ明朝" w:eastAsia="ＭＳ Ｐ明朝" w:hAnsi="ＭＳ Ｐ明朝" w:cs="Arial"/>
+                <w:sz w:val="22"/>
+                <w:szCs w:val="22"/>
+              </w:rPr>
             </w:r>
           </w:p>
           <w:p>
@@ -3845,7 +3979,6 @@
               <w:tabs>
                 <w:tab w:val="left" w:pos="318"/>
               </w:tabs>
-              <w:spacing w:line="360" w:lineRule="auto"/>
               <w:rPr>
                 <w:rFonts w:ascii="ＭＳ Ｐ明朝" w:eastAsia="ＭＳ Ｐ明朝" w:hAnsi="ＭＳ Ｐ明朝" w:cs="Arial"/>
                 <w:sz w:val="22"/>
@@ -3858,19 +3991,11 @@
                 <w:sz w:val="22"/>
                 <w:szCs w:val="22"/>
               </w:rPr>
-              <w:t>6</w:t>
-            </w:r>
-            <w:r>
-              <w:rPr>
-                <w:rFonts w:ascii="ＭＳ Ｐ明朝" w:eastAsia="ＭＳ Ｐ明朝" w:hAnsi="ＭＳ Ｐ明朝" w:cs="Arial"/>
-                <w:sz w:val="22"/>
-                <w:szCs w:val="22"/>
-              </w:rPr>
-              <w:t>2.54</w:t>
-            </w:r>
-            <w:r>
-              <w:rPr>
-                <w:rFonts w:ascii="ＭＳ Ｐ明朝" w:eastAsia="ＭＳ Ｐ明朝" w:hAnsi="ＭＳ Ｐ明朝" w:cs="Arial"/>
+              <w:t>62.54</w:t>
+            </w:r>
+            <w:r>
+              <w:rPr>
+                <w:rFonts w:ascii="ＭＳ Ｐ明朝" w:eastAsia="ＭＳ Ｐ明朝" w:hAnsi="ＭＳ Ｐ明朝" w:cs="Arial" w:hint="eastAsia"/>
                 <w:sz w:val="22"/>
                 <w:szCs w:val="22"/>
               </w:rPr>
@@ -3882,7 +4007,6 @@
               <w:tabs>
                 <w:tab w:val="left" w:pos="318"/>
               </w:tabs>
-              <w:spacing w:line="360" w:lineRule="auto"/>
               <w:rPr>
                 <w:rFonts w:ascii="ＭＳ Ｐ明朝" w:eastAsia="ＭＳ Ｐ明朝" w:hAnsi="ＭＳ Ｐ明朝" w:cs="Arial"/>
                 <w:sz w:val="22"/>
@@ -3895,7 +4019,6 @@
               <w:tabs>
                 <w:tab w:val="left" w:pos="318"/>
               </w:tabs>
-              <w:spacing w:line="360" w:lineRule="auto"/>
               <w:ind w:rightChars="-43" w:right="-103"/>
               <w:rPr>
                 <w:rFonts w:ascii="ＭＳ Ｐ明朝" w:eastAsia="ＭＳ Ｐ明朝" w:hAnsi="ＭＳ Ｐ明朝" w:cs="Arial"/>
@@ -3905,7 +4028,7 @@
             </w:pPr>
             <w:r>
               <w:rPr>
-                <w:rFonts w:ascii="ＭＳ Ｐ明朝" w:eastAsia="ＭＳ Ｐ明朝" w:hAnsi="ＭＳ Ｐ明朝" w:cs="Arial"/>
+                <w:rFonts w:ascii="ＭＳ Ｐ明朝" w:eastAsia="ＭＳ Ｐ明朝" w:hAnsi="ＭＳ Ｐ明朝" w:cs="Arial" w:hint="eastAsia"/>
                 <w:sz w:val="22"/>
                 <w:szCs w:val="22"/>
               </w:rPr>
@@ -3945,7 +4068,7 @@
             </w:r>
             <w:r>
               <w:rPr>
-                <w:rFonts w:ascii="ＭＳ Ｐ明朝" w:eastAsia="ＭＳ Ｐ明朝" w:hAnsi="ＭＳ Ｐ明朝" w:cs="Arial" w:hint="eastAsia"/>
+                <w:rFonts w:ascii="ＭＳ Ｐ明朝" w:eastAsia="ＭＳ Ｐ明朝" w:hAnsi="ＭＳ Ｐ明朝" w:cs="Arial"/>
                 <w:sz w:val="22"/>
                 <w:szCs w:val="22"/>
               </w:rPr>
@@ -3953,11 +4076,82 @@
             </w:r>
             <w:r>
               <w:rPr>
-                <w:rFonts w:ascii="ＭＳ Ｐ明朝" w:eastAsia="ＭＳ Ｐ明朝" w:hAnsi="ＭＳ Ｐ明朝" w:cs="Arial"/>
+                <w:rFonts w:ascii="ＭＳ Ｐ明朝" w:eastAsia="ＭＳ Ｐ明朝" w:hAnsi="ＭＳ Ｐ明朝" w:cs="Arial" w:hint="eastAsia"/>
                 <w:sz w:val="22"/>
                 <w:szCs w:val="22"/>
               </w:rPr>
               <w:t>-</w:t>
+            </w:r>
+            <w:r>
+              <w:rPr>
+                <w:rFonts w:ascii="ＭＳ Ｐ明朝" w:eastAsia="ＭＳ Ｐ明朝" w:hAnsi="ＭＳ Ｐ明朝" w:cs="Arial"/>
+                <w:sz w:val="22"/>
+                <w:szCs w:val="22"/>
+              </w:rPr>
+              <w:t xml:space="preserve"> </w:t>
+            </w:r>
+            <w:r>
+              <w:rPr>
+                <w:rFonts w:ascii="ＭＳ Ｐ明朝" w:eastAsia="ＭＳ Ｐ明朝" w:hAnsi="ＭＳ Ｐ明朝" w:cs="Arial" w:hint="eastAsia"/>
+                <w:sz w:val="22"/>
+                <w:szCs w:val="22"/>
+              </w:rPr>
+              <w:t>202</w:t>
+            </w:r>
+            <w:r>
+              <w:rPr>
+                <w:rFonts w:ascii="ＭＳ Ｐ明朝" w:eastAsia="ＭＳ Ｐ明朝" w:hAnsi="ＭＳ Ｐ明朝" w:cs="Arial"/>
+                <w:sz w:val="22"/>
+                <w:szCs w:val="22"/>
+              </w:rPr>
+              <w:t>6</w:t>
+            </w:r>
+            <w:r>
+              <w:rPr>
+                <w:rFonts w:ascii="ＭＳ Ｐ明朝" w:eastAsia="ＭＳ Ｐ明朝" w:hAnsi="ＭＳ Ｐ明朝" w:cs="Arial"/>
+                <w:sz w:val="22"/>
+                <w:szCs w:val="22"/>
+              </w:rPr>
+              <w:t>年</w:t>
+            </w:r>
+            <w:r>
+              <w:rPr>
+                <w:rFonts w:ascii="ＭＳ Ｐ明朝" w:eastAsia="ＭＳ Ｐ明朝" w:hAnsi="ＭＳ Ｐ明朝" w:cs="Arial" w:hint="eastAsia"/>
+                <w:sz w:val="22"/>
+                <w:szCs w:val="22"/>
+              </w:rPr>
+              <w:t>3</w:t>
+            </w:r>
+            <w:r>
+              <w:rPr>
+                <w:rFonts w:ascii="ＭＳ Ｐ明朝" w:eastAsia="ＭＳ Ｐ明朝" w:hAnsi="ＭＳ Ｐ明朝" w:cs="Arial"/>
+                <w:sz w:val="22"/>
+                <w:szCs w:val="22"/>
+              </w:rPr>
+              <w:t>月</w:t>
+            </w:r>
+            <w:r>
+              <w:rPr>
+                <w:rFonts w:ascii="ＭＳ Ｐ明朝" w:eastAsia="ＭＳ Ｐ明朝" w:hAnsi="ＭＳ Ｐ明朝" w:cs="Arial" w:hint="eastAsia"/>
+                <w:sz w:val="22"/>
+                <w:szCs w:val="22"/>
+              </w:rPr>
+              <w:t>4</w:t>
+            </w:r>
+            <w:r>
+              <w:rPr>
+                <w:rFonts w:ascii="ＭＳ Ｐ明朝" w:eastAsia="ＭＳ Ｐ明朝" w:hAnsi="ＭＳ Ｐ明朝" w:cs="Arial"/>
+                <w:sz w:val="22"/>
+                <w:szCs w:val="22"/>
+              </w:rPr>
+              <w:t>日</w:t>
+            </w:r>
+            <w:r>
+              <w:rPr>
+                <w:rFonts w:ascii="ＭＳ Ｐ明朝" w:eastAsia="ＭＳ Ｐ明朝" w:hAnsi="ＭＳ Ｐ明朝" w:cs="Arial" w:hint="eastAsia"/>
+                <w:sz w:val="22"/>
+                <w:szCs w:val="22"/>
+              </w:rPr>
             </w:r>
           </w:p>
           <w:p>
@@ -3965,10 +4159,8 @@
               <w:tabs>
                 <w:tab w:val="left" w:pos="318"/>
               </w:tabs>
-              <w:spacing w:line="360" w:lineRule="auto"/>
-              <w:ind w:rightChars="-43" w:right="-103"/>
-              <w:rPr>
-                <w:rFonts w:ascii="ＭＳ Ｐ明朝" w:eastAsia="ＭＳ Ｐ明朝" w:hAnsi="ＭＳ Ｐ明朝" w:cs="Arial" w:hint="eastAsia"/>
+              <w:rPr>
+                <w:rFonts w:ascii="ＭＳ Ｐ明朝" w:eastAsia="ＭＳ Ｐ明朝" w:hAnsi="ＭＳ Ｐ明朝" w:cs="Arial"/>
                 <w:sz w:val="22"/>
                 <w:szCs w:val="22"/>
               </w:rPr>
@@ -3979,47 +4171,23 @@
                 <w:sz w:val="22"/>
                 <w:szCs w:val="22"/>
               </w:rPr>
-              <w:t>2026</w:t>
-            </w:r>
-            <w:r>
-              <w:rPr>
-                <w:rFonts w:ascii="ＭＳ Ｐ明朝" w:eastAsia="ＭＳ Ｐ明朝" w:hAnsi="ＭＳ Ｐ明朝" w:cs="Arial" w:hint="eastAsia"/>
-                <w:sz w:val="22"/>
-                <w:szCs w:val="22"/>
-              </w:rPr>
-              <w:t>年</w:t>
-            </w:r>
-            <w:r>
-              <w:rPr>
-                <w:rFonts w:ascii="ＭＳ Ｐ明朝" w:eastAsia="ＭＳ Ｐ明朝" w:hAnsi="ＭＳ Ｐ明朝" w:cs="Arial"/>
-                <w:sz w:val="22"/>
-                <w:szCs w:val="22"/>
-              </w:rPr>
-              <w:t>3</w:t>
-            </w:r>
-            <w:r>
-              <w:rPr>
-                <w:rFonts w:ascii="ＭＳ Ｐ明朝" w:eastAsia="ＭＳ Ｐ明朝" w:hAnsi="ＭＳ Ｐ明朝" w:cs="Arial" w:hint="eastAsia"/>
-                <w:sz w:val="22"/>
-                <w:szCs w:val="22"/>
-              </w:rPr>
-              <w:t>月</w:t>
-            </w:r>
-            <w:r>
-              <w:rPr>
-                <w:rFonts w:ascii="ＭＳ Ｐ明朝" w:eastAsia="ＭＳ Ｐ明朝" w:hAnsi="ＭＳ Ｐ明朝" w:cs="Arial"/>
-                <w:sz w:val="22"/>
-                <w:szCs w:val="22"/>
-              </w:rPr>
-              <w:t>4</w:t>
-            </w:r>
-            <w:r>
-              <w:rPr>
-                <w:rFonts w:ascii="ＭＳ Ｐ明朝" w:eastAsia="ＭＳ Ｐ明朝" w:hAnsi="ＭＳ Ｐ明朝" w:cs="Arial" w:hint="eastAsia"/>
-                <w:sz w:val="22"/>
-                <w:szCs w:val="22"/>
-              </w:rPr>
-              <w:t>日</w:t>
+              <w:t>1.</w:t>
+            </w:r>
+            <w:r>
+              <w:rPr>
+                <w:rFonts w:ascii="ＭＳ Ｐ明朝" w:eastAsia="ＭＳ Ｐ明朝" w:hAnsi="ＭＳ Ｐ明朝" w:cs="Arial"/>
+                <w:sz w:val="22"/>
+                <w:szCs w:val="22"/>
+              </w:rPr>
+              <w:t>591</w:t>
+            </w:r>
+            <w:r>
+              <w:rPr>
+                <w:rFonts w:ascii="ＭＳ Ｐ明朝" w:eastAsia="ＭＳ Ｐ明朝" w:hAnsi="ＭＳ Ｐ明朝" w:cs="Arial" w:hint="eastAsia"/>
+                <w:sz w:val="22"/>
+                <w:szCs w:val="22"/>
+              </w:rPr>
+              <w:t>%</w:t>
             </w:r>
           </w:p>
           <w:p>
@@ -4027,45 +4195,6 @@
               <w:tabs>
                 <w:tab w:val="left" w:pos="318"/>
               </w:tabs>
-              <w:spacing w:line="360" w:lineRule="auto"/>
-              <w:ind w:rightChars="-43" w:right="-103"/>
-              <w:rPr>
-                <w:rFonts w:ascii="ＭＳ Ｐ明朝" w:eastAsia="ＭＳ Ｐ明朝" w:hAnsi="ＭＳ Ｐ明朝" w:cs="Arial"/>
-                <w:sz w:val="22"/>
-                <w:szCs w:val="22"/>
-              </w:rPr>
-            </w:pPr>
-            <w:r>
-              <w:rPr>
-                <w:rFonts w:ascii="ＭＳ Ｐ明朝" w:eastAsia="ＭＳ Ｐ明朝" w:hAnsi="ＭＳ Ｐ明朝" w:cs="Arial"/>
-                <w:sz w:val="22"/>
-                <w:szCs w:val="22"/>
-              </w:rPr>
-              <w:t>1.</w:t>
-            </w:r>
-            <w:r>
-              <w:rPr>
-                <w:rFonts w:ascii="ＭＳ Ｐ明朝" w:eastAsia="ＭＳ Ｐ明朝" w:hAnsi="ＭＳ Ｐ明朝" w:cs="Arial"/>
-                <w:sz w:val="22"/>
-                <w:szCs w:val="22"/>
-              </w:rPr>
-              <w:t>591</w:t>
-            </w:r>
-            <w:r>
-              <w:rPr>
-                <w:rFonts w:ascii="ＭＳ Ｐ明朝" w:eastAsia="ＭＳ Ｐ明朝" w:hAnsi="ＭＳ Ｐ明朝" w:cs="Arial" w:hint="eastAsia"/>
-                <w:sz w:val="22"/>
-                <w:szCs w:val="22"/>
-              </w:rPr>
-              <w:t>%</w:t>
-            </w:r>
-          </w:p>
-          <w:p>
-            <w:pPr>
-              <w:tabs>
-                <w:tab w:val="left" w:pos="318"/>
-              </w:tabs>
-              <w:spacing w:line="360" w:lineRule="auto"/>
               <w:rPr>
                 <w:rFonts w:ascii="ＭＳ Ｐ明朝" w:eastAsia="ＭＳ Ｐ明朝" w:hAnsi="ＭＳ Ｐ明朝" w:cs="Arial"/>
                 <w:sz w:val="22"/>
@@ -4078,7 +4207,6 @@
               <w:tabs>
                 <w:tab w:val="left" w:pos="318"/>
               </w:tabs>
-              <w:spacing w:line="360" w:lineRule="auto"/>
               <w:rPr>
                 <w:rFonts w:ascii="ＭＳ Ｐ明朝" w:eastAsia="ＭＳ Ｐ明朝" w:hAnsi="ＭＳ Ｐ明朝" w:cs="Arial"/>
                 <w:sz w:val="22"/>
@@ -4091,7 +4219,6 @@
               <w:tabs>
                 <w:tab w:val="left" w:pos="318"/>
               </w:tabs>
-              <w:spacing w:line="360" w:lineRule="auto"/>
               <w:rPr>
                 <w:rFonts w:ascii="ＭＳ Ｐ明朝" w:eastAsia="ＭＳ Ｐ明朝" w:hAnsi="ＭＳ Ｐ明朝" w:cs="Arial"/>
                 <w:sz w:val="22"/>
@@ -4104,7 +4231,15 @@
                 <w:sz w:val="22"/>
                 <w:szCs w:val="22"/>
               </w:rPr>
-              <w:t>0%</w:t>
+              <w:t>0</w:t>
+            </w:r>
+            <w:r>
+              <w:rPr>
+                <w:rFonts w:ascii="ＭＳ Ｐ明朝" w:eastAsia="ＭＳ Ｐ明朝" w:hAnsi="ＭＳ Ｐ明朝" w:cs="Arial"/>
+                <w:sz w:val="22"/>
+                <w:szCs w:val="22"/>
+              </w:rPr>
+              <w:t>%</w:t>
             </w:r>
             <w:r>
               <w:rPr>
@@ -4116,7 +4251,7 @@
             </w:r>
             <w:r>
               <w:rPr>
-                <w:rFonts w:ascii="ＭＳ Ｐ明朝" w:eastAsia="ＭＳ Ｐ明朝" w:hAnsi="ＭＳ Ｐ明朝" w:cs="Arial"/>
+                <w:rFonts w:ascii="ＭＳ Ｐ明朝" w:eastAsia="ＭＳ Ｐ明朝" w:hAnsi="ＭＳ Ｐ明朝" w:cs="Arial" w:hint="eastAsia"/>
                 <w:sz w:val="22"/>
                 <w:szCs w:val="22"/>
               </w:rPr>
@@ -4128,7 +4263,23 @@
                 <w:sz w:val="22"/>
                 <w:szCs w:val="22"/>
               </w:rPr>
-              <w:t>円/株）</w:t>
+              <w:t>円</w:t>
+            </w:r>
+            <w:r>
+              <w:rPr>
+                <w:rFonts w:ascii="ＭＳ Ｐ明朝" w:eastAsia="ＭＳ Ｐ明朝" w:hAnsi="ＭＳ Ｐ明朝" w:cs="Arial"/>
+                <w:sz w:val="22"/>
+                <w:szCs w:val="22"/>
+              </w:rPr>
+              <w:t>/</w:t>
+            </w:r>
+            <w:r>
+              <w:rPr>
+                <w:rFonts w:ascii="ＭＳ Ｐ明朝" w:eastAsia="ＭＳ Ｐ明朝" w:hAnsi="ＭＳ Ｐ明朝" w:cs="Arial" w:hint="eastAsia"/>
+                <w:sz w:val="22"/>
+                <w:szCs w:val="22"/>
+              </w:rPr>
+              <w:t>株）</w:t>
             </w:r>
           </w:p>
           <w:p>
@@ -4136,7 +4287,6 @@
               <w:tabs>
                 <w:tab w:val="left" w:pos="318"/>
               </w:tabs>
-              <w:spacing w:line="360" w:lineRule="auto"/>
               <w:rPr>
                 <w:rFonts w:ascii="ＭＳ Ｐ明朝" w:eastAsia="ＭＳ Ｐ明朝" w:hAnsi="ＭＳ Ｐ明朝" w:cs="Arial"/>
                 <w:sz w:val="22"/>
@@ -4173,7 +4323,6 @@
               <w:tabs>
                 <w:tab w:val="left" w:pos="318"/>
               </w:tabs>
-              <w:spacing w:line="360" w:lineRule="auto"/>
               <w:rPr>
                 <w:rFonts w:ascii="ＭＳ Ｐ明朝" w:eastAsia="ＭＳ Ｐ明朝" w:hAnsi="ＭＳ Ｐ明朝" w:cs="Arial"/>
                 <w:sz w:val="22"/>
@@ -4186,7 +4335,6 @@
               <w:tabs>
                 <w:tab w:val="left" w:pos="318"/>
               </w:tabs>
-              <w:spacing w:line="360" w:lineRule="auto"/>
               <w:rPr>
                 <w:rFonts w:ascii="ＭＳ Ｐ明朝" w:eastAsia="ＭＳ Ｐ明朝" w:hAnsi="ＭＳ Ｐ明朝" w:cs="Arial"/>
                 <w:sz w:val="22"/>
@@ -4199,7 +4347,6 @@
               <w:tabs>
                 <w:tab w:val="left" w:pos="318"/>
               </w:tabs>
-              <w:spacing w:line="360" w:lineRule="auto"/>
               <w:rPr>
                 <w:rFonts w:ascii="ＭＳ Ｐ明朝" w:eastAsia="ＭＳ Ｐ明朝" w:hAnsi="ＭＳ Ｐ明朝" w:cs="Arial"/>
                 <w:sz w:val="22"/>
@@ -4212,7 +4359,6 @@
               <w:tabs>
                 <w:tab w:val="left" w:pos="318"/>
               </w:tabs>
-              <w:spacing w:line="360" w:lineRule="auto"/>
               <w:rPr>
                 <w:rFonts w:ascii="ＭＳ Ｐ明朝" w:eastAsia="ＭＳ Ｐ明朝" w:hAnsi="ＭＳ Ｐ明朝" w:cs="Arial"/>
                 <w:sz w:val="22"/>
@@ -4225,7 +4371,6 @@
               <w:tabs>
                 <w:tab w:val="left" w:pos="318"/>
               </w:tabs>
-              <w:spacing w:line="360" w:lineRule="auto"/>
               <w:rPr>
                 <w:rFonts w:ascii="ＭＳ Ｐ明朝" w:eastAsia="ＭＳ Ｐ明朝" w:hAnsi="ＭＳ Ｐ明朝" w:cs="Arial"/>
                 <w:sz w:val="22"/>
@@ -4238,7 +4383,6 @@
               <w:tabs>
                 <w:tab w:val="left" w:pos="318"/>
               </w:tabs>
-              <w:spacing w:line="360" w:lineRule="auto"/>
               <w:rPr>
                 <w:rFonts w:ascii="ＭＳ Ｐ明朝" w:eastAsia="ＭＳ Ｐ明朝" w:hAnsi="ＭＳ Ｐ明朝" w:cs="Arial"/>
                 <w:sz w:val="22"/>
@@ -4251,7 +4395,6 @@
               <w:tabs>
                 <w:tab w:val="left" w:pos="318"/>
               </w:tabs>
-              <w:spacing w:line="360" w:lineRule="auto"/>
               <w:rPr>
                 <w:rFonts w:ascii="ＭＳ Ｐ明朝" w:eastAsia="ＭＳ Ｐ明朝" w:hAnsi="ＭＳ Ｐ明朝" w:cs="Arial"/>
                 <w:sz w:val="22"/>
@@ -4264,7 +4407,6 @@
               <w:tabs>
                 <w:tab w:val="left" w:pos="318"/>
               </w:tabs>
-              <w:spacing w:line="360" w:lineRule="auto"/>
               <w:rPr>
                 <w:rFonts w:ascii="ＭＳ Ｐ明朝" w:eastAsia="ＭＳ Ｐ明朝" w:hAnsi="ＭＳ Ｐ明朝" w:cs="Arial"/>
                 <w:sz w:val="22"/>
@@ -4277,7 +4419,6 @@
               <w:tabs>
                 <w:tab w:val="left" w:pos="318"/>
               </w:tabs>
-              <w:spacing w:line="360" w:lineRule="auto"/>
               <w:rPr>
                 <w:rFonts w:ascii="ＭＳ Ｐ明朝" w:eastAsia="ＭＳ Ｐ明朝" w:hAnsi="ＭＳ Ｐ明朝" w:cs="Arial"/>
                 <w:sz w:val="22"/>
@@ -4314,7 +4455,6 @@
               <w:tabs>
                 <w:tab w:val="left" w:pos="318"/>
               </w:tabs>
-              <w:spacing w:line="360" w:lineRule="auto"/>
               <w:rPr>
                 <w:rFonts w:ascii="ＭＳ Ｐ明朝" w:eastAsia="ＭＳ Ｐ明朝" w:hAnsi="ＭＳ Ｐ明朝" w:cs="Arial"/>
                 <w:sz w:val="22"/>
@@ -4327,7 +4467,6 @@
               <w:tabs>
                 <w:tab w:val="left" w:pos="318"/>
               </w:tabs>
-              <w:spacing w:line="360" w:lineRule="auto"/>
               <w:rPr>
                 <w:rFonts w:ascii="ＭＳ Ｐ明朝" w:eastAsia="ＭＳ Ｐ明朝" w:hAnsi="ＭＳ Ｐ明朝" w:cs="Arial"/>
                 <w:sz w:val="22"/>
@@ -4348,15 +4487,7 @@
                 <w:sz w:val="22"/>
                 <w:szCs w:val="22"/>
               </w:rPr>
-              <w:t>1.83</w:t>
-            </w:r>
-            <w:r>
-              <w:rPr>
-                <w:rFonts w:ascii="ＭＳ Ｐ明朝" w:eastAsia="ＭＳ Ｐ明朝" w:hAnsi="ＭＳ Ｐ明朝" w:cs="Arial"/>
-                <w:sz w:val="22"/>
-                <w:szCs w:val="22"/>
-              </w:rPr>
-              <w:t>%</w:t>
+              <w:t>1.83%</w:t>
             </w:r>
           </w:p>
           <w:p>
@@ -4364,7 +4495,6 @@
               <w:tabs>
                 <w:tab w:val="left" w:pos="318"/>
               </w:tabs>
-              <w:spacing w:line="360" w:lineRule="auto"/>
               <w:rPr>
                 <w:rFonts w:ascii="ＭＳ Ｐ明朝" w:eastAsia="ＭＳ Ｐ明朝" w:hAnsi="ＭＳ Ｐ明朝" w:cs="Arial"/>
                 <w:sz w:val="22"/>
@@ -4377,7 +4507,6 @@
               <w:tabs>
                 <w:tab w:val="left" w:pos="318"/>
               </w:tabs>
-              <w:spacing w:line="360" w:lineRule="auto"/>
               <w:rPr>
                 <w:rFonts w:ascii="ＭＳ Ｐ明朝" w:eastAsia="ＭＳ Ｐ明朝" w:hAnsi="ＭＳ Ｐ明朝" w:cs="Arial"/>
                 <w:sz w:val="22"/>
@@ -4390,7 +4519,6 @@
               <w:tabs>
                 <w:tab w:val="left" w:pos="318"/>
               </w:tabs>
-              <w:spacing w:line="360" w:lineRule="auto"/>
               <w:rPr>
                 <w:rFonts w:ascii="ＭＳ Ｐ明朝" w:eastAsia="ＭＳ Ｐ明朝" w:hAnsi="ＭＳ Ｐ明朝" w:cs="Arial"/>
                 <w:sz w:val="22"/>
@@ -4403,7 +4531,6 @@
               <w:tabs>
                 <w:tab w:val="left" w:pos="318"/>
               </w:tabs>
-              <w:spacing w:line="360" w:lineRule="auto"/>
               <w:rPr>
                 <w:rFonts w:ascii="ＭＳ Ｐ明朝" w:eastAsia="ＭＳ Ｐ明朝" w:hAnsi="ＭＳ Ｐ明朝" w:cs="Arial"/>
                 <w:sz w:val="22"/>
@@ -4414,21 +4541,27 @@
         </w:tc>
         <w:tc>
           <w:tcPr>
-            <w:tcW w:w="4111" w:type="dxa"/>
-            <w:shd w:val="clear" w:color="auto" w:fill="auto"/>
+            <w:tcW w:w="3969" w:type="dxa"/>
           </w:tcPr>
           <w:p>
             <w:pPr>
-              <w:spacing w:line="360" w:lineRule="auto"/>
-              <w:rPr>
-                <w:rFonts w:ascii="ＭＳ Ｐ明朝" w:eastAsia="ＭＳ Ｐ明朝" w:hAnsi="ＭＳ Ｐ明朝" w:cs="Arial" w:hint="eastAsia"/>
+              <w:rPr>
+                <w:rFonts w:ascii="ＭＳ Ｐ明朝" w:eastAsia="ＭＳ Ｐ明朝" w:hAnsi="ＭＳ Ｐ明朝" w:cs="Arial"/>
                 <w:sz w:val="22"/>
                 <w:szCs w:val="22"/>
               </w:rPr>
             </w:pPr>
             <w:r>
               <w:rPr>
-                <w:rFonts w:ascii="ＭＳ Ｐ明朝" w:eastAsia="ＭＳ Ｐ明朝" w:hAnsi="ＭＳ Ｐ明朝" w:cs="Arial"/>
+                <w:rFonts w:ascii="ＭＳ Ｐ明朝" w:eastAsia="ＭＳ Ｐ明朝" w:hAnsi="ＭＳ Ｐ明朝" w:cs="Arial" w:hint="eastAsia"/>
+                <w:sz w:val="22"/>
+                <w:szCs w:val="22"/>
+              </w:rPr>
+              <w:t>・</w:t>
+            </w:r>
+            <w:r>
+              <w:rPr>
+                <w:rFonts w:ascii="ＭＳ Ｐ明朝" w:eastAsia="ＭＳ Ｐ明朝" w:hAnsi="ＭＳ Ｐ明朝" w:cs="Arial" w:hint="eastAsia"/>
                 <w:sz w:val="22"/>
                 <w:szCs w:val="22"/>
               </w:rPr>
@@ -4472,7 +4605,7 @@
                 <w:sz w:val="22"/>
                 <w:szCs w:val="22"/>
               </w:rPr>
-              <w:t>日の株価終値</w:t>
+              <w:t>日の終値</w:t>
             </w:r>
           </w:p>
           <w:p>
@@ -4480,7 +4613,6 @@
               <w:tabs>
                 <w:tab w:val="left" w:pos="318"/>
               </w:tabs>
-              <w:spacing w:line="360" w:lineRule="auto"/>
               <w:rPr>
                 <w:rFonts w:ascii="ＭＳ Ｐ明朝" w:eastAsia="ＭＳ Ｐ明朝" w:hAnsi="ＭＳ Ｐ明朝" w:cs="Arial"/>
                 <w:sz w:val="22"/>
@@ -4493,7 +4625,6 @@
               <w:tabs>
                 <w:tab w:val="left" w:pos="318"/>
               </w:tabs>
-              <w:spacing w:line="360" w:lineRule="auto"/>
               <w:rPr>
                 <w:rFonts w:ascii="ＭＳ Ｐ明朝" w:eastAsia="ＭＳ Ｐ明朝" w:hAnsi="ＭＳ Ｐ明朝" w:cs="Arial"/>
                 <w:sz w:val="22"/>
@@ -4522,7 +4653,15 @@
                 <w:sz w:val="22"/>
                 <w:szCs w:val="22"/>
               </w:rPr>
-              <w:t>21</w:t>
+              <w:t>2</w:t>
+            </w:r>
+            <w:r>
+              <w:rPr>
+                <w:rFonts w:ascii="ＭＳ Ｐ明朝" w:eastAsia="ＭＳ Ｐ明朝" w:hAnsi="ＭＳ Ｐ明朝" w:cs="Arial"/>
+                <w:sz w:val="22"/>
+                <w:szCs w:val="22"/>
+              </w:rPr>
+              <w:t>1</w:t>
             </w:r>
             <w:r>
               <w:rPr>
@@ -4570,23 +4709,7 @@
                 <w:sz w:val="22"/>
                 <w:szCs w:val="22"/>
               </w:rPr>
-              <w:t>20</w:t>
-            </w:r>
-            <w:r>
-              <w:rPr>
-                <w:rFonts w:ascii="ＭＳ Ｐ明朝" w:eastAsia="ＭＳ Ｐ明朝" w:hAnsi="ＭＳ Ｐ明朝" w:cs="Arial"/>
-                <w:sz w:val="22"/>
-                <w:szCs w:val="22"/>
-              </w:rPr>
-              <w:t>2</w:t>
-            </w:r>
-            <w:r>
-              <w:rPr>
-                <w:rFonts w:ascii="ＭＳ Ｐ明朝" w:eastAsia="ＭＳ Ｐ明朝" w:hAnsi="ＭＳ Ｐ明朝" w:cs="Arial"/>
-                <w:sz w:val="22"/>
-                <w:szCs w:val="22"/>
-              </w:rPr>
-              <w:t>6</w:t>
+              <w:t>2026</w:t>
             </w:r>
             <w:r>
               <w:rPr>
@@ -4647,7 +4770,6 @@
           </w:p>
           <w:p>
             <w:pPr>
-              <w:spacing w:line="360" w:lineRule="auto"/>
               <w:rPr>
                 <w:rFonts w:ascii="ＭＳ Ｐ明朝" w:eastAsia="ＭＳ Ｐ明朝" w:hAnsi="ＭＳ Ｐ明朝" w:cs="Arial"/>
                 <w:sz w:val="22"/>
@@ -4657,7 +4779,6 @@
           </w:p>
           <w:p>
             <w:pPr>
-              <w:spacing w:line="360" w:lineRule="auto"/>
               <w:rPr>
                 <w:rFonts w:ascii="ＭＳ Ｐ明朝" w:eastAsia="ＭＳ Ｐ明朝" w:hAnsi="ＭＳ Ｐ明朝" w:cs="Arial"/>
                 <w:sz w:val="22"/>
@@ -4667,7 +4788,6 @@
           </w:p>
           <w:p>
             <w:pPr>
-              <w:spacing w:line="360" w:lineRule="auto"/>
               <w:rPr>
                 <w:rFonts w:ascii="ＭＳ Ｐ明朝" w:eastAsia="ＭＳ Ｐ明朝" w:hAnsi="ＭＳ Ｐ明朝" w:cs="Arial"/>
                 <w:sz w:val="22"/>
@@ -4696,7 +4816,15 @@
                 <w:sz w:val="22"/>
                 <w:szCs w:val="22"/>
               </w:rPr>
-              <w:t>31</w:t>
+              <w:t>3</w:t>
+            </w:r>
+            <w:r>
+              <w:rPr>
+                <w:rFonts w:ascii="ＭＳ Ｐ明朝" w:eastAsia="ＭＳ Ｐ明朝" w:hAnsi="ＭＳ Ｐ明朝" w:cs="Arial"/>
+                <w:sz w:val="22"/>
+                <w:szCs w:val="22"/>
+              </w:rPr>
+              <w:t>1</w:t>
             </w:r>
             <w:r>
               <w:rPr>
@@ -4768,15 +4896,7 @@
                 <w:sz w:val="22"/>
                 <w:szCs w:val="22"/>
               </w:rPr>
-              <w:t>6</w:t>
-            </w:r>
-            <w:r>
-              <w:rPr>
-                <w:rFonts w:ascii="ＭＳ Ｐ明朝" w:eastAsia="ＭＳ Ｐ明朝" w:hAnsi="ＭＳ Ｐ明朝" w:cs="Arial"/>
-                <w:sz w:val="22"/>
-                <w:szCs w:val="22"/>
-              </w:rPr>
-              <w:t>2</w:t>
+              <w:t>62</w:t>
             </w:r>
             <w:r>
               <w:rPr>
@@ -4789,7 +4909,6 @@
           </w:p>
           <w:p>
             <w:pPr>
-              <w:spacing w:line="360" w:lineRule="auto"/>
               <w:rPr>
                 <w:rFonts w:ascii="ＭＳ Ｐ明朝" w:eastAsia="ＭＳ Ｐ明朝" w:hAnsi="ＭＳ Ｐ明朝" w:cs="Arial"/>
                 <w:sz w:val="22"/>
@@ -4807,7 +4926,6 @@
           </w:p>
           <w:p>
             <w:pPr>
-              <w:spacing w:line="360" w:lineRule="auto"/>
               <w:rPr>
                 <w:rFonts w:ascii="ＭＳ Ｐ明朝" w:eastAsia="ＭＳ Ｐ明朝" w:hAnsi="ＭＳ Ｐ明朝" w:cs="Times"/>
                 <w:sz w:val="22"/>
@@ -4876,79 +4994,239 @@
                 <w:sz w:val="22"/>
                 <w:szCs w:val="22"/>
               </w:rPr>
-              <w:t>ン株式会社「</w:t>
-            </w:r>
-            <w:r>
-              <w:rPr>
-                <w:rFonts w:ascii="ＭＳ Ｐ明朝" w:eastAsia="ＭＳ Ｐ明朝" w:hAnsi="ＭＳ Ｐ明朝" w:cs="Arial"/>
-                <w:sz w:val="22"/>
-                <w:szCs w:val="22"/>
+              <w:t>ン株式会社</w:t>
+            </w:r>
+            <w:r>
+              <w:rPr>
+                <w:rFonts w:ascii="ＭＳ Ｐ明朝" w:eastAsia="ＭＳ Ｐ明朝" w:hAnsi="ＭＳ Ｐ明朝" w:cs="ＭＳ 明朝" w:hint="eastAsia"/>
+                <w:sz w:val="21"/>
+                <w:szCs w:val="21"/>
+              </w:rPr>
+              <w:t>「</w:t>
+            </w:r>
+            <w:r>
+              <w:rPr>
+                <w:rFonts w:ascii="ＭＳ Ｐ明朝" w:eastAsia="ＭＳ Ｐ明朝" w:hAnsi="ＭＳ Ｐ明朝" w:cs="Arial"/>
+                <w:sz w:val="21"/>
+                <w:szCs w:val="21"/>
               </w:rPr>
               <w:t>Japanes</w:t>
             </w:r>
             <w:r>
               <w:rPr>
                 <w:rFonts w:ascii="ＭＳ Ｐ明朝" w:eastAsia="ＭＳ Ｐ明朝" w:hAnsi="ＭＳ Ｐ明朝" w:cs="Arial"/>
-                <w:sz w:val="22"/>
-                <w:szCs w:val="22"/>
-              </w:rPr>
-              <w:t>e Equity Risk Premia Report 20</w:t>
-            </w:r>
-            <w:r>
-              <w:rPr>
-                <w:rFonts w:ascii="ＭＳ Ｐ明朝" w:eastAsia="ＭＳ Ｐ明朝" w:hAnsi="ＭＳ Ｐ明朝" w:cs="Arial"/>
-                <w:sz w:val="22"/>
-                <w:szCs w:val="22"/>
+                <w:sz w:val="21"/>
+                <w:szCs w:val="21"/>
+              </w:rPr>
+              <w:t xml:space="preserve">e Equity Risk Premia Report </w:t>
+            </w:r>
+            <w:r>
+              <w:rPr>
+                <w:rFonts w:ascii="ＭＳ Ｐ明朝" w:eastAsia="ＭＳ Ｐ明朝" w:hAnsi="ＭＳ Ｐ明朝" w:cs="Arial"/>
+                <w:sz w:val="21"/>
+                <w:szCs w:val="21"/>
+              </w:rPr>
+              <w:t>2026</w:t>
+            </w:r>
+            <w:r>
+              <w:rPr>
+                <w:rFonts w:ascii="ＭＳ Ｐ明朝" w:eastAsia="ＭＳ Ｐ明朝" w:hAnsi="ＭＳ Ｐ明朝" w:cs="Arial"/>
+                <w:sz w:val="21"/>
+                <w:szCs w:val="21"/>
+              </w:rPr>
+              <w:t xml:space="preserve"> </w:t>
+            </w:r>
+            <w:r>
+              <w:rPr>
+                <w:rFonts w:ascii="ＭＳ Ｐ明朝" w:eastAsia="ＭＳ Ｐ明朝" w:hAnsi="ＭＳ Ｐ明朝" w:cs="Times"/>
+                <w:sz w:val="21"/>
+                <w:szCs w:val="21"/>
+              </w:rPr>
+              <w:t>(</w:t>
+            </w:r>
+            <w:r>
+              <w:rPr>
+                <w:rFonts w:ascii="ＭＳ Ｐ明朝" w:eastAsia="ＭＳ Ｐ明朝" w:hAnsi="ＭＳ Ｐ明朝" w:cs="Arial"/>
+                <w:sz w:val="21"/>
+                <w:szCs w:val="21"/>
+              </w:rPr>
+              <w:t>202</w:t>
+            </w:r>
+            <w:r>
+              <w:rPr>
+                <w:rFonts w:ascii="ＭＳ Ｐ明朝" w:eastAsia="ＭＳ Ｐ明朝" w:hAnsi="ＭＳ Ｐ明朝" w:cs="Arial"/>
+                <w:sz w:val="21"/>
+                <w:szCs w:val="21"/>
+              </w:rPr>
+              <w:t>6</w:t>
+            </w:r>
+            <w:r>
+              <w:rPr>
+                <w:rFonts w:ascii="ＭＳ Ｐ明朝" w:eastAsia="ＭＳ Ｐ明朝" w:hAnsi="ＭＳ Ｐ明朝" w:cs="Times"/>
+                <w:sz w:val="21"/>
+                <w:szCs w:val="21"/>
+              </w:rPr>
+              <w:t>年</w:t>
+            </w:r>
+            <w:r>
+              <w:rPr>
+                <w:rFonts w:ascii="ＭＳ Ｐ明朝" w:eastAsia="ＭＳ Ｐ明朝" w:hAnsi="ＭＳ Ｐ明朝" w:cs="Times"/>
+                <w:sz w:val="21"/>
+                <w:szCs w:val="21"/>
+              </w:rPr>
+              <w:t>1月</w:t>
+            </w:r>
+            <w:r>
+              <w:rPr>
+                <w:rFonts w:ascii="ＭＳ Ｐ明朝" w:eastAsia="ＭＳ Ｐ明朝" w:hAnsi="ＭＳ Ｐ明朝" w:cs="Times" w:hint="eastAsia"/>
+                <w:sz w:val="21"/>
+                <w:szCs w:val="21"/>
+              </w:rPr>
+              <w:t>末</w:t>
+            </w:r>
+            <w:r>
+              <w:rPr>
+                <w:rFonts w:ascii="ＭＳ Ｐ明朝" w:eastAsia="ＭＳ Ｐ明朝" w:hAnsi="ＭＳ Ｐ明朝" w:cs="Times"/>
+                <w:sz w:val="21"/>
+                <w:szCs w:val="21"/>
+              </w:rPr>
+              <w:t>版)」 J</w:t>
+            </w:r>
+            <w:r>
+              <w:rPr>
+                <w:rFonts w:ascii="ＭＳ Ｐ明朝" w:eastAsia="ＭＳ Ｐ明朝" w:hAnsi="ＭＳ Ｐ明朝" w:cs="Arial"/>
+                <w:sz w:val="21"/>
+                <w:szCs w:val="21"/>
+              </w:rPr>
+              <w:t>apan L</w:t>
+            </w:r>
+            <w:r>
+              <w:rPr>
+                <w:rFonts w:ascii="ＭＳ Ｐ明朝" w:eastAsia="ＭＳ Ｐ明朝" w:hAnsi="ＭＳ Ｐ明朝" w:cs="Arial"/>
+                <w:sz w:val="21"/>
+                <w:szCs w:val="21"/>
+              </w:rPr>
+              <w:t>ong-</w:t>
+            </w:r>
+            <w:r>
+              <w:rPr>
+                <w:rFonts w:ascii="ＭＳ Ｐ明朝" w:eastAsia="ＭＳ Ｐ明朝" w:hAnsi="ＭＳ Ｐ明朝" w:cs="Arial"/>
+                <w:sz w:val="21"/>
+                <w:szCs w:val="21"/>
+              </w:rPr>
+              <w:t>Horizon Equity R</w:t>
+            </w:r>
+            <w:r>
+              <w:rPr>
+                <w:rFonts w:ascii="ＭＳ Ｐ明朝" w:eastAsia="ＭＳ Ｐ明朝" w:hAnsi="ＭＳ Ｐ明朝" w:cs="Arial"/>
+                <w:sz w:val="21"/>
+                <w:szCs w:val="21"/>
+              </w:rPr>
+              <w:t>isk Premia (</w:t>
+            </w:r>
+            <w:r>
+              <w:rPr>
+                <w:rFonts w:ascii="ＭＳ Ｐ明朝" w:eastAsia="ＭＳ Ｐ明朝" w:hAnsi="ＭＳ Ｐ明朝" w:cs="Times"/>
+                <w:sz w:val="21"/>
+                <w:szCs w:val="21"/>
+              </w:rPr>
+              <w:t>1</w:t>
+            </w:r>
+            <w:r>
+              <w:rPr>
+                <w:rFonts w:ascii="ＭＳ Ｐ明朝" w:eastAsia="ＭＳ Ｐ明朝" w:hAnsi="ＭＳ Ｐ明朝" w:cs="Arial"/>
+                <w:sz w:val="21"/>
+                <w:szCs w:val="21"/>
+              </w:rPr>
+              <w:t>952.1</w:t>
+            </w:r>
+            <w:r>
+              <w:rPr>
+                <w:rFonts w:ascii="ＭＳ Ｐ明朝" w:eastAsia="ＭＳ Ｐ明朝" w:hAnsi="ＭＳ Ｐ明朝" w:cs="Arial"/>
+                <w:sz w:val="21"/>
+                <w:szCs w:val="21"/>
+              </w:rPr>
+              <w:t>～</w:t>
+            </w:r>
+            <w:r>
+              <w:rPr>
+                <w:rFonts w:ascii="ＭＳ Ｐ明朝" w:eastAsia="ＭＳ Ｐ明朝" w:hAnsi="ＭＳ Ｐ明朝" w:cs="Arial" w:hint="eastAsia"/>
+                <w:sz w:val="21"/>
+                <w:szCs w:val="21"/>
               </w:rPr>
               <w:t>2</w:t>
             </w:r>
             <w:r>
               <w:rPr>
                 <w:rFonts w:ascii="ＭＳ Ｐ明朝" w:eastAsia="ＭＳ Ｐ明朝" w:hAnsi="ＭＳ Ｐ明朝" w:cs="Arial"/>
-                <w:sz w:val="22"/>
-                <w:szCs w:val="22"/>
-              </w:rPr>
-              <w:t>6</w:t>
-            </w:r>
-            <w:r>
-              <w:rPr>
-                <w:rFonts w:ascii="ＭＳ Ｐ明朝" w:eastAsia="ＭＳ Ｐ明朝" w:hAnsi="ＭＳ Ｐ明朝" w:cs="Arial"/>
-                <w:sz w:val="22"/>
-                <w:szCs w:val="22"/>
-              </w:rPr>
-              <w:t xml:space="preserve"> </w:t>
+                <w:sz w:val="21"/>
+                <w:szCs w:val="21"/>
+              </w:rPr>
+              <w:t>025</w:t>
+            </w:r>
+            <w:r>
+              <w:rPr>
+                <w:rFonts w:ascii="ＭＳ Ｐ明朝" w:eastAsia="ＭＳ Ｐ明朝" w:hAnsi="ＭＳ Ｐ明朝" w:cs="Arial"/>
+                <w:sz w:val="21"/>
+                <w:szCs w:val="21"/>
+              </w:rPr>
+              <w:t>.</w:t>
+            </w:r>
+            <w:r>
+              <w:rPr>
+                <w:rFonts w:ascii="ＭＳ Ｐ明朝" w:eastAsia="ＭＳ Ｐ明朝" w:hAnsi="ＭＳ Ｐ明朝" w:cs="Arial"/>
+                <w:sz w:val="21"/>
+                <w:szCs w:val="21"/>
+              </w:rPr>
+              <w:t>1</w:t>
+            </w:r>
+            <w:r>
+              <w:rPr>
+                <w:rFonts w:ascii="ＭＳ Ｐ明朝" w:eastAsia="ＭＳ Ｐ明朝" w:hAnsi="ＭＳ Ｐ明朝" w:cs="Arial"/>
+                <w:sz w:val="21"/>
+                <w:szCs w:val="21"/>
+              </w:rPr>
+              <w:t>2)</w:t>
             </w:r>
             <w:r>
               <w:rPr>
                 <w:rFonts w:ascii="ＭＳ Ｐ明朝" w:eastAsia="ＭＳ Ｐ明朝" w:hAnsi="ＭＳ Ｐ明朝" w:cs="Times"/>
-                <w:sz w:val="22"/>
-                <w:szCs w:val="22"/>
-              </w:rPr>
-              <w:t>(</w:t>
-            </w:r>
-            <w:r>
-              <w:rPr>
-                <w:rFonts w:ascii="ＭＳ Ｐ明朝" w:eastAsia="ＭＳ Ｐ明朝" w:hAnsi="ＭＳ Ｐ明朝" w:cs="Arial"/>
-                <w:sz w:val="22"/>
-                <w:szCs w:val="22"/>
-              </w:rPr>
-              <w:t>20</w:t>
-            </w:r>
-            <w:r>
-              <w:rPr>
-                <w:rFonts w:ascii="ＭＳ Ｐ明朝" w:eastAsia="ＭＳ Ｐ明朝" w:hAnsi="ＭＳ Ｐ明朝" w:cs="Arial"/>
-                <w:sz w:val="22"/>
-                <w:szCs w:val="22"/>
-              </w:rPr>
-              <w:t>2</w:t>
-            </w:r>
-            <w:r>
-              <w:rPr>
-                <w:rFonts w:ascii="ＭＳ Ｐ明朝" w:eastAsia="ＭＳ Ｐ明朝" w:hAnsi="ＭＳ Ｐ明朝" w:cs="Arial"/>
-                <w:sz w:val="22"/>
-                <w:szCs w:val="22"/>
-              </w:rPr>
-              <w:t>5</w:t>
+                <w:sz w:val="21"/>
+                <w:szCs w:val="21"/>
+              </w:rPr>
+              <w:t>。C</w:t>
+            </w:r>
+            <w:r>
+              <w:rPr>
+                <w:rFonts w:ascii="ＭＳ Ｐ明朝" w:eastAsia="ＭＳ Ｐ明朝" w:hAnsi="ＭＳ Ｐ明朝" w:cs="Arial"/>
+                <w:sz w:val="21"/>
+                <w:szCs w:val="21"/>
+              </w:rPr>
+              <w:t>opyright © 2</w:t>
+            </w:r>
+            <w:r>
+              <w:rPr>
+                <w:rFonts w:ascii="ＭＳ Ｐ明朝" w:eastAsia="ＭＳ Ｐ明朝" w:hAnsi="ＭＳ Ｐ明朝" w:cs="Arial"/>
+                <w:sz w:val="21"/>
+                <w:szCs w:val="21"/>
+              </w:rPr>
+              <w:t xml:space="preserve">026 </w:t>
+            </w:r>
+            <w:r>
+              <w:rPr>
+                <w:rFonts w:ascii="ＭＳ Ｐ明朝" w:eastAsia="ＭＳ Ｐ明朝" w:hAnsi="ＭＳ Ｐ明朝" w:cs="Arial"/>
+                <w:sz w:val="21"/>
+                <w:szCs w:val="21"/>
+              </w:rPr>
+              <w:t>I</w:t>
+            </w:r>
+            <w:r>
+              <w:rPr>
+                <w:rFonts w:ascii="ＭＳ Ｐ明朝" w:eastAsia="ＭＳ Ｐ明朝" w:hAnsi="ＭＳ Ｐ明朝" w:cs="Arial"/>
+                <w:sz w:val="21"/>
+                <w:szCs w:val="21"/>
+              </w:rPr>
+              <w:t>bbotson Associates Japan, Inc.(</w:t>
             </w:r>
             <w:r>
               <w:rPr>
@@ -4956,7 +5234,23 @@
                 <w:sz w:val="22"/>
                 <w:szCs w:val="22"/>
               </w:rPr>
-              <w:t>年</w:t>
+              <w:t>もしくは C</w:t>
+            </w:r>
+            <w:r>
+              <w:rPr>
+                <w:rFonts w:ascii="ＭＳ Ｐ明朝" w:eastAsia="ＭＳ Ｐ明朝" w:hAnsi="ＭＳ Ｐ明朝" w:cs="Arial"/>
+                <w:sz w:val="22"/>
+                <w:szCs w:val="22"/>
+              </w:rPr>
+              <w:t>opyright © 2</w:t>
+            </w:r>
+            <w:r>
+              <w:rPr>
+                <w:rFonts w:ascii="ＭＳ Ｐ明朝" w:eastAsia="ＭＳ Ｐ明朝" w:hAnsi="ＭＳ Ｐ明朝" w:cs="Arial"/>
+                <w:sz w:val="22"/>
+                <w:szCs w:val="22"/>
+              </w:rPr>
+              <w:t>026イ</w:t>
             </w:r>
             <w:r>
               <w:rPr>
@@ -4964,7 +5258,23 @@
                 <w:sz w:val="22"/>
                 <w:szCs w:val="22"/>
               </w:rPr>
-              <w:t>12</w:t>
+              <w:t>ボ</w:t>
+            </w:r>
+            <w:r>
+              <w:rPr>
+                <w:rFonts w:ascii="ＭＳ Ｐ明朝" w:eastAsia="ＭＳ Ｐ明朝" w:hAnsi="ＭＳ Ｐ明朝" w:cs="Times" w:hint="eastAsia"/>
+                <w:sz w:val="22"/>
+                <w:szCs w:val="22"/>
+              </w:rPr>
+              <w:t>ッ</w:t>
+            </w:r>
+            <w:r>
+              <w:rPr>
+                <w:rFonts w:ascii="ＭＳ Ｐ明朝" w:eastAsia="ＭＳ Ｐ明朝" w:hAnsi="ＭＳ Ｐ明朝" w:cs="ＭＳ 明朝" w:hint="eastAsia"/>
+                <w:sz w:val="22"/>
+                <w:szCs w:val="22"/>
+              </w:rPr>
+              <w:t>トソン・アソシエイツ・ジャパン株式会社)</w:t>
             </w:r>
             <w:r>
               <w:rPr>
@@ -4972,272 +5282,11 @@
                 <w:sz w:val="22"/>
                 <w:szCs w:val="22"/>
               </w:rPr>
-              <w:t>月</w:t>
-            </w:r>
-            <w:r>
-              <w:rPr>
-                <w:rFonts w:ascii="ＭＳ Ｐ明朝" w:eastAsia="ＭＳ Ｐ明朝" w:hAnsi="ＭＳ Ｐ明朝" w:cs="Times"/>
-                <w:sz w:val="22"/>
-                <w:szCs w:val="22"/>
-              </w:rPr>
-              <w:t xml:space="preserve">末版)」 </w:t>
-            </w:r>
-            <w:r>
-              <w:rPr>
-                <w:rFonts w:ascii="ＭＳ Ｐ明朝" w:eastAsia="ＭＳ Ｐ明朝" w:hAnsi="ＭＳ Ｐ明朝" w:cs="Arial"/>
-                <w:sz w:val="22"/>
-                <w:szCs w:val="22"/>
-              </w:rPr>
-              <w:t xml:space="preserve">Japan </w:t>
-            </w:r>
-            <w:r>
-              <w:rPr>
-                <w:rFonts w:ascii="ＭＳ Ｐ明朝" w:eastAsia="ＭＳ Ｐ明朝" w:hAnsi="ＭＳ Ｐ明朝" w:cs="Arial"/>
-                <w:sz w:val="22"/>
-                <w:szCs w:val="22"/>
-              </w:rPr>
-              <w:t>Long</w:t>
-            </w:r>
-            <w:r>
-              <w:rPr>
-                <w:rFonts w:ascii="ＭＳ Ｐ明朝" w:eastAsia="ＭＳ Ｐ明朝" w:hAnsi="ＭＳ Ｐ明朝" w:cs="Arial"/>
-                <w:sz w:val="22"/>
-                <w:szCs w:val="22"/>
-              </w:rPr>
-              <w:t xml:space="preserve">-Horizon Equity </w:t>
-            </w:r>
-            <w:r>
-              <w:rPr>
-                <w:rFonts w:ascii="ＭＳ Ｐ明朝" w:eastAsia="ＭＳ Ｐ明朝" w:hAnsi="ＭＳ Ｐ明朝" w:cs="Arial"/>
-                <w:sz w:val="22"/>
-                <w:szCs w:val="22"/>
-              </w:rPr>
-              <w:t xml:space="preserve">Risk Premia </w:t>
-            </w:r>
-            <w:r>
-              <w:rPr>
-                <w:rFonts w:ascii="ＭＳ Ｐ明朝" w:eastAsia="ＭＳ Ｐ明朝" w:hAnsi="ＭＳ Ｐ明朝" w:cs="Times"/>
-                <w:sz w:val="22"/>
-                <w:szCs w:val="22"/>
-              </w:rPr>
-              <w:t>(</w:t>
-            </w:r>
-            <w:r>
-              <w:rPr>
-                <w:rFonts w:ascii="ＭＳ Ｐ明朝" w:eastAsia="ＭＳ Ｐ明朝" w:hAnsi="ＭＳ Ｐ明朝" w:cs="Arial"/>
-                <w:sz w:val="22"/>
-                <w:szCs w:val="22"/>
-              </w:rPr>
-              <w:t>1952.</w:t>
-            </w:r>
-            <w:r>
-              <w:rPr>
-                <w:rFonts w:ascii="ＭＳ Ｐ明朝" w:eastAsia="ＭＳ Ｐ明朝" w:hAnsi="ＭＳ Ｐ明朝" w:cs="Arial"/>
-                <w:sz w:val="22"/>
-                <w:szCs w:val="22"/>
-              </w:rPr>
-              <w:t>1</w:t>
-            </w:r>
-            <w:r>
-              <w:rPr>
-                <w:rFonts w:ascii="ＭＳ Ｐ明朝" w:eastAsia="ＭＳ Ｐ明朝" w:hAnsi="ＭＳ Ｐ明朝" w:cs="Arial" w:hint="eastAsia"/>
-                <w:sz w:val="22"/>
-                <w:szCs w:val="22"/>
-              </w:rPr>
-              <w:t>～</w:t>
-            </w:r>
-            <w:r>
-              <w:rPr>
-                <w:rFonts w:ascii="ＭＳ Ｐ明朝" w:eastAsia="ＭＳ Ｐ明朝" w:hAnsi="ＭＳ Ｐ明朝" w:cs="Arial"/>
-                <w:sz w:val="22"/>
-                <w:szCs w:val="22"/>
-              </w:rPr>
-              <w:t>20</w:t>
-            </w:r>
-            <w:r>
-              <w:rPr>
-                <w:rFonts w:ascii="ＭＳ Ｐ明朝" w:eastAsia="ＭＳ Ｐ明朝" w:hAnsi="ＭＳ Ｐ明朝" w:cs="Arial"/>
-                <w:sz w:val="22"/>
-                <w:szCs w:val="22"/>
-              </w:rPr>
-              <w:t>2</w:t>
-            </w:r>
-            <w:r>
-              <w:rPr>
-                <w:rFonts w:ascii="ＭＳ Ｐ明朝" w:eastAsia="ＭＳ Ｐ明朝" w:hAnsi="ＭＳ Ｐ明朝" w:cs="Arial"/>
-                <w:sz w:val="22"/>
-                <w:szCs w:val="22"/>
-              </w:rPr>
-              <w:t>5</w:t>
-            </w:r>
-            <w:r>
-              <w:rPr>
-                <w:rFonts w:ascii="ＭＳ Ｐ明朝" w:eastAsia="ＭＳ Ｐ明朝" w:hAnsi="ＭＳ Ｐ明朝" w:cs="Arial"/>
-                <w:sz w:val="22"/>
-                <w:szCs w:val="22"/>
-              </w:rPr>
-              <w:t>.</w:t>
-            </w:r>
-            <w:r>
-              <w:rPr>
-                <w:rFonts w:ascii="ＭＳ Ｐ明朝" w:eastAsia="ＭＳ Ｐ明朝" w:hAnsi="ＭＳ Ｐ明朝" w:cs="Arial"/>
-                <w:sz w:val="22"/>
-                <w:szCs w:val="22"/>
-              </w:rPr>
-              <w:t>12</w:t>
-            </w:r>
-            <w:r>
-              <w:rPr>
-                <w:rFonts w:ascii="ＭＳ Ｐ明朝" w:eastAsia="ＭＳ Ｐ明朝" w:hAnsi="ＭＳ Ｐ明朝" w:cs="Times"/>
-                <w:sz w:val="22"/>
-                <w:szCs w:val="22"/>
-              </w:rPr>
-              <w:t>)。</w:t>
-            </w:r>
-            <w:r>
-              <w:rPr>
-                <w:rFonts w:ascii="ＭＳ Ｐ明朝" w:eastAsia="ＭＳ Ｐ明朝" w:hAnsi="ＭＳ Ｐ明朝" w:cs="Arial"/>
-                <w:sz w:val="22"/>
-                <w:szCs w:val="22"/>
-              </w:rPr>
-              <w:t>Copyright © 20</w:t>
-            </w:r>
-            <w:r>
-              <w:rPr>
-                <w:rFonts w:ascii="ＭＳ Ｐ明朝" w:eastAsia="ＭＳ Ｐ明朝" w:hAnsi="ＭＳ Ｐ明朝" w:cs="Arial"/>
-                <w:sz w:val="22"/>
-                <w:szCs w:val="22"/>
-              </w:rPr>
-              <w:t>2</w:t>
-            </w:r>
-            <w:r>
-              <w:rPr>
-                <w:rFonts w:ascii="ＭＳ Ｐ明朝" w:eastAsia="ＭＳ Ｐ明朝" w:hAnsi="ＭＳ Ｐ明朝" w:cs="Arial"/>
-                <w:sz w:val="22"/>
-                <w:szCs w:val="22"/>
-              </w:rPr>
-              <w:t>6</w:t>
-            </w:r>
-            <w:r>
-              <w:rPr>
-                <w:rFonts w:ascii="ＭＳ Ｐ明朝" w:eastAsia="ＭＳ Ｐ明朝" w:hAnsi="ＭＳ Ｐ明朝" w:cs="Arial"/>
-                <w:sz w:val="22"/>
-                <w:szCs w:val="22"/>
-              </w:rPr>
-              <w:t xml:space="preserve"> </w:t>
-            </w:r>
-            <w:r>
-              <w:rPr>
-                <w:rFonts w:ascii="ＭＳ Ｐ明朝" w:eastAsia="ＭＳ Ｐ明朝" w:hAnsi="ＭＳ Ｐ明朝" w:cs="Arial"/>
-                <w:sz w:val="22"/>
-                <w:szCs w:val="22"/>
-              </w:rPr>
-              <w:t xml:space="preserve">Ibbotson Associates Japan, </w:t>
-            </w:r>
-            <w:proofErr w:type="gramStart"/>
-            <w:r>
-              <w:rPr>
-                <w:rFonts w:ascii="ＭＳ Ｐ明朝" w:eastAsia="ＭＳ Ｐ明朝" w:hAnsi="ＭＳ Ｐ明朝" w:cs="Arial"/>
-                <w:sz w:val="22"/>
-                <w:szCs w:val="22"/>
-              </w:rPr>
-              <w:t>Inc.</w:t>
-            </w:r>
-            <w:r>
-              <w:rPr>
-                <w:rFonts w:ascii="ＭＳ Ｐ明朝" w:eastAsia="ＭＳ Ｐ明朝" w:hAnsi="ＭＳ Ｐ明朝" w:cs="Times"/>
-                <w:sz w:val="22"/>
-                <w:szCs w:val="22"/>
-              </w:rPr>
-              <w:t>(</w:t>
-            </w:r>
-            <w:proofErr w:type="gramEnd"/>
-            <w:r>
-              <w:rPr>
-                <w:rFonts w:ascii="ＭＳ Ｐ明朝" w:eastAsia="ＭＳ Ｐ明朝" w:hAnsi="ＭＳ Ｐ明朝" w:cs="Times"/>
-                <w:sz w:val="22"/>
-                <w:szCs w:val="22"/>
-              </w:rPr>
-              <w:t xml:space="preserve">もしくは </w:t>
-            </w:r>
-            <w:r>
-              <w:rPr>
-                <w:rFonts w:ascii="ＭＳ Ｐ明朝" w:eastAsia="ＭＳ Ｐ明朝" w:hAnsi="ＭＳ Ｐ明朝" w:cs="Arial"/>
-                <w:sz w:val="22"/>
-                <w:szCs w:val="22"/>
-              </w:rPr>
-              <w:t>Copyright © 20</w:t>
-            </w:r>
-            <w:r>
-              <w:rPr>
-                <w:rFonts w:ascii="ＭＳ Ｐ明朝" w:eastAsia="ＭＳ Ｐ明朝" w:hAnsi="ＭＳ Ｐ明朝" w:cs="Arial"/>
-                <w:sz w:val="22"/>
-                <w:szCs w:val="22"/>
-              </w:rPr>
-              <w:t>2</w:t>
-            </w:r>
-            <w:r>
-              <w:rPr>
-                <w:rFonts w:ascii="ＭＳ Ｐ明朝" w:eastAsia="ＭＳ Ｐ明朝" w:hAnsi="ＭＳ Ｐ明朝" w:cs="Arial"/>
-                <w:sz w:val="22"/>
-                <w:szCs w:val="22"/>
-              </w:rPr>
-              <w:t>6</w:t>
-            </w:r>
-            <w:r>
-              <w:rPr>
-                <w:rFonts w:ascii="ＭＳ Ｐ明朝" w:eastAsia="ＭＳ Ｐ明朝" w:hAnsi="ＭＳ Ｐ明朝" w:cs="Times"/>
-                <w:sz w:val="22"/>
-                <w:szCs w:val="22"/>
-              </w:rPr>
-              <w:t>イ</w:t>
-            </w:r>
-            <w:r>
-              <w:rPr>
-                <w:rFonts w:ascii="ＭＳ Ｐ明朝" w:eastAsia="ＭＳ Ｐ明朝" w:hAnsi="ＭＳ Ｐ明朝" w:cs="Times" w:hint="eastAsia"/>
-                <w:sz w:val="22"/>
-                <w:szCs w:val="22"/>
-              </w:rPr>
-              <w:t>ボ</w:t>
-            </w:r>
-            <w:r>
-              <w:rPr>
-                <w:rFonts w:ascii="ＭＳ Ｐ明朝" w:eastAsia="ＭＳ Ｐ明朝" w:hAnsi="ＭＳ Ｐ明朝" w:cs="ＭＳ 明朝" w:hint="eastAsia"/>
-                <w:sz w:val="22"/>
-                <w:szCs w:val="22"/>
-              </w:rPr>
-              <w:t>ットソン・アソシエイツ・ジャパン</w:t>
-            </w:r>
-            <w:proofErr w:type="gramStart"/>
-            <w:r>
-              <w:rPr>
-                <w:rFonts w:ascii="ＭＳ Ｐ明朝" w:eastAsia="ＭＳ Ｐ明朝" w:hAnsi="ＭＳ Ｐ明朝" w:cs="ＭＳ 明朝" w:hint="eastAsia"/>
-                <w:sz w:val="22"/>
-                <w:szCs w:val="22"/>
-              </w:rPr>
-              <w:t>株式会社</w:t>
-            </w:r>
-            <w:r>
-              <w:rPr>
-                <w:rFonts w:ascii="ＭＳ Ｐ明朝" w:eastAsia="ＭＳ Ｐ明朝" w:hAnsi="ＭＳ Ｐ明朝" w:cs="Times"/>
-                <w:sz w:val="22"/>
-                <w:szCs w:val="22"/>
-              </w:rPr>
-              <w:t>)全</w:t>
-            </w:r>
-            <w:proofErr w:type="gramEnd"/>
-            <w:r>
-              <w:rPr>
-                <w:rFonts w:ascii="ＭＳ Ｐ明朝" w:eastAsia="ＭＳ Ｐ明朝" w:hAnsi="ＭＳ Ｐ明朝" w:cs="Times"/>
-                <w:sz w:val="22"/>
-                <w:szCs w:val="22"/>
-              </w:rPr>
-              <w:t>ての著作権等の権利を有する同社からの許諾を得て使用。</w:t>
+              <w:t>全ての著作権等の権利を有する同社からの許諾を得て使用。</w:t>
             </w:r>
           </w:p>
           <w:p>
             <w:pPr>
-              <w:spacing w:line="360" w:lineRule="auto"/>
               <w:rPr>
                 <w:rFonts w:ascii="ＭＳ Ｐ明朝" w:eastAsia="ＭＳ Ｐ明朝" w:hAnsi="ＭＳ Ｐ明朝" w:cs="Arial"/>
                 <w:sz w:val="22"/>
@@ -5271,7 +5320,7 @@
             </w:r>
             <w:r>
               <w:rPr>
-                <w:rFonts w:ascii="ＭＳ Ｐ明朝" w:eastAsia="ＭＳ Ｐ明朝" w:hAnsi="ＭＳ Ｐ明朝" w:cs="Arial"/>
+                <w:rFonts w:ascii="ＭＳ Ｐ明朝" w:eastAsia="ＭＳ Ｐ明朝" w:hAnsi="ＭＳ Ｐ明朝" w:cs="Arial" w:hint="eastAsia"/>
                 <w:sz w:val="22"/>
                 <w:szCs w:val="22"/>
               </w:rPr>
@@ -5283,7 +5332,15 @@
                 <w:sz w:val="22"/>
                 <w:szCs w:val="22"/>
               </w:rPr>
-              <w:t>21</w:t>
+              <w:t>2</w:t>
+            </w:r>
+            <w:r>
+              <w:rPr>
+                <w:rFonts w:ascii="ＭＳ Ｐ明朝" w:eastAsia="ＭＳ Ｐ明朝" w:hAnsi="ＭＳ Ｐ明朝" w:cs="Arial"/>
+                <w:sz w:val="22"/>
+                <w:szCs w:val="22"/>
+              </w:rPr>
+              <w:t>1</w:t>
             </w:r>
             <w:r>
               <w:rPr>
@@ -5315,6 +5372,38 @@
                 <w:sz w:val="22"/>
                 <w:szCs w:val="22"/>
               </w:rPr>
+              <w:t>3日</w:t>
+            </w:r>
+            <w:r>
+              <w:rPr>
+                <w:rFonts w:ascii="ＭＳ Ｐ明朝" w:eastAsia="ＭＳ Ｐ明朝" w:hAnsi="ＭＳ Ｐ明朝" w:cs="Arial" w:hint="eastAsia"/>
+                <w:sz w:val="22"/>
+                <w:szCs w:val="22"/>
+              </w:rPr>
+              <w:t>か</w:t>
+            </w:r>
+            <w:r>
+              <w:rPr>
+                <w:rFonts w:ascii="ＭＳ Ｐ明朝" w:eastAsia="ＭＳ Ｐ明朝" w:hAnsi="ＭＳ Ｐ明朝" w:cs="Arial" w:hint="eastAsia"/>
+                <w:sz w:val="22"/>
+                <w:szCs w:val="22"/>
+              </w:rPr>
+              <w:t>ら2</w:t>
+            </w:r>
+            <w:r>
+              <w:rPr>
+                <w:rFonts w:ascii="ＭＳ Ｐ明朝" w:eastAsia="ＭＳ Ｐ明朝" w:hAnsi="ＭＳ Ｐ明朝" w:cs="Arial"/>
+                <w:sz w:val="22"/>
+                <w:szCs w:val="22"/>
+              </w:rPr>
+              <w:t>026年</w:t>
+            </w:r>
+            <w:r>
+              <w:rPr>
+                <w:rFonts w:ascii="ＭＳ Ｐ明朝" w:eastAsia="ＭＳ Ｐ明朝" w:hAnsi="ＭＳ Ｐ明朝" w:cs="Arial" w:hint="eastAsia"/>
+                <w:sz w:val="22"/>
+                <w:szCs w:val="22"/>
+              </w:rPr>
               <w:t>3</w:t>
             </w:r>
             <w:r>
@@ -5323,6 +5412,22 @@
                 <w:sz w:val="22"/>
                 <w:szCs w:val="22"/>
               </w:rPr>
+              <w:t>月</w:t>
+            </w:r>
+            <w:r>
+              <w:rPr>
+                <w:rFonts w:ascii="ＭＳ Ｐ明朝" w:eastAsia="ＭＳ Ｐ明朝" w:hAnsi="ＭＳ Ｐ明朝" w:cs="Arial" w:hint="eastAsia"/>
+                <w:sz w:val="22"/>
+                <w:szCs w:val="22"/>
+              </w:rPr>
+              <w:t>2</w:t>
+            </w:r>
+            <w:r>
+              <w:rPr>
+                <w:rFonts w:ascii="ＭＳ Ｐ明朝" w:eastAsia="ＭＳ Ｐ明朝" w:hAnsi="ＭＳ Ｐ明朝" w:cs="Arial"/>
+                <w:sz w:val="22"/>
+                <w:szCs w:val="22"/>
+              </w:rPr>
               <w:t>日</w:t>
             </w:r>
             <w:r>
@@ -5331,96 +5436,16 @@
                 <w:sz w:val="22"/>
                 <w:szCs w:val="22"/>
               </w:rPr>
-              <w:t>か</w:t>
-            </w:r>
-            <w:r>
-              <w:rPr>
-                <w:rFonts w:ascii="ＭＳ Ｐ明朝" w:eastAsia="ＭＳ Ｐ明朝" w:hAnsi="ＭＳ Ｐ明朝" w:cs="Arial" w:hint="eastAsia"/>
-                <w:sz w:val="22"/>
-                <w:szCs w:val="22"/>
-              </w:rPr>
-              <w:t>ら2</w:t>
-            </w:r>
-            <w:r>
-              <w:rPr>
-                <w:rFonts w:ascii="ＭＳ Ｐ明朝" w:eastAsia="ＭＳ Ｐ明朝" w:hAnsi="ＭＳ Ｐ明朝" w:cs="Arial"/>
-                <w:sz w:val="22"/>
-                <w:szCs w:val="22"/>
-              </w:rPr>
-              <w:t>02</w:t>
-            </w:r>
-            <w:r>
-              <w:rPr>
-                <w:rFonts w:ascii="ＭＳ Ｐ明朝" w:eastAsia="ＭＳ Ｐ明朝" w:hAnsi="ＭＳ Ｐ明朝" w:cs="Arial"/>
-                <w:sz w:val="22"/>
-                <w:szCs w:val="22"/>
-              </w:rPr>
-              <w:t>6</w:t>
-            </w:r>
-            <w:r>
-              <w:rPr>
-                <w:rFonts w:ascii="ＭＳ Ｐ明朝" w:eastAsia="ＭＳ Ｐ明朝" w:hAnsi="ＭＳ Ｐ明朝" w:cs="Arial"/>
-                <w:sz w:val="22"/>
-                <w:szCs w:val="22"/>
-              </w:rPr>
-              <w:t>年</w:t>
-            </w:r>
-            <w:r>
-              <w:rPr>
-                <w:rFonts w:ascii="ＭＳ Ｐ明朝" w:eastAsia="ＭＳ Ｐ明朝" w:hAnsi="ＭＳ Ｐ明朝" w:cs="Arial" w:hint="eastAsia"/>
-                <w:sz w:val="22"/>
-                <w:szCs w:val="22"/>
-              </w:rPr>
-              <w:t>3</w:t>
-            </w:r>
-            <w:r>
-              <w:rPr>
-                <w:rFonts w:ascii="ＭＳ Ｐ明朝" w:eastAsia="ＭＳ Ｐ明朝" w:hAnsi="ＭＳ Ｐ明朝" w:cs="Arial"/>
-                <w:sz w:val="22"/>
-                <w:szCs w:val="22"/>
-              </w:rPr>
-              <w:t>月</w:t>
-            </w:r>
-            <w:r>
-              <w:rPr>
-                <w:rFonts w:ascii="ＭＳ Ｐ明朝" w:eastAsia="ＭＳ Ｐ明朝" w:hAnsi="ＭＳ Ｐ明朝" w:cs="Arial"/>
-                <w:sz w:val="22"/>
-                <w:szCs w:val="22"/>
-              </w:rPr>
-              <w:t>2</w:t>
-            </w:r>
-            <w:r>
-              <w:rPr>
-                <w:rFonts w:ascii="ＭＳ Ｐ明朝" w:eastAsia="ＭＳ Ｐ明朝" w:hAnsi="ＭＳ Ｐ明朝" w:cs="Arial"/>
-                <w:sz w:val="22"/>
-                <w:szCs w:val="22"/>
-              </w:rPr>
-              <w:t>日</w:t>
-            </w:r>
-            <w:r>
-              <w:rPr>
-                <w:rFonts w:ascii="ＭＳ Ｐ明朝" w:eastAsia="ＭＳ Ｐ明朝" w:hAnsi="ＭＳ Ｐ明朝" w:cs="Arial"/>
-                <w:sz w:val="22"/>
-                <w:szCs w:val="22"/>
-              </w:rPr>
               <w:t>の</w:t>
             </w:r>
             <w:r>
               <w:rPr>
                 <w:rFonts w:ascii="ＭＳ Ｐ明朝" w:eastAsia="ＭＳ Ｐ明朝" w:hAnsi="ＭＳ Ｐ明朝" w:cs="Arial" w:hint="eastAsia"/>
-                <w:sz w:val="22"/>
-                <w:szCs w:val="22"/>
-              </w:rPr>
-              <w:t>日</w:t>
-            </w:r>
-            <w:r>
-              <w:rPr>
-                <w:rFonts w:ascii="ＭＳ Ｐ明朝" w:eastAsia="ＭＳ Ｐ明朝" w:hAnsi="ＭＳ Ｐ明朝" w:cs="Arial" w:hint="eastAsia"/>
                 <w:color w:val="000000"/>
                 <w:sz w:val="22"/>
                 <w:szCs w:val="22"/>
               </w:rPr>
-              <w:t>次β</w:t>
+              <w:t>日次</w:t>
             </w:r>
             <w:r>
               <w:rPr>
@@ -5429,12 +5454,19 @@
                 <w:sz w:val="22"/>
                 <w:szCs w:val="22"/>
               </w:rPr>
-              <w:t>）</w:t>
+              <w:t>β）</w:t>
+            </w:r>
+            <w:r>
+              <w:rPr>
+                <w:rFonts w:ascii="ＭＳ Ｐ明朝" w:eastAsia="ＭＳ Ｐ明朝" w:hAnsi="ＭＳ Ｐ明朝" w:cs="Arial" w:hint="eastAsia"/>
+                <w:color w:val="000000"/>
+                <w:sz w:val="22"/>
+                <w:szCs w:val="22"/>
+              </w:rPr>
             </w:r>
           </w:p>
           <w:p>
             <w:pPr>
-              <w:spacing w:line="360" w:lineRule="auto"/>
               <w:rPr>
                 <w:rFonts w:ascii="ＭＳ Ｐ明朝" w:eastAsia="ＭＳ Ｐ明朝" w:hAnsi="ＭＳ Ｐ明朝" w:cs="Arial"/>
                 <w:color w:val="000000"/>
@@ -5498,7 +5530,6 @@
           </w:p>
           <w:p>
             <w:pPr>
-              <w:spacing w:line="360" w:lineRule="auto"/>
               <w:rPr>
                 <w:rFonts w:ascii="ＭＳ Ｐ明朝" w:eastAsia="ＭＳ Ｐ明朝" w:hAnsi="ＭＳ Ｐ明朝" w:cs="Arial"/>
                 <w:color w:val="000000"/>
@@ -5536,7 +5567,6 @@
           </w:p>
           <w:p>
             <w:pPr>
-              <w:spacing w:line="360" w:lineRule="auto"/>
               <w:rPr>
                 <w:rFonts w:ascii="ＭＳ Ｐ明朝" w:eastAsia="ＭＳ Ｐ明朝" w:hAnsi="ＭＳ Ｐ明朝" w:cs="Arial"/>
                 <w:color w:val="000000"/>
@@ -5592,7 +5622,6 @@
           </w:p>
           <w:p>
             <w:pPr>
-              <w:spacing w:line="360" w:lineRule="auto"/>
               <w:rPr>
                 <w:rFonts w:ascii="ＭＳ Ｐ明朝" w:eastAsia="ＭＳ Ｐ明朝" w:hAnsi="ＭＳ Ｐ明朝" w:cs="Arial"/>
                 <w:color w:val="000000"/>
@@ -5897,6 +5926,7 @@
           <w:sz w:val="22"/>
           <w:szCs w:val="22"/>
         </w:rPr>
+        <w:pageBreakBefore/>
       </w:pPr>
     </w:p>
     <w:p>
@@ -5909,14 +5939,15 @@
           <w:szCs w:val="22"/>
         </w:rPr>
       </w:pPr>
-      <w:bookmarkStart w:id="9" w:name="_Toc155354671"/>
-      <w:bookmarkStart w:id="10" w:name="_Toc179738840"/>
-      <w:r>
-        <w:rPr>
-          <w:rFonts w:ascii="ＭＳ Ｐ明朝" w:eastAsia="ＭＳ Ｐ明朝" w:hAnsi="ＭＳ Ｐ明朝" w:cs="Arial"/>
-          <w:sz w:val="22"/>
-          <w:szCs w:val="22"/>
-        </w:rPr>
+      <w:bookmarkStart w:id="9" w:name="_Toc179738840"/>
+      <w:bookmarkStart w:id="10" w:name="_Toc223971643"/>
+      <w:r>
+        <w:rPr>
+          <w:rFonts w:ascii="ＭＳ Ｐ明朝" w:eastAsia="ＭＳ Ｐ明朝" w:hAnsi="ＭＳ Ｐ明朝" w:cs="Arial"/>
+          <w:sz w:val="22"/>
+          <w:szCs w:val="22"/>
+        </w:rPr>
+        <w:lastRenderedPageBreak/>
         <w:t>6</w:t>
       </w:r>
       <w:r>
@@ -5943,7 +5974,7 @@
         </w:rPr>
         <w:t>仮定</w:t>
       </w:r>
-      <w:bookmarkEnd w:id="9"/>
+      <w:bookmarkEnd w:id="10"/>
     </w:p>
     <w:p>
       <w:pPr>
@@ -6048,15 +6079,7 @@
           <w:sz w:val="22"/>
           <w:szCs w:val="22"/>
         </w:rPr>
-        <w:t>株、オ</w:t>
-      </w:r>
-      <w:r>
-        <w:rPr>
-          <w:rFonts w:ascii="ＭＳ Ｐ明朝" w:eastAsia="ＭＳ Ｐ明朝" w:hAnsi="ＭＳ Ｐ明朝" w:cs="Arial"/>
-          <w:sz w:val="22"/>
-          <w:szCs w:val="22"/>
-        </w:rPr>
-        <w:t>プションの売買に取引コストは発生しない。</w:t>
+        <w:t>株、オプションの売買に取引コストは発生しない。</w:t>
       </w:r>
     </w:p>
     <w:p>
@@ -6082,25 +6105,7 @@
           <w:sz w:val="22"/>
           <w:szCs w:val="22"/>
         </w:rPr>
-        <w:t>株の購入をするために、短期金利で有価証券の価格の一部を</w:t>
-      </w:r>
-      <w:proofErr w:type="gramStart"/>
-      <w:r>
-        <w:rPr>
-          <w:rFonts w:ascii="ＭＳ Ｐ明朝" w:eastAsia="ＭＳ Ｐ明朝" w:hAnsi="ＭＳ Ｐ明朝" w:cs="Arial"/>
-          <w:sz w:val="22"/>
-          <w:szCs w:val="22"/>
-        </w:rPr>
-        <w:t>借入</w:t>
-      </w:r>
-      <w:proofErr w:type="gramEnd"/>
-      <w:r>
-        <w:rPr>
-          <w:rFonts w:ascii="ＭＳ Ｐ明朝" w:eastAsia="ＭＳ Ｐ明朝" w:hAnsi="ＭＳ Ｐ明朝" w:cs="Arial"/>
-          <w:sz w:val="22"/>
-          <w:szCs w:val="22"/>
-        </w:rPr>
-        <w:t>できる。</w:t>
+        <w:t>株の購入をするために、短期金利で有価証券の価格の一部を借入できる。</w:t>
       </w:r>
     </w:p>
     <w:p>
@@ -6163,7 +6168,23 @@
           <w:sz w:val="22"/>
           <w:szCs w:val="22"/>
         </w:rPr>
-        <w:t>・株式の</w:t>
+        <w:t>・株式の流動性については、新株予約権の行使により取得した株式を1営業日あた</w:t>
+      </w:r>
+      <w:r>
+        <w:rPr>
+          <w:rFonts w:ascii="ＭＳ Ｐ明朝" w:eastAsia="ＭＳ Ｐ明朝" w:hAnsi="ＭＳ Ｐ明朝" w:cs="Arial"/>
+          <w:sz w:val="22"/>
+          <w:szCs w:val="22"/>
+        </w:rPr>
+        <w:t>1</w:t>
+      </w:r>
+      <w:r>
+        <w:rPr>
+          <w:rFonts w:ascii="ＭＳ Ｐ明朝" w:eastAsia="ＭＳ Ｐ明朝" w:hAnsi="ＭＳ Ｐ明朝" w:cs="Arial"/>
+          <w:sz w:val="22"/>
+          <w:szCs w:val="22"/>
+        </w:rPr>
+        <w:t>48,31</w:t>
       </w:r>
       <w:r>
         <w:rPr>
@@ -6171,7 +6192,23 @@
           <w:sz w:val="22"/>
           <w:szCs w:val="22"/>
         </w:rPr>
-        <w:t>流動性については、新株予約権の行使により取得した株式を1営業日あた</w:t>
+        <w:t>3株（2</w:t>
+      </w:r>
+      <w:r>
+        <w:rPr>
+          <w:rFonts w:ascii="ＭＳ Ｐ明朝" w:eastAsia="ＭＳ Ｐ明朝" w:hAnsi="ＭＳ Ｐ明朝" w:cs="Arial"/>
+          <w:sz w:val="22"/>
+          <w:szCs w:val="22"/>
+        </w:rPr>
+        <w:t>0</w:t>
+      </w:r>
+      <w:r>
+        <w:rPr>
+          <w:rFonts w:ascii="ＭＳ Ｐ明朝" w:eastAsia="ＭＳ Ｐ明朝" w:hAnsi="ＭＳ Ｐ明朝" w:cs="Arial"/>
+          <w:sz w:val="22"/>
+          <w:szCs w:val="22"/>
+        </w:rPr>
+        <w:t>2</w:t>
       </w:r>
       <w:r>
         <w:rPr>
@@ -6179,15 +6216,15 @@
           <w:sz w:val="22"/>
           <w:szCs w:val="22"/>
         </w:rPr>
-        <w:t>り</w:t>
-      </w:r>
-      <w:r>
-        <w:rPr>
-          <w:rFonts w:ascii="ＭＳ Ｐ明朝" w:eastAsia="ＭＳ Ｐ明朝" w:hAnsi="ＭＳ Ｐ明朝" w:cs="Arial"/>
-          <w:sz w:val="22"/>
-          <w:szCs w:val="22"/>
-        </w:rPr>
-        <w:t>148,313</w:t>
+        <w:t>1</w:t>
+      </w:r>
+      <w:r>
+        <w:rPr>
+          <w:rFonts w:ascii="ＭＳ Ｐ明朝" w:eastAsia="ＭＳ Ｐ明朝" w:hAnsi="ＭＳ Ｐ明朝" w:cs="Arial"/>
+          <w:sz w:val="22"/>
+          <w:szCs w:val="22"/>
+        </w:rPr>
+        <w:t>年</w:t>
       </w:r>
       <w:r>
         <w:rPr>
@@ -6195,15 +6232,15 @@
           <w:sz w:val="22"/>
           <w:szCs w:val="22"/>
         </w:rPr>
-        <w:t>株（20</w:t>
-      </w:r>
-      <w:r>
-        <w:rPr>
-          <w:rFonts w:ascii="ＭＳ Ｐ明朝" w:eastAsia="ＭＳ Ｐ明朝" w:hAnsi="ＭＳ Ｐ明朝" w:cs="Arial"/>
-          <w:sz w:val="22"/>
-          <w:szCs w:val="22"/>
-        </w:rPr>
-        <w:t>21</w:t>
+        <w:t>3</w:t>
+      </w:r>
+      <w:r>
+        <w:rPr>
+          <w:rFonts w:ascii="ＭＳ Ｐ明朝" w:eastAsia="ＭＳ Ｐ明朝" w:hAnsi="ＭＳ Ｐ明朝" w:cs="Arial"/>
+          <w:sz w:val="22"/>
+          <w:szCs w:val="22"/>
+        </w:rPr>
+        <w:t>月3</w:t>
       </w:r>
       <w:r>
         <w:rPr>
@@ -6211,6 +6248,22 @@
           <w:sz w:val="22"/>
           <w:szCs w:val="22"/>
         </w:rPr>
+        <w:t>日から</w:t>
+      </w:r>
+      <w:r>
+        <w:rPr>
+          <w:rFonts w:ascii="ＭＳ Ｐ明朝" w:eastAsia="ＭＳ Ｐ明朝" w:hAnsi="ＭＳ Ｐ明朝" w:cs="Arial" w:hint="eastAsia"/>
+          <w:sz w:val="22"/>
+          <w:szCs w:val="22"/>
+        </w:rPr>
+        <w:t>2026</w:t>
+      </w:r>
+      <w:r>
+        <w:rPr>
+          <w:rFonts w:ascii="ＭＳ Ｐ明朝" w:eastAsia="ＭＳ Ｐ明朝" w:hAnsi="ＭＳ Ｐ明朝" w:cs="Arial" w:hint="eastAsia"/>
+          <w:sz w:val="22"/>
+          <w:szCs w:val="22"/>
+        </w:rPr>
         <w:t>年</w:t>
       </w:r>
       <w:r>
@@ -6235,15 +6288,7 @@
           <w:sz w:val="22"/>
           <w:szCs w:val="22"/>
         </w:rPr>
-        <w:t>3</w:t>
-      </w:r>
-      <w:r>
-        <w:rPr>
-          <w:rFonts w:ascii="ＭＳ Ｐ明朝" w:eastAsia="ＭＳ Ｐ明朝" w:hAnsi="ＭＳ Ｐ明朝" w:cs="Arial"/>
-          <w:sz w:val="22"/>
-          <w:szCs w:val="22"/>
-        </w:rPr>
-        <w:t>日</w:t>
+        <w:t>2</w:t>
       </w:r>
       <w:r>
         <w:rPr>
@@ -6251,31 +6296,23 @@
           <w:sz w:val="22"/>
           <w:szCs w:val="22"/>
         </w:rPr>
-        <w:t>から2</w:t>
-      </w:r>
-      <w:r>
-        <w:rPr>
-          <w:rFonts w:ascii="ＭＳ Ｐ明朝" w:eastAsia="ＭＳ Ｐ明朝" w:hAnsi="ＭＳ Ｐ明朝" w:cs="Arial"/>
-          <w:sz w:val="22"/>
-          <w:szCs w:val="22"/>
-        </w:rPr>
-        <w:t>02</w:t>
-      </w:r>
-      <w:r>
-        <w:rPr>
-          <w:rFonts w:ascii="ＭＳ Ｐ明朝" w:eastAsia="ＭＳ Ｐ明朝" w:hAnsi="ＭＳ Ｐ明朝" w:cs="Arial"/>
-          <w:sz w:val="22"/>
-          <w:szCs w:val="22"/>
-        </w:rPr>
-        <w:t>6</w:t>
-      </w:r>
-      <w:r>
-        <w:rPr>
-          <w:rFonts w:ascii="ＭＳ Ｐ明朝" w:eastAsia="ＭＳ Ｐ明朝" w:hAnsi="ＭＳ Ｐ明朝" w:cs="Arial"/>
-          <w:sz w:val="22"/>
-          <w:szCs w:val="22"/>
-        </w:rPr>
-        <w:t>年</w:t>
+        <w:t>日までの日次売買高の中央値である</w:t>
+      </w:r>
+      <w:r>
+        <w:rPr>
+          <w:rFonts w:ascii="ＭＳ Ｐ明朝" w:eastAsia="ＭＳ Ｐ明朝" w:hAnsi="ＭＳ Ｐ明朝" w:cs="Arial"/>
+          <w:sz w:val="22"/>
+          <w:szCs w:val="22"/>
+        </w:rPr>
+        <w:t>1</w:t>
+      </w:r>
+      <w:r>
+        <w:rPr>
+          <w:rFonts w:ascii="ＭＳ Ｐ明朝" w:eastAsia="ＭＳ Ｐ明朝" w:hAnsi="ＭＳ Ｐ明朝" w:cs="Arial"/>
+          <w:sz w:val="22"/>
+          <w:szCs w:val="22"/>
+        </w:rPr>
+        <w:t>,483,1</w:t>
       </w:r>
       <w:r>
         <w:rPr>
@@ -6283,39 +6320,15 @@
           <w:sz w:val="22"/>
           <w:szCs w:val="22"/>
         </w:rPr>
-        <w:t>3</w:t>
-      </w:r>
-      <w:r>
-        <w:rPr>
-          <w:rFonts w:ascii="ＭＳ Ｐ明朝" w:eastAsia="ＭＳ Ｐ明朝" w:hAnsi="ＭＳ Ｐ明朝" w:cs="Arial"/>
-          <w:sz w:val="22"/>
-          <w:szCs w:val="22"/>
-        </w:rPr>
-        <w:t>月</w:t>
-      </w:r>
-      <w:r>
-        <w:rPr>
-          <w:rFonts w:ascii="ＭＳ Ｐ明朝" w:eastAsia="ＭＳ Ｐ明朝" w:hAnsi="ＭＳ Ｐ明朝" w:cs="Arial"/>
-          <w:sz w:val="22"/>
-          <w:szCs w:val="22"/>
-        </w:rPr>
-        <w:t>2</w:t>
-      </w:r>
-      <w:r>
-        <w:rPr>
-          <w:rFonts w:ascii="ＭＳ Ｐ明朝" w:eastAsia="ＭＳ Ｐ明朝" w:hAnsi="ＭＳ Ｐ明朝" w:cs="Arial"/>
-          <w:sz w:val="22"/>
-          <w:szCs w:val="22"/>
-        </w:rPr>
-        <w:t>日</w:t>
-      </w:r>
-      <w:r>
-        <w:rPr>
-          <w:rFonts w:ascii="ＭＳ Ｐ明朝" w:eastAsia="ＭＳ Ｐ明朝" w:hAnsi="ＭＳ Ｐ明朝" w:cs="Arial"/>
-          <w:sz w:val="22"/>
-          <w:szCs w:val="22"/>
-        </w:rPr>
-        <w:t>ま</w:t>
+        <w:t>23株の10％</w:t>
+      </w:r>
+      <w:r>
+        <w:rPr>
+          <w:rFonts w:ascii="ＭＳ Ｐ明朝" w:eastAsia="ＭＳ Ｐ明朝" w:hAnsi="ＭＳ Ｐ明朝" w:cs="Arial"/>
+          <w:sz w:val="22"/>
+          <w:szCs w:val="22"/>
+        </w:rPr>
+        <w:t xml:space="preserve"> 小数点第一</w:t>
       </w:r>
       <w:r>
         <w:rPr>
@@ -6323,23 +6336,15 @@
           <w:sz w:val="22"/>
           <w:szCs w:val="22"/>
         </w:rPr>
-        <w:t>での日次売買高の中央値である</w:t>
-      </w:r>
-      <w:r>
-        <w:rPr>
-          <w:rFonts w:ascii="ＭＳ Ｐ明朝" w:eastAsia="ＭＳ Ｐ明朝" w:hAnsi="ＭＳ Ｐ明朝" w:cs="Arial"/>
-          <w:sz w:val="22"/>
-          <w:szCs w:val="22"/>
-        </w:rPr>
-        <w:t>1,483,123</w:t>
-      </w:r>
-      <w:r>
-        <w:rPr>
-          <w:rFonts w:ascii="ＭＳ Ｐ明朝" w:eastAsia="ＭＳ Ｐ明朝" w:hAnsi="ＭＳ Ｐ明朝" w:cs="Arial"/>
-          <w:sz w:val="22"/>
-          <w:szCs w:val="22"/>
-        </w:rPr>
-        <w:t>株の</w:t>
+        <w:t>位を切り</w:t>
+      </w:r>
+      <w:r>
+        <w:rPr>
+          <w:rFonts w:ascii="ＭＳ Ｐ明朝" w:eastAsia="ＭＳ Ｐ明朝" w:hAnsi="ＭＳ Ｐ明朝" w:cs="Arial"/>
+          <w:sz w:val="22"/>
+          <w:szCs w:val="22"/>
+        </w:rPr>
+        <w:t>上</w:t>
       </w:r>
       <w:r>
         <w:rPr>
@@ -6347,15 +6352,15 @@
           <w:sz w:val="22"/>
           <w:szCs w:val="22"/>
         </w:rPr>
-        <w:t>10</w:t>
-      </w:r>
-      <w:r>
-        <w:rPr>
-          <w:rFonts w:ascii="ＭＳ Ｐ明朝" w:eastAsia="ＭＳ Ｐ明朝" w:hAnsi="ＭＳ Ｐ明朝" w:cs="Arial"/>
-          <w:sz w:val="22"/>
-          <w:szCs w:val="22"/>
-        </w:rPr>
-        <w:t>％ 小数</w:t>
+        <w:t>げ</w:t>
+      </w:r>
+      <w:r>
+        <w:rPr>
+          <w:rFonts w:ascii="ＭＳ Ｐ明朝" w:eastAsia="ＭＳ Ｐ明朝" w:hAnsi="ＭＳ Ｐ明朝" w:cs="Arial"/>
+          <w:sz w:val="22"/>
+          <w:szCs w:val="22"/>
+        </w:rPr>
+        <w:t>）ずつ売却できるものと</w:t>
       </w:r>
       <w:r>
         <w:rPr>
@@ -6363,15 +6368,15 @@
           <w:sz w:val="22"/>
           <w:szCs w:val="22"/>
         </w:rPr>
-        <w:t>点</w:t>
-      </w:r>
-      <w:r>
-        <w:rPr>
-          <w:rFonts w:ascii="ＭＳ Ｐ明朝" w:eastAsia="ＭＳ Ｐ明朝" w:hAnsi="ＭＳ Ｐ明朝" w:cs="Arial"/>
-          <w:sz w:val="22"/>
-          <w:szCs w:val="22"/>
-        </w:rPr>
-        <w:t>第一位を切り</w:t>
+        <w:t>す</w:t>
+      </w:r>
+      <w:r>
+        <w:rPr>
+          <w:rFonts w:ascii="ＭＳ Ｐ明朝" w:eastAsia="ＭＳ Ｐ明朝" w:hAnsi="ＭＳ Ｐ明朝" w:cs="Arial"/>
+          <w:sz w:val="22"/>
+          <w:szCs w:val="22"/>
+        </w:rPr>
+        <w:t>る（日次売</w:t>
       </w:r>
       <w:r>
         <w:rPr>
@@ -6379,7 +6384,15 @@
           <w:sz w:val="22"/>
           <w:szCs w:val="22"/>
         </w:rPr>
-        <w:t>上げ</w:t>
+        <w:t>買</w:t>
+      </w:r>
+      <w:r>
+        <w:rPr>
+          <w:rFonts w:ascii="ＭＳ Ｐ明朝" w:eastAsia="ＭＳ Ｐ明朝" w:hAnsi="ＭＳ Ｐ明朝" w:cs="Arial"/>
+          <w:sz w:val="22"/>
+          <w:szCs w:val="22"/>
+        </w:rPr>
+        <w:t>高の10%という数値につきましては、市場環境への影響を鑑</w:t>
       </w:r>
       <w:r>
         <w:rPr>
@@ -6387,114 +6400,46 @@
           <w:sz w:val="22"/>
           <w:szCs w:val="22"/>
         </w:rPr>
-        <w:t>）</w:t>
-      </w:r>
-      <w:proofErr w:type="gramStart"/>
+        <w:t>みて取引高上限である100％のうち平均してその1</w:t>
+      </w:r>
+      <w:r>
+        <w:rPr>
+          <w:rFonts w:ascii="ＭＳ Ｐ明朝" w:eastAsia="ＭＳ Ｐ明朝" w:hAnsi="ＭＳ Ｐ明朝" w:cs="Arial"/>
+          <w:sz w:val="22"/>
+          <w:szCs w:val="22"/>
+        </w:rPr>
+        <w:t>0％の自己株式の取引が市場でなされると想定し、その水準の取引高は市場価格への影響が軽微であること、</w:t>
+      </w:r>
       <w:r>
         <w:rPr>
           <w:rFonts w:ascii="ＭＳ Ｐ明朝" w:eastAsia="ＭＳ Ｐ明朝" w:hAnsi="ＭＳ Ｐ明朝" w:cs="Arial" w:hint="eastAsia"/>
           <w:sz w:val="22"/>
           <w:szCs w:val="22"/>
         </w:rPr>
-        <w:t>ず</w:t>
-      </w:r>
-      <w:r>
-        <w:rPr>
-          <w:rFonts w:ascii="ＭＳ Ｐ明朝" w:eastAsia="ＭＳ Ｐ明朝" w:hAnsi="ＭＳ Ｐ明朝" w:cs="Arial"/>
-          <w:sz w:val="22"/>
-          <w:szCs w:val="22"/>
-        </w:rPr>
-        <w:t>つ</w:t>
-      </w:r>
-      <w:proofErr w:type="gramEnd"/>
+        <w:t>また新株予</w:t>
+      </w:r>
+      <w:r>
+        <w:rPr>
+          <w:rFonts w:ascii="ＭＳ Ｐ明朝" w:eastAsia="ＭＳ Ｐ明朝" w:hAnsi="ＭＳ Ｐ明朝" w:cs="Arial"/>
+          <w:sz w:val="22"/>
+          <w:szCs w:val="22"/>
+        </w:rPr>
+        <w:t>約権の評価を行う一般的な算定機関において通常利用している数値でもあることから日次売買高の10%という数値を採用したことは妥当であると考えておりま</w:t>
+      </w:r>
       <w:r>
         <w:rPr>
           <w:rFonts w:ascii="ＭＳ Ｐ明朝" w:eastAsia="ＭＳ Ｐ明朝" w:hAnsi="ＭＳ Ｐ明朝" w:cs="Arial" w:hint="eastAsia"/>
           <w:sz w:val="22"/>
           <w:szCs w:val="22"/>
         </w:rPr>
-        <w:t>売</w:t>
-      </w:r>
-      <w:r>
-        <w:rPr>
-          <w:rFonts w:ascii="ＭＳ Ｐ明朝" w:eastAsia="ＭＳ Ｐ明朝" w:hAnsi="ＭＳ Ｐ明朝" w:cs="Arial"/>
-          <w:sz w:val="22"/>
-          <w:szCs w:val="22"/>
-        </w:rPr>
-        <w:t>却できるものとする（日</w:t>
+        <w:t>す</w:t>
       </w:r>
       <w:r>
         <w:rPr>
           <w:rFonts w:ascii="ＭＳ Ｐ明朝" w:eastAsia="ＭＳ Ｐ明朝" w:hAnsi="ＭＳ Ｐ明朝" w:cs="Arial" w:hint="eastAsia"/>
-          <w:sz w:val="22"/>
-          <w:szCs w:val="22"/>
-        </w:rPr>
-        <w:t>次</w:t>
-      </w:r>
-      <w:r>
-        <w:rPr>
-          <w:rFonts w:ascii="ＭＳ Ｐ明朝" w:eastAsia="ＭＳ Ｐ明朝" w:hAnsi="ＭＳ Ｐ明朝" w:cs="Arial"/>
-          <w:sz w:val="22"/>
-          <w:szCs w:val="22"/>
-        </w:rPr>
-        <w:t>売買高の1</w:t>
-      </w:r>
-      <w:r>
-        <w:rPr>
-          <w:rFonts w:ascii="ＭＳ Ｐ明朝" w:eastAsia="ＭＳ Ｐ明朝" w:hAnsi="ＭＳ Ｐ明朝" w:cs="Arial" w:hint="eastAsia"/>
-          <w:sz w:val="22"/>
-          <w:szCs w:val="22"/>
-        </w:rPr>
-        <w:t>0</w:t>
-      </w:r>
-      <w:r>
-        <w:rPr>
-          <w:rFonts w:ascii="ＭＳ Ｐ明朝" w:eastAsia="ＭＳ Ｐ明朝" w:hAnsi="ＭＳ Ｐ明朝" w:cs="Arial"/>
-          <w:sz w:val="22"/>
-          <w:szCs w:val="22"/>
-        </w:rPr>
-        <w:t>%という数値につきましては、市場環境への影響を鑑みて取引</w:t>
-      </w:r>
-      <w:r>
-        <w:rPr>
-          <w:rFonts w:ascii="ＭＳ Ｐ明朝" w:eastAsia="ＭＳ Ｐ明朝" w:hAnsi="ＭＳ Ｐ明朝" w:cs="Arial" w:hint="eastAsia"/>
-          <w:sz w:val="22"/>
-          <w:szCs w:val="22"/>
-        </w:rPr>
-        <w:t>高上限である</w:t>
-      </w:r>
-      <w:r>
-        <w:rPr>
-          <w:rFonts w:ascii="ＭＳ Ｐ明朝" w:eastAsia="ＭＳ Ｐ明朝" w:hAnsi="ＭＳ Ｐ明朝" w:cs="Arial" w:hint="eastAsia"/>
-          <w:sz w:val="22"/>
-          <w:szCs w:val="22"/>
-        </w:rPr>
-        <w:lastRenderedPageBreak/>
-        <w:t>100％のうち平均してその10％の自</w:t>
-      </w:r>
-      <w:r>
-        <w:rPr>
-          <w:rFonts w:ascii="ＭＳ Ｐ明朝" w:eastAsia="ＭＳ Ｐ明朝" w:hAnsi="ＭＳ Ｐ明朝" w:cs="Arial"/>
-          <w:sz w:val="22"/>
-          <w:szCs w:val="22"/>
-        </w:rPr>
-        <w:t>己株式の取引が市場でなされると想定し、その水準の取引高は市場価格への影響が軽微であること、また新株</w:t>
-      </w:r>
-      <w:r>
-        <w:rPr>
-          <w:rFonts w:ascii="ＭＳ Ｐ明朝" w:eastAsia="ＭＳ Ｐ明朝" w:hAnsi="ＭＳ Ｐ明朝" w:cs="Arial" w:hint="eastAsia"/>
-          <w:sz w:val="22"/>
-          <w:szCs w:val="22"/>
-        </w:rPr>
-        <w:t>予約権の評</w:t>
-      </w:r>
-      <w:r>
-        <w:rPr>
-          <w:rFonts w:ascii="ＭＳ Ｐ明朝" w:eastAsia="ＭＳ Ｐ明朝" w:hAnsi="ＭＳ Ｐ明朝" w:cs="Arial"/>
-          <w:sz w:val="22"/>
-          <w:szCs w:val="22"/>
-        </w:rPr>
-        <w:t>価を行う一般的な算定機関において通常利用している数値でもあることから日次売買高の10%という数値を採用したことは妥当であると考えております。）。</w:t>
+          <w:szCs w:val="21"/>
+        </w:rPr>
+        <w:t>。）。</w:t>
       </w:r>
     </w:p>
     <w:p>
@@ -6503,202 +6448,11 @@
         <w:rPr>
           <w:rFonts w:ascii="ＭＳ Ｐ明朝" w:eastAsia="ＭＳ Ｐ明朝" w:hAnsi="ＭＳ Ｐ明朝"/>
         </w:rPr>
+        <w:pageBreakBefore/>
       </w:pPr>
     </w:p>
     <w:p>
       <w:pPr>
-        <w:ind w:firstLine="210"/>
-        <w:rPr>
-          <w:rFonts w:ascii="ＭＳ Ｐ明朝" w:eastAsia="ＭＳ Ｐ明朝" w:hAnsi="ＭＳ Ｐ明朝"/>
-        </w:rPr>
-      </w:pPr>
-    </w:p>
-    <w:p>
-      <w:pPr>
-        <w:ind w:firstLine="210"/>
-        <w:rPr>
-          <w:rFonts w:ascii="ＭＳ Ｐ明朝" w:eastAsia="ＭＳ Ｐ明朝" w:hAnsi="ＭＳ Ｐ明朝"/>
-        </w:rPr>
-      </w:pPr>
-    </w:p>
-    <w:p>
-      <w:pPr>
-        <w:ind w:firstLine="210"/>
-        <w:rPr>
-          <w:rFonts w:ascii="ＭＳ Ｐ明朝" w:eastAsia="ＭＳ Ｐ明朝" w:hAnsi="ＭＳ Ｐ明朝"/>
-        </w:rPr>
-      </w:pPr>
-    </w:p>
-    <w:p>
-      <w:pPr>
-        <w:ind w:firstLine="210"/>
-        <w:rPr>
-          <w:rFonts w:ascii="ＭＳ Ｐ明朝" w:eastAsia="ＭＳ Ｐ明朝" w:hAnsi="ＭＳ Ｐ明朝"/>
-        </w:rPr>
-      </w:pPr>
-    </w:p>
-    <w:p>
-      <w:pPr>
-        <w:ind w:firstLine="210"/>
-        <w:rPr>
-          <w:rFonts w:ascii="ＭＳ Ｐ明朝" w:eastAsia="ＭＳ Ｐ明朝" w:hAnsi="ＭＳ Ｐ明朝"/>
-        </w:rPr>
-      </w:pPr>
-    </w:p>
-    <w:p>
-      <w:pPr>
-        <w:ind w:firstLine="210"/>
-        <w:rPr>
-          <w:rFonts w:ascii="ＭＳ Ｐ明朝" w:eastAsia="ＭＳ Ｐ明朝" w:hAnsi="ＭＳ Ｐ明朝"/>
-        </w:rPr>
-      </w:pPr>
-    </w:p>
-    <w:p>
-      <w:pPr>
-        <w:ind w:firstLine="210"/>
-        <w:rPr>
-          <w:rFonts w:ascii="ＭＳ Ｐ明朝" w:eastAsia="ＭＳ Ｐ明朝" w:hAnsi="ＭＳ Ｐ明朝"/>
-        </w:rPr>
-      </w:pPr>
-    </w:p>
-    <w:p>
-      <w:pPr>
-        <w:ind w:firstLine="210"/>
-        <w:rPr>
-          <w:rFonts w:ascii="ＭＳ Ｐ明朝" w:eastAsia="ＭＳ Ｐ明朝" w:hAnsi="ＭＳ Ｐ明朝"/>
-        </w:rPr>
-      </w:pPr>
-    </w:p>
-    <w:p>
-      <w:pPr>
-        <w:ind w:firstLine="210"/>
-        <w:rPr>
-          <w:rFonts w:ascii="ＭＳ Ｐ明朝" w:eastAsia="ＭＳ Ｐ明朝" w:hAnsi="ＭＳ Ｐ明朝"/>
-        </w:rPr>
-      </w:pPr>
-    </w:p>
-    <w:p>
-      <w:pPr>
-        <w:ind w:firstLine="210"/>
-        <w:rPr>
-          <w:rFonts w:ascii="ＭＳ Ｐ明朝" w:eastAsia="ＭＳ Ｐ明朝" w:hAnsi="ＭＳ Ｐ明朝"/>
-        </w:rPr>
-      </w:pPr>
-    </w:p>
-    <w:p>
-      <w:pPr>
-        <w:ind w:firstLine="210"/>
-        <w:rPr>
-          <w:rFonts w:ascii="ＭＳ Ｐ明朝" w:eastAsia="ＭＳ Ｐ明朝" w:hAnsi="ＭＳ Ｐ明朝"/>
-        </w:rPr>
-      </w:pPr>
-    </w:p>
-    <w:p>
-      <w:pPr>
-        <w:ind w:firstLine="210"/>
-        <w:rPr>
-          <w:rFonts w:ascii="ＭＳ Ｐ明朝" w:eastAsia="ＭＳ Ｐ明朝" w:hAnsi="ＭＳ Ｐ明朝"/>
-        </w:rPr>
-      </w:pPr>
-    </w:p>
-    <w:p>
-      <w:pPr>
-        <w:ind w:firstLine="210"/>
-        <w:rPr>
-          <w:rFonts w:ascii="ＭＳ Ｐ明朝" w:eastAsia="ＭＳ Ｐ明朝" w:hAnsi="ＭＳ Ｐ明朝"/>
-        </w:rPr>
-      </w:pPr>
-    </w:p>
-    <w:p>
-      <w:pPr>
-        <w:ind w:firstLine="210"/>
-        <w:rPr>
-          <w:rFonts w:ascii="ＭＳ Ｐ明朝" w:eastAsia="ＭＳ Ｐ明朝" w:hAnsi="ＭＳ Ｐ明朝"/>
-        </w:rPr>
-      </w:pPr>
-    </w:p>
-    <w:p>
-      <w:pPr>
-        <w:ind w:firstLine="210"/>
-        <w:rPr>
-          <w:rFonts w:ascii="ＭＳ Ｐ明朝" w:eastAsia="ＭＳ Ｐ明朝" w:hAnsi="ＭＳ Ｐ明朝"/>
-        </w:rPr>
-      </w:pPr>
-    </w:p>
-    <w:p>
-      <w:pPr>
-        <w:ind w:firstLine="210"/>
-        <w:rPr>
-          <w:rFonts w:ascii="ＭＳ Ｐ明朝" w:eastAsia="ＭＳ Ｐ明朝" w:hAnsi="ＭＳ Ｐ明朝"/>
-        </w:rPr>
-      </w:pPr>
-    </w:p>
-    <w:p>
-      <w:pPr>
-        <w:ind w:firstLine="210"/>
-        <w:rPr>
-          <w:rFonts w:ascii="ＭＳ Ｐ明朝" w:eastAsia="ＭＳ Ｐ明朝" w:hAnsi="ＭＳ Ｐ明朝"/>
-        </w:rPr>
-      </w:pPr>
-    </w:p>
-    <w:p>
-      <w:pPr>
-        <w:ind w:firstLine="210"/>
-        <w:rPr>
-          <w:rFonts w:ascii="ＭＳ Ｐ明朝" w:eastAsia="ＭＳ Ｐ明朝" w:hAnsi="ＭＳ Ｐ明朝"/>
-        </w:rPr>
-      </w:pPr>
-    </w:p>
-    <w:p>
-      <w:pPr>
-        <w:ind w:firstLine="210"/>
-        <w:rPr>
-          <w:rFonts w:ascii="ＭＳ Ｐ明朝" w:eastAsia="ＭＳ Ｐ明朝" w:hAnsi="ＭＳ Ｐ明朝"/>
-        </w:rPr>
-      </w:pPr>
-    </w:p>
-    <w:p>
-      <w:pPr>
-        <w:ind w:firstLine="210"/>
-        <w:rPr>
-          <w:rFonts w:ascii="ＭＳ Ｐ明朝" w:eastAsia="ＭＳ Ｐ明朝" w:hAnsi="ＭＳ Ｐ明朝"/>
-        </w:rPr>
-      </w:pPr>
-    </w:p>
-    <w:p>
-      <w:pPr>
-        <w:ind w:firstLine="210"/>
-        <w:rPr>
-          <w:rFonts w:ascii="ＭＳ Ｐ明朝" w:eastAsia="ＭＳ Ｐ明朝" w:hAnsi="ＭＳ Ｐ明朝"/>
-        </w:rPr>
-      </w:pPr>
-    </w:p>
-    <w:p>
-      <w:pPr>
-        <w:ind w:firstLine="210"/>
-        <w:rPr>
-          <w:rFonts w:ascii="ＭＳ Ｐ明朝" w:eastAsia="ＭＳ Ｐ明朝" w:hAnsi="ＭＳ Ｐ明朝"/>
-        </w:rPr>
-      </w:pPr>
-    </w:p>
-    <w:p>
-      <w:pPr>
-        <w:ind w:firstLine="210"/>
-        <w:rPr>
-          <w:rFonts w:ascii="ＭＳ Ｐ明朝" w:eastAsia="ＭＳ Ｐ明朝" w:hAnsi="ＭＳ Ｐ明朝"/>
-        </w:rPr>
-      </w:pPr>
-    </w:p>
-    <w:p>
-      <w:pPr>
-        <w:ind w:firstLine="210"/>
-        <w:rPr>
-          <w:rFonts w:ascii="ＭＳ Ｐ明朝" w:eastAsia="ＭＳ Ｐ明朝" w:hAnsi="ＭＳ Ｐ明朝"/>
-        </w:rPr>
-      </w:pPr>
-    </w:p>
-    <w:p>
-      <w:pPr>
         <w:pStyle w:val="2"/>
         <w:ind w:firstLineChars="100" w:firstLine="220"/>
         <w:rPr>
@@ -6707,7 +6461,7 @@
           <w:szCs w:val="22"/>
         </w:rPr>
       </w:pPr>
-      <w:bookmarkStart w:id="11" w:name="_Toc155354672"/>
+      <w:bookmarkStart w:id="11" w:name="_Toc223971644"/>
       <w:r>
         <w:rPr>
           <w:rFonts w:ascii="ＭＳ Ｐ明朝" w:eastAsia="ＭＳ Ｐ明朝" w:hAnsi="ＭＳ Ｐ明朝" w:cs="Arial"/>
@@ -6757,7 +6511,7 @@
         </w:rPr>
         <w:t>現在）</w:t>
       </w:r>
-      <w:bookmarkEnd w:id="10"/>
+      <w:bookmarkEnd w:id="9"/>
       <w:bookmarkEnd w:id="11"/>
     </w:p>
     <w:p>
@@ -6823,7 +6577,7 @@
           <w:sz w:val="22"/>
           <w:szCs w:val="22"/>
         </w:rPr>
-        <w:t>ジェリービーンズグループ</w:t>
+        <w:t>ジェリービ</w:t>
       </w:r>
       <w:r>
         <w:rPr>
@@ -6831,8 +6585,24 @@
           <w:sz w:val="22"/>
           <w:szCs w:val="22"/>
         </w:rPr>
+        <w:t>ー</w:t>
+      </w:r>
+      <w:r>
+        <w:rPr>
+          <w:rFonts w:ascii="ＭＳ Ｐ明朝" w:eastAsia="ＭＳ Ｐ明朝" w:hAnsi="ＭＳ Ｐ明朝" w:cs="Arial" w:hint="eastAsia"/>
+          <w:sz w:val="22"/>
+          <w:szCs w:val="22"/>
+        </w:rPr>
+        <w:t>ンズ</w:t>
+      </w:r>
+      <w:r>
+        <w:rPr>
+          <w:rFonts w:ascii="ＭＳ Ｐ明朝" w:eastAsia="ＭＳ Ｐ明朝" w:hAnsi="ＭＳ Ｐ明朝" w:cs="Arial" w:hint="eastAsia"/>
+          <w:sz w:val="22"/>
+          <w:szCs w:val="22"/>
+        </w:rPr>
+        <w:t>グループ</w:t>
         <w:br/>
-        <w:t>東京証券取引所</w:t>
       </w:r>
       <w:r>
         <w:rPr>
@@ -6840,39 +6610,31 @@
           <w:sz w:val="22"/>
           <w:szCs w:val="22"/>
         </w:rPr>
-        <w:t>グロース</w:t>
-      </w:r>
-      <w:r>
-        <w:rPr>
-          <w:rFonts w:ascii="ＭＳ Ｐ明朝" w:eastAsia="ＭＳ Ｐ明朝" w:hAnsi="ＭＳ Ｐ明朝" w:cs="Arial"/>
-          <w:sz w:val="22"/>
-          <w:szCs w:val="22"/>
-        </w:rPr>
-        <w:t>（コード：</w:t>
-      </w:r>
-      <w:r>
-        <w:rPr>
-          <w:rFonts w:ascii="ＭＳ Ｐ明朝" w:eastAsia="ＭＳ Ｐ明朝" w:hAnsi="ＭＳ Ｐ明朝" w:cs="Arial"/>
-          <w:sz w:val="22"/>
-          <w:szCs w:val="22"/>
-        </w:rPr>
-        <w:t>30</w:t>
-      </w:r>
-      <w:r>
-        <w:rPr>
-          <w:rFonts w:ascii="ＭＳ Ｐ明朝" w:eastAsia="ＭＳ Ｐ明朝" w:hAnsi="ＭＳ Ｐ明朝" w:cs="Arial"/>
-          <w:sz w:val="22"/>
-          <w:szCs w:val="22"/>
-        </w:rPr>
-        <w:t>70</w:t>
-      </w:r>
-      <w:r>
-        <w:rPr>
-          <w:rFonts w:ascii="ＭＳ Ｐ明朝" w:eastAsia="ＭＳ Ｐ明朝" w:hAnsi="ＭＳ Ｐ明朝" w:cs="Arial"/>
-          <w:sz w:val="22"/>
-          <w:szCs w:val="22"/>
-        </w:rPr>
-        <w:t>）</w:t>
+        <w:t>東京証券取引</w:t>
+      </w:r>
+      <w:r>
+        <w:rPr>
+          <w:rFonts w:ascii="ＭＳ Ｐ明朝" w:eastAsia="ＭＳ Ｐ明朝" w:hAnsi="ＭＳ Ｐ明朝" w:cs="Arial"/>
+          <w:sz w:val="22"/>
+          <w:szCs w:val="22"/>
+        </w:rPr>
+        <w:t>所スタンダ</w:t>
+      </w:r>
+      <w:r>
+        <w:rPr>
+          <w:rFonts w:ascii="ＭＳ Ｐ明朝" w:eastAsia="ＭＳ Ｐ明朝" w:hAnsi="ＭＳ Ｐ明朝" w:cs="Arial"/>
+          <w:sz w:val="22"/>
+          <w:szCs w:val="22"/>
+        </w:rPr>
+        <w:t>ード（コ</w:t>
+      </w:r>
+      <w:r>
+        <w:rPr>
+          <w:rFonts w:ascii="ＭＳ Ｐ明朝" w:eastAsia="ＭＳ Ｐ明朝" w:hAnsi="ＭＳ Ｐ明朝" w:cs="Arial"/>
+          <w:sz w:val="22"/>
+          <w:szCs w:val="22"/>
+        </w:rPr>
+        <w:t>ード：3070）</w:t>
       </w:r>
     </w:p>
     <w:p>
@@ -6938,11 +6700,10 @@
       <w:r>
         <w:rPr>
           <w:rFonts w:ascii="ＭＳ Ｐ明朝" w:eastAsia="ＭＳ Ｐ明朝" w:hAnsi="ＭＳ Ｐ明朝" w:cs="Arial" w:hint="eastAsia"/>
-          <w:color w:val="000000"/>
-          <w:sz w:val="22"/>
-          <w:szCs w:val="22"/>
-        </w:rPr>
-        <w:t>宮崎明</w:t>
+          <w:sz w:val="22"/>
+          <w:szCs w:val="22"/>
+        </w:rPr>
+        <w:t>宮崎　明</w:t>
       </w:r>
     </w:p>
     <w:p>
@@ -6992,23 +6753,7 @@
           <w:sz w:val="22"/>
           <w:szCs w:val="22"/>
         </w:rPr>
-        <w:t>東京都</w:t>
-      </w:r>
-      <w:r>
-        <w:rPr>
-          <w:rFonts w:ascii="ＭＳ Ｐ明朝" w:eastAsia="ＭＳ Ｐ明朝" w:hAnsi="ＭＳ Ｐ明朝" w:cs="Arial" w:hint="eastAsia"/>
-          <w:sz w:val="22"/>
-          <w:szCs w:val="22"/>
-        </w:rPr>
-        <w:t>台東区上野</w:t>
-      </w:r>
-      <w:r>
-        <w:rPr>
-          <w:rFonts w:ascii="ＭＳ Ｐ明朝" w:eastAsia="ＭＳ Ｐ明朝" w:hAnsi="ＭＳ Ｐ明朝" w:cs="Arial"/>
-          <w:sz w:val="22"/>
-          <w:szCs w:val="22"/>
-        </w:rPr>
-        <w:t>1-16-5</w:t>
+        <w:t>東京都台東区上野1-16-5</w:t>
       </w:r>
     </w:p>
     <w:p>
@@ -7035,36 +6780,76 @@
           <w:sz w:val="22"/>
           <w:szCs w:val="22"/>
         </w:rPr>
-        <w:t>事業内容</w:t>
+        <w:t>設立</w:t>
+      </w:r>
+      <w:r>
+        <w:rPr>
+          <w:rFonts w:ascii="ＭＳ Ｐ明朝" w:eastAsia="ＭＳ Ｐ明朝" w:hAnsi="ＭＳ Ｐ明朝" w:cs="Arial" w:hint="eastAsia"/>
+          <w:sz w:val="22"/>
+          <w:szCs w:val="22"/>
+        </w:rPr>
+        <w:t>年月</w:t>
       </w:r>
     </w:p>
     <w:p>
       <w:pPr>
-        <w:ind w:leftChars="590" w:left="1416"/>
-        <w:rPr>
-          <w:rFonts w:ascii="ＭＳ Ｐ明朝" w:eastAsia="ＭＳ Ｐ明朝" w:hAnsi="ＭＳ Ｐ明朝"/>
-          <w:color w:val="000000"/>
-          <w:sz w:val="22"/>
-          <w:szCs w:val="22"/>
-        </w:rPr>
-      </w:pPr>
-      <w:r>
-        <w:rPr>
-          <w:rFonts w:ascii="ＭＳ Ｐ明朝" w:eastAsia="ＭＳ Ｐ明朝" w:hAnsi="ＭＳ Ｐ明朝" w:hint="eastAsia"/>
-          <w:color w:val="000000"/>
-          <w:sz w:val="22"/>
-          <w:szCs w:val="22"/>
-        </w:rPr>
-        <w:t>・</w:t>
-      </w:r>
-      <w:r>
-        <w:rPr>
-          <w:rFonts w:ascii="ＭＳ Ｐ明朝" w:eastAsia="ＭＳ Ｐ明朝" w:hAnsi="ＭＳ Ｐ明朝" w:hint="eastAsia"/>
-          <w:color w:val="000000"/>
-          <w:sz w:val="22"/>
-          <w:szCs w:val="22"/>
-        </w:rPr>
-        <w:t>婦人ノンレザーシューズの卸、小売</w:t>
+        <w:tabs>
+          <w:tab w:val="num" w:pos="1134"/>
+        </w:tabs>
+        <w:ind w:left="540" w:firstLineChars="300" w:firstLine="660"/>
+        <w:rPr>
+          <w:rFonts w:ascii="ＭＳ Ｐ明朝" w:eastAsia="ＭＳ Ｐ明朝" w:hAnsi="ＭＳ Ｐ明朝" w:cs="Arial"/>
+          <w:sz w:val="22"/>
+          <w:szCs w:val="22"/>
+        </w:rPr>
+      </w:pPr>
+      <w:r>
+        <w:rPr>
+          <w:rFonts w:ascii="ＭＳ Ｐ明朝" w:eastAsia="ＭＳ Ｐ明朝" w:hAnsi="ＭＳ Ｐ明朝" w:cs="Arial"/>
+          <w:sz w:val="22"/>
+          <w:szCs w:val="22"/>
+        </w:rPr>
+        <w:t>19</w:t>
+      </w:r>
+      <w:r>
+        <w:rPr>
+          <w:rFonts w:ascii="ＭＳ Ｐ明朝" w:eastAsia="ＭＳ Ｐ明朝" w:hAnsi="ＭＳ Ｐ明朝" w:cs="Arial"/>
+          <w:sz w:val="22"/>
+          <w:szCs w:val="22"/>
+        </w:rPr>
+        <w:t>9</w:t>
+      </w:r>
+      <w:r>
+        <w:rPr>
+          <w:rFonts w:ascii="ＭＳ Ｐ明朝" w:eastAsia="ＭＳ Ｐ明朝" w:hAnsi="ＭＳ Ｐ明朝" w:cs="Arial"/>
+          <w:sz w:val="22"/>
+          <w:szCs w:val="22"/>
+        </w:rPr>
+        <w:t>0</w:t>
+      </w:r>
+      <w:r>
+        <w:rPr>
+          <w:rFonts w:ascii="ＭＳ Ｐ明朝" w:eastAsia="ＭＳ Ｐ明朝" w:hAnsi="ＭＳ Ｐ明朝" w:cs="Arial"/>
+          <w:sz w:val="22"/>
+          <w:szCs w:val="22"/>
+        </w:rPr>
+        <w:t>年</w:t>
+      </w:r>
+      <w:r>
+        <w:rPr>
+          <w:rFonts w:ascii="ＭＳ Ｐ明朝" w:eastAsia="ＭＳ Ｐ明朝" w:hAnsi="ＭＳ Ｐ明朝" w:cs="Arial"/>
+          <w:sz w:val="22"/>
+          <w:szCs w:val="22"/>
+        </w:rPr>
+        <w:t>4</w:t>
+      </w:r>
+      <w:r>
+        <w:rPr>
+          <w:rFonts w:ascii="ＭＳ Ｐ明朝" w:eastAsia="ＭＳ Ｐ明朝" w:hAnsi="ＭＳ Ｐ明朝" w:cs="Arial"/>
+          <w:sz w:val="22"/>
+          <w:szCs w:val="22"/>
+        </w:rPr>
+        <w:t>月</w:t>
       </w:r>
     </w:p>
     <w:p>
@@ -7091,15 +6876,7 @@
           <w:sz w:val="22"/>
           <w:szCs w:val="22"/>
         </w:rPr>
-        <w:t>設立</w:t>
-      </w:r>
-      <w:r>
-        <w:rPr>
-          <w:rFonts w:ascii="ＭＳ Ｐ明朝" w:eastAsia="ＭＳ Ｐ明朝" w:hAnsi="ＭＳ Ｐ明朝" w:cs="Arial" w:hint="eastAsia"/>
-          <w:sz w:val="22"/>
-          <w:szCs w:val="22"/>
-        </w:rPr>
-        <w:t>年月</w:t>
+        <w:t>発行済株式総数</w:t>
       </w:r>
     </w:p>
     <w:p>
@@ -7107,44 +6884,28 @@
         <w:tabs>
           <w:tab w:val="num" w:pos="1134"/>
         </w:tabs>
-        <w:ind w:left="540" w:firstLineChars="300" w:firstLine="660"/>
-        <w:rPr>
-          <w:rFonts w:ascii="ＭＳ Ｐ明朝" w:eastAsia="ＭＳ Ｐ明朝" w:hAnsi="ＭＳ Ｐ明朝" w:cs="Arial"/>
-          <w:sz w:val="22"/>
-          <w:szCs w:val="22"/>
-        </w:rPr>
-      </w:pPr>
-      <w:r>
-        <w:rPr>
-          <w:rFonts w:ascii="ＭＳ Ｐ明朝" w:eastAsia="ＭＳ Ｐ明朝" w:hAnsi="ＭＳ Ｐ明朝" w:cs="Arial" w:hint="eastAsia"/>
-          <w:sz w:val="22"/>
-          <w:szCs w:val="22"/>
-        </w:rPr>
-        <w:t>1990</w:t>
-      </w:r>
-      <w:r>
-        <w:rPr>
-          <w:rFonts w:ascii="ＭＳ Ｐ明朝" w:eastAsia="ＭＳ Ｐ明朝" w:hAnsi="ＭＳ Ｐ明朝" w:cs="Arial"/>
-          <w:sz w:val="22"/>
-          <w:szCs w:val="22"/>
-        </w:rPr>
-        <w:t>年</w:t>
-      </w:r>
-      <w:r>
-        <w:rPr>
-          <w:rFonts w:ascii="ＭＳ Ｐ明朝" w:eastAsia="ＭＳ Ｐ明朝" w:hAnsi="ＭＳ Ｐ明朝" w:cs="Arial" w:hint="eastAsia"/>
-          <w:sz w:val="22"/>
-          <w:szCs w:val="22"/>
-        </w:rPr>
-        <w:t>4</w:t>
-      </w:r>
-      <w:r>
-        <w:rPr>
-          <w:rFonts w:ascii="ＭＳ Ｐ明朝" w:eastAsia="ＭＳ Ｐ明朝" w:hAnsi="ＭＳ Ｐ明朝" w:cs="Arial"/>
-          <w:sz w:val="22"/>
-          <w:szCs w:val="22"/>
-        </w:rPr>
-        <w:t>月</w:t>
+        <w:ind w:left="470" w:firstLineChars="359" w:firstLine="790"/>
+        <w:rPr>
+          <w:rFonts w:ascii="ＭＳ Ｐ明朝" w:eastAsia="ＭＳ Ｐ明朝" w:hAnsi="ＭＳ Ｐ明朝" w:cs="Arial"/>
+          <w:sz w:val="22"/>
+          <w:szCs w:val="22"/>
+        </w:rPr>
+      </w:pPr>
+      <w:r>
+        <w:rPr>
+          <w:rFonts w:ascii="ＭＳ Ｐ明朝" w:eastAsia="ＭＳ Ｐ明朝" w:hAnsi="ＭＳ Ｐ明朝" w:cs="Arial"/>
+          <w:sz w:val="22"/>
+          <w:szCs w:val="22"/>
+        </w:rPr>
+        <w:t>79,440,000</w:t>
+      </w:r>
+      <w:r>
+        <w:rPr>
+          <w:rFonts w:ascii="ＭＳ Ｐ明朝" w:eastAsia="ＭＳ Ｐ明朝" w:hAnsi="ＭＳ Ｐ明朝" w:cs="Arial"/>
+          <w:sz w:val="22"/>
+          <w:szCs w:val="22"/>
+        </w:rPr>
+        <w:t>株</w:t>
       </w:r>
     </w:p>
     <w:p>
@@ -7171,7 +6932,15 @@
           <w:sz w:val="22"/>
           <w:szCs w:val="22"/>
         </w:rPr>
-        <w:t>発行済株式総数</w:t>
+        <w:t>決算</w:t>
+      </w:r>
+      <w:r>
+        <w:rPr>
+          <w:rFonts w:ascii="ＭＳ Ｐ明朝" w:eastAsia="ＭＳ Ｐ明朝" w:hAnsi="ＭＳ Ｐ明朝" w:cs="Arial" w:hint="eastAsia"/>
+          <w:sz w:val="22"/>
+          <w:szCs w:val="22"/>
+        </w:rPr>
+        <w:t>日</w:t>
       </w:r>
     </w:p>
     <w:p>
@@ -7179,141 +6948,43 @@
         <w:tabs>
           <w:tab w:val="num" w:pos="1134"/>
         </w:tabs>
-        <w:ind w:left="470" w:firstLineChars="359" w:firstLine="790"/>
-        <w:rPr>
-          <w:rFonts w:ascii="ＭＳ Ｐ明朝" w:eastAsia="ＭＳ Ｐ明朝" w:hAnsi="ＭＳ Ｐ明朝" w:cs="Arial"/>
-          <w:sz w:val="22"/>
-          <w:szCs w:val="22"/>
-        </w:rPr>
-      </w:pPr>
-      <w:r>
-        <w:rPr>
-          <w:rFonts w:ascii="ＭＳ Ｐ明朝" w:eastAsia="ＭＳ Ｐ明朝" w:hAnsi="ＭＳ Ｐ明朝" w:cs="Arial"/>
-          <w:sz w:val="22"/>
-          <w:szCs w:val="22"/>
-        </w:rPr>
-        <w:t>79,440</w:t>
-      </w:r>
-      <w:r>
-        <w:rPr>
-          <w:rFonts w:ascii="ＭＳ Ｐ明朝" w:eastAsia="ＭＳ Ｐ明朝" w:hAnsi="ＭＳ Ｐ明朝" w:cs="Arial"/>
-          <w:sz w:val="22"/>
-          <w:szCs w:val="22"/>
-        </w:rPr>
-        <w:t>,0</w:t>
-      </w:r>
-      <w:r>
-        <w:rPr>
-          <w:rFonts w:ascii="ＭＳ Ｐ明朝" w:eastAsia="ＭＳ Ｐ明朝" w:hAnsi="ＭＳ Ｐ明朝" w:cs="Arial"/>
-          <w:sz w:val="22"/>
-          <w:szCs w:val="22"/>
-        </w:rPr>
-        <w:t>00</w:t>
-      </w:r>
-      <w:r>
-        <w:rPr>
-          <w:rFonts w:ascii="ＭＳ Ｐ明朝" w:eastAsia="ＭＳ Ｐ明朝" w:hAnsi="ＭＳ Ｐ明朝" w:cs="Arial"/>
-          <w:sz w:val="22"/>
-          <w:szCs w:val="22"/>
-        </w:rPr>
-        <w:t>株</w:t>
+        <w:ind w:firstLineChars="600" w:firstLine="1320"/>
+        <w:rPr>
+          <w:rFonts w:ascii="ＭＳ Ｐ明朝" w:eastAsia="ＭＳ Ｐ明朝" w:hAnsi="ＭＳ Ｐ明朝" w:cs="Arial"/>
+          <w:sz w:val="22"/>
+          <w:szCs w:val="22"/>
+        </w:rPr>
+      </w:pPr>
+      <w:r>
+        <w:rPr>
+          <w:rFonts w:ascii="ＭＳ Ｐ明朝" w:eastAsia="ＭＳ Ｐ明朝" w:hAnsi="ＭＳ Ｐ明朝" w:cs="Arial"/>
+          <w:sz w:val="22"/>
+          <w:szCs w:val="22"/>
+        </w:rPr>
+        <w:t>1月</w:t>
+      </w:r>
+      <w:r>
+        <w:rPr>
+          <w:rFonts w:ascii="ＭＳ Ｐ明朝" w:eastAsia="ＭＳ Ｐ明朝" w:hAnsi="ＭＳ Ｐ明朝" w:cs="Arial"/>
+          <w:sz w:val="22"/>
+          <w:szCs w:val="22"/>
+        </w:rPr>
+        <w:t>末</w:t>
       </w:r>
     </w:p>
     <w:p>
       <w:pPr>
-        <w:widowControl w:val="0"/>
-        <w:numPr>
-          <w:ilvl w:val="0"/>
-          <w:numId w:val="8"/>
-        </w:numPr>
-        <w:tabs>
-          <w:tab w:val="clear" w:pos="1260"/>
-          <w:tab w:val="num" w:pos="1134"/>
-        </w:tabs>
-        <w:jc w:val="both"/>
-        <w:rPr>
-          <w:rFonts w:ascii="ＭＳ Ｐ明朝" w:eastAsia="ＭＳ Ｐ明朝" w:hAnsi="ＭＳ Ｐ明朝" w:cs="Arial"/>
-          <w:sz w:val="22"/>
-          <w:szCs w:val="22"/>
-        </w:rPr>
-      </w:pPr>
-      <w:r>
-        <w:rPr>
-          <w:rFonts w:ascii="ＭＳ Ｐ明朝" w:eastAsia="ＭＳ Ｐ明朝" w:hAnsi="ＭＳ Ｐ明朝" w:cs="Arial"/>
-          <w:sz w:val="22"/>
-          <w:szCs w:val="22"/>
-        </w:rPr>
-        <w:t>決算</w:t>
-      </w:r>
-      <w:r>
-        <w:rPr>
-          <w:rFonts w:ascii="ＭＳ Ｐ明朝" w:eastAsia="ＭＳ Ｐ明朝" w:hAnsi="ＭＳ Ｐ明朝" w:cs="Arial" w:hint="eastAsia"/>
-          <w:sz w:val="22"/>
-          <w:szCs w:val="22"/>
-        </w:rPr>
-        <w:t>日</w:t>
-      </w:r>
+        <w:ind w:leftChars="-1" w:left="-2" w:firstLineChars="363" w:firstLine="799"/>
+        <w:rPr>
+          <w:rFonts w:ascii="ＭＳ Ｐ明朝" w:eastAsia="ＭＳ Ｐ明朝" w:hAnsi="ＭＳ Ｐ明朝" w:cs="Arial"/>
+          <w:sz w:val="22"/>
+          <w:szCs w:val="22"/>
+        </w:rPr>
+        <w:pageBreakBefore/>
+      </w:pPr>
     </w:p>
     <w:p>
       <w:pPr>
-        <w:tabs>
-          <w:tab w:val="num" w:pos="1134"/>
-        </w:tabs>
-        <w:ind w:firstLineChars="600" w:firstLine="1320"/>
-        <w:rPr>
-          <w:rFonts w:ascii="ＭＳ Ｐ明朝" w:eastAsia="ＭＳ Ｐ明朝" w:hAnsi="ＭＳ Ｐ明朝" w:cs="Arial"/>
-          <w:sz w:val="22"/>
-          <w:szCs w:val="22"/>
-        </w:rPr>
-      </w:pPr>
-      <w:r>
-        <w:rPr>
-          <w:rFonts w:ascii="ＭＳ Ｐ明朝" w:eastAsia="ＭＳ Ｐ明朝" w:hAnsi="ＭＳ Ｐ明朝" w:cs="Arial"/>
-          <w:sz w:val="22"/>
-          <w:szCs w:val="22"/>
-        </w:rPr>
-        <w:t>1</w:t>
-      </w:r>
-      <w:r>
-        <w:rPr>
-          <w:rFonts w:ascii="ＭＳ Ｐ明朝" w:eastAsia="ＭＳ Ｐ明朝" w:hAnsi="ＭＳ Ｐ明朝" w:cs="Arial"/>
-          <w:sz w:val="22"/>
-          <w:szCs w:val="22"/>
-        </w:rPr>
-        <w:t>月末</w:t>
-      </w:r>
-    </w:p>
-    <w:p>
-      <w:pPr>
-        <w:ind w:leftChars="-1" w:left="-2" w:firstLineChars="363" w:firstLine="799"/>
-        <w:rPr>
-          <w:rFonts w:ascii="ＭＳ Ｐ明朝" w:eastAsia="ＭＳ Ｐ明朝" w:hAnsi="ＭＳ Ｐ明朝" w:cs="Arial"/>
-          <w:sz w:val="22"/>
-          <w:szCs w:val="22"/>
-        </w:rPr>
-      </w:pPr>
-    </w:p>
-    <w:p>
-      <w:pPr>
-        <w:rPr>
-          <w:rFonts w:ascii="ＭＳ Ｐ明朝" w:eastAsia="ＭＳ Ｐ明朝" w:hAnsi="ＭＳ Ｐ明朝" w:cs="Arial"/>
-          <w:sz w:val="22"/>
-          <w:szCs w:val="22"/>
-        </w:rPr>
-      </w:pPr>
-    </w:p>
-    <w:p>
-      <w:pPr>
-        <w:ind w:leftChars="257" w:left="617" w:firstLineChars="350" w:firstLine="770"/>
-        <w:rPr>
-          <w:rFonts w:ascii="ＭＳ Ｐ明朝" w:eastAsia="ＭＳ Ｐ明朝" w:hAnsi="ＭＳ Ｐ明朝" w:cs="Arial"/>
-          <w:sz w:val="22"/>
-          <w:szCs w:val="22"/>
-        </w:rPr>
-      </w:pPr>
-    </w:p>
-    <w:p>
-      <w:pPr>
         <w:pStyle w:val="2"/>
         <w:ind w:firstLineChars="100" w:firstLine="240"/>
         <w:rPr>
@@ -7328,7 +6999,7 @@
         </w:rPr>
         <w:br w:type="page"/>
       </w:r>
-      <w:bookmarkStart w:id="12" w:name="_Toc155354673"/>
+      <w:bookmarkStart w:id="12" w:name="_Toc223971645"/>
       <w:r>
         <w:rPr>
           <w:rFonts w:ascii="ＭＳ Ｐ明朝" w:eastAsia="ＭＳ Ｐ明朝" w:hAnsi="ＭＳ Ｐ明朝" w:hint="eastAsia"/>
@@ -7387,7 +7058,7 @@
       </w:tblGrid>
       <w:tr>
         <w:trPr>
-          <w:trHeight w:val="394"/>
+          <w:trHeight w:val="270"/>
         </w:trPr>
         <w:tc>
           <w:tcPr>
@@ -7445,23 +7116,7 @@
                 <w:sz w:val="22"/>
                 <w:szCs w:val="22"/>
               </w:rPr>
-              <w:t>20</w:t>
-            </w:r>
-            <w:r>
-              <w:rPr>
-                <w:rFonts w:ascii="ＭＳ Ｐ明朝" w:eastAsia="ＭＳ Ｐ明朝" w:hAnsi="ＭＳ Ｐ明朝" w:cs="Arial"/>
-                <w:sz w:val="22"/>
-                <w:szCs w:val="22"/>
-              </w:rPr>
-              <w:t>2</w:t>
-            </w:r>
-            <w:r>
-              <w:rPr>
-                <w:rFonts w:ascii="ＭＳ Ｐ明朝" w:eastAsia="ＭＳ Ｐ明朝" w:hAnsi="ＭＳ Ｐ明朝" w:cs="Arial"/>
-                <w:sz w:val="22"/>
-                <w:szCs w:val="22"/>
-              </w:rPr>
-              <w:t>6</w:t>
+              <w:t>2026</w:t>
             </w:r>
             <w:r>
               <w:rPr>
@@ -7473,7 +7128,7 @@
             </w:r>
             <w:r>
               <w:rPr>
-                <w:rFonts w:ascii="ＭＳ Ｐ明朝" w:eastAsia="ＭＳ Ｐ明朝" w:hAnsi="ＭＳ Ｐ明朝" w:cs="Arial" w:hint="eastAsia"/>
+                <w:rFonts w:ascii="ＭＳ Ｐ明朝" w:eastAsia="ＭＳ Ｐ明朝" w:hAnsi="ＭＳ Ｐ明朝" w:cs="Arial"/>
                 <w:sz w:val="22"/>
                 <w:szCs w:val="22"/>
               </w:rPr>
@@ -7489,26 +7144,25 @@
             </w:r>
             <w:r>
               <w:rPr>
-                <w:rFonts w:ascii="ＭＳ Ｐ明朝" w:eastAsia="ＭＳ Ｐ明朝" w:hAnsi="ＭＳ Ｐ明朝" w:cs="Arial" w:hint="eastAsia"/>
-                <w:sz w:val="22"/>
-                <w:szCs w:val="22"/>
-              </w:rPr>
-              <w:t>●</w:t>
-            </w:r>
-            <w:r>
-              <w:rPr>
-                <w:rFonts w:ascii="ＭＳ Ｐ明朝" w:eastAsia="ＭＳ Ｐ明朝" w:hAnsi="ＭＳ Ｐ明朝" w:cs="Arial" w:hint="eastAsia"/>
-                <w:sz w:val="22"/>
-                <w:szCs w:val="22"/>
-              </w:rPr>
-              <w:t>日</w:t>
+                <w:rFonts w:ascii="ＭＳ Ｐ明朝" w:eastAsia="ＭＳ Ｐ明朝" w:hAnsi="ＭＳ Ｐ明朝" w:cs="Arial"/>
+                <w:sz w:val="22"/>
+                <w:szCs w:val="22"/>
+              </w:rPr>
+              <w:t>●日</w:t>
+            </w:r>
+            <w:r>
+              <w:rPr>
+                <w:rFonts w:ascii="ＭＳ Ｐ明朝" w:eastAsia="ＭＳ Ｐ明朝" w:hAnsi="ＭＳ Ｐ明朝" w:cs="Arial" w:hint="eastAsia"/>
+                <w:sz w:val="22"/>
+                <w:szCs w:val="22"/>
+              </w:rPr>
             </w:r>
           </w:p>
         </w:tc>
       </w:tr>
       <w:tr>
         <w:trPr>
-          <w:trHeight w:val="427"/>
+          <w:trHeight w:val="270"/>
         </w:trPr>
         <w:tc>
           <w:tcPr>
@@ -7536,7 +7190,7 @@
                 <w:sz w:val="22"/>
                 <w:szCs w:val="22"/>
               </w:rPr>
-              <w:t>新株予約権の総数</w:t>
+              <w:t>割当先</w:t>
             </w:r>
           </w:p>
         </w:tc>
@@ -7562,26 +7216,17 @@
             </w:pPr>
             <w:r>
               <w:rPr>
-                <w:rFonts w:ascii="ＭＳ Ｐ明朝" w:eastAsia="ＭＳ Ｐ明朝" w:hAnsi="ＭＳ Ｐ明朝" w:cs="Arial" w:hint="eastAsia"/>
-                <w:sz w:val="22"/>
-                <w:szCs w:val="22"/>
+                <w:rFonts w:ascii="ＭＳ Ｐ明朝" w:eastAsia="ＭＳ Ｐ明朝" w:hAnsi="ＭＳ Ｐ明朝" w:cs="ＭＳ Ｐゴシック" w:hint="eastAsia"/>
+                <w:szCs w:val="18"/>
               </w:rPr>
               <w:t>●</w:t>
-            </w:r>
-            <w:r>
-              <w:rPr>
-                <w:rFonts w:ascii="ＭＳ Ｐ明朝" w:eastAsia="ＭＳ Ｐ明朝" w:hAnsi="ＭＳ Ｐ明朝" w:cs="Arial" w:hint="eastAsia"/>
-                <w:sz w:val="22"/>
-                <w:szCs w:val="22"/>
-              </w:rPr>
-              <w:t>個</w:t>
             </w:r>
           </w:p>
         </w:tc>
       </w:tr>
       <w:tr>
         <w:trPr>
-          <w:trHeight w:val="405"/>
+          <w:trHeight w:val="270"/>
         </w:trPr>
         <w:tc>
           <w:tcPr>
@@ -7605,11 +7250,11 @@
             </w:pPr>
             <w:r>
               <w:rPr>
-                <w:rFonts w:ascii="ＭＳ Ｐ明朝" w:eastAsia="ＭＳ Ｐ明朝" w:hAnsi="ＭＳ Ｐ明朝" w:cs="Arial"/>
-                <w:sz w:val="22"/>
-                <w:szCs w:val="22"/>
-              </w:rPr>
-              <w:t>行使による発行株式総数</w:t>
+                <w:rFonts w:ascii="ＭＳ Ｐ明朝" w:eastAsia="ＭＳ Ｐ明朝" w:hAnsi="ＭＳ Ｐ明朝" w:cs="Arial" w:hint="eastAsia"/>
+                <w:sz w:val="22"/>
+                <w:szCs w:val="22"/>
+              </w:rPr>
+              <w:t>新株予約権の総数</w:t>
             </w:r>
           </w:p>
         </w:tc>
@@ -7635,26 +7280,97 @@
             </w:pPr>
             <w:r>
               <w:rPr>
-                <w:rFonts w:ascii="ＭＳ Ｐ明朝" w:eastAsia="ＭＳ Ｐ明朝" w:hAnsi="ＭＳ Ｐ明朝" w:cs="Arial" w:hint="eastAsia"/>
-                <w:sz w:val="22"/>
-                <w:szCs w:val="22"/>
-              </w:rPr>
-              <w:t>●</w:t>
-            </w:r>
-            <w:r>
-              <w:rPr>
-                <w:rFonts w:ascii="ＭＳ Ｐ明朝" w:eastAsia="ＭＳ Ｐ明朝" w:hAnsi="ＭＳ Ｐ明朝" w:cs="Arial" w:hint="eastAsia"/>
-                <w:sz w:val="22"/>
-                <w:szCs w:val="22"/>
-              </w:rPr>
-              <w:t>株</w:t>
+                <w:rFonts w:ascii="ＭＳ Ｐ明朝" w:eastAsia="ＭＳ Ｐ明朝" w:hAnsi="ＭＳ Ｐ明朝" w:cs="Arial"/>
+                <w:sz w:val="22"/>
+                <w:szCs w:val="22"/>
+              </w:rPr>
+              <w:t>●個</w:t>
+            </w:r>
+            <w:r>
+              <w:rPr>
+                <w:rFonts w:ascii="ＭＳ Ｐ明朝" w:eastAsia="ＭＳ Ｐ明朝" w:hAnsi="ＭＳ Ｐ明朝" w:cs="Arial" w:hint="eastAsia"/>
+                <w:sz w:val="22"/>
+                <w:szCs w:val="22"/>
+              </w:rPr>
             </w:r>
           </w:p>
         </w:tc>
       </w:tr>
       <w:tr>
         <w:trPr>
-          <w:trHeight w:val="412"/>
+          <w:trHeight w:val="270"/>
+        </w:trPr>
+        <w:tc>
+          <w:tcPr>
+            <w:tcW w:w="2977" w:type="dxa"/>
+            <w:tcBorders>
+              <w:top w:val="single" w:sz="4" w:space="0" w:color="auto"/>
+              <w:left w:val="single" w:sz="4" w:space="0" w:color="auto"/>
+              <w:bottom w:val="single" w:sz="4" w:space="0" w:color="auto"/>
+              <w:right w:val="single" w:sz="4" w:space="0" w:color="auto"/>
+            </w:tcBorders>
+            <w:noWrap/>
+            <w:vAlign w:val="center"/>
+          </w:tcPr>
+          <w:p>
+            <w:pPr>
+              <w:rPr>
+                <w:rFonts w:ascii="ＭＳ Ｐ明朝" w:eastAsia="ＭＳ Ｐ明朝" w:hAnsi="ＭＳ Ｐ明朝" w:cs="Arial"/>
+                <w:sz w:val="22"/>
+                <w:szCs w:val="22"/>
+              </w:rPr>
+            </w:pPr>
+            <w:r>
+              <w:rPr>
+                <w:rFonts w:ascii="ＭＳ Ｐ明朝" w:eastAsia="ＭＳ Ｐ明朝" w:hAnsi="ＭＳ Ｐ明朝" w:cs="Arial"/>
+                <w:sz w:val="22"/>
+                <w:szCs w:val="22"/>
+              </w:rPr>
+              <w:t>行使による発行株式総数</w:t>
+            </w:r>
+          </w:p>
+        </w:tc>
+        <w:tc>
+          <w:tcPr>
+            <w:tcW w:w="5190" w:type="dxa"/>
+            <w:tcBorders>
+              <w:top w:val="single" w:sz="4" w:space="0" w:color="auto"/>
+              <w:left w:val="nil"/>
+              <w:bottom w:val="single" w:sz="4" w:space="0" w:color="auto"/>
+              <w:right w:val="single" w:sz="4" w:space="0" w:color="auto"/>
+            </w:tcBorders>
+            <w:noWrap/>
+            <w:vAlign w:val="center"/>
+          </w:tcPr>
+          <w:p>
+            <w:pPr>
+              <w:rPr>
+                <w:rFonts w:ascii="ＭＳ Ｐ明朝" w:eastAsia="ＭＳ Ｐ明朝" w:hAnsi="ＭＳ Ｐ明朝" w:cs="Arial"/>
+                <w:sz w:val="22"/>
+                <w:szCs w:val="22"/>
+              </w:rPr>
+            </w:pPr>
+            <w:r>
+              <w:rPr>
+                <w:rFonts w:ascii="ＭＳ Ｐ明朝" w:eastAsia="ＭＳ Ｐ明朝" w:hAnsi="ＭＳ Ｐ明朝" w:cs="Arial"/>
+                <w:sz w:val="22"/>
+                <w:szCs w:val="22"/>
+              </w:rPr>
+              <w:t>●株</w:t>
+            </w:r>
+            <w:r>
+              <w:rPr>
+                <w:rFonts w:ascii="ＭＳ Ｐ明朝" w:eastAsia="ＭＳ Ｐ明朝" w:hAnsi="ＭＳ Ｐ明朝" w:cs="Arial" w:hint="eastAsia"/>
+                <w:sz w:val="22"/>
+                <w:szCs w:val="22"/>
+              </w:rPr>
+            </w:r>
+          </w:p>
+        </w:tc>
+      </w:tr>
+      <w:tr>
+        <w:trPr>
+          <w:trHeight w:val="270"/>
         </w:trPr>
         <w:tc>
           <w:tcPr>
@@ -7708,26 +7424,32 @@
             </w:pPr>
             <w:r>
               <w:rPr>
-                <w:rFonts w:ascii="ＭＳ Ｐ明朝" w:eastAsia="ＭＳ Ｐ明朝" w:hAnsi="ＭＳ Ｐ明朝" w:cs="Arial" w:hint="eastAsia"/>
-                <w:sz w:val="22"/>
-                <w:szCs w:val="22"/>
-              </w:rPr>
-              <w:t>●</w:t>
-            </w:r>
-            <w:r>
-              <w:rPr>
-                <w:rFonts w:ascii="ＭＳ Ｐ明朝" w:eastAsia="ＭＳ Ｐ明朝" w:hAnsi="ＭＳ Ｐ明朝" w:cs="Arial" w:hint="eastAsia"/>
-                <w:sz w:val="22"/>
-                <w:szCs w:val="22"/>
-              </w:rPr>
-              <w:t>円</w:t>
+                <w:rFonts w:ascii="ＭＳ Ｐ明朝" w:eastAsia="ＭＳ Ｐ明朝" w:hAnsi="ＭＳ Ｐ明朝" w:cs="Arial"/>
+                <w:sz w:val="22"/>
+                <w:szCs w:val="22"/>
+              </w:rPr>
+              <w:t>●円</w:t>
+            </w:r>
+            <w:r>
+              <w:rPr>
+                <w:rFonts w:ascii="ＭＳ Ｐ明朝" w:eastAsia="ＭＳ Ｐ明朝" w:hAnsi="ＭＳ Ｐ明朝" w:cs="Arial"/>
+                <w:sz w:val="22"/>
+                <w:szCs w:val="22"/>
+              </w:rPr>
+            </w:r>
+            <w:r>
+              <w:rPr>
+                <w:rFonts w:ascii="ＭＳ Ｐ明朝" w:eastAsia="ＭＳ Ｐ明朝" w:hAnsi="ＭＳ Ｐ明朝" w:cs="Arial" w:hint="eastAsia"/>
+                <w:sz w:val="22"/>
+                <w:szCs w:val="22"/>
+              </w:rPr>
             </w:r>
           </w:p>
         </w:tc>
       </w:tr>
       <w:tr>
         <w:trPr>
-          <w:trHeight w:val="559"/>
+          <w:trHeight w:val="241"/>
         </w:trPr>
         <w:tc>
           <w:tcPr>
@@ -7775,17 +7497,16 @@
               <w:tabs>
                 <w:tab w:val="left" w:pos="318"/>
               </w:tabs>
-              <w:spacing w:line="360" w:lineRule="auto"/>
               <w:ind w:rightChars="-43" w:right="-103"/>
               <w:rPr>
-                <w:rFonts w:ascii="ＭＳ Ｐ明朝" w:eastAsia="ＭＳ Ｐ明朝" w:hAnsi="ＭＳ Ｐ明朝" w:cs="Arial" w:hint="eastAsia"/>
+                <w:rFonts w:ascii="ＭＳ Ｐ明朝" w:eastAsia="ＭＳ Ｐ明朝" w:hAnsi="ＭＳ Ｐ明朝" w:cs="Arial"/>
                 <w:sz w:val="22"/>
                 <w:szCs w:val="22"/>
               </w:rPr>
             </w:pPr>
             <w:r>
               <w:rPr>
-                <w:rFonts w:ascii="ＭＳ Ｐ明朝" w:eastAsia="ＭＳ Ｐ明朝" w:hAnsi="ＭＳ Ｐ明朝" w:cs="Arial"/>
+                <w:rFonts w:ascii="ＭＳ Ｐ明朝" w:eastAsia="ＭＳ Ｐ明朝" w:hAnsi="ＭＳ Ｐ明朝" w:cs="Arial" w:hint="eastAsia"/>
                 <w:sz w:val="22"/>
                 <w:szCs w:val="22"/>
               </w:rPr>
@@ -7821,11 +7542,75 @@
                 <w:sz w:val="22"/>
                 <w:szCs w:val="22"/>
               </w:rPr>
+              <w:t>3日</w:t>
+            </w:r>
+            <w:r>
+              <w:rPr>
+                <w:rFonts w:ascii="ＭＳ Ｐ明朝" w:eastAsia="ＭＳ Ｐ明朝" w:hAnsi="ＭＳ Ｐ明朝" w:cs="Arial" w:hint="eastAsia"/>
+                <w:sz w:val="22"/>
+                <w:szCs w:val="22"/>
+              </w:rPr>
+              <w:t>-</w:t>
+            </w:r>
+            <w:r>
+              <w:rPr>
+                <w:rFonts w:ascii="ＭＳ Ｐ明朝" w:eastAsia="ＭＳ Ｐ明朝" w:hAnsi="ＭＳ Ｐ明朝" w:cs="Arial"/>
+                <w:sz w:val="22"/>
+                <w:szCs w:val="22"/>
+              </w:rPr>
+              <w:t xml:space="preserve"> </w:t>
+            </w:r>
+            <w:r>
+              <w:rPr>
+                <w:rFonts w:ascii="ＭＳ Ｐ明朝" w:eastAsia="ＭＳ Ｐ明朝" w:hAnsi="ＭＳ Ｐ明朝" w:cs="Arial" w:hint="eastAsia"/>
+                <w:sz w:val="22"/>
+                <w:szCs w:val="22"/>
+              </w:rPr>
+              <w:t>202</w:t>
+            </w:r>
+            <w:r>
+              <w:rPr>
+                <w:rFonts w:ascii="ＭＳ Ｐ明朝" w:eastAsia="ＭＳ Ｐ明朝" w:hAnsi="ＭＳ Ｐ明朝" w:cs="Arial"/>
+                <w:sz w:val="22"/>
+                <w:szCs w:val="22"/>
+              </w:rPr>
+              <w:t>6</w:t>
+            </w:r>
+            <w:r>
+              <w:rPr>
+                <w:rFonts w:ascii="ＭＳ Ｐ明朝" w:eastAsia="ＭＳ Ｐ明朝" w:hAnsi="ＭＳ Ｐ明朝" w:cs="Arial"/>
+                <w:sz w:val="22"/>
+                <w:szCs w:val="22"/>
+              </w:rPr>
+              <w:t>年</w:t>
+            </w:r>
+            <w:r>
+              <w:rPr>
+                <w:rFonts w:ascii="ＭＳ Ｐ明朝" w:eastAsia="ＭＳ Ｐ明朝" w:hAnsi="ＭＳ Ｐ明朝" w:cs="Arial" w:hint="eastAsia"/>
+                <w:sz w:val="22"/>
+                <w:szCs w:val="22"/>
+              </w:rPr>
               <w:t>3</w:t>
             </w:r>
             <w:r>
               <w:rPr>
-                <w:rFonts w:ascii="ＭＳ Ｐ明朝" w:eastAsia="ＭＳ Ｐ明朝" w:hAnsi="ＭＳ Ｐ明朝" w:cs="Arial" w:hint="eastAsia"/>
+                <w:rFonts w:ascii="ＭＳ Ｐ明朝" w:eastAsia="ＭＳ Ｐ明朝" w:hAnsi="ＭＳ Ｐ明朝" w:cs="Arial"/>
+                <w:sz w:val="22"/>
+                <w:szCs w:val="22"/>
+              </w:rPr>
+              <w:t>月</w:t>
+            </w:r>
+            <w:r>
+              <w:rPr>
+                <w:rFonts w:ascii="ＭＳ Ｐ明朝" w:eastAsia="ＭＳ Ｐ明朝" w:hAnsi="ＭＳ Ｐ明朝" w:cs="Arial" w:hint="eastAsia"/>
+                <w:sz w:val="22"/>
+                <w:szCs w:val="22"/>
+              </w:rPr>
+              <w:t>4</w:t>
+            </w:r>
+            <w:r>
+              <w:rPr>
+                <w:rFonts w:ascii="ＭＳ Ｐ明朝" w:eastAsia="ＭＳ Ｐ明朝" w:hAnsi="ＭＳ Ｐ明朝" w:cs="Arial"/>
                 <w:sz w:val="22"/>
                 <w:szCs w:val="22"/>
               </w:rPr>
@@ -7833,51 +7618,10 @@
             </w:r>
             <w:r>
               <w:rPr>
-                <w:rFonts w:ascii="ＭＳ Ｐ明朝" w:eastAsia="ＭＳ Ｐ明朝" w:hAnsi="ＭＳ Ｐ明朝" w:cs="Arial"/>
-                <w:sz w:val="22"/>
-                <w:szCs w:val="22"/>
-              </w:rPr>
-              <w:t>-2026</w:t>
-            </w:r>
-            <w:r>
-              <w:rPr>
-                <w:rFonts w:ascii="ＭＳ Ｐ明朝" w:eastAsia="ＭＳ Ｐ明朝" w:hAnsi="ＭＳ Ｐ明朝" w:cs="Arial" w:hint="eastAsia"/>
-                <w:sz w:val="22"/>
-                <w:szCs w:val="22"/>
-              </w:rPr>
-              <w:t>年</w:t>
-            </w:r>
-            <w:r>
-              <w:rPr>
-                <w:rFonts w:ascii="ＭＳ Ｐ明朝" w:eastAsia="ＭＳ Ｐ明朝" w:hAnsi="ＭＳ Ｐ明朝" w:cs="Arial"/>
-                <w:sz w:val="22"/>
-                <w:szCs w:val="22"/>
-              </w:rPr>
-              <w:t>3</w:t>
-            </w:r>
-            <w:r>
-              <w:rPr>
-                <w:rFonts w:ascii="ＭＳ Ｐ明朝" w:eastAsia="ＭＳ Ｐ明朝" w:hAnsi="ＭＳ Ｐ明朝" w:cs="Arial" w:hint="eastAsia"/>
-                <w:sz w:val="22"/>
-                <w:szCs w:val="22"/>
-              </w:rPr>
-              <w:t>月</w:t>
-            </w:r>
-            <w:r>
-              <w:rPr>
-                <w:rFonts w:ascii="ＭＳ Ｐ明朝" w:eastAsia="ＭＳ Ｐ明朝" w:hAnsi="ＭＳ Ｐ明朝" w:cs="Arial"/>
-                <w:sz w:val="22"/>
-                <w:szCs w:val="22"/>
-              </w:rPr>
-              <w:t>4</w:t>
-            </w:r>
-            <w:r>
-              <w:rPr>
-                <w:rFonts w:ascii="ＭＳ Ｐ明朝" w:eastAsia="ＭＳ Ｐ明朝" w:hAnsi="ＭＳ Ｐ明朝" w:cs="Arial" w:hint="eastAsia"/>
-                <w:sz w:val="22"/>
-                <w:szCs w:val="22"/>
-              </w:rPr>
-              <w:t>日</w:t>
+                <w:rFonts w:ascii="ＭＳ Ｐ明朝" w:eastAsia="ＭＳ Ｐ明朝" w:hAnsi="ＭＳ Ｐ明朝" w:cs="Arial" w:hint="eastAsia"/>
+                <w:sz w:val="22"/>
+                <w:szCs w:val="22"/>
+              </w:rPr>
             </w:r>
           </w:p>
         </w:tc>
@@ -7929,19 +7673,15 @@
           </w:tcPr>
           <w:p>
             <w:pPr>
-              <w:adjustRightInd w:val="0"/>
-              <w:spacing w:line="280" w:lineRule="exact"/>
-              <w:rPr>
-                <w:rFonts w:ascii="ＭＳ Ｐ明朝" w:eastAsia="ＭＳ Ｐ明朝" w:hAnsi="ＭＳ Ｐ明朝" w:cs="MS-Mincho"/>
-                <w:color w:val="000000"/>
+              <w:rPr>
+                <w:rFonts w:ascii="ＭＳ Ｐ明朝" w:eastAsia="ＭＳ Ｐ明朝" w:hAnsi="ＭＳ Ｐ明朝"/>
                 <w:sz w:val="22"/>
                 <w:szCs w:val="22"/>
               </w:rPr>
             </w:pPr>
             <w:r>
               <w:rPr>
-                <w:rFonts w:ascii="ＭＳ Ｐ明朝" w:eastAsia="ＭＳ Ｐ明朝" w:hAnsi="ＭＳ Ｐ明朝" w:cs="MS-Mincho" w:hint="eastAsia"/>
-                <w:color w:val="000000"/>
+                <w:rFonts w:ascii="ＭＳ Ｐ明朝" w:eastAsia="ＭＳ Ｐ明朝" w:hAnsi="ＭＳ Ｐ明朝" w:hint="eastAsia"/>
                 <w:sz w:val="22"/>
                 <w:szCs w:val="22"/>
               </w:rPr>
@@ -7960,72 +7700,18 @@
           <w:p>
             <w:pPr>
               <w:rPr>
+                <w:rFonts w:ascii="ＭＳ Ｐ明朝" w:eastAsia="ＭＳ Ｐ明朝" w:hAnsi="ＭＳ Ｐ明朝" w:cs="ＭＳ Ｐ明朝"/>
+                <w:sz w:val="22"/>
+                <w:szCs w:val="22"/>
+              </w:rPr>
+            </w:pPr>
+            <w:r>
+              <w:rPr>
                 <w:rFonts w:ascii="ＭＳ Ｐ明朝" w:eastAsia="ＭＳ Ｐ明朝" w:hAnsi="ＭＳ Ｐ明朝" w:hint="eastAsia"/>
                 <w:sz w:val="22"/>
                 <w:szCs w:val="22"/>
               </w:rPr>
-            </w:pPr>
-            <w:r>
-              <w:rPr>
-                <w:rFonts w:ascii="ＭＳ Ｐ明朝" w:eastAsia="ＭＳ Ｐ明朝" w:hAnsi="ＭＳ Ｐ明朝" w:hint="eastAsia"/>
-                <w:sz w:val="22"/>
-                <w:szCs w:val="22"/>
-              </w:rPr>
-              <w:t>・株価条件（ノックイン）</w:t>
-            </w:r>
-          </w:p>
-          <w:p>
-            <w:pPr>
-              <w:rPr>
-                <w:rFonts w:ascii="ＭＳ Ｐ明朝" w:eastAsia="ＭＳ Ｐ明朝" w:hAnsi="ＭＳ Ｐ明朝" w:hint="eastAsia"/>
-                <w:sz w:val="22"/>
-                <w:szCs w:val="22"/>
-              </w:rPr>
-            </w:pPr>
-            <w:r>
-              <w:rPr>
-                <w:rFonts w:ascii="ＭＳ Ｐ明朝" w:eastAsia="ＭＳ Ｐ明朝" w:hAnsi="ＭＳ Ｐ明朝" w:cs="ＭＳ 明朝" w:hint="eastAsia"/>
-                <w:color w:val="000000"/>
-                <w:sz w:val="22"/>
-                <w:szCs w:val="22"/>
-              </w:rPr>
-              <w:t>行使期間の満期までに、対象企業の株価が</w:t>
-            </w:r>
-            <w:r>
-              <w:rPr>
-                <w:rFonts w:ascii="ＭＳ Ｐ明朝" w:eastAsia="ＭＳ Ｐ明朝" w:hAnsi="ＭＳ Ｐ明朝" w:cs="ＭＳ 明朝"/>
-                <w:color w:val="000000"/>
-                <w:sz w:val="22"/>
-                <w:szCs w:val="22"/>
-              </w:rPr>
-              <w:t>150</w:t>
-            </w:r>
-            <w:r>
-              <w:rPr>
-                <w:rFonts w:ascii="ＭＳ Ｐ明朝" w:eastAsia="ＭＳ Ｐ明朝" w:hAnsi="ＭＳ Ｐ明朝" w:cs="ＭＳ 明朝" w:hint="eastAsia"/>
-                <w:color w:val="000000"/>
-                <w:sz w:val="22"/>
-                <w:szCs w:val="22"/>
-              </w:rPr>
-              <w:t>円を超過しない限り、</w:t>
-            </w:r>
-            <w:r>
-              <w:rPr>
-                <w:rFonts w:ascii="ＭＳ Ｐ明朝" w:eastAsia="ＭＳ Ｐ明朝" w:hAnsi="ＭＳ Ｐ明朝" w:cs="ＭＳ 明朝" w:hint="eastAsia"/>
-                <w:color w:val="000000"/>
-                <w:sz w:val="22"/>
-                <w:szCs w:val="22"/>
-              </w:rPr>
-              <w:t>対象企業は</w:t>
-            </w:r>
-            <w:r>
-              <w:rPr>
-                <w:rFonts w:ascii="ＭＳ Ｐ明朝" w:eastAsia="ＭＳ Ｐ明朝" w:hAnsi="ＭＳ Ｐ明朝" w:cs="ＭＳ 明朝" w:hint="eastAsia"/>
-                <w:color w:val="000000"/>
-                <w:sz w:val="22"/>
-                <w:szCs w:val="22"/>
-              </w:rPr>
-              <w:t>新株予約権を行使することができない。</w:t>
+              <w:t>●</w:t>
             </w:r>
           </w:p>
         </w:tc>
@@ -8035,176 +7721,21 @@
       <w:pPr>
         <w:rPr>
           <w:rFonts w:ascii="ＭＳ Ｐ明朝" w:eastAsia="ＭＳ Ｐ明朝" w:hAnsi="ＭＳ Ｐ明朝"/>
-        </w:rPr>
+          <w:sz w:val="21"/>
+          <w:szCs w:val="21"/>
+        </w:rPr>
+        <w:pageBreakBefore/>
       </w:pPr>
       <w:bookmarkStart w:id="13" w:name="_Toc179738843"/>
     </w:p>
     <w:p>
       <w:pPr>
-        <w:rPr>
-          <w:rFonts w:ascii="ＭＳ Ｐ明朝" w:eastAsia="ＭＳ Ｐ明朝" w:hAnsi="ＭＳ Ｐ明朝"/>
-        </w:rPr>
-      </w:pPr>
-    </w:p>
-    <w:p>
-      <w:pPr>
-        <w:rPr>
-          <w:rFonts w:ascii="ＭＳ Ｐ明朝" w:eastAsia="ＭＳ Ｐ明朝" w:hAnsi="ＭＳ Ｐ明朝"/>
-        </w:rPr>
-      </w:pPr>
-    </w:p>
-    <w:p>
-      <w:pPr>
-        <w:rPr>
-          <w:rFonts w:ascii="ＭＳ Ｐ明朝" w:eastAsia="ＭＳ Ｐ明朝" w:hAnsi="ＭＳ Ｐ明朝"/>
-          <w:sz w:val="22"/>
-          <w:szCs w:val="22"/>
-        </w:rPr>
-      </w:pPr>
-    </w:p>
-    <w:p>
-      <w:pPr>
-        <w:rPr>
-          <w:rFonts w:ascii="ＭＳ Ｐ明朝" w:eastAsia="ＭＳ Ｐ明朝" w:hAnsi="ＭＳ Ｐ明朝"/>
-          <w:sz w:val="22"/>
-          <w:szCs w:val="22"/>
-        </w:rPr>
-      </w:pPr>
-    </w:p>
-    <w:p>
-      <w:pPr>
-        <w:rPr>
-          <w:rFonts w:ascii="ＭＳ Ｐ明朝" w:eastAsia="ＭＳ Ｐ明朝" w:hAnsi="ＭＳ Ｐ明朝"/>
-          <w:sz w:val="22"/>
-          <w:szCs w:val="22"/>
-        </w:rPr>
-      </w:pPr>
-    </w:p>
-    <w:p>
-      <w:pPr>
-        <w:rPr>
-          <w:rFonts w:ascii="ＭＳ Ｐ明朝" w:eastAsia="ＭＳ Ｐ明朝" w:hAnsi="ＭＳ Ｐ明朝"/>
-          <w:sz w:val="22"/>
-          <w:szCs w:val="22"/>
-        </w:rPr>
-      </w:pPr>
-    </w:p>
-    <w:p>
-      <w:pPr>
-        <w:rPr>
-          <w:rFonts w:ascii="ＭＳ Ｐ明朝" w:eastAsia="ＭＳ Ｐ明朝" w:hAnsi="ＭＳ Ｐ明朝"/>
-          <w:sz w:val="22"/>
-          <w:szCs w:val="22"/>
-        </w:rPr>
-      </w:pPr>
-    </w:p>
-    <w:p>
-      <w:pPr>
-        <w:rPr>
-          <w:rFonts w:ascii="ＭＳ Ｐ明朝" w:eastAsia="ＭＳ Ｐ明朝" w:hAnsi="ＭＳ Ｐ明朝"/>
-          <w:sz w:val="22"/>
-          <w:szCs w:val="22"/>
-        </w:rPr>
-      </w:pPr>
-    </w:p>
-    <w:p>
-      <w:pPr>
-        <w:rPr>
-          <w:rFonts w:ascii="ＭＳ Ｐ明朝" w:eastAsia="ＭＳ Ｐ明朝" w:hAnsi="ＭＳ Ｐ明朝"/>
-          <w:sz w:val="22"/>
-          <w:szCs w:val="22"/>
-        </w:rPr>
-      </w:pPr>
-    </w:p>
-    <w:p>
-      <w:pPr>
-        <w:rPr>
-          <w:rFonts w:ascii="ＭＳ Ｐ明朝" w:eastAsia="ＭＳ Ｐ明朝" w:hAnsi="ＭＳ Ｐ明朝"/>
-          <w:sz w:val="22"/>
-          <w:szCs w:val="22"/>
-        </w:rPr>
-      </w:pPr>
-    </w:p>
-    <w:p>
-      <w:pPr>
-        <w:rPr>
-          <w:rFonts w:ascii="ＭＳ Ｐ明朝" w:eastAsia="ＭＳ Ｐ明朝" w:hAnsi="ＭＳ Ｐ明朝"/>
-          <w:sz w:val="22"/>
-          <w:szCs w:val="22"/>
-        </w:rPr>
-      </w:pPr>
-    </w:p>
-    <w:p>
-      <w:pPr>
-        <w:rPr>
-          <w:rFonts w:ascii="ＭＳ Ｐ明朝" w:eastAsia="ＭＳ Ｐ明朝" w:hAnsi="ＭＳ Ｐ明朝"/>
-          <w:sz w:val="22"/>
-          <w:szCs w:val="22"/>
-        </w:rPr>
-      </w:pPr>
-    </w:p>
-    <w:p>
-      <w:pPr>
-        <w:rPr>
-          <w:rFonts w:ascii="ＭＳ Ｐ明朝" w:eastAsia="ＭＳ Ｐ明朝" w:hAnsi="ＭＳ Ｐ明朝"/>
-          <w:sz w:val="22"/>
-          <w:szCs w:val="22"/>
-        </w:rPr>
-      </w:pPr>
-    </w:p>
-    <w:p>
-      <w:pPr>
-        <w:rPr>
-          <w:rFonts w:ascii="ＭＳ Ｐ明朝" w:eastAsia="ＭＳ Ｐ明朝" w:hAnsi="ＭＳ Ｐ明朝"/>
-          <w:sz w:val="22"/>
-          <w:szCs w:val="22"/>
-        </w:rPr>
-      </w:pPr>
-    </w:p>
-    <w:p>
-      <w:pPr>
-        <w:rPr>
-          <w:rFonts w:ascii="ＭＳ Ｐ明朝" w:eastAsia="ＭＳ Ｐ明朝" w:hAnsi="ＭＳ Ｐ明朝"/>
-          <w:sz w:val="22"/>
-          <w:szCs w:val="22"/>
-        </w:rPr>
-      </w:pPr>
-    </w:p>
-    <w:p>
-      <w:pPr>
-        <w:rPr>
-          <w:rFonts w:ascii="ＭＳ Ｐ明朝" w:eastAsia="ＭＳ Ｐ明朝" w:hAnsi="ＭＳ Ｐ明朝" w:hint="eastAsia"/>
-          <w:sz w:val="22"/>
-          <w:szCs w:val="22"/>
-        </w:rPr>
-      </w:pPr>
-    </w:p>
-    <w:p>
-      <w:pPr>
-        <w:rPr>
-          <w:rFonts w:ascii="ＭＳ Ｐ明朝" w:eastAsia="ＭＳ Ｐ明朝" w:hAnsi="ＭＳ Ｐ明朝"/>
-          <w:sz w:val="22"/>
-          <w:szCs w:val="22"/>
-        </w:rPr>
-      </w:pPr>
-    </w:p>
-    <w:p>
-      <w:pPr>
-        <w:rPr>
-          <w:rFonts w:ascii="ＭＳ Ｐ明朝" w:eastAsia="ＭＳ Ｐ明朝" w:hAnsi="ＭＳ Ｐ明朝"/>
-          <w:sz w:val="22"/>
-          <w:szCs w:val="22"/>
-        </w:rPr>
-      </w:pPr>
-    </w:p>
-    <w:p>
-      <w:pPr>
         <w:pStyle w:val="1"/>
         <w:rPr>
           <w:rFonts w:ascii="ＭＳ Ｐ明朝" w:eastAsia="ＭＳ Ｐ明朝" w:hAnsi="ＭＳ Ｐ明朝" w:cs="Arial"/>
         </w:rPr>
       </w:pPr>
-      <w:bookmarkStart w:id="14" w:name="_Toc155354674"/>
+      <w:bookmarkStart w:id="14" w:name="_Toc223971646"/>
       <w:r>
         <w:rPr>
           <w:rFonts w:ascii="ＭＳ Ｐ明朝" w:eastAsia="ＭＳ Ｐ明朝" w:hAnsi="ＭＳ Ｐ明朝" w:cs="ＭＳ ゴシック" w:hint="eastAsia"/>
@@ -8238,7 +7769,7 @@
         </w:rPr>
       </w:pPr>
       <w:bookmarkStart w:id="15" w:name="_Toc179738844"/>
-      <w:bookmarkStart w:id="16" w:name="_Toc155354675"/>
+      <w:bookmarkStart w:id="16" w:name="_Toc223971647"/>
       <w:r>
         <w:rPr>
           <w:rFonts w:ascii="ＭＳ Ｐ明朝" w:eastAsia="ＭＳ Ｐ明朝" w:hAnsi="ＭＳ Ｐ明朝" w:cs="Arial" w:hint="eastAsia"/>
@@ -8719,7 +8250,7 @@
         </w:rPr>
       </w:pPr>
       <w:bookmarkStart w:id="17" w:name="_Toc179738845"/>
-      <w:bookmarkStart w:id="18" w:name="_Toc155354676"/>
+      <w:bookmarkStart w:id="18" w:name="_Toc223971648"/>
       <w:r>
         <w:rPr>
           <w:rFonts w:ascii="ＭＳ Ｐ明朝" w:eastAsia="ＭＳ Ｐ明朝" w:hAnsi="ＭＳ Ｐ明朝" w:cs="Arial" w:hint="eastAsia"/>
@@ -8850,61 +8381,7 @@
           <w:sz w:val="22"/>
           <w:szCs w:val="22"/>
         </w:rPr>
-        <w:t xml:space="preserve">※1　Francis Longstaff &amp; Eduardo Schwartz, "Valuing </w:t>
-      </w:r>
-      <w:proofErr w:type="spellStart"/>
-      <w:r>
-        <w:rPr>
-          <w:rFonts w:ascii="ＭＳ Ｐ明朝" w:eastAsia="ＭＳ Ｐ明朝" w:hAnsi="ＭＳ Ｐ明朝" w:cs="Arial" w:hint="eastAsia"/>
-          <w:sz w:val="22"/>
-          <w:szCs w:val="22"/>
-        </w:rPr>
-        <w:t>AmericanOptions</w:t>
-      </w:r>
-      <w:proofErr w:type="spellEnd"/>
-      <w:r>
-        <w:rPr>
-          <w:rFonts w:ascii="ＭＳ Ｐ明朝" w:eastAsia="ＭＳ Ｐ明朝" w:hAnsi="ＭＳ Ｐ明朝" w:cs="Arial" w:hint="eastAsia"/>
-          <w:sz w:val="22"/>
-          <w:szCs w:val="22"/>
-        </w:rPr>
-        <w:t xml:space="preserve"> </w:t>
-      </w:r>
-      <w:proofErr w:type="spellStart"/>
-      <w:r>
-        <w:rPr>
-          <w:rFonts w:ascii="ＭＳ Ｐ明朝" w:eastAsia="ＭＳ Ｐ明朝" w:hAnsi="ＭＳ Ｐ明朝" w:cs="Arial" w:hint="eastAsia"/>
-          <w:sz w:val="22"/>
-          <w:szCs w:val="22"/>
-        </w:rPr>
-        <w:t>bySimulation</w:t>
-      </w:r>
-      <w:proofErr w:type="spellEnd"/>
-      <w:r>
-        <w:rPr>
-          <w:rFonts w:ascii="ＭＳ Ｐ明朝" w:eastAsia="ＭＳ Ｐ明朝" w:hAnsi="ＭＳ Ｐ明朝" w:cs="Arial" w:hint="eastAsia"/>
-          <w:sz w:val="22"/>
-          <w:szCs w:val="22"/>
-        </w:rPr>
-        <w:t xml:space="preserve">: A Simple Least-Squares Approach" ,UCLA Working </w:t>
-      </w:r>
-      <w:proofErr w:type="spellStart"/>
-      <w:r>
-        <w:rPr>
-          <w:rFonts w:ascii="ＭＳ Ｐ明朝" w:eastAsia="ＭＳ Ｐ明朝" w:hAnsi="ＭＳ Ｐ明朝" w:cs="Arial" w:hint="eastAsia"/>
-          <w:sz w:val="22"/>
-          <w:szCs w:val="22"/>
-        </w:rPr>
-        <w:t>Paper,October</w:t>
-      </w:r>
-      <w:proofErr w:type="spellEnd"/>
-      <w:r>
-        <w:rPr>
-          <w:rFonts w:ascii="ＭＳ Ｐ明朝" w:eastAsia="ＭＳ Ｐ明朝" w:hAnsi="ＭＳ Ｐ明朝" w:cs="Arial" w:hint="eastAsia"/>
-          <w:sz w:val="22"/>
-          <w:szCs w:val="22"/>
-        </w:rPr>
-        <w:t xml:space="preserve"> 1998.</w:t>
+        <w:t>※1　Francis Longstaff &amp; Eduardo Schwartz, "Valuing AmericanOptions bySimulation: A Simple Least-Squares Approach" ,UCLA Working Paper,October 1998.</w:t>
       </w:r>
     </w:p>
     <w:p>
@@ -8967,27 +8444,8 @@
           <w:sz w:val="22"/>
           <w:szCs w:val="22"/>
         </w:rPr>
-        <w:t>株価が正規分布に従うという仮定のもとで、</w:t>
-      </w:r>
-      <w:proofErr w:type="gramStart"/>
-      <w:r>
-        <w:rPr>
-          <w:rFonts w:ascii="ＭＳ Ｐ明朝" w:eastAsia="ＭＳ Ｐ明朝" w:hAnsi="ＭＳ Ｐ明朝" w:cs="Arial"/>
-          <w:sz w:val="22"/>
-          <w:szCs w:val="22"/>
-        </w:rPr>
-        <w:t>ｊ</w:t>
-      </w:r>
-      <w:proofErr w:type="gramEnd"/>
-      <w:r>
-        <w:rPr>
-          <w:rFonts w:ascii="ＭＳ Ｐ明朝" w:eastAsia="ＭＳ Ｐ明朝" w:hAnsi="ＭＳ Ｐ明朝" w:cs="Arial"/>
-          <w:sz w:val="22"/>
-          <w:szCs w:val="22"/>
-        </w:rPr>
-        <w:t>回目のシミュレーションで実現する</w:t>
-      </w:r>
-      <w:proofErr w:type="gramStart"/>
+        <w:t>株価が正規分布に従うという仮定のもとで、ｊ回目のシミュレーションで実現する</w:t>
+      </w:r>
       <w:r>
         <w:rPr>
           <w:rFonts w:ascii="ＭＳ Ｐ明朝" w:eastAsia="ＭＳ Ｐ明朝" w:hAnsi="ＭＳ Ｐ明朝" w:cs="Arial" w:hint="eastAsia"/>
@@ -8996,7 +8454,6 @@
         </w:rPr>
         <w:t>t</w:t>
       </w:r>
-      <w:proofErr w:type="gramEnd"/>
       <w:r>
         <w:rPr>
           <w:rFonts w:ascii="ＭＳ Ｐ明朝" w:eastAsia="ＭＳ Ｐ明朝" w:hAnsi="ＭＳ Ｐ明朝" w:cs="Arial"/>
@@ -9047,7 +8504,7 @@
           <w:sz w:val="22"/>
           <w:szCs w:val="22"/>
         </w:rPr>
-        <w:object w:dxaOrig="3260" w:dyaOrig="640" w14:anchorId="58EE4104">
+        <w:object w:dxaOrig="3260" w:dyaOrig="640" w14:anchorId="610B483B">
           <v:shapetype id="_x0000_t75" coordsize="21600,21600" o:spt="75" o:preferrelative="t" path="m@4@5l@4@11@9@11@9@5xe" filled="f" stroked="f">
             <v:stroke joinstyle="miter"/>
             <v:formulas>
@@ -9067,10 +8524,10 @@
             <v:path o:extrusionok="f" gradientshapeok="t" o:connecttype="rect"/>
             <o:lock v:ext="edit" aspectratio="t"/>
           </v:shapetype>
-          <v:shape id="_x0000_i1027" type="#_x0000_t75" alt="" style="width:163.2pt;height:30.4pt;mso-width-percent:0;mso-height-percent:0;mso-width-percent:0;mso-height-percent:0" o:ole="">
-            <v:imagedata r:id="rId15" o:title=""/>
+          <v:shape id="_x0000_i1027" type="#_x0000_t75" alt="" style="width:163pt;height:31pt;mso-width-percent:0;mso-height-percent:0;mso-width-percent:0;mso-height-percent:0" o:ole="">
+            <v:imagedata r:id="rId13" o:title=""/>
           </v:shape>
-          <o:OLEObject Type="Embed" ProgID="Equation.3" ShapeID="_x0000_i1027" DrawAspect="Content" ObjectID="_1834057530" r:id="rId16"/>
+          <o:OLEObject Type="Embed" ProgID="Equation.3" ShapeID="_x0000_i1027" DrawAspect="Content" ObjectID="_1834584540" r:id="rId14"/>
         </w:object>
       </w:r>
     </w:p>
@@ -9715,7 +9172,16 @@
           <w:sz w:val="22"/>
           <w:szCs w:val="22"/>
         </w:rPr>
-        <w:t xml:space="preserve">ならば別の一様乱数を用いて計算をやり直し、　</w:t>
+        <w:t>ならば別の一様乱数を用いて計算をやり直し、</w:t>
+      </w:r>
+      <w:r>
+        <w:rPr>
+          <w:rFonts w:ascii="ＭＳ Ｐ明朝" w:eastAsia="ＭＳ Ｐ明朝" w:hAnsi="ＭＳ Ｐ明朝" w:cs="Arial"/>
+          <w:iCs/>
+          <w:sz w:val="22"/>
+          <w:szCs w:val="22"/>
+        </w:rPr>
+        <w:t xml:space="preserve">　</w:t>
       </w:r>
       <m:oMath>
         <m:r>
@@ -10116,34 +9582,177 @@
       </w:r>
       <w:r>
         <w:rPr>
-          <w:rFonts w:ascii="ＭＳ Ｐ明朝" w:eastAsia="ＭＳ Ｐ明朝" w:hAnsi="ＭＳ Ｐ明朝" w:cs="Arial"/>
-          <w:sz w:val="22"/>
-          <w:szCs w:val="22"/>
-        </w:rPr>
-        <w:t xml:space="preserve"> </w:t>
-      </w:r>
-      <w:r>
-        <w:rPr>
           <w:rFonts w:ascii="ＭＳ Ｐ明朝" w:eastAsia="ＭＳ Ｐ明朝" w:hAnsi="ＭＳ Ｐ明朝" w:cs="Arial" w:hint="eastAsia"/>
           <w:sz w:val="22"/>
           <w:szCs w:val="22"/>
         </w:rPr>
         <w:t>任意取得請求（コーラブル）の行使タイミングをシミュレーションに組込みます。任意取得条項は、オプションの引受人が発行体に対して行使価格を異にするオプションを付与していることと同一であり、オプション料の公正価値を減ずる方向に働きます。また、新株予約権の行使により生じるキャシュフローの割引率として代替的資金調達コストを採用するものとし、その代替的資金調達コストを修正CAPMにより算出します。</w:t>
+      </w:r>
+      <w:r>
+        <w:rPr>
+          <w:rFonts w:ascii="ＭＳ Ｐ明朝" w:eastAsia="ＭＳ Ｐ明朝" w:hAnsi="ＭＳ Ｐ明朝" w:cs="Arial"/>
+          <w:sz w:val="22"/>
+          <w:szCs w:val="22"/>
+        </w:rPr>
+        <w:tab/>
       </w:r>
     </w:p>
     <w:p>
       <w:pPr>
-        <w:ind w:left="425" w:hangingChars="193" w:hanging="425"/>
-        <w:rPr>
-          <w:rFonts w:ascii="ＭＳ Ｐ明朝" w:eastAsia="ＭＳ Ｐ明朝" w:hAnsi="ＭＳ Ｐ明朝" w:cs="Arial"/>
-          <w:sz w:val="22"/>
-          <w:szCs w:val="22"/>
-        </w:rPr>
-      </w:pPr>
+        <w:ind w:firstLineChars="257" w:firstLine="565"/>
+        <w:rPr>
+          <w:rFonts w:ascii="ＭＳ Ｐ明朝" w:eastAsia="ＭＳ Ｐ明朝" w:hAnsi="ＭＳ Ｐ明朝" w:cs="Arial"/>
+          <w:sz w:val="22"/>
+          <w:szCs w:val="22"/>
+        </w:rPr>
+      </w:pPr>
+      <w:r>
+        <w:rPr>
+          <w:rFonts w:ascii="ＭＳ Ｐ明朝" w:eastAsia="ＭＳ Ｐ明朝" w:hAnsi="ＭＳ Ｐ明朝" w:cs="Arial" w:hint="eastAsia"/>
+          <w:sz w:val="22"/>
+          <w:szCs w:val="22"/>
+        </w:rPr>
+        <w:t>=</w:t>
+      </w:r>
+      <w:r>
+        <w:rPr>
+          <w:rFonts w:ascii="ＭＳ Ｐ明朝" w:eastAsia="ＭＳ Ｐ明朝" w:hAnsi="ＭＳ Ｐ明朝" w:cs="Arial"/>
+          <w:sz w:val="22"/>
+          <w:szCs w:val="22"/>
+        </w:rPr>
+        <w:t xml:space="preserve"> </w:t>
+      </w:r>
+      <w:r>
+        <w:rPr>
+          <w:rFonts w:ascii="ＭＳ Ｐ明朝" w:eastAsia="ＭＳ Ｐ明朝" w:hAnsi="ＭＳ Ｐ明朝" w:cs="Arial"/>
+          <w:sz w:val="22"/>
+          <w:szCs w:val="22"/>
+        </w:rPr>
+        <w:t>1.</w:t>
+      </w:r>
+      <w:r>
+        <w:rPr>
+          <w:rFonts w:ascii="ＭＳ Ｐ明朝" w:eastAsia="ＭＳ Ｐ明朝" w:hAnsi="ＭＳ Ｐ明朝" w:cs="Arial"/>
+          <w:sz w:val="22"/>
+          <w:szCs w:val="22"/>
+        </w:rPr>
+        <w:t>591</w:t>
+      </w:r>
+      <w:r>
+        <w:rPr>
+          <w:rFonts w:ascii="ＭＳ Ｐ明朝" w:eastAsia="ＭＳ Ｐ明朝" w:hAnsi="ＭＳ Ｐ明朝" w:cs="Arial" w:hint="eastAsia"/>
+          <w:sz w:val="22"/>
+          <w:szCs w:val="22"/>
+        </w:rPr>
+        <w:t>% +</w:t>
+      </w:r>
+      <w:r>
+        <w:rPr>
+          <w:rFonts w:ascii="ＭＳ Ｐ明朝" w:eastAsia="ＭＳ Ｐ明朝" w:hAnsi="ＭＳ Ｐ明朝" w:cs="Arial"/>
+          <w:sz w:val="22"/>
+          <w:szCs w:val="22"/>
+        </w:rPr>
+        <w:t xml:space="preserve"> 9.</w:t>
+      </w:r>
+      <w:r>
+        <w:rPr>
+          <w:rFonts w:ascii="ＭＳ Ｐ明朝" w:eastAsia="ＭＳ Ｐ明朝" w:hAnsi="ＭＳ Ｐ明朝" w:cs="Arial"/>
+          <w:sz w:val="22"/>
+          <w:szCs w:val="22"/>
+        </w:rPr>
+        <w:t>3</w:t>
+      </w:r>
+      <w:r>
+        <w:rPr>
+          <w:rFonts w:ascii="ＭＳ Ｐ明朝" w:eastAsia="ＭＳ Ｐ明朝" w:hAnsi="ＭＳ Ｐ明朝" w:cs="Arial" w:hint="eastAsia"/>
+          <w:sz w:val="22"/>
+          <w:szCs w:val="22"/>
+        </w:rPr>
+        <w:t>%</w:t>
+      </w:r>
+      <w:r>
+        <w:rPr>
+          <w:rFonts w:ascii="ＭＳ Ｐ明朝" w:eastAsia="ＭＳ Ｐ明朝" w:hAnsi="ＭＳ Ｐ明朝" w:cs="Arial"/>
+          <w:sz w:val="22"/>
+          <w:szCs w:val="22"/>
+        </w:rPr>
+        <w:t>×</w:t>
+      </w:r>
+      <w:r>
+        <w:rPr>
+          <w:rFonts w:ascii="ＭＳ Ｐ明朝" w:eastAsia="ＭＳ Ｐ明朝" w:hAnsi="ＭＳ Ｐ明朝" w:cs="Arial" w:hint="eastAsia"/>
+          <w:sz w:val="22"/>
+          <w:szCs w:val="22"/>
+        </w:rPr>
+        <w:t xml:space="preserve"> 0</w:t>
+      </w:r>
+      <w:r>
+        <w:rPr>
+          <w:rFonts w:ascii="ＭＳ Ｐ明朝" w:eastAsia="ＭＳ Ｐ明朝" w:hAnsi="ＭＳ Ｐ明朝" w:cs="Arial"/>
+          <w:sz w:val="22"/>
+          <w:szCs w:val="22"/>
+        </w:rPr>
+        <w:t>.5</w:t>
+      </w:r>
+      <w:r>
+        <w:rPr>
+          <w:rFonts w:ascii="ＭＳ Ｐ明朝" w:eastAsia="ＭＳ Ｐ明朝" w:hAnsi="ＭＳ Ｐ明朝" w:cs="Arial"/>
+          <w:sz w:val="22"/>
+          <w:szCs w:val="22"/>
+        </w:rPr>
+        <w:t>6</w:t>
+      </w:r>
+      <w:r>
+        <w:rPr>
+          <w:rFonts w:ascii="ＭＳ Ｐ明朝" w:eastAsia="ＭＳ Ｐ明朝" w:hAnsi="ＭＳ Ｐ明朝" w:cs="Arial"/>
+          <w:sz w:val="22"/>
+          <w:szCs w:val="22"/>
+        </w:rPr>
+        <w:t xml:space="preserve">7 </w:t>
+      </w:r>
+      <w:r>
+        <w:rPr>
+          <w:rFonts w:ascii="ＭＳ Ｐ明朝" w:eastAsia="ＭＳ Ｐ明朝" w:hAnsi="ＭＳ Ｐ明朝" w:cs="Arial"/>
+          <w:sz w:val="22"/>
+          <w:szCs w:val="22"/>
+        </w:rPr>
+        <w:t>+</w:t>
+      </w:r>
+      <w:r>
+        <w:rPr>
+          <w:rFonts w:ascii="ＭＳ Ｐ明朝" w:eastAsia="ＭＳ Ｐ明朝" w:hAnsi="ＭＳ Ｐ明朝" w:cs="Arial" w:hint="eastAsia"/>
+          <w:sz w:val="22"/>
+          <w:szCs w:val="22"/>
+        </w:rPr>
+        <w:t xml:space="preserve"> </w:t>
+      </w:r>
+      <w:r>
+        <w:rPr>
+          <w:rFonts w:ascii="ＭＳ Ｐ明朝" w:eastAsia="ＭＳ Ｐ明朝" w:hAnsi="ＭＳ Ｐ明朝" w:cs="Arial"/>
+          <w:sz w:val="22"/>
+          <w:szCs w:val="22"/>
+        </w:rPr>
+        <w:t>21</w:t>
+      </w:r>
+      <w:r>
+        <w:rPr>
+          <w:rFonts w:ascii="ＭＳ Ｐ明朝" w:eastAsia="ＭＳ Ｐ明朝" w:hAnsi="ＭＳ Ｐ明朝" w:cs="Arial"/>
+          <w:sz w:val="22"/>
+          <w:szCs w:val="22"/>
+        </w:rPr>
+        <w:t>.83%</w:t>
+      </w:r>
+      <w:r>
+        <w:rPr>
+          <w:rFonts w:ascii="ＭＳ Ｐ明朝" w:eastAsia="ＭＳ Ｐ明朝" w:hAnsi="ＭＳ Ｐ明朝" w:cs="Arial"/>
+          <w:sz w:val="22"/>
+          <w:szCs w:val="22"/>
+        </w:rPr>
+      </w:r>
     </w:p>
     <w:p>
       <w:pPr>
-        <w:ind w:left="425" w:hangingChars="193" w:hanging="425"/>
+        <w:ind w:firstLineChars="257" w:firstLine="565"/>
         <w:rPr>
           <w:rFonts w:ascii="ＭＳ Ｐ明朝" w:eastAsia="ＭＳ Ｐ明朝" w:hAnsi="ＭＳ Ｐ明朝" w:cs="Arial"/>
           <w:sz w:val="22"/>
@@ -10156,7 +9765,7 @@
           <w:sz w:val="22"/>
           <w:szCs w:val="22"/>
         </w:rPr>
-        <w:t xml:space="preserve">　 </w:t>
+        <w:t>=</w:t>
       </w:r>
       <w:r>
         <w:rPr>
@@ -10168,131 +9777,62 @@
       </w:r>
       <w:r>
         <w:rPr>
+          <w:rFonts w:ascii="ＭＳ Ｐ明朝" w:eastAsia="ＭＳ Ｐ明朝" w:hAnsi="ＭＳ Ｐ明朝" w:cs="Arial"/>
+          <w:sz w:val="22"/>
+          <w:szCs w:val="22"/>
+        </w:rPr>
+        <w:t>2</w:t>
+      </w:r>
+      <w:r>
+        <w:rPr>
+          <w:rFonts w:ascii="ＭＳ Ｐ明朝" w:eastAsia="ＭＳ Ｐ明朝" w:hAnsi="ＭＳ Ｐ明朝" w:cs="Arial"/>
+          <w:sz w:val="22"/>
+          <w:szCs w:val="22"/>
+        </w:rPr>
+        <w:t>8.69</w:t>
+      </w:r>
+      <w:r>
+        <w:rPr>
           <w:rFonts w:ascii="ＭＳ Ｐ明朝" w:eastAsia="ＭＳ Ｐ明朝" w:hAnsi="ＭＳ Ｐ明朝" w:cs="Arial" w:hint="eastAsia"/>
           <w:sz w:val="22"/>
           <w:szCs w:val="22"/>
         </w:rPr>
-        <w:t>上記</w:t>
-      </w:r>
-      <w:r>
-        <w:rPr>
-          <w:rFonts w:ascii="ＭＳ Ｐ明朝" w:eastAsia="ＭＳ Ｐ明朝" w:hAnsi="ＭＳ Ｐ明朝" w:cs="Arial" w:hint="eastAsia"/>
-          <w:sz w:val="22"/>
-          <w:szCs w:val="22"/>
-        </w:rPr>
-        <w:t>の資金調達コストは修正CAPMにより算出した。</w:t>
+        <w:t>%</w:t>
       </w:r>
     </w:p>
     <w:p>
       <w:pPr>
-        <w:ind w:left="425" w:hangingChars="193" w:hanging="425"/>
-        <w:rPr>
-          <w:rFonts w:ascii="ＭＳ Ｐ明朝" w:eastAsia="ＭＳ Ｐ明朝" w:hAnsi="ＭＳ Ｐ明朝" w:cs="Arial"/>
-          <w:sz w:val="22"/>
-          <w:szCs w:val="22"/>
-        </w:rPr>
-      </w:pPr>
-      <w:r>
-        <w:rPr>
-          <w:rFonts w:ascii="ＭＳ Ｐ明朝" w:eastAsia="ＭＳ Ｐ明朝" w:hAnsi="ＭＳ Ｐ明朝" w:cs="Arial"/>
-          <w:sz w:val="22"/>
-          <w:szCs w:val="22"/>
-        </w:rPr>
-        <w:t xml:space="preserve">    </w:t>
-      </w:r>
-      <w:r>
-        <w:rPr>
-          <w:rFonts w:ascii="ＭＳ Ｐ明朝" w:eastAsia="ＭＳ Ｐ明朝" w:hAnsi="ＭＳ Ｐ明朝" w:cs="Arial" w:hint="eastAsia"/>
-          <w:sz w:val="22"/>
-          <w:szCs w:val="22"/>
-        </w:rPr>
-        <w:t>リスクフリーレート</w:t>
-      </w:r>
-      <w:r>
-        <w:rPr>
-          <w:rFonts w:ascii="ＭＳ Ｐ明朝" w:eastAsia="ＭＳ Ｐ明朝" w:hAnsi="ＭＳ Ｐ明朝" w:cs="Arial"/>
-          <w:sz w:val="22"/>
-          <w:szCs w:val="22"/>
-        </w:rPr>
-        <w:t>+市場リスクプレミアム×対指数β+</w:t>
-      </w:r>
-      <w:r>
-        <w:rPr>
-          <w:rFonts w:ascii="ＭＳ Ｐ明朝" w:eastAsia="ＭＳ Ｐ明朝" w:hAnsi="ＭＳ Ｐ明朝" w:cs="Arial" w:hint="eastAsia"/>
-          <w:sz w:val="22"/>
-          <w:szCs w:val="22"/>
-        </w:rPr>
-        <w:t>クレジット・コスト</w:t>
-      </w:r>
+        <w:widowControl w:val="0"/>
+        <w:autoSpaceDE w:val="0"/>
+        <w:autoSpaceDN w:val="0"/>
+        <w:adjustRightInd w:val="0"/>
+        <w:rPr>
+          <w:rFonts w:ascii="ＭＳ Ｐ明朝" w:eastAsia="ＭＳ Ｐ明朝" w:hAnsi="ＭＳ Ｐ明朝" w:cs="Í˜_."/>
+          <w:sz w:val="22"/>
+          <w:szCs w:val="22"/>
+        </w:rPr>
+      </w:pPr>
     </w:p>
     <w:p>
       <w:pPr>
-        <w:ind w:firstLineChars="200" w:firstLine="440"/>
-        <w:rPr>
-          <w:rFonts w:ascii="ＭＳ Ｐ明朝" w:eastAsia="ＭＳ Ｐ明朝" w:hAnsi="ＭＳ Ｐ明朝" w:cs="Arial"/>
-          <w:sz w:val="22"/>
-          <w:szCs w:val="22"/>
-        </w:rPr>
-      </w:pPr>
-      <w:r>
-        <w:rPr>
-          <w:rFonts w:ascii="ＭＳ Ｐ明朝" w:eastAsia="ＭＳ Ｐ明朝" w:hAnsi="ＭＳ Ｐ明朝" w:cs="Arial"/>
-          <w:sz w:val="22"/>
-          <w:szCs w:val="22"/>
-        </w:rPr>
-        <w:t xml:space="preserve">= </w:t>
-      </w:r>
-      <w:r>
-        <w:rPr>
-          <w:rFonts w:ascii="ＭＳ Ｐ明朝" w:eastAsia="ＭＳ Ｐ明朝" w:hAnsi="ＭＳ Ｐ明朝" w:cs="Arial"/>
-          <w:sz w:val="22"/>
-          <w:szCs w:val="22"/>
-        </w:rPr>
-        <w:t>1.</w:t>
-      </w:r>
-      <w:r>
-        <w:rPr>
-          <w:rFonts w:ascii="ＭＳ Ｐ明朝" w:eastAsia="ＭＳ Ｐ明朝" w:hAnsi="ＭＳ Ｐ明朝" w:cs="Arial"/>
-          <w:sz w:val="22"/>
-          <w:szCs w:val="22"/>
-        </w:rPr>
-        <w:t>591</w:t>
-      </w:r>
-      <w:r>
-        <w:rPr>
-          <w:rFonts w:ascii="ＭＳ Ｐ明朝" w:eastAsia="ＭＳ Ｐ明朝" w:hAnsi="ＭＳ Ｐ明朝" w:cs="Arial"/>
-          <w:sz w:val="22"/>
-          <w:szCs w:val="22"/>
-        </w:rPr>
-        <w:t xml:space="preserve">% + </w:t>
-      </w:r>
-      <w:r>
-        <w:rPr>
-          <w:rFonts w:ascii="ＭＳ Ｐ明朝" w:eastAsia="ＭＳ Ｐ明朝" w:hAnsi="ＭＳ Ｐ明朝" w:cs="Arial"/>
-          <w:sz w:val="22"/>
-          <w:szCs w:val="22"/>
-        </w:rPr>
-        <w:t>9.</w:t>
-      </w:r>
-      <w:r>
-        <w:rPr>
-          <w:rFonts w:ascii="ＭＳ Ｐ明朝" w:eastAsia="ＭＳ Ｐ明朝" w:hAnsi="ＭＳ Ｐ明朝" w:cs="Arial"/>
-          <w:sz w:val="22"/>
-          <w:szCs w:val="22"/>
-        </w:rPr>
-        <w:t>3</w:t>
-      </w:r>
-      <w:r>
-        <w:rPr>
-          <w:rFonts w:ascii="ＭＳ Ｐ明朝" w:eastAsia="ＭＳ Ｐ明朝" w:hAnsi="ＭＳ Ｐ明朝" w:cs="Arial"/>
-          <w:sz w:val="22"/>
-          <w:szCs w:val="22"/>
-        </w:rPr>
-        <w:t>%×</w:t>
-      </w:r>
-      <w:r>
-        <w:rPr>
-          <w:rFonts w:ascii="ＭＳ Ｐ明朝" w:eastAsia="ＭＳ Ｐ明朝" w:hAnsi="ＭＳ Ｐ明朝" w:cs="Arial"/>
+        <w:ind w:left="425" w:hangingChars="193" w:hanging="425"/>
+        <w:rPr>
+          <w:rFonts w:ascii="ＭＳ Ｐ明朝" w:eastAsia="ＭＳ Ｐ明朝" w:hAnsi="ＭＳ Ｐ明朝" w:cs="Arial"/>
+          <w:sz w:val="22"/>
+          <w:szCs w:val="22"/>
+        </w:rPr>
+      </w:pPr>
+      <w:r>
+        <w:rPr>
+          <w:rFonts w:ascii="ＭＳ Ｐ明朝" w:eastAsia="ＭＳ Ｐ明朝" w:hAnsi="ＭＳ Ｐ明朝" w:cs="Arial" w:hint="eastAsia"/>
+          <w:sz w:val="22"/>
+          <w:szCs w:val="22"/>
+        </w:rPr>
+        <w:t>③</w:t>
+      </w:r>
+      <w:r>
+        <w:rPr>
+          <w:rFonts w:ascii="ＭＳ Ｐ明朝" w:eastAsia="ＭＳ Ｐ明朝" w:hAnsi="ＭＳ Ｐ明朝" w:cs="Arial" w:hint="eastAsia"/>
           <w:sz w:val="22"/>
           <w:szCs w:val="22"/>
         </w:rPr>
@@ -10304,901 +9844,249 @@
           <w:sz w:val="22"/>
           <w:szCs w:val="22"/>
         </w:rPr>
-        <w:t>0</w:t>
-      </w:r>
-      <w:r>
-        <w:rPr>
-          <w:rFonts w:ascii="ＭＳ Ｐ明朝" w:eastAsia="ＭＳ Ｐ明朝" w:hAnsi="ＭＳ Ｐ明朝" w:cs="Arial"/>
-          <w:sz w:val="22"/>
-          <w:szCs w:val="22"/>
-        </w:rPr>
-        <w:t>.</w:t>
-      </w:r>
-      <w:r>
-        <w:rPr>
-          <w:rFonts w:ascii="ＭＳ Ｐ明朝" w:eastAsia="ＭＳ Ｐ明朝" w:hAnsi="ＭＳ Ｐ明朝" w:cs="Arial"/>
-          <w:sz w:val="22"/>
-          <w:szCs w:val="22"/>
-        </w:rPr>
-        <w:t>5</w:t>
-      </w:r>
-      <w:r>
-        <w:rPr>
-          <w:rFonts w:ascii="ＭＳ Ｐ明朝" w:eastAsia="ＭＳ Ｐ明朝" w:hAnsi="ＭＳ Ｐ明朝" w:cs="Arial"/>
-          <w:sz w:val="22"/>
-          <w:szCs w:val="22"/>
-        </w:rPr>
-        <w:t>67</w:t>
-      </w:r>
-      <w:r>
-        <w:rPr>
-          <w:rFonts w:ascii="ＭＳ Ｐ明朝" w:eastAsia="ＭＳ Ｐ明朝" w:hAnsi="ＭＳ Ｐ明朝" w:cs="Arial"/>
-          <w:sz w:val="22"/>
-          <w:szCs w:val="22"/>
-        </w:rPr>
-        <w:t xml:space="preserve"> </w:t>
-      </w:r>
-      <w:r>
-        <w:rPr>
-          <w:rFonts w:ascii="ＭＳ Ｐ明朝" w:eastAsia="ＭＳ Ｐ明朝" w:hAnsi="ＭＳ Ｐ明朝" w:cs="Arial"/>
-          <w:sz w:val="22"/>
-          <w:szCs w:val="22"/>
-        </w:rPr>
-        <w:t xml:space="preserve">+ </w:t>
-      </w:r>
-      <w:r>
-        <w:rPr>
-          <w:rFonts w:ascii="ＭＳ Ｐ明朝" w:eastAsia="ＭＳ Ｐ明朝" w:hAnsi="ＭＳ Ｐ明朝" w:cs="Arial"/>
-          <w:sz w:val="22"/>
-          <w:szCs w:val="22"/>
-        </w:rPr>
-        <w:t>2</w:t>
-      </w:r>
-      <w:r>
-        <w:rPr>
-          <w:rFonts w:ascii="ＭＳ Ｐ明朝" w:eastAsia="ＭＳ Ｐ明朝" w:hAnsi="ＭＳ Ｐ明朝" w:cs="Arial"/>
-          <w:sz w:val="22"/>
-          <w:szCs w:val="22"/>
-        </w:rPr>
-        <w:t>1.83</w:t>
-      </w:r>
-      <w:r>
-        <w:rPr>
-          <w:rFonts w:ascii="ＭＳ Ｐ明朝" w:eastAsia="ＭＳ Ｐ明朝" w:hAnsi="ＭＳ Ｐ明朝" w:cs="Arial"/>
-          <w:sz w:val="22"/>
-          <w:szCs w:val="22"/>
-        </w:rPr>
-        <w:t>%</w:t>
+        <w:t>上記を</w:t>
+      </w:r>
+      <w:r>
+        <w:rPr>
+          <w:rFonts w:ascii="ＭＳ Ｐ明朝" w:eastAsia="ＭＳ Ｐ明朝" w:hAnsi="ＭＳ Ｐ明朝" w:cs="Arial" w:hint="eastAsia"/>
+          <w:sz w:val="22"/>
+          <w:szCs w:val="22"/>
+        </w:rPr>
+        <w:t>実施</w:t>
+      </w:r>
+      <w:r>
+        <w:rPr>
+          <w:rFonts w:ascii="ＭＳ Ｐ明朝" w:eastAsia="ＭＳ Ｐ明朝" w:hAnsi="ＭＳ Ｐ明朝" w:cs="Arial"/>
+          <w:sz w:val="22"/>
+          <w:szCs w:val="22"/>
+        </w:rPr>
+        <w:t>した上で5万回のシミュレーションを実施し、リスク中立測度下でのペイオフの期待値を算出し、その期待値を無リスク金利で割引いて新株予約権の評価を行</w:t>
+      </w:r>
+      <w:r>
+        <w:rPr>
+          <w:rFonts w:ascii="ＭＳ Ｐ明朝" w:eastAsia="ＭＳ Ｐ明朝" w:hAnsi="ＭＳ Ｐ明朝" w:cs="Arial" w:hint="eastAsia"/>
+          <w:sz w:val="22"/>
+          <w:szCs w:val="22"/>
+        </w:rPr>
+        <w:t>います</w:t>
+      </w:r>
+      <w:r>
+        <w:rPr>
+          <w:rFonts w:ascii="ＭＳ Ｐ明朝" w:eastAsia="ＭＳ Ｐ明朝" w:hAnsi="ＭＳ Ｐ明朝" w:cs="Arial"/>
+          <w:sz w:val="22"/>
+          <w:szCs w:val="22"/>
+        </w:rPr>
+        <w:t>。</w:t>
       </w:r>
     </w:p>
     <w:p>
       <w:pPr>
-        <w:ind w:leftChars="177" w:left="849" w:hanging="424"/>
-        <w:rPr>
-          <w:rFonts w:ascii="ＭＳ Ｐ明朝" w:eastAsia="ＭＳ Ｐ明朝" w:hAnsi="ＭＳ Ｐ明朝" w:cs="Arial"/>
-          <w:sz w:val="22"/>
-          <w:szCs w:val="22"/>
-        </w:rPr>
-      </w:pPr>
-      <w:r>
-        <w:rPr>
-          <w:rFonts w:ascii="ＭＳ Ｐ明朝" w:eastAsia="ＭＳ Ｐ明朝" w:hAnsi="ＭＳ Ｐ明朝" w:cs="Arial"/>
-          <w:sz w:val="22"/>
-          <w:szCs w:val="22"/>
-        </w:rPr>
-        <w:t xml:space="preserve">= </w:t>
-      </w:r>
-      <w:r>
-        <w:rPr>
-          <w:rFonts w:ascii="ＭＳ Ｐ明朝" w:eastAsia="ＭＳ Ｐ明朝" w:hAnsi="ＭＳ Ｐ明朝" w:cs="Arial"/>
-          <w:sz w:val="22"/>
-          <w:szCs w:val="22"/>
-        </w:rPr>
-        <w:t>28.</w:t>
-      </w:r>
-      <w:r>
-        <w:rPr>
-          <w:rFonts w:ascii="ＭＳ Ｐ明朝" w:eastAsia="ＭＳ Ｐ明朝" w:hAnsi="ＭＳ Ｐ明朝" w:cs="Arial"/>
-          <w:sz w:val="22"/>
-          <w:szCs w:val="22"/>
-        </w:rPr>
-        <w:t>6</w:t>
-      </w:r>
-      <w:r>
-        <w:rPr>
-          <w:rFonts w:ascii="ＭＳ Ｐ明朝" w:eastAsia="ＭＳ Ｐ明朝" w:hAnsi="ＭＳ Ｐ明朝" w:cs="Arial"/>
-          <w:sz w:val="22"/>
-          <w:szCs w:val="22"/>
-        </w:rPr>
-        <w:t>9</w:t>
-      </w:r>
-      <w:r>
-        <w:rPr>
-          <w:rFonts w:ascii="ＭＳ Ｐ明朝" w:eastAsia="ＭＳ Ｐ明朝" w:hAnsi="ＭＳ Ｐ明朝" w:cs="Arial"/>
-          <w:sz w:val="22"/>
-          <w:szCs w:val="22"/>
-        </w:rPr>
-        <w:t>%</w:t>
-      </w:r>
+        <w:rPr>
+          <w:rFonts w:ascii="ＭＳ Ｐ明朝" w:eastAsia="ＭＳ Ｐ明朝" w:hAnsi="ＭＳ Ｐ明朝" w:cs="Arial"/>
+          <w:sz w:val="22"/>
+          <w:szCs w:val="22"/>
+        </w:rPr>
+      </w:pPr>
     </w:p>
     <w:p>
       <w:pPr>
-        <w:rPr>
-          <w:rFonts w:ascii="ＭＳ Ｐ明朝" w:eastAsia="ＭＳ Ｐ明朝" w:hAnsi="ＭＳ Ｐ明朝" w:cs="Arial"/>
-          <w:sz w:val="22"/>
-          <w:szCs w:val="22"/>
-        </w:rPr>
-      </w:pPr>
+        <w:tabs>
+          <w:tab w:val="left" w:pos="709"/>
+        </w:tabs>
+        <w:ind w:left="425" w:hangingChars="193" w:hanging="425"/>
+        <w:rPr>
+          <w:rFonts w:ascii="ＭＳ Ｐ明朝" w:eastAsia="ＭＳ Ｐ明朝" w:hAnsi="ＭＳ Ｐ明朝" w:cs="Arial"/>
+          <w:sz w:val="22"/>
+          <w:szCs w:val="22"/>
+        </w:rPr>
+      </w:pPr>
+      <w:bookmarkStart w:id="20" w:name="_Toc179738848"/>
+      <w:bookmarkEnd w:id="19"/>
+      <w:r>
+        <w:rPr>
+          <w:rFonts w:ascii="ＭＳ Ｐ明朝" w:eastAsia="ＭＳ Ｐ明朝" w:hAnsi="ＭＳ Ｐ明朝" w:cs="Arial" w:hint="eastAsia"/>
+          <w:sz w:val="22"/>
+          <w:szCs w:val="22"/>
+        </w:rPr>
+        <w:t>④</w:t>
+      </w:r>
+      <w:r>
+        <w:rPr>
+          <w:rFonts w:ascii="ＭＳ Ｐ明朝" w:eastAsia="ＭＳ Ｐ明朝" w:hAnsi="ＭＳ Ｐ明朝" w:cs="Arial" w:hint="eastAsia"/>
+          <w:sz w:val="22"/>
+          <w:szCs w:val="22"/>
+        </w:rPr>
+        <w:t xml:space="preserve">　</w:t>
+      </w:r>
+      <w:r>
+        <w:rPr>
+          <w:rFonts w:ascii="ＭＳ Ｐ明朝" w:eastAsia="ＭＳ Ｐ明朝" w:hAnsi="ＭＳ Ｐ明朝" w:cs="Arial" w:hint="eastAsia"/>
+          <w:sz w:val="22"/>
+          <w:szCs w:val="22"/>
+        </w:rPr>
+        <w:t>新株予約権の</w:t>
+      </w:r>
+      <w:r>
+        <w:rPr>
+          <w:rFonts w:ascii="ＭＳ Ｐ明朝" w:eastAsia="ＭＳ Ｐ明朝" w:hAnsi="ＭＳ Ｐ明朝" w:cs="Arial"/>
+          <w:sz w:val="22"/>
+          <w:szCs w:val="22"/>
+        </w:rPr>
+        <w:t>行使に伴い、希薄化が生じるため希薄化の影響を加味する必要があ</w:t>
+      </w:r>
+      <w:r>
+        <w:rPr>
+          <w:rFonts w:ascii="ＭＳ Ｐ明朝" w:eastAsia="ＭＳ Ｐ明朝" w:hAnsi="ＭＳ Ｐ明朝" w:cs="Arial" w:hint="eastAsia"/>
+          <w:sz w:val="22"/>
+          <w:szCs w:val="22"/>
+        </w:rPr>
+        <w:t>り、</w:t>
+      </w:r>
+      <w:r>
+        <w:rPr>
+          <w:rFonts w:ascii="ＭＳ Ｐ明朝" w:eastAsia="ＭＳ Ｐ明朝" w:hAnsi="ＭＳ Ｐ明朝" w:cs="Arial"/>
+          <w:sz w:val="22"/>
+          <w:szCs w:val="22"/>
+        </w:rPr>
+        <w:t>下記の数式</w:t>
+      </w:r>
+      <w:r>
+        <w:rPr>
+          <w:rFonts w:ascii="ＭＳ Ｐ明朝" w:eastAsia="ＭＳ Ｐ明朝" w:hAnsi="ＭＳ Ｐ明朝" w:cs="Arial" w:hint="eastAsia"/>
+          <w:sz w:val="22"/>
+          <w:szCs w:val="22"/>
+        </w:rPr>
+        <w:t>をモンテカルロ・シミュレーションに組込み</w:t>
+      </w:r>
+      <w:r>
+        <w:rPr>
+          <w:rFonts w:ascii="ＭＳ Ｐ明朝" w:eastAsia="ＭＳ Ｐ明朝" w:hAnsi="ＭＳ Ｐ明朝" w:cs="Arial" w:hint="eastAsia"/>
+          <w:sz w:val="22"/>
+          <w:szCs w:val="22"/>
+        </w:rPr>
+        <w:t>んでおります</w:t>
+      </w:r>
+      <w:r>
+        <w:rPr>
+          <w:rFonts w:ascii="ＭＳ Ｐ明朝" w:eastAsia="ＭＳ Ｐ明朝" w:hAnsi="ＭＳ Ｐ明朝" w:cs="Arial"/>
+          <w:sz w:val="22"/>
+          <w:szCs w:val="22"/>
+        </w:rPr>
+        <w:t>。</w:t>
+      </w:r>
+      <w:r>
+        <w:rPr>
+          <w:rFonts w:ascii="ＭＳ Ｐ明朝" w:eastAsia="ＭＳ Ｐ明朝" w:hAnsi="ＭＳ Ｐ明朝" w:cs="ＭＳ ゴシック" w:hint="eastAsia"/>
+          <w:sz w:val="22"/>
+          <w:szCs w:val="22"/>
+        </w:rPr>
+        <w:t>※</w:t>
+      </w:r>
+      <w:r>
+        <w:rPr>
+          <w:rFonts w:ascii="ＭＳ Ｐ明朝" w:eastAsia="ＭＳ Ｐ明朝" w:hAnsi="ＭＳ Ｐ明朝" w:cs="Arial"/>
+          <w:sz w:val="22"/>
+          <w:szCs w:val="22"/>
+          <w:vertAlign w:val="subscript"/>
+        </w:rPr>
+        <w:t>2</w:t>
+      </w:r>
     </w:p>
     <w:p>
       <w:pPr>
-        <w:ind w:firstLineChars="50" w:firstLine="110"/>
-        <w:rPr>
-          <w:rFonts w:ascii="ＭＳ Ｐ明朝" w:eastAsia="ＭＳ Ｐ明朝" w:hAnsi="ＭＳ Ｐ明朝" w:cs="Arial"/>
-          <w:sz w:val="22"/>
-          <w:szCs w:val="22"/>
-        </w:rPr>
-      </w:pPr>
-      <w:r>
-        <w:rPr>
-          <w:rFonts w:ascii="ＭＳ Ｐ明朝" w:eastAsia="ＭＳ Ｐ明朝" w:hAnsi="ＭＳ Ｐ明朝" w:cs="Arial" w:hint="eastAsia"/>
-          <w:sz w:val="22"/>
-          <w:szCs w:val="22"/>
-        </w:rPr>
-        <w:t>③</w:t>
-      </w:r>
-      <w:r>
-        <w:rPr>
-          <w:rFonts w:ascii="ＭＳ Ｐ明朝" w:eastAsia="ＭＳ Ｐ明朝" w:hAnsi="ＭＳ Ｐ明朝" w:cs="Arial"/>
-          <w:sz w:val="22"/>
-          <w:szCs w:val="22"/>
-        </w:rPr>
-        <w:t xml:space="preserve"> </w:t>
-      </w:r>
-      <w:r>
-        <w:rPr>
-          <w:rFonts w:ascii="ＭＳ Ｐ明朝" w:eastAsia="ＭＳ Ｐ明朝" w:hAnsi="ＭＳ Ｐ明朝" w:cs="Arial" w:hint="eastAsia"/>
-          <w:sz w:val="22"/>
-          <w:szCs w:val="22"/>
-        </w:rPr>
-        <w:t>上記を実施した上で</w:t>
-      </w:r>
-      <w:r>
-        <w:rPr>
-          <w:rFonts w:ascii="ＭＳ Ｐ明朝" w:eastAsia="ＭＳ Ｐ明朝" w:hAnsi="ＭＳ Ｐ明朝" w:cs="Arial"/>
-          <w:sz w:val="22"/>
-          <w:szCs w:val="22"/>
-        </w:rPr>
-        <w:t>5</w:t>
-      </w:r>
-      <w:r>
-        <w:rPr>
-          <w:rFonts w:ascii="ＭＳ Ｐ明朝" w:eastAsia="ＭＳ Ｐ明朝" w:hAnsi="ＭＳ Ｐ明朝" w:cs="Arial" w:hint="eastAsia"/>
-          <w:sz w:val="22"/>
-          <w:szCs w:val="22"/>
-        </w:rPr>
-        <w:t>万回のシミュレーションを実施し、リスク中立測度下でのペイオフの</w:t>
+        <w:ind w:firstLineChars="485" w:firstLine="1067"/>
+        <w:rPr>
+          <w:rFonts w:ascii="ＭＳ Ｐ明朝" w:eastAsia="ＭＳ Ｐ明朝" w:hAnsi="ＭＳ Ｐ明朝" w:cs="Arial"/>
+          <w:noProof/>
+          <w:sz w:val="22"/>
+          <w:szCs w:val="22"/>
+        </w:rPr>
+        <w:pageBreakBefore/>
+      </w:pPr>
+      <w:r>
+        <w:rPr>
+          <w:rFonts w:ascii="ＭＳ Ｐ明朝" w:eastAsia="ＭＳ Ｐ明朝" w:hAnsi="ＭＳ Ｐ明朝" w:cs="Arial"/>
+          <w:noProof/>
+          <w:position w:val="-10"/>
+          <w:sz w:val="22"/>
+          <w:szCs w:val="22"/>
+        </w:rPr>
+        <w:object w:dxaOrig="13" w:dyaOrig="13" w14:anchorId="21754F30">
+          <v:shape id="_x0000_i1026" type="#_x0000_t75" alt="" style="width:1pt;height:1pt;mso-width-percent:0;mso-height-percent:0;mso-width-percent:0;mso-height-percent:0" o:ole="">
+            <v:imagedata r:id="rId15" o:title=""/>
+          </v:shape>
+          <o:OLEObject Type="Embed" ProgID="Equation.3" ShapeID="_x0000_i1026" DrawAspect="Content" ObjectID="_1834584541" r:id="rId16"/>
+        </w:object>
+      </w:r>
+      <w:r>
+        <w:rPr>
+          <w:rFonts w:ascii="ＭＳ Ｐ明朝" w:eastAsia="ＭＳ Ｐ明朝" w:hAnsi="ＭＳ Ｐ明朝" w:cs="Arial"/>
+          <w:noProof/>
+          <w:position w:val="-28"/>
+          <w:sz w:val="22"/>
+          <w:szCs w:val="22"/>
+        </w:rPr>
+        <w:object w:dxaOrig="13" w:dyaOrig="13" w14:anchorId="3F2C4B38">
+          <v:shape id="_x0000_i1025" type="#_x0000_t75" alt="" style="width:1pt;height:1pt;mso-width-percent:0;mso-height-percent:0;mso-width-percent:0;mso-height-percent:0" o:ole="">
+            <v:imagedata r:id="rId17" o:title=""/>
+          </v:shape>
+          <o:OLEObject Type="Embed" ProgID="Equation.3" ShapeID="_x0000_i1025" DrawAspect="Content" ObjectID="_1834584542" r:id="rId18"/>
+        </w:object>
       </w:r>
     </w:p>
     <w:p>
       <w:pPr>
-        <w:ind w:firstLineChars="200" w:firstLine="440"/>
-        <w:rPr>
-          <w:rFonts w:ascii="ＭＳ Ｐ明朝" w:eastAsia="ＭＳ Ｐ明朝" w:hAnsi="ＭＳ Ｐ明朝" w:cs="Arial"/>
-          <w:sz w:val="22"/>
-          <w:szCs w:val="22"/>
-        </w:rPr>
-      </w:pPr>
+        <w:ind w:firstLineChars="100" w:firstLine="220"/>
+        <w:rPr>
+          <w:rFonts w:ascii="ＭＳ Ｐ明朝" w:eastAsia="ＭＳ Ｐ明朝" w:hAnsi="ＭＳ Ｐ明朝" w:cs="Arial"/>
+          <w:sz w:val="22"/>
+          <w:szCs w:val="22"/>
+        </w:rPr>
+      </w:pPr>
+      <w:r>
+        <w:rPr>
+          <w:rFonts w:ascii="ＭＳ Ｐ明朝" w:eastAsia="ＭＳ Ｐ明朝" w:hAnsi="ＭＳ Ｐ明朝" w:cs="ＭＳ ゴシック" w:hint="eastAsia"/>
+          <w:sz w:val="22"/>
+          <w:szCs w:val="22"/>
+        </w:rPr>
+        <w:t>※</w:t>
+      </w:r>
       <w:r>
         <w:rPr>
           <w:rFonts w:ascii="ＭＳ Ｐ明朝" w:eastAsia="ＭＳ Ｐ明朝" w:hAnsi="ＭＳ Ｐ明朝" w:cs="Arial" w:hint="eastAsia"/>
           <w:sz w:val="22"/>
           <w:szCs w:val="22"/>
-        </w:rPr>
-        <w:t>期待値を算出し、その期待値を無リスク金利で割引いて新株予約権の評価を行います。</w:t>
+          <w:vertAlign w:val="subscript"/>
+        </w:rPr>
+        <w:t>2</w:t>
+      </w:r>
+      <w:r>
+        <w:rPr>
+          <w:rFonts w:ascii="ＭＳ Ｐ明朝" w:eastAsia="ＭＳ Ｐ明朝" w:hAnsi="ＭＳ Ｐ明朝" w:cs="Arial"/>
+          <w:sz w:val="22"/>
+          <w:szCs w:val="22"/>
+          <w:vertAlign w:val="subscript"/>
+        </w:rPr>
+        <w:t xml:space="preserve">   </w:t>
+      </w:r>
+      <w:r>
+        <w:rPr>
+          <w:rFonts w:ascii="ＭＳ Ｐ明朝" w:eastAsia="ＭＳ Ｐ明朝" w:hAnsi="ＭＳ Ｐ明朝" w:cs="Arial"/>
+          <w:sz w:val="22"/>
+          <w:szCs w:val="22"/>
+        </w:rPr>
+        <w:t>S A.Ross, R W,Westerfield, J F Jaffe, “Corporate Finance”, 7/e, 2005</w:t>
       </w:r>
     </w:p>
     <w:p>
       <w:pPr>
-        <w:rPr>
-          <w:rFonts w:ascii="ＭＳ Ｐ明朝" w:eastAsia="ＭＳ Ｐ明朝" w:hAnsi="ＭＳ Ｐ明朝" w:cs="Arial"/>
-          <w:sz w:val="22"/>
-          <w:szCs w:val="22"/>
-        </w:rPr>
-      </w:pPr>
-    </w:p>
-    <w:p>
-      <w:pPr>
-        <w:tabs>
-          <w:tab w:val="left" w:pos="709"/>
-        </w:tabs>
-        <w:ind w:leftChars="50" w:left="435" w:hangingChars="143" w:hanging="315"/>
-        <w:rPr>
-          <w:rFonts w:ascii="ＭＳ Ｐ明朝" w:eastAsia="ＭＳ Ｐ明朝" w:hAnsi="ＭＳ Ｐ明朝" w:cs="Arial"/>
-          <w:sz w:val="22"/>
-          <w:szCs w:val="22"/>
-        </w:rPr>
-      </w:pPr>
-      <w:bookmarkStart w:id="20" w:name="_Toc179738848"/>
-      <w:bookmarkEnd w:id="19"/>
-      <w:r>
-        <w:rPr>
-          <w:rFonts w:ascii="ＭＳ Ｐ明朝" w:eastAsia="ＭＳ Ｐ明朝" w:hAnsi="ＭＳ Ｐ明朝" w:cs="Arial" w:hint="eastAsia"/>
-          <w:sz w:val="22"/>
-          <w:szCs w:val="22"/>
-        </w:rPr>
-        <w:t>④</w:t>
-      </w:r>
-      <w:r>
-        <w:rPr>
-          <w:rFonts w:ascii="ＭＳ Ｐ明朝" w:eastAsia="ＭＳ Ｐ明朝" w:hAnsi="ＭＳ Ｐ明朝" w:cs="Arial" w:hint="eastAsia"/>
-          <w:sz w:val="22"/>
-          <w:szCs w:val="22"/>
-        </w:rPr>
-        <w:t xml:space="preserve">　</w:t>
-      </w:r>
-      <w:r>
-        <w:rPr>
-          <w:rFonts w:ascii="ＭＳ Ｐ明朝" w:eastAsia="ＭＳ Ｐ明朝" w:hAnsi="ＭＳ Ｐ明朝" w:cs="Arial" w:hint="eastAsia"/>
-          <w:sz w:val="22"/>
-          <w:szCs w:val="22"/>
-        </w:rPr>
-        <w:t>新株予約権の</w:t>
-      </w:r>
-      <w:r>
-        <w:rPr>
-          <w:rFonts w:ascii="ＭＳ Ｐ明朝" w:eastAsia="ＭＳ Ｐ明朝" w:hAnsi="ＭＳ Ｐ明朝" w:cs="Arial"/>
-          <w:sz w:val="22"/>
-          <w:szCs w:val="22"/>
-        </w:rPr>
-        <w:t>行使に伴い、希薄化が生じるため希薄化の影響を加味する必要があ</w:t>
-      </w:r>
-      <w:r>
-        <w:rPr>
-          <w:rFonts w:ascii="ＭＳ Ｐ明朝" w:eastAsia="ＭＳ Ｐ明朝" w:hAnsi="ＭＳ Ｐ明朝" w:cs="Arial" w:hint="eastAsia"/>
-          <w:sz w:val="22"/>
-          <w:szCs w:val="22"/>
-        </w:rPr>
-        <w:t>り、</w:t>
-      </w:r>
-      <w:r>
-        <w:rPr>
-          <w:rFonts w:ascii="ＭＳ Ｐ明朝" w:eastAsia="ＭＳ Ｐ明朝" w:hAnsi="ＭＳ Ｐ明朝" w:cs="Arial"/>
-          <w:sz w:val="22"/>
-          <w:szCs w:val="22"/>
-        </w:rPr>
-        <w:t>下記の数式</w:t>
-      </w:r>
-      <w:r>
-        <w:rPr>
-          <w:rFonts w:ascii="ＭＳ Ｐ明朝" w:eastAsia="ＭＳ Ｐ明朝" w:hAnsi="ＭＳ Ｐ明朝" w:cs="Arial" w:hint="eastAsia"/>
-          <w:sz w:val="22"/>
-          <w:szCs w:val="22"/>
-        </w:rPr>
-        <w:t>をモンテカルロ・シミュレーションに組込みました</w:t>
-      </w:r>
-      <w:r>
-        <w:rPr>
-          <w:rFonts w:ascii="ＭＳ Ｐ明朝" w:eastAsia="ＭＳ Ｐ明朝" w:hAnsi="ＭＳ Ｐ明朝" w:cs="Arial"/>
-          <w:sz w:val="22"/>
-          <w:szCs w:val="22"/>
-        </w:rPr>
-        <w:t>。</w:t>
-      </w:r>
-      <w:r>
-        <w:rPr>
-          <w:rFonts w:ascii="ＭＳ Ｐ明朝" w:eastAsia="ＭＳ Ｐ明朝" w:hAnsi="ＭＳ Ｐ明朝" w:cs="ＭＳ ゴシック" w:hint="eastAsia"/>
-          <w:sz w:val="22"/>
-          <w:szCs w:val="22"/>
-        </w:rPr>
-        <w:t>※</w:t>
-      </w:r>
-      <w:r>
-        <w:rPr>
-          <w:rFonts w:ascii="ＭＳ Ｐ明朝" w:eastAsia="ＭＳ Ｐ明朝" w:hAnsi="ＭＳ Ｐ明朝" w:cs="Arial"/>
-          <w:sz w:val="22"/>
-          <w:szCs w:val="22"/>
-          <w:vertAlign w:val="subscript"/>
-        </w:rPr>
-        <w:t>2</w:t>
-      </w:r>
-    </w:p>
-    <w:p>
-      <w:pPr>
-        <w:ind w:firstLineChars="485" w:firstLine="1067"/>
-        <w:rPr>
-          <w:rFonts w:ascii="ＭＳ Ｐ明朝" w:eastAsia="ＭＳ Ｐ明朝" w:hAnsi="ＭＳ Ｐ明朝" w:cs="Arial"/>
-          <w:noProof/>
-          <w:sz w:val="22"/>
-          <w:szCs w:val="22"/>
-        </w:rPr>
-      </w:pPr>
-      <w:r>
-        <w:rPr>
-          <w:rFonts w:ascii="ＭＳ Ｐ明朝" w:eastAsia="ＭＳ Ｐ明朝" w:hAnsi="ＭＳ Ｐ明朝" w:cs="Arial"/>
-          <w:noProof/>
-          <w:position w:val="-10"/>
-          <w:sz w:val="22"/>
-          <w:szCs w:val="22"/>
-        </w:rPr>
-        <w:object w:dxaOrig="13" w:dyaOrig="13" w14:anchorId="24FB6BDA">
-          <v:shape id="_x0000_i1026" type="#_x0000_t75" alt="" style="width:.8pt;height:.8pt;mso-width-percent:0;mso-height-percent:0;mso-width-percent:0;mso-height-percent:0" o:ole="">
-            <v:imagedata r:id="rId17" o:title=""/>
-          </v:shape>
-          <o:OLEObject Type="Embed" ProgID="Equation.3" ShapeID="_x0000_i1026" DrawAspect="Content" ObjectID="_1834057531" r:id="rId18"/>
-        </w:object>
-      </w:r>
-      <w:r>
-        <w:rPr>
-          <w:rFonts w:ascii="ＭＳ Ｐ明朝" w:eastAsia="ＭＳ Ｐ明朝" w:hAnsi="ＭＳ Ｐ明朝" w:cs="Arial"/>
-          <w:noProof/>
-          <w:position w:val="-28"/>
-          <w:sz w:val="22"/>
-          <w:szCs w:val="22"/>
-        </w:rPr>
-        <w:object w:dxaOrig="13" w:dyaOrig="13" w14:anchorId="372ED0CA">
-          <v:shape id="_x0000_i1025" type="#_x0000_t75" alt="" style="width:.8pt;height:.8pt;mso-width-percent:0;mso-height-percent:0;mso-width-percent:0;mso-height-percent:0" o:ole="">
-            <v:imagedata r:id="rId19" o:title=""/>
-          </v:shape>
-          <o:OLEObject Type="Embed" ProgID="Equation.3" ShapeID="_x0000_i1025" DrawAspect="Content" ObjectID="_1834057532" r:id="rId20"/>
-        </w:object>
-      </w:r>
-    </w:p>
-    <w:p>
-      <w:pPr>
-        <w:ind w:leftChars="236" w:left="566" w:firstLineChars="485" w:firstLine="1067"/>
-        <w:rPr>
-          <w:rFonts w:ascii="ＭＳ Ｐ明朝" w:eastAsia="ＭＳ Ｐ明朝" w:hAnsi="ＭＳ Ｐ明朝" w:cs="Arial"/>
-          <w:noProof/>
-          <w:sz w:val="22"/>
-          <w:szCs w:val="22"/>
-        </w:rPr>
-      </w:pPr>
-      <m:oMathPara>
-        <m:oMathParaPr>
-          <m:jc m:val="left"/>
-        </m:oMathParaPr>
-        <m:oMath>
-          <m:r>
-            <m:rPr>
-              <m:sty m:val="p"/>
-            </m:rPr>
-            <w:rPr>
-              <w:rFonts w:ascii="Cambria Math" w:eastAsia="ＭＳ Ｐ明朝" w:hAnsi="Cambria Math" w:cs="Arial" w:hint="eastAsia"/>
-              <w:sz w:val="22"/>
-              <w:szCs w:val="22"/>
-            </w:rPr>
-            <m:t>新株予約権行使後の株価</m:t>
-          </m:r>
-          <m:r>
-            <m:rPr>
-              <m:sty m:val="p"/>
-            </m:rPr>
-            <w:rPr>
-              <w:rFonts w:ascii="Cambria Math" w:eastAsia="ＭＳ Ｐ明朝" w:hAnsi="Cambria Math" w:cs="Arial"/>
-              <w:sz w:val="22"/>
-              <w:szCs w:val="22"/>
-            </w:rPr>
-            <m:t>=</m:t>
-          </m:r>
-          <m:r>
-            <w:rPr>
-              <w:rFonts w:ascii="Cambria Math" w:eastAsia="ＭＳ Ｐ明朝" w:hAnsi="Cambria Math" w:cs="Arial"/>
-              <w:sz w:val="22"/>
-              <w:szCs w:val="22"/>
-            </w:rPr>
-            <m:t xml:space="preserve"> </m:t>
-          </m:r>
-          <m:f>
-            <m:fPr>
-              <m:ctrlPr>
-                <w:rPr>
-                  <w:rFonts w:ascii="Cambria Math" w:eastAsia="ＭＳ Ｐ明朝" w:hAnsi="Cambria Math" w:cs="Arial"/>
-                  <w:i/>
-                  <w:iCs/>
-                  <w:noProof/>
-                  <w:sz w:val="22"/>
-                  <w:szCs w:val="22"/>
-                </w:rPr>
-              </m:ctrlPr>
-            </m:fPr>
-            <m:num>
-              <m:r>
-                <w:rPr>
-                  <w:rFonts w:ascii="Cambria Math" w:eastAsia="ＭＳ Ｐ明朝" w:hAnsi="Cambria Math" w:cs="Arial"/>
-                  <w:noProof/>
-                  <w:sz w:val="22"/>
-                  <w:szCs w:val="22"/>
-                </w:rPr>
-                <m:t>V+K×</m:t>
-              </m:r>
-              <m:sSub>
-                <m:sSubPr>
-                  <m:ctrlPr>
-                    <w:rPr>
-                      <w:rFonts w:ascii="Cambria Math" w:eastAsia="ＭＳ Ｐ明朝" w:hAnsi="Cambria Math" w:cs="Arial"/>
-                      <w:i/>
-                      <w:iCs/>
-                      <w:noProof/>
-                      <w:sz w:val="22"/>
-                      <w:szCs w:val="22"/>
-                    </w:rPr>
-                  </m:ctrlPr>
-                </m:sSubPr>
-                <m:e>
-                  <m:r>
-                    <w:rPr>
-                      <w:rFonts w:ascii="Cambria Math" w:eastAsia="ＭＳ Ｐ明朝" w:hAnsi="Cambria Math" w:cs="Arial"/>
-                      <w:noProof/>
-                      <w:sz w:val="22"/>
-                      <w:szCs w:val="22"/>
-                    </w:rPr>
-                    <m:t>∅</m:t>
-                  </m:r>
-                </m:e>
-                <m:sub>
-                  <m:r>
-                    <w:rPr>
-                      <w:rFonts w:ascii="Cambria Math" w:eastAsia="ＭＳ Ｐ明朝" w:hAnsi="Cambria Math" w:cs="Arial"/>
-                      <w:noProof/>
-                      <w:sz w:val="22"/>
-                      <w:szCs w:val="22"/>
-                    </w:rPr>
-                    <m:t>a</m:t>
-                  </m:r>
-                </m:sub>
-              </m:sSub>
-            </m:num>
-            <m:den>
-              <m:sSub>
-                <m:sSubPr>
-                  <m:ctrlPr>
-                    <w:rPr>
-                      <w:rFonts w:ascii="Cambria Math" w:eastAsia="ＭＳ Ｐ明朝" w:hAnsi="Cambria Math" w:cs="Arial"/>
-                      <w:i/>
-                      <w:iCs/>
-                      <w:noProof/>
-                      <w:sz w:val="22"/>
-                      <w:szCs w:val="22"/>
-                    </w:rPr>
-                  </m:ctrlPr>
-                </m:sSubPr>
-                <m:e>
-                  <m:r>
-                    <w:rPr>
-                      <w:rFonts w:ascii="Cambria Math" w:eastAsia="ＭＳ Ｐ明朝" w:hAnsi="Cambria Math" w:cs="Arial"/>
-                      <w:noProof/>
-                      <w:sz w:val="22"/>
-                      <w:szCs w:val="22"/>
-                    </w:rPr>
-                    <m:t>∅</m:t>
-                  </m:r>
-                </m:e>
-                <m:sub>
-                  <m:r>
-                    <w:rPr>
-                      <w:rFonts w:ascii="Cambria Math" w:eastAsia="ＭＳ Ｐ明朝" w:hAnsi="Cambria Math" w:cs="Arial"/>
-                      <w:noProof/>
-                      <w:sz w:val="22"/>
-                      <w:szCs w:val="22"/>
-                    </w:rPr>
-                    <m:t>a</m:t>
-                  </m:r>
-                </m:sub>
-              </m:sSub>
-              <m:r>
-                <w:rPr>
-                  <w:rFonts w:ascii="Cambria Math" w:eastAsia="ＭＳ Ｐ明朝" w:hAnsi="Cambria Math" w:cs="Arial"/>
-                  <w:noProof/>
-                  <w:sz w:val="22"/>
-                  <w:szCs w:val="22"/>
-                </w:rPr>
-                <m:t>+</m:t>
-              </m:r>
-              <m:sSub>
-                <m:sSubPr>
-                  <m:ctrlPr>
-                    <w:rPr>
-                      <w:rFonts w:ascii="Cambria Math" w:eastAsia="ＭＳ Ｐ明朝" w:hAnsi="Cambria Math" w:cs="Arial"/>
-                      <w:i/>
-                      <w:iCs/>
-                      <w:noProof/>
-                      <w:sz w:val="22"/>
-                      <w:szCs w:val="22"/>
-                    </w:rPr>
-                  </m:ctrlPr>
-                </m:sSubPr>
-                <m:e>
-                  <m:r>
-                    <w:rPr>
-                      <w:rFonts w:ascii="Cambria Math" w:eastAsia="ＭＳ Ｐ明朝" w:hAnsi="Cambria Math" w:cs="Arial"/>
-                      <w:noProof/>
-                      <w:sz w:val="22"/>
-                      <w:szCs w:val="22"/>
-                    </w:rPr>
-                    <m:t>∅</m:t>
-                  </m:r>
-                </m:e>
-                <m:sub>
-                  <m:r>
-                    <w:rPr>
-                      <w:rFonts w:ascii="Cambria Math" w:eastAsia="ＭＳ Ｐ明朝" w:hAnsi="Cambria Math" w:cs="Arial"/>
-                      <w:noProof/>
-                      <w:sz w:val="22"/>
-                      <w:szCs w:val="22"/>
-                    </w:rPr>
-                    <m:t>b</m:t>
-                  </m:r>
-                </m:sub>
-              </m:sSub>
-            </m:den>
-          </m:f>
-        </m:oMath>
-      </m:oMathPara>
-    </w:p>
-    <w:p>
-      <w:pPr>
-        <w:ind w:leftChars="236" w:left="566" w:firstLineChars="485" w:firstLine="1067"/>
-        <w:rPr>
-          <w:rFonts w:ascii="ＭＳ Ｐ明朝" w:eastAsia="ＭＳ Ｐ明朝" w:hAnsi="ＭＳ Ｐ明朝" w:cs="Arial"/>
-          <w:iCs/>
-          <w:sz w:val="22"/>
-          <w:szCs w:val="22"/>
-        </w:rPr>
-      </w:pPr>
-      <m:oMathPara>
-        <m:oMathParaPr>
-          <m:jc m:val="left"/>
-        </m:oMathParaPr>
-        <m:oMath>
-          <m:r>
-            <m:rPr>
-              <m:sty m:val="p"/>
-            </m:rPr>
-            <w:rPr>
-              <w:rFonts w:ascii="Cambria Math" w:eastAsia="ＭＳ Ｐ明朝" w:hAnsi="Cambria Math" w:cs="Arial"/>
-              <w:sz w:val="22"/>
-              <w:szCs w:val="22"/>
-            </w:rPr>
-            <m:t>V=</m:t>
-          </m:r>
-          <m:r>
-            <m:rPr>
-              <m:sty m:val="p"/>
-            </m:rPr>
-            <w:rPr>
-              <w:rFonts w:ascii="Cambria Math" w:eastAsia="ＭＳ Ｐ明朝" w:hAnsi="Cambria Math" w:cs="Arial" w:hint="eastAsia"/>
-              <w:sz w:val="22"/>
-              <w:szCs w:val="22"/>
-            </w:rPr>
-            <m:t>負債控除後の企業価値</m:t>
-          </m:r>
-        </m:oMath>
-      </m:oMathPara>
-    </w:p>
-    <w:p>
-      <w:pPr>
-        <w:ind w:leftChars="236" w:left="566" w:firstLineChars="485" w:firstLine="1067"/>
-        <w:rPr>
-          <w:rFonts w:ascii="ＭＳ Ｐ明朝" w:eastAsia="ＭＳ Ｐ明朝" w:hAnsi="ＭＳ Ｐ明朝" w:cs="Arial"/>
-          <w:sz w:val="22"/>
-          <w:szCs w:val="22"/>
-        </w:rPr>
-      </w:pPr>
-      <m:oMathPara>
-        <m:oMathParaPr>
-          <m:jc m:val="left"/>
-        </m:oMathParaPr>
-        <m:oMath>
-          <m:r>
-            <w:rPr>
-              <w:rFonts w:ascii="Cambria Math" w:eastAsia="ＭＳ Ｐ明朝" w:hAnsi="Cambria Math" w:cs="Arial"/>
-              <w:sz w:val="22"/>
-              <w:szCs w:val="22"/>
-            </w:rPr>
-            <m:t>K</m:t>
-          </m:r>
-          <m:r>
-            <m:rPr>
-              <m:sty m:val="p"/>
-            </m:rPr>
-            <w:rPr>
-              <w:rFonts w:ascii="Cambria Math" w:eastAsia="ＭＳ Ｐ明朝" w:hAnsi="Cambria Math" w:cs="Arial"/>
-              <w:sz w:val="22"/>
-              <w:szCs w:val="22"/>
-            </w:rPr>
-            <m:t>=</m:t>
-          </m:r>
-          <m:r>
-            <m:rPr>
-              <m:sty m:val="p"/>
-            </m:rPr>
-            <w:rPr>
-              <w:rFonts w:ascii="Cambria Math" w:eastAsia="ＭＳ Ｐ明朝" w:hAnsi="Cambria Math" w:cs="Arial" w:hint="eastAsia"/>
-              <w:sz w:val="22"/>
-              <w:szCs w:val="22"/>
-            </w:rPr>
-            <m:t>行使価額</m:t>
-          </m:r>
-        </m:oMath>
-      </m:oMathPara>
-    </w:p>
-    <w:p>
-      <w:pPr>
-        <w:ind w:leftChars="236" w:left="566" w:firstLineChars="485" w:firstLine="1067"/>
-        <w:rPr>
-          <w:rFonts w:ascii="ＭＳ Ｐ明朝" w:eastAsia="ＭＳ Ｐ明朝" w:hAnsi="ＭＳ Ｐ明朝" w:cs="Arial"/>
-          <w:i/>
-          <w:sz w:val="22"/>
-          <w:szCs w:val="22"/>
-        </w:rPr>
-      </w:pPr>
-      <m:oMathPara>
-        <m:oMathParaPr>
-          <m:jc m:val="left"/>
-        </m:oMathParaPr>
-        <m:oMath>
-          <m:sSub>
-            <m:sSubPr>
-              <m:ctrlPr>
-                <w:rPr>
-                  <w:rFonts w:ascii="Cambria Math" w:eastAsia="ＭＳ Ｐ明朝" w:hAnsi="Cambria Math" w:cs="Arial"/>
-                  <w:i/>
-                  <w:iCs/>
-                  <w:noProof/>
-                  <w:sz w:val="22"/>
-                  <w:szCs w:val="22"/>
-                </w:rPr>
-              </m:ctrlPr>
-            </m:sSubPr>
-            <m:e>
-              <m:r>
-                <w:rPr>
-                  <w:rFonts w:ascii="Cambria Math" w:eastAsia="ＭＳ Ｐ明朝" w:hAnsi="Cambria Math" w:cs="Arial"/>
-                  <w:noProof/>
-                  <w:sz w:val="22"/>
-                  <w:szCs w:val="22"/>
-                </w:rPr>
-                <m:t>∅</m:t>
-              </m:r>
-            </m:e>
-            <m:sub>
-              <m:r>
-                <w:rPr>
-                  <w:rFonts w:ascii="Cambria Math" w:eastAsia="ＭＳ Ｐ明朝" w:hAnsi="Cambria Math" w:cs="Arial"/>
-                  <w:noProof/>
-                  <w:sz w:val="22"/>
-                  <w:szCs w:val="22"/>
-                </w:rPr>
-                <m:t>a</m:t>
-              </m:r>
-            </m:sub>
-          </m:sSub>
-          <m:r>
-            <m:rPr>
-              <m:sty m:val="p"/>
-            </m:rPr>
-            <w:rPr>
-              <w:rFonts w:ascii="Cambria Math" w:eastAsia="ＭＳ Ｐ明朝" w:hAnsi="Cambria Math" w:cs="Arial"/>
-              <w:sz w:val="22"/>
-              <w:szCs w:val="22"/>
-            </w:rPr>
-            <m:t>=</m:t>
-          </m:r>
-          <m:r>
-            <m:rPr>
-              <m:sty m:val="p"/>
-            </m:rPr>
-            <w:rPr>
-              <w:rFonts w:ascii="Cambria Math" w:eastAsia="ＭＳ Ｐ明朝" w:hAnsi="Cambria Math" w:cs="Arial" w:hint="eastAsia"/>
-              <w:sz w:val="22"/>
-              <w:szCs w:val="22"/>
-            </w:rPr>
-            <m:t>新株予約権数</m:t>
-          </m:r>
-        </m:oMath>
-      </m:oMathPara>
-    </w:p>
-    <w:p>
-      <w:pPr>
-        <w:ind w:leftChars="236" w:left="566" w:firstLineChars="485" w:firstLine="1067"/>
-        <w:rPr>
-          <w:rFonts w:ascii="ＭＳ Ｐ明朝" w:eastAsia="ＭＳ Ｐ明朝" w:hAnsi="ＭＳ Ｐ明朝" w:cs="Arial"/>
-          <w:i/>
-          <w:sz w:val="22"/>
-          <w:szCs w:val="22"/>
-        </w:rPr>
-      </w:pPr>
-      <m:oMathPara>
-        <m:oMathParaPr>
-          <m:jc m:val="left"/>
-        </m:oMathParaPr>
-        <m:oMath>
-          <m:sSub>
-            <m:sSubPr>
-              <m:ctrlPr>
-                <w:rPr>
-                  <w:rFonts w:ascii="Cambria Math" w:eastAsia="ＭＳ Ｐ明朝" w:hAnsi="Cambria Math" w:cs="Arial"/>
-                  <w:i/>
-                  <w:iCs/>
-                  <w:noProof/>
-                  <w:sz w:val="22"/>
-                  <w:szCs w:val="22"/>
-                </w:rPr>
-              </m:ctrlPr>
-            </m:sSubPr>
-            <m:e>
-              <m:r>
-                <w:rPr>
-                  <w:rFonts w:ascii="Cambria Math" w:eastAsia="ＭＳ Ｐ明朝" w:hAnsi="Cambria Math" w:cs="Arial"/>
-                  <w:noProof/>
-                  <w:sz w:val="22"/>
-                  <w:szCs w:val="22"/>
-                </w:rPr>
-                <m:t>∅</m:t>
-              </m:r>
-            </m:e>
-            <m:sub>
-              <m:r>
-                <w:rPr>
-                  <w:rFonts w:ascii="Cambria Math" w:eastAsia="ＭＳ Ｐ明朝" w:hAnsi="Cambria Math" w:cs="Arial"/>
-                  <w:noProof/>
-                  <w:sz w:val="22"/>
-                  <w:szCs w:val="22"/>
-                </w:rPr>
-                <m:t>b</m:t>
-              </m:r>
-            </m:sub>
-          </m:sSub>
-          <m:r>
-            <m:rPr>
-              <m:sty m:val="p"/>
-            </m:rPr>
-            <w:rPr>
-              <w:rFonts w:ascii="Cambria Math" w:eastAsia="ＭＳ Ｐ明朝" w:hAnsi="Cambria Math" w:cs="Arial"/>
-              <w:sz w:val="22"/>
-              <w:szCs w:val="22"/>
-            </w:rPr>
-            <m:t>=</m:t>
-          </m:r>
-          <m:r>
-            <m:rPr>
-              <m:sty m:val="p"/>
-            </m:rPr>
-            <w:rPr>
-              <w:rFonts w:ascii="Cambria Math" w:eastAsia="ＭＳ Ｐ明朝" w:hAnsi="Cambria Math" w:cs="Arial" w:hint="eastAsia"/>
-              <w:sz w:val="22"/>
-              <w:szCs w:val="22"/>
-            </w:rPr>
-            <m:t>発行済株式数</m:t>
-          </m:r>
-        </m:oMath>
-      </m:oMathPara>
-    </w:p>
-    <w:p>
-      <w:pPr>
-        <w:rPr>
-          <w:rFonts w:ascii="ＭＳ Ｐ明朝" w:eastAsia="ＭＳ Ｐ明朝" w:hAnsi="ＭＳ Ｐ明朝" w:cs="Arial"/>
-          <w:noProof/>
-          <w:sz w:val="22"/>
-          <w:szCs w:val="22"/>
-        </w:rPr>
-      </w:pPr>
-    </w:p>
-    <w:p>
-      <w:pPr>
         <w:ind w:firstLineChars="100" w:firstLine="220"/>
         <w:rPr>
           <w:rFonts w:ascii="ＭＳ Ｐ明朝" w:eastAsia="ＭＳ Ｐ明朝" w:hAnsi="ＭＳ Ｐ明朝" w:cs="Arial"/>
           <w:sz w:val="22"/>
           <w:szCs w:val="22"/>
         </w:rPr>
-      </w:pPr>
-      <w:r>
-        <w:rPr>
-          <w:rFonts w:ascii="ＭＳ Ｐ明朝" w:eastAsia="ＭＳ Ｐ明朝" w:hAnsi="ＭＳ Ｐ明朝" w:cs="ＭＳ ゴシック" w:hint="eastAsia"/>
-          <w:sz w:val="22"/>
-          <w:szCs w:val="22"/>
-        </w:rPr>
-        <w:t>※</w:t>
-      </w:r>
-      <w:r>
-        <w:rPr>
-          <w:rFonts w:ascii="ＭＳ Ｐ明朝" w:eastAsia="ＭＳ Ｐ明朝" w:hAnsi="ＭＳ Ｐ明朝" w:cs="Arial" w:hint="eastAsia"/>
-          <w:sz w:val="22"/>
-          <w:szCs w:val="22"/>
-          <w:vertAlign w:val="subscript"/>
-        </w:rPr>
-        <w:t>2</w:t>
-      </w:r>
-      <w:r>
-        <w:rPr>
-          <w:rFonts w:ascii="ＭＳ Ｐ明朝" w:eastAsia="ＭＳ Ｐ明朝" w:hAnsi="ＭＳ Ｐ明朝" w:cs="Arial"/>
-          <w:sz w:val="22"/>
-          <w:szCs w:val="22"/>
-          <w:vertAlign w:val="subscript"/>
-        </w:rPr>
-        <w:t xml:space="preserve">   </w:t>
-      </w:r>
-      <w:r>
-        <w:rPr>
-          <w:rFonts w:ascii="ＭＳ Ｐ明朝" w:eastAsia="ＭＳ Ｐ明朝" w:hAnsi="ＭＳ Ｐ明朝" w:cs="Arial"/>
-          <w:sz w:val="22"/>
-          <w:szCs w:val="22"/>
-        </w:rPr>
-        <w:t xml:space="preserve">S </w:t>
-      </w:r>
-      <w:proofErr w:type="spellStart"/>
-      <w:r>
-        <w:rPr>
-          <w:rFonts w:ascii="ＭＳ Ｐ明朝" w:eastAsia="ＭＳ Ｐ明朝" w:hAnsi="ＭＳ Ｐ明朝" w:cs="Arial"/>
-          <w:sz w:val="22"/>
-          <w:szCs w:val="22"/>
-        </w:rPr>
-        <w:t>A.Ross</w:t>
-      </w:r>
-      <w:proofErr w:type="spellEnd"/>
-      <w:r>
-        <w:rPr>
-          <w:rFonts w:ascii="ＭＳ Ｐ明朝" w:eastAsia="ＭＳ Ｐ明朝" w:hAnsi="ＭＳ Ｐ明朝" w:cs="Arial"/>
-          <w:sz w:val="22"/>
-          <w:szCs w:val="22"/>
-        </w:rPr>
-        <w:t xml:space="preserve">, R </w:t>
-      </w:r>
-      <w:proofErr w:type="spellStart"/>
-      <w:r>
-        <w:rPr>
-          <w:rFonts w:ascii="ＭＳ Ｐ明朝" w:eastAsia="ＭＳ Ｐ明朝" w:hAnsi="ＭＳ Ｐ明朝" w:cs="Arial"/>
-          <w:sz w:val="22"/>
-          <w:szCs w:val="22"/>
-        </w:rPr>
-        <w:t>W,Westerfield</w:t>
-      </w:r>
-      <w:proofErr w:type="spellEnd"/>
-      <w:r>
-        <w:rPr>
-          <w:rFonts w:ascii="ＭＳ Ｐ明朝" w:eastAsia="ＭＳ Ｐ明朝" w:hAnsi="ＭＳ Ｐ明朝" w:cs="Arial"/>
-          <w:sz w:val="22"/>
-          <w:szCs w:val="22"/>
-        </w:rPr>
-        <w:t>, J F Jaffe, “Corporate Finance”, 7/e, 2005</w:t>
-      </w:r>
-    </w:p>
-    <w:p>
-      <w:pPr>
-        <w:rPr>
-          <w:rFonts w:ascii="ＭＳ Ｐ明朝" w:eastAsia="ＭＳ Ｐ明朝" w:hAnsi="ＭＳ Ｐ明朝" w:cs="Arial"/>
-          <w:sz w:val="22"/>
-          <w:szCs w:val="22"/>
-        </w:rPr>
-      </w:pPr>
-    </w:p>
-    <w:p>
-      <w:pPr>
-        <w:rPr>
-          <w:rFonts w:ascii="ＭＳ Ｐ明朝" w:eastAsia="ＭＳ Ｐ明朝" w:hAnsi="ＭＳ Ｐ明朝" w:cs="Arial"/>
-          <w:sz w:val="22"/>
-          <w:szCs w:val="22"/>
-        </w:rPr>
-      </w:pPr>
-    </w:p>
-    <w:p>
-      <w:pPr>
-        <w:rPr>
-          <w:rFonts w:ascii="ＭＳ Ｐ明朝" w:eastAsia="ＭＳ Ｐ明朝" w:hAnsi="ＭＳ Ｐ明朝" w:cs="Arial"/>
-          <w:sz w:val="22"/>
-          <w:szCs w:val="22"/>
-        </w:rPr>
-      </w:pPr>
-    </w:p>
-    <w:p>
-      <w:pPr>
-        <w:rPr>
-          <w:rFonts w:ascii="ＭＳ Ｐ明朝" w:eastAsia="ＭＳ Ｐ明朝" w:hAnsi="ＭＳ Ｐ明朝" w:cs="Arial"/>
-          <w:sz w:val="22"/>
-          <w:szCs w:val="22"/>
-        </w:rPr>
+        <w:pageBreakBefore/>
       </w:pPr>
     </w:p>
     <w:p>
@@ -11222,7 +10110,7 @@
       <w:bookmarkStart w:id="32" w:name="_Toc304998013"/>
       <w:bookmarkStart w:id="33" w:name="_Toc305032218"/>
       <w:bookmarkStart w:id="34" w:name="_Toc305037235"/>
-      <w:bookmarkStart w:id="35" w:name="_Toc155354677"/>
+      <w:bookmarkStart w:id="35" w:name="_Toc223971649"/>
       <w:bookmarkEnd w:id="20"/>
       <w:r>
         <w:rPr>
@@ -11307,29 +10195,14 @@
           <w:sz w:val="22"/>
           <w:szCs w:val="22"/>
         </w:rPr>
-      </w:pPr>
-    </w:p>
-    <w:p>
-      <w:pPr>
-        <w:ind w:left="240" w:firstLineChars="50" w:firstLine="120"/>
-        <w:rPr>
-          <w:rFonts w:ascii="ＭＳ Ｐ明朝" w:eastAsia="ＭＳ Ｐ明朝" w:hAnsi="ＭＳ Ｐ明朝" w:cs="Arial"/>
-        </w:rPr>
-      </w:pPr>
-    </w:p>
-    <w:p>
-      <w:pPr>
-        <w:ind w:left="240" w:firstLineChars="50" w:firstLine="120"/>
-        <w:rPr>
-          <w:rFonts w:ascii="ＭＳ Ｐ明朝" w:eastAsia="ＭＳ Ｐ明朝" w:hAnsi="ＭＳ Ｐ明朝" w:cs="Arial"/>
-        </w:rPr>
+        <w:pageBreakBefore/>
       </w:pPr>
     </w:p>
     <w:sectPr>
-      <w:headerReference w:type="even" r:id="rId21"/>
-      <w:headerReference w:type="default" r:id="rId22"/>
-      <w:footerReference w:type="default" r:id="rId23"/>
-      <w:headerReference w:type="first" r:id="rId24"/>
+      <w:headerReference w:type="even" r:id="rId19"/>
+      <w:headerReference w:type="default" r:id="rId20"/>
+      <w:footerReference w:type="default" r:id="rId21"/>
+      <w:headerReference w:type="first" r:id="rId22"/>
       <w:pgSz w:w="11906" w:h="16838" w:code="9"/>
       <w:pgMar w:top="1985" w:right="1701" w:bottom="1701" w:left="1701" w:header="851" w:footer="992" w:gutter="0"/>
       <w:pgNumType w:start="1"/>
@@ -11363,34 +10236,34 @@
 <w:ftr xmlns:wpc="http://schemas.microsoft.com/office/word/2010/wordprocessingCanvas" xmlns:cx="http://schemas.microsoft.com/office/drawing/2014/chartex" xmlns:cx1="http://schemas.microsoft.com/office/drawing/2015/9/8/chartex" xmlns:cx2="http://schemas.microsoft.com/office/drawing/2015/10/21/chartex" xmlns:cx3="http://schemas.microsoft.com/office/drawing/2016/5/9/chartex" xmlns:cx4="http://schemas.microsoft.com/office/drawing/2016/5/10/chartex" xmlns:cx5="http://schemas.microsoft.com/office/drawing/2016/5/11/chartex" xmlns:cx6="http://schemas.microsoft.com/office/drawing/2016/5/12/chartex" xmlns:cx7="http://schemas.microsoft.com/office/drawing/2016/5/13/chartex" xmlns:cx8="http://schemas.microsoft.com/office/drawing/2016/5/14/chartex" xmlns:mc="http://schemas.openxmlformats.org/markup-compatibility/2006" xmlns:aink="http://schemas.microsoft.com/office/drawing/2016/ink" xmlns:am3d="http://schemas.microsoft.com/office/drawing/2017/model3d" xmlns:o="urn:schemas-microsoft-com:office:office" xmlns:oel="http://schemas.microsoft.com/office/2019/extlst" xmlns:r="http://schemas.openxmlformats.org/officeDocument/2006/relationships" xmlns:m="http://schemas.openxmlformats.org/officeDocument/2006/math" xmlns:v="urn:schemas-microsoft-com:vml" xmlns:wp14="http://schemas.microsoft.com/office/word/2010/wordprocessingDrawing" xmlns:wp="http://schemas.openxmlformats.org/drawingml/2006/wordprocessingDrawing" xmlns:w10="urn:schemas-microsoft-com:office:word" xmlns:w="http://schemas.openxmlformats.org/wordprocessingml/2006/main" xmlns:w14="http://schemas.microsoft.com/office/word/2010/wordml" xmlns:w15="http://schemas.microsoft.com/office/word/2012/wordml" xmlns:w16cex="http://schemas.microsoft.com/office/word/2018/wordml/cex" xmlns:w16cid="http://schemas.microsoft.com/office/word/2016/wordml/cid" xmlns:w16="http://schemas.microsoft.com/office/word/2018/wordml" xmlns:w16du="http://schemas.microsoft.com/office/word/2023/wordml/word16du" xmlns:w16sdtdh="http://schemas.microsoft.com/office/word/2020/wordml/sdtdatahash" xmlns:w16sdtfl="http://schemas.microsoft.com/office/word/2024/wordml/sdtformatlock" xmlns:w16se="http://schemas.microsoft.com/office/word/2015/wordml/symex" xmlns:wpg="http://schemas.microsoft.com/office/word/2010/wordprocessingGroup" xmlns:wpi="http://schemas.microsoft.com/office/word/2010/wordprocessingInk" xmlns:wne="http://schemas.microsoft.com/office/word/2006/wordml" xmlns:wps="http://schemas.microsoft.com/office/word/2010/wordprocessingShape" mc:Ignorable="w14 w15 w16se w16cid w16 w16cex w16sdtdh w16sdtfl w16du wp14">
   <w:p>
     <w:pPr>
-      <w:pStyle w:val="ac"/>
+      <w:pStyle w:val="ad"/>
       <w:framePr w:wrap="around" w:vAnchor="text" w:hAnchor="margin" w:xAlign="center" w:y="1"/>
       <w:rPr>
-        <w:rStyle w:val="ad"/>
+        <w:rStyle w:val="ae"/>
       </w:rPr>
     </w:pPr>
     <w:r>
       <w:rPr>
-        <w:rStyle w:val="ad"/>
+        <w:rStyle w:val="ae"/>
       </w:rPr>
       <w:fldChar w:fldCharType="begin"/>
     </w:r>
     <w:r>
       <w:rPr>
-        <w:rStyle w:val="ad"/>
+        <w:rStyle w:val="ae"/>
       </w:rPr>
       <w:instrText xml:space="preserve">PAGE  </w:instrText>
     </w:r>
     <w:r>
       <w:rPr>
-        <w:rStyle w:val="ad"/>
+        <w:rStyle w:val="ae"/>
       </w:rPr>
       <w:fldChar w:fldCharType="end"/>
     </w:r>
   </w:p>
   <w:p>
     <w:pPr>
-      <w:pStyle w:val="ac"/>
+      <w:pStyle w:val="ad"/>
     </w:pPr>
   </w:p>
 </w:ftr>
@@ -11400,57 +10273,37 @@
 <w:ftr xmlns:wpc="http://schemas.microsoft.com/office/word/2010/wordprocessingCanvas" xmlns:cx="http://schemas.microsoft.com/office/drawing/2014/chartex" xmlns:cx1="http://schemas.microsoft.com/office/drawing/2015/9/8/chartex" xmlns:cx2="http://schemas.microsoft.com/office/drawing/2015/10/21/chartex" xmlns:cx3="http://schemas.microsoft.com/office/drawing/2016/5/9/chartex" xmlns:cx4="http://schemas.microsoft.com/office/drawing/2016/5/10/chartex" xmlns:cx5="http://schemas.microsoft.com/office/drawing/2016/5/11/chartex" xmlns:cx6="http://schemas.microsoft.com/office/drawing/2016/5/12/chartex" xmlns:cx7="http://schemas.microsoft.com/office/drawing/2016/5/13/chartex" xmlns:cx8="http://schemas.microsoft.com/office/drawing/2016/5/14/chartex" xmlns:mc="http://schemas.openxmlformats.org/markup-compatibility/2006" xmlns:aink="http://schemas.microsoft.com/office/drawing/2016/ink" xmlns:am3d="http://schemas.microsoft.com/office/drawing/2017/model3d" xmlns:o="urn:schemas-microsoft-com:office:office" xmlns:oel="http://schemas.microsoft.com/office/2019/extlst" xmlns:r="http://schemas.openxmlformats.org/officeDocument/2006/relationships" xmlns:m="http://schemas.openxmlformats.org/officeDocument/2006/math" xmlns:v="urn:schemas-microsoft-com:vml" xmlns:wp14="http://schemas.microsoft.com/office/word/2010/wordprocessingDrawing" xmlns:wp="http://schemas.openxmlformats.org/drawingml/2006/wordprocessingDrawing" xmlns:w10="urn:schemas-microsoft-com:office:word" xmlns:w="http://schemas.openxmlformats.org/wordprocessingml/2006/main" xmlns:w14="http://schemas.microsoft.com/office/word/2010/wordml" xmlns:w15="http://schemas.microsoft.com/office/word/2012/wordml" xmlns:w16cex="http://schemas.microsoft.com/office/word/2018/wordml/cex" xmlns:w16cid="http://schemas.microsoft.com/office/word/2016/wordml/cid" xmlns:w16="http://schemas.microsoft.com/office/word/2018/wordml" xmlns:w16du="http://schemas.microsoft.com/office/word/2023/wordml/word16du" xmlns:w16sdtdh="http://schemas.microsoft.com/office/word/2020/wordml/sdtdatahash" xmlns:w16sdtfl="http://schemas.microsoft.com/office/word/2024/wordml/sdtformatlock" xmlns:w16se="http://schemas.microsoft.com/office/word/2015/wordml/symex" xmlns:wpg="http://schemas.microsoft.com/office/word/2010/wordprocessingGroup" xmlns:wpi="http://schemas.microsoft.com/office/word/2010/wordprocessingInk" xmlns:wne="http://schemas.microsoft.com/office/word/2006/wordml" xmlns:wps="http://schemas.microsoft.com/office/word/2010/wordprocessingShape" mc:Ignorable="w14 w15 w16se w16cid w16 w16cex w16sdtdh w16sdtfl w16du wp14">
   <w:p>
     <w:pPr>
-      <w:pStyle w:val="ac"/>
-    </w:pPr>
-  </w:p>
-</w:ftr>
-</file>
-
-<file path=word/footer3.xml><?xml version="1.0" encoding="utf-8"?>
-<w:ftr xmlns:wpc="http://schemas.microsoft.com/office/word/2010/wordprocessingCanvas" xmlns:cx="http://schemas.microsoft.com/office/drawing/2014/chartex" xmlns:cx1="http://schemas.microsoft.com/office/drawing/2015/9/8/chartex" xmlns:cx2="http://schemas.microsoft.com/office/drawing/2015/10/21/chartex" xmlns:cx3="http://schemas.microsoft.com/office/drawing/2016/5/9/chartex" xmlns:cx4="http://schemas.microsoft.com/office/drawing/2016/5/10/chartex" xmlns:cx5="http://schemas.microsoft.com/office/drawing/2016/5/11/chartex" xmlns:cx6="http://schemas.microsoft.com/office/drawing/2016/5/12/chartex" xmlns:cx7="http://schemas.microsoft.com/office/drawing/2016/5/13/chartex" xmlns:cx8="http://schemas.microsoft.com/office/drawing/2016/5/14/chartex" xmlns:mc="http://schemas.openxmlformats.org/markup-compatibility/2006" xmlns:aink="http://schemas.microsoft.com/office/drawing/2016/ink" xmlns:am3d="http://schemas.microsoft.com/office/drawing/2017/model3d" xmlns:o="urn:schemas-microsoft-com:office:office" xmlns:oel="http://schemas.microsoft.com/office/2019/extlst" xmlns:r="http://schemas.openxmlformats.org/officeDocument/2006/relationships" xmlns:m="http://schemas.openxmlformats.org/officeDocument/2006/math" xmlns:v="urn:schemas-microsoft-com:vml" xmlns:wp14="http://schemas.microsoft.com/office/word/2010/wordprocessingDrawing" xmlns:wp="http://schemas.openxmlformats.org/drawingml/2006/wordprocessingDrawing" xmlns:w10="urn:schemas-microsoft-com:office:word" xmlns:w="http://schemas.openxmlformats.org/wordprocessingml/2006/main" xmlns:w14="http://schemas.microsoft.com/office/word/2010/wordml" xmlns:w15="http://schemas.microsoft.com/office/word/2012/wordml" xmlns:w16cex="http://schemas.microsoft.com/office/word/2018/wordml/cex" xmlns:w16cid="http://schemas.microsoft.com/office/word/2016/wordml/cid" xmlns:w16="http://schemas.microsoft.com/office/word/2018/wordml" xmlns:w16du="http://schemas.microsoft.com/office/word/2023/wordml/word16du" xmlns:w16sdtdh="http://schemas.microsoft.com/office/word/2020/wordml/sdtdatahash" xmlns:w16sdtfl="http://schemas.microsoft.com/office/word/2024/wordml/sdtformatlock" xmlns:w16se="http://schemas.microsoft.com/office/word/2015/wordml/symex" xmlns:wpg="http://schemas.microsoft.com/office/word/2010/wordprocessingGroup" xmlns:wpi="http://schemas.microsoft.com/office/word/2010/wordprocessingInk" xmlns:wne="http://schemas.microsoft.com/office/word/2006/wordml" xmlns:wps="http://schemas.microsoft.com/office/word/2010/wordprocessingShape" mc:Ignorable="w14 w15 w16se w16cid w16 w16cex w16sdtdh w16sdtfl w16du wp14">
-  <w:p>
-    <w:pPr>
-      <w:pStyle w:val="ac"/>
-    </w:pPr>
-  </w:p>
-</w:ftr>
-</file>
-
-<file path=word/footer4.xml><?xml version="1.0" encoding="utf-8"?>
-<w:ftr xmlns:wpc="http://schemas.microsoft.com/office/word/2010/wordprocessingCanvas" xmlns:cx="http://schemas.microsoft.com/office/drawing/2014/chartex" xmlns:cx1="http://schemas.microsoft.com/office/drawing/2015/9/8/chartex" xmlns:cx2="http://schemas.microsoft.com/office/drawing/2015/10/21/chartex" xmlns:cx3="http://schemas.microsoft.com/office/drawing/2016/5/9/chartex" xmlns:cx4="http://schemas.microsoft.com/office/drawing/2016/5/10/chartex" xmlns:cx5="http://schemas.microsoft.com/office/drawing/2016/5/11/chartex" xmlns:cx6="http://schemas.microsoft.com/office/drawing/2016/5/12/chartex" xmlns:cx7="http://schemas.microsoft.com/office/drawing/2016/5/13/chartex" xmlns:cx8="http://schemas.microsoft.com/office/drawing/2016/5/14/chartex" xmlns:mc="http://schemas.openxmlformats.org/markup-compatibility/2006" xmlns:aink="http://schemas.microsoft.com/office/drawing/2016/ink" xmlns:am3d="http://schemas.microsoft.com/office/drawing/2017/model3d" xmlns:o="urn:schemas-microsoft-com:office:office" xmlns:oel="http://schemas.microsoft.com/office/2019/extlst" xmlns:r="http://schemas.openxmlformats.org/officeDocument/2006/relationships" xmlns:m="http://schemas.openxmlformats.org/officeDocument/2006/math" xmlns:v="urn:schemas-microsoft-com:vml" xmlns:wp14="http://schemas.microsoft.com/office/word/2010/wordprocessingDrawing" xmlns:wp="http://schemas.openxmlformats.org/drawingml/2006/wordprocessingDrawing" xmlns:w10="urn:schemas-microsoft-com:office:word" xmlns:w="http://schemas.openxmlformats.org/wordprocessingml/2006/main" xmlns:w14="http://schemas.microsoft.com/office/word/2010/wordml" xmlns:w15="http://schemas.microsoft.com/office/word/2012/wordml" xmlns:w16cex="http://schemas.microsoft.com/office/word/2018/wordml/cex" xmlns:w16cid="http://schemas.microsoft.com/office/word/2016/wordml/cid" xmlns:w16="http://schemas.microsoft.com/office/word/2018/wordml" xmlns:w16du="http://schemas.microsoft.com/office/word/2023/wordml/word16du" xmlns:w16sdtdh="http://schemas.microsoft.com/office/word/2020/wordml/sdtdatahash" xmlns:w16sdtfl="http://schemas.microsoft.com/office/word/2024/wordml/sdtformatlock" xmlns:w16se="http://schemas.microsoft.com/office/word/2015/wordml/symex" xmlns:wpg="http://schemas.microsoft.com/office/word/2010/wordprocessingGroup" xmlns:wpi="http://schemas.microsoft.com/office/word/2010/wordprocessingInk" xmlns:wne="http://schemas.microsoft.com/office/word/2006/wordml" xmlns:wps="http://schemas.microsoft.com/office/word/2010/wordprocessingShape" mc:Ignorable="w14 w15 w16se w16cid w16 w16cex w16sdtdh w16sdtfl w16du wp14">
-  <w:p>
-    <w:pPr>
-      <w:pStyle w:val="ac"/>
+      <w:pStyle w:val="ad"/>
       <w:framePr w:wrap="around" w:vAnchor="text" w:hAnchor="margin" w:xAlign="center" w:y="1"/>
       <w:rPr>
-        <w:rStyle w:val="ad"/>
+        <w:rStyle w:val="ae"/>
         <w:rFonts w:ascii="ＭＳ Ｐ明朝" w:eastAsia="ＭＳ Ｐ明朝" w:hAnsi="ＭＳ Ｐ明朝"/>
       </w:rPr>
     </w:pPr>
     <w:r>
       <w:rPr>
-        <w:rStyle w:val="ad"/>
+        <w:rStyle w:val="ae"/>
         <w:rFonts w:ascii="ＭＳ Ｐ明朝" w:eastAsia="ＭＳ Ｐ明朝" w:hAnsi="ＭＳ Ｐ明朝"/>
       </w:rPr>
       <w:fldChar w:fldCharType="begin"/>
     </w:r>
     <w:r>
       <w:rPr>
-        <w:rStyle w:val="ad"/>
+        <w:rStyle w:val="ae"/>
         <w:rFonts w:ascii="ＭＳ Ｐ明朝" w:eastAsia="ＭＳ Ｐ明朝" w:hAnsi="ＭＳ Ｐ明朝"/>
       </w:rPr>
       <w:instrText xml:space="preserve">PAGE  </w:instrText>
     </w:r>
     <w:r>
       <w:rPr>
-        <w:rStyle w:val="ad"/>
+        <w:rStyle w:val="ae"/>
         <w:rFonts w:ascii="ＭＳ Ｐ明朝" w:eastAsia="ＭＳ Ｐ明朝" w:hAnsi="ＭＳ Ｐ明朝"/>
       </w:rPr>
       <w:fldChar w:fldCharType="separate"/>
     </w:r>
     <w:r>
       <w:rPr>
-        <w:rStyle w:val="ad"/>
+        <w:rStyle w:val="ae"/>
         <w:rFonts w:ascii="ＭＳ Ｐ明朝" w:eastAsia="ＭＳ Ｐ明朝" w:hAnsi="ＭＳ Ｐ明朝"/>
         <w:noProof/>
       </w:rPr>
@@ -11458,7 +10311,7 @@
     </w:r>
     <w:r>
       <w:rPr>
-        <w:rStyle w:val="ad"/>
+        <w:rStyle w:val="ae"/>
         <w:rFonts w:ascii="ＭＳ Ｐ明朝" w:eastAsia="ＭＳ Ｐ明朝" w:hAnsi="ＭＳ Ｐ明朝"/>
       </w:rPr>
       <w:fldChar w:fldCharType="end"/>
@@ -11466,7 +10319,7 @@
   </w:p>
   <w:p>
     <w:pPr>
-      <w:pStyle w:val="ac"/>
+      <w:pStyle w:val="ad"/>
     </w:pPr>
   </w:p>
 </w:ftr>
@@ -11495,13 +10348,13 @@
 <w:hdr xmlns:wpc="http://schemas.microsoft.com/office/word/2010/wordprocessingCanvas" xmlns:cx="http://schemas.microsoft.com/office/drawing/2014/chartex" xmlns:cx1="http://schemas.microsoft.com/office/drawing/2015/9/8/chartex" xmlns:cx2="http://schemas.microsoft.com/office/drawing/2015/10/21/chartex" xmlns:cx3="http://schemas.microsoft.com/office/drawing/2016/5/9/chartex" xmlns:cx4="http://schemas.microsoft.com/office/drawing/2016/5/10/chartex" xmlns:cx5="http://schemas.microsoft.com/office/drawing/2016/5/11/chartex" xmlns:cx6="http://schemas.microsoft.com/office/drawing/2016/5/12/chartex" xmlns:cx7="http://schemas.microsoft.com/office/drawing/2016/5/13/chartex" xmlns:cx8="http://schemas.microsoft.com/office/drawing/2016/5/14/chartex" xmlns:mc="http://schemas.openxmlformats.org/markup-compatibility/2006" xmlns:aink="http://schemas.microsoft.com/office/drawing/2016/ink" xmlns:am3d="http://schemas.microsoft.com/office/drawing/2017/model3d" xmlns:o="urn:schemas-microsoft-com:office:office" xmlns:oel="http://schemas.microsoft.com/office/2019/extlst" xmlns:r="http://schemas.openxmlformats.org/officeDocument/2006/relationships" xmlns:m="http://schemas.openxmlformats.org/officeDocument/2006/math" xmlns:v="urn:schemas-microsoft-com:vml" xmlns:wp14="http://schemas.microsoft.com/office/word/2010/wordprocessingDrawing" xmlns:wp="http://schemas.openxmlformats.org/drawingml/2006/wordprocessingDrawing" xmlns:w10="urn:schemas-microsoft-com:office:word" xmlns:w="http://schemas.openxmlformats.org/wordprocessingml/2006/main" xmlns:w14="http://schemas.microsoft.com/office/word/2010/wordml" xmlns:w15="http://schemas.microsoft.com/office/word/2012/wordml" xmlns:w16cex="http://schemas.microsoft.com/office/word/2018/wordml/cex" xmlns:w16cid="http://schemas.microsoft.com/office/word/2016/wordml/cid" xmlns:w16="http://schemas.microsoft.com/office/word/2018/wordml" xmlns:w16du="http://schemas.microsoft.com/office/word/2023/wordml/word16du" xmlns:w16sdtdh="http://schemas.microsoft.com/office/word/2020/wordml/sdtdatahash" xmlns:w16sdtfl="http://schemas.microsoft.com/office/word/2024/wordml/sdtformatlock" xmlns:w16se="http://schemas.microsoft.com/office/word/2015/wordml/symex" xmlns:wpg="http://schemas.microsoft.com/office/word/2010/wordprocessingGroup" xmlns:wpi="http://schemas.microsoft.com/office/word/2010/wordprocessingInk" xmlns:wne="http://schemas.microsoft.com/office/word/2006/wordml" xmlns:wps="http://schemas.microsoft.com/office/word/2010/wordprocessingShape" mc:Ignorable="w14 w15 w16se w16cid w16 w16cex w16sdtdh w16sdtfl w16du wp14">
   <w:p>
     <w:pPr>
-      <w:pStyle w:val="aa"/>
+      <w:pStyle w:val="ab"/>
     </w:pPr>
     <w:r>
       <w:rPr>
         <w:noProof/>
       </w:rPr>
-      <w:pict w14:anchorId="182EE627">
+      <w:pict w14:anchorId="65F466BF">
         <v:shapetype id="_x0000_t136" coordsize="21600,21600" o:spt="136" adj="10800" path="m@7,l@8,m@5,21600l@6,21600e">
           <v:formulas>
             <v:f eqn="sum #0 0 10800"/>
@@ -11526,7 +10379,7 @@
           </v:handles>
           <o:lock v:ext="edit" text="t" shapetype="t"/>
         </v:shapetype>
-        <v:shape id="PowerPlusWaterMarkObject250204126" o:spid="_x0000_s1030" type="#_x0000_t136" alt="" style="position:absolute;margin-left:0;margin-top:0;width:428.2pt;height:171.25pt;rotation:315;z-index:-251655168;mso-wrap-edited:f;mso-width-percent:0;mso-height-percent:0;mso-position-horizontal:center;mso-position-horizontal-relative:margin;mso-position-vertical:center;mso-position-vertical-relative:margin;mso-width-percent:0;mso-height-percent:0" o:allowincell="f" fillcolor="silver" stroked="f">
+        <v:shape id="PowerPlusWaterMarkObject15238563" o:spid="_x0000_s1030" type="#_x0000_t136" alt="" style="position:absolute;margin-left:0;margin-top:0;width:428.2pt;height:171.25pt;rotation:315;z-index:-251655168;mso-wrap-edited:f;mso-width-percent:0;mso-height-percent:0;mso-position-horizontal:center;mso-position-horizontal-relative:margin;mso-position-vertical:center;mso-position-vertical-relative:margin;mso-width-percent:0;mso-height-percent:0" o:allowincell="f" fillcolor="silver" stroked="f">
           <v:fill opacity=".5"/>
           <v:textpath style="font-family:&quot;ＭＳ 明朝&quot;;font-size:1pt;v-text-reverse:t" string="DRAFT"/>
           <w10:wrap anchorx="margin" anchory="margin"/>
@@ -11541,13 +10394,13 @@
 <w:hdr xmlns:wpc="http://schemas.microsoft.com/office/word/2010/wordprocessingCanvas" xmlns:cx="http://schemas.microsoft.com/office/drawing/2014/chartex" xmlns:cx1="http://schemas.microsoft.com/office/drawing/2015/9/8/chartex" xmlns:cx2="http://schemas.microsoft.com/office/drawing/2015/10/21/chartex" xmlns:cx3="http://schemas.microsoft.com/office/drawing/2016/5/9/chartex" xmlns:cx4="http://schemas.microsoft.com/office/drawing/2016/5/10/chartex" xmlns:cx5="http://schemas.microsoft.com/office/drawing/2016/5/11/chartex" xmlns:cx6="http://schemas.microsoft.com/office/drawing/2016/5/12/chartex" xmlns:cx7="http://schemas.microsoft.com/office/drawing/2016/5/13/chartex" xmlns:cx8="http://schemas.microsoft.com/office/drawing/2016/5/14/chartex" xmlns:mc="http://schemas.openxmlformats.org/markup-compatibility/2006" xmlns:aink="http://schemas.microsoft.com/office/drawing/2016/ink" xmlns:am3d="http://schemas.microsoft.com/office/drawing/2017/model3d" xmlns:o="urn:schemas-microsoft-com:office:office" xmlns:oel="http://schemas.microsoft.com/office/2019/extlst" xmlns:r="http://schemas.openxmlformats.org/officeDocument/2006/relationships" xmlns:m="http://schemas.openxmlformats.org/officeDocument/2006/math" xmlns:v="urn:schemas-microsoft-com:vml" xmlns:wp14="http://schemas.microsoft.com/office/word/2010/wordprocessingDrawing" xmlns:wp="http://schemas.openxmlformats.org/drawingml/2006/wordprocessingDrawing" xmlns:w10="urn:schemas-microsoft-com:office:word" xmlns:w="http://schemas.openxmlformats.org/wordprocessingml/2006/main" xmlns:w14="http://schemas.microsoft.com/office/word/2010/wordml" xmlns:w15="http://schemas.microsoft.com/office/word/2012/wordml" xmlns:w16cex="http://schemas.microsoft.com/office/word/2018/wordml/cex" xmlns:w16cid="http://schemas.microsoft.com/office/word/2016/wordml/cid" xmlns:w16="http://schemas.microsoft.com/office/word/2018/wordml" xmlns:w16du="http://schemas.microsoft.com/office/word/2023/wordml/word16du" xmlns:w16sdtdh="http://schemas.microsoft.com/office/word/2020/wordml/sdtdatahash" xmlns:w16sdtfl="http://schemas.microsoft.com/office/word/2024/wordml/sdtformatlock" xmlns:w16se="http://schemas.microsoft.com/office/word/2015/wordml/symex" xmlns:wpg="http://schemas.microsoft.com/office/word/2010/wordprocessingGroup" xmlns:wpi="http://schemas.microsoft.com/office/word/2010/wordprocessingInk" xmlns:wne="http://schemas.microsoft.com/office/word/2006/wordml" xmlns:wps="http://schemas.microsoft.com/office/word/2010/wordprocessingShape" mc:Ignorable="w14 w15 w16se w16cid w16 w16cex w16sdtdh w16sdtfl w16du wp14">
   <w:p>
     <w:pPr>
-      <w:pStyle w:val="aa"/>
+      <w:pStyle w:val="ab"/>
     </w:pPr>
     <w:r>
       <w:rPr>
         <w:noProof/>
       </w:rPr>
-      <w:pict w14:anchorId="54F6AFDE">
+      <w:pict w14:anchorId="4AEB168F">
         <v:shapetype id="_x0000_t136" coordsize="21600,21600" o:spt="136" adj="10800" path="m@7,l@8,m@5,21600l@6,21600e">
           <v:formulas>
             <v:f eqn="sum #0 0 10800"/>
@@ -11572,7 +10425,7 @@
           </v:handles>
           <o:lock v:ext="edit" text="t" shapetype="t"/>
         </v:shapetype>
-        <v:shape id="PowerPlusWaterMarkObject250204127" o:spid="_x0000_s1029" type="#_x0000_t136" alt="" style="position:absolute;margin-left:0;margin-top:0;width:428.2pt;height:171.25pt;rotation:315;z-index:-251653120;mso-wrap-edited:f;mso-width-percent:0;mso-height-percent:0;mso-position-horizontal:center;mso-position-horizontal-relative:margin;mso-position-vertical:center;mso-position-vertical-relative:margin;mso-width-percent:0;mso-height-percent:0" o:allowincell="f" fillcolor="silver" stroked="f">
+        <v:shape id="PowerPlusWaterMarkObject15238564" o:spid="_x0000_s1029" type="#_x0000_t136" alt="" style="position:absolute;margin-left:0;margin-top:0;width:428.2pt;height:171.25pt;rotation:315;z-index:-251653120;mso-wrap-edited:f;mso-width-percent:0;mso-height-percent:0;mso-position-horizontal:center;mso-position-horizontal-relative:margin;mso-position-vertical:center;mso-position-vertical-relative:margin;mso-width-percent:0;mso-height-percent:0" o:allowincell="f" fillcolor="silver" stroked="f">
           <v:fill opacity=".5"/>
           <v:textpath style="font-family:&quot;ＭＳ 明朝&quot;;font-size:1pt;v-text-reverse:t" string="DRAFT"/>
           <w10:wrap anchorx="margin" anchory="margin"/>
@@ -11611,13 +10464,13 @@
 <w:hdr xmlns:wpc="http://schemas.microsoft.com/office/word/2010/wordprocessingCanvas" xmlns:cx="http://schemas.microsoft.com/office/drawing/2014/chartex" xmlns:cx1="http://schemas.microsoft.com/office/drawing/2015/9/8/chartex" xmlns:cx2="http://schemas.microsoft.com/office/drawing/2015/10/21/chartex" xmlns:cx3="http://schemas.microsoft.com/office/drawing/2016/5/9/chartex" xmlns:cx4="http://schemas.microsoft.com/office/drawing/2016/5/10/chartex" xmlns:cx5="http://schemas.microsoft.com/office/drawing/2016/5/11/chartex" xmlns:cx6="http://schemas.microsoft.com/office/drawing/2016/5/12/chartex" xmlns:cx7="http://schemas.microsoft.com/office/drawing/2016/5/13/chartex" xmlns:cx8="http://schemas.microsoft.com/office/drawing/2016/5/14/chartex" xmlns:mc="http://schemas.openxmlformats.org/markup-compatibility/2006" xmlns:aink="http://schemas.microsoft.com/office/drawing/2016/ink" xmlns:am3d="http://schemas.microsoft.com/office/drawing/2017/model3d" xmlns:o="urn:schemas-microsoft-com:office:office" xmlns:oel="http://schemas.microsoft.com/office/2019/extlst" xmlns:r="http://schemas.openxmlformats.org/officeDocument/2006/relationships" xmlns:m="http://schemas.openxmlformats.org/officeDocument/2006/math" xmlns:v="urn:schemas-microsoft-com:vml" xmlns:wp14="http://schemas.microsoft.com/office/word/2010/wordprocessingDrawing" xmlns:wp="http://schemas.openxmlformats.org/drawingml/2006/wordprocessingDrawing" xmlns:w10="urn:schemas-microsoft-com:office:word" xmlns:w="http://schemas.openxmlformats.org/wordprocessingml/2006/main" xmlns:w14="http://schemas.microsoft.com/office/word/2010/wordml" xmlns:w15="http://schemas.microsoft.com/office/word/2012/wordml" xmlns:w16cex="http://schemas.microsoft.com/office/word/2018/wordml/cex" xmlns:w16cid="http://schemas.microsoft.com/office/word/2016/wordml/cid" xmlns:w16="http://schemas.microsoft.com/office/word/2018/wordml" xmlns:w16du="http://schemas.microsoft.com/office/word/2023/wordml/word16du" xmlns:w16sdtdh="http://schemas.microsoft.com/office/word/2020/wordml/sdtdatahash" xmlns:w16sdtfl="http://schemas.microsoft.com/office/word/2024/wordml/sdtformatlock" xmlns:w16se="http://schemas.microsoft.com/office/word/2015/wordml/symex" xmlns:wpg="http://schemas.microsoft.com/office/word/2010/wordprocessingGroup" xmlns:wpi="http://schemas.microsoft.com/office/word/2010/wordprocessingInk" xmlns:wne="http://schemas.microsoft.com/office/word/2006/wordml" xmlns:wps="http://schemas.microsoft.com/office/word/2010/wordprocessingShape" mc:Ignorable="w14 w15 w16se w16cid w16 w16cex w16sdtdh w16sdtfl w16du wp14">
   <w:p>
     <w:pPr>
-      <w:pStyle w:val="aa"/>
+      <w:pStyle w:val="ab"/>
     </w:pPr>
     <w:r>
       <w:rPr>
         <w:noProof/>
       </w:rPr>
-      <w:pict w14:anchorId="17991EFD">
+      <w:pict w14:anchorId="14EE537D">
         <v:shapetype id="_x0000_t136" coordsize="21600,21600" o:spt="136" adj="10800" path="m@7,l@8,m@5,21600l@6,21600e">
           <v:formulas>
             <v:f eqn="sum #0 0 10800"/>
@@ -11642,7 +10495,7 @@
           </v:handles>
           <o:lock v:ext="edit" text="t" shapetype="t"/>
         </v:shapetype>
-        <v:shape id="PowerPlusWaterMarkObject250204125" o:spid="_x0000_s1028" type="#_x0000_t136" alt="" style="position:absolute;margin-left:0;margin-top:0;width:428.2pt;height:171.25pt;rotation:315;z-index:-251657216;mso-wrap-edited:f;mso-width-percent:0;mso-height-percent:0;mso-position-horizontal:center;mso-position-horizontal-relative:margin;mso-position-vertical:center;mso-position-vertical-relative:margin;mso-width-percent:0;mso-height-percent:0" o:allowincell="f" fillcolor="silver" stroked="f">
+        <v:shape id="PowerPlusWaterMarkObject15238562" o:spid="_x0000_s1028" type="#_x0000_t136" alt="" style="position:absolute;margin-left:0;margin-top:0;width:428.2pt;height:171.25pt;rotation:315;z-index:-251657216;mso-wrap-edited:f;mso-width-percent:0;mso-height-percent:0;mso-position-horizontal:center;mso-position-horizontal-relative:margin;mso-position-vertical:center;mso-position-vertical-relative:margin;mso-width-percent:0;mso-height-percent:0" o:allowincell="f" fillcolor="silver" stroked="f">
           <v:fill opacity=".5"/>
           <v:textpath style="font-family:&quot;ＭＳ 明朝&quot;;font-size:1pt;v-text-reverse:t" string="DRAFT"/>
           <w10:wrap anchorx="margin" anchory="margin"/>
@@ -11657,13 +10510,13 @@
 <w:hdr xmlns:wpc="http://schemas.microsoft.com/office/word/2010/wordprocessingCanvas" xmlns:cx="http://schemas.microsoft.com/office/drawing/2014/chartex" xmlns:cx1="http://schemas.microsoft.com/office/drawing/2015/9/8/chartex" xmlns:cx2="http://schemas.microsoft.com/office/drawing/2015/10/21/chartex" xmlns:cx3="http://schemas.microsoft.com/office/drawing/2016/5/9/chartex" xmlns:cx4="http://schemas.microsoft.com/office/drawing/2016/5/10/chartex" xmlns:cx5="http://schemas.microsoft.com/office/drawing/2016/5/11/chartex" xmlns:cx6="http://schemas.microsoft.com/office/drawing/2016/5/12/chartex" xmlns:cx7="http://schemas.microsoft.com/office/drawing/2016/5/13/chartex" xmlns:cx8="http://schemas.microsoft.com/office/drawing/2016/5/14/chartex" xmlns:mc="http://schemas.openxmlformats.org/markup-compatibility/2006" xmlns:aink="http://schemas.microsoft.com/office/drawing/2016/ink" xmlns:am3d="http://schemas.microsoft.com/office/drawing/2017/model3d" xmlns:o="urn:schemas-microsoft-com:office:office" xmlns:oel="http://schemas.microsoft.com/office/2019/extlst" xmlns:r="http://schemas.openxmlformats.org/officeDocument/2006/relationships" xmlns:m="http://schemas.openxmlformats.org/officeDocument/2006/math" xmlns:v="urn:schemas-microsoft-com:vml" xmlns:wp14="http://schemas.microsoft.com/office/word/2010/wordprocessingDrawing" xmlns:wp="http://schemas.openxmlformats.org/drawingml/2006/wordprocessingDrawing" xmlns:w10="urn:schemas-microsoft-com:office:word" xmlns:w="http://schemas.openxmlformats.org/wordprocessingml/2006/main" xmlns:w14="http://schemas.microsoft.com/office/word/2010/wordml" xmlns:w15="http://schemas.microsoft.com/office/word/2012/wordml" xmlns:w16cex="http://schemas.microsoft.com/office/word/2018/wordml/cex" xmlns:w16cid="http://schemas.microsoft.com/office/word/2016/wordml/cid" xmlns:w16="http://schemas.microsoft.com/office/word/2018/wordml" xmlns:w16du="http://schemas.microsoft.com/office/word/2023/wordml/word16du" xmlns:w16sdtdh="http://schemas.microsoft.com/office/word/2020/wordml/sdtdatahash" xmlns:w16sdtfl="http://schemas.microsoft.com/office/word/2024/wordml/sdtformatlock" xmlns:w16se="http://schemas.microsoft.com/office/word/2015/wordml/symex" xmlns:wpg="http://schemas.microsoft.com/office/word/2010/wordprocessingGroup" xmlns:wpi="http://schemas.microsoft.com/office/word/2010/wordprocessingInk" xmlns:wne="http://schemas.microsoft.com/office/word/2006/wordml" xmlns:wps="http://schemas.microsoft.com/office/word/2010/wordprocessingShape" mc:Ignorable="w14 w15 w16se w16cid w16 w16cex w16sdtdh w16sdtfl w16du wp14">
   <w:p>
     <w:pPr>
-      <w:pStyle w:val="aa"/>
+      <w:pStyle w:val="ab"/>
     </w:pPr>
     <w:r>
       <w:rPr>
         <w:noProof/>
       </w:rPr>
-      <w:pict w14:anchorId="7B858048">
+      <w:pict w14:anchorId="7F8219A3">
         <v:shapetype id="_x0000_t136" coordsize="21600,21600" o:spt="136" adj="10800" path="m@7,l@8,m@5,21600l@6,21600e">
           <v:formulas>
             <v:f eqn="sum #0 0 10800"/>
@@ -11688,7 +10541,7 @@
           </v:handles>
           <o:lock v:ext="edit" text="t" shapetype="t"/>
         </v:shapetype>
-        <v:shape id="PowerPlusWaterMarkObject250204129" o:spid="_x0000_s1027" type="#_x0000_t136" alt="" style="position:absolute;margin-left:0;margin-top:0;width:428.2pt;height:171.25pt;rotation:315;z-index:-251649024;mso-wrap-edited:f;mso-width-percent:0;mso-height-percent:0;mso-position-horizontal:center;mso-position-horizontal-relative:margin;mso-position-vertical:center;mso-position-vertical-relative:margin;mso-width-percent:0;mso-height-percent:0" o:allowincell="f" fillcolor="silver" stroked="f">
+        <v:shape id="PowerPlusWaterMarkObject15238566" o:spid="_x0000_s1027" type="#_x0000_t136" alt="" style="position:absolute;margin-left:0;margin-top:0;width:428.2pt;height:171.25pt;rotation:315;z-index:-251649024;mso-wrap-edited:f;mso-width-percent:0;mso-height-percent:0;mso-position-horizontal:center;mso-position-horizontal-relative:margin;mso-position-vertical:center;mso-position-vertical-relative:margin;mso-width-percent:0;mso-height-percent:0" o:allowincell="f" fillcolor="silver" stroked="f">
           <v:fill opacity=".5"/>
           <v:textpath style="font-family:&quot;ＭＳ 明朝&quot;;font-size:1pt;v-text-reverse:t" string="DRAFT"/>
           <w10:wrap anchorx="margin" anchory="margin"/>
@@ -11703,13 +10556,13 @@
 <w:hdr xmlns:wpc="http://schemas.microsoft.com/office/word/2010/wordprocessingCanvas" xmlns:cx="http://schemas.microsoft.com/office/drawing/2014/chartex" xmlns:cx1="http://schemas.microsoft.com/office/drawing/2015/9/8/chartex" xmlns:cx2="http://schemas.microsoft.com/office/drawing/2015/10/21/chartex" xmlns:cx3="http://schemas.microsoft.com/office/drawing/2016/5/9/chartex" xmlns:cx4="http://schemas.microsoft.com/office/drawing/2016/5/10/chartex" xmlns:cx5="http://schemas.microsoft.com/office/drawing/2016/5/11/chartex" xmlns:cx6="http://schemas.microsoft.com/office/drawing/2016/5/12/chartex" xmlns:cx7="http://schemas.microsoft.com/office/drawing/2016/5/13/chartex" xmlns:cx8="http://schemas.microsoft.com/office/drawing/2016/5/14/chartex" xmlns:mc="http://schemas.openxmlformats.org/markup-compatibility/2006" xmlns:aink="http://schemas.microsoft.com/office/drawing/2016/ink" xmlns:am3d="http://schemas.microsoft.com/office/drawing/2017/model3d" xmlns:o="urn:schemas-microsoft-com:office:office" xmlns:oel="http://schemas.microsoft.com/office/2019/extlst" xmlns:r="http://schemas.openxmlformats.org/officeDocument/2006/relationships" xmlns:m="http://schemas.openxmlformats.org/officeDocument/2006/math" xmlns:v="urn:schemas-microsoft-com:vml" xmlns:wp14="http://schemas.microsoft.com/office/word/2010/wordprocessingDrawing" xmlns:wp="http://schemas.openxmlformats.org/drawingml/2006/wordprocessingDrawing" xmlns:w10="urn:schemas-microsoft-com:office:word" xmlns:w="http://schemas.openxmlformats.org/wordprocessingml/2006/main" xmlns:w14="http://schemas.microsoft.com/office/word/2010/wordml" xmlns:w15="http://schemas.microsoft.com/office/word/2012/wordml" xmlns:w16cex="http://schemas.microsoft.com/office/word/2018/wordml/cex" xmlns:w16cid="http://schemas.microsoft.com/office/word/2016/wordml/cid" xmlns:w16="http://schemas.microsoft.com/office/word/2018/wordml" xmlns:w16du="http://schemas.microsoft.com/office/word/2023/wordml/word16du" xmlns:w16sdtdh="http://schemas.microsoft.com/office/word/2020/wordml/sdtdatahash" xmlns:w16sdtfl="http://schemas.microsoft.com/office/word/2024/wordml/sdtformatlock" xmlns:w16se="http://schemas.microsoft.com/office/word/2015/wordml/symex" xmlns:wpg="http://schemas.microsoft.com/office/word/2010/wordprocessingGroup" xmlns:wpi="http://schemas.microsoft.com/office/word/2010/wordprocessingInk" xmlns:wne="http://schemas.microsoft.com/office/word/2006/wordml" xmlns:wps="http://schemas.microsoft.com/office/word/2010/wordprocessingShape" mc:Ignorable="w14 w15 w16se w16cid w16 w16cex w16sdtdh w16sdtfl w16du wp14">
   <w:p>
     <w:pPr>
-      <w:pStyle w:val="aa"/>
+      <w:pStyle w:val="ab"/>
     </w:pPr>
     <w:r>
       <w:rPr>
         <w:noProof/>
       </w:rPr>
-      <w:pict w14:anchorId="1DBF1B36">
+      <w:pict w14:anchorId="47524EB7">
         <v:shapetype id="_x0000_t136" coordsize="21600,21600" o:spt="136" adj="10800" path="m@7,l@8,m@5,21600l@6,21600e">
           <v:formulas>
             <v:f eqn="sum #0 0 10800"/>
@@ -11734,7 +10587,7 @@
           </v:handles>
           <o:lock v:ext="edit" text="t" shapetype="t"/>
         </v:shapetype>
-        <v:shape id="PowerPlusWaterMarkObject250204130" o:spid="_x0000_s1026" type="#_x0000_t136" alt="" style="position:absolute;margin-left:0;margin-top:0;width:428.2pt;height:171.25pt;rotation:315;z-index:-251646976;mso-wrap-edited:f;mso-width-percent:0;mso-height-percent:0;mso-position-horizontal:center;mso-position-horizontal-relative:margin;mso-position-vertical:center;mso-position-vertical-relative:margin;mso-width-percent:0;mso-height-percent:0" o:allowincell="f" fillcolor="silver" stroked="f">
+        <v:shape id="PowerPlusWaterMarkObject15238567" o:spid="_x0000_s1026" type="#_x0000_t136" alt="" style="position:absolute;margin-left:0;margin-top:0;width:428.2pt;height:171.25pt;rotation:315;z-index:-251646976;mso-wrap-edited:f;mso-width-percent:0;mso-height-percent:0;mso-position-horizontal:center;mso-position-horizontal-relative:margin;mso-position-vertical:center;mso-position-vertical-relative:margin;mso-width-percent:0;mso-height-percent:0" o:allowincell="f" fillcolor="silver" stroked="f">
           <v:fill opacity=".5"/>
           <v:textpath style="font-family:&quot;ＭＳ 明朝&quot;;font-size:1pt;v-text-reverse:t" string="DRAFT"/>
           <w10:wrap anchorx="margin" anchory="margin"/>
@@ -11773,13 +10626,13 @@
 <w:hdr xmlns:wpc="http://schemas.microsoft.com/office/word/2010/wordprocessingCanvas" xmlns:cx="http://schemas.microsoft.com/office/drawing/2014/chartex" xmlns:cx1="http://schemas.microsoft.com/office/drawing/2015/9/8/chartex" xmlns:cx2="http://schemas.microsoft.com/office/drawing/2015/10/21/chartex" xmlns:cx3="http://schemas.microsoft.com/office/drawing/2016/5/9/chartex" xmlns:cx4="http://schemas.microsoft.com/office/drawing/2016/5/10/chartex" xmlns:cx5="http://schemas.microsoft.com/office/drawing/2016/5/11/chartex" xmlns:cx6="http://schemas.microsoft.com/office/drawing/2016/5/12/chartex" xmlns:cx7="http://schemas.microsoft.com/office/drawing/2016/5/13/chartex" xmlns:cx8="http://schemas.microsoft.com/office/drawing/2016/5/14/chartex" xmlns:mc="http://schemas.openxmlformats.org/markup-compatibility/2006" xmlns:aink="http://schemas.microsoft.com/office/drawing/2016/ink" xmlns:am3d="http://schemas.microsoft.com/office/drawing/2017/model3d" xmlns:o="urn:schemas-microsoft-com:office:office" xmlns:oel="http://schemas.microsoft.com/office/2019/extlst" xmlns:r="http://schemas.openxmlformats.org/officeDocument/2006/relationships" xmlns:m="http://schemas.openxmlformats.org/officeDocument/2006/math" xmlns:v="urn:schemas-microsoft-com:vml" xmlns:wp14="http://schemas.microsoft.com/office/word/2010/wordprocessingDrawing" xmlns:wp="http://schemas.openxmlformats.org/drawingml/2006/wordprocessingDrawing" xmlns:w10="urn:schemas-microsoft-com:office:word" xmlns:w="http://schemas.openxmlformats.org/wordprocessingml/2006/main" xmlns:w14="http://schemas.microsoft.com/office/word/2010/wordml" xmlns:w15="http://schemas.microsoft.com/office/word/2012/wordml" xmlns:w16cex="http://schemas.microsoft.com/office/word/2018/wordml/cex" xmlns:w16cid="http://schemas.microsoft.com/office/word/2016/wordml/cid" xmlns:w16="http://schemas.microsoft.com/office/word/2018/wordml" xmlns:w16du="http://schemas.microsoft.com/office/word/2023/wordml/word16du" xmlns:w16sdtdh="http://schemas.microsoft.com/office/word/2020/wordml/sdtdatahash" xmlns:w16sdtfl="http://schemas.microsoft.com/office/word/2024/wordml/sdtformatlock" xmlns:w16se="http://schemas.microsoft.com/office/word/2015/wordml/symex" xmlns:wpg="http://schemas.microsoft.com/office/word/2010/wordprocessingGroup" xmlns:wpi="http://schemas.microsoft.com/office/word/2010/wordprocessingInk" xmlns:wne="http://schemas.microsoft.com/office/word/2006/wordml" xmlns:wps="http://schemas.microsoft.com/office/word/2010/wordprocessingShape" mc:Ignorable="w14 w15 w16se w16cid w16 w16cex w16sdtdh w16sdtfl w16du wp14">
   <w:p>
     <w:pPr>
-      <w:pStyle w:val="aa"/>
+      <w:pStyle w:val="ab"/>
     </w:pPr>
     <w:r>
       <w:rPr>
         <w:noProof/>
       </w:rPr>
-      <w:pict w14:anchorId="1914D270">
+      <w:pict w14:anchorId="3E0618C1">
         <v:shapetype id="_x0000_t136" coordsize="21600,21600" o:spt="136" adj="10800" path="m@7,l@8,m@5,21600l@6,21600e">
           <v:formulas>
             <v:f eqn="sum #0 0 10800"/>
@@ -11804,7 +10657,7 @@
           </v:handles>
           <o:lock v:ext="edit" text="t" shapetype="t"/>
         </v:shapetype>
-        <v:shape id="PowerPlusWaterMarkObject250204128" o:spid="_x0000_s1025" type="#_x0000_t136" alt="" style="position:absolute;margin-left:0;margin-top:0;width:428.2pt;height:171.25pt;rotation:315;z-index:-251651072;mso-wrap-edited:f;mso-width-percent:0;mso-height-percent:0;mso-position-horizontal:center;mso-position-horizontal-relative:margin;mso-position-vertical:center;mso-position-vertical-relative:margin;mso-width-percent:0;mso-height-percent:0" o:allowincell="f" fillcolor="silver" stroked="f">
+        <v:shape id="PowerPlusWaterMarkObject15238565" o:spid="_x0000_s1025" type="#_x0000_t136" alt="" style="position:absolute;margin-left:0;margin-top:0;width:428.2pt;height:171.25pt;rotation:315;z-index:-251651072;mso-wrap-edited:f;mso-width-percent:0;mso-height-percent:0;mso-position-horizontal:center;mso-position-horizontal-relative:margin;mso-position-vertical:center;mso-position-vertical-relative:margin;mso-width-percent:0;mso-height-percent:0" o:allowincell="f" fillcolor="silver" stroked="f">
           <v:fill opacity=".5"/>
           <v:textpath style="font-family:&quot;ＭＳ 明朝&quot;;font-size:1pt;v-text-reverse:t" string="DRAFT"/>
           <w10:wrap anchorx="margin" anchory="margin"/>
@@ -16523,7 +15376,7 @@
     <w:lsdException w:name="toc 9" w:semiHidden="1" w:uiPriority="39" w:unhideWhenUsed="1"/>
     <w:lsdException w:name="Normal Indent" w:semiHidden="1" w:unhideWhenUsed="1"/>
     <w:lsdException w:name="footnote text" w:semiHidden="1" w:unhideWhenUsed="1"/>
-    <w:lsdException w:name="annotation text" w:semiHidden="1" w:unhideWhenUsed="1"/>
+    <w:lsdException w:name="annotation text" w:semiHidden="1" w:unhideWhenUsed="1" w:qFormat="1"/>
     <w:lsdException w:name="header" w:semiHidden="1" w:unhideWhenUsed="1"/>
     <w:lsdException w:name="footer" w:semiHidden="1" w:unhideWhenUsed="1"/>
     <w:lsdException w:name="index heading" w:semiHidden="1" w:unhideWhenUsed="1"/>
@@ -16532,7 +15385,7 @@
     <w:lsdException w:name="envelope address" w:semiHidden="1" w:unhideWhenUsed="1"/>
     <w:lsdException w:name="envelope return" w:semiHidden="1" w:unhideWhenUsed="1"/>
     <w:lsdException w:name="footnote reference" w:semiHidden="1" w:unhideWhenUsed="1"/>
-    <w:lsdException w:name="annotation reference" w:semiHidden="1" w:unhideWhenUsed="1"/>
+    <w:lsdException w:name="annotation reference" w:semiHidden="1" w:unhideWhenUsed="1" w:qFormat="1"/>
     <w:lsdException w:name="line number" w:semiHidden="1" w:unhideWhenUsed="1"/>
     <w:lsdException w:name="page number" w:semiHidden="1" w:unhideWhenUsed="1"/>
     <w:lsdException w:name="endnote reference" w:semiHidden="1" w:unhideWhenUsed="1"/>
@@ -16559,7 +15412,7 @@
     <w:lsdException w:name="Closing" w:semiHidden="1" w:unhideWhenUsed="1"/>
     <w:lsdException w:name="Signature" w:semiHidden="1" w:unhideWhenUsed="1"/>
     <w:lsdException w:name="Default Paragraph Font" w:semiHidden="1" w:uiPriority="1" w:unhideWhenUsed="1"/>
-    <w:lsdException w:name="Body Text" w:semiHidden="1" w:uiPriority="1" w:unhideWhenUsed="1" w:qFormat="1"/>
+    <w:lsdException w:name="Body Text" w:semiHidden="1" w:unhideWhenUsed="1"/>
     <w:lsdException w:name="Body Text Indent" w:semiHidden="1" w:unhideWhenUsed="1"/>
     <w:lsdException w:name="List Continue" w:semiHidden="1" w:unhideWhenUsed="1"/>
     <w:lsdException w:name="List Continue 2" w:semiHidden="1" w:unhideWhenUsed="1"/>
@@ -16873,7 +15726,7 @@
   <w:style w:type="paragraph" w:default="1" w:styleId="a">
     <w:name w:val="Normal"/>
     <w:qFormat/>
-    <w:rsid w:val="004F24B2"/>
+    <w:rsid w:val="00DD29FF"/>
     <w:rPr>
       <w:rFonts w:ascii="Times New Roman" w:hAnsi="Times New Roman"/>
       <w:sz w:val="24"/>
@@ -16955,7 +15808,8 @@
   </w:style>
   <w:style w:type="character" w:styleId="a6">
     <w:name w:val="annotation reference"/>
-    <w:semiHidden/>
+    <w:uiPriority w:val="99"/>
+    <w:qFormat/>
     <w:rPr>
       <w:sz w:val="18"/>
       <w:szCs w:val="18"/>
@@ -16964,9 +15818,10 @@
   <w:style w:type="paragraph" w:styleId="a7">
     <w:name w:val="annotation text"/>
     <w:basedOn w:val="a"/>
-    <w:semiHidden/>
+    <w:link w:val="a8"/>
+    <w:qFormat/>
   </w:style>
-  <w:style w:type="paragraph" w:styleId="a8">
+  <w:style w:type="paragraph" w:styleId="a9">
     <w:name w:val="annotation subject"/>
     <w:basedOn w:val="a7"/>
     <w:next w:val="a7"/>
@@ -16976,7 +15831,7 @@
       <w:bCs/>
     </w:rPr>
   </w:style>
-  <w:style w:type="paragraph" w:styleId="a9">
+  <w:style w:type="paragraph" w:styleId="aa">
     <w:name w:val="Balloon Text"/>
     <w:basedOn w:val="a"/>
     <w:semiHidden/>
@@ -16999,10 +15854,10 @@
       </w:tabs>
     </w:pPr>
   </w:style>
-  <w:style w:type="paragraph" w:styleId="aa">
+  <w:style w:type="paragraph" w:styleId="ab">
     <w:name w:val="header"/>
     <w:basedOn w:val="a"/>
-    <w:link w:val="ab"/>
+    <w:link w:val="ac"/>
     <w:uiPriority w:val="99"/>
     <w:pPr>
       <w:tabs>
@@ -17012,7 +15867,7 @@
       <w:snapToGrid w:val="0"/>
     </w:pPr>
   </w:style>
-  <w:style w:type="paragraph" w:styleId="ac">
+  <w:style w:type="paragraph" w:styleId="ad">
     <w:name w:val="footer"/>
     <w:basedOn w:val="a"/>
     <w:semiHidden/>
@@ -17024,7 +15879,7 @@
       <w:snapToGrid w:val="0"/>
     </w:pPr>
   </w:style>
-  <w:style w:type="character" w:styleId="ad">
+  <w:style w:type="character" w:styleId="ae">
     <w:name w:val="page number"/>
     <w:basedOn w:val="a0"/>
     <w:semiHidden/>
@@ -17058,7 +15913,7 @@
       <w:ind w:leftChars="100" w:left="210"/>
     </w:pPr>
   </w:style>
-  <w:style w:type="character" w:styleId="ae">
+  <w:style w:type="character" w:styleId="af">
     <w:name w:val="Hyperlink"/>
     <w:uiPriority w:val="99"/>
     <w:rPr>
@@ -17110,7 +15965,7 @@
       <w:spacing w:val="5"/>
     </w:rPr>
   </w:style>
-  <w:style w:type="character" w:styleId="af">
+  <w:style w:type="character" w:styleId="af0">
     <w:name w:val="Strong"/>
     <w:uiPriority w:val="22"/>
     <w:qFormat/>
@@ -17136,9 +15991,9 @@
       <w:szCs w:val="24"/>
     </w:rPr>
   </w:style>
-  <w:style w:type="character" w:customStyle="1" w:styleId="ab">
+  <w:style w:type="character" w:customStyle="1" w:styleId="ac">
     <w:name w:val="ヘッダー (文字)"/>
-    <w:link w:val="aa"/>
+    <w:link w:val="ab"/>
     <w:uiPriority w:val="99"/>
     <w:rsid w:val="002D3C19"/>
     <w:rPr>
@@ -17147,7 +16002,7 @@
       <w:szCs w:val="24"/>
     </w:rPr>
   </w:style>
-  <w:style w:type="table" w:styleId="af0">
+  <w:style w:type="table" w:styleId="af1">
     <w:name w:val="Table Grid"/>
     <w:basedOn w:val="a1"/>
     <w:uiPriority w:val="59"/>
@@ -17221,7 +16076,7 @@
       <w:ind w:leftChars="400" w:left="960"/>
     </w:pPr>
   </w:style>
-  <w:style w:type="paragraph" w:styleId="af1">
+  <w:style w:type="paragraph" w:styleId="af2">
     <w:name w:val="Revision"/>
     <w:hidden/>
     <w:uiPriority w:val="99"/>
@@ -17233,7 +16088,7 @@
       <w:szCs w:val="24"/>
     </w:rPr>
   </w:style>
-  <w:style w:type="character" w:styleId="af2">
+  <w:style w:type="character" w:styleId="af3">
     <w:name w:val="Placeholder Text"/>
     <w:basedOn w:val="a0"/>
     <w:uiPriority w:val="99"/>
@@ -17243,7 +16098,7 @@
       <w:color w:val="808080"/>
     </w:rPr>
   </w:style>
-  <w:style w:type="paragraph" w:styleId="af3">
+  <w:style w:type="paragraph" w:styleId="af4">
     <w:name w:val="List Paragraph"/>
     <w:basedOn w:val="a"/>
     <w:uiPriority w:val="99"/>
@@ -17253,32 +16108,16 @@
       <w:ind w:leftChars="400" w:left="840"/>
     </w:pPr>
   </w:style>
-  <w:style w:type="paragraph" w:styleId="af4">
-    <w:name w:val="Body Text"/>
-    <w:basedOn w:val="a"/>
-    <w:link w:val="af5"/>
-    <w:uiPriority w:val="1"/>
+  <w:style w:type="character" w:customStyle="1" w:styleId="a8">
+    <w:name w:val="コメント文字列 (文字)"/>
+    <w:basedOn w:val="a0"/>
+    <w:link w:val="a7"/>
     <w:qFormat/>
-    <w:rsid w:val="00B97927"/>
-    <w:pPr>
-      <w:widowControl w:val="0"/>
-      <w:autoSpaceDE w:val="0"/>
-      <w:autoSpaceDN w:val="0"/>
-    </w:pPr>
+    <w:rsid w:val="00154E51"/>
     <w:rPr>
-      <w:rFonts w:ascii="ＭＳ 明朝" w:hAnsi="ＭＳ 明朝" w:cs="ＭＳ 明朝"/>
-      <w:sz w:val="20"/>
-      <w:szCs w:val="20"/>
-    </w:rPr>
-  </w:style>
-  <w:style w:type="character" w:customStyle="1" w:styleId="af5">
-    <w:name w:val="本文 (文字)"/>
-    <w:basedOn w:val="a0"/>
-    <w:link w:val="af4"/>
-    <w:uiPriority w:val="1"/>
-    <w:rsid w:val="00B97927"/>
-    <w:rPr>
-      <w:rFonts w:ascii="ＭＳ 明朝" w:hAnsi="ＭＳ 明朝" w:cs="ＭＳ 明朝"/>
+      <w:rFonts w:ascii="Times New Roman" w:hAnsi="Times New Roman"/>
+      <w:sz w:val="24"/>
+      <w:szCs w:val="24"/>
     </w:rPr>
   </w:style>
 </w:styles>

--- a/template.docx
+++ b/template.docx
@@ -196,7 +196,6 @@
           <w:szCs w:val="52"/>
           <w:lang w:eastAsia="zh-CN"/>
         </w:rPr>
-        <w:pageBreakBefore/>
       </w:pPr>
     </w:p>
     <w:p>
@@ -290,6 +289,7 @@
         <w:rPr>
           <w:rFonts w:ascii="ＭＳ Ｐ明朝" w:eastAsia="ＭＳ Ｐ明朝" w:hAnsi="ＭＳ Ｐ明朝" w:cs="Arial"/>
         </w:rPr>
+        <w:pageBreakBefore/>
       </w:pPr>
     </w:p>
     <w:p>

--- a/template.docx
+++ b/template.docx
@@ -795,6 +795,7 @@
     <w:p>
       <w:pPr>
         <w:ind w:firstLineChars="100" w:firstLine="220"/>
+        <w:jc w:val="center"/>
         <w:rPr>
           <w:rFonts w:ascii="ＭＳ Ｐ明朝" w:eastAsia="ＭＳ Ｐ明朝" w:hAnsi="ＭＳ Ｐ明朝" w:cs="Arial"/>
           <w:sz w:val="22"/>
@@ -802,6 +803,14 @@
         </w:rPr>
         <w:pageBreakBefore/>
       </w:pPr>
+      <w:r>
+        <w:rPr>
+          <w:rFonts w:ascii="ＭＳ Ｐ明朝" w:hAnsi="ＭＳ Ｐ明朝" w:eastAsia="ＭＳ Ｐ明朝"/>
+          <w:b/>
+          <w:sz w:val="32"/>
+        </w:rPr>
+        <w:t>目次</w:t>
+      </w:r>
     </w:p>
     <w:p>
       <w:pPr>

--- a/template.docx
+++ b/template.docx
@@ -186,6 +186,116 @@
         </w:rPr>
         <w:t>ジェリービーンズグループ</w:t>
       </w:r>
+    </w:p>
+    <w:p>
+      <w:pPr>
+        <w:rPr>
+          <w:rFonts w:ascii="ＭＳ Ｐ明朝" w:eastAsia="ＭＳ Ｐ明朝" w:hAnsi="ＭＳ Ｐ明朝" w:cs="Arial"/>
+          <w:b/>
+          <w:sz w:val="52"/>
+          <w:szCs w:val="52"/>
+          <w:lang w:eastAsia="zh-CN"/>
+        </w:rPr>
+      </w:pPr>
+    </w:p>
+    <w:p>
+      <w:pPr>
+        <w:rPr>
+          <w:rFonts w:ascii="ＭＳ Ｐ明朝" w:eastAsia="ＭＳ Ｐ明朝" w:hAnsi="ＭＳ Ｐ明朝" w:cs="Arial"/>
+          <w:b/>
+          <w:sz w:val="52"/>
+          <w:szCs w:val="52"/>
+          <w:lang w:eastAsia="zh-CN"/>
+        </w:rPr>
+      </w:pPr>
+    </w:p>
+    <w:p>
+      <w:pPr>
+        <w:rPr>
+          <w:rFonts w:ascii="ＭＳ Ｐ明朝" w:eastAsia="ＭＳ Ｐ明朝" w:hAnsi="ＭＳ Ｐ明朝" w:cs="Arial"/>
+          <w:b/>
+          <w:sz w:val="52"/>
+          <w:szCs w:val="52"/>
+          <w:lang w:eastAsia="zh-CN"/>
+        </w:rPr>
+      </w:pPr>
+    </w:p>
+    <w:p>
+      <w:pPr>
+        <w:rPr>
+          <w:rFonts w:ascii="ＭＳ Ｐ明朝" w:eastAsia="ＭＳ Ｐ明朝" w:hAnsi="ＭＳ Ｐ明朝" w:cs="Arial"/>
+          <w:b/>
+          <w:sz w:val="52"/>
+          <w:szCs w:val="52"/>
+          <w:lang w:eastAsia="zh-CN"/>
+        </w:rPr>
+      </w:pPr>
+    </w:p>
+    <w:p>
+      <w:pPr>
+        <w:rPr>
+          <w:rFonts w:ascii="ＭＳ Ｐ明朝" w:eastAsia="ＭＳ Ｐ明朝" w:hAnsi="ＭＳ Ｐ明朝" w:cs="Arial"/>
+          <w:b/>
+          <w:sz w:val="52"/>
+          <w:szCs w:val="52"/>
+          <w:lang w:eastAsia="zh-CN"/>
+        </w:rPr>
+      </w:pPr>
+    </w:p>
+    <w:p>
+      <w:pPr>
+        <w:rPr>
+          <w:rFonts w:ascii="ＭＳ Ｐ明朝" w:eastAsia="ＭＳ Ｐ明朝" w:hAnsi="ＭＳ Ｐ明朝" w:cs="Arial"/>
+          <w:b/>
+          <w:sz w:val="52"/>
+          <w:szCs w:val="52"/>
+          <w:lang w:eastAsia="zh-CN"/>
+        </w:rPr>
+      </w:pPr>
+    </w:p>
+    <w:p>
+      <w:pPr>
+        <w:rPr>
+          <w:rFonts w:ascii="ＭＳ Ｐ明朝" w:eastAsia="ＭＳ Ｐ明朝" w:hAnsi="ＭＳ Ｐ明朝" w:cs="Arial"/>
+          <w:b/>
+          <w:sz w:val="52"/>
+          <w:szCs w:val="52"/>
+          <w:lang w:eastAsia="zh-CN"/>
+        </w:rPr>
+      </w:pPr>
+    </w:p>
+    <w:p>
+      <w:pPr>
+        <w:rPr>
+          <w:rFonts w:ascii="ＭＳ Ｐ明朝" w:eastAsia="ＭＳ Ｐ明朝" w:hAnsi="ＭＳ Ｐ明朝" w:cs="Arial"/>
+          <w:b/>
+          <w:sz w:val="52"/>
+          <w:szCs w:val="52"/>
+          <w:lang w:eastAsia="zh-CN"/>
+        </w:rPr>
+      </w:pPr>
+    </w:p>
+    <w:p>
+      <w:pPr>
+        <w:rPr>
+          <w:rFonts w:ascii="ＭＳ Ｐ明朝" w:eastAsia="ＭＳ Ｐ明朝" w:hAnsi="ＭＳ Ｐ明朝" w:cs="Arial"/>
+          <w:b/>
+          <w:sz w:val="52"/>
+          <w:szCs w:val="52"/>
+          <w:lang w:eastAsia="zh-CN"/>
+        </w:rPr>
+      </w:pPr>
+    </w:p>
+    <w:p>
+      <w:pPr>
+        <w:rPr>
+          <w:rFonts w:ascii="ＭＳ Ｐ明朝" w:eastAsia="ＭＳ Ｐ明朝" w:hAnsi="ＭＳ Ｐ明朝" w:cs="Arial"/>
+          <w:b/>
+          <w:sz w:val="52"/>
+          <w:szCs w:val="52"/>
+          <w:lang w:eastAsia="zh-CN"/>
+        </w:rPr>
+      </w:pPr>
     </w:p>
     <w:p>
       <w:pPr>

--- a/template.docx
+++ b/template.docx
@@ -10120,7 +10120,6 @@
           <w:sz w:val="22"/>
           <w:szCs w:val="22"/>
         </w:rPr>
-        <w:pageBreakBefore/>
       </w:pPr>
       <w:r>
         <w:rPr>

--- a/template.docx
+++ b/template.docx
@@ -186,72 +186,6 @@
         </w:rPr>
         <w:t>ジェリービーンズグループ</w:t>
       </w:r>
-    </w:p>
-    <w:p>
-      <w:pPr>
-        <w:rPr>
-          <w:rFonts w:ascii="ＭＳ Ｐ明朝" w:eastAsia="ＭＳ Ｐ明朝" w:hAnsi="ＭＳ Ｐ明朝" w:cs="Arial"/>
-          <w:b/>
-          <w:sz w:val="52"/>
-          <w:szCs w:val="52"/>
-          <w:lang w:eastAsia="zh-CN"/>
-        </w:rPr>
-      </w:pPr>
-    </w:p>
-    <w:p>
-      <w:pPr>
-        <w:rPr>
-          <w:rFonts w:ascii="ＭＳ Ｐ明朝" w:eastAsia="ＭＳ Ｐ明朝" w:hAnsi="ＭＳ Ｐ明朝" w:cs="Arial"/>
-          <w:b/>
-          <w:sz w:val="52"/>
-          <w:szCs w:val="52"/>
-          <w:lang w:eastAsia="zh-CN"/>
-        </w:rPr>
-      </w:pPr>
-    </w:p>
-    <w:p>
-      <w:pPr>
-        <w:rPr>
-          <w:rFonts w:ascii="ＭＳ Ｐ明朝" w:eastAsia="ＭＳ Ｐ明朝" w:hAnsi="ＭＳ Ｐ明朝" w:cs="Arial"/>
-          <w:b/>
-          <w:sz w:val="52"/>
-          <w:szCs w:val="52"/>
-          <w:lang w:eastAsia="zh-CN"/>
-        </w:rPr>
-      </w:pPr>
-    </w:p>
-    <w:p>
-      <w:pPr>
-        <w:rPr>
-          <w:rFonts w:ascii="ＭＳ Ｐ明朝" w:eastAsia="ＭＳ Ｐ明朝" w:hAnsi="ＭＳ Ｐ明朝" w:cs="Arial"/>
-          <w:b/>
-          <w:sz w:val="52"/>
-          <w:szCs w:val="52"/>
-          <w:lang w:eastAsia="zh-CN"/>
-        </w:rPr>
-      </w:pPr>
-    </w:p>
-    <w:p>
-      <w:pPr>
-        <w:rPr>
-          <w:rFonts w:ascii="ＭＳ Ｐ明朝" w:eastAsia="ＭＳ Ｐ明朝" w:hAnsi="ＭＳ Ｐ明朝" w:cs="Arial"/>
-          <w:b/>
-          <w:sz w:val="52"/>
-          <w:szCs w:val="52"/>
-          <w:lang w:eastAsia="zh-CN"/>
-        </w:rPr>
-      </w:pPr>
-    </w:p>
-    <w:p>
-      <w:pPr>
-        <w:rPr>
-          <w:rFonts w:ascii="ＭＳ Ｐ明朝" w:eastAsia="ＭＳ Ｐ明朝" w:hAnsi="ＭＳ Ｐ明朝" w:cs="Arial"/>
-          <w:b/>
-          <w:sz w:val="52"/>
-          <w:szCs w:val="52"/>
-          <w:lang w:eastAsia="zh-CN"/>
-        </w:rPr>
-      </w:pPr>
     </w:p>
     <w:p>
       <w:pPr>

--- a/template.docx
+++ b/template.docx
@@ -7772,21 +7772,11 @@
     </w:tbl>
     <w:p>
       <w:pPr>
-        <w:rPr>
-          <w:rFonts w:ascii="ＭＳ Ｐ明朝" w:eastAsia="ＭＳ Ｐ明朝" w:hAnsi="ＭＳ Ｐ明朝"/>
-          <w:sz w:val="21"/>
-          <w:szCs w:val="21"/>
+        <w:pStyle w:val="1"/>
+        <w:rPr>
+          <w:rFonts w:ascii="ＭＳ Ｐ明朝" w:eastAsia="ＭＳ Ｐ明朝" w:hAnsi="ＭＳ Ｐ明朝" w:cs="Arial"/>
         </w:rPr>
         <w:pageBreakBefore/>
-      </w:pPr>
-      <w:bookmarkStart w:id="13" w:name="_Toc179738843"/>
-    </w:p>
-    <w:p>
-      <w:pPr>
-        <w:pStyle w:val="1"/>
-        <w:rPr>
-          <w:rFonts w:ascii="ＭＳ Ｐ明朝" w:eastAsia="ＭＳ Ｐ明朝" w:hAnsi="ＭＳ Ｐ明朝" w:cs="Arial"/>
-        </w:rPr>
       </w:pPr>
       <w:bookmarkStart w:id="14" w:name="_Toc223971646"/>
       <w:r>

--- a/template.docx
+++ b/template.docx
@@ -1856,29 +1856,11 @@
     </w:p>
     <w:p>
       <w:pPr>
-        <w:ind w:left="240" w:firstLineChars="50" w:firstLine="110"/>
-        <w:rPr>
-          <w:rFonts w:ascii="ＭＳ Ｐ明朝" w:eastAsia="ＭＳ Ｐ明朝" w:hAnsi="ＭＳ Ｐ明朝" w:cs="メイリオ"/>
-          <w:sz w:val="22"/>
-          <w:szCs w:val="22"/>
+        <w:pStyle w:val="1"/>
+        <w:rPr>
+          <w:rFonts w:ascii="ＭＳ Ｐ明朝" w:eastAsia="ＭＳ Ｐ明朝" w:hAnsi="ＭＳ Ｐ明朝" w:cs="Arial Unicode MS"/>
         </w:rPr>
         <w:pageBreakBefore/>
-      </w:pPr>
-      <w:r>
-        <w:rPr>
-          <w:rFonts w:ascii="ＭＳ Ｐ明朝" w:eastAsia="ＭＳ Ｐ明朝" w:hAnsi="ＭＳ Ｐ明朝" w:cs="メイリオ"/>
-          <w:sz w:val="22"/>
-          <w:szCs w:val="22"/>
-        </w:rPr>
-        <w:fldChar w:fldCharType="end"/>
-      </w:r>
-    </w:p>
-    <w:p>
-      <w:pPr>
-        <w:pStyle w:val="1"/>
-        <w:rPr>
-          <w:rFonts w:ascii="ＭＳ Ｐ明朝" w:eastAsia="ＭＳ Ｐ明朝" w:hAnsi="ＭＳ Ｐ明朝" w:cs="Arial Unicode MS"/>
-        </w:rPr>
       </w:pPr>
       <w:bookmarkStart w:id="0" w:name="_Toc179738835"/>
       <w:bookmarkStart w:id="1" w:name="_Toc223971637"/>
@@ -2569,17 +2551,6 @@
     </w:p>
     <w:p>
       <w:pPr>
-        <w:ind w:left="360" w:firstLineChars="75" w:firstLine="165"/>
-        <w:rPr>
-          <w:rFonts w:ascii="ＭＳ Ｐ明朝" w:eastAsia="ＭＳ Ｐ明朝" w:hAnsi="ＭＳ Ｐ明朝" w:cs="Arial"/>
-          <w:sz w:val="22"/>
-          <w:szCs w:val="22"/>
-        </w:rPr>
-        <w:pageBreakBefore/>
-      </w:pPr>
-    </w:p>
-    <w:p>
-      <w:pPr>
         <w:pStyle w:val="2"/>
         <w:ind w:firstLineChars="100" w:firstLine="220"/>
         <w:rPr>
@@ -2587,6 +2558,7 @@
           <w:sz w:val="22"/>
           <w:szCs w:val="22"/>
         </w:rPr>
+        <w:pageBreakBefore/>
       </w:pPr>
       <w:bookmarkStart w:id="8" w:name="_Toc223971642"/>
       <w:r>
@@ -5973,17 +5945,6 @@
     </w:p>
     <w:p>
       <w:pPr>
-        <w:ind w:leftChars="342" w:left="821" w:firstLineChars="75" w:firstLine="165"/>
-        <w:rPr>
-          <w:rFonts w:ascii="ＭＳ Ｐ明朝" w:eastAsia="ＭＳ Ｐ明朝" w:hAnsi="ＭＳ Ｐ明朝" w:cs="Arial"/>
-          <w:sz w:val="22"/>
-          <w:szCs w:val="22"/>
-        </w:rPr>
-        <w:pageBreakBefore/>
-      </w:pPr>
-    </w:p>
-    <w:p>
-      <w:pPr>
         <w:pStyle w:val="2"/>
         <w:ind w:firstLineChars="100" w:firstLine="220"/>
         <w:rPr>
@@ -5991,6 +5952,7 @@
           <w:sz w:val="22"/>
           <w:szCs w:val="22"/>
         </w:rPr>
+        <w:pageBreakBefore/>
       </w:pPr>
       <w:bookmarkStart w:id="9" w:name="_Toc179738840"/>
       <w:bookmarkStart w:id="10" w:name="_Toc223971643"/>
@@ -6497,15 +6459,6 @@
     </w:p>
     <w:p>
       <w:pPr>
-        <w:ind w:firstLine="210"/>
-        <w:rPr>
-          <w:rFonts w:ascii="ＭＳ Ｐ明朝" w:eastAsia="ＭＳ Ｐ明朝" w:hAnsi="ＭＳ Ｐ明朝"/>
-        </w:rPr>
-        <w:pageBreakBefore/>
-      </w:pPr>
-    </w:p>
-    <w:p>
-      <w:pPr>
         <w:pStyle w:val="2"/>
         <w:ind w:firstLineChars="100" w:firstLine="220"/>
         <w:rPr>
@@ -6513,6 +6466,7 @@
           <w:sz w:val="22"/>
           <w:szCs w:val="22"/>
         </w:rPr>
+        <w:pageBreakBefore/>
       </w:pPr>
       <w:bookmarkStart w:id="11" w:name="_Toc223971644"/>
       <w:r>
@@ -7027,17 +6981,6 @@
     </w:p>
     <w:p>
       <w:pPr>
-        <w:ind w:leftChars="-1" w:left="-2" w:firstLineChars="363" w:firstLine="799"/>
-        <w:rPr>
-          <w:rFonts w:ascii="ＭＳ Ｐ明朝" w:eastAsia="ＭＳ Ｐ明朝" w:hAnsi="ＭＳ Ｐ明朝" w:cs="Arial"/>
-          <w:sz w:val="22"/>
-          <w:szCs w:val="22"/>
-        </w:rPr>
-        <w:pageBreakBefore/>
-      </w:pPr>
-    </w:p>
-    <w:p>
-      <w:pPr>
         <w:pStyle w:val="2"/>
         <w:ind w:firstLineChars="100" w:firstLine="240"/>
         <w:rPr>
@@ -7045,6 +6988,7 @@
           <w:sz w:val="22"/>
           <w:szCs w:val="22"/>
         </w:rPr>
+        <w:pageBreakBefore/>
       </w:pPr>
       <w:r>
         <w:rPr>
@@ -10122,21 +10066,11 @@
     </w:p>
     <w:p>
       <w:pPr>
-        <w:ind w:firstLineChars="100" w:firstLine="220"/>
-        <w:rPr>
-          <w:rFonts w:ascii="ＭＳ Ｐ明朝" w:eastAsia="ＭＳ Ｐ明朝" w:hAnsi="ＭＳ Ｐ明朝" w:cs="Arial"/>
-          <w:sz w:val="22"/>
-          <w:szCs w:val="22"/>
+        <w:pStyle w:val="1"/>
+        <w:rPr>
+          <w:rFonts w:ascii="ＭＳ Ｐ明朝" w:eastAsia="ＭＳ Ｐ明朝" w:hAnsi="ＭＳ Ｐ明朝"/>
         </w:rPr>
         <w:pageBreakBefore/>
-      </w:pPr>
-    </w:p>
-    <w:p>
-      <w:pPr>
-        <w:pStyle w:val="1"/>
-        <w:rPr>
-          <w:rFonts w:ascii="ＭＳ Ｐ明朝" w:eastAsia="ＭＳ Ｐ明朝" w:hAnsi="ＭＳ Ｐ明朝"/>
-        </w:rPr>
       </w:pPr>
       <w:bookmarkStart w:id="21" w:name="_Toc179738849"/>
       <w:bookmarkStart w:id="22" w:name="_Toc179738850"/>
@@ -10228,17 +10162,6 @@
         </w:rPr>
         <w:t>以　上</w:t>
       </w:r>
-    </w:p>
-    <w:p>
-      <w:pPr>
-        <w:ind w:left="240" w:firstLineChars="50" w:firstLine="110"/>
-        <w:rPr>
-          <w:rFonts w:ascii="ＭＳ Ｐ明朝" w:eastAsia="ＭＳ Ｐ明朝" w:hAnsi="ＭＳ Ｐ明朝" w:cs="Arial"/>
-          <w:sz w:val="22"/>
-          <w:szCs w:val="22"/>
-        </w:rPr>
-        <w:pageBreakBefore/>
-      </w:pPr>
     </w:p>
     <w:sectPr>
       <w:headerReference w:type="even" r:id="rId19"/>

--- a/template.docx
+++ b/template.docx
@@ -869,86 +869,32 @@
       </w:pPr>
       <w:r>
         <w:rPr>
-          <w:rFonts w:ascii="ＭＳ Ｐ明朝" w:eastAsia="ＭＳ Ｐ明朝" w:hAnsi="ＭＳ Ｐ明朝" w:cs="メイリオ"/>
-          <w:sz w:val="22"/>
-          <w:szCs w:val="22"/>
-        </w:rPr>
-        <w:fldChar w:fldCharType="begin"/>
-      </w:r>
-      <w:r>
-        <w:rPr>
-          <w:rFonts w:ascii="ＭＳ Ｐ明朝" w:eastAsia="ＭＳ Ｐ明朝" w:hAnsi="ＭＳ Ｐ明朝" w:cs="メイリオ"/>
-          <w:sz w:val="22"/>
-          <w:szCs w:val="22"/>
-        </w:rPr>
-        <w:instrText xml:space="preserve"> TOC \o "1-2" \h \z \u </w:instrText>
-      </w:r>
-      <w:r>
-        <w:rPr>
-          <w:rFonts w:ascii="ＭＳ Ｐ明朝" w:eastAsia="ＭＳ Ｐ明朝" w:hAnsi="ＭＳ Ｐ明朝" w:cs="メイリオ"/>
-          <w:sz w:val="22"/>
-          <w:szCs w:val="22"/>
-        </w:rPr>
-        <w:fldChar w:fldCharType="separate"/>
-      </w:r>
-      <w:hyperlink w:anchor="_Toc223971637" w:history="1">
-        <w:r>
-          <w:rPr>
-            <w:rStyle w:val="af"/>
-            <w:rFonts w:ascii="ＭＳ Ｐ明朝" w:eastAsia="ＭＳ Ｐ明朝" w:hAnsi="ＭＳ Ｐ明朝" w:cs="Arial Unicode MS"/>
-            <w:noProof/>
-          </w:rPr>
-          <w:t>Ⅰ　新株予約権の評価概要</w:t>
-        </w:r>
-        <w:r>
-          <w:rPr>
-            <w:noProof/>
-            <w:webHidden/>
-          </w:rPr>
-          <w:tab/>
-        </w:r>
-        <w:r>
-          <w:rPr>
-            <w:noProof/>
-            <w:webHidden/>
-          </w:rPr>
-          <w:fldChar w:fldCharType="begin"/>
-        </w:r>
-        <w:r>
-          <w:rPr>
-            <w:noProof/>
-            <w:webHidden/>
-          </w:rPr>
-          <w:instrText xml:space="preserve"> PAGEREF _Toc223971637 \h </w:instrText>
-        </w:r>
-        <w:r>
-          <w:rPr>
-            <w:noProof/>
-            <w:webHidden/>
-          </w:rPr>
-        </w:r>
-        <w:r>
-          <w:rPr>
-            <w:noProof/>
-            <w:webHidden/>
-          </w:rPr>
-          <w:fldChar w:fldCharType="separate"/>
-        </w:r>
-        <w:r>
-          <w:rPr>
-            <w:noProof/>
-            <w:webHidden/>
-          </w:rPr>
-          <w:t>1</w:t>
-        </w:r>
-        <w:r>
-          <w:rPr>
-            <w:noProof/>
-            <w:webHidden/>
-          </w:rPr>
-          <w:fldChar w:fldCharType="end"/>
-        </w:r>
-      </w:hyperlink>
+          <w:rStyle w:val="af"/>
+          <w:rFonts w:ascii="ＭＳ Ｐ明朝" w:eastAsia="ＭＳ Ｐ明朝" w:hAnsi="ＭＳ Ｐ明朝" w:cs="Arial Unicode MS"/>
+          <w:noProof/>
+        </w:rPr>
+        <w:t>Ⅰ　新株予約権の評価概要</w:t>
+      </w:r>
+      <w:r>
+        <w:rPr>
+          <w:noProof/>
+          <w:webHidden/>
+        </w:rPr>
+        <w:tab/>
+      </w:r>
+      <w:r>
+        <w:rPr>
+          <w:noProof/>
+          <w:webHidden/>
+        </w:rPr>
+      </w:r>
+      <w:r>
+        <w:rPr>
+          <w:noProof/>
+          <w:webHidden/>
+        </w:rPr>
+        <w:t>1</w:t>
+      </w:r>
     </w:p>
     <w:p>
       <w:pPr>
@@ -965,64 +911,34 @@
           <w14:ligatures w14:val="standardContextual"/>
         </w:rPr>
       </w:pPr>
-      <w:hyperlink w:anchor="_Toc223971638" w:history="1">
-        <w:r>
-          <w:rPr>
-            <w:rStyle w:val="af"/>
-            <w:rFonts w:ascii="ＭＳ Ｐ明朝" w:eastAsia="ＭＳ Ｐ明朝" w:hAnsi="ＭＳ Ｐ明朝" w:cs="Arial"/>
-            <w:noProof/>
-          </w:rPr>
-          <w:t>1. 新株予約権の評価額</w:t>
-        </w:r>
-        <w:r>
-          <w:rPr>
-            <w:noProof/>
-            <w:webHidden/>
-          </w:rPr>
-          <w:tab/>
-        </w:r>
-        <w:r>
-          <w:rPr>
-            <w:noProof/>
-            <w:webHidden/>
-          </w:rPr>
-          <w:fldChar w:fldCharType="begin"/>
-        </w:r>
-        <w:r>
-          <w:rPr>
-            <w:noProof/>
-            <w:webHidden/>
-          </w:rPr>
-          <w:instrText xml:space="preserve"> PAGEREF _Toc223971638 \h </w:instrText>
-        </w:r>
-        <w:r>
-          <w:rPr>
-            <w:noProof/>
-            <w:webHidden/>
-          </w:rPr>
-        </w:r>
-        <w:r>
-          <w:rPr>
-            <w:noProof/>
-            <w:webHidden/>
-          </w:rPr>
-          <w:fldChar w:fldCharType="separate"/>
-        </w:r>
-        <w:r>
-          <w:rPr>
-            <w:noProof/>
-            <w:webHidden/>
-          </w:rPr>
-          <w:t>1</w:t>
-        </w:r>
-        <w:r>
-          <w:rPr>
-            <w:noProof/>
-            <w:webHidden/>
-          </w:rPr>
-          <w:fldChar w:fldCharType="end"/>
-        </w:r>
-      </w:hyperlink>
+      <w:r>
+        <w:rPr>
+          <w:rStyle w:val="af"/>
+          <w:rFonts w:ascii="ＭＳ Ｐ明朝" w:eastAsia="ＭＳ Ｐ明朝" w:hAnsi="ＭＳ Ｐ明朝" w:cs="Arial"/>
+          <w:noProof/>
+        </w:rPr>
+        <w:t>1. 新株予約権の評価額</w:t>
+      </w:r>
+      <w:r>
+        <w:rPr>
+          <w:noProof/>
+          <w:webHidden/>
+        </w:rPr>
+        <w:tab/>
+      </w:r>
+      <w:r>
+        <w:rPr>
+          <w:noProof/>
+          <w:webHidden/>
+        </w:rPr>
+      </w:r>
+      <w:r>
+        <w:rPr>
+          <w:noProof/>
+          <w:webHidden/>
+        </w:rPr>
+        <w:t>1</w:t>
+      </w:r>
     </w:p>
     <w:p>
       <w:pPr>
@@ -1039,64 +955,34 @@
           <w14:ligatures w14:val="standardContextual"/>
         </w:rPr>
       </w:pPr>
-      <w:hyperlink w:anchor="_Toc223971639" w:history="1">
-        <w:r>
-          <w:rPr>
-            <w:rStyle w:val="af"/>
-            <w:rFonts w:ascii="ＭＳ Ｐ明朝" w:eastAsia="ＭＳ Ｐ明朝" w:hAnsi="ＭＳ Ｐ明朝" w:cs="Arial"/>
-            <w:noProof/>
-          </w:rPr>
-          <w:t>2. 新株予約権の評価額の算定方法</w:t>
-        </w:r>
-        <w:r>
-          <w:rPr>
-            <w:noProof/>
-            <w:webHidden/>
-          </w:rPr>
-          <w:tab/>
-        </w:r>
-        <w:r>
-          <w:rPr>
-            <w:noProof/>
-            <w:webHidden/>
-          </w:rPr>
-          <w:fldChar w:fldCharType="begin"/>
-        </w:r>
-        <w:r>
-          <w:rPr>
-            <w:noProof/>
-            <w:webHidden/>
-          </w:rPr>
-          <w:instrText xml:space="preserve"> PAGEREF _Toc223971639 \h </w:instrText>
-        </w:r>
-        <w:r>
-          <w:rPr>
-            <w:noProof/>
-            <w:webHidden/>
-          </w:rPr>
-        </w:r>
-        <w:r>
-          <w:rPr>
-            <w:noProof/>
-            <w:webHidden/>
-          </w:rPr>
-          <w:fldChar w:fldCharType="separate"/>
-        </w:r>
-        <w:r>
-          <w:rPr>
-            <w:noProof/>
-            <w:webHidden/>
-          </w:rPr>
-          <w:t>2</w:t>
-        </w:r>
-        <w:r>
-          <w:rPr>
-            <w:noProof/>
-            <w:webHidden/>
-          </w:rPr>
-          <w:fldChar w:fldCharType="end"/>
-        </w:r>
-      </w:hyperlink>
+      <w:r>
+        <w:rPr>
+          <w:rStyle w:val="af"/>
+          <w:rFonts w:ascii="ＭＳ Ｐ明朝" w:eastAsia="ＭＳ Ｐ明朝" w:hAnsi="ＭＳ Ｐ明朝" w:cs="Arial"/>
+          <w:noProof/>
+        </w:rPr>
+        <w:t>2. 新株予約権の評価額の算定方法</w:t>
+      </w:r>
+      <w:r>
+        <w:rPr>
+          <w:noProof/>
+          <w:webHidden/>
+        </w:rPr>
+        <w:tab/>
+      </w:r>
+      <w:r>
+        <w:rPr>
+          <w:noProof/>
+          <w:webHidden/>
+        </w:rPr>
+      </w:r>
+      <w:r>
+        <w:rPr>
+          <w:noProof/>
+          <w:webHidden/>
+        </w:rPr>
+        <w:t>2</w:t>
+      </w:r>
     </w:p>
     <w:p>
       <w:pPr>
@@ -1113,64 +999,34 @@
           <w14:ligatures w14:val="standardContextual"/>
         </w:rPr>
       </w:pPr>
-      <w:hyperlink w:anchor="_Toc223971640" w:history="1">
-        <w:r>
-          <w:rPr>
-            <w:rStyle w:val="af"/>
-            <w:rFonts w:ascii="ＭＳ Ｐ明朝" w:eastAsia="ＭＳ Ｐ明朝" w:hAnsi="ＭＳ Ｐ明朝" w:cs="Arial"/>
-            <w:noProof/>
-          </w:rPr>
-          <w:t>3. 新株予約権の評価額の算定基準日</w:t>
-        </w:r>
-        <w:r>
-          <w:rPr>
-            <w:noProof/>
-            <w:webHidden/>
-          </w:rPr>
-          <w:tab/>
-        </w:r>
-        <w:r>
-          <w:rPr>
-            <w:noProof/>
-            <w:webHidden/>
-          </w:rPr>
-          <w:fldChar w:fldCharType="begin"/>
-        </w:r>
-        <w:r>
-          <w:rPr>
-            <w:noProof/>
-            <w:webHidden/>
-          </w:rPr>
-          <w:instrText xml:space="preserve"> PAGEREF _Toc223971640 \h </w:instrText>
-        </w:r>
-        <w:r>
-          <w:rPr>
-            <w:noProof/>
-            <w:webHidden/>
-          </w:rPr>
-        </w:r>
-        <w:r>
-          <w:rPr>
-            <w:noProof/>
-            <w:webHidden/>
-          </w:rPr>
-          <w:fldChar w:fldCharType="separate"/>
-        </w:r>
-        <w:r>
-          <w:rPr>
-            <w:noProof/>
-            <w:webHidden/>
-          </w:rPr>
-          <w:t>2</w:t>
-        </w:r>
-        <w:r>
-          <w:rPr>
-            <w:noProof/>
-            <w:webHidden/>
-          </w:rPr>
-          <w:fldChar w:fldCharType="end"/>
-        </w:r>
-      </w:hyperlink>
+      <w:r>
+        <w:rPr>
+          <w:rStyle w:val="af"/>
+          <w:rFonts w:ascii="ＭＳ Ｐ明朝" w:eastAsia="ＭＳ Ｐ明朝" w:hAnsi="ＭＳ Ｐ明朝" w:cs="Arial"/>
+          <w:noProof/>
+        </w:rPr>
+        <w:t>3. 新株予約権の評価額の算定基準日</w:t>
+      </w:r>
+      <w:r>
+        <w:rPr>
+          <w:noProof/>
+          <w:webHidden/>
+        </w:rPr>
+        <w:tab/>
+      </w:r>
+      <w:r>
+        <w:rPr>
+          <w:noProof/>
+          <w:webHidden/>
+        </w:rPr>
+      </w:r>
+      <w:r>
+        <w:rPr>
+          <w:noProof/>
+          <w:webHidden/>
+        </w:rPr>
+        <w:t>2</w:t>
+      </w:r>
     </w:p>
     <w:p>
       <w:pPr>
@@ -1187,64 +1043,34 @@
           <w14:ligatures w14:val="standardContextual"/>
         </w:rPr>
       </w:pPr>
-      <w:hyperlink w:anchor="_Toc223971641" w:history="1">
-        <w:r>
-          <w:rPr>
-            <w:rStyle w:val="af"/>
-            <w:rFonts w:ascii="ＭＳ Ｐ明朝" w:eastAsia="ＭＳ Ｐ明朝" w:hAnsi="ＭＳ Ｐ明朝" w:cs="Arial"/>
-            <w:noProof/>
-          </w:rPr>
-          <w:t>4. 新株予約権評価の目的</w:t>
-        </w:r>
-        <w:r>
-          <w:rPr>
-            <w:noProof/>
-            <w:webHidden/>
-          </w:rPr>
-          <w:tab/>
-        </w:r>
-        <w:r>
-          <w:rPr>
-            <w:noProof/>
-            <w:webHidden/>
-          </w:rPr>
-          <w:fldChar w:fldCharType="begin"/>
-        </w:r>
-        <w:r>
-          <w:rPr>
-            <w:noProof/>
-            <w:webHidden/>
-          </w:rPr>
-          <w:instrText xml:space="preserve"> PAGEREF _Toc223971641 \h </w:instrText>
-        </w:r>
-        <w:r>
-          <w:rPr>
-            <w:noProof/>
-            <w:webHidden/>
-          </w:rPr>
-        </w:r>
-        <w:r>
-          <w:rPr>
-            <w:noProof/>
-            <w:webHidden/>
-          </w:rPr>
-          <w:fldChar w:fldCharType="separate"/>
-        </w:r>
-        <w:r>
-          <w:rPr>
-            <w:noProof/>
-            <w:webHidden/>
-          </w:rPr>
-          <w:t>2</w:t>
-        </w:r>
-        <w:r>
-          <w:rPr>
-            <w:noProof/>
-            <w:webHidden/>
-          </w:rPr>
-          <w:fldChar w:fldCharType="end"/>
-        </w:r>
-      </w:hyperlink>
+      <w:r>
+        <w:rPr>
+          <w:rStyle w:val="af"/>
+          <w:rFonts w:ascii="ＭＳ Ｐ明朝" w:eastAsia="ＭＳ Ｐ明朝" w:hAnsi="ＭＳ Ｐ明朝" w:cs="Arial"/>
+          <w:noProof/>
+        </w:rPr>
+        <w:t>4. 新株予約権評価の目的</w:t>
+      </w:r>
+      <w:r>
+        <w:rPr>
+          <w:noProof/>
+          <w:webHidden/>
+        </w:rPr>
+        <w:tab/>
+      </w:r>
+      <w:r>
+        <w:rPr>
+          <w:noProof/>
+          <w:webHidden/>
+        </w:rPr>
+      </w:r>
+      <w:r>
+        <w:rPr>
+          <w:noProof/>
+          <w:webHidden/>
+        </w:rPr>
+        <w:t>2</w:t>
+      </w:r>
     </w:p>
     <w:p>
       <w:pPr>
@@ -1261,64 +1087,34 @@
           <w14:ligatures w14:val="standardContextual"/>
         </w:rPr>
       </w:pPr>
-      <w:hyperlink w:anchor="_Toc223971642" w:history="1">
-        <w:r>
-          <w:rPr>
-            <w:rStyle w:val="af"/>
-            <w:rFonts w:ascii="ＭＳ Ｐ明朝" w:eastAsia="ＭＳ Ｐ明朝" w:hAnsi="ＭＳ Ｐ明朝" w:cs="Arial"/>
-            <w:noProof/>
-          </w:rPr>
-          <w:t>5. 新株予約権の評価額の算定に当たって採用した変数</w:t>
-        </w:r>
-        <w:r>
-          <w:rPr>
-            <w:noProof/>
-            <w:webHidden/>
-          </w:rPr>
-          <w:tab/>
-        </w:r>
-        <w:r>
-          <w:rPr>
-            <w:noProof/>
-            <w:webHidden/>
-          </w:rPr>
-          <w:fldChar w:fldCharType="begin"/>
-        </w:r>
-        <w:r>
-          <w:rPr>
-            <w:noProof/>
-            <w:webHidden/>
-          </w:rPr>
-          <w:instrText xml:space="preserve"> PAGEREF _Toc223971642 \h </w:instrText>
-        </w:r>
-        <w:r>
-          <w:rPr>
-            <w:noProof/>
-            <w:webHidden/>
-          </w:rPr>
-        </w:r>
-        <w:r>
-          <w:rPr>
-            <w:noProof/>
-            <w:webHidden/>
-          </w:rPr>
-          <w:fldChar w:fldCharType="separate"/>
-        </w:r>
-        <w:r>
-          <w:rPr>
-            <w:noProof/>
-            <w:webHidden/>
-          </w:rPr>
-          <w:t>3</w:t>
-        </w:r>
-        <w:r>
-          <w:rPr>
-            <w:noProof/>
-            <w:webHidden/>
-          </w:rPr>
-          <w:fldChar w:fldCharType="end"/>
-        </w:r>
-      </w:hyperlink>
+      <w:r>
+        <w:rPr>
+          <w:rStyle w:val="af"/>
+          <w:rFonts w:ascii="ＭＳ Ｐ明朝" w:eastAsia="ＭＳ Ｐ明朝" w:hAnsi="ＭＳ Ｐ明朝" w:cs="Arial"/>
+          <w:noProof/>
+        </w:rPr>
+        <w:t>5. 新株予約権の評価額の算定に当たって採用した変数</w:t>
+      </w:r>
+      <w:r>
+        <w:rPr>
+          <w:noProof/>
+          <w:webHidden/>
+        </w:rPr>
+        <w:tab/>
+      </w:r>
+      <w:r>
+        <w:rPr>
+          <w:noProof/>
+          <w:webHidden/>
+        </w:rPr>
+      </w:r>
+      <w:r>
+        <w:rPr>
+          <w:noProof/>
+          <w:webHidden/>
+        </w:rPr>
+        <w:t>3</w:t>
+      </w:r>
     </w:p>
     <w:p>
       <w:pPr>
@@ -1335,64 +1131,34 @@
           <w14:ligatures w14:val="standardContextual"/>
         </w:rPr>
       </w:pPr>
-      <w:hyperlink w:anchor="_Toc223971643" w:history="1">
-        <w:r>
-          <w:rPr>
-            <w:rStyle w:val="af"/>
-            <w:rFonts w:ascii="ＭＳ Ｐ明朝" w:eastAsia="ＭＳ Ｐ明朝" w:hAnsi="ＭＳ Ｐ明朝" w:cs="Arial"/>
-            <w:noProof/>
-          </w:rPr>
-          <w:t>6. 新株予約権の評価額の算定に当たって採用した仮定</w:t>
-        </w:r>
-        <w:r>
-          <w:rPr>
-            <w:noProof/>
-            <w:webHidden/>
-          </w:rPr>
-          <w:tab/>
-        </w:r>
-        <w:r>
-          <w:rPr>
-            <w:noProof/>
-            <w:webHidden/>
-          </w:rPr>
-          <w:fldChar w:fldCharType="begin"/>
-        </w:r>
-        <w:r>
-          <w:rPr>
-            <w:noProof/>
-            <w:webHidden/>
-          </w:rPr>
-          <w:instrText xml:space="preserve"> PAGEREF _Toc223971643 \h </w:instrText>
-        </w:r>
-        <w:r>
-          <w:rPr>
-            <w:noProof/>
-            <w:webHidden/>
-          </w:rPr>
-        </w:r>
-        <w:r>
-          <w:rPr>
-            <w:noProof/>
-            <w:webHidden/>
-          </w:rPr>
-          <w:fldChar w:fldCharType="separate"/>
-        </w:r>
-        <w:r>
-          <w:rPr>
-            <w:noProof/>
-            <w:webHidden/>
-          </w:rPr>
-          <w:t>5</w:t>
-        </w:r>
-        <w:r>
-          <w:rPr>
-            <w:noProof/>
-            <w:webHidden/>
-          </w:rPr>
-          <w:fldChar w:fldCharType="end"/>
-        </w:r>
-      </w:hyperlink>
+      <w:r>
+        <w:rPr>
+          <w:rStyle w:val="af"/>
+          <w:rFonts w:ascii="ＭＳ Ｐ明朝" w:eastAsia="ＭＳ Ｐ明朝" w:hAnsi="ＭＳ Ｐ明朝" w:cs="Arial"/>
+          <w:noProof/>
+        </w:rPr>
+        <w:t>6. 新株予約権の評価額の算定に当たって採用した仮定</w:t>
+      </w:r>
+      <w:r>
+        <w:rPr>
+          <w:noProof/>
+          <w:webHidden/>
+        </w:rPr>
+        <w:tab/>
+      </w:r>
+      <w:r>
+        <w:rPr>
+          <w:noProof/>
+          <w:webHidden/>
+        </w:rPr>
+      </w:r>
+      <w:r>
+        <w:rPr>
+          <w:noProof/>
+          <w:webHidden/>
+        </w:rPr>
+        <w:t>5</w:t>
+      </w:r>
     </w:p>
     <w:p>
       <w:pPr>
@@ -1409,64 +1175,34 @@
           <w14:ligatures w14:val="standardContextual"/>
         </w:rPr>
       </w:pPr>
-      <w:hyperlink w:anchor="_Toc223971644" w:history="1">
-        <w:r>
-          <w:rPr>
-            <w:rStyle w:val="af"/>
-            <w:rFonts w:ascii="ＭＳ Ｐ明朝" w:eastAsia="ＭＳ Ｐ明朝" w:hAnsi="ＭＳ Ｐ明朝" w:cs="Arial"/>
-            <w:noProof/>
-          </w:rPr>
-          <w:t>7. 評価対象企業の概要（基準日現在）</w:t>
-        </w:r>
-        <w:r>
-          <w:rPr>
-            <w:noProof/>
-            <w:webHidden/>
-          </w:rPr>
-          <w:tab/>
-        </w:r>
-        <w:r>
-          <w:rPr>
-            <w:noProof/>
-            <w:webHidden/>
-          </w:rPr>
-          <w:fldChar w:fldCharType="begin"/>
-        </w:r>
-        <w:r>
-          <w:rPr>
-            <w:noProof/>
-            <w:webHidden/>
-          </w:rPr>
-          <w:instrText xml:space="preserve"> PAGEREF _Toc223971644 \h </w:instrText>
-        </w:r>
-        <w:r>
-          <w:rPr>
-            <w:noProof/>
-            <w:webHidden/>
-          </w:rPr>
-        </w:r>
-        <w:r>
-          <w:rPr>
-            <w:noProof/>
-            <w:webHidden/>
-          </w:rPr>
-          <w:fldChar w:fldCharType="separate"/>
-        </w:r>
-        <w:r>
-          <w:rPr>
-            <w:noProof/>
-            <w:webHidden/>
-          </w:rPr>
-          <w:t>6</w:t>
-        </w:r>
-        <w:r>
-          <w:rPr>
-            <w:noProof/>
-            <w:webHidden/>
-          </w:rPr>
-          <w:fldChar w:fldCharType="end"/>
-        </w:r>
-      </w:hyperlink>
+      <w:r>
+        <w:rPr>
+          <w:rStyle w:val="af"/>
+          <w:rFonts w:ascii="ＭＳ Ｐ明朝" w:eastAsia="ＭＳ Ｐ明朝" w:hAnsi="ＭＳ Ｐ明朝" w:cs="Arial"/>
+          <w:noProof/>
+        </w:rPr>
+        <w:t>7. 評価対象企業の概要（基準日現在）</w:t>
+      </w:r>
+      <w:r>
+        <w:rPr>
+          <w:noProof/>
+          <w:webHidden/>
+        </w:rPr>
+        <w:tab/>
+      </w:r>
+      <w:r>
+        <w:rPr>
+          <w:noProof/>
+          <w:webHidden/>
+        </w:rPr>
+      </w:r>
+      <w:r>
+        <w:rPr>
+          <w:noProof/>
+          <w:webHidden/>
+        </w:rPr>
+        <w:t>6</w:t>
+      </w:r>
     </w:p>
     <w:p>
       <w:pPr>
@@ -1483,72 +1219,42 @@
           <w14:ligatures w14:val="standardContextual"/>
         </w:rPr>
       </w:pPr>
-      <w:hyperlink w:anchor="_Toc223971645" w:history="1">
-        <w:r>
-          <w:rPr>
-            <w:rStyle w:val="af"/>
-            <w:rFonts w:ascii="ＭＳ Ｐ明朝" w:eastAsia="ＭＳ Ｐ明朝" w:hAnsi="ＭＳ Ｐ明朝"/>
-            <w:noProof/>
-          </w:rPr>
-          <w:t xml:space="preserve">8. </w:t>
-        </w:r>
-        <w:r>
-          <w:rPr>
-            <w:rStyle w:val="af"/>
-            <w:rFonts w:ascii="ＭＳ Ｐ明朝" w:eastAsia="ＭＳ Ｐ明朝" w:hAnsi="ＭＳ Ｐ明朝" w:cs="Arial"/>
-            <w:noProof/>
-          </w:rPr>
-          <w:t>新株予約権の概要</w:t>
-        </w:r>
-        <w:r>
-          <w:rPr>
-            <w:noProof/>
-            <w:webHidden/>
-          </w:rPr>
-          <w:tab/>
-        </w:r>
-        <w:r>
-          <w:rPr>
-            <w:noProof/>
-            <w:webHidden/>
-          </w:rPr>
-          <w:fldChar w:fldCharType="begin"/>
-        </w:r>
-        <w:r>
-          <w:rPr>
-            <w:noProof/>
-            <w:webHidden/>
-          </w:rPr>
-          <w:instrText xml:space="preserve"> PAGEREF _Toc223971645 \h </w:instrText>
-        </w:r>
-        <w:r>
-          <w:rPr>
-            <w:noProof/>
-            <w:webHidden/>
-          </w:rPr>
-        </w:r>
-        <w:r>
-          <w:rPr>
-            <w:noProof/>
-            <w:webHidden/>
-          </w:rPr>
-          <w:fldChar w:fldCharType="separate"/>
-        </w:r>
-        <w:r>
-          <w:rPr>
-            <w:noProof/>
-            <w:webHidden/>
-          </w:rPr>
-          <w:t>7</w:t>
-        </w:r>
-        <w:r>
-          <w:rPr>
-            <w:noProof/>
-            <w:webHidden/>
-          </w:rPr>
-          <w:fldChar w:fldCharType="end"/>
-        </w:r>
-      </w:hyperlink>
+      <w:r>
+        <w:rPr>
+          <w:rStyle w:val="af"/>
+          <w:rFonts w:ascii="ＭＳ Ｐ明朝" w:eastAsia="ＭＳ Ｐ明朝" w:hAnsi="ＭＳ Ｐ明朝"/>
+          <w:noProof/>
+        </w:rPr>
+        <w:t xml:space="preserve">8. </w:t>
+      </w:r>
+      <w:r>
+        <w:rPr>
+          <w:rStyle w:val="af"/>
+          <w:rFonts w:ascii="ＭＳ Ｐ明朝" w:eastAsia="ＭＳ Ｐ明朝" w:hAnsi="ＭＳ Ｐ明朝" w:cs="Arial"/>
+          <w:noProof/>
+        </w:rPr>
+        <w:t>新株予約権の概要</w:t>
+      </w:r>
+      <w:r>
+        <w:rPr>
+          <w:noProof/>
+          <w:webHidden/>
+        </w:rPr>
+        <w:tab/>
+      </w:r>
+      <w:r>
+        <w:rPr>
+          <w:noProof/>
+          <w:webHidden/>
+        </w:rPr>
+      </w:r>
+      <w:r>
+        <w:rPr>
+          <w:noProof/>
+          <w:webHidden/>
+        </w:rPr>
+        <w:t>7</w:t>
+      </w:r>
     </w:p>
     <w:p>
       <w:pPr>
@@ -1561,72 +1267,42 @@
           <w14:ligatures w14:val="standardContextual"/>
         </w:rPr>
       </w:pPr>
-      <w:hyperlink w:anchor="_Toc223971646" w:history="1">
-        <w:r>
-          <w:rPr>
-            <w:rStyle w:val="af"/>
-            <w:rFonts w:ascii="ＭＳ Ｐ明朝" w:eastAsia="ＭＳ Ｐ明朝" w:hAnsi="ＭＳ Ｐ明朝" w:cs="ＭＳ ゴシック"/>
-            <w:noProof/>
-          </w:rPr>
-          <w:t>Ⅱ</w:t>
-        </w:r>
-        <w:r>
-          <w:rPr>
-            <w:rStyle w:val="af"/>
-            <w:rFonts w:ascii="ＭＳ Ｐ明朝" w:eastAsia="ＭＳ Ｐ明朝" w:hAnsi="ＭＳ Ｐ明朝" w:cs="Arial"/>
-            <w:noProof/>
-          </w:rPr>
-          <w:t xml:space="preserve">　新株予約権の評価額算定の内容</w:t>
-        </w:r>
-        <w:r>
-          <w:rPr>
-            <w:noProof/>
-            <w:webHidden/>
-          </w:rPr>
-          <w:tab/>
-        </w:r>
-        <w:r>
-          <w:rPr>
-            <w:noProof/>
-            <w:webHidden/>
-          </w:rPr>
-          <w:fldChar w:fldCharType="begin"/>
-        </w:r>
-        <w:r>
-          <w:rPr>
-            <w:noProof/>
-            <w:webHidden/>
-          </w:rPr>
-          <w:instrText xml:space="preserve"> PAGEREF _Toc223971646 \h </w:instrText>
-        </w:r>
-        <w:r>
-          <w:rPr>
-            <w:noProof/>
-            <w:webHidden/>
-          </w:rPr>
-        </w:r>
-        <w:r>
-          <w:rPr>
-            <w:noProof/>
-            <w:webHidden/>
-          </w:rPr>
-          <w:fldChar w:fldCharType="separate"/>
-        </w:r>
-        <w:r>
-          <w:rPr>
-            <w:noProof/>
-            <w:webHidden/>
-          </w:rPr>
-          <w:t>8</w:t>
-        </w:r>
-        <w:r>
-          <w:rPr>
-            <w:noProof/>
-            <w:webHidden/>
-          </w:rPr>
-          <w:fldChar w:fldCharType="end"/>
-        </w:r>
-      </w:hyperlink>
+      <w:r>
+        <w:rPr>
+          <w:rStyle w:val="af"/>
+          <w:rFonts w:ascii="ＭＳ Ｐ明朝" w:eastAsia="ＭＳ Ｐ明朝" w:hAnsi="ＭＳ Ｐ明朝" w:cs="ＭＳ ゴシック"/>
+          <w:noProof/>
+        </w:rPr>
+        <w:t>Ⅱ</w:t>
+      </w:r>
+      <w:r>
+        <w:rPr>
+          <w:rStyle w:val="af"/>
+          <w:rFonts w:ascii="ＭＳ Ｐ明朝" w:eastAsia="ＭＳ Ｐ明朝" w:hAnsi="ＭＳ Ｐ明朝" w:cs="Arial"/>
+          <w:noProof/>
+        </w:rPr>
+        <w:t xml:space="preserve">　新株予約権の評価額算定の内容</w:t>
+      </w:r>
+      <w:r>
+        <w:rPr>
+          <w:noProof/>
+          <w:webHidden/>
+        </w:rPr>
+        <w:tab/>
+      </w:r>
+      <w:r>
+        <w:rPr>
+          <w:noProof/>
+          <w:webHidden/>
+        </w:rPr>
+      </w:r>
+      <w:r>
+        <w:rPr>
+          <w:noProof/>
+          <w:webHidden/>
+        </w:rPr>
+        <w:t>8</w:t>
+      </w:r>
     </w:p>
     <w:p>
       <w:pPr>
@@ -1643,64 +1319,34 @@
           <w14:ligatures w14:val="standardContextual"/>
         </w:rPr>
       </w:pPr>
-      <w:hyperlink w:anchor="_Toc223971647" w:history="1">
-        <w:r>
-          <w:rPr>
-            <w:rStyle w:val="af"/>
-            <w:rFonts w:ascii="ＭＳ Ｐ明朝" w:eastAsia="ＭＳ Ｐ明朝" w:hAnsi="ＭＳ Ｐ明朝" w:cs="Arial"/>
-            <w:noProof/>
-          </w:rPr>
-          <w:t>1. 算定方法の選択</w:t>
-        </w:r>
-        <w:r>
-          <w:rPr>
-            <w:noProof/>
-            <w:webHidden/>
-          </w:rPr>
-          <w:tab/>
-        </w:r>
-        <w:r>
-          <w:rPr>
-            <w:noProof/>
-            <w:webHidden/>
-          </w:rPr>
-          <w:fldChar w:fldCharType="begin"/>
-        </w:r>
-        <w:r>
-          <w:rPr>
-            <w:noProof/>
-            <w:webHidden/>
-          </w:rPr>
-          <w:instrText xml:space="preserve"> PAGEREF _Toc223971647 \h </w:instrText>
-        </w:r>
-        <w:r>
-          <w:rPr>
-            <w:noProof/>
-            <w:webHidden/>
-          </w:rPr>
-        </w:r>
-        <w:r>
-          <w:rPr>
-            <w:noProof/>
-            <w:webHidden/>
-          </w:rPr>
-          <w:fldChar w:fldCharType="separate"/>
-        </w:r>
-        <w:r>
-          <w:rPr>
-            <w:noProof/>
-            <w:webHidden/>
-          </w:rPr>
-          <w:t>8</w:t>
-        </w:r>
-        <w:r>
-          <w:rPr>
-            <w:noProof/>
-            <w:webHidden/>
-          </w:rPr>
-          <w:fldChar w:fldCharType="end"/>
-        </w:r>
-      </w:hyperlink>
+      <w:r>
+        <w:rPr>
+          <w:rStyle w:val="af"/>
+          <w:rFonts w:ascii="ＭＳ Ｐ明朝" w:eastAsia="ＭＳ Ｐ明朝" w:hAnsi="ＭＳ Ｐ明朝" w:cs="Arial"/>
+          <w:noProof/>
+        </w:rPr>
+        <w:t>1. 算定方法の選択</w:t>
+      </w:r>
+      <w:r>
+        <w:rPr>
+          <w:noProof/>
+          <w:webHidden/>
+        </w:rPr>
+        <w:tab/>
+      </w:r>
+      <w:r>
+        <w:rPr>
+          <w:noProof/>
+          <w:webHidden/>
+        </w:rPr>
+      </w:r>
+      <w:r>
+        <w:rPr>
+          <w:noProof/>
+          <w:webHidden/>
+        </w:rPr>
+        <w:t>8</w:t>
+      </w:r>
     </w:p>
     <w:p>
       <w:pPr>
@@ -1717,64 +1363,34 @@
           <w14:ligatures w14:val="standardContextual"/>
         </w:rPr>
       </w:pPr>
-      <w:hyperlink w:anchor="_Toc223971648" w:history="1">
-        <w:r>
-          <w:rPr>
-            <w:rStyle w:val="af"/>
-            <w:rFonts w:ascii="ＭＳ Ｐ明朝" w:eastAsia="ＭＳ Ｐ明朝" w:hAnsi="ＭＳ Ｐ明朝" w:cs="Arial"/>
-            <w:noProof/>
-          </w:rPr>
-          <w:t>2. モンテカルロ・シミュレーションによる算定方法</w:t>
-        </w:r>
-        <w:r>
-          <w:rPr>
-            <w:noProof/>
-            <w:webHidden/>
-          </w:rPr>
-          <w:tab/>
-        </w:r>
-        <w:r>
-          <w:rPr>
-            <w:noProof/>
-            <w:webHidden/>
-          </w:rPr>
-          <w:fldChar w:fldCharType="begin"/>
-        </w:r>
-        <w:r>
-          <w:rPr>
-            <w:noProof/>
-            <w:webHidden/>
-          </w:rPr>
-          <w:instrText xml:space="preserve"> PAGEREF _Toc223971648 \h </w:instrText>
-        </w:r>
-        <w:r>
-          <w:rPr>
-            <w:noProof/>
-            <w:webHidden/>
-          </w:rPr>
-        </w:r>
-        <w:r>
-          <w:rPr>
-            <w:noProof/>
-            <w:webHidden/>
-          </w:rPr>
-          <w:fldChar w:fldCharType="separate"/>
-        </w:r>
-        <w:r>
-          <w:rPr>
-            <w:noProof/>
-            <w:webHidden/>
-          </w:rPr>
-          <w:t>9</w:t>
-        </w:r>
-        <w:r>
-          <w:rPr>
-            <w:noProof/>
-            <w:webHidden/>
-          </w:rPr>
-          <w:fldChar w:fldCharType="end"/>
-        </w:r>
-      </w:hyperlink>
+      <w:r>
+        <w:rPr>
+          <w:rStyle w:val="af"/>
+          <w:rFonts w:ascii="ＭＳ Ｐ明朝" w:eastAsia="ＭＳ Ｐ明朝" w:hAnsi="ＭＳ Ｐ明朝" w:cs="Arial"/>
+          <w:noProof/>
+        </w:rPr>
+        <w:t>2. モンテカルロ・シミュレーションによる算定方法</w:t>
+      </w:r>
+      <w:r>
+        <w:rPr>
+          <w:noProof/>
+          <w:webHidden/>
+        </w:rPr>
+        <w:tab/>
+      </w:r>
+      <w:r>
+        <w:rPr>
+          <w:noProof/>
+          <w:webHidden/>
+        </w:rPr>
+      </w:r>
+      <w:r>
+        <w:rPr>
+          <w:noProof/>
+          <w:webHidden/>
+        </w:rPr>
+        <w:t>9</w:t>
+      </w:r>
     </w:p>
     <w:p>
       <w:pPr>
@@ -1787,72 +1403,42 @@
           <w14:ligatures w14:val="standardContextual"/>
         </w:rPr>
       </w:pPr>
-      <w:hyperlink w:anchor="_Toc223971649" w:history="1">
-        <w:r>
-          <w:rPr>
-            <w:rStyle w:val="af"/>
-            <w:rFonts w:ascii="ＭＳ Ｐ明朝" w:eastAsia="ＭＳ Ｐ明朝" w:hAnsi="ＭＳ Ｐ明朝" w:cs="ＭＳ ゴシック"/>
-            <w:noProof/>
-          </w:rPr>
-          <w:t>Ⅲ</w:t>
-        </w:r>
-        <w:r>
-          <w:rPr>
-            <w:rStyle w:val="af"/>
-            <w:rFonts w:ascii="ＭＳ Ｐ明朝" w:eastAsia="ＭＳ Ｐ明朝" w:hAnsi="ＭＳ Ｐ明朝"/>
-            <w:noProof/>
-          </w:rPr>
-          <w:t xml:space="preserve">　本報告書の利用に当たっての留意事項</w:t>
-        </w:r>
-        <w:r>
-          <w:rPr>
-            <w:noProof/>
-            <w:webHidden/>
-          </w:rPr>
-          <w:tab/>
-        </w:r>
-        <w:r>
-          <w:rPr>
-            <w:noProof/>
-            <w:webHidden/>
-          </w:rPr>
-          <w:fldChar w:fldCharType="begin"/>
-        </w:r>
-        <w:r>
-          <w:rPr>
-            <w:noProof/>
-            <w:webHidden/>
-          </w:rPr>
-          <w:instrText xml:space="preserve"> PAGEREF _Toc223971649 \h </w:instrText>
-        </w:r>
-        <w:r>
-          <w:rPr>
-            <w:noProof/>
-            <w:webHidden/>
-          </w:rPr>
-        </w:r>
-        <w:r>
-          <w:rPr>
-            <w:noProof/>
-            <w:webHidden/>
-          </w:rPr>
-          <w:fldChar w:fldCharType="separate"/>
-        </w:r>
-        <w:r>
-          <w:rPr>
-            <w:noProof/>
-            <w:webHidden/>
-          </w:rPr>
-          <w:t>11</w:t>
-        </w:r>
-        <w:r>
-          <w:rPr>
-            <w:noProof/>
-            <w:webHidden/>
-          </w:rPr>
-          <w:fldChar w:fldCharType="end"/>
-        </w:r>
-      </w:hyperlink>
+      <w:r>
+        <w:rPr>
+          <w:rStyle w:val="af"/>
+          <w:rFonts w:ascii="ＭＳ Ｐ明朝" w:eastAsia="ＭＳ Ｐ明朝" w:hAnsi="ＭＳ Ｐ明朝" w:cs="ＭＳ ゴシック"/>
+          <w:noProof/>
+        </w:rPr>
+        <w:t>Ⅲ</w:t>
+      </w:r>
+      <w:r>
+        <w:rPr>
+          <w:rStyle w:val="af"/>
+          <w:rFonts w:ascii="ＭＳ Ｐ明朝" w:eastAsia="ＭＳ Ｐ明朝" w:hAnsi="ＭＳ Ｐ明朝"/>
+          <w:noProof/>
+        </w:rPr>
+        <w:t xml:space="preserve">　本報告書の利用に当たっての留意事項</w:t>
+      </w:r>
+      <w:r>
+        <w:rPr>
+          <w:noProof/>
+          <w:webHidden/>
+        </w:rPr>
+        <w:tab/>
+      </w:r>
+      <w:r>
+        <w:rPr>
+          <w:noProof/>
+          <w:webHidden/>
+        </w:rPr>
+      </w:r>
+      <w:r>
+        <w:rPr>
+          <w:noProof/>
+          <w:webHidden/>
+        </w:rPr>
+        <w:t>11</w:t>
+      </w:r>
     </w:p>
     <w:p>
       <w:pPr>

--- a/template.docx
+++ b/template.docx
@@ -6580,7 +6580,6 @@
         <w:rPr>
           <w:rFonts w:ascii="ＭＳ Ｐ明朝" w:eastAsia="ＭＳ Ｐ明朝" w:hAnsi="ＭＳ Ｐ明朝"/>
         </w:rPr>
-        <w:br w:type="page"/>
       </w:r>
       <w:bookmarkStart w:id="12" w:name="_Toc223971645"/>
       <w:r>

--- a/template.docx
+++ b/template.docx
@@ -856,6 +856,7 @@
         <w:t>目次</w:t>
       </w:r>
     </w:p>
+    <w:p/>
     <w:p>
       <w:pPr>
         <w:pStyle w:val="10"/>
@@ -869,7 +870,6 @@
       </w:pPr>
       <w:r>
         <w:rPr>
-          <w:rStyle w:val="af"/>
           <w:rFonts w:ascii="ＭＳ Ｐ明朝" w:eastAsia="ＭＳ Ｐ明朝" w:hAnsi="ＭＳ Ｐ明朝" w:cs="Arial Unicode MS"/>
           <w:noProof/>
         </w:rPr>
@@ -913,7 +913,6 @@
       </w:pPr>
       <w:r>
         <w:rPr>
-          <w:rStyle w:val="af"/>
           <w:rFonts w:ascii="ＭＳ Ｐ明朝" w:eastAsia="ＭＳ Ｐ明朝" w:hAnsi="ＭＳ Ｐ明朝" w:cs="Arial"/>
           <w:noProof/>
         </w:rPr>
@@ -957,7 +956,6 @@
       </w:pPr>
       <w:r>
         <w:rPr>
-          <w:rStyle w:val="af"/>
           <w:rFonts w:ascii="ＭＳ Ｐ明朝" w:eastAsia="ＭＳ Ｐ明朝" w:hAnsi="ＭＳ Ｐ明朝" w:cs="Arial"/>
           <w:noProof/>
         </w:rPr>
@@ -1001,7 +999,6 @@
       </w:pPr>
       <w:r>
         <w:rPr>
-          <w:rStyle w:val="af"/>
           <w:rFonts w:ascii="ＭＳ Ｐ明朝" w:eastAsia="ＭＳ Ｐ明朝" w:hAnsi="ＭＳ Ｐ明朝" w:cs="Arial"/>
           <w:noProof/>
         </w:rPr>
@@ -1045,7 +1042,6 @@
       </w:pPr>
       <w:r>
         <w:rPr>
-          <w:rStyle w:val="af"/>
           <w:rFonts w:ascii="ＭＳ Ｐ明朝" w:eastAsia="ＭＳ Ｐ明朝" w:hAnsi="ＭＳ Ｐ明朝" w:cs="Arial"/>
           <w:noProof/>
         </w:rPr>
@@ -1089,7 +1085,6 @@
       </w:pPr>
       <w:r>
         <w:rPr>
-          <w:rStyle w:val="af"/>
           <w:rFonts w:ascii="ＭＳ Ｐ明朝" w:eastAsia="ＭＳ Ｐ明朝" w:hAnsi="ＭＳ Ｐ明朝" w:cs="Arial"/>
           <w:noProof/>
         </w:rPr>
@@ -1133,7 +1128,6 @@
       </w:pPr>
       <w:r>
         <w:rPr>
-          <w:rStyle w:val="af"/>
           <w:rFonts w:ascii="ＭＳ Ｐ明朝" w:eastAsia="ＭＳ Ｐ明朝" w:hAnsi="ＭＳ Ｐ明朝" w:cs="Arial"/>
           <w:noProof/>
         </w:rPr>
@@ -1177,7 +1171,6 @@
       </w:pPr>
       <w:r>
         <w:rPr>
-          <w:rStyle w:val="af"/>
           <w:rFonts w:ascii="ＭＳ Ｐ明朝" w:eastAsia="ＭＳ Ｐ明朝" w:hAnsi="ＭＳ Ｐ明朝" w:cs="Arial"/>
           <w:noProof/>
         </w:rPr>
@@ -1221,7 +1214,6 @@
       </w:pPr>
       <w:r>
         <w:rPr>
-          <w:rStyle w:val="af"/>
           <w:rFonts w:ascii="ＭＳ Ｐ明朝" w:eastAsia="ＭＳ Ｐ明朝" w:hAnsi="ＭＳ Ｐ明朝"/>
           <w:noProof/>
         </w:rPr>
@@ -1229,7 +1221,6 @@
       </w:r>
       <w:r>
         <w:rPr>
-          <w:rStyle w:val="af"/>
           <w:rFonts w:ascii="ＭＳ Ｐ明朝" w:eastAsia="ＭＳ Ｐ明朝" w:hAnsi="ＭＳ Ｐ明朝" w:cs="Arial"/>
           <w:noProof/>
         </w:rPr>
@@ -1269,7 +1260,6 @@
       </w:pPr>
       <w:r>
         <w:rPr>
-          <w:rStyle w:val="af"/>
           <w:rFonts w:ascii="ＭＳ Ｐ明朝" w:eastAsia="ＭＳ Ｐ明朝" w:hAnsi="ＭＳ Ｐ明朝" w:cs="ＭＳ ゴシック"/>
           <w:noProof/>
         </w:rPr>
@@ -1277,7 +1267,6 @@
       </w:r>
       <w:r>
         <w:rPr>
-          <w:rStyle w:val="af"/>
           <w:rFonts w:ascii="ＭＳ Ｐ明朝" w:eastAsia="ＭＳ Ｐ明朝" w:hAnsi="ＭＳ Ｐ明朝" w:cs="Arial"/>
           <w:noProof/>
         </w:rPr>
@@ -1321,7 +1310,6 @@
       </w:pPr>
       <w:r>
         <w:rPr>
-          <w:rStyle w:val="af"/>
           <w:rFonts w:ascii="ＭＳ Ｐ明朝" w:eastAsia="ＭＳ Ｐ明朝" w:hAnsi="ＭＳ Ｐ明朝" w:cs="Arial"/>
           <w:noProof/>
         </w:rPr>
@@ -1365,7 +1353,6 @@
       </w:pPr>
       <w:r>
         <w:rPr>
-          <w:rStyle w:val="af"/>
           <w:rFonts w:ascii="ＭＳ Ｐ明朝" w:eastAsia="ＭＳ Ｐ明朝" w:hAnsi="ＭＳ Ｐ明朝" w:cs="Arial"/>
           <w:noProof/>
         </w:rPr>
@@ -1405,7 +1392,6 @@
       </w:pPr>
       <w:r>
         <w:rPr>
-          <w:rStyle w:val="af"/>
           <w:rFonts w:ascii="ＭＳ Ｐ明朝" w:eastAsia="ＭＳ Ｐ明朝" w:hAnsi="ＭＳ Ｐ明朝" w:cs="ＭＳ ゴシック"/>
           <w:noProof/>
         </w:rPr>
@@ -1413,7 +1399,6 @@
       </w:r>
       <w:r>
         <w:rPr>
-          <w:rStyle w:val="af"/>
           <w:rFonts w:ascii="ＭＳ Ｐ明朝" w:eastAsia="ＭＳ Ｐ明朝" w:hAnsi="ＭＳ Ｐ明朝"/>
           <w:noProof/>
         </w:rPr>

--- a/template.docx
+++ b/template.docx
@@ -6024,6 +6024,7 @@
         <w:rPr>
           <w:rFonts w:ascii="ＭＳ Ｐ明朝" w:eastAsia="ＭＳ Ｐ明朝" w:hAnsi="ＭＳ Ｐ明朝" w:cs="Arial" w:hint="eastAsia"/>
           <w:szCs w:val="21"/>
+          <w:sz w:val="22"/>
         </w:rPr>
         <w:t>。）。</w:t>
       </w:r>

--- a/template.docx
+++ b/template.docx
@@ -4654,7 +4654,7 @@
                 <w:sz w:val="21"/>
                 <w:szCs w:val="21"/>
               </w:rPr>
-              <w:t>6</w:t>
+              <w:t>5</w:t>
             </w:r>
             <w:r>
               <w:rPr>
@@ -4670,7 +4670,7 @@
                 <w:sz w:val="21"/>
                 <w:szCs w:val="21"/>
               </w:rPr>
-              <w:t>1月</w:t>
+              <w:t>12</w:t>
             </w:r>
             <w:r>
               <w:rPr>
@@ -4678,7 +4678,7 @@
                 <w:sz w:val="21"/>
                 <w:szCs w:val="21"/>
               </w:rPr>
-              <w:t>末</w:t>
+              <w:t>月</w:t>
             </w:r>
             <w:r>
               <w:rPr>
@@ -4686,7 +4686,7 @@
                 <w:sz w:val="21"/>
                 <w:szCs w:val="21"/>
               </w:rPr>
-              <w:t>版)」 J</w:t>
+              <w:t xml:space="preserve">末版)」 </w:t>
             </w:r>
             <w:r>
               <w:rPr>
@@ -4694,7 +4694,7 @@
                 <w:sz w:val="21"/>
                 <w:szCs w:val="21"/>
               </w:rPr>
-              <w:t>apan L</w:t>
+              <w:t xml:space="preserve">Japan </w:t>
             </w:r>
             <w:r>
               <w:rPr>
@@ -4702,7 +4702,7 @@
                 <w:sz w:val="21"/>
                 <w:szCs w:val="21"/>
               </w:rPr>
-              <w:t>ong-</w:t>
+              <w:t>Long</w:t>
             </w:r>
             <w:r>
               <w:rPr>
@@ -4710,7 +4710,7 @@
                 <w:sz w:val="21"/>
                 <w:szCs w:val="21"/>
               </w:rPr>
-              <w:t>Horizon Equity R</w:t>
+              <w:t xml:space="preserve">-Horizon Equity </w:t>
             </w:r>
             <w:r>
               <w:rPr>
@@ -4718,7 +4718,7 @@
                 <w:sz w:val="21"/>
                 <w:szCs w:val="21"/>
               </w:rPr>
-              <w:t>isk Premia (</w:t>
+              <w:t xml:space="preserve">Risk Premia </w:t>
             </w:r>
             <w:r>
               <w:rPr>
@@ -4726,7 +4726,7 @@
                 <w:sz w:val="21"/>
                 <w:szCs w:val="21"/>
               </w:rPr>
-              <w:t>1</w:t>
+              <w:t>(</w:t>
             </w:r>
             <w:r>
               <w:rPr>
@@ -4734,7 +4734,7 @@
                 <w:sz w:val="21"/>
                 <w:szCs w:val="21"/>
               </w:rPr>
-              <w:t>952.1</w:t>
+              <w:t>1952.</w:t>
             </w:r>
             <w:r>
               <w:rPr>
@@ -4742,7 +4742,7 @@
                 <w:sz w:val="21"/>
                 <w:szCs w:val="21"/>
               </w:rPr>
-              <w:t>～</w:t>
+              <w:t>1</w:t>
             </w:r>
             <w:r>
               <w:rPr>
@@ -4750,7 +4750,7 @@
                 <w:sz w:val="21"/>
                 <w:szCs w:val="21"/>
               </w:rPr>
-              <w:t>2</w:t>
+              <w:t>～</w:t>
             </w:r>
             <w:r>
               <w:rPr>
@@ -4758,7 +4758,7 @@
                 <w:sz w:val="21"/>
                 <w:szCs w:val="21"/>
               </w:rPr>
-              <w:t>025</w:t>
+              <w:t>202</w:t>
             </w:r>
             <w:r>
               <w:rPr>
@@ -4766,7 +4766,7 @@
                 <w:sz w:val="21"/>
                 <w:szCs w:val="21"/>
               </w:rPr>
-              <w:t>.</w:t>
+              <w:t>5</w:t>
             </w:r>
             <w:r>
               <w:rPr>
@@ -4774,7 +4774,7 @@
                 <w:sz w:val="21"/>
                 <w:szCs w:val="21"/>
               </w:rPr>
-              <w:t>1</w:t>
+              <w:t>.</w:t>
             </w:r>
             <w:r>
               <w:rPr>
@@ -4782,7 +4782,7 @@
                 <w:sz w:val="21"/>
                 <w:szCs w:val="21"/>
               </w:rPr>
-              <w:t>2)</w:t>
+              <w:t>12</w:t>
             </w:r>
             <w:r>
               <w:rPr>
@@ -4790,7 +4790,7 @@
                 <w:sz w:val="21"/>
                 <w:szCs w:val="21"/>
               </w:rPr>
-              <w:t>。C</w:t>
+              <w:t>)。</w:t>
             </w:r>
             <w:r>
               <w:rPr>
@@ -4798,7 +4798,7 @@
                 <w:sz w:val="21"/>
                 <w:szCs w:val="21"/>
               </w:rPr>
-              <w:t>opyright © 2</w:t>
+              <w:t xml:space="preserve">Copyright © </w:t>
             </w:r>
             <w:r>
               <w:rPr>
@@ -4806,7 +4806,7 @@
                 <w:sz w:val="21"/>
                 <w:szCs w:val="21"/>
               </w:rPr>
-              <w:t xml:space="preserve">026 </w:t>
+              <w:t>2026</w:t>
             </w:r>
             <w:r>
               <w:rPr>
@@ -4814,7 +4814,7 @@
                 <w:sz w:val="21"/>
                 <w:szCs w:val="21"/>
               </w:rPr>
-              <w:t>I</w:t>
+              <w:t xml:space="preserve"> </w:t>
             </w:r>
             <w:r>
               <w:rPr>
@@ -4822,7 +4822,7 @@
                 <w:sz w:val="21"/>
                 <w:szCs w:val="21"/>
               </w:rPr>
-              <w:t>bbotson Associates Japan, Inc.(</w:t>
+              <w:t>Ibbotson Associates Japan, Inc.</w:t>
             </w:r>
             <w:r>
               <w:rPr>
@@ -4830,23 +4830,23 @@
                 <w:sz w:val="22"/>
                 <w:szCs w:val="22"/>
               </w:rPr>
-              <w:t>もしくは C</w:t>
-            </w:r>
-            <w:r>
-              <w:rPr>
-                <w:rFonts w:ascii="ＭＳ Ｐ明朝" w:eastAsia="ＭＳ Ｐ明朝" w:hAnsi="ＭＳ Ｐ明朝" w:cs="Arial"/>
-                <w:sz w:val="22"/>
-                <w:szCs w:val="22"/>
-              </w:rPr>
-              <w:t>opyright © 2</w:t>
-            </w:r>
-            <w:r>
-              <w:rPr>
-                <w:rFonts w:ascii="ＭＳ Ｐ明朝" w:eastAsia="ＭＳ Ｐ明朝" w:hAnsi="ＭＳ Ｐ明朝" w:cs="Arial"/>
-                <w:sz w:val="22"/>
-                <w:szCs w:val="22"/>
-              </w:rPr>
-              <w:t>026イ</w:t>
+              <w:t xml:space="preserve">(もしくは </w:t>
+            </w:r>
+            <w:r>
+              <w:rPr>
+                <w:rFonts w:ascii="ＭＳ Ｐ明朝" w:eastAsia="ＭＳ Ｐ明朝" w:hAnsi="ＭＳ Ｐ明朝" w:cs="Arial"/>
+                <w:sz w:val="22"/>
+                <w:szCs w:val="22"/>
+              </w:rPr>
+              <w:t xml:space="preserve">Copyright © </w:t>
+            </w:r>
+            <w:r>
+              <w:rPr>
+                <w:rFonts w:ascii="ＭＳ Ｐ明朝" w:eastAsia="ＭＳ Ｐ明朝" w:hAnsi="ＭＳ Ｐ明朝" w:cs="Arial"/>
+                <w:sz w:val="22"/>
+                <w:szCs w:val="22"/>
+              </w:rPr>
+              <w:t>2026</w:t>
             </w:r>
             <w:r>
               <w:rPr>
@@ -4854,23 +4854,23 @@
                 <w:sz w:val="22"/>
                 <w:szCs w:val="22"/>
               </w:rPr>
+              <w:t>イ</w:t>
+            </w:r>
+            <w:r>
+              <w:rPr>
+                <w:rFonts w:ascii="ＭＳ Ｐ明朝" w:eastAsia="ＭＳ Ｐ明朝" w:hAnsi="ＭＳ Ｐ明朝" w:cs="Times" w:hint="eastAsia"/>
+                <w:sz w:val="22"/>
+                <w:szCs w:val="22"/>
+              </w:rPr>
               <w:t>ボ</w:t>
             </w:r>
             <w:r>
               <w:rPr>
-                <w:rFonts w:ascii="ＭＳ Ｐ明朝" w:eastAsia="ＭＳ Ｐ明朝" w:hAnsi="ＭＳ Ｐ明朝" w:cs="Times" w:hint="eastAsia"/>
-                <w:sz w:val="22"/>
-                <w:szCs w:val="22"/>
-              </w:rPr>
-              <w:t>ッ</w:t>
-            </w:r>
-            <w:r>
-              <w:rPr>
                 <w:rFonts w:ascii="ＭＳ Ｐ明朝" w:eastAsia="ＭＳ Ｐ明朝" w:hAnsi="ＭＳ Ｐ明朝" w:cs="ＭＳ 明朝" w:hint="eastAsia"/>
                 <w:sz w:val="22"/>
                 <w:szCs w:val="22"/>
               </w:rPr>
-              <w:t>トソン・アソシエイツ・ジャパン株式会社)</w:t>
+              <w:t>ットソン・アソシエイツ・ジャパン株式会社</w:t>
             </w:r>
             <w:r>
               <w:rPr>
@@ -4878,7 +4878,7 @@
                 <w:sz w:val="22"/>
                 <w:szCs w:val="22"/>
               </w:rPr>
-              <w:t>全ての著作権等の権利を有する同社からの許諾を得て使用。</w:t>
+              <w:t>)全ての著作権等の権利を有する同社からの許諾を得て使用。</w:t>
             </w:r>
           </w:p>
           <w:p>

--- a/template.docx
+++ b/template.docx
@@ -196,50 +196,7 @@
           <w:szCs w:val="52"/>
           <w:lang w:eastAsia="zh-CN"/>
         </w:rPr>
-      </w:pPr>
-    </w:p>
-    <w:p>
-      <w:pPr>
-        <w:rPr>
-          <w:rFonts w:ascii="ＭＳ Ｐ明朝" w:eastAsia="ＭＳ Ｐ明朝" w:hAnsi="ＭＳ Ｐ明朝" w:cs="Arial"/>
-          <w:b/>
-          <w:sz w:val="52"/>
-          <w:szCs w:val="52"/>
-          <w:lang w:eastAsia="zh-CN"/>
-        </w:rPr>
-      </w:pPr>
-    </w:p>
-    <w:p>
-      <w:pPr>
-        <w:rPr>
-          <w:rFonts w:ascii="ＭＳ Ｐ明朝" w:eastAsia="ＭＳ Ｐ明朝" w:hAnsi="ＭＳ Ｐ明朝" w:cs="Arial"/>
-          <w:b/>
-          <w:sz w:val="52"/>
-          <w:szCs w:val="52"/>
-          <w:lang w:eastAsia="zh-CN"/>
-        </w:rPr>
-      </w:pPr>
-    </w:p>
-    <w:p>
-      <w:pPr>
-        <w:rPr>
-          <w:rFonts w:ascii="ＭＳ Ｐ明朝" w:eastAsia="ＭＳ Ｐ明朝" w:hAnsi="ＭＳ Ｐ明朝" w:cs="Arial"/>
-          <w:b/>
-          <w:sz w:val="52"/>
-          <w:szCs w:val="52"/>
-          <w:lang w:eastAsia="zh-CN"/>
-        </w:rPr>
-      </w:pPr>
-    </w:p>
-    <w:p>
-      <w:pPr>
-        <w:rPr>
-          <w:rFonts w:ascii="ＭＳ Ｐ明朝" w:eastAsia="ＭＳ Ｐ明朝" w:hAnsi="ＭＳ Ｐ明朝" w:cs="Arial"/>
-          <w:b/>
-          <w:sz w:val="52"/>
-          <w:szCs w:val="52"/>
-          <w:lang w:eastAsia="zh-CN"/>
-        </w:rPr>
+        <w:pageBreakBefore/>
       </w:pPr>
     </w:p>
     <w:p>
@@ -333,7 +290,6 @@
         <w:rPr>
           <w:rFonts w:ascii="ＭＳ Ｐ明朝" w:eastAsia="ＭＳ Ｐ明朝" w:hAnsi="ＭＳ Ｐ明朝" w:cs="Arial"/>
         </w:rPr>
-        <w:pageBreakBefore/>
       </w:pPr>
     </w:p>
     <w:p>
@@ -349,6 +305,8 @@
         <w:rPr>
           <w:rFonts w:ascii="ＭＳ Ｐ明朝" w:eastAsia="ＭＳ Ｐ明朝" w:hAnsi="ＭＳ Ｐ明朝" w:cs="Arial"/>
           <w:lang w:eastAsia="zh-CN"/>
+          <w:sz w:val="22"/>
+          <w:szCs w:val="22"/>
         </w:rPr>
         <w:t>2026</w:t>
       </w:r>
@@ -356,6 +314,8 @@
         <w:rPr>
           <w:rFonts w:ascii="ＭＳ Ｐ明朝" w:eastAsia="ＭＳ Ｐ明朝" w:hAnsi="ＭＳ Ｐ明朝" w:cs="Arial" w:hint="eastAsia"/>
           <w:lang w:eastAsia="zh-CN"/>
+          <w:sz w:val="22"/>
+          <w:szCs w:val="22"/>
         </w:rPr>
         <w:t>年</w:t>
       </w:r>
@@ -363,6 +323,8 @@
         <w:rPr>
           <w:rFonts w:ascii="ＭＳ Ｐ明朝" w:eastAsia="ＭＳ Ｐ明朝" w:hAnsi="ＭＳ Ｐ明朝" w:cs="Arial"/>
           <w:lang w:eastAsia="zh-CN"/>
+          <w:sz w:val="22"/>
+          <w:szCs w:val="22"/>
         </w:rPr>
         <w:t>3</w:t>
       </w:r>
@@ -370,6 +332,8 @@
         <w:rPr>
           <w:rFonts w:ascii="ＭＳ Ｐ明朝" w:eastAsia="ＭＳ Ｐ明朝" w:hAnsi="ＭＳ Ｐ明朝" w:cs="Arial" w:hint="eastAsia"/>
           <w:lang w:eastAsia="zh-CN"/>
+          <w:sz w:val="22"/>
+          <w:szCs w:val="22"/>
         </w:rPr>
         <w:t>月</w:t>
       </w:r>
@@ -377,6 +341,8 @@
         <w:rPr>
           <w:rFonts w:ascii="ＭＳ Ｐ明朝" w:eastAsia="ＭＳ Ｐ明朝" w:hAnsi="ＭＳ Ｐ明朝" w:cs="Arial"/>
           <w:lang w:eastAsia="zh-CN"/>
+          <w:sz w:val="22"/>
+          <w:szCs w:val="22"/>
         </w:rPr>
         <w:t>2</w:t>
       </w:r>
@@ -384,6 +350,8 @@
         <w:rPr>
           <w:rFonts w:ascii="ＭＳ Ｐ明朝" w:eastAsia="ＭＳ Ｐ明朝" w:hAnsi="ＭＳ Ｐ明朝" w:cs="Arial"/>
           <w:lang w:eastAsia="zh-CN"/>
+          <w:sz w:val="22"/>
+          <w:szCs w:val="22"/>
         </w:rPr>
         <w:t>日</w:t>
       </w:r>
@@ -407,6 +375,8 @@
         <w:rPr>
           <w:rFonts w:ascii="ＭＳ Ｐ明朝" w:eastAsia="ＭＳ Ｐ明朝" w:hAnsi="ＭＳ Ｐ明朝" w:cs="Arial" w:hint="eastAsia"/>
           <w:lang w:eastAsia="zh-CN"/>
+          <w:sz w:val="22"/>
+          <w:szCs w:val="22"/>
         </w:rPr>
         <w:t>株式会社</w:t>
       </w:r>
@@ -414,6 +384,8 @@
         <w:rPr>
           <w:rFonts w:ascii="ＭＳ Ｐ明朝" w:eastAsia="ＭＳ Ｐ明朝" w:hAnsi="ＭＳ Ｐ明朝" w:cs="Arial" w:hint="eastAsia"/>
           <w:lang w:eastAsia="zh-CN"/>
+          <w:sz w:val="22"/>
+          <w:szCs w:val="22"/>
         </w:rPr>
         <w:t>ジェリービーンズグループ</w:t>
       </w:r>
@@ -429,6 +401,8 @@
         <w:rPr>
           <w:rFonts w:ascii="ＭＳ Ｐ明朝" w:eastAsia="ＭＳ Ｐ明朝" w:hAnsi="ＭＳ Ｐ明朝" w:cs="Arial" w:hint="eastAsia"/>
           <w:lang w:eastAsia="zh-CN"/>
+          <w:sz w:val="22"/>
+          <w:szCs w:val="22"/>
         </w:rPr>
         <w:t>代表</w:t>
       </w:r>
@@ -436,18 +410,24 @@
         <w:rPr>
           <w:rFonts w:ascii="ＭＳ Ｐ明朝" w:eastAsia="ＭＳ Ｐ明朝" w:hAnsi="ＭＳ Ｐ明朝" w:cs="Arial"/>
           <w:lang w:eastAsia="zh-CN"/>
+          <w:sz w:val="22"/>
+          <w:szCs w:val="22"/>
         </w:rPr>
         <w:t>取締役</w:t>
       </w:r>
       <w:r>
         <w:rPr>
           <w:rFonts w:ascii="ＭＳ Ｐ明朝" w:eastAsia="ＭＳ Ｐ明朝" w:hAnsi="ＭＳ Ｐ明朝" w:cs="Arial" w:hint="eastAsia"/>
+          <w:sz w:val="22"/>
+          <w:szCs w:val="22"/>
         </w:rPr>
         <w:t xml:space="preserve">社長　</w:t>
       </w:r>
       <w:r>
         <w:rPr>
           <w:rFonts w:ascii="ＭＳ Ｐ明朝" w:eastAsia="ＭＳ Ｐ明朝" w:hAnsi="ＭＳ Ｐ明朝" w:cs="Arial" w:hint="eastAsia"/>
+          <w:sz w:val="22"/>
+          <w:szCs w:val="22"/>
         </w:rPr>
         <w:t xml:space="preserve">宮崎　明　</w:t>
       </w:r>
@@ -456,6 +436,8 @@
           <w:rFonts w:ascii="ＭＳ Ｐ明朝" w:eastAsia="ＭＳ Ｐ明朝" w:hAnsi="ＭＳ Ｐ明朝" w:cs="Arial" w:hint="eastAsia"/>
           <w:color w:val="000000"/>
           <w:lang w:eastAsia="zh-CN"/>
+          <w:sz w:val="22"/>
+          <w:szCs w:val="22"/>
         </w:rPr>
         <w:t>殿</w:t>
       </w:r>
@@ -463,6 +445,8 @@
         <w:rPr>
           <w:rFonts w:ascii="ＭＳ Ｐ明朝" w:eastAsia="ＭＳ Ｐ明朝" w:hAnsi="ＭＳ Ｐ明朝" w:cs="Arial"/>
           <w:lang w:eastAsia="zh-CN"/>
+          <w:sz w:val="22"/>
+          <w:szCs w:val="22"/>
         </w:rPr>
       </w:r>
     </w:p>
@@ -487,6 +471,8 @@
         <w:rPr>
           <w:rFonts w:ascii="ＭＳ Ｐ明朝" w:eastAsia="ＭＳ Ｐ明朝" w:hAnsi="ＭＳ Ｐ明朝" w:cs="Arial"/>
           <w:lang w:eastAsia="zh-CN"/>
+          <w:sz w:val="22"/>
+          <w:szCs w:val="22"/>
         </w:rPr>
         <w:t>東京都千代田区永田町1丁目11番28号</w:t>
       </w:r>
@@ -502,18 +488,24 @@
       <w:r>
         <w:rPr>
           <w:rFonts w:ascii="ＭＳ Ｐ明朝" w:eastAsia="ＭＳ Ｐ明朝" w:hAnsi="ＭＳ Ｐ明朝" w:cs="Arial" w:hint="eastAsia"/>
+          <w:sz w:val="22"/>
+          <w:szCs w:val="22"/>
         </w:rPr>
         <w:t>合人社東京</w:t>
       </w:r>
       <w:r>
         <w:rPr>
           <w:rFonts w:ascii="ＭＳ Ｐ明朝" w:eastAsia="ＭＳ Ｐ明朝" w:hAnsi="ＭＳ Ｐ明朝" w:cs="Arial" w:hint="eastAsia"/>
+          <w:sz w:val="22"/>
+          <w:szCs w:val="22"/>
         </w:rPr>
         <w:t>永田町</w:t>
       </w:r>
       <w:r>
         <w:rPr>
           <w:rFonts w:ascii="ＭＳ Ｐ明朝" w:eastAsia="ＭＳ Ｐ明朝" w:hAnsi="ＭＳ Ｐ明朝" w:cs="Arial"/>
+          <w:sz w:val="22"/>
+          <w:szCs w:val="22"/>
         </w:rPr>
         <w:t>ビル9階</w:t>
       </w:r>
@@ -529,6 +521,8 @@
         <w:rPr>
           <w:rFonts w:ascii="ＭＳ Ｐ明朝" w:eastAsia="ＭＳ Ｐ明朝" w:hAnsi="ＭＳ Ｐ明朝" w:cs="Arial"/>
           <w:spacing w:val="1"/>
+          <w:sz w:val="22"/>
+          <w:szCs w:val="22"/>
         </w:rPr>
         <w:t>東京フィナンシャル・アドバイザーズ株式会社</w:t>
       </w:r>
@@ -544,30 +538,40 @@
       <w:r>
         <w:rPr>
           <w:rFonts w:ascii="ＭＳ Ｐ明朝" w:eastAsia="ＭＳ Ｐ明朝" w:hAnsi="ＭＳ Ｐ明朝" w:cs="Arial"/>
+          <w:sz w:val="22"/>
+          <w:szCs w:val="22"/>
         </w:rPr>
         <w:t>代表取締役　 能</w:t>
       </w:r>
       <w:r>
         <w:rPr>
           <w:rFonts w:ascii="ＭＳ Ｐ明朝" w:eastAsia="ＭＳ Ｐ明朝" w:hAnsi="ＭＳ Ｐ明朝" w:cs="Arial" w:hint="eastAsia"/>
+          <w:sz w:val="22"/>
+          <w:szCs w:val="22"/>
         </w:rPr>
         <w:t xml:space="preserve">　</w:t>
       </w:r>
       <w:r>
         <w:rPr>
           <w:rFonts w:ascii="ＭＳ Ｐ明朝" w:eastAsia="ＭＳ Ｐ明朝" w:hAnsi="ＭＳ Ｐ明朝" w:cs="Arial"/>
+          <w:sz w:val="22"/>
+          <w:szCs w:val="22"/>
         </w:rPr>
         <w:t>勢</w:t>
       </w:r>
       <w:r>
         <w:rPr>
           <w:rFonts w:ascii="ＭＳ Ｐ明朝" w:eastAsia="ＭＳ Ｐ明朝" w:hAnsi="ＭＳ Ｐ明朝" w:cs="Arial" w:hint="eastAsia"/>
+          <w:sz w:val="22"/>
+          <w:szCs w:val="22"/>
         </w:rPr>
         <w:t xml:space="preserve">　　</w:t>
       </w:r>
       <w:r>
         <w:rPr>
           <w:rFonts w:ascii="ＭＳ Ｐ明朝" w:eastAsia="ＭＳ Ｐ明朝" w:hAnsi="ＭＳ Ｐ明朝" w:cs="Arial"/>
+          <w:sz w:val="22"/>
+          <w:szCs w:val="22"/>
         </w:rPr>
         <w:t>元</w:t>
       </w:r>
@@ -839,7 +843,6 @@
     <w:p>
       <w:pPr>
         <w:ind w:firstLineChars="100" w:firstLine="220"/>
-        <w:jc w:val="center"/>
         <w:rPr>
           <w:rFonts w:ascii="ＭＳ Ｐ明朝" w:eastAsia="ＭＳ Ｐ明朝" w:hAnsi="ＭＳ Ｐ明朝" w:cs="Arial"/>
           <w:sz w:val="22"/>
@@ -847,16 +850,7 @@
         </w:rPr>
         <w:pageBreakBefore/>
       </w:pPr>
-      <w:r>
-        <w:rPr>
-          <w:rFonts w:ascii="ＭＳ Ｐ明朝" w:hAnsi="ＭＳ Ｐ明朝" w:eastAsia="ＭＳ Ｐ明朝"/>
-          <w:b/>
-          <w:sz w:val="32"/>
-        </w:rPr>
-        <w:t>目次</w:t>
-      </w:r>
     </w:p>
-    <w:p/>
     <w:p>
       <w:pPr>
         <w:pStyle w:val="10"/>
@@ -870,31 +864,85 @@
       </w:pPr>
       <w:r>
         <w:rPr>
-          <w:rFonts w:ascii="ＭＳ Ｐ明朝" w:eastAsia="ＭＳ Ｐ明朝" w:hAnsi="ＭＳ Ｐ明朝" w:cs="Arial Unicode MS"/>
-          <w:noProof/>
-        </w:rPr>
-        <w:t>Ⅰ　新株予約権の評価概要</w:t>
-      </w:r>
-      <w:r>
-        <w:rPr>
-          <w:noProof/>
-          <w:webHidden/>
-        </w:rPr>
-        <w:tab/>
-      </w:r>
-      <w:r>
-        <w:rPr>
-          <w:noProof/>
-          <w:webHidden/>
-        </w:rPr>
-      </w:r>
-      <w:r>
-        <w:rPr>
-          <w:noProof/>
-          <w:webHidden/>
-        </w:rPr>
-        <w:t>1</w:t>
-      </w:r>
+          <w:rFonts w:ascii="ＭＳ Ｐ明朝" w:eastAsia="ＭＳ Ｐ明朝" w:hAnsi="ＭＳ Ｐ明朝" w:cs="メイリオ"/>
+          <w:sz w:val="22"/>
+          <w:szCs w:val="22"/>
+        </w:rPr>
+        <w:fldChar w:fldCharType="begin"/>
+      </w:r>
+      <w:r>
+        <w:rPr>
+          <w:rFonts w:ascii="ＭＳ Ｐ明朝" w:eastAsia="ＭＳ Ｐ明朝" w:hAnsi="ＭＳ Ｐ明朝" w:cs="メイリオ"/>
+          <w:sz w:val="22"/>
+          <w:szCs w:val="22"/>
+        </w:rPr>
+        <w:instrText xml:space="preserve"> TOC \o "1-2" \h \z \u </w:instrText>
+      </w:r>
+      <w:r>
+        <w:rPr>
+          <w:rFonts w:ascii="ＭＳ Ｐ明朝" w:eastAsia="ＭＳ Ｐ明朝" w:hAnsi="ＭＳ Ｐ明朝" w:cs="メイリオ"/>
+          <w:sz w:val="22"/>
+          <w:szCs w:val="22"/>
+        </w:rPr>
+        <w:fldChar w:fldCharType="separate"/>
+      </w:r>
+      <w:hyperlink w:anchor="_Toc223971637" w:history="1">
+        <w:r>
+          <w:rPr>
+            <w:rFonts w:ascii="ＭＳ Ｐ明朝" w:eastAsia="ＭＳ Ｐ明朝" w:hAnsi="ＭＳ Ｐ明朝" w:cs="Arial Unicode MS"/>
+            <w:noProof/>
+          </w:rPr>
+          <w:t>Ⅰ　新株予約権の評価概要</w:t>
+        </w:r>
+        <w:r>
+          <w:rPr>
+            <w:noProof/>
+            <w:webHidden/>
+          </w:rPr>
+          <w:tab/>
+        </w:r>
+        <w:r>
+          <w:rPr>
+            <w:noProof/>
+            <w:webHidden/>
+          </w:rPr>
+          <w:fldChar w:fldCharType="begin"/>
+        </w:r>
+        <w:r>
+          <w:rPr>
+            <w:noProof/>
+            <w:webHidden/>
+          </w:rPr>
+          <w:instrText xml:space="preserve"> PAGEREF _Toc223971637 \h </w:instrText>
+        </w:r>
+        <w:r>
+          <w:rPr>
+            <w:noProof/>
+            <w:webHidden/>
+          </w:rPr>
+        </w:r>
+        <w:r>
+          <w:rPr>
+            <w:noProof/>
+            <w:webHidden/>
+          </w:rPr>
+          <w:fldChar w:fldCharType="separate"/>
+        </w:r>
+        <w:r>
+          <w:rPr>
+            <w:noProof/>
+            <w:webHidden/>
+          </w:rPr>
+          <w:t>1</w:t>
+        </w:r>
+        <w:r>
+          <w:rPr>
+            <w:noProof/>
+            <w:webHidden/>
+          </w:rPr>
+          <w:fldChar w:fldCharType="end"/>
+        </w:r>
+      </w:hyperlink>
     </w:p>
     <w:p>
       <w:pPr>
@@ -911,33 +959,63 @@
           <w14:ligatures w14:val="standardContextual"/>
         </w:rPr>
       </w:pPr>
-      <w:r>
-        <w:rPr>
-          <w:rFonts w:ascii="ＭＳ Ｐ明朝" w:eastAsia="ＭＳ Ｐ明朝" w:hAnsi="ＭＳ Ｐ明朝" w:cs="Arial"/>
-          <w:noProof/>
-        </w:rPr>
-        <w:t>1. 新株予約権の評価額</w:t>
-      </w:r>
-      <w:r>
-        <w:rPr>
-          <w:noProof/>
-          <w:webHidden/>
-        </w:rPr>
-        <w:tab/>
-      </w:r>
-      <w:r>
-        <w:rPr>
-          <w:noProof/>
-          <w:webHidden/>
-        </w:rPr>
-      </w:r>
-      <w:r>
-        <w:rPr>
-          <w:noProof/>
-          <w:webHidden/>
-        </w:rPr>
-        <w:t>1</w:t>
-      </w:r>
+      <w:hyperlink w:anchor="_Toc223971638" w:history="1">
+        <w:r>
+          <w:rPr>
+            <w:rFonts w:ascii="ＭＳ Ｐ明朝" w:eastAsia="ＭＳ Ｐ明朝" w:hAnsi="ＭＳ Ｐ明朝" w:cs="Arial"/>
+            <w:noProof/>
+          </w:rPr>
+          <w:t>1. 新株予約権の評価額</w:t>
+        </w:r>
+        <w:r>
+          <w:rPr>
+            <w:noProof/>
+            <w:webHidden/>
+          </w:rPr>
+          <w:tab/>
+        </w:r>
+        <w:r>
+          <w:rPr>
+            <w:noProof/>
+            <w:webHidden/>
+          </w:rPr>
+          <w:fldChar w:fldCharType="begin"/>
+        </w:r>
+        <w:r>
+          <w:rPr>
+            <w:noProof/>
+            <w:webHidden/>
+          </w:rPr>
+          <w:instrText xml:space="preserve"> PAGEREF _Toc223971638 \h </w:instrText>
+        </w:r>
+        <w:r>
+          <w:rPr>
+            <w:noProof/>
+            <w:webHidden/>
+          </w:rPr>
+        </w:r>
+        <w:r>
+          <w:rPr>
+            <w:noProof/>
+            <w:webHidden/>
+          </w:rPr>
+          <w:fldChar w:fldCharType="separate"/>
+        </w:r>
+        <w:r>
+          <w:rPr>
+            <w:noProof/>
+            <w:webHidden/>
+          </w:rPr>
+          <w:t>1</w:t>
+        </w:r>
+        <w:r>
+          <w:rPr>
+            <w:noProof/>
+            <w:webHidden/>
+          </w:rPr>
+          <w:fldChar w:fldCharType="end"/>
+        </w:r>
+      </w:hyperlink>
     </w:p>
     <w:p>
       <w:pPr>
@@ -954,33 +1032,63 @@
           <w14:ligatures w14:val="standardContextual"/>
         </w:rPr>
       </w:pPr>
-      <w:r>
-        <w:rPr>
-          <w:rFonts w:ascii="ＭＳ Ｐ明朝" w:eastAsia="ＭＳ Ｐ明朝" w:hAnsi="ＭＳ Ｐ明朝" w:cs="Arial"/>
-          <w:noProof/>
-        </w:rPr>
-        <w:t>2. 新株予約権の評価額の算定方法</w:t>
-      </w:r>
-      <w:r>
-        <w:rPr>
-          <w:noProof/>
-          <w:webHidden/>
-        </w:rPr>
-        <w:tab/>
-      </w:r>
-      <w:r>
-        <w:rPr>
-          <w:noProof/>
-          <w:webHidden/>
-        </w:rPr>
-      </w:r>
-      <w:r>
-        <w:rPr>
-          <w:noProof/>
-          <w:webHidden/>
-        </w:rPr>
-        <w:t>2</w:t>
-      </w:r>
+      <w:hyperlink w:anchor="_Toc223971639" w:history="1">
+        <w:r>
+          <w:rPr>
+            <w:rFonts w:ascii="ＭＳ Ｐ明朝" w:eastAsia="ＭＳ Ｐ明朝" w:hAnsi="ＭＳ Ｐ明朝" w:cs="Arial"/>
+            <w:noProof/>
+          </w:rPr>
+          <w:t>2. 新株予約権の評価額の算定方法</w:t>
+        </w:r>
+        <w:r>
+          <w:rPr>
+            <w:noProof/>
+            <w:webHidden/>
+          </w:rPr>
+          <w:tab/>
+        </w:r>
+        <w:r>
+          <w:rPr>
+            <w:noProof/>
+            <w:webHidden/>
+          </w:rPr>
+          <w:fldChar w:fldCharType="begin"/>
+        </w:r>
+        <w:r>
+          <w:rPr>
+            <w:noProof/>
+            <w:webHidden/>
+          </w:rPr>
+          <w:instrText xml:space="preserve"> PAGEREF _Toc223971639 \h </w:instrText>
+        </w:r>
+        <w:r>
+          <w:rPr>
+            <w:noProof/>
+            <w:webHidden/>
+          </w:rPr>
+        </w:r>
+        <w:r>
+          <w:rPr>
+            <w:noProof/>
+            <w:webHidden/>
+          </w:rPr>
+          <w:fldChar w:fldCharType="separate"/>
+        </w:r>
+        <w:r>
+          <w:rPr>
+            <w:noProof/>
+            <w:webHidden/>
+          </w:rPr>
+          <w:t>2</w:t>
+        </w:r>
+        <w:r>
+          <w:rPr>
+            <w:noProof/>
+            <w:webHidden/>
+          </w:rPr>
+          <w:fldChar w:fldCharType="end"/>
+        </w:r>
+      </w:hyperlink>
     </w:p>
     <w:p>
       <w:pPr>
@@ -997,33 +1105,63 @@
           <w14:ligatures w14:val="standardContextual"/>
         </w:rPr>
       </w:pPr>
-      <w:r>
-        <w:rPr>
-          <w:rFonts w:ascii="ＭＳ Ｐ明朝" w:eastAsia="ＭＳ Ｐ明朝" w:hAnsi="ＭＳ Ｐ明朝" w:cs="Arial"/>
-          <w:noProof/>
-        </w:rPr>
-        <w:t>3. 新株予約権の評価額の算定基準日</w:t>
-      </w:r>
-      <w:r>
-        <w:rPr>
-          <w:noProof/>
-          <w:webHidden/>
-        </w:rPr>
-        <w:tab/>
-      </w:r>
-      <w:r>
-        <w:rPr>
-          <w:noProof/>
-          <w:webHidden/>
-        </w:rPr>
-      </w:r>
-      <w:r>
-        <w:rPr>
-          <w:noProof/>
-          <w:webHidden/>
-        </w:rPr>
-        <w:t>2</w:t>
-      </w:r>
+      <w:hyperlink w:anchor="_Toc223971640" w:history="1">
+        <w:r>
+          <w:rPr>
+            <w:rFonts w:ascii="ＭＳ Ｐ明朝" w:eastAsia="ＭＳ Ｐ明朝" w:hAnsi="ＭＳ Ｐ明朝" w:cs="Arial"/>
+            <w:noProof/>
+          </w:rPr>
+          <w:t>3. 新株予約権の評価額の算定基準日</w:t>
+        </w:r>
+        <w:r>
+          <w:rPr>
+            <w:noProof/>
+            <w:webHidden/>
+          </w:rPr>
+          <w:tab/>
+        </w:r>
+        <w:r>
+          <w:rPr>
+            <w:noProof/>
+            <w:webHidden/>
+          </w:rPr>
+          <w:fldChar w:fldCharType="begin"/>
+        </w:r>
+        <w:r>
+          <w:rPr>
+            <w:noProof/>
+            <w:webHidden/>
+          </w:rPr>
+          <w:instrText xml:space="preserve"> PAGEREF _Toc223971640 \h </w:instrText>
+        </w:r>
+        <w:r>
+          <w:rPr>
+            <w:noProof/>
+            <w:webHidden/>
+          </w:rPr>
+        </w:r>
+        <w:r>
+          <w:rPr>
+            <w:noProof/>
+            <w:webHidden/>
+          </w:rPr>
+          <w:fldChar w:fldCharType="separate"/>
+        </w:r>
+        <w:r>
+          <w:rPr>
+            <w:noProof/>
+            <w:webHidden/>
+          </w:rPr>
+          <w:t>2</w:t>
+        </w:r>
+        <w:r>
+          <w:rPr>
+            <w:noProof/>
+            <w:webHidden/>
+          </w:rPr>
+          <w:fldChar w:fldCharType="end"/>
+        </w:r>
+      </w:hyperlink>
     </w:p>
     <w:p>
       <w:pPr>
@@ -1040,33 +1178,63 @@
           <w14:ligatures w14:val="standardContextual"/>
         </w:rPr>
       </w:pPr>
-      <w:r>
-        <w:rPr>
-          <w:rFonts w:ascii="ＭＳ Ｐ明朝" w:eastAsia="ＭＳ Ｐ明朝" w:hAnsi="ＭＳ Ｐ明朝" w:cs="Arial"/>
-          <w:noProof/>
-        </w:rPr>
-        <w:t>4. 新株予約権評価の目的</w:t>
-      </w:r>
-      <w:r>
-        <w:rPr>
-          <w:noProof/>
-          <w:webHidden/>
-        </w:rPr>
-        <w:tab/>
-      </w:r>
-      <w:r>
-        <w:rPr>
-          <w:noProof/>
-          <w:webHidden/>
-        </w:rPr>
-      </w:r>
-      <w:r>
-        <w:rPr>
-          <w:noProof/>
-          <w:webHidden/>
-        </w:rPr>
-        <w:t>2</w:t>
-      </w:r>
+      <w:hyperlink w:anchor="_Toc223971641" w:history="1">
+        <w:r>
+          <w:rPr>
+            <w:rFonts w:ascii="ＭＳ Ｐ明朝" w:eastAsia="ＭＳ Ｐ明朝" w:hAnsi="ＭＳ Ｐ明朝" w:cs="Arial"/>
+            <w:noProof/>
+          </w:rPr>
+          <w:t>4. 新株予約権評価の目的</w:t>
+        </w:r>
+        <w:r>
+          <w:rPr>
+            <w:noProof/>
+            <w:webHidden/>
+          </w:rPr>
+          <w:tab/>
+        </w:r>
+        <w:r>
+          <w:rPr>
+            <w:noProof/>
+            <w:webHidden/>
+          </w:rPr>
+          <w:fldChar w:fldCharType="begin"/>
+        </w:r>
+        <w:r>
+          <w:rPr>
+            <w:noProof/>
+            <w:webHidden/>
+          </w:rPr>
+          <w:instrText xml:space="preserve"> PAGEREF _Toc223971641 \h </w:instrText>
+        </w:r>
+        <w:r>
+          <w:rPr>
+            <w:noProof/>
+            <w:webHidden/>
+          </w:rPr>
+        </w:r>
+        <w:r>
+          <w:rPr>
+            <w:noProof/>
+            <w:webHidden/>
+          </w:rPr>
+          <w:fldChar w:fldCharType="separate"/>
+        </w:r>
+        <w:r>
+          <w:rPr>
+            <w:noProof/>
+            <w:webHidden/>
+          </w:rPr>
+          <w:t>2</w:t>
+        </w:r>
+        <w:r>
+          <w:rPr>
+            <w:noProof/>
+            <w:webHidden/>
+          </w:rPr>
+          <w:fldChar w:fldCharType="end"/>
+        </w:r>
+      </w:hyperlink>
     </w:p>
     <w:p>
       <w:pPr>
@@ -1083,33 +1251,63 @@
           <w14:ligatures w14:val="standardContextual"/>
         </w:rPr>
       </w:pPr>
-      <w:r>
-        <w:rPr>
-          <w:rFonts w:ascii="ＭＳ Ｐ明朝" w:eastAsia="ＭＳ Ｐ明朝" w:hAnsi="ＭＳ Ｐ明朝" w:cs="Arial"/>
-          <w:noProof/>
-        </w:rPr>
-        <w:t>5. 新株予約権の評価額の算定に当たって採用した変数</w:t>
-      </w:r>
-      <w:r>
-        <w:rPr>
-          <w:noProof/>
-          <w:webHidden/>
-        </w:rPr>
-        <w:tab/>
-      </w:r>
-      <w:r>
-        <w:rPr>
-          <w:noProof/>
-          <w:webHidden/>
-        </w:rPr>
-      </w:r>
-      <w:r>
-        <w:rPr>
-          <w:noProof/>
-          <w:webHidden/>
-        </w:rPr>
-        <w:t>3</w:t>
-      </w:r>
+      <w:hyperlink w:anchor="_Toc223971642" w:history="1">
+        <w:r>
+          <w:rPr>
+            <w:rFonts w:ascii="ＭＳ Ｐ明朝" w:eastAsia="ＭＳ Ｐ明朝" w:hAnsi="ＭＳ Ｐ明朝" w:cs="Arial"/>
+            <w:noProof/>
+          </w:rPr>
+          <w:t>5. 新株予約権の評価額の算定に当たって採用した変数</w:t>
+        </w:r>
+        <w:r>
+          <w:rPr>
+            <w:noProof/>
+            <w:webHidden/>
+          </w:rPr>
+          <w:tab/>
+        </w:r>
+        <w:r>
+          <w:rPr>
+            <w:noProof/>
+            <w:webHidden/>
+          </w:rPr>
+          <w:fldChar w:fldCharType="begin"/>
+        </w:r>
+        <w:r>
+          <w:rPr>
+            <w:noProof/>
+            <w:webHidden/>
+          </w:rPr>
+          <w:instrText xml:space="preserve"> PAGEREF _Toc223971642 \h </w:instrText>
+        </w:r>
+        <w:r>
+          <w:rPr>
+            <w:noProof/>
+            <w:webHidden/>
+          </w:rPr>
+        </w:r>
+        <w:r>
+          <w:rPr>
+            <w:noProof/>
+            <w:webHidden/>
+          </w:rPr>
+          <w:fldChar w:fldCharType="separate"/>
+        </w:r>
+        <w:r>
+          <w:rPr>
+            <w:noProof/>
+            <w:webHidden/>
+          </w:rPr>
+          <w:t>3</w:t>
+        </w:r>
+        <w:r>
+          <w:rPr>
+            <w:noProof/>
+            <w:webHidden/>
+          </w:rPr>
+          <w:fldChar w:fldCharType="end"/>
+        </w:r>
+      </w:hyperlink>
     </w:p>
     <w:p>
       <w:pPr>
@@ -1126,33 +1324,63 @@
           <w14:ligatures w14:val="standardContextual"/>
         </w:rPr>
       </w:pPr>
-      <w:r>
-        <w:rPr>
-          <w:rFonts w:ascii="ＭＳ Ｐ明朝" w:eastAsia="ＭＳ Ｐ明朝" w:hAnsi="ＭＳ Ｐ明朝" w:cs="Arial"/>
-          <w:noProof/>
-        </w:rPr>
-        <w:t>6. 新株予約権の評価額の算定に当たって採用した仮定</w:t>
-      </w:r>
-      <w:r>
-        <w:rPr>
-          <w:noProof/>
-          <w:webHidden/>
-        </w:rPr>
-        <w:tab/>
-      </w:r>
-      <w:r>
-        <w:rPr>
-          <w:noProof/>
-          <w:webHidden/>
-        </w:rPr>
-      </w:r>
-      <w:r>
-        <w:rPr>
-          <w:noProof/>
-          <w:webHidden/>
-        </w:rPr>
-        <w:t>5</w:t>
-      </w:r>
+      <w:hyperlink w:anchor="_Toc223971643" w:history="1">
+        <w:r>
+          <w:rPr>
+            <w:rFonts w:ascii="ＭＳ Ｐ明朝" w:eastAsia="ＭＳ Ｐ明朝" w:hAnsi="ＭＳ Ｐ明朝" w:cs="Arial"/>
+            <w:noProof/>
+          </w:rPr>
+          <w:t>6. 新株予約権の評価額の算定に当たって採用した仮定</w:t>
+        </w:r>
+        <w:r>
+          <w:rPr>
+            <w:noProof/>
+            <w:webHidden/>
+          </w:rPr>
+          <w:tab/>
+        </w:r>
+        <w:r>
+          <w:rPr>
+            <w:noProof/>
+            <w:webHidden/>
+          </w:rPr>
+          <w:fldChar w:fldCharType="begin"/>
+        </w:r>
+        <w:r>
+          <w:rPr>
+            <w:noProof/>
+            <w:webHidden/>
+          </w:rPr>
+          <w:instrText xml:space="preserve"> PAGEREF _Toc223971643 \h </w:instrText>
+        </w:r>
+        <w:r>
+          <w:rPr>
+            <w:noProof/>
+            <w:webHidden/>
+          </w:rPr>
+        </w:r>
+        <w:r>
+          <w:rPr>
+            <w:noProof/>
+            <w:webHidden/>
+          </w:rPr>
+          <w:fldChar w:fldCharType="separate"/>
+        </w:r>
+        <w:r>
+          <w:rPr>
+            <w:noProof/>
+            <w:webHidden/>
+          </w:rPr>
+          <w:t>5</w:t>
+        </w:r>
+        <w:r>
+          <w:rPr>
+            <w:noProof/>
+            <w:webHidden/>
+          </w:rPr>
+          <w:fldChar w:fldCharType="end"/>
+        </w:r>
+      </w:hyperlink>
     </w:p>
     <w:p>
       <w:pPr>
@@ -1169,33 +1397,63 @@
           <w14:ligatures w14:val="standardContextual"/>
         </w:rPr>
       </w:pPr>
-      <w:r>
-        <w:rPr>
-          <w:rFonts w:ascii="ＭＳ Ｐ明朝" w:eastAsia="ＭＳ Ｐ明朝" w:hAnsi="ＭＳ Ｐ明朝" w:cs="Arial"/>
-          <w:noProof/>
-        </w:rPr>
-        <w:t>7. 評価対象企業の概要（基準日現在）</w:t>
-      </w:r>
-      <w:r>
-        <w:rPr>
-          <w:noProof/>
-          <w:webHidden/>
-        </w:rPr>
-        <w:tab/>
-      </w:r>
-      <w:r>
-        <w:rPr>
-          <w:noProof/>
-          <w:webHidden/>
-        </w:rPr>
-      </w:r>
-      <w:r>
-        <w:rPr>
-          <w:noProof/>
-          <w:webHidden/>
-        </w:rPr>
-        <w:t>6</w:t>
-      </w:r>
+      <w:hyperlink w:anchor="_Toc223971644" w:history="1">
+        <w:r>
+          <w:rPr>
+            <w:rFonts w:ascii="ＭＳ Ｐ明朝" w:eastAsia="ＭＳ Ｐ明朝" w:hAnsi="ＭＳ Ｐ明朝" w:cs="Arial"/>
+            <w:noProof/>
+          </w:rPr>
+          <w:t>7. 評価対象企業の概要（基準日現在）</w:t>
+        </w:r>
+        <w:r>
+          <w:rPr>
+            <w:noProof/>
+            <w:webHidden/>
+          </w:rPr>
+          <w:tab/>
+        </w:r>
+        <w:r>
+          <w:rPr>
+            <w:noProof/>
+            <w:webHidden/>
+          </w:rPr>
+          <w:fldChar w:fldCharType="begin"/>
+        </w:r>
+        <w:r>
+          <w:rPr>
+            <w:noProof/>
+            <w:webHidden/>
+          </w:rPr>
+          <w:instrText xml:space="preserve"> PAGEREF _Toc223971644 \h </w:instrText>
+        </w:r>
+        <w:r>
+          <w:rPr>
+            <w:noProof/>
+            <w:webHidden/>
+          </w:rPr>
+        </w:r>
+        <w:r>
+          <w:rPr>
+            <w:noProof/>
+            <w:webHidden/>
+          </w:rPr>
+          <w:fldChar w:fldCharType="separate"/>
+        </w:r>
+        <w:r>
+          <w:rPr>
+            <w:noProof/>
+            <w:webHidden/>
+          </w:rPr>
+          <w:t>6</w:t>
+        </w:r>
+        <w:r>
+          <w:rPr>
+            <w:noProof/>
+            <w:webHidden/>
+          </w:rPr>
+          <w:fldChar w:fldCharType="end"/>
+        </w:r>
+      </w:hyperlink>
     </w:p>
     <w:p>
       <w:pPr>
@@ -1212,40 +1470,70 @@
           <w14:ligatures w14:val="standardContextual"/>
         </w:rPr>
       </w:pPr>
-      <w:r>
-        <w:rPr>
-          <w:rFonts w:ascii="ＭＳ Ｐ明朝" w:eastAsia="ＭＳ Ｐ明朝" w:hAnsi="ＭＳ Ｐ明朝"/>
-          <w:noProof/>
-        </w:rPr>
-        <w:t xml:space="preserve">8. </w:t>
-      </w:r>
-      <w:r>
-        <w:rPr>
-          <w:rFonts w:ascii="ＭＳ Ｐ明朝" w:eastAsia="ＭＳ Ｐ明朝" w:hAnsi="ＭＳ Ｐ明朝" w:cs="Arial"/>
-          <w:noProof/>
-        </w:rPr>
-        <w:t>新株予約権の概要</w:t>
-      </w:r>
-      <w:r>
-        <w:rPr>
-          <w:noProof/>
-          <w:webHidden/>
-        </w:rPr>
-        <w:tab/>
-      </w:r>
-      <w:r>
-        <w:rPr>
-          <w:noProof/>
-          <w:webHidden/>
-        </w:rPr>
-      </w:r>
-      <w:r>
-        <w:rPr>
-          <w:noProof/>
-          <w:webHidden/>
-        </w:rPr>
-        <w:t>7</w:t>
-      </w:r>
+      <w:hyperlink w:anchor="_Toc223971645" w:history="1">
+        <w:r>
+          <w:rPr>
+            <w:rFonts w:ascii="ＭＳ Ｐ明朝" w:eastAsia="ＭＳ Ｐ明朝" w:hAnsi="ＭＳ Ｐ明朝"/>
+            <w:noProof/>
+          </w:rPr>
+          <w:t xml:space="preserve">8. </w:t>
+        </w:r>
+        <w:r>
+          <w:rPr>
+            <w:rFonts w:ascii="ＭＳ Ｐ明朝" w:eastAsia="ＭＳ Ｐ明朝" w:hAnsi="ＭＳ Ｐ明朝" w:cs="Arial"/>
+            <w:noProof/>
+          </w:rPr>
+          <w:t>新株予約権の概要</w:t>
+        </w:r>
+        <w:r>
+          <w:rPr>
+            <w:noProof/>
+            <w:webHidden/>
+          </w:rPr>
+          <w:tab/>
+        </w:r>
+        <w:r>
+          <w:rPr>
+            <w:noProof/>
+            <w:webHidden/>
+          </w:rPr>
+          <w:fldChar w:fldCharType="begin"/>
+        </w:r>
+        <w:r>
+          <w:rPr>
+            <w:noProof/>
+            <w:webHidden/>
+          </w:rPr>
+          <w:instrText xml:space="preserve"> PAGEREF _Toc223971645 \h </w:instrText>
+        </w:r>
+        <w:r>
+          <w:rPr>
+            <w:noProof/>
+            <w:webHidden/>
+          </w:rPr>
+        </w:r>
+        <w:r>
+          <w:rPr>
+            <w:noProof/>
+            <w:webHidden/>
+          </w:rPr>
+          <w:fldChar w:fldCharType="separate"/>
+        </w:r>
+        <w:r>
+          <w:rPr>
+            <w:noProof/>
+            <w:webHidden/>
+          </w:rPr>
+          <w:t>7</w:t>
+        </w:r>
+        <w:r>
+          <w:rPr>
+            <w:noProof/>
+            <w:webHidden/>
+          </w:rPr>
+          <w:fldChar w:fldCharType="end"/>
+        </w:r>
+      </w:hyperlink>
     </w:p>
     <w:p>
       <w:pPr>
@@ -1258,40 +1546,70 @@
           <w14:ligatures w14:val="standardContextual"/>
         </w:rPr>
       </w:pPr>
-      <w:r>
-        <w:rPr>
-          <w:rFonts w:ascii="ＭＳ Ｐ明朝" w:eastAsia="ＭＳ Ｐ明朝" w:hAnsi="ＭＳ Ｐ明朝" w:cs="ＭＳ ゴシック"/>
-          <w:noProof/>
-        </w:rPr>
-        <w:t>Ⅱ</w:t>
-      </w:r>
-      <w:r>
-        <w:rPr>
-          <w:rFonts w:ascii="ＭＳ Ｐ明朝" w:eastAsia="ＭＳ Ｐ明朝" w:hAnsi="ＭＳ Ｐ明朝" w:cs="Arial"/>
-          <w:noProof/>
-        </w:rPr>
-        <w:t xml:space="preserve">　新株予約権の評価額算定の内容</w:t>
-      </w:r>
-      <w:r>
-        <w:rPr>
-          <w:noProof/>
-          <w:webHidden/>
-        </w:rPr>
-        <w:tab/>
-      </w:r>
-      <w:r>
-        <w:rPr>
-          <w:noProof/>
-          <w:webHidden/>
-        </w:rPr>
-      </w:r>
-      <w:r>
-        <w:rPr>
-          <w:noProof/>
-          <w:webHidden/>
-        </w:rPr>
-        <w:t>8</w:t>
-      </w:r>
+      <w:hyperlink w:anchor="_Toc223971646" w:history="1">
+        <w:r>
+          <w:rPr>
+            <w:rFonts w:ascii="ＭＳ Ｐ明朝" w:eastAsia="ＭＳ Ｐ明朝" w:hAnsi="ＭＳ Ｐ明朝" w:cs="ＭＳ ゴシック"/>
+            <w:noProof/>
+          </w:rPr>
+          <w:t>Ⅱ</w:t>
+        </w:r>
+        <w:r>
+          <w:rPr>
+            <w:rFonts w:ascii="ＭＳ Ｐ明朝" w:eastAsia="ＭＳ Ｐ明朝" w:hAnsi="ＭＳ Ｐ明朝" w:cs="Arial"/>
+            <w:noProof/>
+          </w:rPr>
+          <w:t xml:space="preserve">　新株予約権の評価額算定の内容</w:t>
+        </w:r>
+        <w:r>
+          <w:rPr>
+            <w:noProof/>
+            <w:webHidden/>
+          </w:rPr>
+          <w:tab/>
+        </w:r>
+        <w:r>
+          <w:rPr>
+            <w:noProof/>
+            <w:webHidden/>
+          </w:rPr>
+          <w:fldChar w:fldCharType="begin"/>
+        </w:r>
+        <w:r>
+          <w:rPr>
+            <w:noProof/>
+            <w:webHidden/>
+          </w:rPr>
+          <w:instrText xml:space="preserve"> PAGEREF _Toc223971646 \h </w:instrText>
+        </w:r>
+        <w:r>
+          <w:rPr>
+            <w:noProof/>
+            <w:webHidden/>
+          </w:rPr>
+        </w:r>
+        <w:r>
+          <w:rPr>
+            <w:noProof/>
+            <w:webHidden/>
+          </w:rPr>
+          <w:fldChar w:fldCharType="separate"/>
+        </w:r>
+        <w:r>
+          <w:rPr>
+            <w:noProof/>
+            <w:webHidden/>
+          </w:rPr>
+          <w:t>8</w:t>
+        </w:r>
+        <w:r>
+          <w:rPr>
+            <w:noProof/>
+            <w:webHidden/>
+          </w:rPr>
+          <w:fldChar w:fldCharType="end"/>
+        </w:r>
+      </w:hyperlink>
     </w:p>
     <w:p>
       <w:pPr>
@@ -1308,33 +1626,63 @@
           <w14:ligatures w14:val="standardContextual"/>
         </w:rPr>
       </w:pPr>
-      <w:r>
-        <w:rPr>
-          <w:rFonts w:ascii="ＭＳ Ｐ明朝" w:eastAsia="ＭＳ Ｐ明朝" w:hAnsi="ＭＳ Ｐ明朝" w:cs="Arial"/>
-          <w:noProof/>
-        </w:rPr>
-        <w:t>1. 算定方法の選択</w:t>
-      </w:r>
-      <w:r>
-        <w:rPr>
-          <w:noProof/>
-          <w:webHidden/>
-        </w:rPr>
-        <w:tab/>
-      </w:r>
-      <w:r>
-        <w:rPr>
-          <w:noProof/>
-          <w:webHidden/>
-        </w:rPr>
-      </w:r>
-      <w:r>
-        <w:rPr>
-          <w:noProof/>
-          <w:webHidden/>
-        </w:rPr>
-        <w:t>8</w:t>
-      </w:r>
+      <w:hyperlink w:anchor="_Toc223971647" w:history="1">
+        <w:r>
+          <w:rPr>
+            <w:rFonts w:ascii="ＭＳ Ｐ明朝" w:eastAsia="ＭＳ Ｐ明朝" w:hAnsi="ＭＳ Ｐ明朝" w:cs="Arial"/>
+            <w:noProof/>
+          </w:rPr>
+          <w:t>1. 算定方法の選択</w:t>
+        </w:r>
+        <w:r>
+          <w:rPr>
+            <w:noProof/>
+            <w:webHidden/>
+          </w:rPr>
+          <w:tab/>
+        </w:r>
+        <w:r>
+          <w:rPr>
+            <w:noProof/>
+            <w:webHidden/>
+          </w:rPr>
+          <w:fldChar w:fldCharType="begin"/>
+        </w:r>
+        <w:r>
+          <w:rPr>
+            <w:noProof/>
+            <w:webHidden/>
+          </w:rPr>
+          <w:instrText xml:space="preserve"> PAGEREF _Toc223971647 \h </w:instrText>
+        </w:r>
+        <w:r>
+          <w:rPr>
+            <w:noProof/>
+            <w:webHidden/>
+          </w:rPr>
+        </w:r>
+        <w:r>
+          <w:rPr>
+            <w:noProof/>
+            <w:webHidden/>
+          </w:rPr>
+          <w:fldChar w:fldCharType="separate"/>
+        </w:r>
+        <w:r>
+          <w:rPr>
+            <w:noProof/>
+            <w:webHidden/>
+          </w:rPr>
+          <w:t>8</w:t>
+        </w:r>
+        <w:r>
+          <w:rPr>
+            <w:noProof/>
+            <w:webHidden/>
+          </w:rPr>
+          <w:fldChar w:fldCharType="end"/>
+        </w:r>
+      </w:hyperlink>
     </w:p>
     <w:p>
       <w:pPr>
@@ -1351,33 +1699,63 @@
           <w14:ligatures w14:val="standardContextual"/>
         </w:rPr>
       </w:pPr>
-      <w:r>
-        <w:rPr>
-          <w:rFonts w:ascii="ＭＳ Ｐ明朝" w:eastAsia="ＭＳ Ｐ明朝" w:hAnsi="ＭＳ Ｐ明朝" w:cs="Arial"/>
-          <w:noProof/>
-        </w:rPr>
-        <w:t>2. モンテカルロ・シミュレーションによる算定方法</w:t>
-      </w:r>
-      <w:r>
-        <w:rPr>
-          <w:noProof/>
-          <w:webHidden/>
-        </w:rPr>
-        <w:tab/>
-      </w:r>
-      <w:r>
-        <w:rPr>
-          <w:noProof/>
-          <w:webHidden/>
-        </w:rPr>
-      </w:r>
-      <w:r>
-        <w:rPr>
-          <w:noProof/>
-          <w:webHidden/>
-        </w:rPr>
-        <w:t>9</w:t>
-      </w:r>
+      <w:hyperlink w:anchor="_Toc223971648" w:history="1">
+        <w:r>
+          <w:rPr>
+            <w:rFonts w:ascii="ＭＳ Ｐ明朝" w:eastAsia="ＭＳ Ｐ明朝" w:hAnsi="ＭＳ Ｐ明朝" w:cs="Arial"/>
+            <w:noProof/>
+          </w:rPr>
+          <w:t>2. モンテカルロ・シミュレーションによる算定方法</w:t>
+        </w:r>
+        <w:r>
+          <w:rPr>
+            <w:noProof/>
+            <w:webHidden/>
+          </w:rPr>
+          <w:tab/>
+        </w:r>
+        <w:r>
+          <w:rPr>
+            <w:noProof/>
+            <w:webHidden/>
+          </w:rPr>
+          <w:fldChar w:fldCharType="begin"/>
+        </w:r>
+        <w:r>
+          <w:rPr>
+            <w:noProof/>
+            <w:webHidden/>
+          </w:rPr>
+          <w:instrText xml:space="preserve"> PAGEREF _Toc223971648 \h </w:instrText>
+        </w:r>
+        <w:r>
+          <w:rPr>
+            <w:noProof/>
+            <w:webHidden/>
+          </w:rPr>
+        </w:r>
+        <w:r>
+          <w:rPr>
+            <w:noProof/>
+            <w:webHidden/>
+          </w:rPr>
+          <w:fldChar w:fldCharType="separate"/>
+        </w:r>
+        <w:r>
+          <w:rPr>
+            <w:noProof/>
+            <w:webHidden/>
+          </w:rPr>
+          <w:t>9</w:t>
+        </w:r>
+        <w:r>
+          <w:rPr>
+            <w:noProof/>
+            <w:webHidden/>
+          </w:rPr>
+          <w:fldChar w:fldCharType="end"/>
+        </w:r>
+      </w:hyperlink>
     </w:p>
     <w:p>
       <w:pPr>
@@ -1390,54 +1768,104 @@
           <w14:ligatures w14:val="standardContextual"/>
         </w:rPr>
       </w:pPr>
-      <w:r>
-        <w:rPr>
-          <w:rFonts w:ascii="ＭＳ Ｐ明朝" w:eastAsia="ＭＳ Ｐ明朝" w:hAnsi="ＭＳ Ｐ明朝" w:cs="ＭＳ ゴシック"/>
-          <w:noProof/>
-        </w:rPr>
-        <w:t>Ⅲ</w:t>
-      </w:r>
-      <w:r>
-        <w:rPr>
-          <w:rFonts w:ascii="ＭＳ Ｐ明朝" w:eastAsia="ＭＳ Ｐ明朝" w:hAnsi="ＭＳ Ｐ明朝"/>
-          <w:noProof/>
-        </w:rPr>
-        <w:t xml:space="preserve">　本報告書の利用に当たっての留意事項</w:t>
-      </w:r>
-      <w:r>
-        <w:rPr>
-          <w:noProof/>
-          <w:webHidden/>
-        </w:rPr>
-        <w:tab/>
-      </w:r>
-      <w:r>
-        <w:rPr>
-          <w:noProof/>
-          <w:webHidden/>
-        </w:rPr>
-      </w:r>
-      <w:r>
-        <w:rPr>
-          <w:noProof/>
-          <w:webHidden/>
-        </w:rPr>
-        <w:t>11</w:t>
-      </w:r>
+      <w:hyperlink w:anchor="_Toc223971649" w:history="1">
+        <w:r>
+          <w:rPr>
+            <w:rFonts w:ascii="ＭＳ Ｐ明朝" w:eastAsia="ＭＳ Ｐ明朝" w:hAnsi="ＭＳ Ｐ明朝" w:cs="ＭＳ ゴシック"/>
+            <w:noProof/>
+          </w:rPr>
+          <w:t>Ⅲ</w:t>
+        </w:r>
+        <w:r>
+          <w:rPr>
+            <w:rFonts w:ascii="ＭＳ Ｐ明朝" w:eastAsia="ＭＳ Ｐ明朝" w:hAnsi="ＭＳ Ｐ明朝"/>
+            <w:noProof/>
+          </w:rPr>
+          <w:t xml:space="preserve">　本報告書の利用に当たっての留意事項</w:t>
+        </w:r>
+        <w:r>
+          <w:rPr>
+            <w:noProof/>
+            <w:webHidden/>
+          </w:rPr>
+          <w:tab/>
+        </w:r>
+        <w:r>
+          <w:rPr>
+            <w:noProof/>
+            <w:webHidden/>
+          </w:rPr>
+          <w:fldChar w:fldCharType="begin"/>
+        </w:r>
+        <w:r>
+          <w:rPr>
+            <w:noProof/>
+            <w:webHidden/>
+          </w:rPr>
+          <w:instrText xml:space="preserve"> PAGEREF _Toc223971649 \h </w:instrText>
+        </w:r>
+        <w:r>
+          <w:rPr>
+            <w:noProof/>
+            <w:webHidden/>
+          </w:rPr>
+        </w:r>
+        <w:r>
+          <w:rPr>
+            <w:noProof/>
+            <w:webHidden/>
+          </w:rPr>
+          <w:fldChar w:fldCharType="separate"/>
+        </w:r>
+        <w:r>
+          <w:rPr>
+            <w:noProof/>
+            <w:webHidden/>
+          </w:rPr>
+          <w:t>11</w:t>
+        </w:r>
+        <w:r>
+          <w:rPr>
+            <w:noProof/>
+            <w:webHidden/>
+          </w:rPr>
+          <w:fldChar w:fldCharType="end"/>
+        </w:r>
+      </w:hyperlink>
     </w:p>
     <w:p>
       <w:pPr>
+        <w:ind w:left="240" w:firstLineChars="50" w:firstLine="110"/>
+        <w:rPr>
+          <w:rFonts w:ascii="ＭＳ Ｐ明朝" w:eastAsia="ＭＳ Ｐ明朝" w:hAnsi="ＭＳ Ｐ明朝" w:cs="メイリオ"/>
+          <w:sz w:val="22"/>
+          <w:szCs w:val="22"/>
+        </w:rPr>
+        <w:pageBreakBefore/>
+      </w:pPr>
+      <w:r>
+        <w:rPr>
+          <w:rFonts w:ascii="ＭＳ Ｐ明朝" w:eastAsia="ＭＳ Ｐ明朝" w:hAnsi="ＭＳ Ｐ明朝" w:cs="メイリオ"/>
+          <w:sz w:val="22"/>
+          <w:szCs w:val="22"/>
+        </w:rPr>
+        <w:fldChar w:fldCharType="end"/>
+      </w:r>
+    </w:p>
+    <w:p>
+      <w:pPr>
         <w:pStyle w:val="1"/>
         <w:rPr>
           <w:rFonts w:ascii="ＭＳ Ｐ明朝" w:eastAsia="ＭＳ Ｐ明朝" w:hAnsi="ＭＳ Ｐ明朝" w:cs="Arial Unicode MS"/>
         </w:rPr>
-        <w:pageBreakBefore/>
       </w:pPr>
       <w:bookmarkStart w:id="0" w:name="_Toc179738835"/>
       <w:bookmarkStart w:id="1" w:name="_Toc223971637"/>
       <w:r>
         <w:rPr>
           <w:rFonts w:ascii="ＭＳ Ｐ明朝" w:eastAsia="ＭＳ Ｐ明朝" w:hAnsi="ＭＳ Ｐ明朝" w:cs="Arial Unicode MS" w:hint="eastAsia"/>
+          <w:sz w:val="22"/>
+          <w:szCs w:val="22"/>
         </w:rPr>
         <w:lastRenderedPageBreak/>
         <w:t>Ⅰ</w:t>
@@ -1445,6 +1873,8 @@
       <w:r>
         <w:rPr>
           <w:rFonts w:ascii="ＭＳ Ｐ明朝" w:eastAsia="ＭＳ Ｐ明朝" w:hAnsi="ＭＳ Ｐ明朝" w:cs="Arial Unicode MS"/>
+          <w:sz w:val="22"/>
+          <w:szCs w:val="22"/>
         </w:rPr>
         <w:t xml:space="preserve">　新株予約権の評価</w:t>
       </w:r>
@@ -1452,6 +1882,8 @@
       <w:r>
         <w:rPr>
           <w:rFonts w:ascii="ＭＳ Ｐ明朝" w:eastAsia="ＭＳ Ｐ明朝" w:hAnsi="ＭＳ Ｐ明朝" w:cs="Arial Unicode MS" w:hint="eastAsia"/>
+          <w:sz w:val="22"/>
+          <w:szCs w:val="22"/>
         </w:rPr>
         <w:t>概要</w:t>
       </w:r>
@@ -1472,6 +1904,8 @@
       <w:r>
         <w:rPr>
           <w:rFonts w:ascii="ＭＳ Ｐ明朝" w:eastAsia="ＭＳ Ｐ明朝" w:hAnsi="ＭＳ Ｐ明朝" w:cs="Arial" w:hint="eastAsia"/>
+          <w:sz w:val="22"/>
+          <w:szCs w:val="22"/>
         </w:rPr>
         <w:t xml:space="preserve">1. </w:t>
       </w:r>
@@ -1511,6 +1945,8 @@
           <w:rFonts w:ascii="ＭＳ Ｐ明朝" w:eastAsia="ＭＳ Ｐ明朝" w:hAnsi="ＭＳ Ｐ明朝" w:cs="Arial"/>
           <w:b/>
           <w:u w:val="single"/>
+          <w:sz w:val="22"/>
+          <w:szCs w:val="22"/>
         </w:rPr>
         <w:t>公</w:t>
       </w:r>
@@ -1520,6 +1956,8 @@
           <w:b/>
           <w:color w:val="000000"/>
           <w:u w:val="single"/>
+          <w:sz w:val="22"/>
+          <w:szCs w:val="22"/>
         </w:rPr>
         <w:t>正価値</w:t>
       </w:r>
@@ -1529,6 +1967,8 @@
           <w:b/>
           <w:color w:val="000000"/>
           <w:u w:val="single"/>
+          <w:sz w:val="22"/>
+          <w:szCs w:val="22"/>
         </w:rPr>
         <w:t>：</w:t>
       </w:r>
@@ -1538,6 +1978,8 @@
           <w:b/>
           <w:color w:val="000000"/>
           <w:u w:val="single"/>
+          <w:sz w:val="22"/>
+          <w:szCs w:val="22"/>
         </w:rPr>
         <w:t>●</w:t>
       </w:r>
@@ -1547,6 +1989,8 @@
           <w:b/>
           <w:color w:val="000000"/>
           <w:u w:val="single"/>
+          <w:sz w:val="22"/>
+          <w:szCs w:val="22"/>
         </w:rPr>
         <w:t>円</w:t>
       </w:r>
@@ -1556,6 +2000,8 @@
           <w:b/>
           <w:color w:val="000000"/>
           <w:u w:val="single"/>
+          <w:sz w:val="22"/>
+          <w:szCs w:val="22"/>
         </w:rPr>
         <w:t>（</w:t>
       </w:r>
@@ -1565,6 +2011,8 @@
           <w:b/>
           <w:color w:val="000000"/>
           <w:u w:val="single"/>
+          <w:sz w:val="22"/>
+          <w:szCs w:val="22"/>
         </w:rPr>
         <w:t>●</w:t>
       </w:r>
@@ -1574,6 +2022,8 @@
           <w:b/>
           <w:color w:val="000000"/>
           <w:u w:val="single"/>
+          <w:sz w:val="22"/>
+          <w:szCs w:val="22"/>
         </w:rPr>
         <w:t>円/株　当初株価の</w:t>
       </w:r>
@@ -1583,6 +2033,8 @@
           <w:b/>
           <w:color w:val="000000"/>
           <w:u w:val="single"/>
+          <w:sz w:val="22"/>
+          <w:szCs w:val="22"/>
         </w:rPr>
         <w:t>●</w:t>
       </w:r>
@@ -1592,6 +2044,8 @@
           <w:b/>
           <w:color w:val="000000"/>
           <w:u w:val="single"/>
+          <w:sz w:val="22"/>
+          <w:szCs w:val="22"/>
         </w:rPr>
         <w:t>%</w:t>
       </w:r>
@@ -1601,6 +2055,8 @@
           <w:b/>
           <w:color w:val="000000"/>
           <w:u w:val="single"/>
+          <w:sz w:val="22"/>
+          <w:szCs w:val="22"/>
         </w:rPr>
         <w:t>）</w:t>
       </w:r>
@@ -2122,6 +2578,17 @@
     </w:p>
     <w:p>
       <w:pPr>
+        <w:ind w:left="360" w:firstLineChars="75" w:firstLine="165"/>
+        <w:rPr>
+          <w:rFonts w:ascii="ＭＳ Ｐ明朝" w:eastAsia="ＭＳ Ｐ明朝" w:hAnsi="ＭＳ Ｐ明朝" w:cs="Arial"/>
+          <w:sz w:val="22"/>
+          <w:szCs w:val="22"/>
+        </w:rPr>
+        <w:pageBreakBefore/>
+      </w:pPr>
+    </w:p>
+    <w:p>
+      <w:pPr>
         <w:pStyle w:val="2"/>
         <w:ind w:firstLineChars="100" w:firstLine="220"/>
         <w:rPr>
@@ -2129,7 +2596,6 @@
           <w:sz w:val="22"/>
           <w:szCs w:val="22"/>
         </w:rPr>
-        <w:pageBreakBefore/>
       </w:pPr>
       <w:bookmarkStart w:id="8" w:name="_Toc223971642"/>
       <w:r>
@@ -4670,7 +5136,7 @@
                 <w:sz w:val="21"/>
                 <w:szCs w:val="21"/>
               </w:rPr>
-              <w:t>12</w:t>
+              <w:t>12月</w:t>
             </w:r>
             <w:r>
               <w:rPr>
@@ -4678,7 +5144,7 @@
                 <w:sz w:val="21"/>
                 <w:szCs w:val="21"/>
               </w:rPr>
-              <w:t>月</w:t>
+              <w:t>末</w:t>
             </w:r>
             <w:r>
               <w:rPr>
@@ -4686,7 +5152,7 @@
                 <w:sz w:val="21"/>
                 <w:szCs w:val="21"/>
               </w:rPr>
-              <w:t xml:space="preserve">末版)」 </w:t>
+              <w:t>版)」 J</w:t>
             </w:r>
             <w:r>
               <w:rPr>
@@ -4694,7 +5160,7 @@
                 <w:sz w:val="21"/>
                 <w:szCs w:val="21"/>
               </w:rPr>
-              <w:t xml:space="preserve">Japan </w:t>
+              <w:t>apan L</w:t>
             </w:r>
             <w:r>
               <w:rPr>
@@ -4702,7 +5168,7 @@
                 <w:sz w:val="21"/>
                 <w:szCs w:val="21"/>
               </w:rPr>
-              <w:t>Long</w:t>
+              <w:t>ong-</w:t>
             </w:r>
             <w:r>
               <w:rPr>
@@ -4710,7 +5176,7 @@
                 <w:sz w:val="21"/>
                 <w:szCs w:val="21"/>
               </w:rPr>
-              <w:t xml:space="preserve">-Horizon Equity </w:t>
+              <w:t>Horizon Equity R</w:t>
             </w:r>
             <w:r>
               <w:rPr>
@@ -4718,7 +5184,7 @@
                 <w:sz w:val="21"/>
                 <w:szCs w:val="21"/>
               </w:rPr>
-              <w:t xml:space="preserve">Risk Premia </w:t>
+              <w:t>isk Premia (</w:t>
             </w:r>
             <w:r>
               <w:rPr>
@@ -4726,7 +5192,7 @@
                 <w:sz w:val="21"/>
                 <w:szCs w:val="21"/>
               </w:rPr>
-              <w:t>(</w:t>
+              <w:t>1</w:t>
             </w:r>
             <w:r>
               <w:rPr>
@@ -4734,7 +5200,7 @@
                 <w:sz w:val="21"/>
                 <w:szCs w:val="21"/>
               </w:rPr>
-              <w:t>1952.</w:t>
+              <w:t>952.1</w:t>
             </w:r>
             <w:r>
               <w:rPr>
@@ -4742,7 +5208,7 @@
                 <w:sz w:val="21"/>
                 <w:szCs w:val="21"/>
               </w:rPr>
-              <w:t>1</w:t>
+              <w:t>～</w:t>
             </w:r>
             <w:r>
               <w:rPr>
@@ -4750,7 +5216,7 @@
                 <w:sz w:val="21"/>
                 <w:szCs w:val="21"/>
               </w:rPr>
-              <w:t>～</w:t>
+              <w:t>2</w:t>
             </w:r>
             <w:r>
               <w:rPr>
@@ -4758,7 +5224,7 @@
                 <w:sz w:val="21"/>
                 <w:szCs w:val="21"/>
               </w:rPr>
-              <w:t>202</w:t>
+              <w:t>025</w:t>
             </w:r>
             <w:r>
               <w:rPr>
@@ -4766,7 +5232,7 @@
                 <w:sz w:val="21"/>
                 <w:szCs w:val="21"/>
               </w:rPr>
-              <w:t>5</w:t>
+              <w:t>.</w:t>
             </w:r>
             <w:r>
               <w:rPr>
@@ -4774,7 +5240,7 @@
                 <w:sz w:val="21"/>
                 <w:szCs w:val="21"/>
               </w:rPr>
-              <w:t>.</w:t>
+              <w:t>1</w:t>
             </w:r>
             <w:r>
               <w:rPr>
@@ -4782,7 +5248,7 @@
                 <w:sz w:val="21"/>
                 <w:szCs w:val="21"/>
               </w:rPr>
-              <w:t>12</w:t>
+              <w:t>2)</w:t>
             </w:r>
             <w:r>
               <w:rPr>
@@ -4790,7 +5256,7 @@
                 <w:sz w:val="21"/>
                 <w:szCs w:val="21"/>
               </w:rPr>
-              <w:t>)。</w:t>
+              <w:t>。C</w:t>
             </w:r>
             <w:r>
               <w:rPr>
@@ -4798,7 +5264,7 @@
                 <w:sz w:val="21"/>
                 <w:szCs w:val="21"/>
               </w:rPr>
-              <w:t xml:space="preserve">Copyright © </w:t>
+              <w:t>opyright © 2</w:t>
             </w:r>
             <w:r>
               <w:rPr>
@@ -4806,7 +5272,7 @@
                 <w:sz w:val="21"/>
                 <w:szCs w:val="21"/>
               </w:rPr>
-              <w:t>2026</w:t>
+              <w:t xml:space="preserve">026 </w:t>
             </w:r>
             <w:r>
               <w:rPr>
@@ -4814,7 +5280,7 @@
                 <w:sz w:val="21"/>
                 <w:szCs w:val="21"/>
               </w:rPr>
-              <w:t xml:space="preserve"> </w:t>
+              <w:t>I</w:t>
             </w:r>
             <w:r>
               <w:rPr>
@@ -4822,7 +5288,7 @@
                 <w:sz w:val="21"/>
                 <w:szCs w:val="21"/>
               </w:rPr>
-              <w:t>Ibbotson Associates Japan, Inc.</w:t>
+              <w:t>bbotson Associates Japan, Inc.(</w:t>
             </w:r>
             <w:r>
               <w:rPr>
@@ -4830,23 +5296,23 @@
                 <w:sz w:val="22"/>
                 <w:szCs w:val="22"/>
               </w:rPr>
-              <w:t xml:space="preserve">(もしくは </w:t>
-            </w:r>
-            <w:r>
-              <w:rPr>
-                <w:rFonts w:ascii="ＭＳ Ｐ明朝" w:eastAsia="ＭＳ Ｐ明朝" w:hAnsi="ＭＳ Ｐ明朝" w:cs="Arial"/>
-                <w:sz w:val="22"/>
-                <w:szCs w:val="22"/>
-              </w:rPr>
-              <w:t xml:space="preserve">Copyright © </w:t>
-            </w:r>
-            <w:r>
-              <w:rPr>
-                <w:rFonts w:ascii="ＭＳ Ｐ明朝" w:eastAsia="ＭＳ Ｐ明朝" w:hAnsi="ＭＳ Ｐ明朝" w:cs="Arial"/>
-                <w:sz w:val="22"/>
-                <w:szCs w:val="22"/>
-              </w:rPr>
-              <w:t>2026</w:t>
+              <w:t>もしくは C</w:t>
+            </w:r>
+            <w:r>
+              <w:rPr>
+                <w:rFonts w:ascii="ＭＳ Ｐ明朝" w:eastAsia="ＭＳ Ｐ明朝" w:hAnsi="ＭＳ Ｐ明朝" w:cs="Arial"/>
+                <w:sz w:val="22"/>
+                <w:szCs w:val="22"/>
+              </w:rPr>
+              <w:t>opyright © 2</w:t>
+            </w:r>
+            <w:r>
+              <w:rPr>
+                <w:rFonts w:ascii="ＭＳ Ｐ明朝" w:eastAsia="ＭＳ Ｐ明朝" w:hAnsi="ＭＳ Ｐ明朝" w:cs="Arial"/>
+                <w:sz w:val="22"/>
+                <w:szCs w:val="22"/>
+              </w:rPr>
+              <w:t>026イ</w:t>
             </w:r>
             <w:r>
               <w:rPr>
@@ -4854,7 +5320,7 @@
                 <w:sz w:val="22"/>
                 <w:szCs w:val="22"/>
               </w:rPr>
-              <w:t>イ</w:t>
+              <w:t>ボ</w:t>
             </w:r>
             <w:r>
               <w:rPr>
@@ -4862,7 +5328,7 @@
                 <w:sz w:val="22"/>
                 <w:szCs w:val="22"/>
               </w:rPr>
-              <w:t>ボ</w:t>
+              <w:t>ッ</w:t>
             </w:r>
             <w:r>
               <w:rPr>
@@ -4870,7 +5336,7 @@
                 <w:sz w:val="22"/>
                 <w:szCs w:val="22"/>
               </w:rPr>
-              <w:t>ットソン・アソシエイツ・ジャパン株式会社</w:t>
+              <w:t>トソン・アソシエイツ・ジャパン株式会社)</w:t>
             </w:r>
             <w:r>
               <w:rPr>
@@ -4878,7 +5344,7 @@
                 <w:sz w:val="22"/>
                 <w:szCs w:val="22"/>
               </w:rPr>
-              <w:t>)全ての著作権等の権利を有する同社からの許諾を得て使用。</w:t>
+              <w:t>全ての著作権等の権利を有する同社からの許諾を得て使用。</w:t>
             </w:r>
           </w:p>
           <w:p>
@@ -5516,6 +5982,17 @@
     </w:p>
     <w:p>
       <w:pPr>
+        <w:ind w:leftChars="342" w:left="821" w:firstLineChars="75" w:firstLine="165"/>
+        <w:rPr>
+          <w:rFonts w:ascii="ＭＳ Ｐ明朝" w:eastAsia="ＭＳ Ｐ明朝" w:hAnsi="ＭＳ Ｐ明朝" w:cs="Arial"/>
+          <w:sz w:val="22"/>
+          <w:szCs w:val="22"/>
+        </w:rPr>
+        <w:pageBreakBefore/>
+      </w:pPr>
+    </w:p>
+    <w:p>
+      <w:pPr>
         <w:pStyle w:val="2"/>
         <w:ind w:firstLineChars="100" w:firstLine="220"/>
         <w:rPr>
@@ -5523,10 +6000,9 @@
           <w:sz w:val="22"/>
           <w:szCs w:val="22"/>
         </w:rPr>
-        <w:pageBreakBefore/>
-      </w:pPr>
-      <w:bookmarkStart w:id="9" w:name="_Toc179738840"/>
-      <w:bookmarkStart w:id="10" w:name="_Toc223971643"/>
+      </w:pPr>
+      <w:bookmarkStart w:id="9" w:name="_Toc223971643"/>
+      <w:bookmarkStart w:id="10" w:name="_Toc179738840"/>
       <w:r>
         <w:rPr>
           <w:rFonts w:ascii="ＭＳ Ｐ明朝" w:eastAsia="ＭＳ Ｐ明朝" w:hAnsi="ＭＳ Ｐ明朝" w:cs="Arial"/>
@@ -5560,7 +6036,7 @@
         </w:rPr>
         <w:t>仮定</w:t>
       </w:r>
-      <w:bookmarkEnd w:id="10"/>
+      <w:bookmarkEnd w:id="9"/>
     </w:p>
     <w:p>
       <w:pPr>
@@ -6031,6 +6507,15 @@
     </w:p>
     <w:p>
       <w:pPr>
+        <w:ind w:firstLine="210"/>
+        <w:rPr>
+          <w:rFonts w:ascii="ＭＳ Ｐ明朝" w:eastAsia="ＭＳ Ｐ明朝" w:hAnsi="ＭＳ Ｐ明朝"/>
+        </w:rPr>
+        <w:pageBreakBefore/>
+      </w:pPr>
+    </w:p>
+    <w:p>
+      <w:pPr>
         <w:pStyle w:val="2"/>
         <w:ind w:firstLineChars="100" w:firstLine="220"/>
         <w:rPr>
@@ -6038,7 +6523,6 @@
           <w:sz w:val="22"/>
           <w:szCs w:val="22"/>
         </w:rPr>
-        <w:pageBreakBefore/>
       </w:pPr>
       <w:bookmarkStart w:id="11" w:name="_Toc223971644"/>
       <w:r>
@@ -6090,7 +6574,7 @@
         </w:rPr>
         <w:t>現在）</w:t>
       </w:r>
-      <w:bookmarkEnd w:id="9"/>
+      <w:bookmarkEnd w:id="10"/>
       <w:bookmarkEnd w:id="11"/>
     </w:p>
     <w:p>
@@ -6553,6 +7037,17 @@
     </w:p>
     <w:p>
       <w:pPr>
+        <w:ind w:leftChars="-1" w:left="-2" w:firstLineChars="363" w:firstLine="799"/>
+        <w:rPr>
+          <w:rFonts w:ascii="ＭＳ Ｐ明朝" w:eastAsia="ＭＳ Ｐ明朝" w:hAnsi="ＭＳ Ｐ明朝" w:cs="Arial"/>
+          <w:sz w:val="22"/>
+          <w:szCs w:val="22"/>
+        </w:rPr>
+        <w:pageBreakBefore/>
+      </w:pPr>
+    </w:p>
+    <w:p>
+      <w:pPr>
         <w:pStyle w:val="2"/>
         <w:ind w:firstLineChars="100" w:firstLine="240"/>
         <w:rPr>
@@ -6560,17 +7055,21 @@
           <w:sz w:val="22"/>
           <w:szCs w:val="22"/>
         </w:rPr>
-        <w:pageBreakBefore/>
       </w:pPr>
       <w:r>
         <w:rPr>
           <w:rFonts w:ascii="ＭＳ Ｐ明朝" w:eastAsia="ＭＳ Ｐ明朝" w:hAnsi="ＭＳ Ｐ明朝"/>
-        </w:rPr>
+          <w:sz w:val="22"/>
+          <w:szCs w:val="22"/>
+        </w:rPr>
+        <w:br w:type="page"/>
       </w:r>
       <w:bookmarkStart w:id="12" w:name="_Toc223971645"/>
       <w:r>
         <w:rPr>
           <w:rFonts w:ascii="ＭＳ Ｐ明朝" w:eastAsia="ＭＳ Ｐ明朝" w:hAnsi="ＭＳ Ｐ明朝" w:hint="eastAsia"/>
+          <w:sz w:val="22"/>
+          <w:szCs w:val="22"/>
         </w:rPr>
         <w:lastRenderedPageBreak/>
         <w:t>8</w:t>
@@ -6578,6 +7077,8 @@
       <w:r>
         <w:rPr>
           <w:rFonts w:ascii="ＭＳ Ｐ明朝" w:eastAsia="ＭＳ Ｐ明朝" w:hAnsi="ＭＳ Ｐ明朝" w:hint="eastAsia"/>
+          <w:sz w:val="22"/>
+          <w:szCs w:val="22"/>
         </w:rPr>
         <w:t xml:space="preserve">. </w:t>
       </w:r>
@@ -7287,16 +7788,28 @@
     </w:tbl>
     <w:p>
       <w:pPr>
+        <w:rPr>
+          <w:rFonts w:ascii="ＭＳ Ｐ明朝" w:eastAsia="ＭＳ Ｐ明朝" w:hAnsi="ＭＳ Ｐ明朝"/>
+          <w:sz w:val="21"/>
+          <w:szCs w:val="21"/>
+        </w:rPr>
+        <w:pageBreakBefore/>
+      </w:pPr>
+      <w:bookmarkStart w:id="13" w:name="_Toc179738843"/>
+    </w:p>
+    <w:p>
+      <w:pPr>
         <w:pStyle w:val="1"/>
         <w:rPr>
           <w:rFonts w:ascii="ＭＳ Ｐ明朝" w:eastAsia="ＭＳ Ｐ明朝" w:hAnsi="ＭＳ Ｐ明朝" w:cs="Arial"/>
         </w:rPr>
-        <w:pageBreakBefore/>
       </w:pPr>
       <w:bookmarkStart w:id="14" w:name="_Toc223971646"/>
       <w:r>
         <w:rPr>
           <w:rFonts w:ascii="ＭＳ Ｐ明朝" w:eastAsia="ＭＳ Ｐ明朝" w:hAnsi="ＭＳ Ｐ明朝" w:cs="ＭＳ ゴシック" w:hint="eastAsia"/>
+          <w:sz w:val="22"/>
+          <w:szCs w:val="22"/>
         </w:rPr>
         <w:lastRenderedPageBreak/>
         <w:t>Ⅱ</w:t>
@@ -7304,12 +7817,16 @@
       <w:r>
         <w:rPr>
           <w:rFonts w:ascii="ＭＳ Ｐ明朝" w:eastAsia="ＭＳ Ｐ明朝" w:hAnsi="ＭＳ Ｐ明朝" w:cs="Arial"/>
+          <w:sz w:val="22"/>
+          <w:szCs w:val="22"/>
         </w:rPr>
         <w:t xml:space="preserve">　新株予約権の評価額</w:t>
       </w:r>
       <w:r>
         <w:rPr>
           <w:rFonts w:ascii="ＭＳ Ｐ明朝" w:eastAsia="ＭＳ Ｐ明朝" w:hAnsi="ＭＳ Ｐ明朝" w:cs="Arial"/>
+          <w:sz w:val="22"/>
+          <w:szCs w:val="22"/>
         </w:rPr>
         <w:t>算定の内容</w:t>
       </w:r>
@@ -8062,7 +8579,7 @@
           <w:sz w:val="22"/>
           <w:szCs w:val="22"/>
         </w:rPr>
-        <w:object w:dxaOrig="3260" w:dyaOrig="640" w14:anchorId="610B483B">
+        <w:object w:dxaOrig="3260" w:dyaOrig="640" w14:anchorId="5FDB6589">
           <v:shapetype id="_x0000_t75" coordsize="21600,21600" o:spt="75" o:preferrelative="t" path="m@4@5l@4@11@9@11@9@5xe" filled="f" stroked="f">
             <v:stroke joinstyle="miter"/>
             <v:formulas>
@@ -8085,7 +8602,7 @@
           <v:shape id="_x0000_i1027" type="#_x0000_t75" alt="" style="width:163pt;height:31pt;mso-width-percent:0;mso-height-percent:0;mso-width-percent:0;mso-height-percent:0" o:ole="">
             <v:imagedata r:id="rId13" o:title=""/>
           </v:shape>
-          <o:OLEObject Type="Embed" ProgID="Equation.3" ShapeID="_x0000_i1027" DrawAspect="Content" ObjectID="_1834584540" r:id="rId14"/>
+          <o:OLEObject Type="Embed" ProgID="Equation.3" ShapeID="_x0000_i1027" DrawAspect="Content" ObjectID="_1834591869" r:id="rId14"/>
         </w:object>
       </w:r>
     </w:p>
@@ -8720,6 +9237,8 @@
           <w:rFonts w:ascii="ＭＳ Ｐ明朝" w:eastAsia="ＭＳ Ｐ明朝" w:hAnsi="ＭＳ Ｐ明朝" w:cs="Arial" w:hint="eastAsia"/>
           <w:iCs/>
           <w:noProof/>
+          <w:sz w:val="22"/>
+          <w:szCs w:val="22"/>
         </w:rPr>
         <w:t xml:space="preserve"> </w:t>
       </w:r>
@@ -8756,6 +9275,8 @@
         <w:rPr>
           <w:rFonts w:ascii="ＭＳ Ｐ明朝" w:eastAsia="ＭＳ Ｐ明朝" w:hAnsi="ＭＳ Ｐ明朝" w:cs="Arial" w:hint="eastAsia"/>
           <w:iCs/>
+          <w:sz w:val="22"/>
+          <w:szCs w:val="22"/>
         </w:rPr>
         <w:t xml:space="preserve"> </w:t>
       </w:r>
@@ -9559,6 +10080,7 @@
           <w:sz w:val="22"/>
           <w:szCs w:val="22"/>
         </w:rPr>
+        <w:pageBreakBefore/>
       </w:pPr>
       <w:r>
         <w:rPr>
@@ -9568,11 +10090,11 @@
           <w:sz w:val="22"/>
           <w:szCs w:val="22"/>
         </w:rPr>
-        <w:object w:dxaOrig="13" w:dyaOrig="13" w14:anchorId="21754F30">
+        <w:object w:dxaOrig="13" w:dyaOrig="13" w14:anchorId="5C98AF11">
           <v:shape id="_x0000_i1026" type="#_x0000_t75" alt="" style="width:1pt;height:1pt;mso-width-percent:0;mso-height-percent:0;mso-width-percent:0;mso-height-percent:0" o:ole="">
             <v:imagedata r:id="rId15" o:title=""/>
           </v:shape>
-          <o:OLEObject Type="Embed" ProgID="Equation.3" ShapeID="_x0000_i1026" DrawAspect="Content" ObjectID="_1834584541" r:id="rId16"/>
+          <o:OLEObject Type="Embed" ProgID="Equation.3" ShapeID="_x0000_i1026" DrawAspect="Content" ObjectID="_1834591870" r:id="rId16"/>
         </w:object>
       </w:r>
       <w:r>
@@ -9583,11 +10105,11 @@
           <w:sz w:val="22"/>
           <w:szCs w:val="22"/>
         </w:rPr>
-        <w:object w:dxaOrig="13" w:dyaOrig="13" w14:anchorId="3F2C4B38">
+        <w:object w:dxaOrig="13" w:dyaOrig="13" w14:anchorId="3D63DD3E">
           <v:shape id="_x0000_i1025" type="#_x0000_t75" alt="" style="width:1pt;height:1pt;mso-width-percent:0;mso-height-percent:0;mso-width-percent:0;mso-height-percent:0" o:ole="">
             <v:imagedata r:id="rId17" o:title=""/>
           </v:shape>
-          <o:OLEObject Type="Embed" ProgID="Equation.3" ShapeID="_x0000_i1025" DrawAspect="Content" ObjectID="_1834584542" r:id="rId18"/>
+          <o:OLEObject Type="Embed" ProgID="Equation.3" ShapeID="_x0000_i1025" DrawAspect="Content" ObjectID="_1834591871" r:id="rId18"/>
         </w:object>
       </w:r>
     </w:p>
@@ -9637,11 +10159,21 @@
     </w:p>
     <w:p>
       <w:pPr>
+        <w:ind w:firstLineChars="100" w:firstLine="220"/>
+        <w:rPr>
+          <w:rFonts w:ascii="ＭＳ Ｐ明朝" w:eastAsia="ＭＳ Ｐ明朝" w:hAnsi="ＭＳ Ｐ明朝" w:cs="Arial"/>
+          <w:sz w:val="22"/>
+          <w:szCs w:val="22"/>
+        </w:rPr>
+        <w:pageBreakBefore/>
+      </w:pPr>
+    </w:p>
+    <w:p>
+      <w:pPr>
         <w:pStyle w:val="1"/>
         <w:rPr>
           <w:rFonts w:ascii="ＭＳ Ｐ明朝" w:eastAsia="ＭＳ Ｐ明朝" w:hAnsi="ＭＳ Ｐ明朝"/>
         </w:rPr>
-        <w:pageBreakBefore/>
       </w:pPr>
       <w:bookmarkStart w:id="21" w:name="_Toc179738849"/>
       <w:bookmarkStart w:id="22" w:name="_Toc179738850"/>
@@ -9662,6 +10194,8 @@
       <w:r>
         <w:rPr>
           <w:rFonts w:ascii="ＭＳ Ｐ明朝" w:eastAsia="ＭＳ Ｐ明朝" w:hAnsi="ＭＳ Ｐ明朝" w:cs="ＭＳ ゴシック" w:hint="eastAsia"/>
+          <w:sz w:val="22"/>
+          <w:szCs w:val="22"/>
         </w:rPr>
         <w:lastRenderedPageBreak/>
         <w:t>Ⅲ</w:t>
@@ -9669,6 +10203,8 @@
       <w:r>
         <w:rPr>
           <w:rFonts w:ascii="ＭＳ Ｐ明朝" w:eastAsia="ＭＳ Ｐ明朝" w:hAnsi="ＭＳ Ｐ明朝"/>
+          <w:sz w:val="22"/>
+          <w:szCs w:val="22"/>
         </w:rPr>
         <w:t xml:space="preserve">　本報告書の利用に当たっての留意事項</w:t>
       </w:r>
@@ -9733,6 +10269,17 @@
         </w:rPr>
         <w:t>以　上</w:t>
       </w:r>
+    </w:p>
+    <w:p>
+      <w:pPr>
+        <w:ind w:left="240" w:firstLineChars="50" w:firstLine="110"/>
+        <w:rPr>
+          <w:rFonts w:ascii="ＭＳ Ｐ明朝" w:eastAsia="ＭＳ Ｐ明朝" w:hAnsi="ＭＳ Ｐ明朝" w:cs="Arial"/>
+          <w:sz w:val="22"/>
+          <w:szCs w:val="22"/>
+        </w:rPr>
+        <w:pageBreakBefore/>
+      </w:pPr>
     </w:p>
     <w:sectPr>
       <w:headerReference w:type="even" r:id="rId19"/>
@@ -9890,7 +10437,7 @@
       <w:rPr>
         <w:noProof/>
       </w:rPr>
-      <w:pict w14:anchorId="65F466BF">
+      <w:pict w14:anchorId="41EE3317">
         <v:shapetype id="_x0000_t136" coordsize="21600,21600" o:spt="136" adj="10800" path="m@7,l@8,m@5,21600l@6,21600e">
           <v:formulas>
             <v:f eqn="sum #0 0 10800"/>
@@ -9936,7 +10483,7 @@
       <w:rPr>
         <w:noProof/>
       </w:rPr>
-      <w:pict w14:anchorId="4AEB168F">
+      <w:pict w14:anchorId="63E27442">
         <v:shapetype id="_x0000_t136" coordsize="21600,21600" o:spt="136" adj="10800" path="m@7,l@8,m@5,21600l@6,21600e">
           <v:formulas>
             <v:f eqn="sum #0 0 10800"/>
@@ -10006,7 +10553,7 @@
       <w:rPr>
         <w:noProof/>
       </w:rPr>
-      <w:pict w14:anchorId="14EE537D">
+      <w:pict w14:anchorId="2EBBE74F">
         <v:shapetype id="_x0000_t136" coordsize="21600,21600" o:spt="136" adj="10800" path="m@7,l@8,m@5,21600l@6,21600e">
           <v:formulas>
             <v:f eqn="sum #0 0 10800"/>
@@ -10052,7 +10599,7 @@
       <w:rPr>
         <w:noProof/>
       </w:rPr>
-      <w:pict w14:anchorId="7F8219A3">
+      <w:pict w14:anchorId="1C7B4D21">
         <v:shapetype id="_x0000_t136" coordsize="21600,21600" o:spt="136" adj="10800" path="m@7,l@8,m@5,21600l@6,21600e">
           <v:formulas>
             <v:f eqn="sum #0 0 10800"/>
@@ -10098,7 +10645,7 @@
       <w:rPr>
         <w:noProof/>
       </w:rPr>
-      <w:pict w14:anchorId="47524EB7">
+      <w:pict w14:anchorId="458F8BD0">
         <v:shapetype id="_x0000_t136" coordsize="21600,21600" o:spt="136" adj="10800" path="m@7,l@8,m@5,21600l@6,21600e">
           <v:formulas>
             <v:f eqn="sum #0 0 10800"/>
@@ -10168,7 +10715,7 @@
       <w:rPr>
         <w:noProof/>
       </w:rPr>
-      <w:pict w14:anchorId="3E0618C1">
+      <w:pict w14:anchorId="466A574F">
         <v:shapetype id="_x0000_t136" coordsize="21600,21600" o:spt="136" adj="10800" path="m@7,l@8,m@5,21600l@6,21600e">
           <v:formulas>
             <v:f eqn="sum #0 0 10800"/>

--- a/template.docx
+++ b/template.docx
@@ -196,7 +196,50 @@
           <w:szCs w:val="52"/>
           <w:lang w:eastAsia="zh-CN"/>
         </w:rPr>
-        <w:pageBreakBefore/>
+      </w:pPr>
+    </w:p>
+    <w:p>
+      <w:pPr>
+        <w:rPr>
+          <w:rFonts w:ascii="ＭＳ Ｐ明朝" w:eastAsia="ＭＳ Ｐ明朝" w:hAnsi="ＭＳ Ｐ明朝" w:cs="Arial"/>
+          <w:b/>
+          <w:sz w:val="52"/>
+          <w:szCs w:val="52"/>
+          <w:lang w:eastAsia="zh-CN"/>
+        </w:rPr>
+      </w:pPr>
+    </w:p>
+    <w:p>
+      <w:pPr>
+        <w:rPr>
+          <w:rFonts w:ascii="ＭＳ Ｐ明朝" w:eastAsia="ＭＳ Ｐ明朝" w:hAnsi="ＭＳ Ｐ明朝" w:cs="Arial"/>
+          <w:b/>
+          <w:sz w:val="52"/>
+          <w:szCs w:val="52"/>
+          <w:lang w:eastAsia="zh-CN"/>
+        </w:rPr>
+      </w:pPr>
+    </w:p>
+    <w:p>
+      <w:pPr>
+        <w:rPr>
+          <w:rFonts w:ascii="ＭＳ Ｐ明朝" w:eastAsia="ＭＳ Ｐ明朝" w:hAnsi="ＭＳ Ｐ明朝" w:cs="Arial"/>
+          <w:b/>
+          <w:sz w:val="52"/>
+          <w:szCs w:val="52"/>
+          <w:lang w:eastAsia="zh-CN"/>
+        </w:rPr>
+      </w:pPr>
+    </w:p>
+    <w:p>
+      <w:pPr>
+        <w:rPr>
+          <w:rFonts w:ascii="ＭＳ Ｐ明朝" w:eastAsia="ＭＳ Ｐ明朝" w:hAnsi="ＭＳ Ｐ明朝" w:cs="Arial"/>
+          <w:b/>
+          <w:sz w:val="52"/>
+          <w:szCs w:val="52"/>
+          <w:lang w:eastAsia="zh-CN"/>
+        </w:rPr>
       </w:pPr>
     </w:p>
     <w:p>
@@ -290,6 +333,7 @@
         <w:rPr>
           <w:rFonts w:ascii="ＭＳ Ｐ明朝" w:eastAsia="ＭＳ Ｐ明朝" w:hAnsi="ＭＳ Ｐ明朝" w:cs="Arial"/>
         </w:rPr>
+        <w:pageBreakBefore/>
       </w:pPr>
     </w:p>
     <w:p>
@@ -305,8 +349,6 @@
         <w:rPr>
           <w:rFonts w:ascii="ＭＳ Ｐ明朝" w:eastAsia="ＭＳ Ｐ明朝" w:hAnsi="ＭＳ Ｐ明朝" w:cs="Arial"/>
           <w:lang w:eastAsia="zh-CN"/>
-          <w:sz w:val="22"/>
-          <w:szCs w:val="22"/>
         </w:rPr>
         <w:t>2026</w:t>
       </w:r>
@@ -314,8 +356,6 @@
         <w:rPr>
           <w:rFonts w:ascii="ＭＳ Ｐ明朝" w:eastAsia="ＭＳ Ｐ明朝" w:hAnsi="ＭＳ Ｐ明朝" w:cs="Arial" w:hint="eastAsia"/>
           <w:lang w:eastAsia="zh-CN"/>
-          <w:sz w:val="22"/>
-          <w:szCs w:val="22"/>
         </w:rPr>
         <w:t>年</w:t>
       </w:r>
@@ -323,8 +363,6 @@
         <w:rPr>
           <w:rFonts w:ascii="ＭＳ Ｐ明朝" w:eastAsia="ＭＳ Ｐ明朝" w:hAnsi="ＭＳ Ｐ明朝" w:cs="Arial"/>
           <w:lang w:eastAsia="zh-CN"/>
-          <w:sz w:val="22"/>
-          <w:szCs w:val="22"/>
         </w:rPr>
         <w:t>3</w:t>
       </w:r>
@@ -332,8 +370,6 @@
         <w:rPr>
           <w:rFonts w:ascii="ＭＳ Ｐ明朝" w:eastAsia="ＭＳ Ｐ明朝" w:hAnsi="ＭＳ Ｐ明朝" w:cs="Arial" w:hint="eastAsia"/>
           <w:lang w:eastAsia="zh-CN"/>
-          <w:sz w:val="22"/>
-          <w:szCs w:val="22"/>
         </w:rPr>
         <w:t>月</w:t>
       </w:r>
@@ -341,8 +377,6 @@
         <w:rPr>
           <w:rFonts w:ascii="ＭＳ Ｐ明朝" w:eastAsia="ＭＳ Ｐ明朝" w:hAnsi="ＭＳ Ｐ明朝" w:cs="Arial"/>
           <w:lang w:eastAsia="zh-CN"/>
-          <w:sz w:val="22"/>
-          <w:szCs w:val="22"/>
         </w:rPr>
         <w:t>2</w:t>
       </w:r>
@@ -350,8 +384,6 @@
         <w:rPr>
           <w:rFonts w:ascii="ＭＳ Ｐ明朝" w:eastAsia="ＭＳ Ｐ明朝" w:hAnsi="ＭＳ Ｐ明朝" w:cs="Arial"/>
           <w:lang w:eastAsia="zh-CN"/>
-          <w:sz w:val="22"/>
-          <w:szCs w:val="22"/>
         </w:rPr>
         <w:t>日</w:t>
       </w:r>
@@ -375,8 +407,6 @@
         <w:rPr>
           <w:rFonts w:ascii="ＭＳ Ｐ明朝" w:eastAsia="ＭＳ Ｐ明朝" w:hAnsi="ＭＳ Ｐ明朝" w:cs="Arial" w:hint="eastAsia"/>
           <w:lang w:eastAsia="zh-CN"/>
-          <w:sz w:val="22"/>
-          <w:szCs w:val="22"/>
         </w:rPr>
         <w:t>株式会社</w:t>
       </w:r>
@@ -384,8 +414,6 @@
         <w:rPr>
           <w:rFonts w:ascii="ＭＳ Ｐ明朝" w:eastAsia="ＭＳ Ｐ明朝" w:hAnsi="ＭＳ Ｐ明朝" w:cs="Arial" w:hint="eastAsia"/>
           <w:lang w:eastAsia="zh-CN"/>
-          <w:sz w:val="22"/>
-          <w:szCs w:val="22"/>
         </w:rPr>
         <w:t>ジェリービーンズグループ</w:t>
       </w:r>
@@ -401,8 +429,6 @@
         <w:rPr>
           <w:rFonts w:ascii="ＭＳ Ｐ明朝" w:eastAsia="ＭＳ Ｐ明朝" w:hAnsi="ＭＳ Ｐ明朝" w:cs="Arial" w:hint="eastAsia"/>
           <w:lang w:eastAsia="zh-CN"/>
-          <w:sz w:val="22"/>
-          <w:szCs w:val="22"/>
         </w:rPr>
         <w:t>代表</w:t>
       </w:r>
@@ -410,24 +436,18 @@
         <w:rPr>
           <w:rFonts w:ascii="ＭＳ Ｐ明朝" w:eastAsia="ＭＳ Ｐ明朝" w:hAnsi="ＭＳ Ｐ明朝" w:cs="Arial"/>
           <w:lang w:eastAsia="zh-CN"/>
-          <w:sz w:val="22"/>
-          <w:szCs w:val="22"/>
         </w:rPr>
         <w:t>取締役</w:t>
       </w:r>
       <w:r>
         <w:rPr>
           <w:rFonts w:ascii="ＭＳ Ｐ明朝" w:eastAsia="ＭＳ Ｐ明朝" w:hAnsi="ＭＳ Ｐ明朝" w:cs="Arial" w:hint="eastAsia"/>
-          <w:sz w:val="22"/>
-          <w:szCs w:val="22"/>
         </w:rPr>
         <w:t xml:space="preserve">社長　</w:t>
       </w:r>
       <w:r>
         <w:rPr>
           <w:rFonts w:ascii="ＭＳ Ｐ明朝" w:eastAsia="ＭＳ Ｐ明朝" w:hAnsi="ＭＳ Ｐ明朝" w:cs="Arial" w:hint="eastAsia"/>
-          <w:sz w:val="22"/>
-          <w:szCs w:val="22"/>
         </w:rPr>
         <w:t xml:space="preserve">宮崎　明　</w:t>
       </w:r>
@@ -436,8 +456,6 @@
           <w:rFonts w:ascii="ＭＳ Ｐ明朝" w:eastAsia="ＭＳ Ｐ明朝" w:hAnsi="ＭＳ Ｐ明朝" w:cs="Arial" w:hint="eastAsia"/>
           <w:color w:val="000000"/>
           <w:lang w:eastAsia="zh-CN"/>
-          <w:sz w:val="22"/>
-          <w:szCs w:val="22"/>
         </w:rPr>
         <w:t>殿</w:t>
       </w:r>
@@ -445,8 +463,6 @@
         <w:rPr>
           <w:rFonts w:ascii="ＭＳ Ｐ明朝" w:eastAsia="ＭＳ Ｐ明朝" w:hAnsi="ＭＳ Ｐ明朝" w:cs="Arial"/>
           <w:lang w:eastAsia="zh-CN"/>
-          <w:sz w:val="22"/>
-          <w:szCs w:val="22"/>
         </w:rPr>
       </w:r>
     </w:p>
@@ -471,8 +487,6 @@
         <w:rPr>
           <w:rFonts w:ascii="ＭＳ Ｐ明朝" w:eastAsia="ＭＳ Ｐ明朝" w:hAnsi="ＭＳ Ｐ明朝" w:cs="Arial"/>
           <w:lang w:eastAsia="zh-CN"/>
-          <w:sz w:val="22"/>
-          <w:szCs w:val="22"/>
         </w:rPr>
         <w:t>東京都千代田区永田町1丁目11番28号</w:t>
       </w:r>
@@ -488,24 +502,18 @@
       <w:r>
         <w:rPr>
           <w:rFonts w:ascii="ＭＳ Ｐ明朝" w:eastAsia="ＭＳ Ｐ明朝" w:hAnsi="ＭＳ Ｐ明朝" w:cs="Arial" w:hint="eastAsia"/>
-          <w:sz w:val="22"/>
-          <w:szCs w:val="22"/>
         </w:rPr>
         <w:t>合人社東京</w:t>
       </w:r>
       <w:r>
         <w:rPr>
           <w:rFonts w:ascii="ＭＳ Ｐ明朝" w:eastAsia="ＭＳ Ｐ明朝" w:hAnsi="ＭＳ Ｐ明朝" w:cs="Arial" w:hint="eastAsia"/>
-          <w:sz w:val="22"/>
-          <w:szCs w:val="22"/>
         </w:rPr>
         <w:t>永田町</w:t>
       </w:r>
       <w:r>
         <w:rPr>
           <w:rFonts w:ascii="ＭＳ Ｐ明朝" w:eastAsia="ＭＳ Ｐ明朝" w:hAnsi="ＭＳ Ｐ明朝" w:cs="Arial"/>
-          <w:sz w:val="22"/>
-          <w:szCs w:val="22"/>
         </w:rPr>
         <w:t>ビル9階</w:t>
       </w:r>
@@ -521,8 +529,6 @@
         <w:rPr>
           <w:rFonts w:ascii="ＭＳ Ｐ明朝" w:eastAsia="ＭＳ Ｐ明朝" w:hAnsi="ＭＳ Ｐ明朝" w:cs="Arial"/>
           <w:spacing w:val="1"/>
-          <w:sz w:val="22"/>
-          <w:szCs w:val="22"/>
         </w:rPr>
         <w:t>東京フィナンシャル・アドバイザーズ株式会社</w:t>
       </w:r>
@@ -538,40 +544,30 @@
       <w:r>
         <w:rPr>
           <w:rFonts w:ascii="ＭＳ Ｐ明朝" w:eastAsia="ＭＳ Ｐ明朝" w:hAnsi="ＭＳ Ｐ明朝" w:cs="Arial"/>
-          <w:sz w:val="22"/>
-          <w:szCs w:val="22"/>
         </w:rPr>
         <w:t>代表取締役　 能</w:t>
       </w:r>
       <w:r>
         <w:rPr>
           <w:rFonts w:ascii="ＭＳ Ｐ明朝" w:eastAsia="ＭＳ Ｐ明朝" w:hAnsi="ＭＳ Ｐ明朝" w:cs="Arial" w:hint="eastAsia"/>
-          <w:sz w:val="22"/>
-          <w:szCs w:val="22"/>
         </w:rPr>
         <w:t xml:space="preserve">　</w:t>
       </w:r>
       <w:r>
         <w:rPr>
           <w:rFonts w:ascii="ＭＳ Ｐ明朝" w:eastAsia="ＭＳ Ｐ明朝" w:hAnsi="ＭＳ Ｐ明朝" w:cs="Arial"/>
-          <w:sz w:val="22"/>
-          <w:szCs w:val="22"/>
         </w:rPr>
         <w:t>勢</w:t>
       </w:r>
       <w:r>
         <w:rPr>
           <w:rFonts w:ascii="ＭＳ Ｐ明朝" w:eastAsia="ＭＳ Ｐ明朝" w:hAnsi="ＭＳ Ｐ明朝" w:cs="Arial" w:hint="eastAsia"/>
-          <w:sz w:val="22"/>
-          <w:szCs w:val="22"/>
         </w:rPr>
         <w:t xml:space="preserve">　　</w:t>
       </w:r>
       <w:r>
         <w:rPr>
           <w:rFonts w:ascii="ＭＳ Ｐ明朝" w:eastAsia="ＭＳ Ｐ明朝" w:hAnsi="ＭＳ Ｐ明朝" w:cs="Arial"/>
-          <w:sz w:val="22"/>
-          <w:szCs w:val="22"/>
         </w:rPr>
         <w:t>元</w:t>
       </w:r>
@@ -843,6 +839,7 @@
     <w:p>
       <w:pPr>
         <w:ind w:firstLineChars="100" w:firstLine="220"/>
+        <w:jc w:val="center"/>
         <w:rPr>
           <w:rFonts w:ascii="ＭＳ Ｐ明朝" w:eastAsia="ＭＳ Ｐ明朝" w:hAnsi="ＭＳ Ｐ明朝" w:cs="Arial"/>
           <w:sz w:val="22"/>
@@ -850,6 +847,33 @@
         </w:rPr>
         <w:pageBreakBefore/>
       </w:pPr>
+      <w:r>
+        <w:rPr>
+          <w:rFonts w:ascii="ＭＳ Ｐ明朝" w:hAnsi="ＭＳ Ｐ明朝" w:eastAsia="ＭＳ Ｐ明朝"/>
+          <w:b/>
+          <w:sz w:val="32"/>
+        </w:rPr>
+        <w:t>目次</w:t>
+      </w:r>
+    </w:p>
+    <w:p>
+      <w:pPr>
+        <w:ind w:left="240" w:firstLineChars="50" w:firstLine="110"/>
+        <w:rPr>
+          <w:rFonts w:ascii="ＭＳ Ｐ明朝" w:eastAsia="ＭＳ Ｐ明朝" w:hAnsi="ＭＳ Ｐ明朝" w:cs="メイリオ"/>
+          <w:sz w:val="22"/>
+          <w:szCs w:val="22"/>
+        </w:rPr>
+        <w:pageBreakBefore/>
+      </w:pPr>
+      <w:r>
+        <w:rPr>
+          <w:rFonts w:ascii="ＭＳ Ｐ明朝" w:eastAsia="ＭＳ Ｐ明朝" w:hAnsi="ＭＳ Ｐ明朝" w:cs="メイリオ"/>
+          <w:sz w:val="22"/>
+          <w:szCs w:val="22"/>
+        </w:rPr>
+        <w:fldChar w:fldCharType="end"/>
+      </w:r>
     </w:p>
     <w:p>
       <w:pPr>
@@ -1835,37 +1859,17 @@
     </w:p>
     <w:p>
       <w:pPr>
-        <w:ind w:left="240" w:firstLineChars="50" w:firstLine="110"/>
-        <w:rPr>
-          <w:rFonts w:ascii="ＭＳ Ｐ明朝" w:eastAsia="ＭＳ Ｐ明朝" w:hAnsi="ＭＳ Ｐ明朝" w:cs="メイリオ"/>
-          <w:sz w:val="22"/>
-          <w:szCs w:val="22"/>
+        <w:pStyle w:val="1"/>
+        <w:rPr>
+          <w:rFonts w:ascii="ＭＳ Ｐ明朝" w:eastAsia="ＭＳ Ｐ明朝" w:hAnsi="ＭＳ Ｐ明朝" w:cs="Arial Unicode MS"/>
         </w:rPr>
         <w:pageBreakBefore/>
-      </w:pPr>
-      <w:r>
-        <w:rPr>
-          <w:rFonts w:ascii="ＭＳ Ｐ明朝" w:eastAsia="ＭＳ Ｐ明朝" w:hAnsi="ＭＳ Ｐ明朝" w:cs="メイリオ"/>
-          <w:sz w:val="22"/>
-          <w:szCs w:val="22"/>
-        </w:rPr>
-        <w:fldChar w:fldCharType="end"/>
-      </w:r>
-    </w:p>
-    <w:p>
-      <w:pPr>
-        <w:pStyle w:val="1"/>
-        <w:rPr>
-          <w:rFonts w:ascii="ＭＳ Ｐ明朝" w:eastAsia="ＭＳ Ｐ明朝" w:hAnsi="ＭＳ Ｐ明朝" w:cs="Arial Unicode MS"/>
-        </w:rPr>
       </w:pPr>
       <w:bookmarkStart w:id="0" w:name="_Toc179738835"/>
       <w:bookmarkStart w:id="1" w:name="_Toc223971637"/>
       <w:r>
         <w:rPr>
           <w:rFonts w:ascii="ＭＳ Ｐ明朝" w:eastAsia="ＭＳ Ｐ明朝" w:hAnsi="ＭＳ Ｐ明朝" w:cs="Arial Unicode MS" w:hint="eastAsia"/>
-          <w:sz w:val="22"/>
-          <w:szCs w:val="22"/>
         </w:rPr>
         <w:lastRenderedPageBreak/>
         <w:t>Ⅰ</w:t>
@@ -1873,8 +1877,6 @@
       <w:r>
         <w:rPr>
           <w:rFonts w:ascii="ＭＳ Ｐ明朝" w:eastAsia="ＭＳ Ｐ明朝" w:hAnsi="ＭＳ Ｐ明朝" w:cs="Arial Unicode MS"/>
-          <w:sz w:val="22"/>
-          <w:szCs w:val="22"/>
         </w:rPr>
         <w:t xml:space="preserve">　新株予約権の評価</w:t>
       </w:r>
@@ -1882,8 +1884,6 @@
       <w:r>
         <w:rPr>
           <w:rFonts w:ascii="ＭＳ Ｐ明朝" w:eastAsia="ＭＳ Ｐ明朝" w:hAnsi="ＭＳ Ｐ明朝" w:cs="Arial Unicode MS" w:hint="eastAsia"/>
-          <w:sz w:val="22"/>
-          <w:szCs w:val="22"/>
         </w:rPr>
         <w:t>概要</w:t>
       </w:r>
@@ -1904,8 +1904,6 @@
       <w:r>
         <w:rPr>
           <w:rFonts w:ascii="ＭＳ Ｐ明朝" w:eastAsia="ＭＳ Ｐ明朝" w:hAnsi="ＭＳ Ｐ明朝" w:cs="Arial" w:hint="eastAsia"/>
-          <w:sz w:val="22"/>
-          <w:szCs w:val="22"/>
         </w:rPr>
         <w:t xml:space="preserve">1. </w:t>
       </w:r>
@@ -1945,8 +1943,6 @@
           <w:rFonts w:ascii="ＭＳ Ｐ明朝" w:eastAsia="ＭＳ Ｐ明朝" w:hAnsi="ＭＳ Ｐ明朝" w:cs="Arial"/>
           <w:b/>
           <w:u w:val="single"/>
-          <w:sz w:val="22"/>
-          <w:szCs w:val="22"/>
         </w:rPr>
         <w:t>公</w:t>
       </w:r>
@@ -1956,8 +1952,6 @@
           <w:b/>
           <w:color w:val="000000"/>
           <w:u w:val="single"/>
-          <w:sz w:val="22"/>
-          <w:szCs w:val="22"/>
         </w:rPr>
         <w:t>正価値</w:t>
       </w:r>
@@ -1967,8 +1961,6 @@
           <w:b/>
           <w:color w:val="000000"/>
           <w:u w:val="single"/>
-          <w:sz w:val="22"/>
-          <w:szCs w:val="22"/>
         </w:rPr>
         <w:t>：</w:t>
       </w:r>
@@ -1978,8 +1970,6 @@
           <w:b/>
           <w:color w:val="000000"/>
           <w:u w:val="single"/>
-          <w:sz w:val="22"/>
-          <w:szCs w:val="22"/>
         </w:rPr>
         <w:t>●</w:t>
       </w:r>
@@ -1989,8 +1979,6 @@
           <w:b/>
           <w:color w:val="000000"/>
           <w:u w:val="single"/>
-          <w:sz w:val="22"/>
-          <w:szCs w:val="22"/>
         </w:rPr>
         <w:t>円</w:t>
       </w:r>
@@ -2000,8 +1988,6 @@
           <w:b/>
           <w:color w:val="000000"/>
           <w:u w:val="single"/>
-          <w:sz w:val="22"/>
-          <w:szCs w:val="22"/>
         </w:rPr>
         <w:t>（</w:t>
       </w:r>
@@ -2011,8 +1997,6 @@
           <w:b/>
           <w:color w:val="000000"/>
           <w:u w:val="single"/>
-          <w:sz w:val="22"/>
-          <w:szCs w:val="22"/>
         </w:rPr>
         <w:t>●</w:t>
       </w:r>
@@ -2022,8 +2006,6 @@
           <w:b/>
           <w:color w:val="000000"/>
           <w:u w:val="single"/>
-          <w:sz w:val="22"/>
-          <w:szCs w:val="22"/>
         </w:rPr>
         <w:t>円/株　当初株価の</w:t>
       </w:r>
@@ -2033,8 +2015,6 @@
           <w:b/>
           <w:color w:val="000000"/>
           <w:u w:val="single"/>
-          <w:sz w:val="22"/>
-          <w:szCs w:val="22"/>
         </w:rPr>
         <w:t>●</w:t>
       </w:r>
@@ -2044,8 +2024,6 @@
           <w:b/>
           <w:color w:val="000000"/>
           <w:u w:val="single"/>
-          <w:sz w:val="22"/>
-          <w:szCs w:val="22"/>
         </w:rPr>
         <w:t>%</w:t>
       </w:r>
@@ -2055,8 +2033,6 @@
           <w:b/>
           <w:color w:val="000000"/>
           <w:u w:val="single"/>
-          <w:sz w:val="22"/>
-          <w:szCs w:val="22"/>
         </w:rPr>
         <w:t>）</w:t>
       </w:r>
@@ -2297,7 +2273,6 @@
           <w:sz w:val="22"/>
           <w:szCs w:val="22"/>
         </w:rPr>
-        <w:br w:type="page"/>
       </w:r>
     </w:p>
     <w:p>
@@ -2578,17 +2553,6 @@
     </w:p>
     <w:p>
       <w:pPr>
-        <w:ind w:left="360" w:firstLineChars="75" w:firstLine="165"/>
-        <w:rPr>
-          <w:rFonts w:ascii="ＭＳ Ｐ明朝" w:eastAsia="ＭＳ Ｐ明朝" w:hAnsi="ＭＳ Ｐ明朝" w:cs="Arial"/>
-          <w:sz w:val="22"/>
-          <w:szCs w:val="22"/>
-        </w:rPr>
-        <w:pageBreakBefore/>
-      </w:pPr>
-    </w:p>
-    <w:p>
-      <w:pPr>
         <w:pStyle w:val="2"/>
         <w:ind w:firstLineChars="100" w:firstLine="220"/>
         <w:rPr>
@@ -2596,6 +2560,7 @@
           <w:sz w:val="22"/>
           <w:szCs w:val="22"/>
         </w:rPr>
+        <w:pageBreakBefore/>
       </w:pPr>
       <w:bookmarkStart w:id="8" w:name="_Toc223971642"/>
       <w:r>
@@ -5136,7 +5101,7 @@
                 <w:sz w:val="21"/>
                 <w:szCs w:val="21"/>
               </w:rPr>
-              <w:t>12月</w:t>
+              <w:t>12</w:t>
             </w:r>
             <w:r>
               <w:rPr>
@@ -5144,7 +5109,7 @@
                 <w:sz w:val="21"/>
                 <w:szCs w:val="21"/>
               </w:rPr>
-              <w:t>末</w:t>
+              <w:t>月</w:t>
             </w:r>
             <w:r>
               <w:rPr>
@@ -5152,7 +5117,7 @@
                 <w:sz w:val="21"/>
                 <w:szCs w:val="21"/>
               </w:rPr>
-              <w:t>版)」 J</w:t>
+              <w:t xml:space="preserve">末版)」 </w:t>
             </w:r>
             <w:r>
               <w:rPr>
@@ -5160,7 +5125,7 @@
                 <w:sz w:val="21"/>
                 <w:szCs w:val="21"/>
               </w:rPr>
-              <w:t>apan L</w:t>
+              <w:t xml:space="preserve">Japan </w:t>
             </w:r>
             <w:r>
               <w:rPr>
@@ -5168,7 +5133,7 @@
                 <w:sz w:val="21"/>
                 <w:szCs w:val="21"/>
               </w:rPr>
-              <w:t>ong-</w:t>
+              <w:t>Long</w:t>
             </w:r>
             <w:r>
               <w:rPr>
@@ -5176,7 +5141,7 @@
                 <w:sz w:val="21"/>
                 <w:szCs w:val="21"/>
               </w:rPr>
-              <w:t>Horizon Equity R</w:t>
+              <w:t xml:space="preserve">-Horizon Equity </w:t>
             </w:r>
             <w:r>
               <w:rPr>
@@ -5184,7 +5149,7 @@
                 <w:sz w:val="21"/>
                 <w:szCs w:val="21"/>
               </w:rPr>
-              <w:t>isk Premia (</w:t>
+              <w:t xml:space="preserve">Risk Premia </w:t>
             </w:r>
             <w:r>
               <w:rPr>
@@ -5192,7 +5157,7 @@
                 <w:sz w:val="21"/>
                 <w:szCs w:val="21"/>
               </w:rPr>
-              <w:t>1</w:t>
+              <w:t>(</w:t>
             </w:r>
             <w:r>
               <w:rPr>
@@ -5200,7 +5165,7 @@
                 <w:sz w:val="21"/>
                 <w:szCs w:val="21"/>
               </w:rPr>
-              <w:t>952.1</w:t>
+              <w:t>1952.</w:t>
             </w:r>
             <w:r>
               <w:rPr>
@@ -5208,7 +5173,7 @@
                 <w:sz w:val="21"/>
                 <w:szCs w:val="21"/>
               </w:rPr>
-              <w:t>～</w:t>
+              <w:t>1</w:t>
             </w:r>
             <w:r>
               <w:rPr>
@@ -5216,7 +5181,7 @@
                 <w:sz w:val="21"/>
                 <w:szCs w:val="21"/>
               </w:rPr>
-              <w:t>2</w:t>
+              <w:t>～</w:t>
             </w:r>
             <w:r>
               <w:rPr>
@@ -5224,7 +5189,7 @@
                 <w:sz w:val="21"/>
                 <w:szCs w:val="21"/>
               </w:rPr>
-              <w:t>025</w:t>
+              <w:t>202</w:t>
             </w:r>
             <w:r>
               <w:rPr>
@@ -5232,7 +5197,7 @@
                 <w:sz w:val="21"/>
                 <w:szCs w:val="21"/>
               </w:rPr>
-              <w:t>.</w:t>
+              <w:t>5</w:t>
             </w:r>
             <w:r>
               <w:rPr>
@@ -5240,7 +5205,7 @@
                 <w:sz w:val="21"/>
                 <w:szCs w:val="21"/>
               </w:rPr>
-              <w:t>1</w:t>
+              <w:t>.</w:t>
             </w:r>
             <w:r>
               <w:rPr>
@@ -5248,7 +5213,7 @@
                 <w:sz w:val="21"/>
                 <w:szCs w:val="21"/>
               </w:rPr>
-              <w:t>2)</w:t>
+              <w:t>12</w:t>
             </w:r>
             <w:r>
               <w:rPr>
@@ -5256,7 +5221,7 @@
                 <w:sz w:val="21"/>
                 <w:szCs w:val="21"/>
               </w:rPr>
-              <w:t>。C</w:t>
+              <w:t>)。</w:t>
             </w:r>
             <w:r>
               <w:rPr>
@@ -5264,7 +5229,7 @@
                 <w:sz w:val="21"/>
                 <w:szCs w:val="21"/>
               </w:rPr>
-              <w:t>opyright © 2</w:t>
+              <w:t xml:space="preserve">Copyright © </w:t>
             </w:r>
             <w:r>
               <w:rPr>
@@ -5272,7 +5237,7 @@
                 <w:sz w:val="21"/>
                 <w:szCs w:val="21"/>
               </w:rPr>
-              <w:t xml:space="preserve">026 </w:t>
+              <w:t>2026</w:t>
             </w:r>
             <w:r>
               <w:rPr>
@@ -5280,7 +5245,7 @@
                 <w:sz w:val="21"/>
                 <w:szCs w:val="21"/>
               </w:rPr>
-              <w:t>I</w:t>
+              <w:t xml:space="preserve"> </w:t>
             </w:r>
             <w:r>
               <w:rPr>
@@ -5288,7 +5253,7 @@
                 <w:sz w:val="21"/>
                 <w:szCs w:val="21"/>
               </w:rPr>
-              <w:t>bbotson Associates Japan, Inc.(</w:t>
+              <w:t>Ibbotson Associates Japan, Inc.</w:t>
             </w:r>
             <w:r>
               <w:rPr>
@@ -5296,23 +5261,23 @@
                 <w:sz w:val="22"/>
                 <w:szCs w:val="22"/>
               </w:rPr>
-              <w:t>もしくは C</w:t>
-            </w:r>
-            <w:r>
-              <w:rPr>
-                <w:rFonts w:ascii="ＭＳ Ｐ明朝" w:eastAsia="ＭＳ Ｐ明朝" w:hAnsi="ＭＳ Ｐ明朝" w:cs="Arial"/>
-                <w:sz w:val="22"/>
-                <w:szCs w:val="22"/>
-              </w:rPr>
-              <w:t>opyright © 2</w:t>
-            </w:r>
-            <w:r>
-              <w:rPr>
-                <w:rFonts w:ascii="ＭＳ Ｐ明朝" w:eastAsia="ＭＳ Ｐ明朝" w:hAnsi="ＭＳ Ｐ明朝" w:cs="Arial"/>
-                <w:sz w:val="22"/>
-                <w:szCs w:val="22"/>
-              </w:rPr>
-              <w:t>026イ</w:t>
+              <w:t xml:space="preserve">(もしくは </w:t>
+            </w:r>
+            <w:r>
+              <w:rPr>
+                <w:rFonts w:ascii="ＭＳ Ｐ明朝" w:eastAsia="ＭＳ Ｐ明朝" w:hAnsi="ＭＳ Ｐ明朝" w:cs="Arial"/>
+                <w:sz w:val="22"/>
+                <w:szCs w:val="22"/>
+              </w:rPr>
+              <w:t xml:space="preserve">Copyright © </w:t>
+            </w:r>
+            <w:r>
+              <w:rPr>
+                <w:rFonts w:ascii="ＭＳ Ｐ明朝" w:eastAsia="ＭＳ Ｐ明朝" w:hAnsi="ＭＳ Ｐ明朝" w:cs="Arial"/>
+                <w:sz w:val="22"/>
+                <w:szCs w:val="22"/>
+              </w:rPr>
+              <w:t>2026</w:t>
             </w:r>
             <w:r>
               <w:rPr>
@@ -5320,23 +5285,23 @@
                 <w:sz w:val="22"/>
                 <w:szCs w:val="22"/>
               </w:rPr>
+              <w:t>イ</w:t>
+            </w:r>
+            <w:r>
+              <w:rPr>
+                <w:rFonts w:ascii="ＭＳ Ｐ明朝" w:eastAsia="ＭＳ Ｐ明朝" w:hAnsi="ＭＳ Ｐ明朝" w:cs="Times" w:hint="eastAsia"/>
+                <w:sz w:val="22"/>
+                <w:szCs w:val="22"/>
+              </w:rPr>
               <w:t>ボ</w:t>
             </w:r>
             <w:r>
               <w:rPr>
-                <w:rFonts w:ascii="ＭＳ Ｐ明朝" w:eastAsia="ＭＳ Ｐ明朝" w:hAnsi="ＭＳ Ｐ明朝" w:cs="Times" w:hint="eastAsia"/>
-                <w:sz w:val="22"/>
-                <w:szCs w:val="22"/>
-              </w:rPr>
-              <w:t>ッ</w:t>
-            </w:r>
-            <w:r>
-              <w:rPr>
                 <w:rFonts w:ascii="ＭＳ Ｐ明朝" w:eastAsia="ＭＳ Ｐ明朝" w:hAnsi="ＭＳ Ｐ明朝" w:cs="ＭＳ 明朝" w:hint="eastAsia"/>
                 <w:sz w:val="22"/>
                 <w:szCs w:val="22"/>
               </w:rPr>
-              <w:t>トソン・アソシエイツ・ジャパン株式会社)</w:t>
+              <w:t>ットソン・アソシエイツ・ジャパン株式会社</w:t>
             </w:r>
             <w:r>
               <w:rPr>
@@ -5344,7 +5309,7 @@
                 <w:sz w:val="22"/>
                 <w:szCs w:val="22"/>
               </w:rPr>
-              <w:t>全ての著作権等の権利を有する同社からの許諾を得て使用。</w:t>
+              <w:t>)全ての著作権等の権利を有する同社からの許諾を得て使用。</w:t>
             </w:r>
           </w:p>
           <w:p>
@@ -5982,7 +5947,8 @@
     </w:p>
     <w:p>
       <w:pPr>
-        <w:ind w:leftChars="342" w:left="821" w:firstLineChars="75" w:firstLine="165"/>
+        <w:pStyle w:val="2"/>
+        <w:ind w:firstLineChars="100" w:firstLine="220"/>
         <w:rPr>
           <w:rFonts w:ascii="ＭＳ Ｐ明朝" w:eastAsia="ＭＳ Ｐ明朝" w:hAnsi="ＭＳ Ｐ明朝" w:cs="Arial"/>
           <w:sz w:val="22"/>
@@ -5990,9 +5956,512 @@
         </w:rPr>
         <w:pageBreakBefore/>
       </w:pPr>
+      <w:bookmarkStart w:id="9" w:name="_Toc179738840"/>
+      <w:bookmarkStart w:id="10" w:name="_Toc223971643"/>
+      <w:r>
+        <w:rPr>
+          <w:rFonts w:ascii="ＭＳ Ｐ明朝" w:eastAsia="ＭＳ Ｐ明朝" w:hAnsi="ＭＳ Ｐ明朝" w:cs="Arial"/>
+          <w:sz w:val="22"/>
+          <w:szCs w:val="22"/>
+        </w:rPr>
+        <w:lastRenderedPageBreak/>
+        <w:t>6</w:t>
+      </w:r>
+      <w:r>
+        <w:rPr>
+          <w:rFonts w:ascii="ＭＳ Ｐ明朝" w:eastAsia="ＭＳ Ｐ明朝" w:hAnsi="ＭＳ Ｐ明朝" w:cs="Arial" w:hint="eastAsia"/>
+          <w:sz w:val="22"/>
+          <w:szCs w:val="22"/>
+        </w:rPr>
+        <w:t xml:space="preserve">. </w:t>
+      </w:r>
+      <w:r>
+        <w:rPr>
+          <w:rFonts w:ascii="ＭＳ Ｐ明朝" w:eastAsia="ＭＳ Ｐ明朝" w:hAnsi="ＭＳ Ｐ明朝" w:cs="Arial"/>
+          <w:sz w:val="22"/>
+          <w:szCs w:val="22"/>
+        </w:rPr>
+        <w:t>新株予約権の評価額の算定に当たって採用した</w:t>
+      </w:r>
+      <w:r>
+        <w:rPr>
+          <w:rFonts w:ascii="ＭＳ Ｐ明朝" w:eastAsia="ＭＳ Ｐ明朝" w:hAnsi="ＭＳ Ｐ明朝" w:cs="Arial" w:hint="eastAsia"/>
+          <w:sz w:val="22"/>
+          <w:szCs w:val="22"/>
+        </w:rPr>
+        <w:t>仮定</w:t>
+      </w:r>
+      <w:bookmarkEnd w:id="10"/>
     </w:p>
     <w:p>
       <w:pPr>
+        <w:ind w:left="360" w:firstLineChars="75" w:firstLine="165"/>
+        <w:rPr>
+          <w:rFonts w:ascii="ＭＳ Ｐ明朝" w:eastAsia="ＭＳ Ｐ明朝" w:hAnsi="ＭＳ Ｐ明朝" w:cs="Arial"/>
+          <w:sz w:val="22"/>
+          <w:szCs w:val="22"/>
+        </w:rPr>
+      </w:pPr>
+      <w:r>
+        <w:rPr>
+          <w:rFonts w:ascii="ＭＳ Ｐ明朝" w:eastAsia="ＭＳ Ｐ明朝" w:hAnsi="ＭＳ Ｐ明朝" w:cs="Arial"/>
+          <w:sz w:val="22"/>
+          <w:szCs w:val="22"/>
+        </w:rPr>
+        <w:t>新株予約権の評価額の算定を行う上で必要な</w:t>
+      </w:r>
+      <w:r>
+        <w:rPr>
+          <w:rFonts w:ascii="ＭＳ Ｐ明朝" w:eastAsia="ＭＳ Ｐ明朝" w:hAnsi="ＭＳ Ｐ明朝" w:cs="Arial" w:hint="eastAsia"/>
+          <w:sz w:val="22"/>
+          <w:szCs w:val="22"/>
+        </w:rPr>
+        <w:t>仮定を下記のとおり設定しました。</w:t>
+      </w:r>
+    </w:p>
+    <w:p>
+      <w:pPr>
+        <w:ind w:leftChars="270" w:left="648"/>
+        <w:rPr>
+          <w:rFonts w:ascii="ＭＳ Ｐ明朝" w:eastAsia="ＭＳ Ｐ明朝" w:hAnsi="ＭＳ Ｐ明朝" w:cs="Arial"/>
+          <w:sz w:val="22"/>
+          <w:szCs w:val="22"/>
+        </w:rPr>
+      </w:pPr>
+    </w:p>
+    <w:p>
+      <w:pPr>
+        <w:ind w:leftChars="270" w:left="648"/>
+        <w:rPr>
+          <w:rFonts w:ascii="ＭＳ Ｐ明朝" w:eastAsia="ＭＳ Ｐ明朝" w:hAnsi="ＭＳ Ｐ明朝" w:cs="Arial"/>
+          <w:sz w:val="22"/>
+          <w:szCs w:val="22"/>
+        </w:rPr>
+      </w:pPr>
+      <w:r>
+        <w:rPr>
+          <w:rFonts w:ascii="ＭＳ Ｐ明朝" w:eastAsia="ＭＳ Ｐ明朝" w:hAnsi="ＭＳ Ｐ明朝" w:cs="Arial"/>
+          <w:sz w:val="22"/>
+          <w:szCs w:val="22"/>
+        </w:rPr>
+        <w:t>・短期金利は時間を通じて既知であり、一定である。</w:t>
+      </w:r>
+    </w:p>
+    <w:p>
+      <w:pPr>
+        <w:ind w:leftChars="270" w:left="648"/>
+        <w:rPr>
+          <w:rFonts w:ascii="ＭＳ Ｐ明朝" w:eastAsia="ＭＳ Ｐ明朝" w:hAnsi="ＭＳ Ｐ明朝" w:cs="Arial"/>
+          <w:sz w:val="22"/>
+          <w:szCs w:val="22"/>
+        </w:rPr>
+      </w:pPr>
+      <w:r>
+        <w:rPr>
+          <w:rFonts w:ascii="ＭＳ Ｐ明朝" w:eastAsia="ＭＳ Ｐ明朝" w:hAnsi="ＭＳ Ｐ明朝" w:cs="Arial" w:hint="eastAsia"/>
+          <w:sz w:val="22"/>
+          <w:szCs w:val="22"/>
+        </w:rPr>
+        <w:t>・</w:t>
+      </w:r>
+      <w:r>
+        <w:rPr>
+          <w:rFonts w:ascii="ＭＳ Ｐ明朝" w:eastAsia="ＭＳ Ｐ明朝" w:hAnsi="ＭＳ Ｐ明朝" w:cs="Arial"/>
+          <w:sz w:val="22"/>
+          <w:szCs w:val="22"/>
+        </w:rPr>
+        <w:t>ボラティリティは時間を通じて一定である。</w:t>
+      </w:r>
+    </w:p>
+    <w:p>
+      <w:pPr>
+        <w:ind w:leftChars="270" w:left="648"/>
+        <w:rPr>
+          <w:rFonts w:ascii="ＭＳ Ｐ明朝" w:eastAsia="ＭＳ Ｐ明朝" w:hAnsi="ＭＳ Ｐ明朝" w:cs="Arial"/>
+          <w:sz w:val="22"/>
+          <w:szCs w:val="22"/>
+        </w:rPr>
+      </w:pPr>
+      <w:r>
+        <w:rPr>
+          <w:rFonts w:ascii="ＭＳ Ｐ明朝" w:eastAsia="ＭＳ Ｐ明朝" w:hAnsi="ＭＳ Ｐ明朝" w:cs="Arial" w:hint="eastAsia"/>
+          <w:sz w:val="22"/>
+          <w:szCs w:val="22"/>
+        </w:rPr>
+        <w:t>・</w:t>
+      </w:r>
+      <w:r>
+        <w:rPr>
+          <w:rFonts w:ascii="ＭＳ Ｐ明朝" w:eastAsia="ＭＳ Ｐ明朝" w:hAnsi="ＭＳ Ｐ明朝" w:cs="Arial"/>
+          <w:sz w:val="22"/>
+          <w:szCs w:val="22"/>
+        </w:rPr>
+        <w:t>株、オプションの売買に取引コストは発生しない。</w:t>
+      </w:r>
+    </w:p>
+    <w:p>
+      <w:pPr>
+        <w:ind w:leftChars="270" w:left="648"/>
+        <w:rPr>
+          <w:rFonts w:ascii="ＭＳ Ｐ明朝" w:eastAsia="ＭＳ Ｐ明朝" w:hAnsi="ＭＳ Ｐ明朝" w:cs="Arial"/>
+          <w:sz w:val="22"/>
+          <w:szCs w:val="22"/>
+        </w:rPr>
+      </w:pPr>
+      <w:r>
+        <w:rPr>
+          <w:rFonts w:ascii="ＭＳ Ｐ明朝" w:eastAsia="ＭＳ Ｐ明朝" w:hAnsi="ＭＳ Ｐ明朝" w:cs="Arial" w:hint="eastAsia"/>
+          <w:sz w:val="22"/>
+          <w:szCs w:val="22"/>
+        </w:rPr>
+        <w:t>・</w:t>
+      </w:r>
+      <w:r>
+        <w:rPr>
+          <w:rFonts w:ascii="ＭＳ Ｐ明朝" w:eastAsia="ＭＳ Ｐ明朝" w:hAnsi="ＭＳ Ｐ明朝" w:cs="Arial"/>
+          <w:sz w:val="22"/>
+          <w:szCs w:val="22"/>
+        </w:rPr>
+        <w:t>株の購入をするために、短期金利で有価証券の価格の一部を借入できる。</w:t>
+      </w:r>
+    </w:p>
+    <w:p>
+      <w:pPr>
+        <w:tabs>
+          <w:tab w:val="num" w:pos="1637"/>
+        </w:tabs>
+        <w:ind w:leftChars="270" w:left="648"/>
+        <w:rPr>
+          <w:rFonts w:ascii="ＭＳ Ｐ明朝" w:eastAsia="ＭＳ Ｐ明朝" w:hAnsi="ＭＳ Ｐ明朝" w:cs="Arial"/>
+          <w:sz w:val="22"/>
+          <w:szCs w:val="22"/>
+        </w:rPr>
+      </w:pPr>
+      <w:r>
+        <w:rPr>
+          <w:rFonts w:ascii="ＭＳ Ｐ明朝" w:eastAsia="ＭＳ Ｐ明朝" w:hAnsi="ＭＳ Ｐ明朝" w:cs="Arial" w:hint="eastAsia"/>
+          <w:sz w:val="22"/>
+          <w:szCs w:val="22"/>
+        </w:rPr>
+        <w:t>・</w:t>
+      </w:r>
+      <w:r>
+        <w:rPr>
+          <w:rFonts w:ascii="ＭＳ Ｐ明朝" w:eastAsia="ＭＳ Ｐ明朝" w:hAnsi="ＭＳ Ｐ明朝" w:cs="Arial"/>
+          <w:sz w:val="22"/>
+          <w:szCs w:val="22"/>
+        </w:rPr>
+        <w:t>株式の空売り</w:t>
+      </w:r>
+      <w:r>
+        <w:rPr>
+          <w:rFonts w:ascii="ＭＳ Ｐ明朝" w:eastAsia="ＭＳ Ｐ明朝" w:hAnsi="ＭＳ Ｐ明朝" w:cs="Arial" w:hint="eastAsia"/>
+          <w:sz w:val="22"/>
+          <w:szCs w:val="22"/>
+        </w:rPr>
+        <w:t>に対してペナルティはないものとする</w:t>
+      </w:r>
+      <w:r>
+        <w:rPr>
+          <w:rFonts w:ascii="ＭＳ Ｐ明朝" w:eastAsia="ＭＳ Ｐ明朝" w:hAnsi="ＭＳ Ｐ明朝" w:cs="Arial"/>
+          <w:sz w:val="22"/>
+          <w:szCs w:val="22"/>
+        </w:rPr>
+        <w:t>。</w:t>
+      </w:r>
+    </w:p>
+    <w:p>
+      <w:pPr>
+        <w:ind w:leftChars="270" w:left="648"/>
+        <w:rPr>
+          <w:rFonts w:ascii="ＭＳ Ｐ明朝" w:eastAsia="ＭＳ Ｐ明朝" w:hAnsi="ＭＳ Ｐ明朝" w:cs="Arial"/>
+          <w:sz w:val="22"/>
+          <w:szCs w:val="22"/>
+        </w:rPr>
+      </w:pPr>
+      <w:r>
+        <w:rPr>
+          <w:rFonts w:ascii="ＭＳ Ｐ明朝" w:eastAsia="ＭＳ Ｐ明朝" w:hAnsi="ＭＳ Ｐ明朝" w:cs="Arial" w:hint="eastAsia"/>
+          <w:sz w:val="22"/>
+          <w:szCs w:val="22"/>
+        </w:rPr>
+        <w:t>・株式の流動性については、新株予約権の行使により取得した株式を1営業日あた</w:t>
+      </w:r>
+      <w:r>
+        <w:rPr>
+          <w:rFonts w:ascii="ＭＳ Ｐ明朝" w:eastAsia="ＭＳ Ｐ明朝" w:hAnsi="ＭＳ Ｐ明朝" w:cs="Arial"/>
+          <w:sz w:val="22"/>
+          <w:szCs w:val="22"/>
+        </w:rPr>
+        <w:t>1</w:t>
+      </w:r>
+      <w:r>
+        <w:rPr>
+          <w:rFonts w:ascii="ＭＳ Ｐ明朝" w:eastAsia="ＭＳ Ｐ明朝" w:hAnsi="ＭＳ Ｐ明朝" w:cs="Arial"/>
+          <w:sz w:val="22"/>
+          <w:szCs w:val="22"/>
+        </w:rPr>
+        <w:t>48,31</w:t>
+      </w:r>
+      <w:r>
+        <w:rPr>
+          <w:rFonts w:ascii="ＭＳ Ｐ明朝" w:eastAsia="ＭＳ Ｐ明朝" w:hAnsi="ＭＳ Ｐ明朝" w:cs="Arial" w:hint="eastAsia"/>
+          <w:sz w:val="22"/>
+          <w:szCs w:val="22"/>
+        </w:rPr>
+        <w:t>3株（2</w:t>
+      </w:r>
+      <w:r>
+        <w:rPr>
+          <w:rFonts w:ascii="ＭＳ Ｐ明朝" w:eastAsia="ＭＳ Ｐ明朝" w:hAnsi="ＭＳ Ｐ明朝" w:cs="Arial"/>
+          <w:sz w:val="22"/>
+          <w:szCs w:val="22"/>
+        </w:rPr>
+        <w:t>0</w:t>
+      </w:r>
+      <w:r>
+        <w:rPr>
+          <w:rFonts w:ascii="ＭＳ Ｐ明朝" w:eastAsia="ＭＳ Ｐ明朝" w:hAnsi="ＭＳ Ｐ明朝" w:cs="Arial"/>
+          <w:sz w:val="22"/>
+          <w:szCs w:val="22"/>
+        </w:rPr>
+        <w:t>2</w:t>
+      </w:r>
+      <w:r>
+        <w:rPr>
+          <w:rFonts w:ascii="ＭＳ Ｐ明朝" w:eastAsia="ＭＳ Ｐ明朝" w:hAnsi="ＭＳ Ｐ明朝" w:cs="Arial" w:hint="eastAsia"/>
+          <w:sz w:val="22"/>
+          <w:szCs w:val="22"/>
+        </w:rPr>
+        <w:t>1</w:t>
+      </w:r>
+      <w:r>
+        <w:rPr>
+          <w:rFonts w:ascii="ＭＳ Ｐ明朝" w:eastAsia="ＭＳ Ｐ明朝" w:hAnsi="ＭＳ Ｐ明朝" w:cs="Arial"/>
+          <w:sz w:val="22"/>
+          <w:szCs w:val="22"/>
+        </w:rPr>
+        <w:t>年</w:t>
+      </w:r>
+      <w:r>
+        <w:rPr>
+          <w:rFonts w:ascii="ＭＳ Ｐ明朝" w:eastAsia="ＭＳ Ｐ明朝" w:hAnsi="ＭＳ Ｐ明朝" w:cs="Arial" w:hint="eastAsia"/>
+          <w:sz w:val="22"/>
+          <w:szCs w:val="22"/>
+        </w:rPr>
+        <w:t>3</w:t>
+      </w:r>
+      <w:r>
+        <w:rPr>
+          <w:rFonts w:ascii="ＭＳ Ｐ明朝" w:eastAsia="ＭＳ Ｐ明朝" w:hAnsi="ＭＳ Ｐ明朝" w:cs="Arial"/>
+          <w:sz w:val="22"/>
+          <w:szCs w:val="22"/>
+        </w:rPr>
+        <w:t>月3</w:t>
+      </w:r>
+      <w:r>
+        <w:rPr>
+          <w:rFonts w:ascii="ＭＳ Ｐ明朝" w:eastAsia="ＭＳ Ｐ明朝" w:hAnsi="ＭＳ Ｐ明朝" w:cs="Arial" w:hint="eastAsia"/>
+          <w:sz w:val="22"/>
+          <w:szCs w:val="22"/>
+        </w:rPr>
+        <w:t>日から</w:t>
+      </w:r>
+      <w:r>
+        <w:rPr>
+          <w:rFonts w:ascii="ＭＳ Ｐ明朝" w:eastAsia="ＭＳ Ｐ明朝" w:hAnsi="ＭＳ Ｐ明朝" w:cs="Arial" w:hint="eastAsia"/>
+          <w:sz w:val="22"/>
+          <w:szCs w:val="22"/>
+        </w:rPr>
+        <w:t>2026</w:t>
+      </w:r>
+      <w:r>
+        <w:rPr>
+          <w:rFonts w:ascii="ＭＳ Ｐ明朝" w:eastAsia="ＭＳ Ｐ明朝" w:hAnsi="ＭＳ Ｐ明朝" w:cs="Arial" w:hint="eastAsia"/>
+          <w:sz w:val="22"/>
+          <w:szCs w:val="22"/>
+        </w:rPr>
+        <w:t>年</w:t>
+      </w:r>
+      <w:r>
+        <w:rPr>
+          <w:rFonts w:ascii="ＭＳ Ｐ明朝" w:eastAsia="ＭＳ Ｐ明朝" w:hAnsi="ＭＳ Ｐ明朝" w:cs="Arial"/>
+          <w:sz w:val="22"/>
+          <w:szCs w:val="22"/>
+        </w:rPr>
+        <w:t>3</w:t>
+      </w:r>
+      <w:r>
+        <w:rPr>
+          <w:rFonts w:ascii="ＭＳ Ｐ明朝" w:eastAsia="ＭＳ Ｐ明朝" w:hAnsi="ＭＳ Ｐ明朝" w:cs="Arial" w:hint="eastAsia"/>
+          <w:sz w:val="22"/>
+          <w:szCs w:val="22"/>
+        </w:rPr>
+        <w:t>月</w:t>
+      </w:r>
+      <w:r>
+        <w:rPr>
+          <w:rFonts w:ascii="ＭＳ Ｐ明朝" w:eastAsia="ＭＳ Ｐ明朝" w:hAnsi="ＭＳ Ｐ明朝" w:cs="Arial"/>
+          <w:sz w:val="22"/>
+          <w:szCs w:val="22"/>
+        </w:rPr>
+        <w:t>2</w:t>
+      </w:r>
+      <w:r>
+        <w:rPr>
+          <w:rFonts w:ascii="ＭＳ Ｐ明朝" w:eastAsia="ＭＳ Ｐ明朝" w:hAnsi="ＭＳ Ｐ明朝" w:cs="Arial" w:hint="eastAsia"/>
+          <w:sz w:val="22"/>
+          <w:szCs w:val="22"/>
+        </w:rPr>
+        <w:t>日までの日次売買高の中央値である</w:t>
+      </w:r>
+      <w:r>
+        <w:rPr>
+          <w:rFonts w:ascii="ＭＳ Ｐ明朝" w:eastAsia="ＭＳ Ｐ明朝" w:hAnsi="ＭＳ Ｐ明朝" w:cs="Arial"/>
+          <w:sz w:val="22"/>
+          <w:szCs w:val="22"/>
+        </w:rPr>
+        <w:t>1</w:t>
+      </w:r>
+      <w:r>
+        <w:rPr>
+          <w:rFonts w:ascii="ＭＳ Ｐ明朝" w:eastAsia="ＭＳ Ｐ明朝" w:hAnsi="ＭＳ Ｐ明朝" w:cs="Arial"/>
+          <w:sz w:val="22"/>
+          <w:szCs w:val="22"/>
+        </w:rPr>
+        <w:t>,483,1</w:t>
+      </w:r>
+      <w:r>
+        <w:rPr>
+          <w:rFonts w:ascii="ＭＳ Ｐ明朝" w:eastAsia="ＭＳ Ｐ明朝" w:hAnsi="ＭＳ Ｐ明朝" w:cs="Arial" w:hint="eastAsia"/>
+          <w:sz w:val="22"/>
+          <w:szCs w:val="22"/>
+        </w:rPr>
+        <w:t>23株の10％</w:t>
+      </w:r>
+      <w:r>
+        <w:rPr>
+          <w:rFonts w:ascii="ＭＳ Ｐ明朝" w:eastAsia="ＭＳ Ｐ明朝" w:hAnsi="ＭＳ Ｐ明朝" w:cs="Arial"/>
+          <w:sz w:val="22"/>
+          <w:szCs w:val="22"/>
+        </w:rPr>
+        <w:t xml:space="preserve"> 小数点第一</w:t>
+      </w:r>
+      <w:r>
+        <w:rPr>
+          <w:rFonts w:ascii="ＭＳ Ｐ明朝" w:eastAsia="ＭＳ Ｐ明朝" w:hAnsi="ＭＳ Ｐ明朝" w:cs="Arial" w:hint="eastAsia"/>
+          <w:sz w:val="22"/>
+          <w:szCs w:val="22"/>
+        </w:rPr>
+        <w:t>位を切り</w:t>
+      </w:r>
+      <w:r>
+        <w:rPr>
+          <w:rFonts w:ascii="ＭＳ Ｐ明朝" w:eastAsia="ＭＳ Ｐ明朝" w:hAnsi="ＭＳ Ｐ明朝" w:cs="Arial"/>
+          <w:sz w:val="22"/>
+          <w:szCs w:val="22"/>
+        </w:rPr>
+        <w:t>上</w:t>
+      </w:r>
+      <w:r>
+        <w:rPr>
+          <w:rFonts w:ascii="ＭＳ Ｐ明朝" w:eastAsia="ＭＳ Ｐ明朝" w:hAnsi="ＭＳ Ｐ明朝" w:cs="Arial" w:hint="eastAsia"/>
+          <w:sz w:val="22"/>
+          <w:szCs w:val="22"/>
+        </w:rPr>
+        <w:t>げ</w:t>
+      </w:r>
+      <w:r>
+        <w:rPr>
+          <w:rFonts w:ascii="ＭＳ Ｐ明朝" w:eastAsia="ＭＳ Ｐ明朝" w:hAnsi="ＭＳ Ｐ明朝" w:cs="Arial"/>
+          <w:sz w:val="22"/>
+          <w:szCs w:val="22"/>
+        </w:rPr>
+        <w:t>）ずつ売却できるものと</w:t>
+      </w:r>
+      <w:r>
+        <w:rPr>
+          <w:rFonts w:ascii="ＭＳ Ｐ明朝" w:eastAsia="ＭＳ Ｐ明朝" w:hAnsi="ＭＳ Ｐ明朝" w:cs="Arial" w:hint="eastAsia"/>
+          <w:sz w:val="22"/>
+          <w:szCs w:val="22"/>
+        </w:rPr>
+        <w:t>す</w:t>
+      </w:r>
+      <w:r>
+        <w:rPr>
+          <w:rFonts w:ascii="ＭＳ Ｐ明朝" w:eastAsia="ＭＳ Ｐ明朝" w:hAnsi="ＭＳ Ｐ明朝" w:cs="Arial"/>
+          <w:sz w:val="22"/>
+          <w:szCs w:val="22"/>
+        </w:rPr>
+        <w:t>る（日次売</w:t>
+      </w:r>
+      <w:r>
+        <w:rPr>
+          <w:rFonts w:ascii="ＭＳ Ｐ明朝" w:eastAsia="ＭＳ Ｐ明朝" w:hAnsi="ＭＳ Ｐ明朝" w:cs="Arial" w:hint="eastAsia"/>
+          <w:sz w:val="22"/>
+          <w:szCs w:val="22"/>
+        </w:rPr>
+        <w:t>買</w:t>
+      </w:r>
+      <w:r>
+        <w:rPr>
+          <w:rFonts w:ascii="ＭＳ Ｐ明朝" w:eastAsia="ＭＳ Ｐ明朝" w:hAnsi="ＭＳ Ｐ明朝" w:cs="Arial"/>
+          <w:sz w:val="22"/>
+          <w:szCs w:val="22"/>
+        </w:rPr>
+        <w:t>高の10%という数値につきましては、市場環境への影響を鑑</w:t>
+      </w:r>
+      <w:r>
+        <w:rPr>
+          <w:rFonts w:ascii="ＭＳ Ｐ明朝" w:eastAsia="ＭＳ Ｐ明朝" w:hAnsi="ＭＳ Ｐ明朝" w:cs="Arial" w:hint="eastAsia"/>
+          <w:sz w:val="22"/>
+          <w:szCs w:val="22"/>
+        </w:rPr>
+        <w:t>みて取引高上限である100％のうち平均してその1</w:t>
+      </w:r>
+      <w:r>
+        <w:rPr>
+          <w:rFonts w:ascii="ＭＳ Ｐ明朝" w:eastAsia="ＭＳ Ｐ明朝" w:hAnsi="ＭＳ Ｐ明朝" w:cs="Arial"/>
+          <w:sz w:val="22"/>
+          <w:szCs w:val="22"/>
+        </w:rPr>
+        <w:t>0％の自己株式の取引が市場でなされると想定し、その水準の取引高は市場価格への影響が軽微であること、</w:t>
+      </w:r>
+      <w:r>
+        <w:rPr>
+          <w:rFonts w:ascii="ＭＳ Ｐ明朝" w:eastAsia="ＭＳ Ｐ明朝" w:hAnsi="ＭＳ Ｐ明朝" w:cs="Arial" w:hint="eastAsia"/>
+          <w:sz w:val="22"/>
+          <w:szCs w:val="22"/>
+        </w:rPr>
+        <w:t>また新株予</w:t>
+      </w:r>
+      <w:r>
+        <w:rPr>
+          <w:rFonts w:ascii="ＭＳ Ｐ明朝" w:eastAsia="ＭＳ Ｐ明朝" w:hAnsi="ＭＳ Ｐ明朝" w:cs="Arial"/>
+          <w:sz w:val="22"/>
+          <w:szCs w:val="22"/>
+        </w:rPr>
+        <w:t>約権の評価を行う一般的な算定機関において通常利用している数値でもあることから日次売買高の10%という数値を採用したことは妥当であると考えておりま</w:t>
+      </w:r>
+      <w:r>
+        <w:rPr>
+          <w:rFonts w:ascii="ＭＳ Ｐ明朝" w:eastAsia="ＭＳ Ｐ明朝" w:hAnsi="ＭＳ Ｐ明朝" w:cs="Arial" w:hint="eastAsia"/>
+          <w:sz w:val="22"/>
+          <w:szCs w:val="22"/>
+        </w:rPr>
+        <w:t>す</w:t>
+      </w:r>
+      <w:r>
+        <w:rPr>
+          <w:rFonts w:ascii="ＭＳ Ｐ明朝" w:eastAsia="ＭＳ Ｐ明朝" w:hAnsi="ＭＳ Ｐ明朝" w:cs="Arial" w:hint="eastAsia"/>
+          <w:szCs w:val="21"/>
+          <w:sz w:val="22"/>
+        </w:rPr>
+        <w:t>。）。</w:t>
+      </w:r>
+    </w:p>
+    <w:p>
+      <w:pPr>
         <w:pStyle w:val="2"/>
         <w:ind w:firstLineChars="100" w:firstLine="220"/>
         <w:rPr>
@@ -6000,529 +6469,7 @@
           <w:sz w:val="22"/>
           <w:szCs w:val="22"/>
         </w:rPr>
-      </w:pPr>
-      <w:bookmarkStart w:id="9" w:name="_Toc223971643"/>
-      <w:bookmarkStart w:id="10" w:name="_Toc179738840"/>
-      <w:r>
-        <w:rPr>
-          <w:rFonts w:ascii="ＭＳ Ｐ明朝" w:eastAsia="ＭＳ Ｐ明朝" w:hAnsi="ＭＳ Ｐ明朝" w:cs="Arial"/>
-          <w:sz w:val="22"/>
-          <w:szCs w:val="22"/>
-        </w:rPr>
-        <w:lastRenderedPageBreak/>
-        <w:t>6</w:t>
-      </w:r>
-      <w:r>
-        <w:rPr>
-          <w:rFonts w:ascii="ＭＳ Ｐ明朝" w:eastAsia="ＭＳ Ｐ明朝" w:hAnsi="ＭＳ Ｐ明朝" w:cs="Arial" w:hint="eastAsia"/>
-          <w:sz w:val="22"/>
-          <w:szCs w:val="22"/>
-        </w:rPr>
-        <w:t xml:space="preserve">. </w:t>
-      </w:r>
-      <w:r>
-        <w:rPr>
-          <w:rFonts w:ascii="ＭＳ Ｐ明朝" w:eastAsia="ＭＳ Ｐ明朝" w:hAnsi="ＭＳ Ｐ明朝" w:cs="Arial"/>
-          <w:sz w:val="22"/>
-          <w:szCs w:val="22"/>
-        </w:rPr>
-        <w:t>新株予約権の評価額の算定に当たって採用した</w:t>
-      </w:r>
-      <w:r>
-        <w:rPr>
-          <w:rFonts w:ascii="ＭＳ Ｐ明朝" w:eastAsia="ＭＳ Ｐ明朝" w:hAnsi="ＭＳ Ｐ明朝" w:cs="Arial" w:hint="eastAsia"/>
-          <w:sz w:val="22"/>
-          <w:szCs w:val="22"/>
-        </w:rPr>
-        <w:t>仮定</w:t>
-      </w:r>
-      <w:bookmarkEnd w:id="9"/>
-    </w:p>
-    <w:p>
-      <w:pPr>
-        <w:ind w:left="360" w:firstLineChars="75" w:firstLine="165"/>
-        <w:rPr>
-          <w:rFonts w:ascii="ＭＳ Ｐ明朝" w:eastAsia="ＭＳ Ｐ明朝" w:hAnsi="ＭＳ Ｐ明朝" w:cs="Arial"/>
-          <w:sz w:val="22"/>
-          <w:szCs w:val="22"/>
-        </w:rPr>
-      </w:pPr>
-      <w:r>
-        <w:rPr>
-          <w:rFonts w:ascii="ＭＳ Ｐ明朝" w:eastAsia="ＭＳ Ｐ明朝" w:hAnsi="ＭＳ Ｐ明朝" w:cs="Arial"/>
-          <w:sz w:val="22"/>
-          <w:szCs w:val="22"/>
-        </w:rPr>
-        <w:t>新株予約権の評価額の算定を行う上で必要な</w:t>
-      </w:r>
-      <w:r>
-        <w:rPr>
-          <w:rFonts w:ascii="ＭＳ Ｐ明朝" w:eastAsia="ＭＳ Ｐ明朝" w:hAnsi="ＭＳ Ｐ明朝" w:cs="Arial" w:hint="eastAsia"/>
-          <w:sz w:val="22"/>
-          <w:szCs w:val="22"/>
-        </w:rPr>
-        <w:t>仮定を下記のとおり設定しました。</w:t>
-      </w:r>
-    </w:p>
-    <w:p>
-      <w:pPr>
-        <w:ind w:leftChars="270" w:left="648"/>
-        <w:rPr>
-          <w:rFonts w:ascii="ＭＳ Ｐ明朝" w:eastAsia="ＭＳ Ｐ明朝" w:hAnsi="ＭＳ Ｐ明朝" w:cs="Arial"/>
-          <w:sz w:val="22"/>
-          <w:szCs w:val="22"/>
-        </w:rPr>
-      </w:pPr>
-    </w:p>
-    <w:p>
-      <w:pPr>
-        <w:ind w:leftChars="270" w:left="648"/>
-        <w:rPr>
-          <w:rFonts w:ascii="ＭＳ Ｐ明朝" w:eastAsia="ＭＳ Ｐ明朝" w:hAnsi="ＭＳ Ｐ明朝" w:cs="Arial"/>
-          <w:sz w:val="22"/>
-          <w:szCs w:val="22"/>
-        </w:rPr>
-      </w:pPr>
-      <w:r>
-        <w:rPr>
-          <w:rFonts w:ascii="ＭＳ Ｐ明朝" w:eastAsia="ＭＳ Ｐ明朝" w:hAnsi="ＭＳ Ｐ明朝" w:cs="Arial"/>
-          <w:sz w:val="22"/>
-          <w:szCs w:val="22"/>
-        </w:rPr>
-        <w:t>・短期金利は時間を通じて既知であり、一定である。</w:t>
-      </w:r>
-    </w:p>
-    <w:p>
-      <w:pPr>
-        <w:ind w:leftChars="270" w:left="648"/>
-        <w:rPr>
-          <w:rFonts w:ascii="ＭＳ Ｐ明朝" w:eastAsia="ＭＳ Ｐ明朝" w:hAnsi="ＭＳ Ｐ明朝" w:cs="Arial"/>
-          <w:sz w:val="22"/>
-          <w:szCs w:val="22"/>
-        </w:rPr>
-      </w:pPr>
-      <w:r>
-        <w:rPr>
-          <w:rFonts w:ascii="ＭＳ Ｐ明朝" w:eastAsia="ＭＳ Ｐ明朝" w:hAnsi="ＭＳ Ｐ明朝" w:cs="Arial" w:hint="eastAsia"/>
-          <w:sz w:val="22"/>
-          <w:szCs w:val="22"/>
-        </w:rPr>
-        <w:t>・</w:t>
-      </w:r>
-      <w:r>
-        <w:rPr>
-          <w:rFonts w:ascii="ＭＳ Ｐ明朝" w:eastAsia="ＭＳ Ｐ明朝" w:hAnsi="ＭＳ Ｐ明朝" w:cs="Arial"/>
-          <w:sz w:val="22"/>
-          <w:szCs w:val="22"/>
-        </w:rPr>
-        <w:t>ボラティリティは時間を通じて一定である。</w:t>
-      </w:r>
-    </w:p>
-    <w:p>
-      <w:pPr>
-        <w:ind w:leftChars="270" w:left="648"/>
-        <w:rPr>
-          <w:rFonts w:ascii="ＭＳ Ｐ明朝" w:eastAsia="ＭＳ Ｐ明朝" w:hAnsi="ＭＳ Ｐ明朝" w:cs="Arial"/>
-          <w:sz w:val="22"/>
-          <w:szCs w:val="22"/>
-        </w:rPr>
-      </w:pPr>
-      <w:r>
-        <w:rPr>
-          <w:rFonts w:ascii="ＭＳ Ｐ明朝" w:eastAsia="ＭＳ Ｐ明朝" w:hAnsi="ＭＳ Ｐ明朝" w:cs="Arial" w:hint="eastAsia"/>
-          <w:sz w:val="22"/>
-          <w:szCs w:val="22"/>
-        </w:rPr>
-        <w:t>・</w:t>
-      </w:r>
-      <w:r>
-        <w:rPr>
-          <w:rFonts w:ascii="ＭＳ Ｐ明朝" w:eastAsia="ＭＳ Ｐ明朝" w:hAnsi="ＭＳ Ｐ明朝" w:cs="Arial"/>
-          <w:sz w:val="22"/>
-          <w:szCs w:val="22"/>
-        </w:rPr>
-        <w:t>株、オプションの売買に取引コストは発生しない。</w:t>
-      </w:r>
-    </w:p>
-    <w:p>
-      <w:pPr>
-        <w:ind w:leftChars="270" w:left="648"/>
-        <w:rPr>
-          <w:rFonts w:ascii="ＭＳ Ｐ明朝" w:eastAsia="ＭＳ Ｐ明朝" w:hAnsi="ＭＳ Ｐ明朝" w:cs="Arial"/>
-          <w:sz w:val="22"/>
-          <w:szCs w:val="22"/>
-        </w:rPr>
-      </w:pPr>
-      <w:r>
-        <w:rPr>
-          <w:rFonts w:ascii="ＭＳ Ｐ明朝" w:eastAsia="ＭＳ Ｐ明朝" w:hAnsi="ＭＳ Ｐ明朝" w:cs="Arial" w:hint="eastAsia"/>
-          <w:sz w:val="22"/>
-          <w:szCs w:val="22"/>
-        </w:rPr>
-        <w:t>・</w:t>
-      </w:r>
-      <w:r>
-        <w:rPr>
-          <w:rFonts w:ascii="ＭＳ Ｐ明朝" w:eastAsia="ＭＳ Ｐ明朝" w:hAnsi="ＭＳ Ｐ明朝" w:cs="Arial"/>
-          <w:sz w:val="22"/>
-          <w:szCs w:val="22"/>
-        </w:rPr>
-        <w:t>株の購入をするために、短期金利で有価証券の価格の一部を借入できる。</w:t>
-      </w:r>
-    </w:p>
-    <w:p>
-      <w:pPr>
-        <w:tabs>
-          <w:tab w:val="num" w:pos="1637"/>
-        </w:tabs>
-        <w:ind w:leftChars="270" w:left="648"/>
-        <w:rPr>
-          <w:rFonts w:ascii="ＭＳ Ｐ明朝" w:eastAsia="ＭＳ Ｐ明朝" w:hAnsi="ＭＳ Ｐ明朝" w:cs="Arial"/>
-          <w:sz w:val="22"/>
-          <w:szCs w:val="22"/>
-        </w:rPr>
-      </w:pPr>
-      <w:r>
-        <w:rPr>
-          <w:rFonts w:ascii="ＭＳ Ｐ明朝" w:eastAsia="ＭＳ Ｐ明朝" w:hAnsi="ＭＳ Ｐ明朝" w:cs="Arial" w:hint="eastAsia"/>
-          <w:sz w:val="22"/>
-          <w:szCs w:val="22"/>
-        </w:rPr>
-        <w:t>・</w:t>
-      </w:r>
-      <w:r>
-        <w:rPr>
-          <w:rFonts w:ascii="ＭＳ Ｐ明朝" w:eastAsia="ＭＳ Ｐ明朝" w:hAnsi="ＭＳ Ｐ明朝" w:cs="Arial"/>
-          <w:sz w:val="22"/>
-          <w:szCs w:val="22"/>
-        </w:rPr>
-        <w:t>株式の空売り</w:t>
-      </w:r>
-      <w:r>
-        <w:rPr>
-          <w:rFonts w:ascii="ＭＳ Ｐ明朝" w:eastAsia="ＭＳ Ｐ明朝" w:hAnsi="ＭＳ Ｐ明朝" w:cs="Arial" w:hint="eastAsia"/>
-          <w:sz w:val="22"/>
-          <w:szCs w:val="22"/>
-        </w:rPr>
-        <w:t>に対してペナルティはないものとする</w:t>
-      </w:r>
-      <w:r>
-        <w:rPr>
-          <w:rFonts w:ascii="ＭＳ Ｐ明朝" w:eastAsia="ＭＳ Ｐ明朝" w:hAnsi="ＭＳ Ｐ明朝" w:cs="Arial"/>
-          <w:sz w:val="22"/>
-          <w:szCs w:val="22"/>
-        </w:rPr>
-        <w:t>。</w:t>
-      </w:r>
-    </w:p>
-    <w:p>
-      <w:pPr>
-        <w:ind w:leftChars="270" w:left="648"/>
-        <w:rPr>
-          <w:rFonts w:ascii="ＭＳ Ｐ明朝" w:eastAsia="ＭＳ Ｐ明朝" w:hAnsi="ＭＳ Ｐ明朝" w:cs="Arial"/>
-          <w:sz w:val="22"/>
-          <w:szCs w:val="22"/>
-        </w:rPr>
-      </w:pPr>
-      <w:r>
-        <w:rPr>
-          <w:rFonts w:ascii="ＭＳ Ｐ明朝" w:eastAsia="ＭＳ Ｐ明朝" w:hAnsi="ＭＳ Ｐ明朝" w:cs="Arial" w:hint="eastAsia"/>
-          <w:sz w:val="22"/>
-          <w:szCs w:val="22"/>
-        </w:rPr>
-        <w:t>・株式の流動性については、新株予約権の行使により取得した株式を1営業日あた</w:t>
-      </w:r>
-      <w:r>
-        <w:rPr>
-          <w:rFonts w:ascii="ＭＳ Ｐ明朝" w:eastAsia="ＭＳ Ｐ明朝" w:hAnsi="ＭＳ Ｐ明朝" w:cs="Arial"/>
-          <w:sz w:val="22"/>
-          <w:szCs w:val="22"/>
-        </w:rPr>
-        <w:t>1</w:t>
-      </w:r>
-      <w:r>
-        <w:rPr>
-          <w:rFonts w:ascii="ＭＳ Ｐ明朝" w:eastAsia="ＭＳ Ｐ明朝" w:hAnsi="ＭＳ Ｐ明朝" w:cs="Arial"/>
-          <w:sz w:val="22"/>
-          <w:szCs w:val="22"/>
-        </w:rPr>
-        <w:t>48,31</w:t>
-      </w:r>
-      <w:r>
-        <w:rPr>
-          <w:rFonts w:ascii="ＭＳ Ｐ明朝" w:eastAsia="ＭＳ Ｐ明朝" w:hAnsi="ＭＳ Ｐ明朝" w:cs="Arial" w:hint="eastAsia"/>
-          <w:sz w:val="22"/>
-          <w:szCs w:val="22"/>
-        </w:rPr>
-        <w:t>3株（2</w:t>
-      </w:r>
-      <w:r>
-        <w:rPr>
-          <w:rFonts w:ascii="ＭＳ Ｐ明朝" w:eastAsia="ＭＳ Ｐ明朝" w:hAnsi="ＭＳ Ｐ明朝" w:cs="Arial"/>
-          <w:sz w:val="22"/>
-          <w:szCs w:val="22"/>
-        </w:rPr>
-        <w:t>0</w:t>
-      </w:r>
-      <w:r>
-        <w:rPr>
-          <w:rFonts w:ascii="ＭＳ Ｐ明朝" w:eastAsia="ＭＳ Ｐ明朝" w:hAnsi="ＭＳ Ｐ明朝" w:cs="Arial"/>
-          <w:sz w:val="22"/>
-          <w:szCs w:val="22"/>
-        </w:rPr>
-        <w:t>2</w:t>
-      </w:r>
-      <w:r>
-        <w:rPr>
-          <w:rFonts w:ascii="ＭＳ Ｐ明朝" w:eastAsia="ＭＳ Ｐ明朝" w:hAnsi="ＭＳ Ｐ明朝" w:cs="Arial" w:hint="eastAsia"/>
-          <w:sz w:val="22"/>
-          <w:szCs w:val="22"/>
-        </w:rPr>
-        <w:t>1</w:t>
-      </w:r>
-      <w:r>
-        <w:rPr>
-          <w:rFonts w:ascii="ＭＳ Ｐ明朝" w:eastAsia="ＭＳ Ｐ明朝" w:hAnsi="ＭＳ Ｐ明朝" w:cs="Arial"/>
-          <w:sz w:val="22"/>
-          <w:szCs w:val="22"/>
-        </w:rPr>
-        <w:t>年</w:t>
-      </w:r>
-      <w:r>
-        <w:rPr>
-          <w:rFonts w:ascii="ＭＳ Ｐ明朝" w:eastAsia="ＭＳ Ｐ明朝" w:hAnsi="ＭＳ Ｐ明朝" w:cs="Arial" w:hint="eastAsia"/>
-          <w:sz w:val="22"/>
-          <w:szCs w:val="22"/>
-        </w:rPr>
-        <w:t>3</w:t>
-      </w:r>
-      <w:r>
-        <w:rPr>
-          <w:rFonts w:ascii="ＭＳ Ｐ明朝" w:eastAsia="ＭＳ Ｐ明朝" w:hAnsi="ＭＳ Ｐ明朝" w:cs="Arial"/>
-          <w:sz w:val="22"/>
-          <w:szCs w:val="22"/>
-        </w:rPr>
-        <w:t>月3</w:t>
-      </w:r>
-      <w:r>
-        <w:rPr>
-          <w:rFonts w:ascii="ＭＳ Ｐ明朝" w:eastAsia="ＭＳ Ｐ明朝" w:hAnsi="ＭＳ Ｐ明朝" w:cs="Arial" w:hint="eastAsia"/>
-          <w:sz w:val="22"/>
-          <w:szCs w:val="22"/>
-        </w:rPr>
-        <w:t>日から</w:t>
-      </w:r>
-      <w:r>
-        <w:rPr>
-          <w:rFonts w:ascii="ＭＳ Ｐ明朝" w:eastAsia="ＭＳ Ｐ明朝" w:hAnsi="ＭＳ Ｐ明朝" w:cs="Arial" w:hint="eastAsia"/>
-          <w:sz w:val="22"/>
-          <w:szCs w:val="22"/>
-        </w:rPr>
-        <w:t>2026</w:t>
-      </w:r>
-      <w:r>
-        <w:rPr>
-          <w:rFonts w:ascii="ＭＳ Ｐ明朝" w:eastAsia="ＭＳ Ｐ明朝" w:hAnsi="ＭＳ Ｐ明朝" w:cs="Arial" w:hint="eastAsia"/>
-          <w:sz w:val="22"/>
-          <w:szCs w:val="22"/>
-        </w:rPr>
-        <w:t>年</w:t>
-      </w:r>
-      <w:r>
-        <w:rPr>
-          <w:rFonts w:ascii="ＭＳ Ｐ明朝" w:eastAsia="ＭＳ Ｐ明朝" w:hAnsi="ＭＳ Ｐ明朝" w:cs="Arial"/>
-          <w:sz w:val="22"/>
-          <w:szCs w:val="22"/>
-        </w:rPr>
-        <w:t>3</w:t>
-      </w:r>
-      <w:r>
-        <w:rPr>
-          <w:rFonts w:ascii="ＭＳ Ｐ明朝" w:eastAsia="ＭＳ Ｐ明朝" w:hAnsi="ＭＳ Ｐ明朝" w:cs="Arial" w:hint="eastAsia"/>
-          <w:sz w:val="22"/>
-          <w:szCs w:val="22"/>
-        </w:rPr>
-        <w:t>月</w:t>
-      </w:r>
-      <w:r>
-        <w:rPr>
-          <w:rFonts w:ascii="ＭＳ Ｐ明朝" w:eastAsia="ＭＳ Ｐ明朝" w:hAnsi="ＭＳ Ｐ明朝" w:cs="Arial"/>
-          <w:sz w:val="22"/>
-          <w:szCs w:val="22"/>
-        </w:rPr>
-        <w:t>2</w:t>
-      </w:r>
-      <w:r>
-        <w:rPr>
-          <w:rFonts w:ascii="ＭＳ Ｐ明朝" w:eastAsia="ＭＳ Ｐ明朝" w:hAnsi="ＭＳ Ｐ明朝" w:cs="Arial" w:hint="eastAsia"/>
-          <w:sz w:val="22"/>
-          <w:szCs w:val="22"/>
-        </w:rPr>
-        <w:t>日までの日次売買高の中央値である</w:t>
-      </w:r>
-      <w:r>
-        <w:rPr>
-          <w:rFonts w:ascii="ＭＳ Ｐ明朝" w:eastAsia="ＭＳ Ｐ明朝" w:hAnsi="ＭＳ Ｐ明朝" w:cs="Arial"/>
-          <w:sz w:val="22"/>
-          <w:szCs w:val="22"/>
-        </w:rPr>
-        <w:t>1</w:t>
-      </w:r>
-      <w:r>
-        <w:rPr>
-          <w:rFonts w:ascii="ＭＳ Ｐ明朝" w:eastAsia="ＭＳ Ｐ明朝" w:hAnsi="ＭＳ Ｐ明朝" w:cs="Arial"/>
-          <w:sz w:val="22"/>
-          <w:szCs w:val="22"/>
-        </w:rPr>
-        <w:t>,483,1</w:t>
-      </w:r>
-      <w:r>
-        <w:rPr>
-          <w:rFonts w:ascii="ＭＳ Ｐ明朝" w:eastAsia="ＭＳ Ｐ明朝" w:hAnsi="ＭＳ Ｐ明朝" w:cs="Arial" w:hint="eastAsia"/>
-          <w:sz w:val="22"/>
-          <w:szCs w:val="22"/>
-        </w:rPr>
-        <w:t>23株の10％</w:t>
-      </w:r>
-      <w:r>
-        <w:rPr>
-          <w:rFonts w:ascii="ＭＳ Ｐ明朝" w:eastAsia="ＭＳ Ｐ明朝" w:hAnsi="ＭＳ Ｐ明朝" w:cs="Arial"/>
-          <w:sz w:val="22"/>
-          <w:szCs w:val="22"/>
-        </w:rPr>
-        <w:t xml:space="preserve"> 小数点第一</w:t>
-      </w:r>
-      <w:r>
-        <w:rPr>
-          <w:rFonts w:ascii="ＭＳ Ｐ明朝" w:eastAsia="ＭＳ Ｐ明朝" w:hAnsi="ＭＳ Ｐ明朝" w:cs="Arial" w:hint="eastAsia"/>
-          <w:sz w:val="22"/>
-          <w:szCs w:val="22"/>
-        </w:rPr>
-        <w:t>位を切り</w:t>
-      </w:r>
-      <w:r>
-        <w:rPr>
-          <w:rFonts w:ascii="ＭＳ Ｐ明朝" w:eastAsia="ＭＳ Ｐ明朝" w:hAnsi="ＭＳ Ｐ明朝" w:cs="Arial"/>
-          <w:sz w:val="22"/>
-          <w:szCs w:val="22"/>
-        </w:rPr>
-        <w:t>上</w:t>
-      </w:r>
-      <w:r>
-        <w:rPr>
-          <w:rFonts w:ascii="ＭＳ Ｐ明朝" w:eastAsia="ＭＳ Ｐ明朝" w:hAnsi="ＭＳ Ｐ明朝" w:cs="Arial" w:hint="eastAsia"/>
-          <w:sz w:val="22"/>
-          <w:szCs w:val="22"/>
-        </w:rPr>
-        <w:t>げ</w:t>
-      </w:r>
-      <w:r>
-        <w:rPr>
-          <w:rFonts w:ascii="ＭＳ Ｐ明朝" w:eastAsia="ＭＳ Ｐ明朝" w:hAnsi="ＭＳ Ｐ明朝" w:cs="Arial"/>
-          <w:sz w:val="22"/>
-          <w:szCs w:val="22"/>
-        </w:rPr>
-        <w:t>）ずつ売却できるものと</w:t>
-      </w:r>
-      <w:r>
-        <w:rPr>
-          <w:rFonts w:ascii="ＭＳ Ｐ明朝" w:eastAsia="ＭＳ Ｐ明朝" w:hAnsi="ＭＳ Ｐ明朝" w:cs="Arial" w:hint="eastAsia"/>
-          <w:sz w:val="22"/>
-          <w:szCs w:val="22"/>
-        </w:rPr>
-        <w:t>す</w:t>
-      </w:r>
-      <w:r>
-        <w:rPr>
-          <w:rFonts w:ascii="ＭＳ Ｐ明朝" w:eastAsia="ＭＳ Ｐ明朝" w:hAnsi="ＭＳ Ｐ明朝" w:cs="Arial"/>
-          <w:sz w:val="22"/>
-          <w:szCs w:val="22"/>
-        </w:rPr>
-        <w:t>る（日次売</w:t>
-      </w:r>
-      <w:r>
-        <w:rPr>
-          <w:rFonts w:ascii="ＭＳ Ｐ明朝" w:eastAsia="ＭＳ Ｐ明朝" w:hAnsi="ＭＳ Ｐ明朝" w:cs="Arial" w:hint="eastAsia"/>
-          <w:sz w:val="22"/>
-          <w:szCs w:val="22"/>
-        </w:rPr>
-        <w:t>買</w:t>
-      </w:r>
-      <w:r>
-        <w:rPr>
-          <w:rFonts w:ascii="ＭＳ Ｐ明朝" w:eastAsia="ＭＳ Ｐ明朝" w:hAnsi="ＭＳ Ｐ明朝" w:cs="Arial"/>
-          <w:sz w:val="22"/>
-          <w:szCs w:val="22"/>
-        </w:rPr>
-        <w:t>高の10%という数値につきましては、市場環境への影響を鑑</w:t>
-      </w:r>
-      <w:r>
-        <w:rPr>
-          <w:rFonts w:ascii="ＭＳ Ｐ明朝" w:eastAsia="ＭＳ Ｐ明朝" w:hAnsi="ＭＳ Ｐ明朝" w:cs="Arial" w:hint="eastAsia"/>
-          <w:sz w:val="22"/>
-          <w:szCs w:val="22"/>
-        </w:rPr>
-        <w:t>みて取引高上限である100％のうち平均してその1</w:t>
-      </w:r>
-      <w:r>
-        <w:rPr>
-          <w:rFonts w:ascii="ＭＳ Ｐ明朝" w:eastAsia="ＭＳ Ｐ明朝" w:hAnsi="ＭＳ Ｐ明朝" w:cs="Arial"/>
-          <w:sz w:val="22"/>
-          <w:szCs w:val="22"/>
-        </w:rPr>
-        <w:t>0％の自己株式の取引が市場でなされると想定し、その水準の取引高は市場価格への影響が軽微であること、</w:t>
-      </w:r>
-      <w:r>
-        <w:rPr>
-          <w:rFonts w:ascii="ＭＳ Ｐ明朝" w:eastAsia="ＭＳ Ｐ明朝" w:hAnsi="ＭＳ Ｐ明朝" w:cs="Arial" w:hint="eastAsia"/>
-          <w:sz w:val="22"/>
-          <w:szCs w:val="22"/>
-        </w:rPr>
-        <w:t>また新株予</w:t>
-      </w:r>
-      <w:r>
-        <w:rPr>
-          <w:rFonts w:ascii="ＭＳ Ｐ明朝" w:eastAsia="ＭＳ Ｐ明朝" w:hAnsi="ＭＳ Ｐ明朝" w:cs="Arial"/>
-          <w:sz w:val="22"/>
-          <w:szCs w:val="22"/>
-        </w:rPr>
-        <w:t>約権の評価を行う一般的な算定機関において通常利用している数値でもあることから日次売買高の10%という数値を採用したことは妥当であると考えておりま</w:t>
-      </w:r>
-      <w:r>
-        <w:rPr>
-          <w:rFonts w:ascii="ＭＳ Ｐ明朝" w:eastAsia="ＭＳ Ｐ明朝" w:hAnsi="ＭＳ Ｐ明朝" w:cs="Arial" w:hint="eastAsia"/>
-          <w:sz w:val="22"/>
-          <w:szCs w:val="22"/>
-        </w:rPr>
-        <w:t>す</w:t>
-      </w:r>
-      <w:r>
-        <w:rPr>
-          <w:rFonts w:ascii="ＭＳ Ｐ明朝" w:eastAsia="ＭＳ Ｐ明朝" w:hAnsi="ＭＳ Ｐ明朝" w:cs="Arial" w:hint="eastAsia"/>
-          <w:szCs w:val="21"/>
-          <w:sz w:val="22"/>
-        </w:rPr>
-        <w:t>。）。</w:t>
-      </w:r>
-    </w:p>
-    <w:p>
-      <w:pPr>
-        <w:ind w:firstLine="210"/>
-        <w:rPr>
-          <w:rFonts w:ascii="ＭＳ Ｐ明朝" w:eastAsia="ＭＳ Ｐ明朝" w:hAnsi="ＭＳ Ｐ明朝"/>
-        </w:rPr>
         <w:pageBreakBefore/>
-      </w:pPr>
-    </w:p>
-    <w:p>
-      <w:pPr>
-        <w:pStyle w:val="2"/>
-        <w:ind w:firstLineChars="100" w:firstLine="220"/>
-        <w:rPr>
-          <w:rFonts w:ascii="ＭＳ Ｐ明朝" w:eastAsia="ＭＳ Ｐ明朝" w:hAnsi="ＭＳ Ｐ明朝" w:cs="Arial"/>
-          <w:sz w:val="22"/>
-          <w:szCs w:val="22"/>
-        </w:rPr>
       </w:pPr>
       <w:bookmarkStart w:id="11" w:name="_Toc223971644"/>
       <w:r>
@@ -6574,7 +6521,7 @@
         </w:rPr>
         <w:t>現在）</w:t>
       </w:r>
-      <w:bookmarkEnd w:id="10"/>
+      <w:bookmarkEnd w:id="9"/>
       <w:bookmarkEnd w:id="11"/>
     </w:p>
     <w:p>
@@ -7037,17 +6984,6 @@
     </w:p>
     <w:p>
       <w:pPr>
-        <w:ind w:leftChars="-1" w:left="-2" w:firstLineChars="363" w:firstLine="799"/>
-        <w:rPr>
-          <w:rFonts w:ascii="ＭＳ Ｐ明朝" w:eastAsia="ＭＳ Ｐ明朝" w:hAnsi="ＭＳ Ｐ明朝" w:cs="Arial"/>
-          <w:sz w:val="22"/>
-          <w:szCs w:val="22"/>
-        </w:rPr>
-        <w:pageBreakBefore/>
-      </w:pPr>
-    </w:p>
-    <w:p>
-      <w:pPr>
         <w:pStyle w:val="2"/>
         <w:ind w:firstLineChars="100" w:firstLine="240"/>
         <w:rPr>
@@ -7055,21 +6991,17 @@
           <w:sz w:val="22"/>
           <w:szCs w:val="22"/>
         </w:rPr>
+        <w:pageBreakBefore/>
       </w:pPr>
       <w:r>
         <w:rPr>
           <w:rFonts w:ascii="ＭＳ Ｐ明朝" w:eastAsia="ＭＳ Ｐ明朝" w:hAnsi="ＭＳ Ｐ明朝"/>
-          <w:sz w:val="22"/>
-          <w:szCs w:val="22"/>
-        </w:rPr>
-        <w:br w:type="page"/>
+        </w:rPr>
       </w:r>
       <w:bookmarkStart w:id="12" w:name="_Toc223971645"/>
       <w:r>
         <w:rPr>
           <w:rFonts w:ascii="ＭＳ Ｐ明朝" w:eastAsia="ＭＳ Ｐ明朝" w:hAnsi="ＭＳ Ｐ明朝" w:hint="eastAsia"/>
-          <w:sz w:val="22"/>
-          <w:szCs w:val="22"/>
         </w:rPr>
         <w:lastRenderedPageBreak/>
         <w:t>8</w:t>
@@ -7077,8 +7009,6 @@
       <w:r>
         <w:rPr>
           <w:rFonts w:ascii="ＭＳ Ｐ明朝" w:eastAsia="ＭＳ Ｐ明朝" w:hAnsi="ＭＳ Ｐ明朝" w:hint="eastAsia"/>
-          <w:sz w:val="22"/>
-          <w:szCs w:val="22"/>
         </w:rPr>
         <w:t xml:space="preserve">. </w:t>
       </w:r>
@@ -7788,28 +7718,16 @@
     </w:tbl>
     <w:p>
       <w:pPr>
-        <w:rPr>
-          <w:rFonts w:ascii="ＭＳ Ｐ明朝" w:eastAsia="ＭＳ Ｐ明朝" w:hAnsi="ＭＳ Ｐ明朝"/>
-          <w:sz w:val="21"/>
-          <w:szCs w:val="21"/>
+        <w:pStyle w:val="1"/>
+        <w:rPr>
+          <w:rFonts w:ascii="ＭＳ Ｐ明朝" w:eastAsia="ＭＳ Ｐ明朝" w:hAnsi="ＭＳ Ｐ明朝" w:cs="Arial"/>
         </w:rPr>
         <w:pageBreakBefore/>
       </w:pPr>
-      <w:bookmarkStart w:id="13" w:name="_Toc179738843"/>
-    </w:p>
-    <w:p>
-      <w:pPr>
-        <w:pStyle w:val="1"/>
-        <w:rPr>
-          <w:rFonts w:ascii="ＭＳ Ｐ明朝" w:eastAsia="ＭＳ Ｐ明朝" w:hAnsi="ＭＳ Ｐ明朝" w:cs="Arial"/>
-        </w:rPr>
-      </w:pPr>
       <w:bookmarkStart w:id="14" w:name="_Toc223971646"/>
       <w:r>
         <w:rPr>
           <w:rFonts w:ascii="ＭＳ Ｐ明朝" w:eastAsia="ＭＳ Ｐ明朝" w:hAnsi="ＭＳ Ｐ明朝" w:cs="ＭＳ ゴシック" w:hint="eastAsia"/>
-          <w:sz w:val="22"/>
-          <w:szCs w:val="22"/>
         </w:rPr>
         <w:lastRenderedPageBreak/>
         <w:t>Ⅱ</w:t>
@@ -7817,16 +7735,12 @@
       <w:r>
         <w:rPr>
           <w:rFonts w:ascii="ＭＳ Ｐ明朝" w:eastAsia="ＭＳ Ｐ明朝" w:hAnsi="ＭＳ Ｐ明朝" w:cs="Arial"/>
-          <w:sz w:val="22"/>
-          <w:szCs w:val="22"/>
         </w:rPr>
         <w:t xml:space="preserve">　新株予約権の評価額</w:t>
       </w:r>
       <w:r>
         <w:rPr>
           <w:rFonts w:ascii="ＭＳ Ｐ明朝" w:eastAsia="ＭＳ Ｐ明朝" w:hAnsi="ＭＳ Ｐ明朝" w:cs="Arial"/>
-          <w:sz w:val="22"/>
-          <w:szCs w:val="22"/>
         </w:rPr>
         <w:t>算定の内容</w:t>
       </w:r>
@@ -8579,7 +8493,7 @@
           <w:sz w:val="22"/>
           <w:szCs w:val="22"/>
         </w:rPr>
-        <w:object w:dxaOrig="3260" w:dyaOrig="640" w14:anchorId="5FDB6589">
+        <w:object w:dxaOrig="3260" w:dyaOrig="640" w14:anchorId="610B483B">
           <v:shapetype id="_x0000_t75" coordsize="21600,21600" o:spt="75" o:preferrelative="t" path="m@4@5l@4@11@9@11@9@5xe" filled="f" stroked="f">
             <v:stroke joinstyle="miter"/>
             <v:formulas>
@@ -8602,7 +8516,7 @@
           <v:shape id="_x0000_i1027" type="#_x0000_t75" alt="" style="width:163pt;height:31pt;mso-width-percent:0;mso-height-percent:0;mso-width-percent:0;mso-height-percent:0" o:ole="">
             <v:imagedata r:id="rId13" o:title=""/>
           </v:shape>
-          <o:OLEObject Type="Embed" ProgID="Equation.3" ShapeID="_x0000_i1027" DrawAspect="Content" ObjectID="_1834591869" r:id="rId14"/>
+          <o:OLEObject Type="Embed" ProgID="Equation.3" ShapeID="_x0000_i1027" DrawAspect="Content" ObjectID="_1834584540" r:id="rId14"/>
         </w:object>
       </w:r>
     </w:p>
@@ -9237,8 +9151,6 @@
           <w:rFonts w:ascii="ＭＳ Ｐ明朝" w:eastAsia="ＭＳ Ｐ明朝" w:hAnsi="ＭＳ Ｐ明朝" w:cs="Arial" w:hint="eastAsia"/>
           <w:iCs/>
           <w:noProof/>
-          <w:sz w:val="22"/>
-          <w:szCs w:val="22"/>
         </w:rPr>
         <w:t xml:space="preserve"> </w:t>
       </w:r>
@@ -9275,8 +9187,6 @@
         <w:rPr>
           <w:rFonts w:ascii="ＭＳ Ｐ明朝" w:eastAsia="ＭＳ Ｐ明朝" w:hAnsi="ＭＳ Ｐ明朝" w:cs="Arial" w:hint="eastAsia"/>
           <w:iCs/>
-          <w:sz w:val="22"/>
-          <w:szCs w:val="22"/>
         </w:rPr>
         <w:t xml:space="preserve"> </w:t>
       </w:r>
@@ -10080,7 +9990,6 @@
           <w:sz w:val="22"/>
           <w:szCs w:val="22"/>
         </w:rPr>
-        <w:pageBreakBefore/>
       </w:pPr>
       <w:r>
         <w:rPr>
@@ -10090,11 +9999,11 @@
           <w:sz w:val="22"/>
           <w:szCs w:val="22"/>
         </w:rPr>
-        <w:object w:dxaOrig="13" w:dyaOrig="13" w14:anchorId="5C98AF11">
+        <w:object w:dxaOrig="13" w:dyaOrig="13" w14:anchorId="21754F30">
           <v:shape id="_x0000_i1026" type="#_x0000_t75" alt="" style="width:1pt;height:1pt;mso-width-percent:0;mso-height-percent:0;mso-width-percent:0;mso-height-percent:0" o:ole="">
             <v:imagedata r:id="rId15" o:title=""/>
           </v:shape>
-          <o:OLEObject Type="Embed" ProgID="Equation.3" ShapeID="_x0000_i1026" DrawAspect="Content" ObjectID="_1834591870" r:id="rId16"/>
+          <o:OLEObject Type="Embed" ProgID="Equation.3" ShapeID="_x0000_i1026" DrawAspect="Content" ObjectID="_1834584541" r:id="rId16"/>
         </w:object>
       </w:r>
       <w:r>
@@ -10105,11 +10014,11 @@
           <w:sz w:val="22"/>
           <w:szCs w:val="22"/>
         </w:rPr>
-        <w:object w:dxaOrig="13" w:dyaOrig="13" w14:anchorId="3D63DD3E">
+        <w:object w:dxaOrig="13" w:dyaOrig="13" w14:anchorId="3F2C4B38">
           <v:shape id="_x0000_i1025" type="#_x0000_t75" alt="" style="width:1pt;height:1pt;mso-width-percent:0;mso-height-percent:0;mso-width-percent:0;mso-height-percent:0" o:ole="">
             <v:imagedata r:id="rId17" o:title=""/>
           </v:shape>
-          <o:OLEObject Type="Embed" ProgID="Equation.3" ShapeID="_x0000_i1025" DrawAspect="Content" ObjectID="_1834591871" r:id="rId18"/>
+          <o:OLEObject Type="Embed" ProgID="Equation.3" ShapeID="_x0000_i1025" DrawAspect="Content" ObjectID="_1834584542" r:id="rId18"/>
         </w:object>
       </w:r>
     </w:p>
@@ -10159,21 +10068,11 @@
     </w:p>
     <w:p>
       <w:pPr>
-        <w:ind w:firstLineChars="100" w:firstLine="220"/>
-        <w:rPr>
-          <w:rFonts w:ascii="ＭＳ Ｐ明朝" w:eastAsia="ＭＳ Ｐ明朝" w:hAnsi="ＭＳ Ｐ明朝" w:cs="Arial"/>
-          <w:sz w:val="22"/>
-          <w:szCs w:val="22"/>
+        <w:pStyle w:val="1"/>
+        <w:rPr>
+          <w:rFonts w:ascii="ＭＳ Ｐ明朝" w:eastAsia="ＭＳ Ｐ明朝" w:hAnsi="ＭＳ Ｐ明朝"/>
         </w:rPr>
         <w:pageBreakBefore/>
-      </w:pPr>
-    </w:p>
-    <w:p>
-      <w:pPr>
-        <w:pStyle w:val="1"/>
-        <w:rPr>
-          <w:rFonts w:ascii="ＭＳ Ｐ明朝" w:eastAsia="ＭＳ Ｐ明朝" w:hAnsi="ＭＳ Ｐ明朝"/>
-        </w:rPr>
       </w:pPr>
       <w:bookmarkStart w:id="21" w:name="_Toc179738849"/>
       <w:bookmarkStart w:id="22" w:name="_Toc179738850"/>
@@ -10194,8 +10093,6 @@
       <w:r>
         <w:rPr>
           <w:rFonts w:ascii="ＭＳ Ｐ明朝" w:eastAsia="ＭＳ Ｐ明朝" w:hAnsi="ＭＳ Ｐ明朝" w:cs="ＭＳ ゴシック" w:hint="eastAsia"/>
-          <w:sz w:val="22"/>
-          <w:szCs w:val="22"/>
         </w:rPr>
         <w:lastRenderedPageBreak/>
         <w:t>Ⅲ</w:t>
@@ -10203,8 +10100,6 @@
       <w:r>
         <w:rPr>
           <w:rFonts w:ascii="ＭＳ Ｐ明朝" w:eastAsia="ＭＳ Ｐ明朝" w:hAnsi="ＭＳ Ｐ明朝"/>
-          <w:sz w:val="22"/>
-          <w:szCs w:val="22"/>
         </w:rPr>
         <w:t xml:space="preserve">　本報告書の利用に当たっての留意事項</w:t>
       </w:r>
@@ -10269,17 +10164,6 @@
         </w:rPr>
         <w:t>以　上</w:t>
       </w:r>
-    </w:p>
-    <w:p>
-      <w:pPr>
-        <w:ind w:left="240" w:firstLineChars="50" w:firstLine="110"/>
-        <w:rPr>
-          <w:rFonts w:ascii="ＭＳ Ｐ明朝" w:eastAsia="ＭＳ Ｐ明朝" w:hAnsi="ＭＳ Ｐ明朝" w:cs="Arial"/>
-          <w:sz w:val="22"/>
-          <w:szCs w:val="22"/>
-        </w:rPr>
-        <w:pageBreakBefore/>
-      </w:pPr>
     </w:p>
     <w:sectPr>
       <w:headerReference w:type="even" r:id="rId19"/>
@@ -10437,7 +10321,7 @@
       <w:rPr>
         <w:noProof/>
       </w:rPr>
-      <w:pict w14:anchorId="41EE3317">
+      <w:pict w14:anchorId="65F466BF">
         <v:shapetype id="_x0000_t136" coordsize="21600,21600" o:spt="136" adj="10800" path="m@7,l@8,m@5,21600l@6,21600e">
           <v:formulas>
             <v:f eqn="sum #0 0 10800"/>
@@ -10483,7 +10367,7 @@
       <w:rPr>
         <w:noProof/>
       </w:rPr>
-      <w:pict w14:anchorId="63E27442">
+      <w:pict w14:anchorId="4AEB168F">
         <v:shapetype id="_x0000_t136" coordsize="21600,21600" o:spt="136" adj="10800" path="m@7,l@8,m@5,21600l@6,21600e">
           <v:formulas>
             <v:f eqn="sum #0 0 10800"/>
@@ -10553,7 +10437,7 @@
       <w:rPr>
         <w:noProof/>
       </w:rPr>
-      <w:pict w14:anchorId="2EBBE74F">
+      <w:pict w14:anchorId="14EE537D">
         <v:shapetype id="_x0000_t136" coordsize="21600,21600" o:spt="136" adj="10800" path="m@7,l@8,m@5,21600l@6,21600e">
           <v:formulas>
             <v:f eqn="sum #0 0 10800"/>
@@ -10599,7 +10483,7 @@
       <w:rPr>
         <w:noProof/>
       </w:rPr>
-      <w:pict w14:anchorId="1C7B4D21">
+      <w:pict w14:anchorId="7F8219A3">
         <v:shapetype id="_x0000_t136" coordsize="21600,21600" o:spt="136" adj="10800" path="m@7,l@8,m@5,21600l@6,21600e">
           <v:formulas>
             <v:f eqn="sum #0 0 10800"/>
@@ -10645,7 +10529,7 @@
       <w:rPr>
         <w:noProof/>
       </w:rPr>
-      <w:pict w14:anchorId="458F8BD0">
+      <w:pict w14:anchorId="47524EB7">
         <v:shapetype id="_x0000_t136" coordsize="21600,21600" o:spt="136" adj="10800" path="m@7,l@8,m@5,21600l@6,21600e">
           <v:formulas>
             <v:f eqn="sum #0 0 10800"/>
@@ -10715,7 +10599,7 @@
       <w:rPr>
         <w:noProof/>
       </w:rPr>
-      <w:pict w14:anchorId="466A574F">
+      <w:pict w14:anchorId="3E0618C1">
         <v:shapetype id="_x0000_t136" coordsize="21600,21600" o:spt="136" adj="10800" path="m@7,l@8,m@5,21600l@6,21600e">
           <v:formulas>
             <v:f eqn="sum #0 0 10800"/>

--- a/template.docx
+++ b/template.docx
@@ -864,7 +864,6 @@
           <w:sz w:val="22"/>
           <w:szCs w:val="22"/>
         </w:rPr>
-        <w:pageBreakBefore/>
       </w:pPr>
       <w:r>
         <w:rPr>
@@ -872,7 +871,23 @@
           <w:sz w:val="22"/>
           <w:szCs w:val="22"/>
         </w:rPr>
-        <w:fldChar w:fldCharType="end"/>
+        <w:fldChar w:fldCharType="begin"/>
+      </w:r>
+      <w:r>
+        <w:rPr>
+          <w:rFonts w:ascii="ＭＳ Ｐ明朝" w:eastAsia="ＭＳ Ｐ明朝" w:hAnsi="ＭＳ Ｐ明朝" w:cs="メイリオ"/>
+          <w:sz w:val="22"/>
+          <w:szCs w:val="22"/>
+        </w:rPr>
+        <w:instrText xml:space="preserve"> TOC \o "1-2" \h \z \u </w:instrText>
+      </w:r>
+      <w:r>
+        <w:rPr>
+          <w:rFonts w:ascii="ＭＳ Ｐ明朝" w:eastAsia="ＭＳ Ｐ明朝" w:hAnsi="ＭＳ Ｐ明朝" w:cs="メイリオ"/>
+          <w:sz w:val="22"/>
+          <w:szCs w:val="22"/>
+        </w:rPr>
+        <w:fldChar w:fldCharType="separate"/>
       </w:r>
     </w:p>
     <w:p>
@@ -886,30 +901,6 @@
           <w14:ligatures w14:val="standardContextual"/>
         </w:rPr>
       </w:pPr>
-      <w:r>
-        <w:rPr>
-          <w:rFonts w:ascii="ＭＳ Ｐ明朝" w:eastAsia="ＭＳ Ｐ明朝" w:hAnsi="ＭＳ Ｐ明朝" w:cs="メイリオ"/>
-          <w:sz w:val="22"/>
-          <w:szCs w:val="22"/>
-        </w:rPr>
-        <w:fldChar w:fldCharType="begin"/>
-      </w:r>
-      <w:r>
-        <w:rPr>
-          <w:rFonts w:ascii="ＭＳ Ｐ明朝" w:eastAsia="ＭＳ Ｐ明朝" w:hAnsi="ＭＳ Ｐ明朝" w:cs="メイリオ"/>
-          <w:sz w:val="22"/>
-          <w:szCs w:val="22"/>
-        </w:rPr>
-        <w:instrText xml:space="preserve"> TOC \o "1-2" \h \z \u </w:instrText>
-      </w:r>
-      <w:r>
-        <w:rPr>
-          <w:rFonts w:ascii="ＭＳ Ｐ明朝" w:eastAsia="ＭＳ Ｐ明朝" w:hAnsi="ＭＳ Ｐ明朝" w:cs="メイリオ"/>
-          <w:sz w:val="22"/>
-          <w:szCs w:val="22"/>
-        </w:rPr>
-        <w:fldChar w:fldCharType="separate"/>
-      </w:r>
       <w:hyperlink w:anchor="_Toc223971637" w:history="1">
         <w:r>
           <w:rPr>
@@ -1856,6 +1847,11 @@
           <w:fldChar w:fldCharType="end"/>
         </w:r>
       </w:hyperlink>
+    </w:p>
+    <w:p>
+      <w:r>
+        <w:fldChar w:fldCharType="end"/>
+      </w:r>
     </w:p>
     <w:p>
       <w:pPr>

--- a/template.docx
+++ b/template.docx
@@ -329,11 +329,11 @@
     </w:p>
     <w:p>
       <w:pPr>
+        <w:pageBreakBefore/>
         <w:jc w:val="center"/>
         <w:rPr>
           <w:rFonts w:ascii="ＭＳ Ｐ明朝" w:eastAsia="ＭＳ Ｐ明朝" w:hAnsi="ＭＳ Ｐ明朝" w:cs="Arial"/>
         </w:rPr>
-        <w:pageBreakBefore/>
       </w:pPr>
     </w:p>
     <w:p>
@@ -459,12 +459,6 @@
         </w:rPr>
         <w:t>殿</w:t>
       </w:r>
-      <w:r>
-        <w:rPr>
-          <w:rFonts w:ascii="ＭＳ Ｐ明朝" w:eastAsia="ＭＳ Ｐ明朝" w:hAnsi="ＭＳ Ｐ明朝" w:cs="Arial"/>
-          <w:lang w:eastAsia="zh-CN"/>
-        </w:rPr>
-      </w:r>
     </w:p>
     <w:p>
       <w:pPr>
@@ -838,21 +832,22 @@
     </w:p>
     <w:p>
       <w:pPr>
-        <w:ind w:firstLineChars="100" w:firstLine="220"/>
+        <w:pageBreakBefore/>
+        <w:ind w:firstLineChars="100" w:firstLine="321"/>
         <w:jc w:val="center"/>
         <w:rPr>
           <w:rFonts w:ascii="ＭＳ Ｐ明朝" w:eastAsia="ＭＳ Ｐ明朝" w:hAnsi="ＭＳ Ｐ明朝" w:cs="Arial"/>
           <w:sz w:val="22"/>
           <w:szCs w:val="22"/>
         </w:rPr>
-        <w:pageBreakBefore/>
-      </w:pPr>
-      <w:r>
-        <w:rPr>
-          <w:rFonts w:ascii="ＭＳ Ｐ明朝" w:hAnsi="ＭＳ Ｐ明朝" w:eastAsia="ＭＳ Ｐ明朝"/>
+      </w:pPr>
+      <w:r>
+        <w:rPr>
+          <w:rFonts w:ascii="ＭＳ Ｐ明朝" w:eastAsia="ＭＳ Ｐ明朝" w:hAnsi="ＭＳ Ｐ明朝"/>
           <w:b/>
           <w:sz w:val="32"/>
         </w:rPr>
+        <w:lastRenderedPageBreak/>
         <w:t>目次</w:t>
       </w:r>
     </w:p>
@@ -1856,10 +1851,10 @@
     <w:p>
       <w:pPr>
         <w:pStyle w:val="1"/>
+        <w:pageBreakBefore/>
         <w:rPr>
           <w:rFonts w:ascii="ＭＳ Ｐ明朝" w:eastAsia="ＭＳ Ｐ明朝" w:hAnsi="ＭＳ Ｐ明朝" w:cs="Arial Unicode MS"/>
         </w:rPr>
-        <w:pageBreakBefore/>
       </w:pPr>
       <w:bookmarkStart w:id="0" w:name="_Toc179738835"/>
       <w:bookmarkStart w:id="1" w:name="_Toc223971637"/>
@@ -2204,23 +2199,7 @@
           <w:sz w:val="22"/>
           <w:szCs w:val="22"/>
         </w:rPr>
-        <w:t>論上</w:t>
-      </w:r>
-      <w:r>
-        <w:rPr>
-          <w:rFonts w:ascii="ＭＳ Ｐ明朝" w:eastAsia="ＭＳ Ｐ明朝" w:hAnsi="ＭＳ Ｐ明朝" w:cs="Arial" w:hint="eastAsia"/>
-          <w:sz w:val="22"/>
-          <w:szCs w:val="22"/>
-        </w:rPr>
-        <w:t>の</w:t>
-      </w:r>
-      <w:r>
-        <w:rPr>
-          <w:rFonts w:ascii="ＭＳ Ｐ明朝" w:eastAsia="ＭＳ Ｐ明朝" w:hAnsi="ＭＳ Ｐ明朝" w:cs="Arial" w:hint="eastAsia"/>
-          <w:sz w:val="22"/>
-          <w:szCs w:val="22"/>
-        </w:rPr>
-        <w:t>想定しているものであり、</w:t>
+        <w:t>論上想定しているものであり、</w:t>
       </w:r>
       <w:r>
         <w:rPr>
@@ -2263,13 +2242,6 @@
           <w:szCs w:val="22"/>
         </w:rPr>
       </w:pPr>
-      <w:r>
-        <w:rPr>
-          <w:rFonts w:ascii="ＭＳ Ｐ明朝" w:eastAsia="ＭＳ Ｐ明朝" w:hAnsi="ＭＳ Ｐ明朝" w:cs="Arial"/>
-          <w:sz w:val="22"/>
-          <w:szCs w:val="22"/>
-        </w:rPr>
-      </w:r>
     </w:p>
     <w:p>
       <w:pPr>
@@ -2477,6 +2449,7 @@
           <w:sz w:val="22"/>
           <w:szCs w:val="22"/>
         </w:rPr>
+        <w:lastRenderedPageBreak/>
         <w:t>4</w:t>
       </w:r>
       <w:r>
@@ -2550,13 +2523,13 @@
     <w:p>
       <w:pPr>
         <w:pStyle w:val="2"/>
+        <w:pageBreakBefore/>
         <w:ind w:firstLineChars="100" w:firstLine="220"/>
         <w:rPr>
           <w:rFonts w:ascii="ＭＳ Ｐ明朝" w:eastAsia="ＭＳ Ｐ明朝" w:hAnsi="ＭＳ Ｐ明朝" w:cs="Arial"/>
           <w:sz w:val="22"/>
           <w:szCs w:val="22"/>
         </w:rPr>
-        <w:pageBreakBefore/>
       </w:pPr>
       <w:bookmarkStart w:id="8" w:name="_Toc223971642"/>
       <w:r>
@@ -3989,13 +3962,6 @@
               </w:rPr>
               <w:t>円</w:t>
             </w:r>
-            <w:r>
-              <w:rPr>
-                <w:rFonts w:ascii="ＭＳ Ｐ明朝" w:eastAsia="ＭＳ Ｐ明朝" w:hAnsi="ＭＳ Ｐ明朝" w:cs="Arial"/>
-                <w:sz w:val="22"/>
-                <w:szCs w:val="22"/>
-              </w:rPr>
-            </w:r>
           </w:p>
           <w:p>
             <w:pPr>
@@ -4168,13 +4134,6 @@
                 <w:szCs w:val="22"/>
               </w:rPr>
               <w:t>日</w:t>
-            </w:r>
-            <w:r>
-              <w:rPr>
-                <w:rFonts w:ascii="ＭＳ Ｐ明朝" w:eastAsia="ＭＳ Ｐ明朝" w:hAnsi="ＭＳ Ｐ明朝" w:cs="Arial" w:hint="eastAsia"/>
-                <w:sz w:val="22"/>
-                <w:szCs w:val="22"/>
-              </w:rPr>
             </w:r>
           </w:p>
           <w:p>
@@ -5479,14 +5438,6 @@
               </w:rPr>
               <w:t>β）</w:t>
             </w:r>
-            <w:r>
-              <w:rPr>
-                <w:rFonts w:ascii="ＭＳ Ｐ明朝" w:eastAsia="ＭＳ Ｐ明朝" w:hAnsi="ＭＳ Ｐ明朝" w:cs="Arial" w:hint="eastAsia"/>
-                <w:color w:val="000000"/>
-                <w:sz w:val="22"/>
-                <w:szCs w:val="22"/>
-              </w:rPr>
-            </w:r>
           </w:p>
           <w:p>
             <w:pPr>
@@ -5944,16 +5895,16 @@
     <w:p>
       <w:pPr>
         <w:pStyle w:val="2"/>
+        <w:pageBreakBefore/>
         <w:ind w:firstLineChars="100" w:firstLine="220"/>
         <w:rPr>
           <w:rFonts w:ascii="ＭＳ Ｐ明朝" w:eastAsia="ＭＳ Ｐ明朝" w:hAnsi="ＭＳ Ｐ明朝" w:cs="Arial"/>
           <w:sz w:val="22"/>
           <w:szCs w:val="22"/>
         </w:rPr>
-        <w:pageBreakBefore/>
-      </w:pPr>
-      <w:bookmarkStart w:id="9" w:name="_Toc179738840"/>
-      <w:bookmarkStart w:id="10" w:name="_Toc223971643"/>
+      </w:pPr>
+      <w:bookmarkStart w:id="9" w:name="_Toc223971643"/>
+      <w:bookmarkStart w:id="10" w:name="_Toc179738840"/>
       <w:r>
         <w:rPr>
           <w:rFonts w:ascii="ＭＳ Ｐ明朝" w:eastAsia="ＭＳ Ｐ明朝" w:hAnsi="ＭＳ Ｐ明朝" w:cs="Arial"/>
@@ -5987,7 +5938,7 @@
         </w:rPr>
         <w:t>仮定</w:t>
       </w:r>
-      <w:bookmarkEnd w:id="10"/>
+      <w:bookmarkEnd w:id="9"/>
     </w:p>
     <w:p>
       <w:pPr>
@@ -6185,6 +6136,14 @@
       </w:r>
       <w:r>
         <w:rPr>
+          <w:rFonts w:ascii="ＭＳ Ｐ明朝" w:eastAsia="ＭＳ Ｐ明朝" w:hAnsi="ＭＳ Ｐ明朝" w:cs="Arial" w:hint="eastAsia"/>
+          <w:sz w:val="22"/>
+          <w:szCs w:val="22"/>
+        </w:rPr>
+        <w:t>り</w:t>
+      </w:r>
+      <w:r>
+        <w:rPr>
           <w:rFonts w:ascii="ＭＳ Ｐ明朝" w:eastAsia="ＭＳ Ｐ明朝" w:hAnsi="ＭＳ Ｐ明朝" w:cs="Arial"/>
           <w:sz w:val="22"/>
           <w:szCs w:val="22"/>
@@ -6450,8 +6409,8 @@
       <w:r>
         <w:rPr>
           <w:rFonts w:ascii="ＭＳ Ｐ明朝" w:eastAsia="ＭＳ Ｐ明朝" w:hAnsi="ＭＳ Ｐ明朝" w:cs="Arial" w:hint="eastAsia"/>
+          <w:sz w:val="22"/>
           <w:szCs w:val="21"/>
-          <w:sz w:val="22"/>
         </w:rPr>
         <w:t>。）。</w:t>
       </w:r>
@@ -6459,13 +6418,13 @@
     <w:p>
       <w:pPr>
         <w:pStyle w:val="2"/>
+        <w:pageBreakBefore/>
         <w:ind w:firstLineChars="100" w:firstLine="220"/>
         <w:rPr>
           <w:rFonts w:ascii="ＭＳ Ｐ明朝" w:eastAsia="ＭＳ Ｐ明朝" w:hAnsi="ＭＳ Ｐ明朝" w:cs="Arial"/>
           <w:sz w:val="22"/>
           <w:szCs w:val="22"/>
         </w:rPr>
-        <w:pageBreakBefore/>
       </w:pPr>
       <w:bookmarkStart w:id="11" w:name="_Toc223971644"/>
       <w:r>
@@ -6517,7 +6476,7 @@
         </w:rPr>
         <w:t>現在）</w:t>
       </w:r>
-      <w:bookmarkEnd w:id="9"/>
+      <w:bookmarkEnd w:id="10"/>
       <w:bookmarkEnd w:id="11"/>
     </w:p>
     <w:p>
@@ -6608,6 +6567,13 @@
           <w:szCs w:val="22"/>
         </w:rPr>
         <w:t>グループ</w:t>
+      </w:r>
+      <w:r>
+        <w:rPr>
+          <w:rFonts w:ascii="ＭＳ Ｐ明朝" w:eastAsia="ＭＳ Ｐ明朝" w:hAnsi="ＭＳ Ｐ明朝" w:cs="Arial" w:hint="eastAsia"/>
+          <w:sz w:val="22"/>
+          <w:szCs w:val="22"/>
+        </w:rPr>
         <w:br/>
       </w:r>
       <w:r>
@@ -6981,19 +6947,14 @@
     <w:p>
       <w:pPr>
         <w:pStyle w:val="2"/>
+        <w:pageBreakBefore/>
         <w:ind w:firstLineChars="100" w:firstLine="240"/>
         <w:rPr>
           <w:rFonts w:ascii="ＭＳ Ｐ明朝" w:eastAsia="ＭＳ Ｐ明朝" w:hAnsi="ＭＳ Ｐ明朝" w:cs="Arial"/>
           <w:sz w:val="22"/>
           <w:szCs w:val="22"/>
         </w:rPr>
-        <w:pageBreakBefore/>
-      </w:pPr>
-      <w:r>
-        <w:rPr>
-          <w:rFonts w:ascii="ＭＳ Ｐ明朝" w:eastAsia="ＭＳ Ｐ明朝" w:hAnsi="ＭＳ Ｐ明朝"/>
-        </w:rPr>
-      </w:r>
+      </w:pPr>
       <w:bookmarkStart w:id="12" w:name="_Toc223971645"/>
       <w:r>
         <w:rPr>
@@ -7145,13 +7106,6 @@
               </w:rPr>
               <w:t>●日</w:t>
             </w:r>
-            <w:r>
-              <w:rPr>
-                <w:rFonts w:ascii="ＭＳ Ｐ明朝" w:eastAsia="ＭＳ Ｐ明朝" w:hAnsi="ＭＳ Ｐ明朝" w:cs="Arial" w:hint="eastAsia"/>
-                <w:sz w:val="22"/>
-                <w:szCs w:val="22"/>
-              </w:rPr>
-            </w:r>
           </w:p>
         </w:tc>
       </w:tr>
@@ -7281,13 +7235,6 @@
               </w:rPr>
               <w:t>●個</w:t>
             </w:r>
-            <w:r>
-              <w:rPr>
-                <w:rFonts w:ascii="ＭＳ Ｐ明朝" w:eastAsia="ＭＳ Ｐ明朝" w:hAnsi="ＭＳ Ｐ明朝" w:cs="Arial" w:hint="eastAsia"/>
-                <w:sz w:val="22"/>
-                <w:szCs w:val="22"/>
-              </w:rPr>
-            </w:r>
           </w:p>
         </w:tc>
       </w:tr>
@@ -7353,13 +7300,6 @@
               </w:rPr>
               <w:t>●株</w:t>
             </w:r>
-            <w:r>
-              <w:rPr>
-                <w:rFonts w:ascii="ＭＳ Ｐ明朝" w:eastAsia="ＭＳ Ｐ明朝" w:hAnsi="ＭＳ Ｐ明朝" w:cs="Arial" w:hint="eastAsia"/>
-                <w:sz w:val="22"/>
-                <w:szCs w:val="22"/>
-              </w:rPr>
-            </w:r>
           </w:p>
         </w:tc>
       </w:tr>
@@ -7425,20 +7365,6 @@
               </w:rPr>
               <w:t>●円</w:t>
             </w:r>
-            <w:r>
-              <w:rPr>
-                <w:rFonts w:ascii="ＭＳ Ｐ明朝" w:eastAsia="ＭＳ Ｐ明朝" w:hAnsi="ＭＳ Ｐ明朝" w:cs="Arial"/>
-                <w:sz w:val="22"/>
-                <w:szCs w:val="22"/>
-              </w:rPr>
-            </w:r>
-            <w:r>
-              <w:rPr>
-                <w:rFonts w:ascii="ＭＳ Ｐ明朝" w:eastAsia="ＭＳ Ｐ明朝" w:hAnsi="ＭＳ Ｐ明朝" w:cs="Arial" w:hint="eastAsia"/>
-                <w:sz w:val="22"/>
-                <w:szCs w:val="22"/>
-              </w:rPr>
-            </w:r>
           </w:p>
         </w:tc>
       </w:tr>
@@ -7611,13 +7537,6 @@
               </w:rPr>
               <w:t>日</w:t>
             </w:r>
-            <w:r>
-              <w:rPr>
-                <w:rFonts w:ascii="ＭＳ Ｐ明朝" w:eastAsia="ＭＳ Ｐ明朝" w:hAnsi="ＭＳ Ｐ明朝" w:cs="Arial" w:hint="eastAsia"/>
-                <w:sz w:val="22"/>
-                <w:szCs w:val="22"/>
-              </w:rPr>
-            </w:r>
           </w:p>
         </w:tc>
       </w:tr>
@@ -7715,12 +7634,12 @@
     <w:p>
       <w:pPr>
         <w:pStyle w:val="1"/>
-        <w:rPr>
-          <w:rFonts w:ascii="ＭＳ Ｐ明朝" w:eastAsia="ＭＳ Ｐ明朝" w:hAnsi="ＭＳ Ｐ明朝" w:cs="Arial"/>
-        </w:rPr>
         <w:pageBreakBefore/>
-      </w:pPr>
-      <w:bookmarkStart w:id="14" w:name="_Toc223971646"/>
+        <w:rPr>
+          <w:rFonts w:ascii="ＭＳ Ｐ明朝" w:eastAsia="ＭＳ Ｐ明朝" w:hAnsi="ＭＳ Ｐ明朝" w:cs="Arial"/>
+        </w:rPr>
+      </w:pPr>
+      <w:bookmarkStart w:id="13" w:name="_Toc223971646"/>
       <w:r>
         <w:rPr>
           <w:rFonts w:ascii="ＭＳ Ｐ明朝" w:eastAsia="ＭＳ Ｐ明朝" w:hAnsi="ＭＳ Ｐ明朝" w:cs="ＭＳ ゴシック" w:hint="eastAsia"/>
@@ -7741,7 +7660,6 @@
         <w:t>算定の内容</w:t>
       </w:r>
       <w:bookmarkEnd w:id="13"/>
-      <w:bookmarkEnd w:id="14"/>
     </w:p>
     <w:p>
       <w:pPr>
@@ -7753,8 +7671,8 @@
           <w:szCs w:val="22"/>
         </w:rPr>
       </w:pPr>
-      <w:bookmarkStart w:id="15" w:name="_Toc179738844"/>
-      <w:bookmarkStart w:id="16" w:name="_Toc223971647"/>
+      <w:bookmarkStart w:id="14" w:name="_Toc179738844"/>
+      <w:bookmarkStart w:id="15" w:name="_Toc223971647"/>
       <w:r>
         <w:rPr>
           <w:rFonts w:ascii="ＭＳ Ｐ明朝" w:eastAsia="ＭＳ Ｐ明朝" w:hAnsi="ＭＳ Ｐ明朝" w:cs="Arial" w:hint="eastAsia"/>
@@ -7771,8 +7689,8 @@
         </w:rPr>
         <w:t>算定方法の選択</w:t>
       </w:r>
+      <w:bookmarkEnd w:id="14"/>
       <w:bookmarkEnd w:id="15"/>
-      <w:bookmarkEnd w:id="16"/>
     </w:p>
     <w:p>
       <w:pPr>
@@ -8234,8 +8152,8 @@
           <w:szCs w:val="22"/>
         </w:rPr>
       </w:pPr>
-      <w:bookmarkStart w:id="17" w:name="_Toc179738845"/>
-      <w:bookmarkStart w:id="18" w:name="_Toc223971648"/>
+      <w:bookmarkStart w:id="16" w:name="_Toc179738845"/>
+      <w:bookmarkStart w:id="17" w:name="_Toc223971648"/>
       <w:r>
         <w:rPr>
           <w:rFonts w:ascii="ＭＳ Ｐ明朝" w:eastAsia="ＭＳ Ｐ明朝" w:hAnsi="ＭＳ Ｐ明朝" w:cs="Arial" w:hint="eastAsia"/>
@@ -8252,8 +8170,8 @@
         </w:rPr>
         <w:t>モンテカルロ・シミュレーションによる算定方法</w:t>
       </w:r>
+      <w:bookmarkEnd w:id="16"/>
       <w:bookmarkEnd w:id="17"/>
-      <w:bookmarkEnd w:id="18"/>
     </w:p>
     <w:p>
       <w:pPr>
@@ -8289,7 +8207,7 @@
         </w:rPr>
         <w:t>につき、モンテカルロ・シミュレーションを利用し新株予約権の公正価値を算出いたしました。</w:t>
       </w:r>
-      <w:bookmarkStart w:id="19" w:name="_Toc179738846"/>
+      <w:bookmarkStart w:id="18" w:name="_Toc179738846"/>
     </w:p>
     <w:p>
       <w:pPr>
@@ -8489,7 +8407,7 @@
           <w:sz w:val="22"/>
           <w:szCs w:val="22"/>
         </w:rPr>
-        <w:object w:dxaOrig="3260" w:dyaOrig="640" w14:anchorId="610B483B">
+        <w:object w:dxaOrig="3260" w:dyaOrig="640" w14:anchorId="2B4AC6C9">
           <v:shapetype id="_x0000_t75" coordsize="21600,21600" o:spt="75" o:preferrelative="t" path="m@4@5l@4@11@9@11@9@5xe" filled="f" stroked="f">
             <v:stroke joinstyle="miter"/>
             <v:formulas>
@@ -8510,9 +8428,9 @@
             <o:lock v:ext="edit" aspectratio="t"/>
           </v:shapetype>
           <v:shape id="_x0000_i1027" type="#_x0000_t75" alt="" style="width:163pt;height:31pt;mso-width-percent:0;mso-height-percent:0;mso-width-percent:0;mso-height-percent:0" o:ole="">
-            <v:imagedata r:id="rId13" o:title=""/>
+            <v:imagedata r:id="rId9" o:title=""/>
           </v:shape>
-          <o:OLEObject Type="Embed" ProgID="Equation.3" ShapeID="_x0000_i1027" DrawAspect="Content" ObjectID="_1834584540" r:id="rId14"/>
+          <o:OLEObject Type="Embed" ProgID="Equation.3" ShapeID="_x0000_i1027" DrawAspect="Content" ObjectID="_1834645527" r:id="rId10"/>
         </w:object>
       </w:r>
     </w:p>
@@ -9571,7 +9489,23 @@
           <w:sz w:val="22"/>
           <w:szCs w:val="22"/>
         </w:rPr>
-        <w:t>任意取得請求（コーラブル）の行使タイミングをシミュレーションに組込みます。任意取得条項は、オプションの引受人が発行体に対して行使価格を異にするオプションを付与していることと同一であり、オプション料の公正価値を減ずる方向に働きます。また、新株予約権の行使により生じるキャシュフローの割引率として代替的資金調達コストを採用するものとし、その代替的資金調達コストを修正CAPMにより算出します。</w:t>
+        <w:t>任意取得請求（コーラブル）の行使タイミングをシミュレーションに組込みます。任意取得条項は、オプションの引受人が発行体に対して行使価格を異にするオプションを付与していることと同一であり、オプション料の公正価値を減ずる方向に働きます。また、新株予約権の行使により生じる</w:t>
+      </w:r>
+      <w:r>
+        <w:rPr>
+          <w:rFonts w:ascii="ＭＳ Ｐ明朝" w:eastAsia="ＭＳ Ｐ明朝" w:hAnsi="ＭＳ Ｐ明朝" w:cs="Arial" w:hint="eastAsia"/>
+          <w:sz w:val="22"/>
+          <w:szCs w:val="22"/>
+        </w:rPr>
+        <w:t>キャッ</w:t>
+      </w:r>
+      <w:r>
+        <w:rPr>
+          <w:rFonts w:ascii="ＭＳ Ｐ明朝" w:eastAsia="ＭＳ Ｐ明朝" w:hAnsi="ＭＳ Ｐ明朝" w:cs="Arial" w:hint="eastAsia"/>
+          <w:sz w:val="22"/>
+          <w:szCs w:val="22"/>
+        </w:rPr>
+        <w:t>シュフローの割引率として代替的資金調達コストを採用するものとし、その代替的資金調達コストを修正CAPMにより算出します。</w:t>
       </w:r>
       <w:r>
         <w:rPr>
@@ -9726,13 +9660,6 @@
           <w:szCs w:val="22"/>
         </w:rPr>
         <w:t>.83%</w:t>
-      </w:r>
-      <w:r>
-        <w:rPr>
-          <w:rFonts w:ascii="ＭＳ Ｐ明朝" w:eastAsia="ＭＳ Ｐ明朝" w:hAnsi="ＭＳ Ｐ明朝" w:cs="Arial"/>
-          <w:sz w:val="22"/>
-          <w:szCs w:val="22"/>
-        </w:rPr>
       </w:r>
     </w:p>
     <w:p>
@@ -9885,8 +9812,8 @@
           <w:szCs w:val="22"/>
         </w:rPr>
       </w:pPr>
-      <w:bookmarkStart w:id="20" w:name="_Toc179738848"/>
-      <w:bookmarkEnd w:id="19"/>
+      <w:bookmarkStart w:id="19" w:name="_Toc179738848"/>
+      <w:bookmarkEnd w:id="18"/>
       <w:r>
         <w:rPr>
           <w:rFonts w:ascii="ＭＳ Ｐ明朝" w:eastAsia="ＭＳ Ｐ明朝" w:hAnsi="ＭＳ Ｐ明朝" w:cs="Arial" w:hint="eastAsia"/>
@@ -9941,7 +9868,7 @@
           <w:sz w:val="22"/>
           <w:szCs w:val="22"/>
         </w:rPr>
-        <w:t>をモンテカルロ・シミュレーションに組込み</w:t>
+        <w:t>をモンテカルロ・シミュレーションに組込</w:t>
       </w:r>
       <w:r>
         <w:rPr>
@@ -9995,11 +9922,11 @@
           <w:sz w:val="22"/>
           <w:szCs w:val="22"/>
         </w:rPr>
-        <w:object w:dxaOrig="13" w:dyaOrig="13" w14:anchorId="21754F30">
+        <w:object w:dxaOrig="13" w:dyaOrig="13" w14:anchorId="2B92C374">
           <v:shape id="_x0000_i1026" type="#_x0000_t75" alt="" style="width:1pt;height:1pt;mso-width-percent:0;mso-height-percent:0;mso-width-percent:0;mso-height-percent:0" o:ole="">
-            <v:imagedata r:id="rId15" o:title=""/>
+            <v:imagedata r:id="rId11" o:title=""/>
           </v:shape>
-          <o:OLEObject Type="Embed" ProgID="Equation.3" ShapeID="_x0000_i1026" DrawAspect="Content" ObjectID="_1834584541" r:id="rId16"/>
+          <o:OLEObject Type="Embed" ProgID="Equation.3" ShapeID="_x0000_i1026" DrawAspect="Content" ObjectID="_1834645528" r:id="rId12"/>
         </w:object>
       </w:r>
       <w:r>
@@ -10010,11 +9937,11 @@
           <w:sz w:val="22"/>
           <w:szCs w:val="22"/>
         </w:rPr>
-        <w:object w:dxaOrig="13" w:dyaOrig="13" w14:anchorId="3F2C4B38">
+        <w:object w:dxaOrig="13" w:dyaOrig="13" w14:anchorId="315FD9B2">
           <v:shape id="_x0000_i1025" type="#_x0000_t75" alt="" style="width:1pt;height:1pt;mso-width-percent:0;mso-height-percent:0;mso-width-percent:0;mso-height-percent:0" o:ole="">
-            <v:imagedata r:id="rId17" o:title=""/>
+            <v:imagedata r:id="rId13" o:title=""/>
           </v:shape>
-          <o:OLEObject Type="Embed" ProgID="Equation.3" ShapeID="_x0000_i1025" DrawAspect="Content" ObjectID="_1834584542" r:id="rId18"/>
+          <o:OLEObject Type="Embed" ProgID="Equation.3" ShapeID="_x0000_i1025" DrawAspect="Content" ObjectID="_1834645529" r:id="rId14"/>
         </w:object>
       </w:r>
     </w:p>
@@ -10065,27 +9992,27 @@
     <w:p>
       <w:pPr>
         <w:pStyle w:val="1"/>
+        <w:pageBreakBefore/>
         <w:rPr>
           <w:rFonts w:ascii="ＭＳ Ｐ明朝" w:eastAsia="ＭＳ Ｐ明朝" w:hAnsi="ＭＳ Ｐ明朝"/>
         </w:rPr>
-        <w:pageBreakBefore/>
-      </w:pPr>
-      <w:bookmarkStart w:id="21" w:name="_Toc179738849"/>
-      <w:bookmarkStart w:id="22" w:name="_Toc179738850"/>
-      <w:bookmarkStart w:id="23" w:name="_Toc179739051"/>
-      <w:bookmarkStart w:id="24" w:name="_Toc179739556"/>
-      <w:bookmarkStart w:id="25" w:name="_Toc179740020"/>
-      <w:bookmarkStart w:id="26" w:name="_Toc179820944"/>
-      <w:bookmarkStart w:id="27" w:name="_Toc202953394"/>
-      <w:bookmarkStart w:id="28" w:name="_Toc214512983"/>
-      <w:bookmarkStart w:id="29" w:name="_Toc214972817"/>
-      <w:bookmarkStart w:id="30" w:name="_Toc215363632"/>
-      <w:bookmarkStart w:id="31" w:name="_Toc302701031"/>
-      <w:bookmarkStart w:id="32" w:name="_Toc304998013"/>
-      <w:bookmarkStart w:id="33" w:name="_Toc305032218"/>
-      <w:bookmarkStart w:id="34" w:name="_Toc305037235"/>
-      <w:bookmarkStart w:id="35" w:name="_Toc223971649"/>
-      <w:bookmarkEnd w:id="20"/>
+      </w:pPr>
+      <w:bookmarkStart w:id="20" w:name="_Toc179738849"/>
+      <w:bookmarkStart w:id="21" w:name="_Toc179738850"/>
+      <w:bookmarkStart w:id="22" w:name="_Toc179739051"/>
+      <w:bookmarkStart w:id="23" w:name="_Toc179739556"/>
+      <w:bookmarkStart w:id="24" w:name="_Toc179740020"/>
+      <w:bookmarkStart w:id="25" w:name="_Toc179820944"/>
+      <w:bookmarkStart w:id="26" w:name="_Toc202953394"/>
+      <w:bookmarkStart w:id="27" w:name="_Toc214512983"/>
+      <w:bookmarkStart w:id="28" w:name="_Toc214972817"/>
+      <w:bookmarkStart w:id="29" w:name="_Toc215363632"/>
+      <w:bookmarkStart w:id="30" w:name="_Toc302701031"/>
+      <w:bookmarkStart w:id="31" w:name="_Toc304998013"/>
+      <w:bookmarkStart w:id="32" w:name="_Toc305032218"/>
+      <w:bookmarkStart w:id="33" w:name="_Toc305037235"/>
+      <w:bookmarkStart w:id="34" w:name="_Toc223971649"/>
+      <w:bookmarkEnd w:id="19"/>
       <w:r>
         <w:rPr>
           <w:rFonts w:ascii="ＭＳ Ｐ明朝" w:eastAsia="ＭＳ Ｐ明朝" w:hAnsi="ＭＳ Ｐ明朝" w:cs="ＭＳ ゴシック" w:hint="eastAsia"/>
@@ -10099,6 +10026,7 @@
         </w:rPr>
         <w:t xml:space="preserve">　本報告書の利用に当たっての留意事項</w:t>
       </w:r>
+      <w:bookmarkEnd w:id="20"/>
       <w:bookmarkEnd w:id="21"/>
       <w:bookmarkEnd w:id="22"/>
       <w:bookmarkEnd w:id="23"/>
@@ -10113,7 +10041,6 @@
       <w:bookmarkEnd w:id="32"/>
       <w:bookmarkEnd w:id="33"/>
       <w:bookmarkEnd w:id="34"/>
-      <w:bookmarkEnd w:id="35"/>
     </w:p>
     <w:p>
       <w:pPr>
@@ -10162,10 +10089,10 @@
       </w:r>
     </w:p>
     <w:sectPr>
-      <w:headerReference w:type="even" r:id="rId19"/>
-      <w:headerReference w:type="default" r:id="rId20"/>
-      <w:footerReference w:type="default" r:id="rId21"/>
-      <w:headerReference w:type="first" r:id="rId22"/>
+      <w:headerReference w:type="even" r:id="rId15"/>
+      <w:headerReference w:type="default" r:id="rId16"/>
+      <w:footerReference w:type="default" r:id="rId17"/>
+      <w:headerReference w:type="first" r:id="rId18"/>
       <w:pgSz w:w="11906" w:h="16838" w:code="9"/>
       <w:pgMar w:top="1985" w:right="1701" w:bottom="1701" w:left="1701" w:header="851" w:footer="992" w:gutter="0"/>
       <w:pgNumType w:start="1"/>
@@ -10196,43 +10123,6 @@
 </file>
 
 <file path=word/footer1.xml><?xml version="1.0" encoding="utf-8"?>
-<w:ftr xmlns:wpc="http://schemas.microsoft.com/office/word/2010/wordprocessingCanvas" xmlns:cx="http://schemas.microsoft.com/office/drawing/2014/chartex" xmlns:cx1="http://schemas.microsoft.com/office/drawing/2015/9/8/chartex" xmlns:cx2="http://schemas.microsoft.com/office/drawing/2015/10/21/chartex" xmlns:cx3="http://schemas.microsoft.com/office/drawing/2016/5/9/chartex" xmlns:cx4="http://schemas.microsoft.com/office/drawing/2016/5/10/chartex" xmlns:cx5="http://schemas.microsoft.com/office/drawing/2016/5/11/chartex" xmlns:cx6="http://schemas.microsoft.com/office/drawing/2016/5/12/chartex" xmlns:cx7="http://schemas.microsoft.com/office/drawing/2016/5/13/chartex" xmlns:cx8="http://schemas.microsoft.com/office/drawing/2016/5/14/chartex" xmlns:mc="http://schemas.openxmlformats.org/markup-compatibility/2006" xmlns:aink="http://schemas.microsoft.com/office/drawing/2016/ink" xmlns:am3d="http://schemas.microsoft.com/office/drawing/2017/model3d" xmlns:o="urn:schemas-microsoft-com:office:office" xmlns:oel="http://schemas.microsoft.com/office/2019/extlst" xmlns:r="http://schemas.openxmlformats.org/officeDocument/2006/relationships" xmlns:m="http://schemas.openxmlformats.org/officeDocument/2006/math" xmlns:v="urn:schemas-microsoft-com:vml" xmlns:wp14="http://schemas.microsoft.com/office/word/2010/wordprocessingDrawing" xmlns:wp="http://schemas.openxmlformats.org/drawingml/2006/wordprocessingDrawing" xmlns:w10="urn:schemas-microsoft-com:office:word" xmlns:w="http://schemas.openxmlformats.org/wordprocessingml/2006/main" xmlns:w14="http://schemas.microsoft.com/office/word/2010/wordml" xmlns:w15="http://schemas.microsoft.com/office/word/2012/wordml" xmlns:w16cex="http://schemas.microsoft.com/office/word/2018/wordml/cex" xmlns:w16cid="http://schemas.microsoft.com/office/word/2016/wordml/cid" xmlns:w16="http://schemas.microsoft.com/office/word/2018/wordml" xmlns:w16du="http://schemas.microsoft.com/office/word/2023/wordml/word16du" xmlns:w16sdtdh="http://schemas.microsoft.com/office/word/2020/wordml/sdtdatahash" xmlns:w16sdtfl="http://schemas.microsoft.com/office/word/2024/wordml/sdtformatlock" xmlns:w16se="http://schemas.microsoft.com/office/word/2015/wordml/symex" xmlns:wpg="http://schemas.microsoft.com/office/word/2010/wordprocessingGroup" xmlns:wpi="http://schemas.microsoft.com/office/word/2010/wordprocessingInk" xmlns:wne="http://schemas.microsoft.com/office/word/2006/wordml" xmlns:wps="http://schemas.microsoft.com/office/word/2010/wordprocessingShape" mc:Ignorable="w14 w15 w16se w16cid w16 w16cex w16sdtdh w16sdtfl w16du wp14">
-  <w:p>
-    <w:pPr>
-      <w:pStyle w:val="ad"/>
-      <w:framePr w:wrap="around" w:vAnchor="text" w:hAnchor="margin" w:xAlign="center" w:y="1"/>
-      <w:rPr>
-        <w:rStyle w:val="ae"/>
-      </w:rPr>
-    </w:pPr>
-    <w:r>
-      <w:rPr>
-        <w:rStyle w:val="ae"/>
-      </w:rPr>
-      <w:fldChar w:fldCharType="begin"/>
-    </w:r>
-    <w:r>
-      <w:rPr>
-        <w:rStyle w:val="ae"/>
-      </w:rPr>
-      <w:instrText xml:space="preserve">PAGE  </w:instrText>
-    </w:r>
-    <w:r>
-      <w:rPr>
-        <w:rStyle w:val="ae"/>
-      </w:rPr>
-      <w:fldChar w:fldCharType="end"/>
-    </w:r>
-  </w:p>
-  <w:p>
-    <w:pPr>
-      <w:pStyle w:val="ad"/>
-    </w:pPr>
-  </w:p>
-</w:ftr>
-</file>
-
-<file path=word/footer2.xml><?xml version="1.0" encoding="utf-8"?>
 <w:ftr xmlns:wpc="http://schemas.microsoft.com/office/word/2010/wordprocessingCanvas" xmlns:cx="http://schemas.microsoft.com/office/drawing/2014/chartex" xmlns:cx1="http://schemas.microsoft.com/office/drawing/2015/9/8/chartex" xmlns:cx2="http://schemas.microsoft.com/office/drawing/2015/10/21/chartex" xmlns:cx3="http://schemas.microsoft.com/office/drawing/2016/5/9/chartex" xmlns:cx4="http://schemas.microsoft.com/office/drawing/2016/5/10/chartex" xmlns:cx5="http://schemas.microsoft.com/office/drawing/2016/5/11/chartex" xmlns:cx6="http://schemas.microsoft.com/office/drawing/2016/5/12/chartex" xmlns:cx7="http://schemas.microsoft.com/office/drawing/2016/5/13/chartex" xmlns:cx8="http://schemas.microsoft.com/office/drawing/2016/5/14/chartex" xmlns:mc="http://schemas.openxmlformats.org/markup-compatibility/2006" xmlns:aink="http://schemas.microsoft.com/office/drawing/2016/ink" xmlns:am3d="http://schemas.microsoft.com/office/drawing/2017/model3d" xmlns:o="urn:schemas-microsoft-com:office:office" xmlns:oel="http://schemas.microsoft.com/office/2019/extlst" xmlns:r="http://schemas.openxmlformats.org/officeDocument/2006/relationships" xmlns:m="http://schemas.openxmlformats.org/officeDocument/2006/math" xmlns:v="urn:schemas-microsoft-com:vml" xmlns:wp14="http://schemas.microsoft.com/office/word/2010/wordprocessingDrawing" xmlns:wp="http://schemas.openxmlformats.org/drawingml/2006/wordprocessingDrawing" xmlns:w10="urn:schemas-microsoft-com:office:word" xmlns:w="http://schemas.openxmlformats.org/wordprocessingml/2006/main" xmlns:w14="http://schemas.microsoft.com/office/word/2010/wordml" xmlns:w15="http://schemas.microsoft.com/office/word/2012/wordml" xmlns:w16cex="http://schemas.microsoft.com/office/word/2018/wordml/cex" xmlns:w16cid="http://schemas.microsoft.com/office/word/2016/wordml/cid" xmlns:w16="http://schemas.microsoft.com/office/word/2018/wordml" xmlns:w16du="http://schemas.microsoft.com/office/word/2023/wordml/word16du" xmlns:w16sdtdh="http://schemas.microsoft.com/office/word/2020/wordml/sdtdatahash" xmlns:w16sdtfl="http://schemas.microsoft.com/office/word/2024/wordml/sdtformatlock" xmlns:w16se="http://schemas.microsoft.com/office/word/2015/wordml/symex" xmlns:wpg="http://schemas.microsoft.com/office/word/2010/wordprocessingGroup" xmlns:wpi="http://schemas.microsoft.com/office/word/2010/wordprocessingInk" xmlns:wne="http://schemas.microsoft.com/office/word/2006/wordml" xmlns:wps="http://schemas.microsoft.com/office/word/2010/wordprocessingShape" mc:Ignorable="w14 w15 w16se w16cid w16 w16cex w16sdtdh w16sdtfl w16du wp14">
   <w:p>
     <w:pPr>
@@ -10317,169 +10207,7 @@
       <w:rPr>
         <w:noProof/>
       </w:rPr>
-      <w:pict w14:anchorId="65F466BF">
-        <v:shapetype id="_x0000_t136" coordsize="21600,21600" o:spt="136" adj="10800" path="m@7,l@8,m@5,21600l@6,21600e">
-          <v:formulas>
-            <v:f eqn="sum #0 0 10800"/>
-            <v:f eqn="prod #0 2 1"/>
-            <v:f eqn="sum 21600 0 @1"/>
-            <v:f eqn="sum 0 0 @2"/>
-            <v:f eqn="sum 21600 0 @3"/>
-            <v:f eqn="if @0 @3 0"/>
-            <v:f eqn="if @0 21600 @1"/>
-            <v:f eqn="if @0 0 @2"/>
-            <v:f eqn="if @0 @4 21600"/>
-            <v:f eqn="mid @5 @6"/>
-            <v:f eqn="mid @8 @5"/>
-            <v:f eqn="mid @7 @8"/>
-            <v:f eqn="mid @6 @7"/>
-            <v:f eqn="sum @6 0 @5"/>
-          </v:formulas>
-          <v:path textpathok="t" o:connecttype="custom" o:connectlocs="@9,0;@10,10800;@11,21600;@12,10800" o:connectangles="270,180,90,0"/>
-          <v:textpath on="t" fitshape="t"/>
-          <v:handles>
-            <v:h position="#0,bottomRight" xrange="6629,14971"/>
-          </v:handles>
-          <o:lock v:ext="edit" text="t" shapetype="t"/>
-        </v:shapetype>
-        <v:shape id="PowerPlusWaterMarkObject15238563" o:spid="_x0000_s1030" type="#_x0000_t136" alt="" style="position:absolute;margin-left:0;margin-top:0;width:428.2pt;height:171.25pt;rotation:315;z-index:-251655168;mso-wrap-edited:f;mso-width-percent:0;mso-height-percent:0;mso-position-horizontal:center;mso-position-horizontal-relative:margin;mso-position-vertical:center;mso-position-vertical-relative:margin;mso-width-percent:0;mso-height-percent:0" o:allowincell="f" fillcolor="silver" stroked="f">
-          <v:fill opacity=".5"/>
-          <v:textpath style="font-family:&quot;ＭＳ 明朝&quot;;font-size:1pt;v-text-reverse:t" string="DRAFT"/>
-          <w10:wrap anchorx="margin" anchory="margin"/>
-        </v:shape>
-      </w:pict>
-    </w:r>
-  </w:p>
-</w:hdr>
-</file>
-
-<file path=word/header2.xml><?xml version="1.0" encoding="utf-8"?>
-<w:hdr xmlns:wpc="http://schemas.microsoft.com/office/word/2010/wordprocessingCanvas" xmlns:cx="http://schemas.microsoft.com/office/drawing/2014/chartex" xmlns:cx1="http://schemas.microsoft.com/office/drawing/2015/9/8/chartex" xmlns:cx2="http://schemas.microsoft.com/office/drawing/2015/10/21/chartex" xmlns:cx3="http://schemas.microsoft.com/office/drawing/2016/5/9/chartex" xmlns:cx4="http://schemas.microsoft.com/office/drawing/2016/5/10/chartex" xmlns:cx5="http://schemas.microsoft.com/office/drawing/2016/5/11/chartex" xmlns:cx6="http://schemas.microsoft.com/office/drawing/2016/5/12/chartex" xmlns:cx7="http://schemas.microsoft.com/office/drawing/2016/5/13/chartex" xmlns:cx8="http://schemas.microsoft.com/office/drawing/2016/5/14/chartex" xmlns:mc="http://schemas.openxmlformats.org/markup-compatibility/2006" xmlns:aink="http://schemas.microsoft.com/office/drawing/2016/ink" xmlns:am3d="http://schemas.microsoft.com/office/drawing/2017/model3d" xmlns:o="urn:schemas-microsoft-com:office:office" xmlns:oel="http://schemas.microsoft.com/office/2019/extlst" xmlns:r="http://schemas.openxmlformats.org/officeDocument/2006/relationships" xmlns:m="http://schemas.openxmlformats.org/officeDocument/2006/math" xmlns:v="urn:schemas-microsoft-com:vml" xmlns:wp14="http://schemas.microsoft.com/office/word/2010/wordprocessingDrawing" xmlns:wp="http://schemas.openxmlformats.org/drawingml/2006/wordprocessingDrawing" xmlns:w10="urn:schemas-microsoft-com:office:word" xmlns:w="http://schemas.openxmlformats.org/wordprocessingml/2006/main" xmlns:w14="http://schemas.microsoft.com/office/word/2010/wordml" xmlns:w15="http://schemas.microsoft.com/office/word/2012/wordml" xmlns:w16cex="http://schemas.microsoft.com/office/word/2018/wordml/cex" xmlns:w16cid="http://schemas.microsoft.com/office/word/2016/wordml/cid" xmlns:w16="http://schemas.microsoft.com/office/word/2018/wordml" xmlns:w16du="http://schemas.microsoft.com/office/word/2023/wordml/word16du" xmlns:w16sdtdh="http://schemas.microsoft.com/office/word/2020/wordml/sdtdatahash" xmlns:w16sdtfl="http://schemas.microsoft.com/office/word/2024/wordml/sdtformatlock" xmlns:w16se="http://schemas.microsoft.com/office/word/2015/wordml/symex" xmlns:wpg="http://schemas.microsoft.com/office/word/2010/wordprocessingGroup" xmlns:wpi="http://schemas.microsoft.com/office/word/2010/wordprocessingInk" xmlns:wne="http://schemas.microsoft.com/office/word/2006/wordml" xmlns:wps="http://schemas.microsoft.com/office/word/2010/wordprocessingShape" mc:Ignorable="w14 w15 w16se w16cid w16 w16cex w16sdtdh w16sdtfl w16du wp14">
-  <w:p>
-    <w:pPr>
-      <w:pStyle w:val="ab"/>
-    </w:pPr>
-    <w:r>
-      <w:rPr>
-        <w:noProof/>
-      </w:rPr>
-      <w:pict w14:anchorId="4AEB168F">
-        <v:shapetype id="_x0000_t136" coordsize="21600,21600" o:spt="136" adj="10800" path="m@7,l@8,m@5,21600l@6,21600e">
-          <v:formulas>
-            <v:f eqn="sum #0 0 10800"/>
-            <v:f eqn="prod #0 2 1"/>
-            <v:f eqn="sum 21600 0 @1"/>
-            <v:f eqn="sum 0 0 @2"/>
-            <v:f eqn="sum 21600 0 @3"/>
-            <v:f eqn="if @0 @3 0"/>
-            <v:f eqn="if @0 21600 @1"/>
-            <v:f eqn="if @0 0 @2"/>
-            <v:f eqn="if @0 @4 21600"/>
-            <v:f eqn="mid @5 @6"/>
-            <v:f eqn="mid @8 @5"/>
-            <v:f eqn="mid @7 @8"/>
-            <v:f eqn="mid @6 @7"/>
-            <v:f eqn="sum @6 0 @5"/>
-          </v:formulas>
-          <v:path textpathok="t" o:connecttype="custom" o:connectlocs="@9,0;@10,10800;@11,21600;@12,10800" o:connectangles="270,180,90,0"/>
-          <v:textpath on="t" fitshape="t"/>
-          <v:handles>
-            <v:h position="#0,bottomRight" xrange="6629,14971"/>
-          </v:handles>
-          <o:lock v:ext="edit" text="t" shapetype="t"/>
-        </v:shapetype>
-        <v:shape id="PowerPlusWaterMarkObject15238564" o:spid="_x0000_s1029" type="#_x0000_t136" alt="" style="position:absolute;margin-left:0;margin-top:0;width:428.2pt;height:171.25pt;rotation:315;z-index:-251653120;mso-wrap-edited:f;mso-width-percent:0;mso-height-percent:0;mso-position-horizontal:center;mso-position-horizontal-relative:margin;mso-position-vertical:center;mso-position-vertical-relative:margin;mso-width-percent:0;mso-height-percent:0" o:allowincell="f" fillcolor="silver" stroked="f">
-          <v:fill opacity=".5"/>
-          <v:textpath style="font-family:&quot;ＭＳ 明朝&quot;;font-size:1pt;v-text-reverse:t" string="DRAFT"/>
-          <w10:wrap anchorx="margin" anchory="margin"/>
-        </v:shape>
-      </w:pict>
-    </w:r>
-    <w:r>
-      <w:rPr>
-        <w:rFonts w:hint="eastAsia"/>
-      </w:rPr>
-      <w:t xml:space="preserve">　</w:t>
-    </w:r>
-    <w:r>
-      <w:rPr>
-        <w:rFonts w:hint="eastAsia"/>
-      </w:rPr>
-      <w:tab/>
-    </w:r>
-    <w:r>
-      <w:rPr>
-        <w:rFonts w:hint="eastAsia"/>
-      </w:rPr>
-      <w:tab/>
-    </w:r>
-    <w:r>
-      <w:rPr>
-        <w:rFonts w:hint="eastAsia"/>
-      </w:rPr>
-      <w:t xml:space="preserve">　　　　　　　　　</w:t>
-    </w:r>
-  </w:p>
-</w:hdr>
-</file>
-
-<file path=word/header3.xml><?xml version="1.0" encoding="utf-8"?>
-<w:hdr xmlns:wpc="http://schemas.microsoft.com/office/word/2010/wordprocessingCanvas" xmlns:cx="http://schemas.microsoft.com/office/drawing/2014/chartex" xmlns:cx1="http://schemas.microsoft.com/office/drawing/2015/9/8/chartex" xmlns:cx2="http://schemas.microsoft.com/office/drawing/2015/10/21/chartex" xmlns:cx3="http://schemas.microsoft.com/office/drawing/2016/5/9/chartex" xmlns:cx4="http://schemas.microsoft.com/office/drawing/2016/5/10/chartex" xmlns:cx5="http://schemas.microsoft.com/office/drawing/2016/5/11/chartex" xmlns:cx6="http://schemas.microsoft.com/office/drawing/2016/5/12/chartex" xmlns:cx7="http://schemas.microsoft.com/office/drawing/2016/5/13/chartex" xmlns:cx8="http://schemas.microsoft.com/office/drawing/2016/5/14/chartex" xmlns:mc="http://schemas.openxmlformats.org/markup-compatibility/2006" xmlns:aink="http://schemas.microsoft.com/office/drawing/2016/ink" xmlns:am3d="http://schemas.microsoft.com/office/drawing/2017/model3d" xmlns:o="urn:schemas-microsoft-com:office:office" xmlns:oel="http://schemas.microsoft.com/office/2019/extlst" xmlns:r="http://schemas.openxmlformats.org/officeDocument/2006/relationships" xmlns:m="http://schemas.openxmlformats.org/officeDocument/2006/math" xmlns:v="urn:schemas-microsoft-com:vml" xmlns:wp14="http://schemas.microsoft.com/office/word/2010/wordprocessingDrawing" xmlns:wp="http://schemas.openxmlformats.org/drawingml/2006/wordprocessingDrawing" xmlns:w10="urn:schemas-microsoft-com:office:word" xmlns:w="http://schemas.openxmlformats.org/wordprocessingml/2006/main" xmlns:w14="http://schemas.microsoft.com/office/word/2010/wordml" xmlns:w15="http://schemas.microsoft.com/office/word/2012/wordml" xmlns:w16cex="http://schemas.microsoft.com/office/word/2018/wordml/cex" xmlns:w16cid="http://schemas.microsoft.com/office/word/2016/wordml/cid" xmlns:w16="http://schemas.microsoft.com/office/word/2018/wordml" xmlns:w16du="http://schemas.microsoft.com/office/word/2023/wordml/word16du" xmlns:w16sdtdh="http://schemas.microsoft.com/office/word/2020/wordml/sdtdatahash" xmlns:w16sdtfl="http://schemas.microsoft.com/office/word/2024/wordml/sdtformatlock" xmlns:w16se="http://schemas.microsoft.com/office/word/2015/wordml/symex" xmlns:wpg="http://schemas.microsoft.com/office/word/2010/wordprocessingGroup" xmlns:wpi="http://schemas.microsoft.com/office/word/2010/wordprocessingInk" xmlns:wne="http://schemas.microsoft.com/office/word/2006/wordml" xmlns:wps="http://schemas.microsoft.com/office/word/2010/wordprocessingShape" mc:Ignorable="w14 w15 w16se w16cid w16 w16cex w16sdtdh w16sdtfl w16du wp14">
-  <w:p>
-    <w:pPr>
-      <w:pStyle w:val="ab"/>
-    </w:pPr>
-    <w:r>
-      <w:rPr>
-        <w:noProof/>
-      </w:rPr>
-      <w:pict w14:anchorId="14EE537D">
-        <v:shapetype id="_x0000_t136" coordsize="21600,21600" o:spt="136" adj="10800" path="m@7,l@8,m@5,21600l@6,21600e">
-          <v:formulas>
-            <v:f eqn="sum #0 0 10800"/>
-            <v:f eqn="prod #0 2 1"/>
-            <v:f eqn="sum 21600 0 @1"/>
-            <v:f eqn="sum 0 0 @2"/>
-            <v:f eqn="sum 21600 0 @3"/>
-            <v:f eqn="if @0 @3 0"/>
-            <v:f eqn="if @0 21600 @1"/>
-            <v:f eqn="if @0 0 @2"/>
-            <v:f eqn="if @0 @4 21600"/>
-            <v:f eqn="mid @5 @6"/>
-            <v:f eqn="mid @8 @5"/>
-            <v:f eqn="mid @7 @8"/>
-            <v:f eqn="mid @6 @7"/>
-            <v:f eqn="sum @6 0 @5"/>
-          </v:formulas>
-          <v:path textpathok="t" o:connecttype="custom" o:connectlocs="@9,0;@10,10800;@11,21600;@12,10800" o:connectangles="270,180,90,0"/>
-          <v:textpath on="t" fitshape="t"/>
-          <v:handles>
-            <v:h position="#0,bottomRight" xrange="6629,14971"/>
-          </v:handles>
-          <o:lock v:ext="edit" text="t" shapetype="t"/>
-        </v:shapetype>
-        <v:shape id="PowerPlusWaterMarkObject15238562" o:spid="_x0000_s1028" type="#_x0000_t136" alt="" style="position:absolute;margin-left:0;margin-top:0;width:428.2pt;height:171.25pt;rotation:315;z-index:-251657216;mso-wrap-edited:f;mso-width-percent:0;mso-height-percent:0;mso-position-horizontal:center;mso-position-horizontal-relative:margin;mso-position-vertical:center;mso-position-vertical-relative:margin;mso-width-percent:0;mso-height-percent:0" o:allowincell="f" fillcolor="silver" stroked="f">
-          <v:fill opacity=".5"/>
-          <v:textpath style="font-family:&quot;ＭＳ 明朝&quot;;font-size:1pt;v-text-reverse:t" string="DRAFT"/>
-          <w10:wrap anchorx="margin" anchory="margin"/>
-        </v:shape>
-      </w:pict>
-    </w:r>
-  </w:p>
-</w:hdr>
-</file>
-
-<file path=word/header4.xml><?xml version="1.0" encoding="utf-8"?>
-<w:hdr xmlns:wpc="http://schemas.microsoft.com/office/word/2010/wordprocessingCanvas" xmlns:cx="http://schemas.microsoft.com/office/drawing/2014/chartex" xmlns:cx1="http://schemas.microsoft.com/office/drawing/2015/9/8/chartex" xmlns:cx2="http://schemas.microsoft.com/office/drawing/2015/10/21/chartex" xmlns:cx3="http://schemas.microsoft.com/office/drawing/2016/5/9/chartex" xmlns:cx4="http://schemas.microsoft.com/office/drawing/2016/5/10/chartex" xmlns:cx5="http://schemas.microsoft.com/office/drawing/2016/5/11/chartex" xmlns:cx6="http://schemas.microsoft.com/office/drawing/2016/5/12/chartex" xmlns:cx7="http://schemas.microsoft.com/office/drawing/2016/5/13/chartex" xmlns:cx8="http://schemas.microsoft.com/office/drawing/2016/5/14/chartex" xmlns:mc="http://schemas.openxmlformats.org/markup-compatibility/2006" xmlns:aink="http://schemas.microsoft.com/office/drawing/2016/ink" xmlns:am3d="http://schemas.microsoft.com/office/drawing/2017/model3d" xmlns:o="urn:schemas-microsoft-com:office:office" xmlns:oel="http://schemas.microsoft.com/office/2019/extlst" xmlns:r="http://schemas.openxmlformats.org/officeDocument/2006/relationships" xmlns:m="http://schemas.openxmlformats.org/officeDocument/2006/math" xmlns:v="urn:schemas-microsoft-com:vml" xmlns:wp14="http://schemas.microsoft.com/office/word/2010/wordprocessingDrawing" xmlns:wp="http://schemas.openxmlformats.org/drawingml/2006/wordprocessingDrawing" xmlns:w10="urn:schemas-microsoft-com:office:word" xmlns:w="http://schemas.openxmlformats.org/wordprocessingml/2006/main" xmlns:w14="http://schemas.microsoft.com/office/word/2010/wordml" xmlns:w15="http://schemas.microsoft.com/office/word/2012/wordml" xmlns:w16cex="http://schemas.microsoft.com/office/word/2018/wordml/cex" xmlns:w16cid="http://schemas.microsoft.com/office/word/2016/wordml/cid" xmlns:w16="http://schemas.microsoft.com/office/word/2018/wordml" xmlns:w16du="http://schemas.microsoft.com/office/word/2023/wordml/word16du" xmlns:w16sdtdh="http://schemas.microsoft.com/office/word/2020/wordml/sdtdatahash" xmlns:w16sdtfl="http://schemas.microsoft.com/office/word/2024/wordml/sdtformatlock" xmlns:w16se="http://schemas.microsoft.com/office/word/2015/wordml/symex" xmlns:wpg="http://schemas.microsoft.com/office/word/2010/wordprocessingGroup" xmlns:wpi="http://schemas.microsoft.com/office/word/2010/wordprocessingInk" xmlns:wne="http://schemas.microsoft.com/office/word/2006/wordml" xmlns:wps="http://schemas.microsoft.com/office/word/2010/wordprocessingShape" mc:Ignorable="w14 w15 w16se w16cid w16 w16cex w16sdtdh w16sdtfl w16du wp14">
-  <w:p>
-    <w:pPr>
-      <w:pStyle w:val="ab"/>
-    </w:pPr>
-    <w:r>
-      <w:rPr>
-        <w:noProof/>
-      </w:rPr>
-      <w:pict w14:anchorId="7F8219A3">
+      <w:pict w14:anchorId="763EE0CB">
         <v:shapetype id="_x0000_t136" coordsize="21600,21600" o:spt="136" adj="10800" path="m@7,l@8,m@5,21600l@6,21600e">
           <v:formulas>
             <v:f eqn="sum #0 0 10800"/>
@@ -10515,7 +10243,7 @@
 </w:hdr>
 </file>
 
-<file path=word/header5.xml><?xml version="1.0" encoding="utf-8"?>
+<file path=word/header2.xml><?xml version="1.0" encoding="utf-8"?>
 <w:hdr xmlns:wpc="http://schemas.microsoft.com/office/word/2010/wordprocessingCanvas" xmlns:cx="http://schemas.microsoft.com/office/drawing/2014/chartex" xmlns:cx1="http://schemas.microsoft.com/office/drawing/2015/9/8/chartex" xmlns:cx2="http://schemas.microsoft.com/office/drawing/2015/10/21/chartex" xmlns:cx3="http://schemas.microsoft.com/office/drawing/2016/5/9/chartex" xmlns:cx4="http://schemas.microsoft.com/office/drawing/2016/5/10/chartex" xmlns:cx5="http://schemas.microsoft.com/office/drawing/2016/5/11/chartex" xmlns:cx6="http://schemas.microsoft.com/office/drawing/2016/5/12/chartex" xmlns:cx7="http://schemas.microsoft.com/office/drawing/2016/5/13/chartex" xmlns:cx8="http://schemas.microsoft.com/office/drawing/2016/5/14/chartex" xmlns:mc="http://schemas.openxmlformats.org/markup-compatibility/2006" xmlns:aink="http://schemas.microsoft.com/office/drawing/2016/ink" xmlns:am3d="http://schemas.microsoft.com/office/drawing/2017/model3d" xmlns:o="urn:schemas-microsoft-com:office:office" xmlns:oel="http://schemas.microsoft.com/office/2019/extlst" xmlns:r="http://schemas.openxmlformats.org/officeDocument/2006/relationships" xmlns:m="http://schemas.openxmlformats.org/officeDocument/2006/math" xmlns:v="urn:schemas-microsoft-com:vml" xmlns:wp14="http://schemas.microsoft.com/office/word/2010/wordprocessingDrawing" xmlns:wp="http://schemas.openxmlformats.org/drawingml/2006/wordprocessingDrawing" xmlns:w10="urn:schemas-microsoft-com:office:word" xmlns:w="http://schemas.openxmlformats.org/wordprocessingml/2006/main" xmlns:w14="http://schemas.microsoft.com/office/word/2010/wordml" xmlns:w15="http://schemas.microsoft.com/office/word/2012/wordml" xmlns:w16cex="http://schemas.microsoft.com/office/word/2018/wordml/cex" xmlns:w16cid="http://schemas.microsoft.com/office/word/2016/wordml/cid" xmlns:w16="http://schemas.microsoft.com/office/word/2018/wordml" xmlns:w16du="http://schemas.microsoft.com/office/word/2023/wordml/word16du" xmlns:w16sdtdh="http://schemas.microsoft.com/office/word/2020/wordml/sdtdatahash" xmlns:w16sdtfl="http://schemas.microsoft.com/office/word/2024/wordml/sdtformatlock" xmlns:w16se="http://schemas.microsoft.com/office/word/2015/wordml/symex" xmlns:wpg="http://schemas.microsoft.com/office/word/2010/wordprocessingGroup" xmlns:wpi="http://schemas.microsoft.com/office/word/2010/wordprocessingInk" xmlns:wne="http://schemas.microsoft.com/office/word/2006/wordml" xmlns:wps="http://schemas.microsoft.com/office/word/2010/wordprocessingShape" mc:Ignorable="w14 w15 w16se w16cid w16 w16cex w16sdtdh w16sdtfl w16du wp14">
   <w:p>
     <w:pPr>
@@ -10525,7 +10253,7 @@
       <w:rPr>
         <w:noProof/>
       </w:rPr>
-      <w:pict w14:anchorId="47524EB7">
+      <w:pict w14:anchorId="7983B2C8">
         <v:shapetype id="_x0000_t136" coordsize="21600,21600" o:spt="136" adj="10800" path="m@7,l@8,m@5,21600l@6,21600e">
           <v:formulas>
             <v:f eqn="sum #0 0 10800"/>
@@ -10585,7 +10313,7 @@
 </w:hdr>
 </file>
 
-<file path=word/header6.xml><?xml version="1.0" encoding="utf-8"?>
+<file path=word/header3.xml><?xml version="1.0" encoding="utf-8"?>
 <w:hdr xmlns:wpc="http://schemas.microsoft.com/office/word/2010/wordprocessingCanvas" xmlns:cx="http://schemas.microsoft.com/office/drawing/2014/chartex" xmlns:cx1="http://schemas.microsoft.com/office/drawing/2015/9/8/chartex" xmlns:cx2="http://schemas.microsoft.com/office/drawing/2015/10/21/chartex" xmlns:cx3="http://schemas.microsoft.com/office/drawing/2016/5/9/chartex" xmlns:cx4="http://schemas.microsoft.com/office/drawing/2016/5/10/chartex" xmlns:cx5="http://schemas.microsoft.com/office/drawing/2016/5/11/chartex" xmlns:cx6="http://schemas.microsoft.com/office/drawing/2016/5/12/chartex" xmlns:cx7="http://schemas.microsoft.com/office/drawing/2016/5/13/chartex" xmlns:cx8="http://schemas.microsoft.com/office/drawing/2016/5/14/chartex" xmlns:mc="http://schemas.openxmlformats.org/markup-compatibility/2006" xmlns:aink="http://schemas.microsoft.com/office/drawing/2016/ink" xmlns:am3d="http://schemas.microsoft.com/office/drawing/2017/model3d" xmlns:o="urn:schemas-microsoft-com:office:office" xmlns:oel="http://schemas.microsoft.com/office/2019/extlst" xmlns:r="http://schemas.openxmlformats.org/officeDocument/2006/relationships" xmlns:m="http://schemas.openxmlformats.org/officeDocument/2006/math" xmlns:v="urn:schemas-microsoft-com:vml" xmlns:wp14="http://schemas.microsoft.com/office/word/2010/wordprocessingDrawing" xmlns:wp="http://schemas.openxmlformats.org/drawingml/2006/wordprocessingDrawing" xmlns:w10="urn:schemas-microsoft-com:office:word" xmlns:w="http://schemas.openxmlformats.org/wordprocessingml/2006/main" xmlns:w14="http://schemas.microsoft.com/office/word/2010/wordml" xmlns:w15="http://schemas.microsoft.com/office/word/2012/wordml" xmlns:w16cex="http://schemas.microsoft.com/office/word/2018/wordml/cex" xmlns:w16cid="http://schemas.microsoft.com/office/word/2016/wordml/cid" xmlns:w16="http://schemas.microsoft.com/office/word/2018/wordml" xmlns:w16du="http://schemas.microsoft.com/office/word/2023/wordml/word16du" xmlns:w16sdtdh="http://schemas.microsoft.com/office/word/2020/wordml/sdtdatahash" xmlns:w16sdtfl="http://schemas.microsoft.com/office/word/2024/wordml/sdtformatlock" xmlns:w16se="http://schemas.microsoft.com/office/word/2015/wordml/symex" xmlns:wpg="http://schemas.microsoft.com/office/word/2010/wordprocessingGroup" xmlns:wpi="http://schemas.microsoft.com/office/word/2010/wordprocessingInk" xmlns:wne="http://schemas.microsoft.com/office/word/2006/wordml" xmlns:wps="http://schemas.microsoft.com/office/word/2010/wordprocessingShape" mc:Ignorable="w14 w15 w16se w16cid w16 w16cex w16sdtdh w16sdtfl w16du wp14">
   <w:p>
     <w:pPr>
@@ -10595,7 +10323,7 @@
       <w:rPr>
         <w:noProof/>
       </w:rPr>
-      <w:pict w14:anchorId="3E0618C1">
+      <w:pict w14:anchorId="2A3859A6">
         <v:shapetype id="_x0000_t136" coordsize="21600,21600" o:spt="136" adj="10800" path="m@7,l@8,m@5,21600l@6,21600e">
           <v:formulas>
             <v:f eqn="sum #0 0 10800"/>
